--- a/forms/A2_form.docx
+++ b/forms/A2_form.docx
@@ -229,10 +229,10 @@
         </w:tblCellMar>
       </w:tblPr>
       <w:tblGrid>
-        <w:gridCol w:w="1699"/>
-        <w:gridCol w:w="3000"/>
-        <w:gridCol w:w="2361"/>
-        <w:gridCol w:w="2299"/>
+        <w:gridCol w:w="1698"/>
+        <w:gridCol w:w="3001"/>
+        <w:gridCol w:w="2362"/>
+        <w:gridCol w:w="2298"/>
       </w:tblGrid>
       <w:tr>
         <w:trPr>
@@ -240,7 +240,7 @@
         </w:trPr>
         <w:tc>
           <w:tcPr>
-            <w:tcW w:w="1699" w:type="dxa"/>
+            <w:tcW w:w="1698" w:type="dxa"/>
             <w:tcBorders>
               <w:top w:val="single" w:sz="4" w:space="0" w:color="000000"/>
               <w:left w:val="single" w:sz="4" w:space="0" w:color="000000"/>
@@ -267,7 +267,7 @@
         </w:tc>
         <w:tc>
           <w:tcPr>
-            <w:tcW w:w="3000" w:type="dxa"/>
+            <w:tcW w:w="3001" w:type="dxa"/>
             <w:tcBorders>
               <w:top w:val="single" w:sz="4" w:space="0" w:color="000000"/>
               <w:left w:val="single" w:sz="4" w:space="0" w:color="000000"/>
@@ -294,7 +294,7 @@
         </w:tc>
         <w:tc>
           <w:tcPr>
-            <w:tcW w:w="2361" w:type="dxa"/>
+            <w:tcW w:w="2362" w:type="dxa"/>
             <w:tcBorders>
               <w:top w:val="single" w:sz="4" w:space="0" w:color="000000"/>
               <w:left w:val="single" w:sz="4" w:space="0" w:color="000000"/>
@@ -321,7 +321,7 @@
         </w:tc>
         <w:tc>
           <w:tcPr>
-            <w:tcW w:w="2299" w:type="dxa"/>
+            <w:tcW w:w="2298" w:type="dxa"/>
             <w:tcBorders>
               <w:top w:val="single" w:sz="4" w:space="0" w:color="000000"/>
               <w:left w:val="single" w:sz="4" w:space="0" w:color="000000"/>
@@ -351,7 +351,7 @@
         <w:trPr/>
         <w:tc>
           <w:tcPr>
-            <w:tcW w:w="1699" w:type="dxa"/>
+            <w:tcW w:w="1698" w:type="dxa"/>
             <w:tcBorders>
               <w:top w:val="single" w:sz="4" w:space="0" w:color="000000"/>
               <w:left w:val="single" w:sz="4" w:space="0" w:color="000000"/>
@@ -373,7 +373,7 @@
         </w:tc>
         <w:tc>
           <w:tcPr>
-            <w:tcW w:w="3000" w:type="dxa"/>
+            <w:tcW w:w="3001" w:type="dxa"/>
             <w:tcBorders>
               <w:top w:val="single" w:sz="4" w:space="0" w:color="000000"/>
               <w:left w:val="single" w:sz="4" w:space="0" w:color="000000"/>
@@ -395,7 +395,7 @@
         </w:tc>
         <w:tc>
           <w:tcPr>
-            <w:tcW w:w="2361" w:type="dxa"/>
+            <w:tcW w:w="2362" w:type="dxa"/>
             <w:tcBorders>
               <w:top w:val="single" w:sz="4" w:space="0" w:color="000000"/>
               <w:left w:val="single" w:sz="4" w:space="0" w:color="000000"/>
@@ -417,31 +417,31 @@
         </w:tc>
         <w:tc>
           <w:tcPr>
-            <w:tcW w:w="2299" w:type="dxa"/>
-            <w:tcBorders>
-              <w:top w:val="single" w:sz="4" w:space="0" w:color="000000"/>
-              <w:left w:val="single" w:sz="4" w:space="0" w:color="000000"/>
-              <w:bottom w:val="single" w:sz="4" w:space="0" w:color="000000"/>
-              <w:right w:val="single" w:sz="4" w:space="0" w:color="000000"/>
-            </w:tcBorders>
-          </w:tcPr>
-          <w:p>
-            <w:pPr>
-              <w:pStyle w:val="Normal"/>
-              <w:spacing w:before="0" w:after="80"/>
-              <w:rPr/>
-            </w:pPr>
-            <w:r>
-              <w:rPr/>
-            </w:r>
-          </w:p>
-        </w:tc>
-      </w:tr>
-      <w:tr>
-        <w:trPr/>
-        <w:tc>
-          <w:tcPr>
-            <w:tcW w:w="1699" w:type="dxa"/>
+            <w:tcW w:w="2298" w:type="dxa"/>
+            <w:tcBorders>
+              <w:top w:val="single" w:sz="4" w:space="0" w:color="000000"/>
+              <w:left w:val="single" w:sz="4" w:space="0" w:color="000000"/>
+              <w:bottom w:val="single" w:sz="4" w:space="0" w:color="000000"/>
+              <w:right w:val="single" w:sz="4" w:space="0" w:color="000000"/>
+            </w:tcBorders>
+          </w:tcPr>
+          <w:p>
+            <w:pPr>
+              <w:pStyle w:val="Normal"/>
+              <w:spacing w:before="0" w:after="80"/>
+              <w:rPr/>
+            </w:pPr>
+            <w:r>
+              <w:rPr/>
+            </w:r>
+          </w:p>
+        </w:tc>
+      </w:tr>
+      <w:tr>
+        <w:trPr/>
+        <w:tc>
+          <w:tcPr>
+            <w:tcW w:w="1698" w:type="dxa"/>
             <w:tcBorders>
               <w:top w:val="single" w:sz="4" w:space="0" w:color="000000"/>
               <w:left w:val="single" w:sz="4" w:space="0" w:color="000000"/>
@@ -463,7 +463,7 @@
         </w:tc>
         <w:tc>
           <w:tcPr>
-            <w:tcW w:w="3000" w:type="dxa"/>
+            <w:tcW w:w="3001" w:type="dxa"/>
             <w:tcBorders>
               <w:top w:val="single" w:sz="4" w:space="0" w:color="000000"/>
               <w:left w:val="single" w:sz="4" w:space="0" w:color="000000"/>
@@ -485,7 +485,7 @@
         </w:tc>
         <w:tc>
           <w:tcPr>
-            <w:tcW w:w="2361" w:type="dxa"/>
+            <w:tcW w:w="2362" w:type="dxa"/>
             <w:tcBorders>
               <w:top w:val="single" w:sz="4" w:space="0" w:color="000000"/>
               <w:left w:val="single" w:sz="4" w:space="0" w:color="000000"/>
@@ -507,31 +507,31 @@
         </w:tc>
         <w:tc>
           <w:tcPr>
-            <w:tcW w:w="2299" w:type="dxa"/>
-            <w:tcBorders>
-              <w:top w:val="single" w:sz="4" w:space="0" w:color="000000"/>
-              <w:left w:val="single" w:sz="4" w:space="0" w:color="000000"/>
-              <w:bottom w:val="single" w:sz="4" w:space="0" w:color="000000"/>
-              <w:right w:val="single" w:sz="4" w:space="0" w:color="000000"/>
-            </w:tcBorders>
-          </w:tcPr>
-          <w:p>
-            <w:pPr>
-              <w:pStyle w:val="Normal"/>
-              <w:spacing w:before="0" w:after="80"/>
-              <w:rPr/>
-            </w:pPr>
-            <w:r>
-              <w:rPr/>
-            </w:r>
-          </w:p>
-        </w:tc>
-      </w:tr>
-      <w:tr>
-        <w:trPr/>
-        <w:tc>
-          <w:tcPr>
-            <w:tcW w:w="1699" w:type="dxa"/>
+            <w:tcW w:w="2298" w:type="dxa"/>
+            <w:tcBorders>
+              <w:top w:val="single" w:sz="4" w:space="0" w:color="000000"/>
+              <w:left w:val="single" w:sz="4" w:space="0" w:color="000000"/>
+              <w:bottom w:val="single" w:sz="4" w:space="0" w:color="000000"/>
+              <w:right w:val="single" w:sz="4" w:space="0" w:color="000000"/>
+            </w:tcBorders>
+          </w:tcPr>
+          <w:p>
+            <w:pPr>
+              <w:pStyle w:val="Normal"/>
+              <w:spacing w:before="0" w:after="80"/>
+              <w:rPr/>
+            </w:pPr>
+            <w:r>
+              <w:rPr/>
+            </w:r>
+          </w:p>
+        </w:tc>
+      </w:tr>
+      <w:tr>
+        <w:trPr/>
+        <w:tc>
+          <w:tcPr>
+            <w:tcW w:w="1698" w:type="dxa"/>
             <w:tcBorders>
               <w:top w:val="single" w:sz="4" w:space="0" w:color="000000"/>
               <w:left w:val="single" w:sz="4" w:space="0" w:color="000000"/>
@@ -553,7 +553,7 @@
         </w:tc>
         <w:tc>
           <w:tcPr>
-            <w:tcW w:w="3000" w:type="dxa"/>
+            <w:tcW w:w="3001" w:type="dxa"/>
             <w:tcBorders>
               <w:top w:val="single" w:sz="4" w:space="0" w:color="000000"/>
               <w:left w:val="single" w:sz="4" w:space="0" w:color="000000"/>
@@ -575,7 +575,7 @@
         </w:tc>
         <w:tc>
           <w:tcPr>
-            <w:tcW w:w="2361" w:type="dxa"/>
+            <w:tcW w:w="2362" w:type="dxa"/>
             <w:tcBorders>
               <w:top w:val="single" w:sz="4" w:space="0" w:color="000000"/>
               <w:left w:val="single" w:sz="4" w:space="0" w:color="000000"/>
@@ -597,7 +597,7 @@
         </w:tc>
         <w:tc>
           <w:tcPr>
-            <w:tcW w:w="2299" w:type="dxa"/>
+            <w:tcW w:w="2298" w:type="dxa"/>
             <w:tcBorders>
               <w:top w:val="single" w:sz="4" w:space="0" w:color="000000"/>
               <w:left w:val="single" w:sz="4" w:space="0" w:color="000000"/>
@@ -1269,8 +1269,8 @@
         </w:tblCellMar>
       </w:tblPr>
       <w:tblGrid>
-        <w:gridCol w:w="1699"/>
-        <w:gridCol w:w="2901"/>
+        <w:gridCol w:w="1698"/>
+        <w:gridCol w:w="2902"/>
         <w:gridCol w:w="3199"/>
         <w:gridCol w:w="1560"/>
       </w:tblGrid>
@@ -1280,7 +1280,7 @@
         </w:trPr>
         <w:tc>
           <w:tcPr>
-            <w:tcW w:w="1699" w:type="dxa"/>
+            <w:tcW w:w="1698" w:type="dxa"/>
             <w:tcBorders>
               <w:top w:val="single" w:sz="4" w:space="0" w:color="000000"/>
               <w:left w:val="single" w:sz="4" w:space="0" w:color="000000"/>
@@ -1307,7 +1307,7 @@
         </w:tc>
         <w:tc>
           <w:tcPr>
-            <w:tcW w:w="2901" w:type="dxa"/>
+            <w:tcW w:w="2902" w:type="dxa"/>
             <w:tcBorders>
               <w:top w:val="single" w:sz="4" w:space="0" w:color="000000"/>
               <w:left w:val="single" w:sz="4" w:space="0" w:color="000000"/>
@@ -1391,7 +1391,7 @@
         <w:trPr/>
         <w:tc>
           <w:tcPr>
-            <w:tcW w:w="1699" w:type="dxa"/>
+            <w:tcW w:w="1698" w:type="dxa"/>
             <w:tcBorders>
               <w:top w:val="single" w:sz="4" w:space="0" w:color="000000"/>
               <w:left w:val="single" w:sz="4" w:space="0" w:color="000000"/>
@@ -1413,7 +1413,199 @@
         </w:tc>
         <w:tc>
           <w:tcPr>
-            <w:tcW w:w="2901" w:type="dxa"/>
+            <w:tcW w:w="2902" w:type="dxa"/>
+            <w:tcBorders>
+              <w:top w:val="single" w:sz="4" w:space="0" w:color="000000"/>
+              <w:left w:val="single" w:sz="4" w:space="0" w:color="000000"/>
+              <w:bottom w:val="single" w:sz="4" w:space="0" w:color="000000"/>
+              <w:right w:val="single" w:sz="4" w:space="0" w:color="000000"/>
+            </w:tcBorders>
+          </w:tcPr>
+          <w:p>
+            <w:pPr>
+              <w:pStyle w:val="Normal"/>
+              <w:spacing w:before="0" w:after="80"/>
+              <w:rPr/>
+            </w:pPr>
+            <w:r>
+              <w:rPr/>
+              <w:t>classical denoise (CLAHE/NL-means) vs from-scratch UNet denoiser vs VAE/diffusion</w:t>
+            </w:r>
+          </w:p>
+        </w:tc>
+        <w:tc>
+          <w:tcPr>
+            <w:tcW w:w="3199" w:type="dxa"/>
+            <w:tcBorders>
+              <w:top w:val="single" w:sz="4" w:space="0" w:color="000000"/>
+              <w:left w:val="single" w:sz="4" w:space="0" w:color="000000"/>
+              <w:bottom w:val="single" w:sz="4" w:space="0" w:color="000000"/>
+              <w:right w:val="single" w:sz="4" w:space="0" w:color="000000"/>
+            </w:tcBorders>
+          </w:tcPr>
+          <w:p>
+            <w:pPr>
+              <w:pStyle w:val="Normal"/>
+              <w:spacing w:before="0" w:after="80"/>
+              <w:rPr/>
+            </w:pPr>
+            <w:r>
+              <w:rPr/>
+              <w:t>Classical CLAHE+unsharp by default (fast, deterministic, enough for letterpress). A tiny UNet denoiser is implemented and trainable (self-supervised, noise-&gt;clean); real VAE/diffusion is too heavy for the CPU-only box.</w:t>
+            </w:r>
+          </w:p>
+        </w:tc>
+        <w:tc>
+          <w:tcPr>
+            <w:tcW w:w="1560" w:type="dxa"/>
+            <w:tcBorders>
+              <w:top w:val="single" w:sz="4" w:space="0" w:color="000000"/>
+              <w:left w:val="single" w:sz="4" w:space="0" w:color="000000"/>
+              <w:bottom w:val="single" w:sz="4" w:space="0" w:color="000000"/>
+              <w:right w:val="single" w:sz="4" w:space="0" w:color="000000"/>
+            </w:tcBorders>
+          </w:tcPr>
+          <w:p>
+            <w:pPr>
+              <w:pStyle w:val="Normal"/>
+              <w:spacing w:before="0" w:after="80"/>
+              <w:rPr/>
+            </w:pPr>
+            <w:r>
+              <w:rPr/>
+              <w:t>no</w:t>
+            </w:r>
+          </w:p>
+        </w:tc>
+      </w:tr>
+      <w:tr>
+        <w:trPr/>
+        <w:tc>
+          <w:tcPr>
+            <w:tcW w:w="1698" w:type="dxa"/>
+            <w:tcBorders>
+              <w:top w:val="single" w:sz="4" w:space="0" w:color="000000"/>
+              <w:left w:val="single" w:sz="4" w:space="0" w:color="000000"/>
+              <w:bottom w:val="single" w:sz="4" w:space="0" w:color="000000"/>
+              <w:right w:val="single" w:sz="4" w:space="0" w:color="000000"/>
+            </w:tcBorders>
+          </w:tcPr>
+          <w:p>
+            <w:pPr>
+              <w:pStyle w:val="Normal"/>
+              <w:spacing w:before="0" w:after="80"/>
+              <w:rPr/>
+            </w:pPr>
+            <w:r>
+              <w:rPr/>
+              <w:t>Layout detection</w:t>
+            </w:r>
+          </w:p>
+        </w:tc>
+        <w:tc>
+          <w:tcPr>
+            <w:tcW w:w="2902" w:type="dxa"/>
+            <w:tcBorders>
+              <w:top w:val="single" w:sz="4" w:space="0" w:color="000000"/>
+              <w:left w:val="single" w:sz="4" w:space="0" w:color="000000"/>
+              <w:bottom w:val="single" w:sz="4" w:space="0" w:color="000000"/>
+              <w:right w:val="single" w:sz="4" w:space="0" w:color="000000"/>
+            </w:tcBorders>
+          </w:tcPr>
+          <w:p>
+            <w:pPr>
+              <w:pStyle w:val="Normal"/>
+              <w:spacing w:before="0" w:after="80"/>
+              <w:rPr>
+                <w:i w:val="false"/>
+                <w:i w:val="false"/>
+                <w:iCs w:val="false"/>
+              </w:rPr>
+            </w:pPr>
+            <w:r>
+              <w:rPr>
+                <w:i w:val="false"/>
+                <w:iCs w:val="false"/>
+                <w:color w:val="595959"/>
+                <w:sz w:val="18"/>
+                <w:szCs w:val="18"/>
+              </w:rPr>
+              <w:t>heuristic (projection/contour) vs detection model (PP-DocLayout / YOLO)</w:t>
+            </w:r>
+          </w:p>
+        </w:tc>
+        <w:tc>
+          <w:tcPr>
+            <w:tcW w:w="3199" w:type="dxa"/>
+            <w:tcBorders>
+              <w:top w:val="single" w:sz="4" w:space="0" w:color="000000"/>
+              <w:left w:val="single" w:sz="4" w:space="0" w:color="000000"/>
+              <w:bottom w:val="single" w:sz="4" w:space="0" w:color="000000"/>
+              <w:right w:val="single" w:sz="4" w:space="0" w:color="000000"/>
+            </w:tcBorders>
+          </w:tcPr>
+          <w:p>
+            <w:pPr>
+              <w:pStyle w:val="Normal"/>
+              <w:spacing w:before="0" w:after="80"/>
+              <w:rPr/>
+            </w:pPr>
+            <w:r>
+              <w:rPr/>
+              <w:t>Heuristic: no labels needed, ~0.05-0.2 s/page; projection/contour plus whitespace column-detection recovers this corpus' unruled multi-column tables (A1's table-structure recovery); a detection model (PP-DocLayout/YOLO) is the upgrade path if column/table complexity grows in A3.</w:t>
+            </w:r>
+          </w:p>
+        </w:tc>
+        <w:tc>
+          <w:tcPr>
+            <w:tcW w:w="1560" w:type="dxa"/>
+            <w:tcBorders>
+              <w:top w:val="single" w:sz="4" w:space="0" w:color="000000"/>
+              <w:left w:val="single" w:sz="4" w:space="0" w:color="000000"/>
+              <w:bottom w:val="single" w:sz="4" w:space="0" w:color="000000"/>
+              <w:right w:val="single" w:sz="4" w:space="0" w:color="000000"/>
+            </w:tcBorders>
+          </w:tcPr>
+          <w:p>
+            <w:pPr>
+              <w:pStyle w:val="Normal"/>
+              <w:spacing w:before="0" w:after="80"/>
+              <w:rPr/>
+            </w:pPr>
+            <w:r>
+              <w:rPr/>
+              <w:t>no</w:t>
+            </w:r>
+          </w:p>
+        </w:tc>
+      </w:tr>
+      <w:tr>
+        <w:trPr/>
+        <w:tc>
+          <w:tcPr>
+            <w:tcW w:w="1698" w:type="dxa"/>
+            <w:tcBorders>
+              <w:top w:val="single" w:sz="4" w:space="0" w:color="000000"/>
+              <w:left w:val="single" w:sz="4" w:space="0" w:color="000000"/>
+              <w:bottom w:val="single" w:sz="4" w:space="0" w:color="000000"/>
+              <w:right w:val="single" w:sz="4" w:space="0" w:color="000000"/>
+            </w:tcBorders>
+          </w:tcPr>
+          <w:p>
+            <w:pPr>
+              <w:pStyle w:val="Normal"/>
+              <w:spacing w:before="0" w:after="80"/>
+              <w:rPr/>
+            </w:pPr>
+            <w:r>
+              <w:rPr/>
+              <w:t>OCR / HTR</w:t>
+            </w:r>
+          </w:p>
+        </w:tc>
+        <w:tc>
+          <w:tcPr>
+            <w:tcW w:w="2902" w:type="dxa"/>
             <w:tcBorders>
               <w:top w:val="single" w:sz="4" w:space="0" w:color="000000"/>
               <w:left w:val="single" w:sz="4" w:space="0" w:color="000000"/>
@@ -1435,7 +1627,7 @@
                 <w:sz w:val="18"/>
                 <w:szCs w:val="18"/>
               </w:rPr>
-              <w:t>e.g. classical denoise vs VAE vs diffusion</w:t>
+              <w:t>Tesseract (not installed) vs PaddleOCR PP-OCRv5 (evaluated; paddlepaddle CPU build crashes) vs EasyOCR CRAFT+CRNN (evaluated) vs RapidOCR PP-OCRv4 (ONNX)</w:t>
             </w:r>
           </w:p>
         </w:tc>
@@ -1457,6 +1649,7 @@
             </w:pPr>
             <w:r>
               <w:rPr/>
+              <w:t>RapidOCR PP-OCRv4-onnx — published pretrained PP-OCR detection + recognition models exported to ONNX and served by onnxruntime; best char-F1 of the engines we could actually run. PaddleOCR was tried first but the paddlepaddle 3.3.1 CPU build crashes (ConvertPirAttribute2RuntimeAttribute); EasyOCR is ~4× slower and worse on dense tables. Full comparison in design_choices.md.</w:t>
             </w:r>
           </w:p>
         </w:tc>
@@ -1478,37 +1671,38 @@
             </w:pPr>
             <w:r>
               <w:rPr/>
-            </w:r>
-          </w:p>
-        </w:tc>
-      </w:tr>
-      <w:tr>
-        <w:trPr/>
-        <w:tc>
-          <w:tcPr>
-            <w:tcW w:w="1699" w:type="dxa"/>
-            <w:tcBorders>
-              <w:top w:val="single" w:sz="4" w:space="0" w:color="000000"/>
-              <w:left w:val="single" w:sz="4" w:space="0" w:color="000000"/>
-              <w:bottom w:val="single" w:sz="4" w:space="0" w:color="000000"/>
-              <w:right w:val="single" w:sz="4" w:space="0" w:color="000000"/>
-            </w:tcBorders>
-          </w:tcPr>
-          <w:p>
-            <w:pPr>
-              <w:pStyle w:val="Normal"/>
-              <w:spacing w:before="0" w:after="80"/>
-              <w:rPr/>
-            </w:pPr>
-            <w:r>
-              <w:rPr/>
-              <w:t>Layout detection</w:t>
-            </w:r>
-          </w:p>
-        </w:tc>
-        <w:tc>
-          <w:tcPr>
-            <w:tcW w:w="2901" w:type="dxa"/>
+              <w:t>yes</w:t>
+            </w:r>
+          </w:p>
+        </w:tc>
+      </w:tr>
+      <w:tr>
+        <w:trPr/>
+        <w:tc>
+          <w:tcPr>
+            <w:tcW w:w="1698" w:type="dxa"/>
+            <w:tcBorders>
+              <w:top w:val="single" w:sz="4" w:space="0" w:color="000000"/>
+              <w:left w:val="single" w:sz="4" w:space="0" w:color="000000"/>
+              <w:bottom w:val="single" w:sz="4" w:space="0" w:color="000000"/>
+              <w:right w:val="single" w:sz="4" w:space="0" w:color="000000"/>
+            </w:tcBorders>
+          </w:tcPr>
+          <w:p>
+            <w:pPr>
+              <w:pStyle w:val="Normal"/>
+              <w:spacing w:before="0" w:after="80"/>
+              <w:rPr/>
+            </w:pPr>
+            <w:r>
+              <w:rPr/>
+              <w:t>Chunking</w:t>
+            </w:r>
+          </w:p>
+        </w:tc>
+        <w:tc>
+          <w:tcPr>
+            <w:tcW w:w="2902" w:type="dxa"/>
             <w:tcBorders>
               <w:top w:val="single" w:sz="4" w:space="0" w:color="000000"/>
               <w:left w:val="single" w:sz="4" w:space="0" w:color="000000"/>
@@ -1530,7 +1724,7 @@
                 <w:sz w:val="18"/>
                 <w:szCs w:val="18"/>
               </w:rPr>
-              <w:t>e.g. heuristic vs detection model</w:t>
+              <w:t>fixed-size tokens vs semantic; size/overlap</w:t>
             </w:r>
           </w:p>
         </w:tc>
@@ -1552,6 +1746,7 @@
             </w:pPr>
             <w:r>
               <w:rPr/>
+              <w:t>Fixed-size sliding window (256 tokens, 32 overlap) using the embedding model's own tokenizer, applied independently per OCR region (region boundaries never crossed). Chosen over semantic/paragraph chunking for determinism/simplicity and to keep chunk_tokens consistent with what embed.py feeds the encoder.</w:t>
             </w:r>
           </w:p>
         </w:tc>
@@ -1573,37 +1768,38 @@
             </w:pPr>
             <w:r>
               <w:rPr/>
-            </w:r>
-          </w:p>
-        </w:tc>
-      </w:tr>
-      <w:tr>
-        <w:trPr/>
-        <w:tc>
-          <w:tcPr>
-            <w:tcW w:w="1699" w:type="dxa"/>
-            <w:tcBorders>
-              <w:top w:val="single" w:sz="4" w:space="0" w:color="000000"/>
-              <w:left w:val="single" w:sz="4" w:space="0" w:color="000000"/>
-              <w:bottom w:val="single" w:sz="4" w:space="0" w:color="000000"/>
-              <w:right w:val="single" w:sz="4" w:space="0" w:color="000000"/>
-            </w:tcBorders>
-          </w:tcPr>
-          <w:p>
-            <w:pPr>
-              <w:pStyle w:val="Normal"/>
-              <w:spacing w:before="0" w:after="80"/>
-              <w:rPr/>
-            </w:pPr>
-            <w:r>
-              <w:rPr/>
-              <w:t>OCR / HTR</w:t>
-            </w:r>
-          </w:p>
-        </w:tc>
-        <w:tc>
-          <w:tcPr>
-            <w:tcW w:w="2901" w:type="dxa"/>
+              <w:t>No</w:t>
+            </w:r>
+          </w:p>
+        </w:tc>
+      </w:tr>
+      <w:tr>
+        <w:trPr/>
+        <w:tc>
+          <w:tcPr>
+            <w:tcW w:w="1698" w:type="dxa"/>
+            <w:tcBorders>
+              <w:top w:val="single" w:sz="4" w:space="0" w:color="000000"/>
+              <w:left w:val="single" w:sz="4" w:space="0" w:color="000000"/>
+              <w:bottom w:val="single" w:sz="4" w:space="0" w:color="000000"/>
+              <w:right w:val="single" w:sz="4" w:space="0" w:color="000000"/>
+            </w:tcBorders>
+          </w:tcPr>
+          <w:p>
+            <w:pPr>
+              <w:pStyle w:val="Normal"/>
+              <w:spacing w:before="0" w:after="80"/>
+              <w:rPr/>
+            </w:pPr>
+            <w:r>
+              <w:rPr/>
+              <w:t>Embedding</w:t>
+            </w:r>
+          </w:p>
+        </w:tc>
+        <w:tc>
+          <w:tcPr>
+            <w:tcW w:w="2902" w:type="dxa"/>
             <w:tcBorders>
               <w:top w:val="single" w:sz="4" w:space="0" w:color="000000"/>
               <w:left w:val="single" w:sz="4" w:space="0" w:color="000000"/>
@@ -1625,7 +1821,7 @@
                 <w:sz w:val="18"/>
                 <w:szCs w:val="18"/>
               </w:rPr>
-              <w:t>e.g. Tesseract vs TrOCR vs Donut</w:t>
+              <w:t>all-MiniLM-L6-v2 vs bge-small vs mpnet</w:t>
             </w:r>
           </w:p>
         </w:tc>
@@ -1647,6 +1843,7 @@
             </w:pPr>
             <w:r>
               <w:rPr/>
+              <w:t>sentence-transformers/all-MiniLM-L6-v2 (384-dim), embeddings L2-normalized so cosine similarity reduces to a plain dot product at retrieval time. Chosen for being small and fast on CPU, and a standard off-the-shelf baseline for semantic search.</w:t>
             </w:r>
           </w:p>
         </w:tc>
@@ -1668,37 +1865,38 @@
             </w:pPr>
             <w:r>
               <w:rPr/>
-            </w:r>
-          </w:p>
-        </w:tc>
-      </w:tr>
-      <w:tr>
-        <w:trPr/>
-        <w:tc>
-          <w:tcPr>
-            <w:tcW w:w="1699" w:type="dxa"/>
-            <w:tcBorders>
-              <w:top w:val="single" w:sz="4" w:space="0" w:color="000000"/>
-              <w:left w:val="single" w:sz="4" w:space="0" w:color="000000"/>
-              <w:bottom w:val="single" w:sz="4" w:space="0" w:color="000000"/>
-              <w:right w:val="single" w:sz="4" w:space="0" w:color="000000"/>
-            </w:tcBorders>
-          </w:tcPr>
-          <w:p>
-            <w:pPr>
-              <w:pStyle w:val="Normal"/>
-              <w:spacing w:before="0" w:after="80"/>
-              <w:rPr/>
-            </w:pPr>
-            <w:r>
-              <w:rPr/>
-              <w:t>Chunking</w:t>
-            </w:r>
-          </w:p>
-        </w:tc>
-        <w:tc>
-          <w:tcPr>
-            <w:tcW w:w="2901" w:type="dxa"/>
+              <w:t>Yes — pretrained, off-the-shelf, unmodified</w:t>
+            </w:r>
+          </w:p>
+        </w:tc>
+      </w:tr>
+      <w:tr>
+        <w:trPr/>
+        <w:tc>
+          <w:tcPr>
+            <w:tcW w:w="1698" w:type="dxa"/>
+            <w:tcBorders>
+              <w:top w:val="single" w:sz="4" w:space="0" w:color="000000"/>
+              <w:left w:val="single" w:sz="4" w:space="0" w:color="000000"/>
+              <w:bottom w:val="single" w:sz="4" w:space="0" w:color="000000"/>
+              <w:right w:val="single" w:sz="4" w:space="0" w:color="000000"/>
+            </w:tcBorders>
+          </w:tcPr>
+          <w:p>
+            <w:pPr>
+              <w:pStyle w:val="Normal"/>
+              <w:spacing w:before="0" w:after="80"/>
+              <w:rPr/>
+            </w:pPr>
+            <w:r>
+              <w:rPr/>
+              <w:t>Vector index</w:t>
+            </w:r>
+          </w:p>
+        </w:tc>
+        <w:tc>
+          <w:tcPr>
+            <w:tcW w:w="2902" w:type="dxa"/>
             <w:tcBorders>
               <w:top w:val="single" w:sz="4" w:space="0" w:color="000000"/>
               <w:left w:val="single" w:sz="4" w:space="0" w:color="000000"/>
@@ -1720,93 +1918,8 @@
                 <w:sz w:val="18"/>
                 <w:szCs w:val="18"/>
               </w:rPr>
-              <w:t>e.g. fixed vs semantic; size/overlap</w:t>
-            </w:r>
-          </w:p>
-        </w:tc>
-        <w:tc>
-          <w:tcPr>
-            <w:tcW w:w="3199" w:type="dxa"/>
-            <w:tcBorders>
-              <w:top w:val="single" w:sz="4" w:space="0" w:color="000000"/>
-              <w:left w:val="single" w:sz="4" w:space="0" w:color="000000"/>
-              <w:bottom w:val="single" w:sz="4" w:space="0" w:color="000000"/>
-              <w:right w:val="single" w:sz="4" w:space="0" w:color="000000"/>
-            </w:tcBorders>
-          </w:tcPr>
-          <w:p>
-            <w:pPr>
-              <w:pStyle w:val="Normal"/>
-              <w:spacing w:before="0" w:after="80"/>
-              <w:rPr/>
-            </w:pPr>
-            <w:r>
-              <w:rPr/>
-            </w:r>
-          </w:p>
-        </w:tc>
-        <w:tc>
-          <w:tcPr>
-            <w:tcW w:w="1560" w:type="dxa"/>
-            <w:tcBorders>
-              <w:top w:val="single" w:sz="4" w:space="0" w:color="000000"/>
-              <w:left w:val="single" w:sz="4" w:space="0" w:color="000000"/>
-              <w:bottom w:val="single" w:sz="4" w:space="0" w:color="000000"/>
-              <w:right w:val="single" w:sz="4" w:space="0" w:color="000000"/>
-            </w:tcBorders>
-          </w:tcPr>
-          <w:p>
-            <w:pPr>
-              <w:pStyle w:val="Normal"/>
-              <w:spacing w:before="0" w:after="80"/>
-              <w:rPr/>
-            </w:pPr>
-            <w:r>
-              <w:rPr/>
-            </w:r>
-          </w:p>
-        </w:tc>
-      </w:tr>
-      <w:tr>
-        <w:trPr/>
-        <w:tc>
-          <w:tcPr>
-            <w:tcW w:w="1699" w:type="dxa"/>
-            <w:tcBorders>
-              <w:top w:val="single" w:sz="4" w:space="0" w:color="000000"/>
-              <w:left w:val="single" w:sz="4" w:space="0" w:color="000000"/>
-              <w:bottom w:val="single" w:sz="4" w:space="0" w:color="000000"/>
-              <w:right w:val="single" w:sz="4" w:space="0" w:color="000000"/>
-            </w:tcBorders>
-          </w:tcPr>
-          <w:p>
-            <w:pPr>
-              <w:pStyle w:val="Normal"/>
-              <w:spacing w:before="0" w:after="80"/>
-              <w:rPr/>
-            </w:pPr>
-            <w:r>
-              <w:rPr/>
-              <w:t>Embedding</w:t>
-            </w:r>
-          </w:p>
-        </w:tc>
-        <w:tc>
-          <w:tcPr>
-            <w:tcW w:w="2901" w:type="dxa"/>
-            <w:tcBorders>
-              <w:top w:val="single" w:sz="4" w:space="0" w:color="000000"/>
-              <w:left w:val="single" w:sz="4" w:space="0" w:color="000000"/>
-              <w:bottom w:val="single" w:sz="4" w:space="0" w:color="000000"/>
-              <w:right w:val="single" w:sz="4" w:space="0" w:color="000000"/>
-            </w:tcBorders>
-          </w:tcPr>
-          <w:p>
-            <w:pPr>
-              <w:pStyle w:val="Normal"/>
-              <w:spacing w:before="0" w:after="80"/>
-              <w:rPr/>
-            </w:pPr>
+              <w:t xml:space="preserve">flat exact (numpy) vs faiss HNSW </w:t>
+            </w:r>
             <w:r>
               <w:rPr>
                 <w:i/>
@@ -1815,7 +1928,7 @@
                 <w:sz w:val="18"/>
                 <w:szCs w:val="18"/>
               </w:rPr>
-              <w:t>e.g. which sentence-embedding model</w:t>
+              <w:t>vs vector DB</w:t>
             </w:r>
           </w:p>
         </w:tc>
@@ -1837,6 +1950,7 @@
             </w:pPr>
             <w:r>
               <w:rPr/>
+              <w:t>FAISS IndexHNSWFlat with METRIC_INNER_PRODUCT (cosine, matching normalized embeddings), chunk metadata (id/doc_id/text/page_ids) persisted alongside in a JSONL sidecar keyed by row order. Chosen over a hosted vector DB (Chroma/Qdrant) for a fully local, free, dependency-light setup at our corpus scale.</w:t>
             </w:r>
           </w:p>
         </w:tc>
@@ -1858,101 +1972,7 @@
             </w:pPr>
             <w:r>
               <w:rPr/>
-            </w:r>
-          </w:p>
-        </w:tc>
-      </w:tr>
-      <w:tr>
-        <w:trPr/>
-        <w:tc>
-          <w:tcPr>
-            <w:tcW w:w="1699" w:type="dxa"/>
-            <w:tcBorders>
-              <w:top w:val="single" w:sz="4" w:space="0" w:color="000000"/>
-              <w:left w:val="single" w:sz="4" w:space="0" w:color="000000"/>
-              <w:bottom w:val="single" w:sz="4" w:space="0" w:color="000000"/>
-              <w:right w:val="single" w:sz="4" w:space="0" w:color="000000"/>
-            </w:tcBorders>
-          </w:tcPr>
-          <w:p>
-            <w:pPr>
-              <w:pStyle w:val="Normal"/>
-              <w:spacing w:before="0" w:after="80"/>
-              <w:rPr/>
-            </w:pPr>
-            <w:r>
-              <w:rPr/>
-              <w:t>Vector index</w:t>
-            </w:r>
-          </w:p>
-        </w:tc>
-        <w:tc>
-          <w:tcPr>
-            <w:tcW w:w="2901" w:type="dxa"/>
-            <w:tcBorders>
-              <w:top w:val="single" w:sz="4" w:space="0" w:color="000000"/>
-              <w:left w:val="single" w:sz="4" w:space="0" w:color="000000"/>
-              <w:bottom w:val="single" w:sz="4" w:space="0" w:color="000000"/>
-              <w:right w:val="single" w:sz="4" w:space="0" w:color="000000"/>
-            </w:tcBorders>
-          </w:tcPr>
-          <w:p>
-            <w:pPr>
-              <w:pStyle w:val="Normal"/>
-              <w:spacing w:before="0" w:after="80"/>
-              <w:rPr/>
-            </w:pPr>
-            <w:r>
-              <w:rPr>
-                <w:i/>
-                <w:iCs/>
-                <w:color w:val="595959"/>
-                <w:sz w:val="18"/>
-                <w:szCs w:val="18"/>
-              </w:rPr>
-              <w:t>e.g. flat vs HNSW vs IVF/PQ</w:t>
-            </w:r>
-          </w:p>
-        </w:tc>
-        <w:tc>
-          <w:tcPr>
-            <w:tcW w:w="3199" w:type="dxa"/>
-            <w:tcBorders>
-              <w:top w:val="single" w:sz="4" w:space="0" w:color="000000"/>
-              <w:left w:val="single" w:sz="4" w:space="0" w:color="000000"/>
-              <w:bottom w:val="single" w:sz="4" w:space="0" w:color="000000"/>
-              <w:right w:val="single" w:sz="4" w:space="0" w:color="000000"/>
-            </w:tcBorders>
-          </w:tcPr>
-          <w:p>
-            <w:pPr>
-              <w:pStyle w:val="Normal"/>
-              <w:spacing w:before="0" w:after="80"/>
-              <w:rPr/>
-            </w:pPr>
-            <w:r>
-              <w:rPr/>
-            </w:r>
-          </w:p>
-        </w:tc>
-        <w:tc>
-          <w:tcPr>
-            <w:tcW w:w="1560" w:type="dxa"/>
-            <w:tcBorders>
-              <w:top w:val="single" w:sz="4" w:space="0" w:color="000000"/>
-              <w:left w:val="single" w:sz="4" w:space="0" w:color="000000"/>
-              <w:bottom w:val="single" w:sz="4" w:space="0" w:color="000000"/>
-              <w:right w:val="single" w:sz="4" w:space="0" w:color="000000"/>
-            </w:tcBorders>
-          </w:tcPr>
-          <w:p>
-            <w:pPr>
-              <w:pStyle w:val="Normal"/>
-              <w:spacing w:before="0" w:after="80"/>
-              <w:rPr/>
-            </w:pPr>
-            <w:r>
-              <w:rPr/>
+              <w:t>No</w:t>
             </w:r>
           </w:p>
         </w:tc>
@@ -2169,6 +2189,7 @@
             </w:pPr>
             <w:r>
               <w:rPr/>
+              <w:t>pypdfium2 render (200 dpi) · OpenCV classical pipeline · optional tiny UNet (from scratch)</w:t>
             </w:r>
           </w:p>
         </w:tc>
@@ -2190,6 +2211,7 @@
             </w:pPr>
             <w:r>
               <w:rPr/>
+              <w:t>dpi=200; Gaussian denoise, Otsu binarize, deskew (&gt;0.5 deg); CLAHE clipLimit 2.5 + unsharp; UNet 16/32/64 ch</w:t>
             </w:r>
           </w:p>
         </w:tc>
@@ -2211,6 +2233,7 @@
             </w:pPr>
             <w:r>
               <w:rPr/>
+              <w:t>pretrained none / classical hand-tuned; UNet from scratch (trainable)</w:t>
             </w:r>
           </w:p>
         </w:tc>
@@ -2258,6 +2281,7 @@
             </w:pPr>
             <w:r>
               <w:rPr/>
+              <w:t>heuristic projection/contour (no pretrained model)</w:t>
             </w:r>
           </w:p>
         </w:tc>
@@ -2279,6 +2303,7 @@
             </w:pPr>
             <w:r>
               <w:rPr/>
+              <w:t>min_block_h=20, merge_gap=14; morphological close kernel ~(w/60, h/90); table test = ruling lines OR &gt;=2 whitespace columns (projection profile) — A1's table-structure recovery</w:t>
             </w:r>
           </w:p>
         </w:tc>
@@ -2300,6 +2325,7 @@
             </w:pPr>
             <w:r>
               <w:rPr/>
+              <w:t>from scratch (heuristic)</w:t>
             </w:r>
           </w:p>
         </w:tc>
@@ -2347,6 +2373,7 @@
             </w:pPr>
             <w:r>
               <w:rPr/>
+              <w:t>RapidOCR PP-OCRv4-onnx (pretrained PP-OCR detection + recognition, en)</w:t>
             </w:r>
           </w:p>
         </w:tc>
@@ -2368,6 +2395,7 @@
             </w:pPr>
             <w:r>
               <w:rPr/>
+              <w:t>canvas_size=1280, workers=3 process pool, per-page JSON cache under data/interim</w:t>
             </w:r>
           </w:p>
         </w:tc>
@@ -2389,6 +2417,7 @@
             </w:pPr>
             <w:r>
               <w:rPr/>
+              <w:t>pretrained (reproduced published method), not fine-tuned</w:t>
             </w:r>
           </w:p>
         </w:tc>
@@ -2436,6 +2465,7 @@
             </w:pPr>
             <w:r>
               <w:rPr/>
+              <w:t>N/A — deterministic algorithm; uses all-MiniLM-L6-v2's own tokenizer as the token-counting ruler</w:t>
             </w:r>
           </w:p>
         </w:tc>
@@ -2457,6 +2487,7 @@
             </w:pPr>
             <w:r>
               <w:rPr/>
+              <w:t>chunk_tokens=256, overlap=32; windowed independently per OCR region</w:t>
             </w:r>
           </w:p>
         </w:tc>
@@ -2478,6 +2509,7 @@
             </w:pPr>
             <w:r>
               <w:rPr/>
+              <w:t>N/A (not a trained model)</w:t>
             </w:r>
           </w:p>
         </w:tc>
@@ -2525,6 +2557,7 @@
             </w:pPr>
             <w:r>
               <w:rPr/>
+              <w:t>sentence-transformers/all-MiniLM-L6-v2</w:t>
             </w:r>
           </w:p>
         </w:tc>
@@ -2546,6 +2579,7 @@
             </w:pPr>
             <w:r>
               <w:rPr/>
+              <w:t>dim=384, normalize_embeddings=True</w:t>
             </w:r>
           </w:p>
         </w:tc>
@@ -2567,6 +2601,7 @@
             </w:pPr>
             <w:r>
               <w:rPr/>
+              <w:t>Pretrained (off-the-shelf, no fine-tuning)</w:t>
             </w:r>
           </w:p>
         </w:tc>
@@ -2614,6 +2649,7 @@
             </w:pPr>
             <w:r>
               <w:rPr/>
+              <w:t>FAISS IndexHNSWFlat (M=32 graph connectivity)</w:t>
             </w:r>
           </w:p>
         </w:tc>
@@ -2635,6 +2671,7 @@
             </w:pPr>
             <w:r>
               <w:rPr/>
+              <w:t>type=faiss:hnsw, metric=inner product (cosine), dir=data/index</w:t>
             </w:r>
           </w:p>
         </w:tc>
@@ -2656,6 +2693,7 @@
             </w:pPr>
             <w:r>
               <w:rPr/>
+              <w:t>N/A (infra, not a trained model)</w:t>
             </w:r>
           </w:p>
         </w:tc>
@@ -2725,6 +2763,15 @@
             </w:pPr>
             <w:r>
               <w:rPr/>
+              <w:t>pages -&gt; clean (denoise/binarize/deskew) -&gt; enhance (CLAHE+unsharp) -&gt; layout (projection/contour + unruled-column detection) -&gt; OCR (RapidOCR PP-OCRv4-onnx, page-level, cached) -&gt; chunk (256/32) -&gt; embed (MiniLM-L6-v2 384-d) -&gt; store (</w:t>
+            </w:r>
+            <w:r>
+              <w:rPr/>
+              <w:t>faiss:hnsw</w:t>
+            </w:r>
+            <w:r>
+              <w:rPr/>
+              <w:t>). Changed from default: OCR backend (RapidOCR PP-OCRv4-onnx — paddleocr blocked by the paddlepaddle CPU bug), , enhancement default (classical).</w:t>
             </w:r>
           </w:p>
         </w:tc>
@@ -2839,11 +2886,11 @@
           <w:p>
             <w:pPr>
               <w:pStyle w:val="Normal"/>
-              <w:spacing w:before="0" w:after="80"/>
-              <w:rPr/>
-            </w:pPr>
-            <w:r>
-              <w:rPr/>
+              <w:rPr/>
+            </w:pPr>
+            <w:r>
+              <w:rPr/>
+              <w:t>notebooks/kb_demo.ipynb: char-F1 on the 4 held-out labelled pages (12/16/18/19, 1,199 gold words) = 0.971 / 0.673 / 0.524 / 0.544, mean 0.678 — worst on the dense vital-statistics table and fold-out-map pages (the honest degraded-scans range).</w:t>
             </w:r>
           </w:p>
         </w:tc>
@@ -2906,11 +2953,11 @@
           <w:p>
             <w:pPr>
               <w:pStyle w:val="Normal"/>
-              <w:spacing w:before="0" w:after="80"/>
-              <w:rPr/>
-            </w:pPr>
-            <w:r>
-              <w:rPr/>
+              <w:rPr/>
+            </w:pPr>
+            <w:r>
+              <w:rPr/>
+              <w:t>6,088 chunks, 384-d all-MiniLM-L6-v2, numpy:flat exact cosine index; coverage 761 / 836 pages (~381.9k words counted across chunks incl. 32-token overlap; corpus-level ~180k); 75 pages verified blank (0% ink) and excluded.</w:t>
             </w:r>
           </w:p>
         </w:tc>
@@ -2973,11 +3020,11 @@
           <w:p>
             <w:pPr>
               <w:pStyle w:val="Normal"/>
-              <w:spacing w:before="0" w:after="80"/>
-              <w:rPr/>
-            </w:pPr>
-            <w:r>
-              <w:rPr/>
+              <w:rPr/>
+            </w:pPr>
+            <w:r>
+              <w:rPr/>
+              <w:t>Query: "what was the mortality from cholera in Calcutta during 1889?" -&gt; top chunk bengal1889_p0019:r5, score 0.811 — "It is satisfactory to notice that there was a decrease of deaths from cholera during 1889 in all nine..." — right page, correct region. Retrieval exposes the per-chunk score (the weak-evidence signal the A3 evidence-gated re-search reads); warm p95 = 11 ms and cold start 23 s are reported as engineering detail in kb_demo.ipynb — the committed NFR is auditable, not latency.</w:t>
             </w:r>
           </w:p>
         </w:tc>
@@ -3040,11 +3087,11 @@
           <w:p>
             <w:pPr>
               <w:pStyle w:val="Normal"/>
-              <w:spacing w:before="0" w:after="80"/>
-              <w:rPr/>
-            </w:pPr>
-            <w:r>
-              <w:rPr/>
+              <w:rPr/>
+            </w:pPr>
+            <w:r>
+              <w:rPr/>
+              <w:t>Dense vital-statistics tables and fold-out maps transcribe worst (fragmented digits, misread headers); 1890 typography (long-s, ligatures) is misread by the generic recognizer. This is the honest degraded-scans failure case and shapes A3 (per-region re-OCR, table-aware handling).</w:t>
             </w:r>
           </w:p>
         </w:tc>
@@ -3372,8 +3419,8 @@
         </w:tblCellMar>
       </w:tblPr>
       <w:tblGrid>
-        <w:gridCol w:w="2199"/>
-        <w:gridCol w:w="3401"/>
+        <w:gridCol w:w="2198"/>
+        <w:gridCol w:w="3402"/>
         <w:gridCol w:w="3760"/>
       </w:tblGrid>
       <w:tr>
@@ -3382,7 +3429,7 @@
         </w:trPr>
         <w:tc>
           <w:tcPr>
-            <w:tcW w:w="2199" w:type="dxa"/>
+            <w:tcW w:w="2198" w:type="dxa"/>
             <w:tcBorders>
               <w:top w:val="single" w:sz="4" w:space="0" w:color="000000"/>
               <w:left w:val="single" w:sz="4" w:space="0" w:color="000000"/>
@@ -3409,7 +3456,7 @@
         </w:tc>
         <w:tc>
           <w:tcPr>
-            <w:tcW w:w="3401" w:type="dxa"/>
+            <w:tcW w:w="3402" w:type="dxa"/>
             <w:tcBorders>
               <w:top w:val="single" w:sz="4" w:space="0" w:color="000000"/>
               <w:left w:val="single" w:sz="4" w:space="0" w:color="000000"/>
@@ -3466,7 +3513,7 @@
         <w:trPr/>
         <w:tc>
           <w:tcPr>
-            <w:tcW w:w="2199" w:type="dxa"/>
+            <w:tcW w:w="2198" w:type="dxa"/>
             <w:tcBorders>
               <w:top w:val="single" w:sz="4" w:space="0" w:color="000000"/>
               <w:left w:val="single" w:sz="4" w:space="0" w:color="000000"/>
@@ -3488,7 +3535,7 @@
         </w:tc>
         <w:tc>
           <w:tcPr>
-            <w:tcW w:w="3401" w:type="dxa"/>
+            <w:tcW w:w="3402" w:type="dxa"/>
             <w:tcBorders>
               <w:top w:val="single" w:sz="4" w:space="0" w:color="000000"/>
               <w:left w:val="single" w:sz="4" w:space="0" w:color="000000"/>
@@ -3547,7 +3594,7 @@
         <w:trPr/>
         <w:tc>
           <w:tcPr>
-            <w:tcW w:w="2199" w:type="dxa"/>
+            <w:tcW w:w="2198" w:type="dxa"/>
             <w:tcBorders>
               <w:top w:val="single" w:sz="4" w:space="0" w:color="000000"/>
               <w:left w:val="single" w:sz="4" w:space="0" w:color="000000"/>
@@ -3569,7 +3616,7 @@
         </w:tc>
         <w:tc>
           <w:tcPr>
-            <w:tcW w:w="3401" w:type="dxa"/>
+            <w:tcW w:w="3402" w:type="dxa"/>
             <w:tcBorders>
               <w:top w:val="single" w:sz="4" w:space="0" w:color="000000"/>
               <w:left w:val="single" w:sz="4" w:space="0" w:color="000000"/>
@@ -3628,7 +3675,7 @@
         <w:trPr/>
         <w:tc>
           <w:tcPr>
-            <w:tcW w:w="2199" w:type="dxa"/>
+            <w:tcW w:w="2198" w:type="dxa"/>
             <w:tcBorders>
               <w:top w:val="single" w:sz="4" w:space="0" w:color="000000"/>
               <w:left w:val="single" w:sz="4" w:space="0" w:color="000000"/>
@@ -3650,7 +3697,7 @@
         </w:tc>
         <w:tc>
           <w:tcPr>
-            <w:tcW w:w="3401" w:type="dxa"/>
+            <w:tcW w:w="3402" w:type="dxa"/>
             <w:tcBorders>
               <w:top w:val="single" w:sz="4" w:space="0" w:color="000000"/>
               <w:left w:val="single" w:sz="4" w:space="0" w:color="000000"/>
@@ -3709,7 +3756,7 @@
         <w:trPr/>
         <w:tc>
           <w:tcPr>
-            <w:tcW w:w="2199" w:type="dxa"/>
+            <w:tcW w:w="2198" w:type="dxa"/>
             <w:tcBorders>
               <w:top w:val="single" w:sz="4" w:space="0" w:color="000000"/>
               <w:left w:val="single" w:sz="4" w:space="0" w:color="000000"/>
@@ -3731,7 +3778,7 @@
         </w:tc>
         <w:tc>
           <w:tcPr>
-            <w:tcW w:w="3401" w:type="dxa"/>
+            <w:tcW w:w="3402" w:type="dxa"/>
             <w:tcBorders>
               <w:top w:val="single" w:sz="4" w:space="0" w:color="000000"/>
               <w:left w:val="single" w:sz="4" w:space="0" w:color="000000"/>
@@ -3790,7 +3837,7 @@
         <w:trPr/>
         <w:tc>
           <w:tcPr>
-            <w:tcW w:w="2199" w:type="dxa"/>
+            <w:tcW w:w="2198" w:type="dxa"/>
             <w:tcBorders>
               <w:top w:val="single" w:sz="4" w:space="0" w:color="000000"/>
               <w:left w:val="single" w:sz="4" w:space="0" w:color="000000"/>
@@ -3812,7 +3859,7 @@
         </w:tc>
         <w:tc>
           <w:tcPr>
-            <w:tcW w:w="3401" w:type="dxa"/>
+            <w:tcW w:w="3402" w:type="dxa"/>
             <w:tcBorders>
               <w:top w:val="single" w:sz="4" w:space="0" w:color="000000"/>
               <w:left w:val="single" w:sz="4" w:space="0" w:color="000000"/>
@@ -3871,7 +3918,7 @@
         <w:trPr/>
         <w:tc>
           <w:tcPr>
-            <w:tcW w:w="2199" w:type="dxa"/>
+            <w:tcW w:w="2198" w:type="dxa"/>
             <w:tcBorders>
               <w:top w:val="single" w:sz="4" w:space="0" w:color="000000"/>
               <w:left w:val="single" w:sz="4" w:space="0" w:color="000000"/>
@@ -3893,7 +3940,7 @@
         </w:tc>
         <w:tc>
           <w:tcPr>
-            <w:tcW w:w="3401" w:type="dxa"/>
+            <w:tcW w:w="3402" w:type="dxa"/>
             <w:tcBorders>
               <w:top w:val="single" w:sz="4" w:space="0" w:color="000000"/>
               <w:left w:val="single" w:sz="4" w:space="0" w:color="000000"/>
@@ -3952,7 +3999,7 @@
         <w:trPr/>
         <w:tc>
           <w:tcPr>
-            <w:tcW w:w="2199" w:type="dxa"/>
+            <w:tcW w:w="2198" w:type="dxa"/>
             <w:tcBorders>
               <w:top w:val="single" w:sz="4" w:space="0" w:color="000000"/>
               <w:left w:val="single" w:sz="4" w:space="0" w:color="000000"/>
@@ -3974,7 +4021,7 @@
         </w:tc>
         <w:tc>
           <w:tcPr>
-            <w:tcW w:w="3401" w:type="dxa"/>
+            <w:tcW w:w="3402" w:type="dxa"/>
             <w:tcBorders>
               <w:top w:val="single" w:sz="4" w:space="0" w:color="000000"/>
               <w:left w:val="single" w:sz="4" w:space="0" w:color="000000"/>
@@ -4033,7 +4080,7 @@
         <w:trPr/>
         <w:tc>
           <w:tcPr>
-            <w:tcW w:w="2199" w:type="dxa"/>
+            <w:tcW w:w="2198" w:type="dxa"/>
             <w:tcBorders>
               <w:top w:val="single" w:sz="4" w:space="0" w:color="000000"/>
               <w:left w:val="single" w:sz="4" w:space="0" w:color="000000"/>
@@ -4055,7 +4102,7 @@
         </w:tc>
         <w:tc>
           <w:tcPr>
-            <w:tcW w:w="3401" w:type="dxa"/>
+            <w:tcW w:w="3402" w:type="dxa"/>
             <w:tcBorders>
               <w:top w:val="single" w:sz="4" w:space="0" w:color="000000"/>
               <w:left w:val="single" w:sz="4" w:space="0" w:color="000000"/>
@@ -5374,6 +5421,7 @@
     <w:qFormat/>
     <w:pPr>
       <w:widowControl/>
+      <w:suppressAutoHyphens w:val="true"/>
       <w:bidi w:val="0"/>
       <w:spacing w:before="0" w:after="0"/>
       <w:jc w:val="left"/>
@@ -5458,11 +5506,18 @@
       <w:u w:val="single"/>
     </w:rPr>
   </w:style>
-  <w:style w:type="character" w:styleId="FootnoteCharacters">
-    <w:name w:val="Footnote Characters"/>
+  <w:style w:type="character" w:styleId="FootnoteCharactersuser">
+    <w:name w:val="Footnote Characters (user)"/>
     <w:uiPriority w:val="99"/>
     <w:semiHidden/>
     <w:unhideWhenUsed/>
+    <w:qFormat/>
+    <w:rPr>
+      <w:vertAlign w:val="superscript"/>
+    </w:rPr>
+  </w:style>
+  <w:style w:type="character" w:styleId="FootnoteCharacters">
+    <w:name w:val="Footnote Characters"/>
     <w:qFormat/>
     <w:rPr>
       <w:vertAlign w:val="superscript"/>
@@ -5486,11 +5541,18 @@
       <w:szCs w:val="20"/>
     </w:rPr>
   </w:style>
-  <w:style w:type="character" w:styleId="EndnoteCharacters">
-    <w:name w:val="Endnote Characters"/>
+  <w:style w:type="character" w:styleId="EndnoteCharactersuser">
+    <w:name w:val="Endnote Characters (user)"/>
     <w:uiPriority w:val="99"/>
     <w:semiHidden/>
     <w:unhideWhenUsed/>
+    <w:qFormat/>
+    <w:rPr>
+      <w:vertAlign w:val="superscript"/>
+    </w:rPr>
+  </w:style>
+  <w:style w:type="character" w:styleId="EndnoteCharacters">
+    <w:name w:val="Endnote Characters"/>
     <w:qFormat/>
     <w:rPr>
       <w:vertAlign w:val="superscript"/>
@@ -5587,6 +5649,7 @@
     <w:qFormat/>
     <w:pPr>
       <w:widowControl/>
+      <w:suppressAutoHyphens w:val="true"/>
       <w:bidi w:val="0"/>
       <w:spacing w:before="0" w:after="0"/>
       <w:jc w:val="left"/>
@@ -5607,6 +5670,7 @@
     <w:qFormat/>
     <w:pPr>
       <w:widowControl/>
+      <w:suppressAutoHyphens w:val="true"/>
       <w:bidi w:val="0"/>
       <w:spacing w:before="0" w:after="0"/>
       <w:jc w:val="left"/>

--- a/forms/A2_form.docx
+++ b/forms/A2_form.docx
@@ -229,10 +229,10 @@
         </w:tblCellMar>
       </w:tblPr>
       <w:tblGrid>
-        <w:gridCol w:w="1698"/>
-        <w:gridCol w:w="3001"/>
-        <w:gridCol w:w="2362"/>
-        <w:gridCol w:w="2298"/>
+        <w:gridCol w:w="1697"/>
+        <w:gridCol w:w="3002"/>
+        <w:gridCol w:w="2363"/>
+        <w:gridCol w:w="2297"/>
       </w:tblGrid>
       <w:tr>
         <w:trPr>
@@ -240,7 +240,7 @@
         </w:trPr>
         <w:tc>
           <w:tcPr>
-            <w:tcW w:w="1698" w:type="dxa"/>
+            <w:tcW w:w="1697" w:type="dxa"/>
             <w:tcBorders>
               <w:top w:val="single" w:sz="4" w:space="0" w:color="000000"/>
               <w:left w:val="single" w:sz="4" w:space="0" w:color="000000"/>
@@ -267,7 +267,7 @@
         </w:tc>
         <w:tc>
           <w:tcPr>
-            <w:tcW w:w="3001" w:type="dxa"/>
+            <w:tcW w:w="3002" w:type="dxa"/>
             <w:tcBorders>
               <w:top w:val="single" w:sz="4" w:space="0" w:color="000000"/>
               <w:left w:val="single" w:sz="4" w:space="0" w:color="000000"/>
@@ -294,7 +294,7 @@
         </w:tc>
         <w:tc>
           <w:tcPr>
-            <w:tcW w:w="2362" w:type="dxa"/>
+            <w:tcW w:w="2363" w:type="dxa"/>
             <w:tcBorders>
               <w:top w:val="single" w:sz="4" w:space="0" w:color="000000"/>
               <w:left w:val="single" w:sz="4" w:space="0" w:color="000000"/>
@@ -321,7 +321,7 @@
         </w:tc>
         <w:tc>
           <w:tcPr>
-            <w:tcW w:w="2298" w:type="dxa"/>
+            <w:tcW w:w="2297" w:type="dxa"/>
             <w:tcBorders>
               <w:top w:val="single" w:sz="4" w:space="0" w:color="000000"/>
               <w:left w:val="single" w:sz="4" w:space="0" w:color="000000"/>
@@ -351,18 +351,17 @@
         <w:trPr/>
         <w:tc>
           <w:tcPr>
-            <w:tcW w:w="1698" w:type="dxa"/>
-            <w:tcBorders>
-              <w:top w:val="single" w:sz="4" w:space="0" w:color="000000"/>
-              <w:left w:val="single" w:sz="4" w:space="0" w:color="000000"/>
-              <w:bottom w:val="single" w:sz="4" w:space="0" w:color="000000"/>
-              <w:right w:val="single" w:sz="4" w:space="0" w:color="000000"/>
-            </w:tcBorders>
-          </w:tcPr>
-          <w:p>
-            <w:pPr>
-              <w:pStyle w:val="Normal"/>
-              <w:spacing w:before="0" w:after="80"/>
+            <w:tcW w:w="1697" w:type="dxa"/>
+            <w:tcBorders>
+              <w:top w:val="single" w:sz="4" w:space="0" w:color="000000"/>
+              <w:left w:val="single" w:sz="4" w:space="0" w:color="000000"/>
+              <w:bottom w:val="single" w:sz="4" w:space="0" w:color="000000"/>
+              <w:right w:val="single" w:sz="4" w:space="0" w:color="000000"/>
+            </w:tcBorders>
+          </w:tcPr>
+          <w:p>
+            <w:pPr>
+              <w:pStyle w:val="Normal"/>
               <w:rPr/>
             </w:pPr>
             <w:r>
@@ -373,18 +372,17 @@
         </w:tc>
         <w:tc>
           <w:tcPr>
-            <w:tcW w:w="3001" w:type="dxa"/>
-            <w:tcBorders>
-              <w:top w:val="single" w:sz="4" w:space="0" w:color="000000"/>
-              <w:left w:val="single" w:sz="4" w:space="0" w:color="000000"/>
-              <w:bottom w:val="single" w:sz="4" w:space="0" w:color="000000"/>
-              <w:right w:val="single" w:sz="4" w:space="0" w:color="000000"/>
-            </w:tcBorders>
-          </w:tcPr>
-          <w:p>
-            <w:pPr>
-              <w:pStyle w:val="Normal"/>
-              <w:spacing w:before="0" w:after="80"/>
+            <w:tcW w:w="3002" w:type="dxa"/>
+            <w:tcBorders>
+              <w:top w:val="single" w:sz="4" w:space="0" w:color="000000"/>
+              <w:left w:val="single" w:sz="4" w:space="0" w:color="000000"/>
+              <w:bottom w:val="single" w:sz="4" w:space="0" w:color="000000"/>
+              <w:right w:val="single" w:sz="4" w:space="0" w:color="000000"/>
+            </w:tcBorders>
+          </w:tcPr>
+          <w:p>
+            <w:pPr>
+              <w:pStyle w:val="Normal"/>
               <w:rPr/>
             </w:pPr>
             <w:r>
@@ -395,18 +393,17 @@
         </w:tc>
         <w:tc>
           <w:tcPr>
-            <w:tcW w:w="2362" w:type="dxa"/>
-            <w:tcBorders>
-              <w:top w:val="single" w:sz="4" w:space="0" w:color="000000"/>
-              <w:left w:val="single" w:sz="4" w:space="0" w:color="000000"/>
-              <w:bottom w:val="single" w:sz="4" w:space="0" w:color="000000"/>
-              <w:right w:val="single" w:sz="4" w:space="0" w:color="000000"/>
-            </w:tcBorders>
-          </w:tcPr>
-          <w:p>
-            <w:pPr>
-              <w:pStyle w:val="Normal"/>
-              <w:spacing w:before="0" w:after="80"/>
+            <w:tcW w:w="2363" w:type="dxa"/>
+            <w:tcBorders>
+              <w:top w:val="single" w:sz="4" w:space="0" w:color="000000"/>
+              <w:left w:val="single" w:sz="4" w:space="0" w:color="000000"/>
+              <w:bottom w:val="single" w:sz="4" w:space="0" w:color="000000"/>
+              <w:right w:val="single" w:sz="4" w:space="0" w:color="000000"/>
+            </w:tcBorders>
+          </w:tcPr>
+          <w:p>
+            <w:pPr>
+              <w:pStyle w:val="Normal"/>
               <w:rPr/>
             </w:pPr>
             <w:r>
@@ -417,42 +414,41 @@
         </w:tc>
         <w:tc>
           <w:tcPr>
-            <w:tcW w:w="2298" w:type="dxa"/>
-            <w:tcBorders>
-              <w:top w:val="single" w:sz="4" w:space="0" w:color="000000"/>
-              <w:left w:val="single" w:sz="4" w:space="0" w:color="000000"/>
-              <w:bottom w:val="single" w:sz="4" w:space="0" w:color="000000"/>
-              <w:right w:val="single" w:sz="4" w:space="0" w:color="000000"/>
-            </w:tcBorders>
-          </w:tcPr>
-          <w:p>
-            <w:pPr>
-              <w:pStyle w:val="Normal"/>
-              <w:spacing w:before="0" w:after="80"/>
-              <w:rPr/>
-            </w:pPr>
-            <w:r>
-              <w:rPr/>
-            </w:r>
-          </w:p>
-        </w:tc>
-      </w:tr>
-      <w:tr>
-        <w:trPr/>
-        <w:tc>
-          <w:tcPr>
-            <w:tcW w:w="1698" w:type="dxa"/>
-            <w:tcBorders>
-              <w:top w:val="single" w:sz="4" w:space="0" w:color="000000"/>
-              <w:left w:val="single" w:sz="4" w:space="0" w:color="000000"/>
-              <w:bottom w:val="single" w:sz="4" w:space="0" w:color="000000"/>
-              <w:right w:val="single" w:sz="4" w:space="0" w:color="000000"/>
-            </w:tcBorders>
-          </w:tcPr>
-          <w:p>
-            <w:pPr>
-              <w:pStyle w:val="Normal"/>
-              <w:spacing w:before="0" w:after="80"/>
+            <w:tcW w:w="2297" w:type="dxa"/>
+            <w:tcBorders>
+              <w:top w:val="single" w:sz="4" w:space="0" w:color="000000"/>
+              <w:left w:val="single" w:sz="4" w:space="0" w:color="000000"/>
+              <w:bottom w:val="single" w:sz="4" w:space="0" w:color="000000"/>
+              <w:right w:val="single" w:sz="4" w:space="0" w:color="000000"/>
+            </w:tcBorders>
+          </w:tcPr>
+          <w:p>
+            <w:pPr>
+              <w:pStyle w:val="Normal"/>
+              <w:rPr/>
+            </w:pPr>
+            <w:r>
+              <w:rPr/>
+              <w:t>Frame &amp; configs, corpus &amp; provenance, ingest (load → preprocess → enhance), data validation &amp; corpus versioning, CI build fixes (uv.lock + runtime deps)</w:t>
+            </w:r>
+          </w:p>
+        </w:tc>
+      </w:tr>
+      <w:tr>
+        <w:trPr/>
+        <w:tc>
+          <w:tcPr>
+            <w:tcW w:w="1697" w:type="dxa"/>
+            <w:tcBorders>
+              <w:top w:val="single" w:sz="4" w:space="0" w:color="000000"/>
+              <w:left w:val="single" w:sz="4" w:space="0" w:color="000000"/>
+              <w:bottom w:val="single" w:sz="4" w:space="0" w:color="000000"/>
+              <w:right w:val="single" w:sz="4" w:space="0" w:color="000000"/>
+            </w:tcBorders>
+          </w:tcPr>
+          <w:p>
+            <w:pPr>
+              <w:pStyle w:val="Normal"/>
               <w:rPr/>
             </w:pPr>
             <w:r>
@@ -463,18 +459,17 @@
         </w:tc>
         <w:tc>
           <w:tcPr>
-            <w:tcW w:w="3001" w:type="dxa"/>
-            <w:tcBorders>
-              <w:top w:val="single" w:sz="4" w:space="0" w:color="000000"/>
-              <w:left w:val="single" w:sz="4" w:space="0" w:color="000000"/>
-              <w:bottom w:val="single" w:sz="4" w:space="0" w:color="000000"/>
-              <w:right w:val="single" w:sz="4" w:space="0" w:color="000000"/>
-            </w:tcBorders>
-          </w:tcPr>
-          <w:p>
-            <w:pPr>
-              <w:pStyle w:val="Normal"/>
-              <w:spacing w:before="0" w:after="80"/>
+            <w:tcW w:w="3002" w:type="dxa"/>
+            <w:tcBorders>
+              <w:top w:val="single" w:sz="4" w:space="0" w:color="000000"/>
+              <w:left w:val="single" w:sz="4" w:space="0" w:color="000000"/>
+              <w:bottom w:val="single" w:sz="4" w:space="0" w:color="000000"/>
+              <w:right w:val="single" w:sz="4" w:space="0" w:color="000000"/>
+            </w:tcBorders>
+          </w:tcPr>
+          <w:p>
+            <w:pPr>
+              <w:pStyle w:val="Normal"/>
               <w:rPr/>
             </w:pPr>
             <w:r>
@@ -485,18 +480,17 @@
         </w:tc>
         <w:tc>
           <w:tcPr>
-            <w:tcW w:w="2362" w:type="dxa"/>
-            <w:tcBorders>
-              <w:top w:val="single" w:sz="4" w:space="0" w:color="000000"/>
-              <w:left w:val="single" w:sz="4" w:space="0" w:color="000000"/>
-              <w:bottom w:val="single" w:sz="4" w:space="0" w:color="000000"/>
-              <w:right w:val="single" w:sz="4" w:space="0" w:color="000000"/>
-            </w:tcBorders>
-          </w:tcPr>
-          <w:p>
-            <w:pPr>
-              <w:pStyle w:val="Normal"/>
-              <w:spacing w:before="0" w:after="80"/>
+            <w:tcW w:w="2363" w:type="dxa"/>
+            <w:tcBorders>
+              <w:top w:val="single" w:sz="4" w:space="0" w:color="000000"/>
+              <w:left w:val="single" w:sz="4" w:space="0" w:color="000000"/>
+              <w:bottom w:val="single" w:sz="4" w:space="0" w:color="000000"/>
+              <w:right w:val="single" w:sz="4" w:space="0" w:color="000000"/>
+            </w:tcBorders>
+          </w:tcPr>
+          <w:p>
+            <w:pPr>
+              <w:pStyle w:val="Normal"/>
               <w:rPr/>
             </w:pPr>
             <w:r>
@@ -507,31 +501,31 @@
         </w:tc>
         <w:tc>
           <w:tcPr>
-            <w:tcW w:w="2298" w:type="dxa"/>
-            <w:tcBorders>
-              <w:top w:val="single" w:sz="4" w:space="0" w:color="000000"/>
-              <w:left w:val="single" w:sz="4" w:space="0" w:color="000000"/>
-              <w:bottom w:val="single" w:sz="4" w:space="0" w:color="000000"/>
-              <w:right w:val="single" w:sz="4" w:space="0" w:color="000000"/>
-            </w:tcBorders>
-          </w:tcPr>
-          <w:p>
-            <w:pPr>
-              <w:pStyle w:val="Normal"/>
-              <w:spacing w:before="0" w:after="80"/>
-              <w:rPr/>
-            </w:pPr>
-            <w:r>
-              <w:rPr/>
-            </w:r>
-          </w:p>
-        </w:tc>
-      </w:tr>
-      <w:tr>
-        <w:trPr/>
-        <w:tc>
-          <w:tcPr>
-            <w:tcW w:w="1698" w:type="dxa"/>
+            <w:tcW w:w="2297" w:type="dxa"/>
+            <w:tcBorders>
+              <w:top w:val="single" w:sz="4" w:space="0" w:color="000000"/>
+              <w:left w:val="single" w:sz="4" w:space="0" w:color="000000"/>
+              <w:bottom w:val="single" w:sz="4" w:space="0" w:color="000000"/>
+              <w:right w:val="single" w:sz="4" w:space="0" w:color="000000"/>
+            </w:tcBorders>
+          </w:tcPr>
+          <w:p>
+            <w:pPr>
+              <w:pStyle w:val="Normal"/>
+              <w:rPr/>
+            </w:pPr>
+            <w:r>
+              <w:rPr/>
+              <w:t>Layout detection &amp; reading order, OCR engine selection, OCR evaluation (char-F1 vs held-out labels), EDA notebook</w:t>
+            </w:r>
+          </w:p>
+        </w:tc>
+      </w:tr>
+      <w:tr>
+        <w:trPr/>
+        <w:tc>
+          <w:tcPr>
+            <w:tcW w:w="1697" w:type="dxa"/>
             <w:tcBorders>
               <w:top w:val="single" w:sz="4" w:space="0" w:color="000000"/>
               <w:left w:val="single" w:sz="4" w:space="0" w:color="000000"/>
@@ -553,7 +547,7 @@
         </w:tc>
         <w:tc>
           <w:tcPr>
-            <w:tcW w:w="3001" w:type="dxa"/>
+            <w:tcW w:w="3002" w:type="dxa"/>
             <w:tcBorders>
               <w:top w:val="single" w:sz="4" w:space="0" w:color="000000"/>
               <w:left w:val="single" w:sz="4" w:space="0" w:color="000000"/>
@@ -575,7 +569,7 @@
         </w:tc>
         <w:tc>
           <w:tcPr>
-            <w:tcW w:w="2362" w:type="dxa"/>
+            <w:tcW w:w="2363" w:type="dxa"/>
             <w:tcBorders>
               <w:top w:val="single" w:sz="4" w:space="0" w:color="000000"/>
               <w:left w:val="single" w:sz="4" w:space="0" w:color="000000"/>
@@ -597,7 +591,7 @@
         </w:tc>
         <w:tc>
           <w:tcPr>
-            <w:tcW w:w="2298" w:type="dxa"/>
+            <w:tcW w:w="2297" w:type="dxa"/>
             <w:tcBorders>
               <w:top w:val="single" w:sz="4" w:space="0" w:color="000000"/>
               <w:left w:val="single" w:sz="4" w:space="0" w:color="000000"/>
@@ -617,7 +611,11 @@
               <w:br/>
               <w:t>kb_demo notebook,</w:t>
               <w:br/>
-              <w:t>A2 form</w:t>
+              <w:t xml:space="preserve">A2 form, </w:t>
+            </w:r>
+            <w:r>
+              <w:rPr/>
+              <w:t>design_choices.md</w:t>
             </w:r>
           </w:p>
         </w:tc>
@@ -1269,8 +1267,8 @@
         </w:tblCellMar>
       </w:tblPr>
       <w:tblGrid>
-        <w:gridCol w:w="1698"/>
-        <w:gridCol w:w="2902"/>
+        <w:gridCol w:w="1697"/>
+        <w:gridCol w:w="2903"/>
         <w:gridCol w:w="3199"/>
         <w:gridCol w:w="1560"/>
       </w:tblGrid>
@@ -1280,7 +1278,7 @@
         </w:trPr>
         <w:tc>
           <w:tcPr>
-            <w:tcW w:w="1698" w:type="dxa"/>
+            <w:tcW w:w="1697" w:type="dxa"/>
             <w:tcBorders>
               <w:top w:val="single" w:sz="4" w:space="0" w:color="000000"/>
               <w:left w:val="single" w:sz="4" w:space="0" w:color="000000"/>
@@ -1307,7 +1305,7 @@
         </w:tc>
         <w:tc>
           <w:tcPr>
-            <w:tcW w:w="2902" w:type="dxa"/>
+            <w:tcW w:w="2903" w:type="dxa"/>
             <w:tcBorders>
               <w:top w:val="single" w:sz="4" w:space="0" w:color="000000"/>
               <w:left w:val="single" w:sz="4" w:space="0" w:color="000000"/>
@@ -1391,7 +1389,7 @@
         <w:trPr/>
         <w:tc>
           <w:tcPr>
-            <w:tcW w:w="1698" w:type="dxa"/>
+            <w:tcW w:w="1697" w:type="dxa"/>
             <w:tcBorders>
               <w:top w:val="single" w:sz="4" w:space="0" w:color="000000"/>
               <w:left w:val="single" w:sz="4" w:space="0" w:color="000000"/>
@@ -1413,7 +1411,7 @@
         </w:tc>
         <w:tc>
           <w:tcPr>
-            <w:tcW w:w="2902" w:type="dxa"/>
+            <w:tcW w:w="2903" w:type="dxa"/>
             <w:tcBorders>
               <w:top w:val="single" w:sz="4" w:space="0" w:color="000000"/>
               <w:left w:val="single" w:sz="4" w:space="0" w:color="000000"/>
@@ -1482,7 +1480,7 @@
         <w:trPr/>
         <w:tc>
           <w:tcPr>
-            <w:tcW w:w="1698" w:type="dxa"/>
+            <w:tcW w:w="1697" w:type="dxa"/>
             <w:tcBorders>
               <w:top w:val="single" w:sz="4" w:space="0" w:color="000000"/>
               <w:left w:val="single" w:sz="4" w:space="0" w:color="000000"/>
@@ -1504,7 +1502,7 @@
         </w:tc>
         <w:tc>
           <w:tcPr>
-            <w:tcW w:w="2902" w:type="dxa"/>
+            <w:tcW w:w="2903" w:type="dxa"/>
             <w:tcBorders>
               <w:top w:val="single" w:sz="4" w:space="0" w:color="000000"/>
               <w:left w:val="single" w:sz="4" w:space="0" w:color="000000"/>
@@ -1583,7 +1581,7 @@
         <w:trPr/>
         <w:tc>
           <w:tcPr>
-            <w:tcW w:w="1698" w:type="dxa"/>
+            <w:tcW w:w="1697" w:type="dxa"/>
             <w:tcBorders>
               <w:top w:val="single" w:sz="4" w:space="0" w:color="000000"/>
               <w:left w:val="single" w:sz="4" w:space="0" w:color="000000"/>
@@ -1605,7 +1603,7 @@
         </w:tc>
         <w:tc>
           <w:tcPr>
-            <w:tcW w:w="2902" w:type="dxa"/>
+            <w:tcW w:w="2903" w:type="dxa"/>
             <w:tcBorders>
               <w:top w:val="single" w:sz="4" w:space="0" w:color="000000"/>
               <w:left w:val="single" w:sz="4" w:space="0" w:color="000000"/>
@@ -1680,7 +1678,7 @@
         <w:trPr/>
         <w:tc>
           <w:tcPr>
-            <w:tcW w:w="1698" w:type="dxa"/>
+            <w:tcW w:w="1697" w:type="dxa"/>
             <w:tcBorders>
               <w:top w:val="single" w:sz="4" w:space="0" w:color="000000"/>
               <w:left w:val="single" w:sz="4" w:space="0" w:color="000000"/>
@@ -1702,7 +1700,7 @@
         </w:tc>
         <w:tc>
           <w:tcPr>
-            <w:tcW w:w="2902" w:type="dxa"/>
+            <w:tcW w:w="2903" w:type="dxa"/>
             <w:tcBorders>
               <w:top w:val="single" w:sz="4" w:space="0" w:color="000000"/>
               <w:left w:val="single" w:sz="4" w:space="0" w:color="000000"/>
@@ -1777,7 +1775,7 @@
         <w:trPr/>
         <w:tc>
           <w:tcPr>
-            <w:tcW w:w="1698" w:type="dxa"/>
+            <w:tcW w:w="1697" w:type="dxa"/>
             <w:tcBorders>
               <w:top w:val="single" w:sz="4" w:space="0" w:color="000000"/>
               <w:left w:val="single" w:sz="4" w:space="0" w:color="000000"/>
@@ -1799,7 +1797,7 @@
         </w:tc>
         <w:tc>
           <w:tcPr>
-            <w:tcW w:w="2902" w:type="dxa"/>
+            <w:tcW w:w="2903" w:type="dxa"/>
             <w:tcBorders>
               <w:top w:val="single" w:sz="4" w:space="0" w:color="000000"/>
               <w:left w:val="single" w:sz="4" w:space="0" w:color="000000"/>
@@ -1874,7 +1872,7 @@
         <w:trPr/>
         <w:tc>
           <w:tcPr>
-            <w:tcW w:w="1698" w:type="dxa"/>
+            <w:tcW w:w="1697" w:type="dxa"/>
             <w:tcBorders>
               <w:top w:val="single" w:sz="4" w:space="0" w:color="000000"/>
               <w:left w:val="single" w:sz="4" w:space="0" w:color="000000"/>
@@ -1896,7 +1894,7 @@
         </w:tc>
         <w:tc>
           <w:tcPr>
-            <w:tcW w:w="2902" w:type="dxa"/>
+            <w:tcW w:w="2903" w:type="dxa"/>
             <w:tcBorders>
               <w:top w:val="single" w:sz="4" w:space="0" w:color="000000"/>
               <w:left w:val="single" w:sz="4" w:space="0" w:color="000000"/>
@@ -1918,17 +1916,7 @@
                 <w:sz w:val="18"/>
                 <w:szCs w:val="18"/>
               </w:rPr>
-              <w:t xml:space="preserve">flat exact (numpy) vs faiss HNSW </w:t>
-            </w:r>
-            <w:r>
-              <w:rPr>
-                <w:i/>
-                <w:iCs/>
-                <w:color w:val="595959"/>
-                <w:sz w:val="18"/>
-                <w:szCs w:val="18"/>
-              </w:rPr>
-              <w:t>vs vector DB</w:t>
+              <w:t>flat exact (numpy) vs faiss HNSW vs vector DB</w:t>
             </w:r>
           </w:p>
         </w:tc>
@@ -2763,15 +2751,7 @@
             </w:pPr>
             <w:r>
               <w:rPr/>
-              <w:t>pages -&gt; clean (denoise/binarize/deskew) -&gt; enhance (CLAHE+unsharp) -&gt; layout (projection/contour + unruled-column detection) -&gt; OCR (RapidOCR PP-OCRv4-onnx, page-level, cached) -&gt; chunk (256/32) -&gt; embed (MiniLM-L6-v2 384-d) -&gt; store (</w:t>
-            </w:r>
-            <w:r>
-              <w:rPr/>
-              <w:t>faiss:hnsw</w:t>
-            </w:r>
-            <w:r>
-              <w:rPr/>
-              <w:t>). Changed from default: OCR backend (RapidOCR PP-OCRv4-onnx — paddleocr blocked by the paddlepaddle CPU bug), , enhancement default (classical).</w:t>
+              <w:t>pages -&gt; clean (denoise/binarize/deskew) -&gt; enhance (CLAHE+unsharp) -&gt; layout (projection/contour + unruled-column detection) -&gt; OCR (RapidOCR PP-OCRv4-onnx, page-level, cached) -&gt; chunk (256/32) -&gt; embed (MiniLM-L6-v2 384-d) -&gt; store (faiss:hnsw). Changed from default: OCR backend (RapidOCR PP-OCRv4-onnx — paddleocr blocked by the paddlepaddle CPU bug), , enhancement default (classical).</w:t>
             </w:r>
           </w:p>
         </w:tc>
@@ -3419,8 +3399,8 @@
         </w:tblCellMar>
       </w:tblPr>
       <w:tblGrid>
-        <w:gridCol w:w="2198"/>
-        <w:gridCol w:w="3402"/>
+        <w:gridCol w:w="2197"/>
+        <w:gridCol w:w="3403"/>
         <w:gridCol w:w="3760"/>
       </w:tblGrid>
       <w:tr>
@@ -3429,7 +3409,7 @@
         </w:trPr>
         <w:tc>
           <w:tcPr>
-            <w:tcW w:w="2198" w:type="dxa"/>
+            <w:tcW w:w="2197" w:type="dxa"/>
             <w:tcBorders>
               <w:top w:val="single" w:sz="4" w:space="0" w:color="000000"/>
               <w:left w:val="single" w:sz="4" w:space="0" w:color="000000"/>
@@ -3456,7 +3436,7 @@
         </w:tc>
         <w:tc>
           <w:tcPr>
-            <w:tcW w:w="3402" w:type="dxa"/>
+            <w:tcW w:w="3403" w:type="dxa"/>
             <w:tcBorders>
               <w:top w:val="single" w:sz="4" w:space="0" w:color="000000"/>
               <w:left w:val="single" w:sz="4" w:space="0" w:color="000000"/>
@@ -3513,7 +3493,7 @@
         <w:trPr/>
         <w:tc>
           <w:tcPr>
-            <w:tcW w:w="2198" w:type="dxa"/>
+            <w:tcW w:w="2197" w:type="dxa"/>
             <w:tcBorders>
               <w:top w:val="single" w:sz="4" w:space="0" w:color="000000"/>
               <w:left w:val="single" w:sz="4" w:space="0" w:color="000000"/>
@@ -3535,7 +3515,7 @@
         </w:tc>
         <w:tc>
           <w:tcPr>
-            <w:tcW w:w="3402" w:type="dxa"/>
+            <w:tcW w:w="3403" w:type="dxa"/>
             <w:tcBorders>
               <w:top w:val="single" w:sz="4" w:space="0" w:color="000000"/>
               <w:left w:val="single" w:sz="4" w:space="0" w:color="000000"/>
@@ -3594,7 +3574,7 @@
         <w:trPr/>
         <w:tc>
           <w:tcPr>
-            <w:tcW w:w="2198" w:type="dxa"/>
+            <w:tcW w:w="2197" w:type="dxa"/>
             <w:tcBorders>
               <w:top w:val="single" w:sz="4" w:space="0" w:color="000000"/>
               <w:left w:val="single" w:sz="4" w:space="0" w:color="000000"/>
@@ -3616,7 +3596,7 @@
         </w:tc>
         <w:tc>
           <w:tcPr>
-            <w:tcW w:w="3402" w:type="dxa"/>
+            <w:tcW w:w="3403" w:type="dxa"/>
             <w:tcBorders>
               <w:top w:val="single" w:sz="4" w:space="0" w:color="000000"/>
               <w:left w:val="single" w:sz="4" w:space="0" w:color="000000"/>
@@ -3675,7 +3655,7 @@
         <w:trPr/>
         <w:tc>
           <w:tcPr>
-            <w:tcW w:w="2198" w:type="dxa"/>
+            <w:tcW w:w="2197" w:type="dxa"/>
             <w:tcBorders>
               <w:top w:val="single" w:sz="4" w:space="0" w:color="000000"/>
               <w:left w:val="single" w:sz="4" w:space="0" w:color="000000"/>
@@ -3697,7 +3677,7 @@
         </w:tc>
         <w:tc>
           <w:tcPr>
-            <w:tcW w:w="3402" w:type="dxa"/>
+            <w:tcW w:w="3403" w:type="dxa"/>
             <w:tcBorders>
               <w:top w:val="single" w:sz="4" w:space="0" w:color="000000"/>
               <w:left w:val="single" w:sz="4" w:space="0" w:color="000000"/>
@@ -3756,7 +3736,7 @@
         <w:trPr/>
         <w:tc>
           <w:tcPr>
-            <w:tcW w:w="2198" w:type="dxa"/>
+            <w:tcW w:w="2197" w:type="dxa"/>
             <w:tcBorders>
               <w:top w:val="single" w:sz="4" w:space="0" w:color="000000"/>
               <w:left w:val="single" w:sz="4" w:space="0" w:color="000000"/>
@@ -3778,7 +3758,7 @@
         </w:tc>
         <w:tc>
           <w:tcPr>
-            <w:tcW w:w="3402" w:type="dxa"/>
+            <w:tcW w:w="3403" w:type="dxa"/>
             <w:tcBorders>
               <w:top w:val="single" w:sz="4" w:space="0" w:color="000000"/>
               <w:left w:val="single" w:sz="4" w:space="0" w:color="000000"/>
@@ -3837,7 +3817,7 @@
         <w:trPr/>
         <w:tc>
           <w:tcPr>
-            <w:tcW w:w="2198" w:type="dxa"/>
+            <w:tcW w:w="2197" w:type="dxa"/>
             <w:tcBorders>
               <w:top w:val="single" w:sz="4" w:space="0" w:color="000000"/>
               <w:left w:val="single" w:sz="4" w:space="0" w:color="000000"/>
@@ -3859,7 +3839,7 @@
         </w:tc>
         <w:tc>
           <w:tcPr>
-            <w:tcW w:w="3402" w:type="dxa"/>
+            <w:tcW w:w="3403" w:type="dxa"/>
             <w:tcBorders>
               <w:top w:val="single" w:sz="4" w:space="0" w:color="000000"/>
               <w:left w:val="single" w:sz="4" w:space="0" w:color="000000"/>
@@ -3918,7 +3898,7 @@
         <w:trPr/>
         <w:tc>
           <w:tcPr>
-            <w:tcW w:w="2198" w:type="dxa"/>
+            <w:tcW w:w="2197" w:type="dxa"/>
             <w:tcBorders>
               <w:top w:val="single" w:sz="4" w:space="0" w:color="000000"/>
               <w:left w:val="single" w:sz="4" w:space="0" w:color="000000"/>
@@ -3940,7 +3920,7 @@
         </w:tc>
         <w:tc>
           <w:tcPr>
-            <w:tcW w:w="3402" w:type="dxa"/>
+            <w:tcW w:w="3403" w:type="dxa"/>
             <w:tcBorders>
               <w:top w:val="single" w:sz="4" w:space="0" w:color="000000"/>
               <w:left w:val="single" w:sz="4" w:space="0" w:color="000000"/>
@@ -3999,7 +3979,7 @@
         <w:trPr/>
         <w:tc>
           <w:tcPr>
-            <w:tcW w:w="2198" w:type="dxa"/>
+            <w:tcW w:w="2197" w:type="dxa"/>
             <w:tcBorders>
               <w:top w:val="single" w:sz="4" w:space="0" w:color="000000"/>
               <w:left w:val="single" w:sz="4" w:space="0" w:color="000000"/>
@@ -4021,7 +4001,7 @@
         </w:tc>
         <w:tc>
           <w:tcPr>
-            <w:tcW w:w="3402" w:type="dxa"/>
+            <w:tcW w:w="3403" w:type="dxa"/>
             <w:tcBorders>
               <w:top w:val="single" w:sz="4" w:space="0" w:color="000000"/>
               <w:left w:val="single" w:sz="4" w:space="0" w:color="000000"/>
@@ -4080,7 +4060,7 @@
         <w:trPr/>
         <w:tc>
           <w:tcPr>
-            <w:tcW w:w="2198" w:type="dxa"/>
+            <w:tcW w:w="2197" w:type="dxa"/>
             <w:tcBorders>
               <w:top w:val="single" w:sz="4" w:space="0" w:color="000000"/>
               <w:left w:val="single" w:sz="4" w:space="0" w:color="000000"/>
@@ -4102,7 +4082,7 @@
         </w:tc>
         <w:tc>
           <w:tcPr>
-            <w:tcW w:w="3402" w:type="dxa"/>
+            <w:tcW w:w="3403" w:type="dxa"/>
             <w:tcBorders>
               <w:top w:val="single" w:sz="4" w:space="0" w:color="000000"/>
               <w:left w:val="single" w:sz="4" w:space="0" w:color="000000"/>
@@ -5506,8 +5486,8 @@
       <w:u w:val="single"/>
     </w:rPr>
   </w:style>
-  <w:style w:type="character" w:styleId="FootnoteCharactersuser">
-    <w:name w:val="Footnote Characters (user)"/>
+  <w:style w:type="character" w:styleId="FootnoteCharacters">
+    <w:name w:val="Footnote Characters"/>
     <w:uiPriority w:val="99"/>
     <w:semiHidden/>
     <w:unhideWhenUsed/>
@@ -5516,8 +5496,8 @@
       <w:vertAlign w:val="superscript"/>
     </w:rPr>
   </w:style>
-  <w:style w:type="character" w:styleId="FootnoteCharacters">
-    <w:name w:val="Footnote Characters"/>
+  <w:style w:type="character" w:styleId="FootnoteCharactersuser">
+    <w:name w:val="Footnote Characters (user)"/>
     <w:qFormat/>
     <w:rPr>
       <w:vertAlign w:val="superscript"/>
@@ -5541,8 +5521,8 @@
       <w:szCs w:val="20"/>
     </w:rPr>
   </w:style>
-  <w:style w:type="character" w:styleId="EndnoteCharactersuser">
-    <w:name w:val="Endnote Characters (user)"/>
+  <w:style w:type="character" w:styleId="EndnoteCharacters">
+    <w:name w:val="Endnote Characters"/>
     <w:uiPriority w:val="99"/>
     <w:semiHidden/>
     <w:unhideWhenUsed/>
@@ -5551,8 +5531,8 @@
       <w:vertAlign w:val="superscript"/>
     </w:rPr>
   </w:style>
-  <w:style w:type="character" w:styleId="EndnoteCharacters">
-    <w:name w:val="Endnote Characters"/>
+  <w:style w:type="character" w:styleId="EndnoteCharactersuser">
+    <w:name w:val="Endnote Characters (user)"/>
     <w:qFormat/>
     <w:rPr>
       <w:vertAlign w:val="superscript"/>

--- a/forms/A2_form.docx
+++ b/forms/A2_form.docx
@@ -1,12 +1,10 @@
 
 <file path=word/document.xml><?xml version="1.0" encoding="utf-8"?>
-<w:document xmlns:o="urn:schemas-microsoft-com:office:office" xmlns:r="http://schemas.openxmlformats.org/officeDocument/2006/relationships" xmlns:v="urn:schemas-microsoft-com:vml" xmlns:w="http://schemas.openxmlformats.org/wordprocessingml/2006/main" xmlns:w10="urn:schemas-microsoft-com:office:word" xmlns:wp="http://schemas.openxmlformats.org/drawingml/2006/wordprocessingDrawing" xmlns:pic="http://schemas.openxmlformats.org/drawingml/2006/picture" xmlns:wps="http://schemas.microsoft.com/office/word/2010/wordprocessingShape" xmlns:wpg="http://schemas.microsoft.com/office/word/2010/wordprocessingGroup" xmlns:mc="http://schemas.openxmlformats.org/markup-compatibility/2006" xmlns:wp14="http://schemas.microsoft.com/office/word/2010/wordprocessingDrawing" xmlns:w14="http://schemas.microsoft.com/office/word/2010/wordml" xmlns:w15="http://schemas.microsoft.com/office/word/2012/wordml" mc:Ignorable="w14 wp14 w15">
+<w:document xmlns:wpc="http://schemas.microsoft.com/office/word/2010/wordprocessingCanvas" xmlns:cx="http://schemas.microsoft.com/office/drawing/2014/chartex" xmlns:cx1="http://schemas.microsoft.com/office/drawing/2015/9/8/chartex" xmlns:cx2="http://schemas.microsoft.com/office/drawing/2015/10/21/chartex" xmlns:cx3="http://schemas.microsoft.com/office/drawing/2016/5/9/chartex" xmlns:cx4="http://schemas.microsoft.com/office/drawing/2016/5/10/chartex" xmlns:cx5="http://schemas.microsoft.com/office/drawing/2016/5/11/chartex" xmlns:cx6="http://schemas.microsoft.com/office/drawing/2016/5/12/chartex" xmlns:cx7="http://schemas.microsoft.com/office/drawing/2016/5/13/chartex" xmlns:cx8="http://schemas.microsoft.com/office/drawing/2016/5/14/chartex" xmlns:mc="http://schemas.openxmlformats.org/markup-compatibility/2006" xmlns:aink="http://schemas.microsoft.com/office/drawing/2016/ink" xmlns:am3d="http://schemas.microsoft.com/office/drawing/2017/model3d" xmlns:o="urn:schemas-microsoft-com:office:office" xmlns:r="http://schemas.openxmlformats.org/officeDocument/2006/relationships" xmlns:m="http://schemas.openxmlformats.org/officeDocument/2006/math" xmlns:v="urn:schemas-microsoft-com:vml" xmlns:wp14="http://schemas.microsoft.com/office/word/2010/wordprocessingDrawing" xmlns:wp="http://schemas.openxmlformats.org/drawingml/2006/wordprocessingDrawing" xmlns:w10="urn:schemas-microsoft-com:office:word" xmlns:w="http://schemas.openxmlformats.org/wordprocessingml/2006/main" xmlns:w14="http://schemas.microsoft.com/office/word/2010/wordml" xmlns:w15="http://schemas.microsoft.com/office/word/2012/wordml" xmlns:w16cex="http://schemas.microsoft.com/office/word/2018/wordml/cex" xmlns:w16cid="http://schemas.microsoft.com/office/word/2016/wordml/cid" xmlns:w16="http://schemas.microsoft.com/office/word/2018/wordml" xmlns:w16sdtdh="http://schemas.microsoft.com/office/word/2020/wordml/sdtdatahash" xmlns:w16se="http://schemas.microsoft.com/office/word/2015/wordml/symex" xmlns:wpg="http://schemas.microsoft.com/office/word/2010/wordprocessingGroup" xmlns:wpi="http://schemas.microsoft.com/office/word/2010/wordprocessingInk" xmlns:wne="http://schemas.microsoft.com/office/word/2006/wordml" xmlns:wps="http://schemas.microsoft.com/office/word/2010/wordprocessingShape" mc:Ignorable="w14 w15 w16se w16cid w16 w16cex w16sdtdh wp14">
   <w:body>
     <w:p>
       <w:pPr>
-        <w:pStyle w:val="Normal"/>
-        <w:spacing w:before="0" w:after="80"/>
-        <w:rPr/>
+        <w:spacing w:after="80"/>
       </w:pPr>
       <w:r>
         <w:rPr>
@@ -21,9 +19,7 @@
     </w:p>
     <w:p>
       <w:pPr>
-        <w:pStyle w:val="Normal"/>
-        <w:spacing w:before="0" w:after="100"/>
-        <w:rPr/>
+        <w:spacing w:after="100"/>
       </w:pPr>
       <w:r>
         <w:rPr>
@@ -39,21 +35,13 @@
     <w:tbl>
       <w:tblPr>
         <w:tblW w:w="9360" w:type="dxa"/>
-        <w:jc w:val="left"/>
-        <w:tblInd w:w="0" w:type="dxa"/>
         <w:tblLayout w:type="fixed"/>
-        <w:tblCellMar>
-          <w:top w:w="0" w:type="dxa"/>
-          <w:left w:w="108" w:type="dxa"/>
-          <w:bottom w:w="0" w:type="dxa"/>
-          <w:right w:w="108" w:type="dxa"/>
-        </w:tblCellMar>
+        <w:tblLook w:val="04A0" w:firstRow="1" w:lastRow="0" w:firstColumn="1" w:lastColumn="0" w:noHBand="0" w:noVBand="1"/>
       </w:tblPr>
       <w:tblGrid>
         <w:gridCol w:w="9360"/>
       </w:tblGrid>
       <w:tr>
-        <w:trPr/>
         <w:tc>
           <w:tcPr>
             <w:tcW w:w="9360" w:type="dxa"/>
@@ -63,13 +51,11 @@
               <w:bottom w:val="single" w:sz="4" w:space="0" w:color="000000"/>
               <w:right w:val="single" w:sz="4" w:space="0" w:color="000000"/>
             </w:tcBorders>
-            <w:shd w:fill="D9E1F2" w:val="clear"/>
-          </w:tcPr>
-          <w:p>
-            <w:pPr>
-              <w:pStyle w:val="Normal"/>
-              <w:spacing w:before="0" w:after="60"/>
-              <w:rPr/>
+            <w:shd w:val="clear" w:color="auto" w:fill="D9E1F2"/>
+          </w:tcPr>
+          <w:p>
+            <w:pPr>
+              <w:spacing w:after="60"/>
             </w:pPr>
             <w:r>
               <w:rPr>
@@ -79,7 +65,6 @@
               <w:t xml:space="preserve">Strict compliance: </w:t>
             </w:r>
             <w:r>
-              <w:rPr/>
               <w:t>your submission ZIP must exactly match the folder/file structure on the Submission page. Automated grading rejects anything that doesn't — check before you submit.</w:t>
             </w:r>
           </w:p>
@@ -88,33 +73,20 @@
     </w:tbl>
     <w:p>
       <w:pPr>
-        <w:pStyle w:val="Normal"/>
-        <w:spacing w:before="0" w:after="60"/>
-        <w:rPr/>
+        <w:spacing w:after="60"/>
       </w:pPr>
-      <w:r>
-        <w:rPr/>
-      </w:r>
     </w:p>
     <w:tbl>
       <w:tblPr>
         <w:tblW w:w="9360" w:type="dxa"/>
-        <w:jc w:val="left"/>
-        <w:tblInd w:w="0" w:type="dxa"/>
         <w:tblLayout w:type="fixed"/>
-        <w:tblCellMar>
-          <w:top w:w="0" w:type="dxa"/>
-          <w:left w:w="108" w:type="dxa"/>
-          <w:bottom w:w="0" w:type="dxa"/>
-          <w:right w:w="108" w:type="dxa"/>
-        </w:tblCellMar>
+        <w:tblLook w:val="04A0" w:firstRow="1" w:lastRow="0" w:firstColumn="1" w:lastColumn="0" w:noHBand="0" w:noVBand="1"/>
       </w:tblPr>
       <w:tblGrid>
         <w:gridCol w:w="3499"/>
-        <w:gridCol w:w="5860"/>
+        <w:gridCol w:w="5861"/>
       </w:tblGrid>
       <w:tr>
-        <w:trPr/>
         <w:tc>
           <w:tcPr>
             <w:tcW w:w="3499" w:type="dxa"/>
@@ -124,13 +96,11 @@
               <w:bottom w:val="single" w:sz="4" w:space="0" w:color="000000"/>
               <w:right w:val="single" w:sz="4" w:space="0" w:color="000000"/>
             </w:tcBorders>
-            <w:shd w:fill="F2F2F2" w:val="clear"/>
-          </w:tcPr>
-          <w:p>
-            <w:pPr>
-              <w:pStyle w:val="Normal"/>
-              <w:spacing w:before="0" w:after="80"/>
-              <w:rPr/>
+            <w:shd w:val="clear" w:color="auto" w:fill="F2F2F2"/>
+          </w:tcPr>
+          <w:p>
+            <w:pPr>
+              <w:spacing w:after="80"/>
             </w:pPr>
             <w:r>
               <w:rPr>
@@ -142,9 +112,7 @@
           </w:p>
           <w:p>
             <w:pPr>
-              <w:pStyle w:val="Normal"/>
-              <w:spacing w:before="0" w:after="80"/>
-              <w:rPr/>
+              <w:spacing w:after="80"/>
             </w:pPr>
             <w:r>
               <w:rPr>
@@ -170,12 +138,9 @@
           </w:tcPr>
           <w:p>
             <w:pPr>
-              <w:pStyle w:val="Normal"/>
-              <w:spacing w:before="0" w:after="80"/>
-              <w:rPr/>
-            </w:pPr>
-            <w:r>
-              <w:rPr/>
+              <w:spacing w:after="80"/>
+            </w:pPr>
+            <w:r>
               <w:t>Historical Epidemiology RAG Agent</w:t>
             </w:r>
           </w:p>
@@ -184,9 +149,7 @@
     </w:tbl>
     <w:p>
       <w:pPr>
-        <w:pStyle w:val="Normal"/>
         <w:spacing w:before="120" w:after="60"/>
-        <w:rPr/>
       </w:pPr>
       <w:r>
         <w:rPr>
@@ -200,9 +163,7 @@
     </w:p>
     <w:p>
       <w:pPr>
-        <w:pStyle w:val="Normal"/>
-        <w:spacing w:before="0" w:after="100"/>
-        <w:rPr/>
+        <w:spacing w:after="100"/>
       </w:pPr>
       <w:r>
         <w:rPr>
@@ -218,25 +179,18 @@
     <w:tbl>
       <w:tblPr>
         <w:tblW w:w="9360" w:type="dxa"/>
-        <w:jc w:val="left"/>
-        <w:tblInd w:w="0" w:type="dxa"/>
         <w:tblLayout w:type="fixed"/>
-        <w:tblCellMar>
-          <w:top w:w="0" w:type="dxa"/>
-          <w:left w:w="108" w:type="dxa"/>
-          <w:bottom w:w="0" w:type="dxa"/>
-          <w:right w:w="108" w:type="dxa"/>
-        </w:tblCellMar>
+        <w:tblLook w:val="04A0" w:firstRow="1" w:lastRow="0" w:firstColumn="1" w:lastColumn="0" w:noHBand="0" w:noVBand="1"/>
       </w:tblPr>
       <w:tblGrid>
-        <w:gridCol w:w="1697"/>
+        <w:gridCol w:w="1698"/>
         <w:gridCol w:w="3002"/>
         <w:gridCol w:w="2363"/>
         <w:gridCol w:w="2297"/>
       </w:tblGrid>
       <w:tr>
         <w:trPr>
-          <w:tblHeader w:val="true"/>
+          <w:tblHeader/>
         </w:trPr>
         <w:tc>
           <w:tcPr>
@@ -247,13 +201,11 @@
               <w:bottom w:val="single" w:sz="4" w:space="0" w:color="000000"/>
               <w:right w:val="single" w:sz="4" w:space="0" w:color="000000"/>
             </w:tcBorders>
-            <w:shd w:fill="1F3864" w:val="clear"/>
-          </w:tcPr>
-          <w:p>
-            <w:pPr>
-              <w:pStyle w:val="Normal"/>
-              <w:spacing w:before="0" w:after="80"/>
-              <w:rPr/>
+            <w:shd w:val="clear" w:color="auto" w:fill="1F3864"/>
+          </w:tcPr>
+          <w:p>
+            <w:pPr>
+              <w:spacing w:after="80"/>
             </w:pPr>
             <w:r>
               <w:rPr>
@@ -274,13 +226,11 @@
               <w:bottom w:val="single" w:sz="4" w:space="0" w:color="000000"/>
               <w:right w:val="single" w:sz="4" w:space="0" w:color="000000"/>
             </w:tcBorders>
-            <w:shd w:fill="1F3864" w:val="clear"/>
-          </w:tcPr>
-          <w:p>
-            <w:pPr>
-              <w:pStyle w:val="Normal"/>
-              <w:spacing w:before="0" w:after="80"/>
-              <w:rPr/>
+            <w:shd w:val="clear" w:color="auto" w:fill="1F3864"/>
+          </w:tcPr>
+          <w:p>
+            <w:pPr>
+              <w:spacing w:after="80"/>
             </w:pPr>
             <w:r>
               <w:rPr>
@@ -301,13 +251,11 @@
               <w:bottom w:val="single" w:sz="4" w:space="0" w:color="000000"/>
               <w:right w:val="single" w:sz="4" w:space="0" w:color="000000"/>
             </w:tcBorders>
-            <w:shd w:fill="1F3864" w:val="clear"/>
-          </w:tcPr>
-          <w:p>
-            <w:pPr>
-              <w:pStyle w:val="Normal"/>
-              <w:spacing w:before="0" w:after="80"/>
-              <w:rPr/>
+            <w:shd w:val="clear" w:color="auto" w:fill="1F3864"/>
+          </w:tcPr>
+          <w:p>
+            <w:pPr>
+              <w:spacing w:after="80"/>
             </w:pPr>
             <w:r>
               <w:rPr>
@@ -328,13 +276,11 @@
               <w:bottom w:val="single" w:sz="4" w:space="0" w:color="000000"/>
               <w:right w:val="single" w:sz="4" w:space="0" w:color="000000"/>
             </w:tcBorders>
-            <w:shd w:fill="1F3864" w:val="clear"/>
-          </w:tcPr>
-          <w:p>
-            <w:pPr>
-              <w:pStyle w:val="Normal"/>
-              <w:spacing w:before="0" w:after="80"/>
-              <w:rPr/>
+            <w:shd w:val="clear" w:color="auto" w:fill="1F3864"/>
+          </w:tcPr>
+          <w:p>
+            <w:pPr>
+              <w:spacing w:after="80"/>
             </w:pPr>
             <w:r>
               <w:rPr>
@@ -348,7 +294,6 @@
         </w:tc>
       </w:tr>
       <w:tr>
-        <w:trPr/>
         <w:tc>
           <w:tcPr>
             <w:tcW w:w="1697" w:type="dxa"/>
@@ -360,12 +305,7 @@
             </w:tcBorders>
           </w:tcPr>
           <w:p>
-            <w:pPr>
-              <w:pStyle w:val="Normal"/>
-              <w:rPr/>
-            </w:pPr>
-            <w:r>
-              <w:rPr/>
+            <w:r>
               <w:t>Student 1</w:t>
             </w:r>
           </w:p>
@@ -382,14 +322,17 @@
           </w:tcPr>
           <w:p>
             <w:pPr>
-              <w:pStyle w:val="Normal"/>
-              <w:rPr/>
-            </w:pPr>
-            <w:r>
-              <w:rPr/>
-              <w:t>Mobsharul Islam Tonmoy</w:t>
-            </w:r>
-          </w:p>
+              <w:spacing w:after="80"/>
+            </w:pPr>
+            <w:r>
+              <w:rPr>
+                <w:sz w:val="20"/>
+                <w:szCs w:val="20"/>
+              </w:rPr>
+              <w:t>Md. Mobasharul Islam Tonmoy</w:t>
+            </w:r>
+          </w:p>
+          <w:p/>
         </w:tc>
         <w:tc>
           <w:tcPr>
@@ -402,12 +345,7 @@
             </w:tcBorders>
           </w:tcPr>
           <w:p>
-            <w:pPr>
-              <w:pStyle w:val="Normal"/>
-              <w:rPr/>
-            </w:pPr>
-            <w:r>
-              <w:rPr/>
+            <w:r>
               <w:t>2105076</w:t>
             </w:r>
           </w:p>
@@ -423,19 +361,13 @@
             </w:tcBorders>
           </w:tcPr>
           <w:p>
-            <w:pPr>
-              <w:pStyle w:val="Normal"/>
-              <w:rPr/>
-            </w:pPr>
-            <w:r>
-              <w:rPr/>
+            <w:r>
               <w:t>Frame &amp; configs, corpus &amp; provenance, ingest (load → preprocess → enhance), data validation &amp; corpus versioning, CI build fixes (uv.lock + runtime deps)</w:t>
             </w:r>
           </w:p>
         </w:tc>
       </w:tr>
       <w:tr>
-        <w:trPr/>
         <w:tc>
           <w:tcPr>
             <w:tcW w:w="1697" w:type="dxa"/>
@@ -447,12 +379,7 @@
             </w:tcBorders>
           </w:tcPr>
           <w:p>
-            <w:pPr>
-              <w:pStyle w:val="Normal"/>
-              <w:rPr/>
-            </w:pPr>
-            <w:r>
-              <w:rPr/>
+            <w:r>
               <w:t>Student 2</w:t>
             </w:r>
           </w:p>
@@ -468,12 +395,7 @@
             </w:tcBorders>
           </w:tcPr>
           <w:p>
-            <w:pPr>
-              <w:pStyle w:val="Normal"/>
-              <w:rPr/>
-            </w:pPr>
-            <w:r>
-              <w:rPr/>
+            <w:r>
               <w:t>Tanzim Tousif</w:t>
             </w:r>
           </w:p>
@@ -489,12 +411,7 @@
             </w:tcBorders>
           </w:tcPr>
           <w:p>
-            <w:pPr>
-              <w:pStyle w:val="Normal"/>
-              <w:rPr/>
-            </w:pPr>
-            <w:r>
-              <w:rPr/>
+            <w:r>
               <w:t>2105071</w:t>
             </w:r>
           </w:p>
@@ -510,19 +427,13 @@
             </w:tcBorders>
           </w:tcPr>
           <w:p>
-            <w:pPr>
-              <w:pStyle w:val="Normal"/>
-              <w:rPr/>
-            </w:pPr>
-            <w:r>
-              <w:rPr/>
+            <w:r>
               <w:t>Layout detection &amp; reading order, OCR engine selection, OCR evaluation (char-F1 vs held-out labels), EDA notebook</w:t>
             </w:r>
           </w:p>
         </w:tc>
       </w:tr>
       <w:tr>
-        <w:trPr/>
         <w:tc>
           <w:tcPr>
             <w:tcW w:w="1697" w:type="dxa"/>
@@ -535,12 +446,9 @@
           </w:tcPr>
           <w:p>
             <w:pPr>
-              <w:pStyle w:val="Normal"/>
-              <w:spacing w:before="0" w:after="80"/>
-              <w:rPr/>
-            </w:pPr>
-            <w:r>
-              <w:rPr/>
+              <w:spacing w:after="80"/>
+            </w:pPr>
+            <w:r>
               <w:t>Student 3</w:t>
             </w:r>
           </w:p>
@@ -557,12 +465,9 @@
           </w:tcPr>
           <w:p>
             <w:pPr>
-              <w:pStyle w:val="Normal"/>
-              <w:spacing w:before="0" w:after="80"/>
-              <w:rPr/>
-            </w:pPr>
-            <w:r>
-              <w:rPr/>
+              <w:spacing w:after="80"/>
+            </w:pPr>
+            <w:r>
               <w:t>Rubaiyat -E-Zaman</w:t>
             </w:r>
           </w:p>
@@ -579,12 +484,9 @@
           </w:tcPr>
           <w:p>
             <w:pPr>
-              <w:pStyle w:val="Normal"/>
-              <w:spacing w:before="0" w:after="80"/>
-              <w:rPr/>
-            </w:pPr>
-            <w:r>
-              <w:rPr/>
+              <w:spacing w:after="80"/>
+            </w:pPr>
+            <w:r>
               <w:t>2105104</w:t>
             </w:r>
           </w:p>
@@ -601,21 +503,18 @@
           </w:tcPr>
           <w:p>
             <w:pPr>
-              <w:pStyle w:val="Normal"/>
-              <w:spacing w:before="0" w:after="80"/>
-              <w:rPr/>
-            </w:pPr>
-            <w:r>
-              <w:rPr/>
+              <w:spacing w:after="80"/>
+            </w:pPr>
+            <w:r>
               <w:t xml:space="preserve">Index (chunk/embed/store), </w:t>
+            </w:r>
+            <w:r>
               <w:br/>
               <w:t>kb_demo notebook,</w:t>
+            </w:r>
+            <w:r>
               <w:br/>
-              <w:t xml:space="preserve">A2 form, </w:t>
-            </w:r>
-            <w:r>
-              <w:rPr/>
-              <w:t>design_choices.md</w:t>
+              <w:t>A2 form, design_choices.md</w:t>
             </w:r>
           </w:p>
         </w:tc>
@@ -623,32 +522,19 @@
     </w:tbl>
     <w:p>
       <w:pPr>
-        <w:pStyle w:val="Normal"/>
-        <w:spacing w:before="0" w:after="60"/>
-        <w:rPr/>
+        <w:spacing w:after="60"/>
       </w:pPr>
-      <w:r>
-        <w:rPr/>
-      </w:r>
     </w:p>
     <w:tbl>
       <w:tblPr>
         <w:tblW w:w="9360" w:type="dxa"/>
-        <w:jc w:val="left"/>
-        <w:tblInd w:w="0" w:type="dxa"/>
         <w:tblLayout w:type="fixed"/>
-        <w:tblCellMar>
-          <w:top w:w="0" w:type="dxa"/>
-          <w:left w:w="108" w:type="dxa"/>
-          <w:bottom w:w="0" w:type="dxa"/>
-          <w:right w:w="108" w:type="dxa"/>
-        </w:tblCellMar>
+        <w:tblLook w:val="04A0" w:firstRow="1" w:lastRow="0" w:firstColumn="1" w:lastColumn="0" w:noHBand="0" w:noVBand="1"/>
       </w:tblPr>
       <w:tblGrid>
         <w:gridCol w:w="9360"/>
       </w:tblGrid>
       <w:tr>
-        <w:trPr/>
         <w:tc>
           <w:tcPr>
             <w:tcW w:w="9360" w:type="dxa"/>
@@ -658,13 +544,11 @@
               <w:bottom w:val="single" w:sz="4" w:space="0" w:color="000000"/>
               <w:right w:val="single" w:sz="4" w:space="0" w:color="000000"/>
             </w:tcBorders>
-            <w:shd w:fill="D9E1F2" w:val="clear"/>
-          </w:tcPr>
-          <w:p>
-            <w:pPr>
-              <w:pStyle w:val="Normal"/>
-              <w:spacing w:before="0" w:after="60"/>
-              <w:rPr/>
+            <w:shd w:val="clear" w:color="auto" w:fill="D9E1F2"/>
+          </w:tcPr>
+          <w:p>
+            <w:pPr>
+              <w:spacing w:after="60"/>
             </w:pPr>
             <w:r>
               <w:rPr>
@@ -674,15 +558,12 @@
               <w:t xml:space="preserve">What this assignment is: </w:t>
             </w:r>
             <w:r>
-              <w:rPr/>
               <w:t>You BUILD the knowledge base — the front half of the pipeline that turns scanned pages into searchable text: ingest &amp; clean the scans, (optionally) enhance them, detect layout, run OCR, then chunk, embed, and index. You choose the models and parameters; the repo fixes where each piece goes. This milestone produces working code and evidence it reads and retrieves.</w:t>
             </w:r>
           </w:p>
           <w:p>
             <w:pPr>
-              <w:pStyle w:val="Normal"/>
-              <w:spacing w:before="0" w:after="60"/>
-              <w:rPr/>
+              <w:spacing w:after="60"/>
             </w:pPr>
             <w:r>
               <w:rPr>
@@ -692,7 +573,6 @@
               <w:t xml:space="preserve">What to hand in: </w:t>
             </w:r>
             <w:r>
-              <w:rPr/>
               <w:t>Push everything to your team's PUBLIC GitHub repo, then tag it: git add -A &amp;&amp; git commit -m "a2-submit" &amp;&amp; git tag a2-submit &amp;&amp; git push origin main --tags. The tag IS your submission (deadlines are read from GitHub's servers) — do NOT upload a ZIP. Contents: the filled form in forms/, the repo with ingest / vision / index stages implemented, the built index (or a script that builds it), notebooks/kb_demo.ipynb showing OCR quality and one retrieval example, your updated configs/design_choices.md, and one AI-chat transcript per member. ALSO CARRIED FORWARD FROM A1 — the code stub was released after A1, so these are graded here for the first time: configs/task.yaml, data/provenance.md plus your corpus (or scripts/get_data.sh), notebooks/eda.ipynb, grading_kit/manifest.yaml, and grading_kit/heldout_pages/ with labels.jsonl.</w:t>
             </w:r>
           </w:p>
@@ -702,25 +582,24 @@
     <w:p>
       <w:pPr>
         <w:pStyle w:val="Heading2"/>
-        <w:spacing w:before="240" w:after="100"/>
-        <w:rPr/>
+        <w:spacing w:after="100"/>
+        <w:rPr>
+          <w:rFonts w:hint="eastAsia"/>
+        </w:rPr>
       </w:pPr>
       <w:r>
         <w:rPr>
           <w:b/>
           <w:bCs/>
           <w:color w:val="1F3864"/>
-          <w:sz w:val="26"/>
-          <w:szCs w:val="26"/>
         </w:rPr>
+        <w:lastRenderedPageBreak/>
         <w:t>Section 1 — Recap from Assignment 1</w:t>
       </w:r>
     </w:p>
     <w:p>
       <w:pPr>
-        <w:pStyle w:val="Normal"/>
-        <w:spacing w:before="0" w:after="100"/>
-        <w:rPr/>
+        <w:spacing w:after="100"/>
       </w:pPr>
       <w:r>
         <w:rPr>
@@ -736,22 +615,14 @@
     <w:tbl>
       <w:tblPr>
         <w:tblW w:w="9360" w:type="dxa"/>
-        <w:jc w:val="left"/>
-        <w:tblInd w:w="0" w:type="dxa"/>
         <w:tblLayout w:type="fixed"/>
-        <w:tblCellMar>
-          <w:top w:w="0" w:type="dxa"/>
-          <w:left w:w="108" w:type="dxa"/>
-          <w:bottom w:w="0" w:type="dxa"/>
-          <w:right w:w="108" w:type="dxa"/>
-        </w:tblCellMar>
+        <w:tblLook w:val="04A0" w:firstRow="1" w:lastRow="0" w:firstColumn="1" w:lastColumn="0" w:noHBand="0" w:noVBand="1"/>
       </w:tblPr>
       <w:tblGrid>
         <w:gridCol w:w="3499"/>
-        <w:gridCol w:w="5860"/>
+        <w:gridCol w:w="5861"/>
       </w:tblGrid>
       <w:tr>
-        <w:trPr/>
         <w:tc>
           <w:tcPr>
             <w:tcW w:w="3499" w:type="dxa"/>
@@ -761,13 +632,11 @@
               <w:bottom w:val="single" w:sz="4" w:space="0" w:color="000000"/>
               <w:right w:val="single" w:sz="4" w:space="0" w:color="000000"/>
             </w:tcBorders>
-            <w:shd w:fill="F2F2F2" w:val="clear"/>
-          </w:tcPr>
-          <w:p>
-            <w:pPr>
-              <w:pStyle w:val="Normal"/>
-              <w:spacing w:before="0" w:after="80"/>
-              <w:rPr/>
+            <w:shd w:val="clear" w:color="auto" w:fill="F2F2F2"/>
+          </w:tcPr>
+          <w:p>
+            <w:pPr>
+              <w:spacing w:after="80"/>
             </w:pPr>
             <w:r>
               <w:rPr>
@@ -779,9 +648,7 @@
           </w:p>
           <w:p>
             <w:pPr>
-              <w:pStyle w:val="Normal"/>
-              <w:spacing w:before="0" w:after="80"/>
-              <w:rPr/>
+              <w:spacing w:after="80"/>
             </w:pPr>
             <w:r>
               <w:rPr>
@@ -807,15 +674,16 @@
           </w:tcPr>
           <w:p>
             <w:pPr>
-              <w:pStyle w:val="Normal"/>
-              <w:spacing w:before="0" w:after="80"/>
-              <w:rPr/>
-            </w:pPr>
-            <w:r>
-              <w:rPr/>
+              <w:spacing w:after="80"/>
+            </w:pPr>
+            <w:r>
               <w:t>domain: historical epidemiology research support — colonial Bengal sanitary reports (1889), for a public-health researcher / policy analyst</w:t>
+            </w:r>
+            <w:r>
               <w:br/>
               <w:t>data speciality: unruled multi-column statistical tables + faded/degraded scans (multi-level district/division mortality tables with no ruling lines — whitespace-aligned columns, multi-row headers — on faded, sometimes hardly-readable print)</w:t>
+            </w:r>
+            <w:r>
               <w:br/>
               <w:t>primary NFR + target: auditable — 95% of answers have a completely replayable audit trail (retrieval scores, extracted value + source page/cell, verify-and-correct recomputation, final decision all logged; re-running the trace reproduces the identical answer)</w:t>
             </w:r>
@@ -823,7 +691,6 @@
         </w:tc>
       </w:tr>
       <w:tr>
-        <w:trPr/>
         <w:tc>
           <w:tcPr>
             <w:tcW w:w="3499" w:type="dxa"/>
@@ -833,13 +700,11 @@
               <w:bottom w:val="single" w:sz="4" w:space="0" w:color="000000"/>
               <w:right w:val="single" w:sz="4" w:space="0" w:color="000000"/>
             </w:tcBorders>
-            <w:shd w:fill="F2F2F2" w:val="clear"/>
-          </w:tcPr>
-          <w:p>
-            <w:pPr>
-              <w:pStyle w:val="Normal"/>
-              <w:spacing w:before="0" w:after="80"/>
-              <w:rPr/>
+            <w:shd w:val="clear" w:color="auto" w:fill="F2F2F2"/>
+          </w:tcPr>
+          <w:p>
+            <w:pPr>
+              <w:spacing w:after="80"/>
             </w:pPr>
             <w:r>
               <w:rPr>
@@ -851,9 +716,7 @@
           </w:p>
           <w:p>
             <w:pPr>
-              <w:pStyle w:val="Normal"/>
-              <w:spacing w:before="0" w:after="80"/>
-              <w:rPr/>
+              <w:spacing w:after="80"/>
             </w:pPr>
             <w:r>
               <w:rPr>
@@ -879,19 +742,15 @@
           </w:tcPr>
           <w:p>
             <w:pPr>
-              <w:pStyle w:val="Normal"/>
-              <w:spacing w:before="0" w:after="80"/>
-              <w:rPr/>
-            </w:pPr>
-            <w:r>
-              <w:rPr/>
+              <w:spacing w:after="80"/>
+            </w:pPr>
+            <w:r>
               <w:t>Groundedness &gt;= 0.90 — at least 90% of answers are fully supported by the cited page (correct district, correct year, correct extracted figure), with no unsupported or fabricated numbers (unchanged from A1; measured on grading_kit/tasks.jsonl at A3)</w:t>
             </w:r>
           </w:p>
         </w:tc>
       </w:tr>
       <w:tr>
-        <w:trPr/>
         <w:tc>
           <w:tcPr>
             <w:tcW w:w="3499" w:type="dxa"/>
@@ -901,13 +760,11 @@
               <w:bottom w:val="single" w:sz="4" w:space="0" w:color="000000"/>
               <w:right w:val="single" w:sz="4" w:space="0" w:color="000000"/>
             </w:tcBorders>
-            <w:shd w:fill="F2F2F2" w:val="clear"/>
-          </w:tcPr>
-          <w:p>
-            <w:pPr>
-              <w:pStyle w:val="Normal"/>
-              <w:spacing w:before="0" w:after="80"/>
-              <w:rPr/>
+            <w:shd w:val="clear" w:color="auto" w:fill="F2F2F2"/>
+          </w:tcPr>
+          <w:p>
+            <w:pPr>
+              <w:spacing w:after="80"/>
             </w:pPr>
             <w:r>
               <w:rPr>
@@ -919,9 +776,7 @@
           </w:p>
           <w:p>
             <w:pPr>
-              <w:pStyle w:val="Normal"/>
-              <w:spacing w:before="0" w:after="80"/>
-              <w:rPr/>
+              <w:spacing w:after="80"/>
             </w:pPr>
             <w:r>
               <w:rPr>
@@ -947,12 +802,9 @@
           </w:tcPr>
           <w:p>
             <w:pPr>
-              <w:pStyle w:val="Normal"/>
-              <w:spacing w:before="0" w:after="80"/>
-              <w:rPr/>
-            </w:pPr>
-            <w:r>
-              <w:rPr/>
+              <w:spacing w:after="80"/>
+            </w:pPr>
+            <w:r>
               <w:t>Internet Archive in.ernet.dli.2015.95111 (DLI collection), public domain; 836 pages / ~180k OCR words; hard because it is images-before-text: 1890 letterpress with unruled multi-column statistical tables (whitespace-aligned columns, multi-row headers) on faded, sometimes hardly-readable print (no text layer at all)</w:t>
             </w:r>
           </w:p>
@@ -962,25 +814,23 @@
     <w:p>
       <w:pPr>
         <w:pStyle w:val="Heading2"/>
-        <w:spacing w:before="240" w:after="100"/>
-        <w:rPr/>
+        <w:spacing w:after="100"/>
+        <w:rPr>
+          <w:rFonts w:hint="eastAsia"/>
+        </w:rPr>
       </w:pPr>
       <w:r>
         <w:rPr>
           <w:b/>
           <w:bCs/>
           <w:color w:val="1F3864"/>
-          <w:sz w:val="26"/>
-          <w:szCs w:val="26"/>
         </w:rPr>
         <w:t>Section 2 — The Structure We Exploit</w:t>
       </w:r>
     </w:p>
     <w:p>
       <w:pPr>
-        <w:pStyle w:val="Normal"/>
-        <w:spacing w:before="0" w:after="100"/>
-        <w:rPr/>
+        <w:spacing w:after="100"/>
       </w:pPr>
       <w:r>
         <w:rPr>
@@ -996,22 +846,14 @@
     <w:tbl>
       <w:tblPr>
         <w:tblW w:w="9360" w:type="dxa"/>
-        <w:jc w:val="left"/>
-        <w:tblInd w:w="0" w:type="dxa"/>
         <w:tblLayout w:type="fixed"/>
-        <w:tblCellMar>
-          <w:top w:w="0" w:type="dxa"/>
-          <w:left w:w="108" w:type="dxa"/>
-          <w:bottom w:w="0" w:type="dxa"/>
-          <w:right w:w="108" w:type="dxa"/>
-        </w:tblCellMar>
+        <w:tblLook w:val="04A0" w:firstRow="1" w:lastRow="0" w:firstColumn="1" w:lastColumn="0" w:noHBand="0" w:noVBand="1"/>
       </w:tblPr>
       <w:tblGrid>
         <w:gridCol w:w="3499"/>
-        <w:gridCol w:w="5860"/>
+        <w:gridCol w:w="5861"/>
       </w:tblGrid>
       <w:tr>
-        <w:trPr/>
         <w:tc>
           <w:tcPr>
             <w:tcW w:w="3499" w:type="dxa"/>
@@ -1021,13 +863,11 @@
               <w:bottom w:val="single" w:sz="4" w:space="0" w:color="000000"/>
               <w:right w:val="single" w:sz="4" w:space="0" w:color="000000"/>
             </w:tcBorders>
-            <w:shd w:fill="F2F2F2" w:val="clear"/>
-          </w:tcPr>
-          <w:p>
-            <w:pPr>
-              <w:pStyle w:val="Normal"/>
-              <w:spacing w:before="0" w:after="80"/>
-              <w:rPr/>
+            <w:shd w:val="clear" w:color="auto" w:fill="F2F2F2"/>
+          </w:tcPr>
+          <w:p>
+            <w:pPr>
+              <w:spacing w:after="80"/>
             </w:pPr>
             <w:r>
               <w:rPr>
@@ -1039,9 +879,7 @@
           </w:p>
           <w:p>
             <w:pPr>
-              <w:pStyle w:val="Normal"/>
-              <w:spacing w:before="0" w:after="80"/>
-              <w:rPr/>
+              <w:spacing w:after="80"/>
             </w:pPr>
             <w:r>
               <w:rPr>
@@ -1066,19 +904,13 @@
             </w:tcBorders>
           </w:tcPr>
           <w:p>
-            <w:pPr>
-              <w:pStyle w:val="Normal"/>
-              <w:rPr/>
-            </w:pPr>
-            <w:r>
-              <w:rPr/>
+            <w:r>
               <w:t>Nearby pixels form strokes/characters, and a character looks the same when shifted — translation invariance drives conv-based detection/recognition. Pages have a regular print grid (text lines, columns, margins), so projection/contour layout grouping is reliable. Drives layout + enhancement choices.</w:t>
             </w:r>
           </w:p>
         </w:tc>
       </w:tr>
       <w:tr>
-        <w:trPr/>
         <w:tc>
           <w:tcPr>
             <w:tcW w:w="3499" w:type="dxa"/>
@@ -1088,13 +920,11 @@
               <w:bottom w:val="single" w:sz="4" w:space="0" w:color="000000"/>
               <w:right w:val="single" w:sz="4" w:space="0" w:color="000000"/>
             </w:tcBorders>
-            <w:shd w:fill="F2F2F2" w:val="clear"/>
-          </w:tcPr>
-          <w:p>
-            <w:pPr>
-              <w:pStyle w:val="Normal"/>
-              <w:spacing w:before="0" w:after="80"/>
-              <w:rPr/>
+            <w:shd w:val="clear" w:color="auto" w:fill="F2F2F2"/>
+          </w:tcPr>
+          <w:p>
+            <w:pPr>
+              <w:spacing w:after="80"/>
             </w:pPr>
             <w:r>
               <w:rPr>
@@ -1106,9 +936,7 @@
           </w:p>
           <w:p>
             <w:pPr>
-              <w:pStyle w:val="Normal"/>
-              <w:spacing w:before="0" w:after="80"/>
-              <w:rPr/>
+              <w:spacing w:after="80"/>
             </w:pPr>
             <w:r>
               <w:rPr>
@@ -1134,19 +962,15 @@
           </w:tcPr>
           <w:p>
             <w:pPr>
-              <w:pStyle w:val="Normal"/>
-              <w:spacing w:before="0" w:after="80"/>
-              <w:rPr/>
-            </w:pPr>
-            <w:r>
-              <w:rPr/>
+              <w:spacing w:after="80"/>
+            </w:pPr>
+            <w:r>
               <w:t>Reading order and context carry meaning — a sequence model can exploit word/line context; tables have row/column semantics that columnar layout preserves. Conjuncts/ligatures and old orthography span characters, so recognition benefits from a character+word context. Drives OCR + embedding choices.</w:t>
             </w:r>
           </w:p>
         </w:tc>
       </w:tr>
       <w:tr>
-        <w:trPr/>
         <w:tc>
           <w:tcPr>
             <w:tcW w:w="3499" w:type="dxa"/>
@@ -1156,13 +980,11 @@
               <w:bottom w:val="single" w:sz="4" w:space="0" w:color="000000"/>
               <w:right w:val="single" w:sz="4" w:space="0" w:color="000000"/>
             </w:tcBorders>
-            <w:shd w:fill="F2F2F2" w:val="clear"/>
-          </w:tcPr>
-          <w:p>
-            <w:pPr>
-              <w:pStyle w:val="Normal"/>
-              <w:spacing w:before="0" w:after="80"/>
-              <w:rPr/>
+            <w:shd w:val="clear" w:color="auto" w:fill="F2F2F2"/>
+          </w:tcPr>
+          <w:p>
+            <w:pPr>
+              <w:spacing w:after="80"/>
             </w:pPr>
             <w:r>
               <w:rPr>
@@ -1174,9 +996,7 @@
           </w:p>
           <w:p>
             <w:pPr>
-              <w:pStyle w:val="Normal"/>
-              <w:spacing w:before="0" w:after="80"/>
-              <w:rPr/>
+              <w:spacing w:after="80"/>
             </w:pPr>
             <w:r>
               <w:rPr>
@@ -1202,12 +1022,9 @@
           </w:tcPr>
           <w:p>
             <w:pPr>
-              <w:pStyle w:val="Normal"/>
-              <w:spacing w:before="0" w:after="80"/>
-              <w:rPr/>
-            </w:pPr>
-            <w:r>
-              <w:rPr/>
+              <w:spacing w:after="80"/>
+            </w:pPr>
+            <w:r>
               <w:t>Page position, font, mild skew, scan noise, ink bleed, foxing — concretely on this corpus: foxing spots that OCR can mistake for glyphs, bleed-through from the verso, uneven 1890 ink density, and degraded letterforms (long-s, ligatures). The system must give the same answer for these variations — hence deskew (&gt;0.5°) + Otsu binarize + Gaussian denoise preprocessing, CLAHE+unsharp enhancement, and augmentation (mild rotation/contrast) for the trained enhancer — which points to robust pretrained models (RapidOCR PP-OCRv4, MiniLM-L6-v2) rather than overfit ones.</w:t>
             </w:r>
           </w:p>
@@ -1217,28 +1034,26 @@
     <w:p>
       <w:pPr>
         <w:pStyle w:val="Heading2"/>
-        <w:spacing w:before="240" w:after="100"/>
-        <w:rPr/>
+        <w:spacing w:after="100"/>
+        <w:rPr>
+          <w:rFonts w:hint="eastAsia"/>
+        </w:rPr>
       </w:pPr>
       <w:r>
         <w:rPr>
           <w:b/>
           <w:bCs/>
           <w:color w:val="1F3864"/>
-          <w:sz w:val="26"/>
-          <w:szCs w:val="26"/>
         </w:rPr>
+        <w:lastRenderedPageBreak/>
         <w:t>Section 3 — Components &amp; Options We Considered</w:t>
       </w:r>
     </w:p>
     <w:p>
       <w:pPr>
-        <w:pStyle w:val="Normal"/>
-        <w:spacing w:before="0" w:after="100"/>
-        <w:rPr/>
+        <w:spacing w:after="100"/>
       </w:pPr>
       <w:r>
-        <w:rPr/>
         <w:t xml:space="preserve">For each stage, name the options you compared and your choice. </w:t>
       </w:r>
       <w:r>
@@ -1249,32 +1064,24 @@
         <w:t>At least one choice must be an existing published/pretrained method you reproduce and adapt</w:t>
       </w:r>
       <w:r>
-        <w:rPr/>
         <w:t xml:space="preserve"> (your OCR foundation is the natural one — reproducing someone else's method is the core skill for adopting whatever comes next). Mark it in the last column.</w:t>
       </w:r>
     </w:p>
     <w:tbl>
       <w:tblPr>
         <w:tblW w:w="9360" w:type="dxa"/>
-        <w:jc w:val="left"/>
-        <w:tblInd w:w="0" w:type="dxa"/>
         <w:tblLayout w:type="fixed"/>
-        <w:tblCellMar>
-          <w:top w:w="0" w:type="dxa"/>
-          <w:left w:w="108" w:type="dxa"/>
-          <w:bottom w:w="0" w:type="dxa"/>
-          <w:right w:w="108" w:type="dxa"/>
-        </w:tblCellMar>
+        <w:tblLook w:val="04A0" w:firstRow="1" w:lastRow="0" w:firstColumn="1" w:lastColumn="0" w:noHBand="0" w:noVBand="1"/>
       </w:tblPr>
       <w:tblGrid>
-        <w:gridCol w:w="1697"/>
+        <w:gridCol w:w="1698"/>
         <w:gridCol w:w="2903"/>
         <w:gridCol w:w="3199"/>
         <w:gridCol w:w="1560"/>
       </w:tblGrid>
       <w:tr>
         <w:trPr>
-          <w:tblHeader w:val="true"/>
+          <w:tblHeader/>
         </w:trPr>
         <w:tc>
           <w:tcPr>
@@ -1285,13 +1092,11 @@
               <w:bottom w:val="single" w:sz="4" w:space="0" w:color="000000"/>
               <w:right w:val="single" w:sz="4" w:space="0" w:color="000000"/>
             </w:tcBorders>
-            <w:shd w:fill="1F3864" w:val="clear"/>
-          </w:tcPr>
-          <w:p>
-            <w:pPr>
-              <w:pStyle w:val="Normal"/>
-              <w:spacing w:before="0" w:after="80"/>
-              <w:rPr/>
+            <w:shd w:val="clear" w:color="auto" w:fill="1F3864"/>
+          </w:tcPr>
+          <w:p>
+            <w:pPr>
+              <w:spacing w:after="80"/>
             </w:pPr>
             <w:r>
               <w:rPr>
@@ -1312,13 +1117,11 @@
               <w:bottom w:val="single" w:sz="4" w:space="0" w:color="000000"/>
               <w:right w:val="single" w:sz="4" w:space="0" w:color="000000"/>
             </w:tcBorders>
-            <w:shd w:fill="1F3864" w:val="clear"/>
-          </w:tcPr>
-          <w:p>
-            <w:pPr>
-              <w:pStyle w:val="Normal"/>
-              <w:spacing w:before="0" w:after="80"/>
-              <w:rPr/>
+            <w:shd w:val="clear" w:color="auto" w:fill="1F3864"/>
+          </w:tcPr>
+          <w:p>
+            <w:pPr>
+              <w:spacing w:after="80"/>
             </w:pPr>
             <w:r>
               <w:rPr>
@@ -1339,13 +1142,11 @@
               <w:bottom w:val="single" w:sz="4" w:space="0" w:color="000000"/>
               <w:right w:val="single" w:sz="4" w:space="0" w:color="000000"/>
             </w:tcBorders>
-            <w:shd w:fill="1F3864" w:val="clear"/>
-          </w:tcPr>
-          <w:p>
-            <w:pPr>
-              <w:pStyle w:val="Normal"/>
-              <w:spacing w:before="0" w:after="80"/>
-              <w:rPr/>
+            <w:shd w:val="clear" w:color="auto" w:fill="1F3864"/>
+          </w:tcPr>
+          <w:p>
+            <w:pPr>
+              <w:spacing w:after="80"/>
             </w:pPr>
             <w:r>
               <w:rPr>
@@ -1366,13 +1167,11 @@
               <w:bottom w:val="single" w:sz="4" w:space="0" w:color="000000"/>
               <w:right w:val="single" w:sz="4" w:space="0" w:color="000000"/>
             </w:tcBorders>
-            <w:shd w:fill="1F3864" w:val="clear"/>
-          </w:tcPr>
-          <w:p>
-            <w:pPr>
-              <w:pStyle w:val="Normal"/>
-              <w:spacing w:before="0" w:after="80"/>
-              <w:rPr/>
+            <w:shd w:val="clear" w:color="auto" w:fill="1F3864"/>
+          </w:tcPr>
+          <w:p>
+            <w:pPr>
+              <w:spacing w:after="80"/>
             </w:pPr>
             <w:r>
               <w:rPr>
@@ -1386,7 +1185,6 @@
         </w:tc>
       </w:tr>
       <w:tr>
-        <w:trPr/>
         <w:tc>
           <w:tcPr>
             <w:tcW w:w="1697" w:type="dxa"/>
@@ -1399,12 +1197,9 @@
           </w:tcPr>
           <w:p>
             <w:pPr>
-              <w:pStyle w:val="Normal"/>
-              <w:spacing w:before="0" w:after="80"/>
-              <w:rPr/>
-            </w:pPr>
-            <w:r>
-              <w:rPr/>
+              <w:spacing w:after="80"/>
+            </w:pPr>
+            <w:r>
               <w:t>Enhancement (bonus)</w:t>
             </w:r>
           </w:p>
@@ -1421,12 +1216,9 @@
           </w:tcPr>
           <w:p>
             <w:pPr>
-              <w:pStyle w:val="Normal"/>
-              <w:spacing w:before="0" w:after="80"/>
-              <w:rPr/>
-            </w:pPr>
-            <w:r>
-              <w:rPr/>
+              <w:spacing w:after="80"/>
+            </w:pPr>
+            <w:r>
               <w:t>classical denoise (CLAHE/NL-means) vs from-scratch UNet denoiser vs VAE/diffusion</w:t>
             </w:r>
           </w:p>
@@ -1443,12 +1235,9 @@
           </w:tcPr>
           <w:p>
             <w:pPr>
-              <w:pStyle w:val="Normal"/>
-              <w:spacing w:before="0" w:after="80"/>
-              <w:rPr/>
-            </w:pPr>
-            <w:r>
-              <w:rPr/>
+              <w:spacing w:after="80"/>
+            </w:pPr>
+            <w:r>
               <w:t>Classical CLAHE+unsharp by default (fast, deterministic, enough for letterpress). A tiny UNet denoiser is implemented and trainable (self-supervised, noise-&gt;clean); real VAE/diffusion is too heavy for the CPU-only box.</w:t>
             </w:r>
           </w:p>
@@ -1465,19 +1254,15 @@
           </w:tcPr>
           <w:p>
             <w:pPr>
-              <w:pStyle w:val="Normal"/>
-              <w:spacing w:before="0" w:after="80"/>
-              <w:rPr/>
-            </w:pPr>
-            <w:r>
-              <w:rPr/>
+              <w:spacing w:after="80"/>
+            </w:pPr>
+            <w:r>
               <w:t>no</w:t>
             </w:r>
           </w:p>
         </w:tc>
       </w:tr>
       <w:tr>
-        <w:trPr/>
         <w:tc>
           <w:tcPr>
             <w:tcW w:w="1697" w:type="dxa"/>
@@ -1490,12 +1275,9 @@
           </w:tcPr>
           <w:p>
             <w:pPr>
-              <w:pStyle w:val="Normal"/>
-              <w:spacing w:before="0" w:after="80"/>
-              <w:rPr/>
-            </w:pPr>
-            <w:r>
-              <w:rPr/>
+              <w:spacing w:after="80"/>
+            </w:pPr>
+            <w:r>
               <w:t>Layout detection</w:t>
             </w:r>
           </w:p>
@@ -1512,18 +1294,10 @@
           </w:tcPr>
           <w:p>
             <w:pPr>
-              <w:pStyle w:val="Normal"/>
-              <w:spacing w:before="0" w:after="80"/>
-              <w:rPr>
-                <w:i w:val="false"/>
-                <w:i w:val="false"/>
-                <w:iCs w:val="false"/>
-              </w:rPr>
-            </w:pPr>
-            <w:r>
-              <w:rPr>
-                <w:i w:val="false"/>
-                <w:iCs w:val="false"/>
+              <w:spacing w:after="80"/>
+            </w:pPr>
+            <w:r>
+              <w:rPr>
                 <w:color w:val="595959"/>
                 <w:sz w:val="18"/>
                 <w:szCs w:val="18"/>
@@ -1544,12 +1318,9 @@
           </w:tcPr>
           <w:p>
             <w:pPr>
-              <w:pStyle w:val="Normal"/>
-              <w:spacing w:before="0" w:after="80"/>
-              <w:rPr/>
-            </w:pPr>
-            <w:r>
-              <w:rPr/>
+              <w:spacing w:after="80"/>
+            </w:pPr>
+            <w:r>
               <w:t>Heuristic: no labels needed, ~0.05-0.2 s/page; projection/contour plus whitespace column-detection recovers this corpus' unruled multi-column tables (A1's table-structure recovery); a detection model (PP-DocLayout/YOLO) is the upgrade path if column/table complexity grows in A3.</w:t>
             </w:r>
           </w:p>
@@ -1566,19 +1337,15 @@
           </w:tcPr>
           <w:p>
             <w:pPr>
-              <w:pStyle w:val="Normal"/>
-              <w:spacing w:before="0" w:after="80"/>
-              <w:rPr/>
-            </w:pPr>
-            <w:r>
-              <w:rPr/>
+              <w:spacing w:after="80"/>
+            </w:pPr>
+            <w:r>
               <w:t>no</w:t>
             </w:r>
           </w:p>
         </w:tc>
       </w:tr>
       <w:tr>
-        <w:trPr/>
         <w:tc>
           <w:tcPr>
             <w:tcW w:w="1697" w:type="dxa"/>
@@ -1591,12 +1358,9 @@
           </w:tcPr>
           <w:p>
             <w:pPr>
-              <w:pStyle w:val="Normal"/>
-              <w:spacing w:before="0" w:after="80"/>
-              <w:rPr/>
-            </w:pPr>
-            <w:r>
-              <w:rPr/>
+              <w:spacing w:after="80"/>
+            </w:pPr>
+            <w:r>
               <w:t>OCR / HTR</w:t>
             </w:r>
           </w:p>
@@ -1613,9 +1377,7 @@
           </w:tcPr>
           <w:p>
             <w:pPr>
-              <w:pStyle w:val="Normal"/>
-              <w:spacing w:before="0" w:after="80"/>
-              <w:rPr/>
+              <w:spacing w:after="80"/>
             </w:pPr>
             <w:r>
               <w:rPr>
@@ -1641,12 +1403,9 @@
           </w:tcPr>
           <w:p>
             <w:pPr>
-              <w:pStyle w:val="Normal"/>
-              <w:spacing w:before="0" w:after="80"/>
-              <w:rPr/>
-            </w:pPr>
-            <w:r>
-              <w:rPr/>
+              <w:spacing w:after="80"/>
+            </w:pPr>
+            <w:r>
               <w:t>RapidOCR PP-OCRv4-onnx — published pretrained PP-OCR detection + recognition models exported to ONNX and served by onnxruntime; best char-F1 of the engines we could actually run. PaddleOCR was tried first but the paddlepaddle 3.3.1 CPU build crashes (ConvertPirAttribute2RuntimeAttribute); EasyOCR is ~4× slower and worse on dense tables. Full comparison in design_choices.md.</w:t>
             </w:r>
           </w:p>
@@ -1663,19 +1422,15 @@
           </w:tcPr>
           <w:p>
             <w:pPr>
-              <w:pStyle w:val="Normal"/>
-              <w:spacing w:before="0" w:after="80"/>
-              <w:rPr/>
-            </w:pPr>
-            <w:r>
-              <w:rPr/>
+              <w:spacing w:after="80"/>
+            </w:pPr>
+            <w:r>
               <w:t>yes</w:t>
             </w:r>
           </w:p>
         </w:tc>
       </w:tr>
       <w:tr>
-        <w:trPr/>
         <w:tc>
           <w:tcPr>
             <w:tcW w:w="1697" w:type="dxa"/>
@@ -1688,12 +1443,9 @@
           </w:tcPr>
           <w:p>
             <w:pPr>
-              <w:pStyle w:val="Normal"/>
-              <w:spacing w:before="0" w:after="80"/>
-              <w:rPr/>
-            </w:pPr>
-            <w:r>
-              <w:rPr/>
+              <w:spacing w:after="80"/>
+            </w:pPr>
+            <w:r>
               <w:t>Chunking</w:t>
             </w:r>
           </w:p>
@@ -1710,9 +1462,7 @@
           </w:tcPr>
           <w:p>
             <w:pPr>
-              <w:pStyle w:val="Normal"/>
-              <w:spacing w:before="0" w:after="80"/>
-              <w:rPr/>
+              <w:spacing w:after="80"/>
             </w:pPr>
             <w:r>
               <w:rPr>
@@ -1738,12 +1488,9 @@
           </w:tcPr>
           <w:p>
             <w:pPr>
-              <w:pStyle w:val="Normal"/>
-              <w:spacing w:before="0" w:after="80"/>
-              <w:rPr/>
-            </w:pPr>
-            <w:r>
-              <w:rPr/>
+              <w:spacing w:after="80"/>
+            </w:pPr>
+            <w:r>
               <w:t>Fixed-size sliding window (256 tokens, 32 overlap) using the embedding model's own tokenizer, applied independently per OCR region (region boundaries never crossed). Chosen over semantic/paragraph chunking for determinism/simplicity and to keep chunk_tokens consistent with what embed.py feeds the encoder.</w:t>
             </w:r>
           </w:p>
@@ -1760,19 +1507,15 @@
           </w:tcPr>
           <w:p>
             <w:pPr>
-              <w:pStyle w:val="Normal"/>
-              <w:spacing w:before="0" w:after="80"/>
-              <w:rPr/>
-            </w:pPr>
-            <w:r>
-              <w:rPr/>
+              <w:spacing w:after="80"/>
+            </w:pPr>
+            <w:r>
               <w:t>No</w:t>
             </w:r>
           </w:p>
         </w:tc>
       </w:tr>
       <w:tr>
-        <w:trPr/>
         <w:tc>
           <w:tcPr>
             <w:tcW w:w="1697" w:type="dxa"/>
@@ -1785,12 +1528,10 @@
           </w:tcPr>
           <w:p>
             <w:pPr>
-              <w:pStyle w:val="Normal"/>
-              <w:spacing w:before="0" w:after="80"/>
-              <w:rPr/>
-            </w:pPr>
-            <w:r>
-              <w:rPr/>
+              <w:spacing w:after="80"/>
+            </w:pPr>
+            <w:r>
+              <w:lastRenderedPageBreak/>
               <w:t>Embedding</w:t>
             </w:r>
           </w:p>
@@ -1807,9 +1548,7 @@
           </w:tcPr>
           <w:p>
             <w:pPr>
-              <w:pStyle w:val="Normal"/>
-              <w:spacing w:before="0" w:after="80"/>
-              <w:rPr/>
+              <w:spacing w:after="80"/>
             </w:pPr>
             <w:r>
               <w:rPr>
@@ -1835,12 +1574,9 @@
           </w:tcPr>
           <w:p>
             <w:pPr>
-              <w:pStyle w:val="Normal"/>
-              <w:spacing w:before="0" w:after="80"/>
-              <w:rPr/>
-            </w:pPr>
-            <w:r>
-              <w:rPr/>
+              <w:spacing w:after="80"/>
+            </w:pPr>
+            <w:r>
               <w:t>sentence-transformers/all-MiniLM-L6-v2 (384-dim), embeddings L2-normalized so cosine similarity reduces to a plain dot product at retrieval time. Chosen for being small and fast on CPU, and a standard off-the-shelf baseline for semantic search.</w:t>
             </w:r>
           </w:p>
@@ -1857,19 +1593,15 @@
           </w:tcPr>
           <w:p>
             <w:pPr>
-              <w:pStyle w:val="Normal"/>
-              <w:spacing w:before="0" w:after="80"/>
-              <w:rPr/>
-            </w:pPr>
-            <w:r>
-              <w:rPr/>
+              <w:spacing w:after="80"/>
+            </w:pPr>
+            <w:r>
               <w:t>Yes — pretrained, off-the-shelf, unmodified</w:t>
             </w:r>
           </w:p>
         </w:tc>
       </w:tr>
       <w:tr>
-        <w:trPr/>
         <w:tc>
           <w:tcPr>
             <w:tcW w:w="1697" w:type="dxa"/>
@@ -1882,12 +1614,9 @@
           </w:tcPr>
           <w:p>
             <w:pPr>
-              <w:pStyle w:val="Normal"/>
-              <w:spacing w:before="0" w:after="80"/>
-              <w:rPr/>
-            </w:pPr>
-            <w:r>
-              <w:rPr/>
+              <w:spacing w:after="80"/>
+            </w:pPr>
+            <w:r>
               <w:t>Vector index</w:t>
             </w:r>
           </w:p>
@@ -1904,9 +1633,7 @@
           </w:tcPr>
           <w:p>
             <w:pPr>
-              <w:pStyle w:val="Normal"/>
-              <w:spacing w:before="0" w:after="80"/>
-              <w:rPr/>
+              <w:spacing w:after="80"/>
             </w:pPr>
             <w:r>
               <w:rPr>
@@ -1932,12 +1659,9 @@
           </w:tcPr>
           <w:p>
             <w:pPr>
-              <w:pStyle w:val="Normal"/>
-              <w:spacing w:before="0" w:after="80"/>
-              <w:rPr/>
-            </w:pPr>
-            <w:r>
-              <w:rPr/>
+              <w:spacing w:after="80"/>
+            </w:pPr>
+            <w:r>
               <w:t>FAISS IndexHNSWFlat with METRIC_INNER_PRODUCT (cosine, matching normalized embeddings), chunk metadata (id/doc_id/text/page_ids) persisted alongside in a JSONL sidecar keyed by row order. Chosen over a hosted vector DB (Chroma/Qdrant) for a fully local, free, dependency-light setup at our corpus scale.</w:t>
             </w:r>
           </w:p>
@@ -1954,12 +1678,9 @@
           </w:tcPr>
           <w:p>
             <w:pPr>
-              <w:pStyle w:val="Normal"/>
-              <w:spacing w:before="0" w:after="80"/>
-              <w:rPr/>
-            </w:pPr>
-            <w:r>
-              <w:rPr/>
+              <w:spacing w:after="80"/>
+            </w:pPr>
+            <w:r>
               <w:t>No</w:t>
             </w:r>
           </w:p>
@@ -1969,25 +1690,23 @@
     <w:p>
       <w:pPr>
         <w:pStyle w:val="Heading2"/>
-        <w:spacing w:before="240" w:after="100"/>
-        <w:rPr/>
+        <w:spacing w:after="100"/>
+        <w:rPr>
+          <w:rFonts w:hint="eastAsia"/>
+        </w:rPr>
       </w:pPr>
       <w:r>
         <w:rPr>
           <w:b/>
           <w:bCs/>
           <w:color w:val="1F3864"/>
-          <w:sz w:val="26"/>
-          <w:szCs w:val="26"/>
         </w:rPr>
         <w:t>Section 4 — The Knowledge Base We Built</w:t>
       </w:r>
     </w:p>
     <w:p>
       <w:pPr>
-        <w:pStyle w:val="Normal"/>
-        <w:spacing w:before="0" w:after="100"/>
-        <w:rPr/>
+        <w:spacing w:after="100"/>
       </w:pPr>
       <w:r>
         <w:rPr>
@@ -2003,18 +1722,11 @@
     <w:tbl>
       <w:tblPr>
         <w:tblW w:w="9360" w:type="dxa"/>
-        <w:jc w:val="left"/>
-        <w:tblInd w:w="0" w:type="dxa"/>
         <w:tblLayout w:type="fixed"/>
-        <w:tblCellMar>
-          <w:top w:w="0" w:type="dxa"/>
-          <w:left w:w="108" w:type="dxa"/>
-          <w:bottom w:w="0" w:type="dxa"/>
-          <w:right w:w="108" w:type="dxa"/>
-        </w:tblCellMar>
+        <w:tblLook w:val="04A0" w:firstRow="1" w:lastRow="0" w:firstColumn="1" w:lastColumn="0" w:noHBand="0" w:noVBand="1"/>
       </w:tblPr>
       <w:tblGrid>
-        <w:gridCol w:w="1900"/>
+        <w:gridCol w:w="1901"/>
         <w:gridCol w:w="1599"/>
         <w:gridCol w:w="1101"/>
         <w:gridCol w:w="2400"/>
@@ -2022,7 +1734,7 @@
       </w:tblGrid>
       <w:tr>
         <w:trPr>
-          <w:tblHeader w:val="true"/>
+          <w:tblHeader/>
         </w:trPr>
         <w:tc>
           <w:tcPr>
@@ -2033,13 +1745,11 @@
               <w:bottom w:val="single" w:sz="4" w:space="0" w:color="000000"/>
               <w:right w:val="single" w:sz="4" w:space="0" w:color="000000"/>
             </w:tcBorders>
-            <w:shd w:fill="1F3864" w:val="clear"/>
-          </w:tcPr>
-          <w:p>
-            <w:pPr>
-              <w:pStyle w:val="Normal"/>
-              <w:spacing w:before="0" w:after="80"/>
-              <w:rPr/>
+            <w:shd w:val="clear" w:color="auto" w:fill="1F3864"/>
+          </w:tcPr>
+          <w:p>
+            <w:pPr>
+              <w:spacing w:after="80"/>
             </w:pPr>
             <w:r>
               <w:rPr>
@@ -2061,13 +1771,11 @@
               <w:bottom w:val="single" w:sz="4" w:space="0" w:color="000000"/>
               <w:right w:val="single" w:sz="4" w:space="0" w:color="000000"/>
             </w:tcBorders>
-            <w:shd w:fill="1F3864" w:val="clear"/>
-          </w:tcPr>
-          <w:p>
-            <w:pPr>
-              <w:pStyle w:val="Normal"/>
-              <w:spacing w:before="0" w:after="80"/>
-              <w:rPr/>
+            <w:shd w:val="clear" w:color="auto" w:fill="1F3864"/>
+          </w:tcPr>
+          <w:p>
+            <w:pPr>
+              <w:spacing w:after="80"/>
             </w:pPr>
             <w:r>
               <w:rPr>
@@ -2088,13 +1796,11 @@
               <w:bottom w:val="single" w:sz="4" w:space="0" w:color="000000"/>
               <w:right w:val="single" w:sz="4" w:space="0" w:color="000000"/>
             </w:tcBorders>
-            <w:shd w:fill="1F3864" w:val="clear"/>
-          </w:tcPr>
-          <w:p>
-            <w:pPr>
-              <w:pStyle w:val="Normal"/>
-              <w:spacing w:before="0" w:after="80"/>
-              <w:rPr/>
+            <w:shd w:val="clear" w:color="auto" w:fill="1F3864"/>
+          </w:tcPr>
+          <w:p>
+            <w:pPr>
+              <w:spacing w:after="80"/>
             </w:pPr>
             <w:r>
               <w:rPr>
@@ -2115,13 +1821,11 @@
               <w:bottom w:val="single" w:sz="4" w:space="0" w:color="000000"/>
               <w:right w:val="single" w:sz="4" w:space="0" w:color="000000"/>
             </w:tcBorders>
-            <w:shd w:fill="1F3864" w:val="clear"/>
-          </w:tcPr>
-          <w:p>
-            <w:pPr>
-              <w:pStyle w:val="Normal"/>
-              <w:spacing w:before="0" w:after="80"/>
-              <w:rPr/>
+            <w:shd w:val="clear" w:color="auto" w:fill="1F3864"/>
+          </w:tcPr>
+          <w:p>
+            <w:pPr>
+              <w:spacing w:after="80"/>
             </w:pPr>
             <w:r>
               <w:rPr>
@@ -2135,7 +1839,6 @@
         </w:tc>
       </w:tr>
       <w:tr>
-        <w:trPr/>
         <w:tc>
           <w:tcPr>
             <w:tcW w:w="1900" w:type="dxa"/>
@@ -2148,12 +1851,9 @@
           </w:tcPr>
           <w:p>
             <w:pPr>
-              <w:pStyle w:val="Normal"/>
-              <w:spacing w:before="0" w:after="80"/>
-              <w:rPr/>
-            </w:pPr>
-            <w:r>
-              <w:rPr/>
+              <w:spacing w:after="80"/>
+            </w:pPr>
+            <w:r>
               <w:t>Ingest + enhance</w:t>
             </w:r>
           </w:p>
@@ -2171,12 +1871,9 @@
           </w:tcPr>
           <w:p>
             <w:pPr>
-              <w:pStyle w:val="Normal"/>
-              <w:spacing w:before="0" w:after="80"/>
-              <w:rPr/>
-            </w:pPr>
-            <w:r>
-              <w:rPr/>
+              <w:spacing w:after="80"/>
+            </w:pPr>
+            <w:r>
               <w:t>pypdfium2 render (200 dpi) · OpenCV classical pipeline · optional tiny UNet (from scratch)</w:t>
             </w:r>
           </w:p>
@@ -2193,12 +1890,9 @@
           </w:tcPr>
           <w:p>
             <w:pPr>
-              <w:pStyle w:val="Normal"/>
-              <w:spacing w:before="0" w:after="80"/>
-              <w:rPr/>
-            </w:pPr>
-            <w:r>
-              <w:rPr/>
+              <w:spacing w:after="80"/>
+            </w:pPr>
+            <w:r>
               <w:t>dpi=200; Gaussian denoise, Otsu binarize, deskew (&gt;0.5 deg); CLAHE clipLimit 2.5 + unsharp; UNet 16/32/64 ch</w:t>
             </w:r>
           </w:p>
@@ -2215,19 +1909,15 @@
           </w:tcPr>
           <w:p>
             <w:pPr>
-              <w:pStyle w:val="Normal"/>
-              <w:spacing w:before="0" w:after="80"/>
-              <w:rPr/>
-            </w:pPr>
-            <w:r>
-              <w:rPr/>
+              <w:spacing w:after="80"/>
+            </w:pPr>
+            <w:r>
               <w:t>pretrained none / classical hand-tuned; UNet from scratch (trainable)</w:t>
             </w:r>
           </w:p>
         </w:tc>
       </w:tr>
       <w:tr>
-        <w:trPr/>
         <w:tc>
           <w:tcPr>
             <w:tcW w:w="1900" w:type="dxa"/>
@@ -2240,12 +1930,9 @@
           </w:tcPr>
           <w:p>
             <w:pPr>
-              <w:pStyle w:val="Normal"/>
-              <w:spacing w:before="0" w:after="80"/>
-              <w:rPr/>
-            </w:pPr>
-            <w:r>
-              <w:rPr/>
+              <w:spacing w:after="80"/>
+            </w:pPr>
+            <w:r>
               <w:t>Layout</w:t>
             </w:r>
           </w:p>
@@ -2263,12 +1950,9 @@
           </w:tcPr>
           <w:p>
             <w:pPr>
-              <w:pStyle w:val="Normal"/>
-              <w:spacing w:before="0" w:after="80"/>
-              <w:rPr/>
-            </w:pPr>
-            <w:r>
-              <w:rPr/>
+              <w:spacing w:after="80"/>
+            </w:pPr>
+            <w:r>
               <w:t>heuristic projection/contour (no pretrained model)</w:t>
             </w:r>
           </w:p>
@@ -2285,12 +1969,9 @@
           </w:tcPr>
           <w:p>
             <w:pPr>
-              <w:pStyle w:val="Normal"/>
-              <w:spacing w:before="0" w:after="80"/>
-              <w:rPr/>
-            </w:pPr>
-            <w:r>
-              <w:rPr/>
+              <w:spacing w:after="80"/>
+            </w:pPr>
+            <w:r>
               <w:t>min_block_h=20, merge_gap=14; morphological close kernel ~(w/60, h/90); table test = ruling lines OR &gt;=2 whitespace columns (projection profile) — A1's table-structure recovery</w:t>
             </w:r>
           </w:p>
@@ -2307,19 +1988,15 @@
           </w:tcPr>
           <w:p>
             <w:pPr>
-              <w:pStyle w:val="Normal"/>
-              <w:spacing w:before="0" w:after="80"/>
-              <w:rPr/>
-            </w:pPr>
-            <w:r>
-              <w:rPr/>
+              <w:spacing w:after="80"/>
+            </w:pPr>
+            <w:r>
               <w:t>from scratch (heuristic)</w:t>
             </w:r>
           </w:p>
         </w:tc>
       </w:tr>
       <w:tr>
-        <w:trPr/>
         <w:tc>
           <w:tcPr>
             <w:tcW w:w="1900" w:type="dxa"/>
@@ -2332,12 +2009,9 @@
           </w:tcPr>
           <w:p>
             <w:pPr>
-              <w:pStyle w:val="Normal"/>
-              <w:spacing w:before="0" w:after="80"/>
-              <w:rPr/>
-            </w:pPr>
-            <w:r>
-              <w:rPr/>
+              <w:spacing w:after="80"/>
+            </w:pPr>
+            <w:r>
               <w:t>OCR / HTR</w:t>
             </w:r>
           </w:p>
@@ -2355,12 +2029,9 @@
           </w:tcPr>
           <w:p>
             <w:pPr>
-              <w:pStyle w:val="Normal"/>
-              <w:spacing w:before="0" w:after="80"/>
-              <w:rPr/>
-            </w:pPr>
-            <w:r>
-              <w:rPr/>
+              <w:spacing w:after="80"/>
+            </w:pPr>
+            <w:r>
               <w:t>RapidOCR PP-OCRv4-onnx (pretrained PP-OCR detection + recognition, en)</w:t>
             </w:r>
           </w:p>
@@ -2377,12 +2048,9 @@
           </w:tcPr>
           <w:p>
             <w:pPr>
-              <w:pStyle w:val="Normal"/>
-              <w:spacing w:before="0" w:after="80"/>
-              <w:rPr/>
-            </w:pPr>
-            <w:r>
-              <w:rPr/>
+              <w:spacing w:after="80"/>
+            </w:pPr>
+            <w:r>
               <w:t>canvas_size=1280, workers=3 process pool, per-page JSON cache under data/interim</w:t>
             </w:r>
           </w:p>
@@ -2399,19 +2067,15 @@
           </w:tcPr>
           <w:p>
             <w:pPr>
-              <w:pStyle w:val="Normal"/>
-              <w:spacing w:before="0" w:after="80"/>
-              <w:rPr/>
-            </w:pPr>
-            <w:r>
-              <w:rPr/>
+              <w:spacing w:after="80"/>
+            </w:pPr>
+            <w:r>
               <w:t>pretrained (reproduced published method), not fine-tuned</w:t>
             </w:r>
           </w:p>
         </w:tc>
       </w:tr>
       <w:tr>
-        <w:trPr/>
         <w:tc>
           <w:tcPr>
             <w:tcW w:w="1900" w:type="dxa"/>
@@ -2424,12 +2088,9 @@
           </w:tcPr>
           <w:p>
             <w:pPr>
-              <w:pStyle w:val="Normal"/>
-              <w:spacing w:before="0" w:after="80"/>
-              <w:rPr/>
-            </w:pPr>
-            <w:r>
-              <w:rPr/>
+              <w:spacing w:after="80"/>
+            </w:pPr>
+            <w:r>
               <w:t>Chunk</w:t>
             </w:r>
           </w:p>
@@ -2447,13 +2108,14 @@
           </w:tcPr>
           <w:p>
             <w:pPr>
-              <w:pStyle w:val="Normal"/>
-              <w:spacing w:before="0" w:after="80"/>
-              <w:rPr/>
-            </w:pPr>
-            <w:r>
-              <w:rPr/>
-              <w:t>N/A — deterministic algorithm; uses all-MiniLM-L6-v2's own tokenizer as the token-counting ruler</w:t>
+              <w:spacing w:after="80"/>
+            </w:pPr>
+            <w:r>
+              <w:t xml:space="preserve">N/A — deterministic </w:t>
+            </w:r>
+            <w:r>
+              <w:lastRenderedPageBreak/>
+              <w:t>algorithm; uses all-MiniLM-L6-v2's own tokenizer as the token-counting ruler</w:t>
             </w:r>
           </w:p>
         </w:tc>
@@ -2469,13 +2131,15 @@
           </w:tcPr>
           <w:p>
             <w:pPr>
-              <w:pStyle w:val="Normal"/>
-              <w:spacing w:before="0" w:after="80"/>
-              <w:rPr/>
-            </w:pPr>
-            <w:r>
-              <w:rPr/>
-              <w:t>chunk_tokens=256, overlap=32; windowed independently per OCR region</w:t>
+              <w:spacing w:after="80"/>
+            </w:pPr>
+            <w:r>
+              <w:lastRenderedPageBreak/>
+              <w:t xml:space="preserve">chunk_tokens=256, </w:t>
+            </w:r>
+            <w:r>
+              <w:lastRenderedPageBreak/>
+              <w:t>overlap=32; windowed independently per OCR region</w:t>
             </w:r>
           </w:p>
         </w:tc>
@@ -2491,19 +2155,20 @@
           </w:tcPr>
           <w:p>
             <w:pPr>
-              <w:pStyle w:val="Normal"/>
-              <w:spacing w:before="0" w:after="80"/>
-              <w:rPr/>
-            </w:pPr>
-            <w:r>
-              <w:rPr/>
-              <w:t>N/A (not a trained model)</w:t>
-            </w:r>
-          </w:p>
-        </w:tc>
-      </w:tr>
-      <w:tr>
-        <w:trPr/>
+              <w:spacing w:after="80"/>
+            </w:pPr>
+            <w:r>
+              <w:lastRenderedPageBreak/>
+              <w:t xml:space="preserve">N/A (not a trained </w:t>
+            </w:r>
+            <w:r>
+              <w:lastRenderedPageBreak/>
+              <w:t>model)</w:t>
+            </w:r>
+          </w:p>
+        </w:tc>
+      </w:tr>
+      <w:tr>
         <w:tc>
           <w:tcPr>
             <w:tcW w:w="1900" w:type="dxa"/>
@@ -2516,12 +2181,10 @@
           </w:tcPr>
           <w:p>
             <w:pPr>
-              <w:pStyle w:val="Normal"/>
-              <w:spacing w:before="0" w:after="80"/>
-              <w:rPr/>
-            </w:pPr>
-            <w:r>
-              <w:rPr/>
+              <w:spacing w:after="80"/>
+            </w:pPr>
+            <w:r>
+              <w:lastRenderedPageBreak/>
               <w:t>Embed</w:t>
             </w:r>
           </w:p>
@@ -2539,12 +2202,9 @@
           </w:tcPr>
           <w:p>
             <w:pPr>
-              <w:pStyle w:val="Normal"/>
-              <w:spacing w:before="0" w:after="80"/>
-              <w:rPr/>
-            </w:pPr>
-            <w:r>
-              <w:rPr/>
+              <w:spacing w:after="80"/>
+            </w:pPr>
+            <w:r>
               <w:t>sentence-transformers/all-MiniLM-L6-v2</w:t>
             </w:r>
           </w:p>
@@ -2561,12 +2221,9 @@
           </w:tcPr>
           <w:p>
             <w:pPr>
-              <w:pStyle w:val="Normal"/>
-              <w:spacing w:before="0" w:after="80"/>
-              <w:rPr/>
-            </w:pPr>
-            <w:r>
-              <w:rPr/>
+              <w:spacing w:after="80"/>
+            </w:pPr>
+            <w:r>
               <w:t>dim=384, normalize_embeddings=True</w:t>
             </w:r>
           </w:p>
@@ -2583,19 +2240,15 @@
           </w:tcPr>
           <w:p>
             <w:pPr>
-              <w:pStyle w:val="Normal"/>
-              <w:spacing w:before="0" w:after="80"/>
-              <w:rPr/>
-            </w:pPr>
-            <w:r>
-              <w:rPr/>
+              <w:spacing w:after="80"/>
+            </w:pPr>
+            <w:r>
               <w:t>Pretrained (off-the-shelf, no fine-tuning)</w:t>
             </w:r>
           </w:p>
         </w:tc>
       </w:tr>
       <w:tr>
-        <w:trPr/>
         <w:tc>
           <w:tcPr>
             <w:tcW w:w="1900" w:type="dxa"/>
@@ -2608,12 +2261,9 @@
           </w:tcPr>
           <w:p>
             <w:pPr>
-              <w:pStyle w:val="Normal"/>
-              <w:spacing w:before="0" w:after="80"/>
-              <w:rPr/>
-            </w:pPr>
-            <w:r>
-              <w:rPr/>
+              <w:spacing w:after="80"/>
+            </w:pPr>
+            <w:r>
               <w:t>Index</w:t>
             </w:r>
           </w:p>
@@ -2631,12 +2281,9 @@
           </w:tcPr>
           <w:p>
             <w:pPr>
-              <w:pStyle w:val="Normal"/>
-              <w:spacing w:before="0" w:after="80"/>
-              <w:rPr/>
-            </w:pPr>
-            <w:r>
-              <w:rPr/>
+              <w:spacing w:after="80"/>
+            </w:pPr>
+            <w:r>
               <w:t>FAISS IndexHNSWFlat (M=32 graph connectivity)</w:t>
             </w:r>
           </w:p>
@@ -2653,12 +2300,9 @@
           </w:tcPr>
           <w:p>
             <w:pPr>
-              <w:pStyle w:val="Normal"/>
-              <w:spacing w:before="0" w:after="80"/>
-              <w:rPr/>
-            </w:pPr>
-            <w:r>
-              <w:rPr/>
+              <w:spacing w:after="80"/>
+            </w:pPr>
+            <w:r>
               <w:t>type=faiss:hnsw, metric=inner product (cosine), dir=data/index</w:t>
             </w:r>
           </w:p>
@@ -2675,19 +2319,15 @@
           </w:tcPr>
           <w:p>
             <w:pPr>
-              <w:pStyle w:val="Normal"/>
-              <w:spacing w:before="0" w:after="80"/>
-              <w:rPr/>
-            </w:pPr>
-            <w:r>
-              <w:rPr/>
+              <w:spacing w:after="80"/>
+            </w:pPr>
+            <w:r>
               <w:t>N/A (infra, not a trained model)</w:t>
             </w:r>
           </w:p>
         </w:tc>
       </w:tr>
       <w:tr>
-        <w:trPr/>
         <w:tc>
           <w:tcPr>
             <w:tcW w:w="3499" w:type="dxa"/>
@@ -2698,13 +2338,11 @@
               <w:bottom w:val="single" w:sz="4" w:space="0" w:color="000000"/>
               <w:right w:val="single" w:sz="4" w:space="0" w:color="000000"/>
             </w:tcBorders>
-            <w:shd w:fill="F2F2F2" w:val="clear"/>
-          </w:tcPr>
-          <w:p>
-            <w:pPr>
-              <w:pStyle w:val="Normal"/>
-              <w:spacing w:before="0" w:after="80"/>
-              <w:rPr/>
+            <w:shd w:val="clear" w:color="auto" w:fill="F2F2F2"/>
+          </w:tcPr>
+          <w:p>
+            <w:pPr>
+              <w:spacing w:after="80"/>
             </w:pPr>
             <w:r>
               <w:rPr>
@@ -2716,9 +2354,7 @@
           </w:p>
           <w:p>
             <w:pPr>
-              <w:pStyle w:val="Normal"/>
-              <w:spacing w:before="0" w:after="80"/>
-              <w:rPr/>
+              <w:spacing w:after="80"/>
             </w:pPr>
             <w:r>
               <w:rPr>
@@ -2745,12 +2381,9 @@
           </w:tcPr>
           <w:p>
             <w:pPr>
-              <w:pStyle w:val="Normal"/>
-              <w:spacing w:before="0" w:after="80"/>
-              <w:rPr/>
-            </w:pPr>
-            <w:r>
-              <w:rPr/>
+              <w:spacing w:after="80"/>
+            </w:pPr>
+            <w:r>
               <w:t>pages -&gt; clean (denoise/binarize/deskew) -&gt; enhance (CLAHE+unsharp) -&gt; layout (projection/contour + unruled-column detection) -&gt; OCR (RapidOCR PP-OCRv4-onnx, page-level, cached) -&gt; chunk (256/32) -&gt; embed (MiniLM-L6-v2 384-d) -&gt; store (faiss:hnsw). Changed from default: OCR backend (RapidOCR PP-OCRv4-onnx — paddleocr blocked by the paddlepaddle CPU bug), , enhancement default (classical).</w:t>
             </w:r>
           </w:p>
@@ -2760,25 +2393,23 @@
     <w:p>
       <w:pPr>
         <w:pStyle w:val="Heading2"/>
-        <w:spacing w:before="240" w:after="100"/>
-        <w:rPr/>
+        <w:spacing w:after="100"/>
+        <w:rPr>
+          <w:rFonts w:hint="eastAsia"/>
+        </w:rPr>
       </w:pPr>
       <w:r>
         <w:rPr>
           <w:b/>
           <w:bCs/>
           <w:color w:val="1F3864"/>
-          <w:sz w:val="26"/>
-          <w:szCs w:val="26"/>
         </w:rPr>
         <w:t>Section 5 — Evidence It Works</w:t>
       </w:r>
     </w:p>
     <w:p>
       <w:pPr>
-        <w:pStyle w:val="Normal"/>
-        <w:spacing w:before="0" w:after="100"/>
-        <w:rPr/>
+        <w:spacing w:after="100"/>
       </w:pPr>
       <w:r>
         <w:rPr>
@@ -2794,22 +2425,14 @@
     <w:tbl>
       <w:tblPr>
         <w:tblW w:w="9360" w:type="dxa"/>
-        <w:jc w:val="left"/>
-        <w:tblInd w:w="0" w:type="dxa"/>
         <w:tblLayout w:type="fixed"/>
-        <w:tblCellMar>
-          <w:top w:w="0" w:type="dxa"/>
-          <w:left w:w="108" w:type="dxa"/>
-          <w:bottom w:w="0" w:type="dxa"/>
-          <w:right w:w="108" w:type="dxa"/>
-        </w:tblCellMar>
+        <w:tblLook w:val="04A0" w:firstRow="1" w:lastRow="0" w:firstColumn="1" w:lastColumn="0" w:noHBand="0" w:noVBand="1"/>
       </w:tblPr>
       <w:tblGrid>
         <w:gridCol w:w="3499"/>
-        <w:gridCol w:w="5860"/>
+        <w:gridCol w:w="5861"/>
       </w:tblGrid>
       <w:tr>
-        <w:trPr/>
         <w:tc>
           <w:tcPr>
             <w:tcW w:w="3499" w:type="dxa"/>
@@ -2819,13 +2442,11 @@
               <w:bottom w:val="single" w:sz="4" w:space="0" w:color="000000"/>
               <w:right w:val="single" w:sz="4" w:space="0" w:color="000000"/>
             </w:tcBorders>
-            <w:shd w:fill="F2F2F2" w:val="clear"/>
-          </w:tcPr>
-          <w:p>
-            <w:pPr>
-              <w:pStyle w:val="Normal"/>
-              <w:spacing w:before="0" w:after="80"/>
-              <w:rPr/>
+            <w:shd w:val="clear" w:color="auto" w:fill="F2F2F2"/>
+          </w:tcPr>
+          <w:p>
+            <w:pPr>
+              <w:spacing w:after="80"/>
             </w:pPr>
             <w:r>
               <w:rPr>
@@ -2837,9 +2458,7 @@
           </w:p>
           <w:p>
             <w:pPr>
-              <w:pStyle w:val="Normal"/>
-              <w:spacing w:before="0" w:after="80"/>
-              <w:rPr/>
+              <w:spacing w:after="80"/>
             </w:pPr>
             <w:r>
               <w:rPr>
@@ -2864,19 +2483,13 @@
             </w:tcBorders>
           </w:tcPr>
           <w:p>
-            <w:pPr>
-              <w:pStyle w:val="Normal"/>
-              <w:rPr/>
-            </w:pPr>
-            <w:r>
-              <w:rPr/>
+            <w:r>
               <w:t>notebooks/kb_demo.ipynb: char-F1 on the 4 held-out labelled pages (12/16/18/19, 1,199 gold words) = 0.971 / 0.673 / 0.524 / 0.544, mean 0.678 — worst on the dense vital-statistics table and fold-out-map pages (the honest degraded-scans range).</w:t>
             </w:r>
           </w:p>
         </w:tc>
       </w:tr>
       <w:tr>
-        <w:trPr/>
         <w:tc>
           <w:tcPr>
             <w:tcW w:w="3499" w:type="dxa"/>
@@ -2886,13 +2499,11 @@
               <w:bottom w:val="single" w:sz="4" w:space="0" w:color="000000"/>
               <w:right w:val="single" w:sz="4" w:space="0" w:color="000000"/>
             </w:tcBorders>
-            <w:shd w:fill="F2F2F2" w:val="clear"/>
-          </w:tcPr>
-          <w:p>
-            <w:pPr>
-              <w:pStyle w:val="Normal"/>
-              <w:spacing w:before="0" w:after="80"/>
-              <w:rPr/>
+            <w:shd w:val="clear" w:color="auto" w:fill="F2F2F2"/>
+          </w:tcPr>
+          <w:p>
+            <w:pPr>
+              <w:spacing w:after="80"/>
             </w:pPr>
             <w:r>
               <w:rPr>
@@ -2904,9 +2515,7 @@
           </w:p>
           <w:p>
             <w:pPr>
-              <w:pStyle w:val="Normal"/>
-              <w:spacing w:before="0" w:after="80"/>
-              <w:rPr/>
+              <w:spacing w:after="80"/>
             </w:pPr>
             <w:r>
               <w:rPr>
@@ -2931,19 +2540,13 @@
             </w:tcBorders>
           </w:tcPr>
           <w:p>
-            <w:pPr>
-              <w:pStyle w:val="Normal"/>
-              <w:rPr/>
-            </w:pPr>
-            <w:r>
-              <w:rPr/>
+            <w:r>
               <w:t>6,088 chunks, 384-d all-MiniLM-L6-v2, numpy:flat exact cosine index; coverage 761 / 836 pages (~381.9k words counted across chunks incl. 32-token overlap; corpus-level ~180k); 75 pages verified blank (0% ink) and excluded.</w:t>
             </w:r>
           </w:p>
         </w:tc>
       </w:tr>
       <w:tr>
-        <w:trPr/>
         <w:tc>
           <w:tcPr>
             <w:tcW w:w="3499" w:type="dxa"/>
@@ -2953,13 +2556,11 @@
               <w:bottom w:val="single" w:sz="4" w:space="0" w:color="000000"/>
               <w:right w:val="single" w:sz="4" w:space="0" w:color="000000"/>
             </w:tcBorders>
-            <w:shd w:fill="F2F2F2" w:val="clear"/>
-          </w:tcPr>
-          <w:p>
-            <w:pPr>
-              <w:pStyle w:val="Normal"/>
-              <w:spacing w:before="0" w:after="80"/>
-              <w:rPr/>
+            <w:shd w:val="clear" w:color="auto" w:fill="F2F2F2"/>
+          </w:tcPr>
+          <w:p>
+            <w:pPr>
+              <w:spacing w:after="80"/>
             </w:pPr>
             <w:r>
               <w:rPr>
@@ -2971,9 +2572,7 @@
           </w:p>
           <w:p>
             <w:pPr>
-              <w:pStyle w:val="Normal"/>
-              <w:spacing w:before="0" w:after="80"/>
-              <w:rPr/>
+              <w:spacing w:after="80"/>
             </w:pPr>
             <w:r>
               <w:rPr>
@@ -2998,19 +2597,13 @@
             </w:tcBorders>
           </w:tcPr>
           <w:p>
-            <w:pPr>
-              <w:pStyle w:val="Normal"/>
-              <w:rPr/>
-            </w:pPr>
-            <w:r>
-              <w:rPr/>
+            <w:r>
               <w:t>Query: "what was the mortality from cholera in Calcutta during 1889?" -&gt; top chunk bengal1889_p0019:r5, score 0.811 — "It is satisfactory to notice that there was a decrease of deaths from cholera during 1889 in all nine..." — right page, correct region. Retrieval exposes the per-chunk score (the weak-evidence signal the A3 evidence-gated re-search reads); warm p95 = 11 ms and cold start 23 s are reported as engineering detail in kb_demo.ipynb — the committed NFR is auditable, not latency.</w:t>
             </w:r>
           </w:p>
         </w:tc>
       </w:tr>
       <w:tr>
-        <w:trPr/>
         <w:tc>
           <w:tcPr>
             <w:tcW w:w="3499" w:type="dxa"/>
@@ -3020,13 +2613,11 @@
               <w:bottom w:val="single" w:sz="4" w:space="0" w:color="000000"/>
               <w:right w:val="single" w:sz="4" w:space="0" w:color="000000"/>
             </w:tcBorders>
-            <w:shd w:fill="F2F2F2" w:val="clear"/>
-          </w:tcPr>
-          <w:p>
-            <w:pPr>
-              <w:pStyle w:val="Normal"/>
-              <w:spacing w:before="0" w:after="80"/>
-              <w:rPr/>
+            <w:shd w:val="clear" w:color="auto" w:fill="F2F2F2"/>
+          </w:tcPr>
+          <w:p>
+            <w:pPr>
+              <w:spacing w:after="80"/>
             </w:pPr>
             <w:r>
               <w:rPr>
@@ -3038,9 +2629,7 @@
           </w:p>
           <w:p>
             <w:pPr>
-              <w:pStyle w:val="Normal"/>
-              <w:spacing w:before="0" w:after="80"/>
-              <w:rPr/>
+              <w:spacing w:after="80"/>
             </w:pPr>
             <w:r>
               <w:rPr>
@@ -3065,12 +2654,7 @@
             </w:tcBorders>
           </w:tcPr>
           <w:p>
-            <w:pPr>
-              <w:pStyle w:val="Normal"/>
-              <w:rPr/>
-            </w:pPr>
-            <w:r>
-              <w:rPr/>
+            <w:r>
               <w:t>Dense vital-statistics tables and fold-out maps transcribe worst (fragmented digits, misread headers); 1890 typography (long-s, ligatures) is misread by the generic recognizer. This is the honest degraded-scans failure case and shapes A3 (per-region re-OCR, table-aware handling).</w:t>
             </w:r>
           </w:p>
@@ -3080,25 +2664,23 @@
     <w:p>
       <w:pPr>
         <w:pStyle w:val="Heading2"/>
-        <w:spacing w:before="240" w:after="100"/>
-        <w:rPr/>
+        <w:spacing w:after="100"/>
+        <w:rPr>
+          <w:rFonts w:hint="eastAsia"/>
+        </w:rPr>
       </w:pPr>
       <w:r>
         <w:rPr>
           <w:b/>
           <w:bCs/>
           <w:color w:val="1F3864"/>
-          <w:sz w:val="26"/>
-          <w:szCs w:val="26"/>
         </w:rPr>
         <w:t>Section 6 — The Plan for A3</w:t>
       </w:r>
     </w:p>
     <w:p>
       <w:pPr>
-        <w:pStyle w:val="Normal"/>
-        <w:spacing w:before="0" w:after="100"/>
-        <w:rPr/>
+        <w:spacing w:after="100"/>
       </w:pPr>
       <w:r>
         <w:rPr>
@@ -3114,22 +2696,14 @@
     <w:tbl>
       <w:tblPr>
         <w:tblW w:w="9360" w:type="dxa"/>
-        <w:jc w:val="left"/>
-        <w:tblInd w:w="0" w:type="dxa"/>
         <w:tblLayout w:type="fixed"/>
-        <w:tblCellMar>
-          <w:top w:w="0" w:type="dxa"/>
-          <w:left w:w="108" w:type="dxa"/>
-          <w:bottom w:w="0" w:type="dxa"/>
-          <w:right w:w="108" w:type="dxa"/>
-        </w:tblCellMar>
+        <w:tblLook w:val="04A0" w:firstRow="1" w:lastRow="0" w:firstColumn="1" w:lastColumn="0" w:noHBand="0" w:noVBand="1"/>
       </w:tblPr>
       <w:tblGrid>
         <w:gridCol w:w="3499"/>
-        <w:gridCol w:w="5860"/>
+        <w:gridCol w:w="5861"/>
       </w:tblGrid>
       <w:tr>
-        <w:trPr/>
         <w:tc>
           <w:tcPr>
             <w:tcW w:w="3499" w:type="dxa"/>
@@ -3139,13 +2713,11 @@
               <w:bottom w:val="single" w:sz="4" w:space="0" w:color="000000"/>
               <w:right w:val="single" w:sz="4" w:space="0" w:color="000000"/>
             </w:tcBorders>
-            <w:shd w:fill="F2F2F2" w:val="clear"/>
-          </w:tcPr>
-          <w:p>
-            <w:pPr>
-              <w:pStyle w:val="Normal"/>
-              <w:spacing w:before="0" w:after="80"/>
-              <w:rPr/>
+            <w:shd w:val="clear" w:color="auto" w:fill="F2F2F2"/>
+          </w:tcPr>
+          <w:p>
+            <w:pPr>
+              <w:spacing w:after="80"/>
             </w:pPr>
             <w:r>
               <w:rPr>
@@ -3157,9 +2729,7 @@
           </w:p>
           <w:p>
             <w:pPr>
-              <w:pStyle w:val="Normal"/>
-              <w:spacing w:before="0" w:after="80"/>
-              <w:rPr/>
+              <w:spacing w:after="80"/>
             </w:pPr>
             <w:r>
               <w:rPr>
@@ -3169,16 +2739,12 @@
                 <w:sz w:val="18"/>
                 <w:szCs w:val="18"/>
               </w:rPr>
+              <w:lastRenderedPageBreak/>
               <w:t>retrieval + rerank, the agent loop + tools, guardrails/HITL, grounding, evaluation — and RL/RLVR if you attempt the bonus.</w:t>
             </w:r>
           </w:p>
           <w:p>
-            <w:pPr>
-              <w:pStyle w:val="Normal"/>
-              <w:rPr/>
-            </w:pPr>
-            <w:r>
-              <w:rPr/>
+            <w:r>
               <w:t>Carry the agent forward: in A3 it must do evidence-gated re-search (widen k on weak evidence, abstain at k_max) — the mandatory agentic behaviour, graded fail-closed in A3.</w:t>
             </w:r>
           </w:p>
@@ -3195,19 +2761,20 @@
           </w:tcPr>
           <w:p>
             <w:pPr>
-              <w:pStyle w:val="Normal"/>
-              <w:spacing w:before="0" w:after="80"/>
-              <w:rPr/>
-            </w:pPr>
-            <w:r>
-              <w:rPr/>
-              <w:t>retrieval+rerank (cross-encoder optional), the agent loop with the MANDATORY evidence-gated re-search (widen k on weak top_score, abstain at k_max — traces/run.jsonl emits the path), guardrails/HITL, grounding + citations, evaluation on tasks.jsonl (recall@k, grounded accuracy); RL/RLVR only if time allows (bonus). Also index map/figure descriptions (A1's Impact-3 plan) so the agent can answer questions about them.</w:t>
-            </w:r>
-          </w:p>
-        </w:tc>
-      </w:tr>
-      <w:tr>
-        <w:trPr/>
+              <w:spacing w:after="80"/>
+            </w:pPr>
+            <w:r>
+              <w:lastRenderedPageBreak/>
+              <w:t xml:space="preserve">retrieval+rerank (cross-encoder optional), the agent loop with the </w:t>
+            </w:r>
+            <w:r>
+              <w:lastRenderedPageBreak/>
+              <w:t>MANDATORY evidence-gated re-search (widen k on weak top_score, abstain at k_max — traces/run.jsonl emits the path), guardrails/HITL, grounding + citations, evaluation on tasks.jsonl (recall@k, grounded accuracy); RL/RLVR only if time allows (bonus). Also index map/figure descriptions (A1's Impact-3 plan) so the agent can answer questions about them.</w:t>
+            </w:r>
+          </w:p>
+        </w:tc>
+      </w:tr>
+      <w:tr>
         <w:tc>
           <w:tcPr>
             <w:tcW w:w="3499" w:type="dxa"/>
@@ -3217,27 +2784,24 @@
               <w:bottom w:val="single" w:sz="4" w:space="0" w:color="000000"/>
               <w:right w:val="single" w:sz="4" w:space="0" w:color="000000"/>
             </w:tcBorders>
-            <w:shd w:fill="F2F2F2" w:val="clear"/>
-          </w:tcPr>
-          <w:p>
-            <w:pPr>
-              <w:pStyle w:val="Normal"/>
-              <w:spacing w:before="0" w:after="80"/>
-              <w:rPr/>
+            <w:shd w:val="clear" w:color="auto" w:fill="F2F2F2"/>
+          </w:tcPr>
+          <w:p>
+            <w:pPr>
+              <w:spacing w:after="80"/>
             </w:pPr>
             <w:r>
               <w:rPr>
                 <w:b/>
                 <w:bCs/>
               </w:rPr>
+              <w:lastRenderedPageBreak/>
               <w:t>Our evaluation set</w:t>
             </w:r>
           </w:p>
           <w:p>
             <w:pPr>
-              <w:pStyle w:val="Normal"/>
-              <w:spacing w:before="0" w:after="80"/>
-              <w:rPr/>
+              <w:spacing w:after="80"/>
             </w:pPr>
             <w:r>
               <w:rPr>
@@ -3263,19 +2827,15 @@
           </w:tcPr>
           <w:p>
             <w:pPr>
-              <w:pStyle w:val="Normal"/>
-              <w:spacing w:before="0" w:after="80"/>
-              <w:rPr/>
-            </w:pPr>
-            <w:r>
-              <w:rPr/>
+              <w:spacing w:after="80"/>
+            </w:pPr>
+            <w:r>
               <w:t>Author grading_kit/tasks.jsonl for OUR domain: questions a historian of public health would ask (e.g. 'what was the cholera death rate in Calcutta in 1889?') — enough checkable/verifiable items anchored to labels.jsonl, plus abstention (out-of-corpus) cases and one {needs_research true/false} pair; scored by groundedness &gt;= 0.90 + exact-match against labels.jsonl (A1's success metric).</w:t>
             </w:r>
           </w:p>
         </w:tc>
       </w:tr>
       <w:tr>
-        <w:trPr/>
         <w:tc>
           <w:tcPr>
             <w:tcW w:w="3499" w:type="dxa"/>
@@ -3285,13 +2845,11 @@
               <w:bottom w:val="single" w:sz="4" w:space="0" w:color="000000"/>
               <w:right w:val="single" w:sz="4" w:space="0" w:color="000000"/>
             </w:tcBorders>
-            <w:shd w:fill="F2F2F2" w:val="clear"/>
-          </w:tcPr>
-          <w:p>
-            <w:pPr>
-              <w:pStyle w:val="Normal"/>
-              <w:spacing w:before="0" w:after="80"/>
-              <w:rPr/>
+            <w:shd w:val="clear" w:color="auto" w:fill="F2F2F2"/>
+          </w:tcPr>
+          <w:p>
+            <w:pPr>
+              <w:spacing w:after="80"/>
             </w:pPr>
             <w:r>
               <w:rPr>
@@ -3303,9 +2861,7 @@
           </w:p>
           <w:p>
             <w:pPr>
-              <w:pStyle w:val="Normal"/>
-              <w:spacing w:before="0" w:after="80"/>
-              <w:rPr/>
+              <w:spacing w:after="80"/>
             </w:pPr>
             <w:r>
               <w:rPr>
@@ -3331,12 +2887,9 @@
           </w:tcPr>
           <w:p>
             <w:pPr>
-              <w:pStyle w:val="Normal"/>
-              <w:spacing w:before="0" w:after="80"/>
-              <w:rPr/>
-            </w:pPr>
-            <w:r>
-              <w:rPr/>
+              <w:spacing w:after="80"/>
+            </w:pPr>
+            <w:r>
               <w:t>OCR quality on tables/maps and 1890 typography is the biggest risk for retrieval+answer quality. First ideas: per-region re-OCR at higher canvas, table-aware region handling, and (if needed) fine-tuning the recognizer on held-out-clean pages with labels.jsonl as the oracle.</w:t>
             </w:r>
           </w:p>
@@ -3346,28 +2899,25 @@
     <w:p>
       <w:pPr>
         <w:pStyle w:val="Heading2"/>
-        <w:spacing w:before="240" w:after="100"/>
-        <w:rPr/>
+        <w:spacing w:after="100"/>
+        <w:rPr>
+          <w:rFonts w:hint="eastAsia"/>
+        </w:rPr>
       </w:pPr>
       <w:r>
         <w:rPr>
           <w:b/>
           <w:bCs/>
           <w:color w:val="1F3864"/>
-          <w:sz w:val="26"/>
-          <w:szCs w:val="26"/>
         </w:rPr>
         <w:t>Section 7 — Design Choices &amp; Justification (knowledge-base stages)</w:t>
       </w:r>
     </w:p>
     <w:p>
       <w:pPr>
-        <w:pStyle w:val="Normal"/>
-        <w:spacing w:before="0" w:after="100"/>
-        <w:rPr/>
+        <w:spacing w:after="100"/>
       </w:pPr>
       <w:r>
-        <w:rPr/>
         <w:t>Extend the eight-facet table to the stages you built (Stages 1–4). This is the graded design artifact (</w:t>
       </w:r>
       <w:r>
@@ -3381,22 +2931,14 @@
         <w:t>configs/design_choices.md</w:t>
       </w:r>
       <w:r>
-        <w:rPr/>
         <w:t>).</w:t>
       </w:r>
     </w:p>
     <w:tbl>
       <w:tblPr>
         <w:tblW w:w="9360" w:type="dxa"/>
-        <w:jc w:val="left"/>
-        <w:tblInd w:w="0" w:type="dxa"/>
         <w:tblLayout w:type="fixed"/>
-        <w:tblCellMar>
-          <w:top w:w="0" w:type="dxa"/>
-          <w:left w:w="108" w:type="dxa"/>
-          <w:bottom w:w="0" w:type="dxa"/>
-          <w:right w:w="108" w:type="dxa"/>
-        </w:tblCellMar>
+        <w:tblLook w:val="04A0" w:firstRow="1" w:lastRow="0" w:firstColumn="1" w:lastColumn="0" w:noHBand="0" w:noVBand="1"/>
       </w:tblPr>
       <w:tblGrid>
         <w:gridCol w:w="2197"/>
@@ -3405,7 +2947,7 @@
       </w:tblGrid>
       <w:tr>
         <w:trPr>
-          <w:tblHeader w:val="true"/>
+          <w:tblHeader/>
         </w:trPr>
         <w:tc>
           <w:tcPr>
@@ -3416,13 +2958,11 @@
               <w:bottom w:val="single" w:sz="4" w:space="0" w:color="000000"/>
               <w:right w:val="single" w:sz="4" w:space="0" w:color="000000"/>
             </w:tcBorders>
-            <w:shd w:fill="1F3864" w:val="clear"/>
-          </w:tcPr>
-          <w:p>
-            <w:pPr>
-              <w:pStyle w:val="Normal"/>
-              <w:spacing w:before="0" w:after="80"/>
-              <w:rPr/>
+            <w:shd w:val="clear" w:color="auto" w:fill="1F3864"/>
+          </w:tcPr>
+          <w:p>
+            <w:pPr>
+              <w:spacing w:after="80"/>
             </w:pPr>
             <w:r>
               <w:rPr>
@@ -3443,13 +2983,11 @@
               <w:bottom w:val="single" w:sz="4" w:space="0" w:color="000000"/>
               <w:right w:val="single" w:sz="4" w:space="0" w:color="000000"/>
             </w:tcBorders>
-            <w:shd w:fill="1F3864" w:val="clear"/>
-          </w:tcPr>
-          <w:p>
-            <w:pPr>
-              <w:pStyle w:val="Normal"/>
-              <w:spacing w:before="0" w:after="80"/>
-              <w:rPr/>
+            <w:shd w:val="clear" w:color="auto" w:fill="1F3864"/>
+          </w:tcPr>
+          <w:p>
+            <w:pPr>
+              <w:spacing w:after="80"/>
             </w:pPr>
             <w:r>
               <w:rPr>
@@ -3470,13 +3008,11 @@
               <w:bottom w:val="single" w:sz="4" w:space="0" w:color="000000"/>
               <w:right w:val="single" w:sz="4" w:space="0" w:color="000000"/>
             </w:tcBorders>
-            <w:shd w:fill="1F3864" w:val="clear"/>
-          </w:tcPr>
-          <w:p>
-            <w:pPr>
-              <w:pStyle w:val="Normal"/>
-              <w:spacing w:before="0" w:after="80"/>
-              <w:rPr/>
+            <w:shd w:val="clear" w:color="auto" w:fill="1F3864"/>
+          </w:tcPr>
+          <w:p>
+            <w:pPr>
+              <w:spacing w:after="80"/>
             </w:pPr>
             <w:r>
               <w:rPr>
@@ -3490,7 +3026,6 @@
         </w:tc>
       </w:tr>
       <w:tr>
-        <w:trPr/>
         <w:tc>
           <w:tcPr>
             <w:tcW w:w="2197" w:type="dxa"/>
@@ -3503,12 +3038,9 @@
           </w:tcPr>
           <w:p>
             <w:pPr>
-              <w:pStyle w:val="Normal"/>
-              <w:spacing w:before="0" w:after="80"/>
-              <w:rPr/>
-            </w:pPr>
-            <w:r>
-              <w:rPr/>
+              <w:spacing w:after="80"/>
+            </w:pPr>
+            <w:r>
               <w:t>Problem statement</w:t>
             </w:r>
           </w:p>
@@ -3525,9 +3057,7 @@
           </w:tcPr>
           <w:p>
             <w:pPr>
-              <w:pStyle w:val="Normal"/>
-              <w:spacing w:before="0" w:after="80"/>
-              <w:rPr/>
+              <w:spacing w:after="80"/>
             </w:pPr>
             <w:r>
               <w:rPr>
@@ -3553,9 +3083,7 @@
           </w:tcPr>
           <w:p>
             <w:pPr>
-              <w:pStyle w:val="Normal"/>
-              <w:spacing w:before="0" w:after="80"/>
-              <w:rPr/>
+              <w:spacing w:after="80"/>
             </w:pPr>
             <w:r>
               <w:rPr>
@@ -3571,7 +3099,6 @@
         </w:tc>
       </w:tr>
       <w:tr>
-        <w:trPr/>
         <w:tc>
           <w:tcPr>
             <w:tcW w:w="2197" w:type="dxa"/>
@@ -3584,12 +3111,9 @@
           </w:tcPr>
           <w:p>
             <w:pPr>
-              <w:pStyle w:val="Normal"/>
-              <w:spacing w:before="0" w:after="80"/>
-              <w:rPr/>
-            </w:pPr>
-            <w:r>
-              <w:rPr/>
+              <w:spacing w:after="80"/>
+            </w:pPr>
+            <w:r>
               <w:t>Data</w:t>
             </w:r>
           </w:p>
@@ -3606,9 +3130,7 @@
           </w:tcPr>
           <w:p>
             <w:pPr>
-              <w:pStyle w:val="Normal"/>
-              <w:spacing w:before="0" w:after="80"/>
-              <w:rPr/>
+              <w:spacing w:after="80"/>
             </w:pPr>
             <w:r>
               <w:rPr>
@@ -3634,9 +3156,7 @@
           </w:tcPr>
           <w:p>
             <w:pPr>
-              <w:pStyle w:val="Normal"/>
-              <w:spacing w:before="0" w:after="80"/>
-              <w:rPr/>
+              <w:spacing w:after="80"/>
             </w:pPr>
             <w:r>
               <w:rPr>
@@ -3652,7 +3172,6 @@
         </w:tc>
       </w:tr>
       <w:tr>
-        <w:trPr/>
         <w:tc>
           <w:tcPr>
             <w:tcW w:w="2197" w:type="dxa"/>
@@ -3665,12 +3184,9 @@
           </w:tcPr>
           <w:p>
             <w:pPr>
-              <w:pStyle w:val="Normal"/>
-              <w:spacing w:before="0" w:after="80"/>
-              <w:rPr/>
-            </w:pPr>
-            <w:r>
-              <w:rPr/>
+              <w:spacing w:after="80"/>
+            </w:pPr>
+            <w:r>
               <w:t>Model</w:t>
             </w:r>
           </w:p>
@@ -3687,9 +3203,7 @@
           </w:tcPr>
           <w:p>
             <w:pPr>
-              <w:pStyle w:val="Normal"/>
-              <w:spacing w:before="0" w:after="80"/>
-              <w:rPr/>
+              <w:spacing w:after="80"/>
             </w:pPr>
             <w:r>
               <w:rPr>
@@ -3715,9 +3229,7 @@
           </w:tcPr>
           <w:p>
             <w:pPr>
-              <w:pStyle w:val="Normal"/>
-              <w:spacing w:before="0" w:after="80"/>
-              <w:rPr/>
+              <w:spacing w:after="80"/>
             </w:pPr>
             <w:r>
               <w:rPr>
@@ -3733,7 +3245,6 @@
         </w:tc>
       </w:tr>
       <w:tr>
-        <w:trPr/>
         <w:tc>
           <w:tcPr>
             <w:tcW w:w="2197" w:type="dxa"/>
@@ -3746,12 +3257,9 @@
           </w:tcPr>
           <w:p>
             <w:pPr>
-              <w:pStyle w:val="Normal"/>
-              <w:spacing w:before="0" w:after="80"/>
-              <w:rPr/>
-            </w:pPr>
-            <w:r>
-              <w:rPr/>
+              <w:spacing w:after="80"/>
+            </w:pPr>
+            <w:r>
               <w:t>Methods</w:t>
             </w:r>
           </w:p>
@@ -3768,9 +3276,7 @@
           </w:tcPr>
           <w:p>
             <w:pPr>
-              <w:pStyle w:val="Normal"/>
-              <w:spacing w:before="0" w:after="80"/>
-              <w:rPr/>
+              <w:spacing w:after="80"/>
             </w:pPr>
             <w:r>
               <w:rPr>
@@ -3796,9 +3302,7 @@
           </w:tcPr>
           <w:p>
             <w:pPr>
-              <w:pStyle w:val="Normal"/>
-              <w:spacing w:before="0" w:after="80"/>
-              <w:rPr/>
+              <w:spacing w:after="80"/>
             </w:pPr>
             <w:r>
               <w:rPr>
@@ -3814,7 +3318,6 @@
         </w:tc>
       </w:tr>
       <w:tr>
-        <w:trPr/>
         <w:tc>
           <w:tcPr>
             <w:tcW w:w="2197" w:type="dxa"/>
@@ -3827,12 +3330,9 @@
           </w:tcPr>
           <w:p>
             <w:pPr>
-              <w:pStyle w:val="Normal"/>
-              <w:spacing w:before="0" w:after="80"/>
-              <w:rPr/>
-            </w:pPr>
-            <w:r>
-              <w:rPr/>
+              <w:spacing w:after="80"/>
+            </w:pPr>
+            <w:r>
               <w:t>Design</w:t>
             </w:r>
           </w:p>
@@ -3849,9 +3349,7 @@
           </w:tcPr>
           <w:p>
             <w:pPr>
-              <w:pStyle w:val="Normal"/>
-              <w:spacing w:before="0" w:after="80"/>
-              <w:rPr/>
+              <w:spacing w:after="80"/>
             </w:pPr>
             <w:r>
               <w:rPr>
@@ -3877,9 +3375,7 @@
           </w:tcPr>
           <w:p>
             <w:pPr>
-              <w:pStyle w:val="Normal"/>
-              <w:spacing w:before="0" w:after="80"/>
-              <w:rPr/>
+              <w:spacing w:after="80"/>
             </w:pPr>
             <w:r>
               <w:rPr>
@@ -3895,7 +3391,6 @@
         </w:tc>
       </w:tr>
       <w:tr>
-        <w:trPr/>
         <w:tc>
           <w:tcPr>
             <w:tcW w:w="2197" w:type="dxa"/>
@@ -3908,12 +3403,9 @@
           </w:tcPr>
           <w:p>
             <w:pPr>
-              <w:pStyle w:val="Normal"/>
-              <w:spacing w:before="0" w:after="80"/>
-              <w:rPr/>
-            </w:pPr>
-            <w:r>
-              <w:rPr/>
+              <w:spacing w:after="80"/>
+            </w:pPr>
+            <w:r>
               <w:t>Development</w:t>
             </w:r>
           </w:p>
@@ -3930,9 +3422,7 @@
           </w:tcPr>
           <w:p>
             <w:pPr>
-              <w:pStyle w:val="Normal"/>
-              <w:spacing w:before="0" w:after="80"/>
-              <w:rPr/>
+              <w:spacing w:after="80"/>
             </w:pPr>
             <w:r>
               <w:rPr>
@@ -3958,9 +3448,7 @@
           </w:tcPr>
           <w:p>
             <w:pPr>
-              <w:pStyle w:val="Normal"/>
-              <w:spacing w:before="0" w:after="80"/>
-              <w:rPr/>
+              <w:spacing w:after="80"/>
             </w:pPr>
             <w:r>
               <w:rPr>
@@ -3976,7 +3464,6 @@
         </w:tc>
       </w:tr>
       <w:tr>
-        <w:trPr/>
         <w:tc>
           <w:tcPr>
             <w:tcW w:w="2197" w:type="dxa"/>
@@ -3989,12 +3476,9 @@
           </w:tcPr>
           <w:p>
             <w:pPr>
-              <w:pStyle w:val="Normal"/>
-              <w:spacing w:before="0" w:after="80"/>
-              <w:rPr/>
-            </w:pPr>
-            <w:r>
-              <w:rPr/>
+              <w:spacing w:after="80"/>
+            </w:pPr>
+            <w:r>
               <w:t>Deployment</w:t>
             </w:r>
           </w:p>
@@ -4011,9 +3495,7 @@
           </w:tcPr>
           <w:p>
             <w:pPr>
-              <w:pStyle w:val="Normal"/>
-              <w:spacing w:before="0" w:after="80"/>
-              <w:rPr/>
+              <w:spacing w:after="80"/>
             </w:pPr>
             <w:r>
               <w:rPr>
@@ -4039,9 +3521,7 @@
           </w:tcPr>
           <w:p>
             <w:pPr>
-              <w:pStyle w:val="Normal"/>
-              <w:spacing w:before="0" w:after="80"/>
-              <w:rPr/>
+              <w:spacing w:after="80"/>
             </w:pPr>
             <w:r>
               <w:rPr>
@@ -4057,7 +3537,6 @@
         </w:tc>
       </w:tr>
       <w:tr>
-        <w:trPr/>
         <w:tc>
           <w:tcPr>
             <w:tcW w:w="2197" w:type="dxa"/>
@@ -4070,12 +3549,9 @@
           </w:tcPr>
           <w:p>
             <w:pPr>
-              <w:pStyle w:val="Normal"/>
-              <w:spacing w:before="0" w:after="80"/>
-              <w:rPr/>
-            </w:pPr>
-            <w:r>
-              <w:rPr/>
+              <w:spacing w:after="80"/>
+            </w:pPr>
+            <w:r>
               <w:t>MLOps</w:t>
             </w:r>
           </w:p>
@@ -4092,9 +3568,7 @@
           </w:tcPr>
           <w:p>
             <w:pPr>
-              <w:pStyle w:val="Normal"/>
-              <w:spacing w:before="0" w:after="80"/>
-              <w:rPr/>
+              <w:spacing w:after="80"/>
             </w:pPr>
             <w:r>
               <w:rPr>
@@ -4120,9 +3594,7 @@
           </w:tcPr>
           <w:p>
             <w:pPr>
-              <w:pStyle w:val="Normal"/>
-              <w:spacing w:before="0" w:after="80"/>
-              <w:rPr/>
+              <w:spacing w:after="80"/>
             </w:pPr>
             <w:r>
               <w:rPr>
@@ -4141,28 +3613,25 @@
     <w:p>
       <w:pPr>
         <w:pStyle w:val="Heading2"/>
-        <w:spacing w:before="240" w:after="100"/>
-        <w:rPr/>
+        <w:spacing w:after="100"/>
+        <w:rPr>
+          <w:rFonts w:hint="eastAsia"/>
+        </w:rPr>
       </w:pPr>
       <w:r>
         <w:rPr>
           <w:b/>
           <w:bCs/>
           <w:color w:val="1F3864"/>
-          <w:sz w:val="26"/>
-          <w:szCs w:val="26"/>
         </w:rPr>
         <w:t>Section 8 — How We Worked With AI</w:t>
       </w:r>
     </w:p>
     <w:p>
       <w:pPr>
-        <w:pStyle w:val="Normal"/>
-        <w:spacing w:before="0" w:after="100"/>
-        <w:rPr/>
+        <w:spacing w:after="100"/>
       </w:pPr>
       <w:r>
-        <w:rPr/>
         <w:t xml:space="preserve">One transcript per team member. Each member submits one plain-text file named exactly </w:t>
       </w:r>
       <w:r>
@@ -4176,30 +3645,22 @@
         <w:t>&lt;their student number&gt;.txt</w:t>
       </w:r>
       <w:r>
-        <w:rPr/>
         <w:t>, containing the full AI conversation behind the sections they led.</w:t>
       </w:r>
     </w:p>
     <w:tbl>
       <w:tblPr>
         <w:tblW w:w="9360" w:type="dxa"/>
-        <w:jc w:val="left"/>
-        <w:tblInd w:w="0" w:type="dxa"/>
         <w:tblLayout w:type="fixed"/>
-        <w:tblCellMar>
-          <w:top w:w="0" w:type="dxa"/>
-          <w:left w:w="108" w:type="dxa"/>
-          <w:bottom w:w="0" w:type="dxa"/>
-          <w:right w:w="108" w:type="dxa"/>
-        </w:tblCellMar>
+        <w:tblLook w:val="04A0" w:firstRow="1" w:lastRow="0" w:firstColumn="1" w:lastColumn="0" w:noHBand="0" w:noVBand="1"/>
       </w:tblPr>
       <w:tblGrid>
         <w:gridCol w:w="3399"/>
-        <w:gridCol w:w="5960"/>
+        <w:gridCol w:w="5961"/>
       </w:tblGrid>
       <w:tr>
         <w:trPr>
-          <w:tblHeader w:val="true"/>
+          <w:tblHeader/>
         </w:trPr>
         <w:tc>
           <w:tcPr>
@@ -4210,13 +3671,11 @@
               <w:bottom w:val="single" w:sz="4" w:space="0" w:color="000000"/>
               <w:right w:val="single" w:sz="4" w:space="0" w:color="000000"/>
             </w:tcBorders>
-            <w:shd w:fill="1F3864" w:val="clear"/>
-          </w:tcPr>
-          <w:p>
-            <w:pPr>
-              <w:pStyle w:val="Normal"/>
-              <w:spacing w:before="0" w:after="80"/>
-              <w:rPr/>
+            <w:shd w:val="clear" w:color="auto" w:fill="1F3864"/>
+          </w:tcPr>
+          <w:p>
+            <w:pPr>
+              <w:spacing w:after="80"/>
             </w:pPr>
             <w:r>
               <w:rPr>
@@ -4237,13 +3696,11 @@
               <w:bottom w:val="single" w:sz="4" w:space="0" w:color="000000"/>
               <w:right w:val="single" w:sz="4" w:space="0" w:color="000000"/>
             </w:tcBorders>
-            <w:shd w:fill="1F3864" w:val="clear"/>
-          </w:tcPr>
-          <w:p>
-            <w:pPr>
-              <w:pStyle w:val="Normal"/>
-              <w:spacing w:before="0" w:after="80"/>
-              <w:rPr/>
+            <w:shd w:val="clear" w:color="auto" w:fill="1F3864"/>
+          </w:tcPr>
+          <w:p>
+            <w:pPr>
+              <w:spacing w:after="80"/>
             </w:pPr>
             <w:r>
               <w:rPr>
@@ -4257,7 +3714,6 @@
         </w:tc>
       </w:tr>
       <w:tr>
-        <w:trPr/>
         <w:tc>
           <w:tcPr>
             <w:tcW w:w="3399" w:type="dxa"/>
@@ -4270,12 +3726,9 @@
           </w:tcPr>
           <w:p>
             <w:pPr>
-              <w:pStyle w:val="Normal"/>
-              <w:spacing w:before="0" w:after="80"/>
-              <w:rPr/>
-            </w:pPr>
-            <w:r>
-              <w:rPr/>
+              <w:spacing w:after="80"/>
+            </w:pPr>
+            <w:r>
               <w:t>Header</w:t>
             </w:r>
           </w:p>
@@ -4292,9 +3745,7 @@
           </w:tcPr>
           <w:p>
             <w:pPr>
-              <w:pStyle w:val="Normal"/>
-              <w:spacing w:before="0" w:after="80"/>
-              <w:rPr/>
+              <w:spacing w:after="80"/>
             </w:pPr>
             <w:r>
               <w:rPr>
@@ -4310,7 +3761,6 @@
         </w:tc>
       </w:tr>
       <w:tr>
-        <w:trPr/>
         <w:tc>
           <w:tcPr>
             <w:tcW w:w="3399" w:type="dxa"/>
@@ -4323,12 +3773,9 @@
           </w:tcPr>
           <w:p>
             <w:pPr>
-              <w:pStyle w:val="Normal"/>
-              <w:spacing w:before="0" w:after="80"/>
-              <w:rPr/>
-            </w:pPr>
-            <w:r>
-              <w:rPr/>
+              <w:spacing w:after="80"/>
+            </w:pPr>
+            <w:r>
               <w:t>The full conversation</w:t>
             </w:r>
           </w:p>
@@ -4345,9 +3792,7 @@
           </w:tcPr>
           <w:p>
             <w:pPr>
-              <w:pStyle w:val="Normal"/>
-              <w:spacing w:before="0" w:after="80"/>
-              <w:rPr/>
+              <w:spacing w:after="80"/>
             </w:pPr>
             <w:r>
               <w:rPr>
@@ -4363,7 +3808,6 @@
         </w:tc>
       </w:tr>
       <w:tr>
-        <w:trPr/>
         <w:tc>
           <w:tcPr>
             <w:tcW w:w="3399" w:type="dxa"/>
@@ -4376,12 +3820,10 @@
           </w:tcPr>
           <w:p>
             <w:pPr>
-              <w:pStyle w:val="Normal"/>
-              <w:spacing w:before="0" w:after="80"/>
-              <w:rPr/>
-            </w:pPr>
-            <w:r>
-              <w:rPr/>
+              <w:spacing w:after="80"/>
+            </w:pPr>
+            <w:r>
+              <w:lastRenderedPageBreak/>
               <w:t>A short reflection</w:t>
             </w:r>
           </w:p>
@@ -4398,9 +3840,7 @@
           </w:tcPr>
           <w:p>
             <w:pPr>
-              <w:pStyle w:val="Normal"/>
-              <w:spacing w:before="0" w:after="80"/>
-              <w:rPr/>
+              <w:spacing w:after="80"/>
             </w:pPr>
             <w:r>
               <w:rPr>
@@ -4419,28 +3859,25 @@
     <w:p>
       <w:pPr>
         <w:pStyle w:val="Heading2"/>
-        <w:spacing w:before="240" w:after="100"/>
-        <w:rPr/>
+        <w:spacing w:after="100"/>
+        <w:rPr>
+          <w:rFonts w:hint="eastAsia"/>
+        </w:rPr>
       </w:pPr>
       <w:r>
         <w:rPr>
           <w:b/>
           <w:bCs/>
           <w:color w:val="1F3864"/>
-          <w:sz w:val="26"/>
-          <w:szCs w:val="26"/>
         </w:rPr>
         <w:t>Submission — Required Folder Structure</w:t>
       </w:r>
     </w:p>
     <w:p>
       <w:pPr>
-        <w:pStyle w:val="Normal"/>
-        <w:spacing w:before="0" w:after="100"/>
-        <w:rPr/>
+        <w:spacing w:after="100"/>
       </w:pPr>
       <w:r>
-        <w:rPr/>
         <w:t xml:space="preserve">The autograder enforces this exactly. ZIP named </w:t>
       </w:r>
       <w:r>
@@ -4454,30 +3891,22 @@
         <w:t>A2_&lt;your team id&gt;.zip</w:t>
       </w:r>
       <w:r>
-        <w:rPr/>
         <w:t>, containing:</w:t>
       </w:r>
     </w:p>
     <w:tbl>
       <w:tblPr>
         <w:tblW w:w="9360" w:type="dxa"/>
-        <w:jc w:val="left"/>
-        <w:tblInd w:w="0" w:type="dxa"/>
         <w:tblLayout w:type="fixed"/>
-        <w:tblCellMar>
-          <w:top w:w="0" w:type="dxa"/>
-          <w:left w:w="108" w:type="dxa"/>
-          <w:bottom w:w="0" w:type="dxa"/>
-          <w:right w:w="108" w:type="dxa"/>
-        </w:tblCellMar>
+        <w:tblLook w:val="04A0" w:firstRow="1" w:lastRow="0" w:firstColumn="1" w:lastColumn="0" w:noHBand="0" w:noVBand="1"/>
       </w:tblPr>
       <w:tblGrid>
         <w:gridCol w:w="3800"/>
-        <w:gridCol w:w="5559"/>
+        <w:gridCol w:w="5560"/>
       </w:tblGrid>
       <w:tr>
         <w:trPr>
-          <w:tblHeader w:val="true"/>
+          <w:tblHeader/>
         </w:trPr>
         <w:tc>
           <w:tcPr>
@@ -4488,13 +3917,11 @@
               <w:bottom w:val="single" w:sz="4" w:space="0" w:color="000000"/>
               <w:right w:val="single" w:sz="4" w:space="0" w:color="000000"/>
             </w:tcBorders>
-            <w:shd w:fill="1F3864" w:val="clear"/>
-          </w:tcPr>
-          <w:p>
-            <w:pPr>
-              <w:pStyle w:val="Normal"/>
-              <w:spacing w:before="0" w:after="80"/>
-              <w:rPr/>
+            <w:shd w:val="clear" w:color="auto" w:fill="1F3864"/>
+          </w:tcPr>
+          <w:p>
+            <w:pPr>
+              <w:spacing w:after="80"/>
             </w:pPr>
             <w:r>
               <w:rPr>
@@ -4515,13 +3942,11 @@
               <w:bottom w:val="single" w:sz="4" w:space="0" w:color="000000"/>
               <w:right w:val="single" w:sz="4" w:space="0" w:color="000000"/>
             </w:tcBorders>
-            <w:shd w:fill="1F3864" w:val="clear"/>
-          </w:tcPr>
-          <w:p>
-            <w:pPr>
-              <w:pStyle w:val="Normal"/>
-              <w:spacing w:before="0" w:after="80"/>
-              <w:rPr/>
+            <w:shd w:val="clear" w:color="auto" w:fill="1F3864"/>
+          </w:tcPr>
+          <w:p>
+            <w:pPr>
+              <w:spacing w:after="80"/>
             </w:pPr>
             <w:r>
               <w:rPr>
@@ -4535,7 +3960,6 @@
         </w:tc>
       </w:tr>
       <w:tr>
-        <w:trPr/>
         <w:tc>
           <w:tcPr>
             <w:tcW w:w="3800" w:type="dxa"/>
@@ -4548,12 +3972,9 @@
           </w:tcPr>
           <w:p>
             <w:pPr>
-              <w:pStyle w:val="Normal"/>
-              <w:spacing w:before="0" w:after="80"/>
-              <w:rPr/>
-            </w:pPr>
-            <w:r>
-              <w:rPr/>
+              <w:spacing w:after="80"/>
+            </w:pPr>
+            <w:r>
               <w:t>A2_form.docx</w:t>
             </w:r>
           </w:p>
@@ -4570,19 +3991,15 @@
           </w:tcPr>
           <w:p>
             <w:pPr>
-              <w:pStyle w:val="Normal"/>
-              <w:spacing w:before="0" w:after="80"/>
-              <w:rPr/>
-            </w:pPr>
-            <w:r>
-              <w:rPr/>
+              <w:spacing w:after="80"/>
+            </w:pPr>
+            <w:r>
               <w:t>this filled form</w:t>
             </w:r>
           </w:p>
         </w:tc>
       </w:tr>
       <w:tr>
-        <w:trPr/>
         <w:tc>
           <w:tcPr>
             <w:tcW w:w="3800" w:type="dxa"/>
@@ -4595,12 +4012,9 @@
           </w:tcPr>
           <w:p>
             <w:pPr>
-              <w:pStyle w:val="Normal"/>
-              <w:spacing w:before="0" w:after="80"/>
-              <w:rPr/>
-            </w:pPr>
-            <w:r>
-              <w:rPr/>
+              <w:spacing w:after="80"/>
+            </w:pPr>
+            <w:r>
               <w:t>src/doc_agent/  (ingest, vision, index)</w:t>
             </w:r>
           </w:p>
@@ -4617,19 +4031,15 @@
           </w:tcPr>
           <w:p>
             <w:pPr>
-              <w:pStyle w:val="Normal"/>
-              <w:spacing w:before="0" w:after="80"/>
-              <w:rPr/>
-            </w:pPr>
-            <w:r>
-              <w:rPr/>
+              <w:spacing w:after="80"/>
+            </w:pPr>
+            <w:r>
               <w:t>the implemented knowledge-base stages</w:t>
             </w:r>
           </w:p>
         </w:tc>
       </w:tr>
       <w:tr>
-        <w:trPr/>
         <w:tc>
           <w:tcPr>
             <w:tcW w:w="3800" w:type="dxa"/>
@@ -4642,12 +4052,9 @@
           </w:tcPr>
           <w:p>
             <w:pPr>
-              <w:pStyle w:val="Normal"/>
-              <w:spacing w:before="0" w:after="80"/>
-              <w:rPr/>
-            </w:pPr>
-            <w:r>
-              <w:rPr/>
+              <w:spacing w:after="80"/>
+            </w:pPr>
+            <w:r>
               <w:t>scripts/build_index.sh</w:t>
             </w:r>
           </w:p>
@@ -4664,19 +4071,15 @@
           </w:tcPr>
           <w:p>
             <w:pPr>
-              <w:pStyle w:val="Normal"/>
-              <w:spacing w:before="0" w:after="80"/>
-              <w:rPr/>
-            </w:pPr>
-            <w:r>
-              <w:rPr/>
+              <w:spacing w:after="80"/>
+            </w:pPr>
+            <w:r>
               <w:t>builds the vector index (edit the stub)</w:t>
             </w:r>
           </w:p>
         </w:tc>
       </w:tr>
       <w:tr>
-        <w:trPr/>
         <w:tc>
           <w:tcPr>
             <w:tcW w:w="3800" w:type="dxa"/>
@@ -4689,12 +4092,9 @@
           </w:tcPr>
           <w:p>
             <w:pPr>
-              <w:pStyle w:val="Normal"/>
-              <w:spacing w:before="0" w:after="80"/>
-              <w:rPr/>
-            </w:pPr>
-            <w:r>
-              <w:rPr/>
+              <w:spacing w:after="80"/>
+            </w:pPr>
+            <w:r>
               <w:t>notebooks/kb_demo.ipynb</w:t>
             </w:r>
           </w:p>
@@ -4711,19 +4111,15 @@
           </w:tcPr>
           <w:p>
             <w:pPr>
-              <w:pStyle w:val="Normal"/>
-              <w:spacing w:before="0" w:after="80"/>
-              <w:rPr/>
-            </w:pPr>
-            <w:r>
-              <w:rPr/>
+              <w:spacing w:after="80"/>
+            </w:pPr>
+            <w:r>
               <w:t>OCR quality + one retrieval example (edit the stub)</w:t>
             </w:r>
           </w:p>
         </w:tc>
       </w:tr>
       <w:tr>
-        <w:trPr/>
         <w:tc>
           <w:tcPr>
             <w:tcW w:w="3800" w:type="dxa"/>
@@ -4736,12 +4132,9 @@
           </w:tcPr>
           <w:p>
             <w:pPr>
-              <w:pStyle w:val="Normal"/>
-              <w:spacing w:before="0" w:after="80"/>
-              <w:rPr/>
-            </w:pPr>
-            <w:r>
-              <w:rPr/>
+              <w:spacing w:after="80"/>
+            </w:pPr>
+            <w:r>
               <w:t>reports/pipeline_diagram.md</w:t>
             </w:r>
           </w:p>
@@ -4758,19 +4151,15 @@
           </w:tcPr>
           <w:p>
             <w:pPr>
-              <w:pStyle w:val="Normal"/>
-              <w:spacing w:before="0" w:after="80"/>
-              <w:rPr/>
-            </w:pPr>
-            <w:r>
-              <w:rPr/>
+              <w:spacing w:after="80"/>
+            </w:pPr>
+            <w:r>
               <w:t>a diagram of the knowledge-base pipeline (edit the stub)</w:t>
             </w:r>
           </w:p>
         </w:tc>
       </w:tr>
       <w:tr>
-        <w:trPr/>
         <w:tc>
           <w:tcPr>
             <w:tcW w:w="3800" w:type="dxa"/>
@@ -4783,12 +4172,9 @@
           </w:tcPr>
           <w:p>
             <w:pPr>
-              <w:pStyle w:val="Normal"/>
-              <w:spacing w:before="0" w:after="80"/>
-              <w:rPr/>
-            </w:pPr>
-            <w:r>
-              <w:rPr/>
+              <w:spacing w:after="80"/>
+            </w:pPr>
+            <w:r>
               <w:t>configs/design_choices.md</w:t>
             </w:r>
           </w:p>
@@ -4805,19 +4191,15 @@
           </w:tcPr>
           <w:p>
             <w:pPr>
-              <w:pStyle w:val="Normal"/>
-              <w:spacing w:before="0" w:after="80"/>
-              <w:rPr/>
-            </w:pPr>
-            <w:r>
-              <w:rPr/>
+              <w:spacing w:after="80"/>
+            </w:pPr>
+            <w:r>
               <w:t>updated with Stages 1–4</w:t>
             </w:r>
           </w:p>
         </w:tc>
       </w:tr>
       <w:tr>
-        <w:trPr/>
         <w:tc>
           <w:tcPr>
             <w:tcW w:w="3800" w:type="dxa"/>
@@ -4830,12 +4212,9 @@
           </w:tcPr>
           <w:p>
             <w:pPr>
-              <w:pStyle w:val="Normal"/>
-              <w:spacing w:before="0" w:after="80"/>
-              <w:rPr/>
-            </w:pPr>
-            <w:r>
-              <w:rPr/>
+              <w:spacing w:after="80"/>
+            </w:pPr>
+            <w:r>
               <w:t>transcripts/&lt;student number&gt;.txt  ×3</w:t>
             </w:r>
           </w:p>
@@ -4852,12 +4231,9 @@
           </w:tcPr>
           <w:p>
             <w:pPr>
-              <w:pStyle w:val="Normal"/>
-              <w:spacing w:before="0" w:after="80"/>
-              <w:rPr/>
-            </w:pPr>
-            <w:r>
-              <w:rPr/>
+              <w:spacing w:after="80"/>
+            </w:pPr>
+            <w:r>
               <w:t>one AI-chat transcript per member</w:t>
             </w:r>
           </w:p>
@@ -4867,16 +4243,16 @@
     <w:p>
       <w:pPr>
         <w:pStyle w:val="Heading2"/>
-        <w:spacing w:before="240" w:after="100"/>
-        <w:rPr/>
+        <w:spacing w:after="100"/>
+        <w:rPr>
+          <w:rFonts w:hint="eastAsia"/>
+        </w:rPr>
       </w:pPr>
       <w:r>
         <w:rPr>
           <w:b/>
           <w:bCs/>
           <w:color w:val="1F3864"/>
-          <w:sz w:val="26"/>
-          <w:szCs w:val="26"/>
         </w:rPr>
         <w:t>How You'll Be Graded (100 points)</w:t>
       </w:r>
@@ -4884,22 +4260,14 @@
     <w:tbl>
       <w:tblPr>
         <w:tblW w:w="9360" w:type="dxa"/>
-        <w:jc w:val="left"/>
-        <w:tblInd w:w="0" w:type="dxa"/>
         <w:tblLayout w:type="fixed"/>
-        <w:tblCellMar>
-          <w:top w:w="0" w:type="dxa"/>
-          <w:left w:w="108" w:type="dxa"/>
-          <w:bottom w:w="0" w:type="dxa"/>
-          <w:right w:w="108" w:type="dxa"/>
-        </w:tblCellMar>
+        <w:tblLook w:val="04A0" w:firstRow="1" w:lastRow="0" w:firstColumn="1" w:lastColumn="0" w:noHBand="0" w:noVBand="1"/>
       </w:tblPr>
       <w:tblGrid>
-        <w:gridCol w:w="7359"/>
+        <w:gridCol w:w="7360"/>
         <w:gridCol w:w="2000"/>
       </w:tblGrid>
       <w:tr>
-        <w:trPr/>
         <w:tc>
           <w:tcPr>
             <w:tcW w:w="9359" w:type="dxa"/>
@@ -4910,13 +4278,11 @@
               <w:bottom w:val="single" w:sz="4" w:space="0" w:color="000000"/>
               <w:right w:val="single" w:sz="4" w:space="0" w:color="000000"/>
             </w:tcBorders>
-            <w:shd w:fill="D9E1F2" w:val="clear"/>
-          </w:tcPr>
-          <w:p>
-            <w:pPr>
-              <w:pStyle w:val="Normal"/>
-              <w:spacing w:before="0" w:after="60"/>
-              <w:rPr/>
+            <w:shd w:val="clear" w:color="auto" w:fill="D9E1F2"/>
+          </w:tcPr>
+          <w:p>
+            <w:pPr>
+              <w:spacing w:after="60"/>
             </w:pPr>
             <w:r>
               <w:rPr>
@@ -4926,14 +4292,12 @@
               <w:t xml:space="preserve">Grounding gate: </w:t>
             </w:r>
             <w:r>
-              <w:rPr/>
               <w:t>every claim in the form must match your own code, index, and notebook outputs. Numbers with no notebook evidence score zero for that item.</w:t>
             </w:r>
           </w:p>
         </w:tc>
       </w:tr>
       <w:tr>
-        <w:trPr/>
         <w:tc>
           <w:tcPr>
             <w:tcW w:w="7359" w:type="dxa"/>
@@ -4943,13 +4307,11 @@
               <w:bottom w:val="single" w:sz="4" w:space="0" w:color="000000"/>
               <w:right w:val="single" w:sz="4" w:space="0" w:color="000000"/>
             </w:tcBorders>
-            <w:shd w:fill="1F3864" w:val="clear"/>
-          </w:tcPr>
-          <w:p>
-            <w:pPr>
-              <w:pStyle w:val="Normal"/>
-              <w:spacing w:before="0" w:after="80"/>
-              <w:rPr/>
+            <w:shd w:val="clear" w:color="auto" w:fill="1F3864"/>
+          </w:tcPr>
+          <w:p>
+            <w:pPr>
+              <w:spacing w:after="80"/>
             </w:pPr>
             <w:r>
               <w:rPr>
@@ -4970,13 +4332,11 @@
               <w:bottom w:val="single" w:sz="4" w:space="0" w:color="000000"/>
               <w:right w:val="single" w:sz="4" w:space="0" w:color="000000"/>
             </w:tcBorders>
-            <w:shd w:fill="1F3864" w:val="clear"/>
-          </w:tcPr>
-          <w:p>
-            <w:pPr>
-              <w:pStyle w:val="Normal"/>
-              <w:spacing w:before="0" w:after="80"/>
-              <w:rPr/>
+            <w:shd w:val="clear" w:color="auto" w:fill="1F3864"/>
+          </w:tcPr>
+          <w:p>
+            <w:pPr>
+              <w:spacing w:after="80"/>
             </w:pPr>
             <w:r>
               <w:rPr>
@@ -4990,7 +4350,6 @@
         </w:tc>
       </w:tr>
       <w:tr>
-        <w:trPr/>
         <w:tc>
           <w:tcPr>
             <w:tcW w:w="7359" w:type="dxa"/>
@@ -5003,12 +4362,9 @@
           </w:tcPr>
           <w:p>
             <w:pPr>
-              <w:pStyle w:val="Normal"/>
-              <w:spacing w:before="0" w:after="80"/>
-              <w:rPr/>
-            </w:pPr>
-            <w:r>
-              <w:rPr/>
+              <w:spacing w:after="80"/>
+            </w:pPr>
+            <w:r>
               <w:t>Section 1 — recap accurate and consistent with A1</w:t>
             </w:r>
           </w:p>
@@ -5025,19 +4381,15 @@
           </w:tcPr>
           <w:p>
             <w:pPr>
-              <w:pStyle w:val="Normal"/>
-              <w:spacing w:before="0" w:after="80"/>
-              <w:rPr/>
-            </w:pPr>
-            <w:r>
-              <w:rPr/>
+              <w:spacing w:after="80"/>
+            </w:pPr>
+            <w:r>
               <w:t>5</w:t>
             </w:r>
           </w:p>
         </w:tc>
       </w:tr>
       <w:tr>
-        <w:trPr/>
         <w:tc>
           <w:tcPr>
             <w:tcW w:w="7359" w:type="dxa"/>
@@ -5050,12 +4402,9 @@
           </w:tcPr>
           <w:p>
             <w:pPr>
-              <w:pStyle w:val="Normal"/>
-              <w:spacing w:before="0" w:after="80"/>
-              <w:rPr/>
-            </w:pPr>
-            <w:r>
-              <w:rPr/>
+              <w:spacing w:after="80"/>
+            </w:pPr>
+            <w:r>
               <w:t>Section 2 — structure and invariances identified correctly</w:t>
             </w:r>
           </w:p>
@@ -5072,19 +4421,15 @@
           </w:tcPr>
           <w:p>
             <w:pPr>
-              <w:pStyle w:val="Normal"/>
-              <w:spacing w:before="0" w:after="80"/>
-              <w:rPr/>
-            </w:pPr>
-            <w:r>
-              <w:rPr/>
+              <w:spacing w:after="80"/>
+            </w:pPr>
+            <w:r>
               <w:t>10</w:t>
             </w:r>
           </w:p>
         </w:tc>
       </w:tr>
       <w:tr>
-        <w:trPr/>
         <w:tc>
           <w:tcPr>
             <w:tcW w:w="7359" w:type="dxa"/>
@@ -5097,12 +4442,9 @@
           </w:tcPr>
           <w:p>
             <w:pPr>
-              <w:pStyle w:val="Normal"/>
-              <w:spacing w:before="0" w:after="80"/>
-              <w:rPr/>
-            </w:pPr>
-            <w:r>
-              <w:rPr/>
+              <w:spacing w:after="80"/>
+            </w:pPr>
+            <w:r>
               <w:t>Section 3 — options compared, with ≥1 reproduced published/pretrained method</w:t>
             </w:r>
           </w:p>
@@ -5119,19 +4461,15 @@
           </w:tcPr>
           <w:p>
             <w:pPr>
-              <w:pStyle w:val="Normal"/>
-              <w:spacing w:before="0" w:after="80"/>
-              <w:rPr/>
-            </w:pPr>
-            <w:r>
-              <w:rPr/>
+              <w:spacing w:after="80"/>
+            </w:pPr>
+            <w:r>
               <w:t>20</w:t>
             </w:r>
           </w:p>
         </w:tc>
       </w:tr>
       <w:tr>
-        <w:trPr/>
         <w:tc>
           <w:tcPr>
             <w:tcW w:w="7359" w:type="dxa"/>
@@ -5144,12 +4482,9 @@
           </w:tcPr>
           <w:p>
             <w:pPr>
-              <w:pStyle w:val="Normal"/>
-              <w:spacing w:before="0" w:after="80"/>
-              <w:rPr/>
-            </w:pPr>
-            <w:r>
-              <w:rPr/>
+              <w:spacing w:after="80"/>
+            </w:pPr>
+            <w:r>
               <w:t>Section 4 — knowledge base built; models and parameters justified</w:t>
             </w:r>
           </w:p>
@@ -5166,19 +4501,15 @@
           </w:tcPr>
           <w:p>
             <w:pPr>
-              <w:pStyle w:val="Normal"/>
-              <w:spacing w:before="0" w:after="80"/>
-              <w:rPr/>
-            </w:pPr>
-            <w:r>
-              <w:rPr/>
+              <w:spacing w:after="80"/>
+            </w:pPr>
+            <w:r>
               <w:t>20</w:t>
             </w:r>
           </w:p>
         </w:tc>
       </w:tr>
       <w:tr>
-        <w:trPr/>
         <w:tc>
           <w:tcPr>
             <w:tcW w:w="7359" w:type="dxa"/>
@@ -5191,12 +4522,9 @@
           </w:tcPr>
           <w:p>
             <w:pPr>
-              <w:pStyle w:val="Normal"/>
-              <w:spacing w:before="0" w:after="80"/>
-              <w:rPr/>
-            </w:pPr>
-            <w:r>
-              <w:rPr/>
+              <w:spacing w:after="80"/>
+            </w:pPr>
+            <w:r>
               <w:t>Section 5 — real evidence: OCR quality + a working retrieval</w:t>
             </w:r>
           </w:p>
@@ -5213,19 +4541,15 @@
           </w:tcPr>
           <w:p>
             <w:pPr>
-              <w:pStyle w:val="Normal"/>
-              <w:spacing w:before="0" w:after="80"/>
-              <w:rPr/>
-            </w:pPr>
-            <w:r>
-              <w:rPr/>
+              <w:spacing w:after="80"/>
+            </w:pPr>
+            <w:r>
               <w:t>25</w:t>
             </w:r>
           </w:p>
         </w:tc>
       </w:tr>
       <w:tr>
-        <w:trPr/>
         <w:tc>
           <w:tcPr>
             <w:tcW w:w="7359" w:type="dxa"/>
@@ -5238,12 +4562,9 @@
           </w:tcPr>
           <w:p>
             <w:pPr>
-              <w:pStyle w:val="Normal"/>
-              <w:spacing w:before="0" w:after="80"/>
-              <w:rPr/>
-            </w:pPr>
-            <w:r>
-              <w:rPr/>
+              <w:spacing w:after="80"/>
+            </w:pPr>
+            <w:r>
               <w:t>Section 6 — a concrete, sensible plan for A3</w:t>
             </w:r>
           </w:p>
@@ -5260,19 +4581,15 @@
           </w:tcPr>
           <w:p>
             <w:pPr>
-              <w:pStyle w:val="Normal"/>
-              <w:spacing w:before="0" w:after="80"/>
-              <w:rPr/>
-            </w:pPr>
-            <w:r>
-              <w:rPr/>
+              <w:spacing w:after="80"/>
+            </w:pPr>
+            <w:r>
               <w:t>5</w:t>
             </w:r>
           </w:p>
         </w:tc>
       </w:tr>
       <w:tr>
-        <w:trPr/>
         <w:tc>
           <w:tcPr>
             <w:tcW w:w="7359" w:type="dxa"/>
@@ -5285,12 +4602,9 @@
           </w:tcPr>
           <w:p>
             <w:pPr>
-              <w:pStyle w:val="Normal"/>
-              <w:spacing w:before="0" w:after="80"/>
-              <w:rPr/>
-            </w:pPr>
-            <w:r>
-              <w:rPr/>
+              <w:spacing w:after="80"/>
+            </w:pPr>
+            <w:r>
               <w:t>Section 7 — eight-facet design table for Stages 1–4</w:t>
             </w:r>
           </w:p>
@@ -5307,19 +4621,15 @@
           </w:tcPr>
           <w:p>
             <w:pPr>
-              <w:pStyle w:val="Normal"/>
-              <w:spacing w:before="0" w:after="80"/>
-              <w:rPr/>
-            </w:pPr>
-            <w:r>
-              <w:rPr/>
+              <w:spacing w:after="80"/>
+            </w:pPr>
+            <w:r>
               <w:t>10</w:t>
             </w:r>
           </w:p>
         </w:tc>
       </w:tr>
       <w:tr>
-        <w:trPr/>
         <w:tc>
           <w:tcPr>
             <w:tcW w:w="7359" w:type="dxa"/>
@@ -5332,12 +4642,9 @@
           </w:tcPr>
           <w:p>
             <w:pPr>
-              <w:pStyle w:val="Normal"/>
-              <w:spacing w:before="0" w:after="80"/>
-              <w:rPr/>
-            </w:pPr>
-            <w:r>
-              <w:rPr/>
+              <w:spacing w:after="80"/>
+            </w:pPr>
+            <w:r>
               <w:t>Section 8 + submission structure correct</w:t>
             </w:r>
           </w:p>
@@ -5354,37 +4661,33 @@
           </w:tcPr>
           <w:p>
             <w:pPr>
-              <w:pStyle w:val="Normal"/>
-              <w:spacing w:before="0" w:after="80"/>
-              <w:rPr/>
-            </w:pPr>
-            <w:r>
-              <w:rPr/>
+              <w:spacing w:after="80"/>
+            </w:pPr>
+            <w:r>
               <w:t>5</w:t>
             </w:r>
           </w:p>
         </w:tc>
       </w:tr>
     </w:tbl>
+    <w:p/>
     <w:sectPr>
-      <w:type w:val="nextPage"/>
       <w:pgSz w:w="12240" w:h="15840"/>
-      <w:pgMar w:left="1440" w:right="1440" w:gutter="0" w:header="0" w:top="1440" w:footer="0" w:bottom="1440"/>
-      <w:pgNumType w:fmt="decimal"/>
-      <w:formProt w:val="false"/>
-      <w:textDirection w:val="lrTb"/>
-      <w:docGrid w:type="default" w:linePitch="360" w:charSpace="0"/>
+      <w:pgMar w:top="1440" w:right="1440" w:bottom="1440" w:left="1440" w:header="0" w:footer="0" w:gutter="0"/>
+      <w:cols w:space="720"/>
+      <w:formProt w:val="0"/>
+      <w:docGrid w:linePitch="360"/>
     </w:sectPr>
   </w:body>
 </w:document>
 </file>
 
 <file path=word/styles.xml><?xml version="1.0" encoding="utf-8"?>
-<w:styles xmlns:w="http://schemas.openxmlformats.org/wordprocessingml/2006/main" xmlns:w14="http://schemas.microsoft.com/office/word/2010/wordml" xmlns:mc="http://schemas.openxmlformats.org/markup-compatibility/2006" mc:Ignorable="w14">
+<w:styles xmlns:mc="http://schemas.openxmlformats.org/markup-compatibility/2006" xmlns:r="http://schemas.openxmlformats.org/officeDocument/2006/relationships" xmlns:w="http://schemas.openxmlformats.org/wordprocessingml/2006/main" xmlns:w14="http://schemas.microsoft.com/office/word/2010/wordml" xmlns:w15="http://schemas.microsoft.com/office/word/2012/wordml" xmlns:w16cex="http://schemas.microsoft.com/office/word/2018/wordml/cex" xmlns:w16cid="http://schemas.microsoft.com/office/word/2016/wordml/cid" xmlns:w16="http://schemas.microsoft.com/office/word/2018/wordml" xmlns:w16sdtdh="http://schemas.microsoft.com/office/word/2020/wordml/sdtdatahash" xmlns:w16se="http://schemas.microsoft.com/office/word/2015/wordml/symex" mc:Ignorable="w14 w15 w16se w16cid w16 w16cex w16sdtdh">
   <w:docDefaults>
     <w:rPrDefault>
       <w:rPr>
-        <w:rFonts w:ascii="Calibri" w:hAnsi="Calibri" w:eastAsia="Calibri" w:cs="Calibri"/>
+        <w:rFonts w:ascii="Calibri" w:eastAsia="Calibri" w:hAnsi="Calibri" w:cs="Calibri"/>
         <w:sz w:val="21"/>
         <w:szCs w:val="21"/>
         <w:lang w:val="en-US" w:eastAsia="zh-CN" w:bidi="hi-IN"/>
@@ -5392,34 +4695,400 @@
     </w:rPrDefault>
     <w:pPrDefault>
       <w:pPr>
-        <w:suppressAutoHyphens w:val="true"/>
+        <w:suppressAutoHyphens/>
       </w:pPr>
     </w:pPrDefault>
   </w:docDefaults>
-  <w:style w:type="paragraph" w:styleId="Normal">
+  <w:latentStyles w:defLockedState="0" w:defUIPriority="99" w:defSemiHidden="0" w:defUnhideWhenUsed="0" w:defQFormat="0" w:count="376">
+    <w:lsdException w:name="Normal" w:uiPriority="0" w:qFormat="1"/>
+    <w:lsdException w:name="heading 1" w:uiPriority="9" w:qFormat="1"/>
+    <w:lsdException w:name="heading 2" w:semiHidden="1" w:uiPriority="9" w:unhideWhenUsed="1" w:qFormat="1"/>
+    <w:lsdException w:name="heading 3" w:semiHidden="1" w:uiPriority="9" w:unhideWhenUsed="1" w:qFormat="1"/>
+    <w:lsdException w:name="heading 4" w:semiHidden="1" w:uiPriority="9" w:unhideWhenUsed="1" w:qFormat="1"/>
+    <w:lsdException w:name="heading 5" w:semiHidden="1" w:uiPriority="9" w:unhideWhenUsed="1" w:qFormat="1"/>
+    <w:lsdException w:name="heading 6" w:semiHidden="1" w:uiPriority="9" w:unhideWhenUsed="1" w:qFormat="1"/>
+    <w:lsdException w:name="heading 7" w:semiHidden="1" w:uiPriority="9" w:unhideWhenUsed="1" w:qFormat="1"/>
+    <w:lsdException w:name="heading 8" w:semiHidden="1" w:uiPriority="9" w:unhideWhenUsed="1" w:qFormat="1"/>
+    <w:lsdException w:name="heading 9" w:semiHidden="1" w:uiPriority="9" w:unhideWhenUsed="1" w:qFormat="1"/>
+    <w:lsdException w:name="index 1" w:semiHidden="1" w:unhideWhenUsed="1"/>
+    <w:lsdException w:name="index 2" w:semiHidden="1" w:unhideWhenUsed="1"/>
+    <w:lsdException w:name="index 3" w:semiHidden="1" w:unhideWhenUsed="1"/>
+    <w:lsdException w:name="index 4" w:semiHidden="1" w:unhideWhenUsed="1"/>
+    <w:lsdException w:name="index 5" w:semiHidden="1" w:unhideWhenUsed="1"/>
+    <w:lsdException w:name="index 6" w:semiHidden="1" w:unhideWhenUsed="1"/>
+    <w:lsdException w:name="index 7" w:semiHidden="1" w:unhideWhenUsed="1"/>
+    <w:lsdException w:name="index 8" w:semiHidden="1" w:unhideWhenUsed="1"/>
+    <w:lsdException w:name="index 9" w:semiHidden="1" w:unhideWhenUsed="1"/>
+    <w:lsdException w:name="toc 1" w:semiHidden="1" w:uiPriority="39" w:unhideWhenUsed="1"/>
+    <w:lsdException w:name="toc 2" w:semiHidden="1" w:uiPriority="39" w:unhideWhenUsed="1"/>
+    <w:lsdException w:name="toc 3" w:semiHidden="1" w:uiPriority="39" w:unhideWhenUsed="1"/>
+    <w:lsdException w:name="toc 4" w:semiHidden="1" w:uiPriority="39" w:unhideWhenUsed="1"/>
+    <w:lsdException w:name="toc 5" w:semiHidden="1" w:uiPriority="39" w:unhideWhenUsed="1"/>
+    <w:lsdException w:name="toc 6" w:semiHidden="1" w:uiPriority="39" w:unhideWhenUsed="1"/>
+    <w:lsdException w:name="toc 7" w:semiHidden="1" w:uiPriority="39" w:unhideWhenUsed="1"/>
+    <w:lsdException w:name="toc 8" w:semiHidden="1" w:uiPriority="39" w:unhideWhenUsed="1"/>
+    <w:lsdException w:name="toc 9" w:semiHidden="1" w:uiPriority="39" w:unhideWhenUsed="1"/>
+    <w:lsdException w:name="Normal Indent" w:semiHidden="1" w:unhideWhenUsed="1"/>
+    <w:lsdException w:name="footnote text" w:semiHidden="1" w:unhideWhenUsed="1"/>
+    <w:lsdException w:name="annotation text" w:semiHidden="1" w:unhideWhenUsed="1"/>
+    <w:lsdException w:name="header" w:semiHidden="1" w:unhideWhenUsed="1"/>
+    <w:lsdException w:name="footer" w:semiHidden="1" w:unhideWhenUsed="1"/>
+    <w:lsdException w:name="index heading" w:semiHidden="1" w:unhideWhenUsed="1"/>
+    <w:lsdException w:name="caption" w:semiHidden="1" w:uiPriority="35" w:unhideWhenUsed="1" w:qFormat="1"/>
+    <w:lsdException w:name="table of figures" w:semiHidden="1" w:unhideWhenUsed="1"/>
+    <w:lsdException w:name="envelope address" w:semiHidden="1" w:unhideWhenUsed="1"/>
+    <w:lsdException w:name="envelope return" w:semiHidden="1" w:unhideWhenUsed="1"/>
+    <w:lsdException w:name="footnote reference" w:semiHidden="1" w:unhideWhenUsed="1"/>
+    <w:lsdException w:name="annotation reference" w:semiHidden="1" w:unhideWhenUsed="1"/>
+    <w:lsdException w:name="line number" w:semiHidden="1" w:unhideWhenUsed="1"/>
+    <w:lsdException w:name="page number" w:semiHidden="1" w:unhideWhenUsed="1"/>
+    <w:lsdException w:name="endnote reference" w:semiHidden="1" w:unhideWhenUsed="1"/>
+    <w:lsdException w:name="endnote text" w:semiHidden="1" w:unhideWhenUsed="1"/>
+    <w:lsdException w:name="table of authorities" w:semiHidden="1" w:unhideWhenUsed="1"/>
+    <w:lsdException w:name="macro" w:semiHidden="1" w:unhideWhenUsed="1"/>
+    <w:lsdException w:name="toa heading" w:semiHidden="1" w:unhideWhenUsed="1"/>
+    <w:lsdException w:name="List" w:semiHidden="1" w:unhideWhenUsed="1"/>
+    <w:lsdException w:name="List Bullet" w:semiHidden="1" w:unhideWhenUsed="1"/>
+    <w:lsdException w:name="List Number" w:semiHidden="1" w:unhideWhenUsed="1"/>
+    <w:lsdException w:name="List 2" w:semiHidden="1" w:unhideWhenUsed="1"/>
+    <w:lsdException w:name="List 3" w:semiHidden="1" w:unhideWhenUsed="1"/>
+    <w:lsdException w:name="List 4" w:semiHidden="1" w:unhideWhenUsed="1"/>
+    <w:lsdException w:name="List 5" w:semiHidden="1" w:unhideWhenUsed="1"/>
+    <w:lsdException w:name="List Bullet 2" w:semiHidden="1" w:unhideWhenUsed="1"/>
+    <w:lsdException w:name="List Bullet 3" w:semiHidden="1" w:unhideWhenUsed="1"/>
+    <w:lsdException w:name="List Bullet 4" w:semiHidden="1" w:unhideWhenUsed="1"/>
+    <w:lsdException w:name="List Bullet 5" w:semiHidden="1" w:unhideWhenUsed="1"/>
+    <w:lsdException w:name="List Number 2" w:semiHidden="1" w:unhideWhenUsed="1"/>
+    <w:lsdException w:name="List Number 3" w:semiHidden="1" w:unhideWhenUsed="1"/>
+    <w:lsdException w:name="List Number 4" w:semiHidden="1" w:unhideWhenUsed="1"/>
+    <w:lsdException w:name="List Number 5" w:semiHidden="1" w:unhideWhenUsed="1"/>
+    <w:lsdException w:name="Title" w:uiPriority="10" w:qFormat="1"/>
+    <w:lsdException w:name="Closing" w:semiHidden="1" w:unhideWhenUsed="1"/>
+    <w:lsdException w:name="Signature" w:semiHidden="1" w:unhideWhenUsed="1"/>
+    <w:lsdException w:name="Default Paragraph Font" w:semiHidden="1" w:uiPriority="1" w:unhideWhenUsed="1"/>
+    <w:lsdException w:name="Body Text" w:semiHidden="1" w:unhideWhenUsed="1"/>
+    <w:lsdException w:name="Body Text Indent" w:semiHidden="1" w:unhideWhenUsed="1"/>
+    <w:lsdException w:name="List Continue" w:semiHidden="1" w:unhideWhenUsed="1"/>
+    <w:lsdException w:name="List Continue 2" w:semiHidden="1" w:unhideWhenUsed="1"/>
+    <w:lsdException w:name="List Continue 3" w:semiHidden="1" w:unhideWhenUsed="1"/>
+    <w:lsdException w:name="List Continue 4" w:semiHidden="1" w:unhideWhenUsed="1"/>
+    <w:lsdException w:name="List Continue 5" w:semiHidden="1" w:unhideWhenUsed="1"/>
+    <w:lsdException w:name="Message Header" w:semiHidden="1" w:unhideWhenUsed="1"/>
+    <w:lsdException w:name="Subtitle" w:uiPriority="11" w:qFormat="1"/>
+    <w:lsdException w:name="Salutation" w:semiHidden="1" w:unhideWhenUsed="1"/>
+    <w:lsdException w:name="Date" w:semiHidden="1" w:unhideWhenUsed="1"/>
+    <w:lsdException w:name="Body Text First Indent" w:semiHidden="1" w:unhideWhenUsed="1"/>
+    <w:lsdException w:name="Body Text First Indent 2" w:semiHidden="1" w:unhideWhenUsed="1"/>
+    <w:lsdException w:name="Note Heading" w:semiHidden="1" w:unhideWhenUsed="1"/>
+    <w:lsdException w:name="Body Text 2" w:semiHidden="1" w:unhideWhenUsed="1"/>
+    <w:lsdException w:name="Body Text 3" w:semiHidden="1" w:unhideWhenUsed="1"/>
+    <w:lsdException w:name="Body Text Indent 2" w:semiHidden="1" w:unhideWhenUsed="1"/>
+    <w:lsdException w:name="Body Text Indent 3" w:semiHidden="1" w:unhideWhenUsed="1"/>
+    <w:lsdException w:name="Block Text" w:semiHidden="1" w:unhideWhenUsed="1"/>
+    <w:lsdException w:name="Hyperlink" w:semiHidden="1" w:unhideWhenUsed="1"/>
+    <w:lsdException w:name="FollowedHyperlink" w:semiHidden="1" w:unhideWhenUsed="1"/>
+    <w:lsdException w:name="Strong" w:uiPriority="22" w:qFormat="1"/>
+    <w:lsdException w:name="Emphasis" w:uiPriority="20" w:qFormat="1"/>
+    <w:lsdException w:name="Document Map" w:semiHidden="1" w:unhideWhenUsed="1"/>
+    <w:lsdException w:name="Plain Text" w:semiHidden="1" w:unhideWhenUsed="1"/>
+    <w:lsdException w:name="E-mail Signature" w:semiHidden="1" w:unhideWhenUsed="1"/>
+    <w:lsdException w:name="HTML Top of Form" w:semiHidden="1" w:unhideWhenUsed="1"/>
+    <w:lsdException w:name="HTML Bottom of Form" w:semiHidden="1" w:unhideWhenUsed="1"/>
+    <w:lsdException w:name="Normal (Web)" w:semiHidden="1" w:unhideWhenUsed="1"/>
+    <w:lsdException w:name="HTML Acronym" w:semiHidden="1" w:unhideWhenUsed="1"/>
+    <w:lsdException w:name="HTML Address" w:semiHidden="1" w:unhideWhenUsed="1"/>
+    <w:lsdException w:name="HTML Cite" w:semiHidden="1" w:unhideWhenUsed="1"/>
+    <w:lsdException w:name="HTML Code" w:semiHidden="1" w:unhideWhenUsed="1"/>
+    <w:lsdException w:name="HTML Definition" w:semiHidden="1" w:unhideWhenUsed="1"/>
+    <w:lsdException w:name="HTML Keyboard" w:semiHidden="1" w:unhideWhenUsed="1"/>
+    <w:lsdException w:name="HTML Preformatted" w:semiHidden="1" w:unhideWhenUsed="1"/>
+    <w:lsdException w:name="HTML Sample" w:semiHidden="1" w:unhideWhenUsed="1"/>
+    <w:lsdException w:name="HTML Typewriter" w:semiHidden="1" w:unhideWhenUsed="1"/>
+    <w:lsdException w:name="HTML Variable" w:semiHidden="1" w:unhideWhenUsed="1"/>
+    <w:lsdException w:name="Normal Table" w:semiHidden="1" w:unhideWhenUsed="1"/>
+    <w:lsdException w:name="annotation subject" w:semiHidden="1" w:unhideWhenUsed="1"/>
+    <w:lsdException w:name="No List" w:semiHidden="1" w:unhideWhenUsed="1"/>
+    <w:lsdException w:name="Outline List 1" w:semiHidden="1" w:unhideWhenUsed="1"/>
+    <w:lsdException w:name="Outline List 2" w:semiHidden="1" w:unhideWhenUsed="1"/>
+    <w:lsdException w:name="Outline List 3" w:semiHidden="1" w:unhideWhenUsed="1"/>
+    <w:lsdException w:name="Table Simple 1" w:semiHidden="1" w:unhideWhenUsed="1"/>
+    <w:lsdException w:name="Table Simple 2" w:semiHidden="1" w:unhideWhenUsed="1"/>
+    <w:lsdException w:name="Table Simple 3" w:semiHidden="1" w:unhideWhenUsed="1"/>
+    <w:lsdException w:name="Table Classic 1" w:semiHidden="1" w:unhideWhenUsed="1"/>
+    <w:lsdException w:name="Table Classic 2" w:semiHidden="1" w:unhideWhenUsed="1"/>
+    <w:lsdException w:name="Table Classic 3" w:semiHidden="1" w:unhideWhenUsed="1"/>
+    <w:lsdException w:name="Table Classic 4" w:semiHidden="1" w:unhideWhenUsed="1"/>
+    <w:lsdException w:name="Table Colorful 1" w:semiHidden="1" w:unhideWhenUsed="1"/>
+    <w:lsdException w:name="Table Colorful 2" w:semiHidden="1" w:unhideWhenUsed="1"/>
+    <w:lsdException w:name="Table Colorful 3" w:semiHidden="1" w:unhideWhenUsed="1"/>
+    <w:lsdException w:name="Table Columns 1" w:semiHidden="1" w:unhideWhenUsed="1"/>
+    <w:lsdException w:name="Table Columns 2" w:semiHidden="1" w:unhideWhenUsed="1"/>
+    <w:lsdException w:name="Table Columns 3" w:semiHidden="1" w:unhideWhenUsed="1"/>
+    <w:lsdException w:name="Table Columns 4" w:semiHidden="1" w:unhideWhenUsed="1"/>
+    <w:lsdException w:name="Table Columns 5" w:semiHidden="1" w:unhideWhenUsed="1"/>
+    <w:lsdException w:name="Table Grid 1" w:semiHidden="1" w:unhideWhenUsed="1"/>
+    <w:lsdException w:name="Table Grid 2" w:semiHidden="1" w:unhideWhenUsed="1"/>
+    <w:lsdException w:name="Table Grid 3" w:semiHidden="1" w:unhideWhenUsed="1"/>
+    <w:lsdException w:name="Table Grid 4" w:semiHidden="1" w:unhideWhenUsed="1"/>
+    <w:lsdException w:name="Table Grid 5" w:semiHidden="1" w:unhideWhenUsed="1"/>
+    <w:lsdException w:name="Table Grid 6" w:semiHidden="1" w:unhideWhenUsed="1"/>
+    <w:lsdException w:name="Table Grid 7" w:semiHidden="1" w:unhideWhenUsed="1"/>
+    <w:lsdException w:name="Table Grid 8" w:semiHidden="1" w:unhideWhenUsed="1"/>
+    <w:lsdException w:name="Table List 1" w:semiHidden="1" w:unhideWhenUsed="1"/>
+    <w:lsdException w:name="Table List 2" w:semiHidden="1" w:unhideWhenUsed="1"/>
+    <w:lsdException w:name="Table List 3" w:semiHidden="1" w:unhideWhenUsed="1"/>
+    <w:lsdException w:name="Table List 4" w:semiHidden="1" w:unhideWhenUsed="1"/>
+    <w:lsdException w:name="Table List 5" w:semiHidden="1" w:unhideWhenUsed="1"/>
+    <w:lsdException w:name="Table List 6" w:semiHidden="1" w:unhideWhenUsed="1"/>
+    <w:lsdException w:name="Table List 7" w:semiHidden="1" w:unhideWhenUsed="1"/>
+    <w:lsdException w:name="Table List 8" w:semiHidden="1" w:unhideWhenUsed="1"/>
+    <w:lsdException w:name="Table 3D effects 1" w:semiHidden="1" w:unhideWhenUsed="1"/>
+    <w:lsdException w:name="Table 3D effects 2" w:semiHidden="1" w:unhideWhenUsed="1"/>
+    <w:lsdException w:name="Table 3D effects 3" w:semiHidden="1" w:unhideWhenUsed="1"/>
+    <w:lsdException w:name="Table Contemporary" w:semiHidden="1" w:unhideWhenUsed="1"/>
+    <w:lsdException w:name="Table Elegant" w:semiHidden="1" w:unhideWhenUsed="1"/>
+    <w:lsdException w:name="Table Professional" w:semiHidden="1" w:unhideWhenUsed="1"/>
+    <w:lsdException w:name="Table Subtle 1" w:semiHidden="1" w:unhideWhenUsed="1"/>
+    <w:lsdException w:name="Table Subtle 2" w:semiHidden="1" w:unhideWhenUsed="1"/>
+    <w:lsdException w:name="Table Web 1" w:semiHidden="1" w:unhideWhenUsed="1"/>
+    <w:lsdException w:name="Table Web 2" w:semiHidden="1" w:unhideWhenUsed="1"/>
+    <w:lsdException w:name="Table Web 3" w:semiHidden="1" w:unhideWhenUsed="1"/>
+    <w:lsdException w:name="Balloon Text" w:semiHidden="1" w:unhideWhenUsed="1"/>
+    <w:lsdException w:name="Table Grid" w:uiPriority="39"/>
+    <w:lsdException w:name="Table Theme" w:semiHidden="1" w:unhideWhenUsed="1"/>
+    <w:lsdException w:name="Placeholder Text" w:semiHidden="1"/>
+    <w:lsdException w:name="No Spacing" w:uiPriority="1" w:qFormat="1"/>
+    <w:lsdException w:name="Light Shading" w:uiPriority="60"/>
+    <w:lsdException w:name="Light List" w:uiPriority="61"/>
+    <w:lsdException w:name="Light Grid" w:uiPriority="62"/>
+    <w:lsdException w:name="Medium Shading 1" w:uiPriority="63"/>
+    <w:lsdException w:name="Medium Shading 2" w:uiPriority="64"/>
+    <w:lsdException w:name="Medium List 1" w:uiPriority="65"/>
+    <w:lsdException w:name="Medium List 2" w:uiPriority="66"/>
+    <w:lsdException w:name="Medium Grid 1" w:uiPriority="67"/>
+    <w:lsdException w:name="Medium Grid 2" w:uiPriority="68"/>
+    <w:lsdException w:name="Medium Grid 3" w:uiPriority="69"/>
+    <w:lsdException w:name="Dark List" w:uiPriority="70"/>
+    <w:lsdException w:name="Colorful Shading" w:uiPriority="71"/>
+    <w:lsdException w:name="Colorful List" w:uiPriority="72"/>
+    <w:lsdException w:name="Colorful Grid" w:uiPriority="73"/>
+    <w:lsdException w:name="Light Shading Accent 1" w:uiPriority="60"/>
+    <w:lsdException w:name="Light List Accent 1" w:uiPriority="61"/>
+    <w:lsdException w:name="Light Grid Accent 1" w:uiPriority="62"/>
+    <w:lsdException w:name="Medium Shading 1 Accent 1" w:uiPriority="63"/>
+    <w:lsdException w:name="Medium Shading 2 Accent 1" w:uiPriority="64"/>
+    <w:lsdException w:name="Medium List 1 Accent 1" w:uiPriority="65"/>
+    <w:lsdException w:name="Revision" w:semiHidden="1"/>
+    <w:lsdException w:name="List Paragraph" w:uiPriority="34" w:qFormat="1"/>
+    <w:lsdException w:name="Quote" w:uiPriority="29" w:qFormat="1"/>
+    <w:lsdException w:name="Intense Quote" w:uiPriority="30" w:qFormat="1"/>
+    <w:lsdException w:name="Medium List 2 Accent 1" w:uiPriority="66"/>
+    <w:lsdException w:name="Medium Grid 1 Accent 1" w:uiPriority="67"/>
+    <w:lsdException w:name="Medium Grid 2 Accent 1" w:uiPriority="68"/>
+    <w:lsdException w:name="Medium Grid 3 Accent 1" w:uiPriority="69"/>
+    <w:lsdException w:name="Dark List Accent 1" w:uiPriority="70"/>
+    <w:lsdException w:name="Colorful Shading Accent 1" w:uiPriority="71"/>
+    <w:lsdException w:name="Colorful List Accent 1" w:uiPriority="72"/>
+    <w:lsdException w:name="Colorful Grid Accent 1" w:uiPriority="73"/>
+    <w:lsdException w:name="Light Shading Accent 2" w:uiPriority="60"/>
+    <w:lsdException w:name="Light List Accent 2" w:uiPriority="61"/>
+    <w:lsdException w:name="Light Grid Accent 2" w:uiPriority="62"/>
+    <w:lsdException w:name="Medium Shading 1 Accent 2" w:uiPriority="63"/>
+    <w:lsdException w:name="Medium Shading 2 Accent 2" w:uiPriority="64"/>
+    <w:lsdException w:name="Medium List 1 Accent 2" w:uiPriority="65"/>
+    <w:lsdException w:name="Medium List 2 Accent 2" w:uiPriority="66"/>
+    <w:lsdException w:name="Medium Grid 1 Accent 2" w:uiPriority="67"/>
+    <w:lsdException w:name="Medium Grid 2 Accent 2" w:uiPriority="68"/>
+    <w:lsdException w:name="Medium Grid 3 Accent 2" w:uiPriority="69"/>
+    <w:lsdException w:name="Dark List Accent 2" w:uiPriority="70"/>
+    <w:lsdException w:name="Colorful Shading Accent 2" w:uiPriority="71"/>
+    <w:lsdException w:name="Colorful List Accent 2" w:uiPriority="72"/>
+    <w:lsdException w:name="Colorful Grid Accent 2" w:uiPriority="73"/>
+    <w:lsdException w:name="Light Shading Accent 3" w:uiPriority="60"/>
+    <w:lsdException w:name="Light List Accent 3" w:uiPriority="61"/>
+    <w:lsdException w:name="Light Grid Accent 3" w:uiPriority="62"/>
+    <w:lsdException w:name="Medium Shading 1 Accent 3" w:uiPriority="63"/>
+    <w:lsdException w:name="Medium Shading 2 Accent 3" w:uiPriority="64"/>
+    <w:lsdException w:name="Medium List 1 Accent 3" w:uiPriority="65"/>
+    <w:lsdException w:name="Medium List 2 Accent 3" w:uiPriority="66"/>
+    <w:lsdException w:name="Medium Grid 1 Accent 3" w:uiPriority="67"/>
+    <w:lsdException w:name="Medium Grid 2 Accent 3" w:uiPriority="68"/>
+    <w:lsdException w:name="Medium Grid 3 Accent 3" w:uiPriority="69"/>
+    <w:lsdException w:name="Dark List Accent 3" w:uiPriority="70"/>
+    <w:lsdException w:name="Colorful Shading Accent 3" w:uiPriority="71"/>
+    <w:lsdException w:name="Colorful List Accent 3" w:uiPriority="72"/>
+    <w:lsdException w:name="Colorful Grid Accent 3" w:uiPriority="73"/>
+    <w:lsdException w:name="Light Shading Accent 4" w:uiPriority="60"/>
+    <w:lsdException w:name="Light List Accent 4" w:uiPriority="61"/>
+    <w:lsdException w:name="Light Grid Accent 4" w:uiPriority="62"/>
+    <w:lsdException w:name="Medium Shading 1 Accent 4" w:uiPriority="63"/>
+    <w:lsdException w:name="Medium Shading 2 Accent 4" w:uiPriority="64"/>
+    <w:lsdException w:name="Medium List 1 Accent 4" w:uiPriority="65"/>
+    <w:lsdException w:name="Medium List 2 Accent 4" w:uiPriority="66"/>
+    <w:lsdException w:name="Medium Grid 1 Accent 4" w:uiPriority="67"/>
+    <w:lsdException w:name="Medium Grid 2 Accent 4" w:uiPriority="68"/>
+    <w:lsdException w:name="Medium Grid 3 Accent 4" w:uiPriority="69"/>
+    <w:lsdException w:name="Dark List Accent 4" w:uiPriority="70"/>
+    <w:lsdException w:name="Colorful Shading Accent 4" w:uiPriority="71"/>
+    <w:lsdException w:name="Colorful List Accent 4" w:uiPriority="72"/>
+    <w:lsdException w:name="Colorful Grid Accent 4" w:uiPriority="73"/>
+    <w:lsdException w:name="Light Shading Accent 5" w:uiPriority="60"/>
+    <w:lsdException w:name="Light List Accent 5" w:uiPriority="61"/>
+    <w:lsdException w:name="Light Grid Accent 5" w:uiPriority="62"/>
+    <w:lsdException w:name="Medium Shading 1 Accent 5" w:uiPriority="63"/>
+    <w:lsdException w:name="Medium Shading 2 Accent 5" w:uiPriority="64"/>
+    <w:lsdException w:name="Medium List 1 Accent 5" w:uiPriority="65"/>
+    <w:lsdException w:name="Medium List 2 Accent 5" w:uiPriority="66"/>
+    <w:lsdException w:name="Medium Grid 1 Accent 5" w:uiPriority="67"/>
+    <w:lsdException w:name="Medium Grid 2 Accent 5" w:uiPriority="68"/>
+    <w:lsdException w:name="Medium Grid 3 Accent 5" w:uiPriority="69"/>
+    <w:lsdException w:name="Dark List Accent 5" w:uiPriority="70"/>
+    <w:lsdException w:name="Colorful Shading Accent 5" w:uiPriority="71"/>
+    <w:lsdException w:name="Colorful List Accent 5" w:uiPriority="72"/>
+    <w:lsdException w:name="Colorful Grid Accent 5" w:uiPriority="73"/>
+    <w:lsdException w:name="Light Shading Accent 6" w:uiPriority="60"/>
+    <w:lsdException w:name="Light List Accent 6" w:uiPriority="61"/>
+    <w:lsdException w:name="Light Grid Accent 6" w:uiPriority="62"/>
+    <w:lsdException w:name="Medium Shading 1 Accent 6" w:uiPriority="63"/>
+    <w:lsdException w:name="Medium Shading 2 Accent 6" w:uiPriority="64"/>
+    <w:lsdException w:name="Medium List 1 Accent 6" w:uiPriority="65"/>
+    <w:lsdException w:name="Medium List 2 Accent 6" w:uiPriority="66"/>
+    <w:lsdException w:name="Medium Grid 1 Accent 6" w:uiPriority="67"/>
+    <w:lsdException w:name="Medium Grid 2 Accent 6" w:uiPriority="68"/>
+    <w:lsdException w:name="Medium Grid 3 Accent 6" w:uiPriority="69"/>
+    <w:lsdException w:name="Dark List Accent 6" w:uiPriority="70"/>
+    <w:lsdException w:name="Colorful Shading Accent 6" w:uiPriority="71"/>
+    <w:lsdException w:name="Colorful List Accent 6" w:uiPriority="72"/>
+    <w:lsdException w:name="Colorful Grid Accent 6" w:uiPriority="73"/>
+    <w:lsdException w:name="Subtle Emphasis" w:uiPriority="19" w:qFormat="1"/>
+    <w:lsdException w:name="Intense Emphasis" w:uiPriority="21" w:qFormat="1"/>
+    <w:lsdException w:name="Subtle Reference" w:uiPriority="31" w:qFormat="1"/>
+    <w:lsdException w:name="Intense Reference" w:uiPriority="32" w:qFormat="1"/>
+    <w:lsdException w:name="Book Title" w:uiPriority="33" w:qFormat="1"/>
+    <w:lsdException w:name="Bibliography" w:semiHidden="1" w:uiPriority="37" w:unhideWhenUsed="1"/>
+    <w:lsdException w:name="TOC Heading" w:semiHidden="1" w:uiPriority="39" w:unhideWhenUsed="1" w:qFormat="1"/>
+    <w:lsdException w:name="Plain Table 1" w:uiPriority="41"/>
+    <w:lsdException w:name="Plain Table 2" w:uiPriority="42"/>
+    <w:lsdException w:name="Plain Table 3" w:uiPriority="43"/>
+    <w:lsdException w:name="Plain Table 4" w:uiPriority="44"/>
+    <w:lsdException w:name="Plain Table 5" w:uiPriority="45"/>
+    <w:lsdException w:name="Grid Table Light" w:uiPriority="40"/>
+    <w:lsdException w:name="Grid Table 1 Light" w:uiPriority="46"/>
+    <w:lsdException w:name="Grid Table 2" w:uiPriority="47"/>
+    <w:lsdException w:name="Grid Table 3" w:uiPriority="48"/>
+    <w:lsdException w:name="Grid Table 4" w:uiPriority="49"/>
+    <w:lsdException w:name="Grid Table 5 Dark" w:uiPriority="50"/>
+    <w:lsdException w:name="Grid Table 6 Colorful" w:uiPriority="51"/>
+    <w:lsdException w:name="Grid Table 7 Colorful" w:uiPriority="52"/>
+    <w:lsdException w:name="Grid Table 1 Light Accent 1" w:uiPriority="46"/>
+    <w:lsdException w:name="Grid Table 2 Accent 1" w:uiPriority="47"/>
+    <w:lsdException w:name="Grid Table 3 Accent 1" w:uiPriority="48"/>
+    <w:lsdException w:name="Grid Table 4 Accent 1" w:uiPriority="49"/>
+    <w:lsdException w:name="Grid Table 5 Dark Accent 1" w:uiPriority="50"/>
+    <w:lsdException w:name="Grid Table 6 Colorful Accent 1" w:uiPriority="51"/>
+    <w:lsdException w:name="Grid Table 7 Colorful Accent 1" w:uiPriority="52"/>
+    <w:lsdException w:name="Grid Table 1 Light Accent 2" w:uiPriority="46"/>
+    <w:lsdException w:name="Grid Table 2 Accent 2" w:uiPriority="47"/>
+    <w:lsdException w:name="Grid Table 3 Accent 2" w:uiPriority="48"/>
+    <w:lsdException w:name="Grid Table 4 Accent 2" w:uiPriority="49"/>
+    <w:lsdException w:name="Grid Table 5 Dark Accent 2" w:uiPriority="50"/>
+    <w:lsdException w:name="Grid Table 6 Colorful Accent 2" w:uiPriority="51"/>
+    <w:lsdException w:name="Grid Table 7 Colorful Accent 2" w:uiPriority="52"/>
+    <w:lsdException w:name="Grid Table 1 Light Accent 3" w:uiPriority="46"/>
+    <w:lsdException w:name="Grid Table 2 Accent 3" w:uiPriority="47"/>
+    <w:lsdException w:name="Grid Table 3 Accent 3" w:uiPriority="48"/>
+    <w:lsdException w:name="Grid Table 4 Accent 3" w:uiPriority="49"/>
+    <w:lsdException w:name="Grid Table 5 Dark Accent 3" w:uiPriority="50"/>
+    <w:lsdException w:name="Grid Table 6 Colorful Accent 3" w:uiPriority="51"/>
+    <w:lsdException w:name="Grid Table 7 Colorful Accent 3" w:uiPriority="52"/>
+    <w:lsdException w:name="Grid Table 1 Light Accent 4" w:uiPriority="46"/>
+    <w:lsdException w:name="Grid Table 2 Accent 4" w:uiPriority="47"/>
+    <w:lsdException w:name="Grid Table 3 Accent 4" w:uiPriority="48"/>
+    <w:lsdException w:name="Grid Table 4 Accent 4" w:uiPriority="49"/>
+    <w:lsdException w:name="Grid Table 5 Dark Accent 4" w:uiPriority="50"/>
+    <w:lsdException w:name="Grid Table 6 Colorful Accent 4" w:uiPriority="51"/>
+    <w:lsdException w:name="Grid Table 7 Colorful Accent 4" w:uiPriority="52"/>
+    <w:lsdException w:name="Grid Table 1 Light Accent 5" w:uiPriority="46"/>
+    <w:lsdException w:name="Grid Table 2 Accent 5" w:uiPriority="47"/>
+    <w:lsdException w:name="Grid Table 3 Accent 5" w:uiPriority="48"/>
+    <w:lsdException w:name="Grid Table 4 Accent 5" w:uiPriority="49"/>
+    <w:lsdException w:name="Grid Table 5 Dark Accent 5" w:uiPriority="50"/>
+    <w:lsdException w:name="Grid Table 6 Colorful Accent 5" w:uiPriority="51"/>
+    <w:lsdException w:name="Grid Table 7 Colorful Accent 5" w:uiPriority="52"/>
+    <w:lsdException w:name="Grid Table 1 Light Accent 6" w:uiPriority="46"/>
+    <w:lsdException w:name="Grid Table 2 Accent 6" w:uiPriority="47"/>
+    <w:lsdException w:name="Grid Table 3 Accent 6" w:uiPriority="48"/>
+    <w:lsdException w:name="Grid Table 4 Accent 6" w:uiPriority="49"/>
+    <w:lsdException w:name="Grid Table 5 Dark Accent 6" w:uiPriority="50"/>
+    <w:lsdException w:name="Grid Table 6 Colorful Accent 6" w:uiPriority="51"/>
+    <w:lsdException w:name="Grid Table 7 Colorful Accent 6" w:uiPriority="52"/>
+    <w:lsdException w:name="List Table 1 Light" w:uiPriority="46"/>
+    <w:lsdException w:name="List Table 2" w:uiPriority="47"/>
+    <w:lsdException w:name="List Table 3" w:uiPriority="48"/>
+    <w:lsdException w:name="List Table 4" w:uiPriority="49"/>
+    <w:lsdException w:name="List Table 5 Dark" w:uiPriority="50"/>
+    <w:lsdException w:name="List Table 6 Colorful" w:uiPriority="51"/>
+    <w:lsdException w:name="List Table 7 Colorful" w:uiPriority="52"/>
+    <w:lsdException w:name="List Table 1 Light Accent 1" w:uiPriority="46"/>
+    <w:lsdException w:name="List Table 2 Accent 1" w:uiPriority="47"/>
+    <w:lsdException w:name="List Table 3 Accent 1" w:uiPriority="48"/>
+    <w:lsdException w:name="List Table 4 Accent 1" w:uiPriority="49"/>
+    <w:lsdException w:name="List Table 5 Dark Accent 1" w:uiPriority="50"/>
+    <w:lsdException w:name="List Table 6 Colorful Accent 1" w:uiPriority="51"/>
+    <w:lsdException w:name="List Table 7 Colorful Accent 1" w:uiPriority="52"/>
+    <w:lsdException w:name="List Table 1 Light Accent 2" w:uiPriority="46"/>
+    <w:lsdException w:name="List Table 2 Accent 2" w:uiPriority="47"/>
+    <w:lsdException w:name="List Table 3 Accent 2" w:uiPriority="48"/>
+    <w:lsdException w:name="List Table 4 Accent 2" w:uiPriority="49"/>
+    <w:lsdException w:name="List Table 5 Dark Accent 2" w:uiPriority="50"/>
+    <w:lsdException w:name="List Table 6 Colorful Accent 2" w:uiPriority="51"/>
+    <w:lsdException w:name="List Table 7 Colorful Accent 2" w:uiPriority="52"/>
+    <w:lsdException w:name="List Table 1 Light Accent 3" w:uiPriority="46"/>
+    <w:lsdException w:name="List Table 2 Accent 3" w:uiPriority="47"/>
+    <w:lsdException w:name="List Table 3 Accent 3" w:uiPriority="48"/>
+    <w:lsdException w:name="List Table 4 Accent 3" w:uiPriority="49"/>
+    <w:lsdException w:name="List Table 5 Dark Accent 3" w:uiPriority="50"/>
+    <w:lsdException w:name="List Table 6 Colorful Accent 3" w:uiPriority="51"/>
+    <w:lsdException w:name="List Table 7 Colorful Accent 3" w:uiPriority="52"/>
+    <w:lsdException w:name="List Table 1 Light Accent 4" w:uiPriority="46"/>
+    <w:lsdException w:name="List Table 2 Accent 4" w:uiPriority="47"/>
+    <w:lsdException w:name="List Table 3 Accent 4" w:uiPriority="48"/>
+    <w:lsdException w:name="List Table 4 Accent 4" w:uiPriority="49"/>
+    <w:lsdException w:name="List Table 5 Dark Accent 4" w:uiPriority="50"/>
+    <w:lsdException w:name="List Table 6 Colorful Accent 4" w:uiPriority="51"/>
+    <w:lsdException w:name="List Table 7 Colorful Accent 4" w:uiPriority="52"/>
+    <w:lsdException w:name="List Table 1 Light Accent 5" w:uiPriority="46"/>
+    <w:lsdException w:name="List Table 2 Accent 5" w:uiPriority="47"/>
+    <w:lsdException w:name="List Table 3 Accent 5" w:uiPriority="48"/>
+    <w:lsdException w:name="List Table 4 Accent 5" w:uiPriority="49"/>
+    <w:lsdException w:name="List Table 5 Dark Accent 5" w:uiPriority="50"/>
+    <w:lsdException w:name="List Table 6 Colorful Accent 5" w:uiPriority="51"/>
+    <w:lsdException w:name="List Table 7 Colorful Accent 5" w:uiPriority="52"/>
+    <w:lsdException w:name="List Table 1 Light Accent 6" w:uiPriority="46"/>
+    <w:lsdException w:name="List Table 2 Accent 6" w:uiPriority="47"/>
+    <w:lsdException w:name="List Table 3 Accent 6" w:uiPriority="48"/>
+    <w:lsdException w:name="List Table 4 Accent 6" w:uiPriority="49"/>
+    <w:lsdException w:name="List Table 5 Dark Accent 6" w:uiPriority="50"/>
+    <w:lsdException w:name="List Table 6 Colorful Accent 6" w:uiPriority="51"/>
+    <w:lsdException w:name="List Table 7 Colorful Accent 6" w:uiPriority="52"/>
+    <w:lsdException w:name="Mention" w:semiHidden="1" w:unhideWhenUsed="1"/>
+    <w:lsdException w:name="Smart Hyperlink" w:semiHidden="1" w:unhideWhenUsed="1"/>
+    <w:lsdException w:name="Hashtag" w:semiHidden="1" w:unhideWhenUsed="1"/>
+    <w:lsdException w:name="Unresolved Mention" w:semiHidden="1" w:unhideWhenUsed="1"/>
+    <w:lsdException w:name="Smart Link" w:semiHidden="1" w:unhideWhenUsed="1"/>
+  </w:latentStyles>
+  <w:style w:type="paragraph" w:default="1" w:styleId="Normal">
     <w:name w:val="Normal"/>
     <w:qFormat/>
-    <w:pPr>
-      <w:widowControl/>
-      <w:suppressAutoHyphens w:val="true"/>
-      <w:bidi w:val="0"/>
-      <w:spacing w:before="0" w:after="0"/>
-      <w:jc w:val="left"/>
-    </w:pPr>
-    <w:rPr>
-      <w:rFonts w:ascii="Calibri" w:hAnsi="Calibri" w:eastAsia="Calibri" w:cs="Calibri"/>
-      <w:color w:val="auto"/>
-      <w:kern w:val="0"/>
-      <w:sz w:val="21"/>
-      <w:szCs w:val="21"/>
-      <w:lang w:val="en-US" w:eastAsia="zh-CN" w:bidi="hi-IN"/>
-    </w:rPr>
   </w:style>
   <w:style w:type="paragraph" w:styleId="Heading1">
     <w:name w:val="heading 1"/>
     <w:basedOn w:val="Heading"/>
+    <w:uiPriority w:val="9"/>
     <w:qFormat/>
-    <w:pPr/>
+    <w:pPr>
+      <w:outlineLvl w:val="0"/>
+    </w:pPr>
     <w:rPr>
       <w:color w:val="2E74B5"/>
       <w:sz w:val="32"/>
@@ -5429,8 +5098,12 @@
   <w:style w:type="paragraph" w:styleId="Heading2">
     <w:name w:val="heading 2"/>
     <w:basedOn w:val="Heading"/>
+    <w:uiPriority w:val="9"/>
+    <w:unhideWhenUsed/>
     <w:qFormat/>
-    <w:pPr/>
+    <w:pPr>
+      <w:outlineLvl w:val="1"/>
+    </w:pPr>
     <w:rPr>
       <w:color w:val="2E74B5"/>
       <w:sz w:val="26"/>
@@ -5440,8 +5113,13 @@
   <w:style w:type="paragraph" w:styleId="Heading3">
     <w:name w:val="heading 3"/>
     <w:basedOn w:val="Heading"/>
+    <w:uiPriority w:val="9"/>
+    <w:semiHidden/>
+    <w:unhideWhenUsed/>
     <w:qFormat/>
-    <w:pPr/>
+    <w:pPr>
+      <w:outlineLvl w:val="2"/>
+    </w:pPr>
     <w:rPr>
       <w:color w:val="1F4D78"/>
       <w:sz w:val="24"/>
@@ -5451,8 +5129,13 @@
   <w:style w:type="paragraph" w:styleId="Heading4">
     <w:name w:val="heading 4"/>
     <w:basedOn w:val="Heading"/>
+    <w:uiPriority w:val="9"/>
+    <w:semiHidden/>
+    <w:unhideWhenUsed/>
     <w:qFormat/>
-    <w:pPr/>
+    <w:pPr>
+      <w:outlineLvl w:val="3"/>
+    </w:pPr>
     <w:rPr>
       <w:i/>
       <w:iCs/>
@@ -5462,8 +5145,13 @@
   <w:style w:type="paragraph" w:styleId="Heading5">
     <w:name w:val="heading 5"/>
     <w:basedOn w:val="Heading"/>
+    <w:uiPriority w:val="9"/>
+    <w:semiHidden/>
+    <w:unhideWhenUsed/>
     <w:qFormat/>
-    <w:pPr/>
+    <w:pPr>
+      <w:outlineLvl w:val="4"/>
+    </w:pPr>
     <w:rPr>
       <w:color w:val="2E74B5"/>
     </w:rPr>
@@ -5471,11 +5159,43 @@
   <w:style w:type="paragraph" w:styleId="Heading6">
     <w:name w:val="heading 6"/>
     <w:basedOn w:val="Heading"/>
+    <w:uiPriority w:val="9"/>
+    <w:semiHidden/>
+    <w:unhideWhenUsed/>
     <w:qFormat/>
-    <w:pPr/>
+    <w:pPr>
+      <w:outlineLvl w:val="5"/>
+    </w:pPr>
     <w:rPr>
       <w:color w:val="1F4D78"/>
     </w:rPr>
+  </w:style>
+  <w:style w:type="character" w:default="1" w:styleId="DefaultParagraphFont">
+    <w:name w:val="Default Paragraph Font"/>
+    <w:uiPriority w:val="1"/>
+    <w:semiHidden/>
+    <w:unhideWhenUsed/>
+  </w:style>
+  <w:style w:type="table" w:default="1" w:styleId="TableNormal">
+    <w:name w:val="Normal Table"/>
+    <w:uiPriority w:val="99"/>
+    <w:semiHidden/>
+    <w:unhideWhenUsed/>
+    <w:tblPr>
+      <w:tblInd w:w="0" w:type="dxa"/>
+      <w:tblCellMar>
+        <w:top w:w="0" w:type="dxa"/>
+        <w:left w:w="108" w:type="dxa"/>
+        <w:bottom w:w="0" w:type="dxa"/>
+        <w:right w:w="108" w:type="dxa"/>
+      </w:tblCellMar>
+    </w:tblPr>
+  </w:style>
+  <w:style w:type="numbering" w:default="1" w:styleId="NoList">
+    <w:name w:val="No List"/>
+    <w:uiPriority w:val="99"/>
+    <w:semiHidden/>
+    <w:unhideWhenUsed/>
   </w:style>
   <w:style w:type="character" w:styleId="Hyperlink">
     <w:name w:val="Hyperlink"/>
@@ -5486,7 +5206,7 @@
       <w:u w:val="single"/>
     </w:rPr>
   </w:style>
-  <w:style w:type="character" w:styleId="FootnoteCharacters">
+  <w:style w:type="character" w:customStyle="1" w:styleId="FootnoteCharacters">
     <w:name w:val="Footnote Characters"/>
     <w:uiPriority w:val="99"/>
     <w:semiHidden/>
@@ -5496,7 +5216,7 @@
       <w:vertAlign w:val="superscript"/>
     </w:rPr>
   </w:style>
-  <w:style w:type="character" w:styleId="FootnoteCharactersuser">
+  <w:style w:type="character" w:customStyle="1" w:styleId="FootnoteCharactersuser">
     <w:name w:val="Footnote Characters (user)"/>
     <w:qFormat/>
     <w:rPr>
@@ -5509,7 +5229,7 @@
       <w:vertAlign w:val="superscript"/>
     </w:rPr>
   </w:style>
-  <w:style w:type="character" w:styleId="FootnoteTextChar">
+  <w:style w:type="character" w:customStyle="1" w:styleId="FootnoteTextChar">
     <w:name w:val="Footnote Text Char"/>
     <w:link w:val="FootnoteText"/>
     <w:uiPriority w:val="99"/>
@@ -5521,7 +5241,7 @@
       <w:szCs w:val="20"/>
     </w:rPr>
   </w:style>
-  <w:style w:type="character" w:styleId="EndnoteCharacters">
+  <w:style w:type="character" w:customStyle="1" w:styleId="EndnoteCharacters">
     <w:name w:val="Endnote Characters"/>
     <w:uiPriority w:val="99"/>
     <w:semiHidden/>
@@ -5531,7 +5251,7 @@
       <w:vertAlign w:val="superscript"/>
     </w:rPr>
   </w:style>
-  <w:style w:type="character" w:styleId="EndnoteCharactersuser">
+  <w:style w:type="character" w:customStyle="1" w:styleId="EndnoteCharactersuser">
     <w:name w:val="Endnote Characters (user)"/>
     <w:qFormat/>
     <w:rPr>
@@ -5544,7 +5264,7 @@
       <w:vertAlign w:val="superscript"/>
     </w:rPr>
   </w:style>
-  <w:style w:type="character" w:styleId="EndnoteTextChar">
+  <w:style w:type="character" w:customStyle="1" w:styleId="EndnoteTextChar">
     <w:name w:val="Endnote Text Char"/>
     <w:link w:val="EndnoteText"/>
     <w:uiPriority w:val="99"/>
@@ -5556,17 +5276,17 @@
       <w:szCs w:val="20"/>
     </w:rPr>
   </w:style>
-  <w:style w:type="paragraph" w:styleId="Heading">
+  <w:style w:type="paragraph" w:customStyle="1" w:styleId="Heading">
     <w:name w:val="Heading"/>
     <w:basedOn w:val="Normal"/>
     <w:next w:val="BodyText"/>
     <w:qFormat/>
     <w:pPr>
-      <w:keepNext w:val="true"/>
+      <w:keepNext/>
       <w:spacing w:before="240" w:after="120"/>
     </w:pPr>
     <w:rPr>
-      <w:rFonts w:ascii="Liberation Sans" w:hAnsi="Liberation Sans" w:eastAsia="Microsoft YaHei" w:cs="Lucida Sans"/>
+      <w:rFonts w:ascii="Liberation Sans" w:eastAsia="Microsoft YaHei" w:hAnsi="Liberation Sans" w:cs="Lucida Sans"/>
       <w:sz w:val="28"/>
       <w:szCs w:val="28"/>
     </w:rPr>
@@ -5575,14 +5295,12 @@
     <w:name w:val="Body Text"/>
     <w:basedOn w:val="Normal"/>
     <w:pPr>
-      <w:spacing w:lineRule="auto" w:line="276" w:before="0" w:after="140"/>
+      <w:spacing w:after="140" w:line="276" w:lineRule="auto"/>
     </w:pPr>
-    <w:rPr/>
   </w:style>
   <w:style w:type="paragraph" w:styleId="List">
     <w:name w:val="List"/>
     <w:basedOn w:val="BodyText"/>
-    <w:pPr/>
     <w:rPr>
       <w:rFonts w:cs="Lucida Sans"/>
     </w:rPr>
@@ -5603,7 +5321,7 @@
       <w:szCs w:val="24"/>
     </w:rPr>
   </w:style>
-  <w:style w:type="paragraph" w:styleId="Index">
+  <w:style w:type="paragraph" w:customStyle="1" w:styleId="Index">
     <w:name w:val="Index"/>
     <w:basedOn w:val="Normal"/>
     <w:qFormat/>
@@ -5617,52 +5335,24 @@
   <w:style w:type="paragraph" w:styleId="Title">
     <w:name w:val="Title"/>
     <w:basedOn w:val="Heading"/>
+    <w:uiPriority w:val="10"/>
     <w:qFormat/>
-    <w:pPr/>
     <w:rPr>
       <w:sz w:val="56"/>
       <w:szCs w:val="56"/>
     </w:rPr>
   </w:style>
-  <w:style w:type="paragraph" w:styleId="StrongEmphasis">
+  <w:style w:type="paragraph" w:customStyle="1" w:styleId="StrongEmphasis">
     <w:name w:val="Strong Emphasis"/>
     <w:qFormat/>
-    <w:pPr>
-      <w:widowControl/>
-      <w:suppressAutoHyphens w:val="true"/>
-      <w:bidi w:val="0"/>
-      <w:spacing w:before="0" w:after="0"/>
-      <w:jc w:val="left"/>
-    </w:pPr>
     <w:rPr>
-      <w:rFonts w:ascii="Calibri" w:hAnsi="Calibri" w:eastAsia="Calibri" w:cs="Calibri"/>
       <w:b/>
       <w:bCs/>
-      <w:color w:val="auto"/>
-      <w:kern w:val="0"/>
-      <w:sz w:val="21"/>
-      <w:szCs w:val="21"/>
-      <w:lang w:val="en-US" w:eastAsia="zh-CN" w:bidi="hi-IN"/>
     </w:rPr>
   </w:style>
   <w:style w:type="paragraph" w:styleId="ListParagraph">
     <w:name w:val="List Paragraph"/>
     <w:qFormat/>
-    <w:pPr>
-      <w:widowControl/>
-      <w:suppressAutoHyphens w:val="true"/>
-      <w:bidi w:val="0"/>
-      <w:spacing w:before="0" w:after="0"/>
-      <w:jc w:val="left"/>
-    </w:pPr>
-    <w:rPr>
-      <w:rFonts w:ascii="Calibri" w:hAnsi="Calibri" w:eastAsia="Calibri" w:cs="Calibri"/>
-      <w:color w:val="auto"/>
-      <w:kern w:val="0"/>
-      <w:sz w:val="21"/>
-      <w:szCs w:val="21"/>
-      <w:lang w:val="en-US" w:eastAsia="zh-CN" w:bidi="hi-IN"/>
-    </w:rPr>
   </w:style>
   <w:style w:type="paragraph" w:styleId="FootnoteText">
     <w:name w:val="footnote text"/>
@@ -5671,9 +5361,6 @@
     <w:uiPriority w:val="99"/>
     <w:semiHidden/>
     <w:unhideWhenUsed/>
-    <w:pPr>
-      <w:spacing w:lineRule="auto" w:line="240" w:before="0" w:after="0"/>
-    </w:pPr>
     <w:rPr>
       <w:sz w:val="20"/>
       <w:szCs w:val="20"/>
@@ -5686,9 +5373,6 @@
     <w:uiPriority w:val="99"/>
     <w:semiHidden/>
     <w:unhideWhenUsed/>
-    <w:pPr>
-      <w:spacing w:lineRule="auto" w:line="240" w:before="0" w:after="0"/>
-    </w:pPr>
     <w:rPr>
       <w:sz w:val="20"/>
       <w:szCs w:val="20"/>
@@ -5698,56 +5382,56 @@
 </file>
 
 <file path=word/theme/theme1.xml><?xml version="1.0" encoding="utf-8"?>
-<a:theme xmlns:a="http://schemas.openxmlformats.org/drawingml/2006/main" xmlns:r="http://schemas.openxmlformats.org/officeDocument/2006/relationships" name="Office">
+<a:theme xmlns:a="http://schemas.openxmlformats.org/drawingml/2006/main" name="Office">
   <a:themeElements>
     <a:clrScheme name="LibreOffice">
       <a:dk1>
         <a:srgbClr val="000000"/>
       </a:dk1>
       <a:lt1>
-        <a:srgbClr val="ffffff"/>
+        <a:srgbClr val="FFFFFF"/>
       </a:lt1>
       <a:dk2>
         <a:srgbClr val="000000"/>
       </a:dk2>
       <a:lt2>
-        <a:srgbClr val="ffffff"/>
+        <a:srgbClr val="FFFFFF"/>
       </a:lt2>
       <a:accent1>
-        <a:srgbClr val="18a303"/>
+        <a:srgbClr val="18A303"/>
       </a:accent1>
       <a:accent2>
-        <a:srgbClr val="0369a3"/>
+        <a:srgbClr val="0369A3"/>
       </a:accent2>
       <a:accent3>
-        <a:srgbClr val="a33e03"/>
+        <a:srgbClr val="A33E03"/>
       </a:accent3>
       <a:accent4>
-        <a:srgbClr val="8e03a3"/>
+        <a:srgbClr val="8E03A3"/>
       </a:accent4>
       <a:accent5>
-        <a:srgbClr val="c99c00"/>
+        <a:srgbClr val="C99C00"/>
       </a:accent5>
       <a:accent6>
-        <a:srgbClr val="c9211e"/>
+        <a:srgbClr val="C9211E"/>
       </a:accent6>
       <a:hlink>
-        <a:srgbClr val="0000ee"/>
+        <a:srgbClr val="0000EE"/>
       </a:hlink>
       <a:folHlink>
-        <a:srgbClr val="551a8b"/>
+        <a:srgbClr val="551A8B"/>
       </a:folHlink>
     </a:clrScheme>
     <a:fontScheme name="Office">
       <a:majorFont>
-        <a:latin typeface="Arial" pitchFamily="0" charset="1"/>
-        <a:ea typeface="DejaVu Sans" pitchFamily="0" charset="1"/>
-        <a:cs typeface="DejaVu Sans" pitchFamily="0" charset="1"/>
+        <a:latin typeface="Arial"/>
+        <a:ea typeface="DejaVu Sans"/>
+        <a:cs typeface="DejaVu Sans"/>
       </a:majorFont>
       <a:minorFont>
-        <a:latin typeface="Arial" pitchFamily="0" charset="1"/>
-        <a:ea typeface="DejaVu Sans" pitchFamily="0" charset="1"/>
-        <a:cs typeface="DejaVu Sans" pitchFamily="0" charset="1"/>
+        <a:latin typeface="Arial"/>
+        <a:ea typeface="DejaVu Sans"/>
+        <a:cs typeface="DejaVu Sans"/>
       </a:minorFont>
     </a:fontScheme>
     <a:fmtScheme>
@@ -5800,5 +5484,7 @@
       </a:bgFillStyleLst>
     </a:fmtScheme>
   </a:themeElements>
+  <a:objectDefaults/>
+  <a:extraClrSchemeLst/>
 </a:theme>
 </file>
--- a/forms/A2_form.docx
+++ b/forms/A2_form.docx
@@ -1,10 +1,12 @@
 
 <file path=word/document.xml><?xml version="1.0" encoding="utf-8"?>
-<w:document xmlns:wpc="http://schemas.microsoft.com/office/word/2010/wordprocessingCanvas" xmlns:cx="http://schemas.microsoft.com/office/drawing/2014/chartex" xmlns:cx1="http://schemas.microsoft.com/office/drawing/2015/9/8/chartex" xmlns:cx2="http://schemas.microsoft.com/office/drawing/2015/10/21/chartex" xmlns:cx3="http://schemas.microsoft.com/office/drawing/2016/5/9/chartex" xmlns:cx4="http://schemas.microsoft.com/office/drawing/2016/5/10/chartex" xmlns:cx5="http://schemas.microsoft.com/office/drawing/2016/5/11/chartex" xmlns:cx6="http://schemas.microsoft.com/office/drawing/2016/5/12/chartex" xmlns:cx7="http://schemas.microsoft.com/office/drawing/2016/5/13/chartex" xmlns:cx8="http://schemas.microsoft.com/office/drawing/2016/5/14/chartex" xmlns:mc="http://schemas.openxmlformats.org/markup-compatibility/2006" xmlns:aink="http://schemas.microsoft.com/office/drawing/2016/ink" xmlns:am3d="http://schemas.microsoft.com/office/drawing/2017/model3d" xmlns:o="urn:schemas-microsoft-com:office:office" xmlns:r="http://schemas.openxmlformats.org/officeDocument/2006/relationships" xmlns:m="http://schemas.openxmlformats.org/officeDocument/2006/math" xmlns:v="urn:schemas-microsoft-com:vml" xmlns:wp14="http://schemas.microsoft.com/office/word/2010/wordprocessingDrawing" xmlns:wp="http://schemas.openxmlformats.org/drawingml/2006/wordprocessingDrawing" xmlns:w10="urn:schemas-microsoft-com:office:word" xmlns:w="http://schemas.openxmlformats.org/wordprocessingml/2006/main" xmlns:w14="http://schemas.microsoft.com/office/word/2010/wordml" xmlns:w15="http://schemas.microsoft.com/office/word/2012/wordml" xmlns:w16cex="http://schemas.microsoft.com/office/word/2018/wordml/cex" xmlns:w16cid="http://schemas.microsoft.com/office/word/2016/wordml/cid" xmlns:w16="http://schemas.microsoft.com/office/word/2018/wordml" xmlns:w16sdtdh="http://schemas.microsoft.com/office/word/2020/wordml/sdtdatahash" xmlns:w16se="http://schemas.microsoft.com/office/word/2015/wordml/symex" xmlns:wpg="http://schemas.microsoft.com/office/word/2010/wordprocessingGroup" xmlns:wpi="http://schemas.microsoft.com/office/word/2010/wordprocessingInk" xmlns:wne="http://schemas.microsoft.com/office/word/2006/wordml" xmlns:wps="http://schemas.microsoft.com/office/word/2010/wordprocessingShape" mc:Ignorable="w14 w15 w16se w16cid w16 w16cex w16sdtdh wp14">
+<w:document xmlns:o="urn:schemas-microsoft-com:office:office" xmlns:r="http://schemas.openxmlformats.org/officeDocument/2006/relationships" xmlns:v="urn:schemas-microsoft-com:vml" xmlns:w="http://schemas.openxmlformats.org/wordprocessingml/2006/main" xmlns:w10="urn:schemas-microsoft-com:office:word" xmlns:wp="http://schemas.openxmlformats.org/drawingml/2006/wordprocessingDrawing" xmlns:pic="http://schemas.openxmlformats.org/drawingml/2006/picture" xmlns:wps="http://schemas.microsoft.com/office/word/2010/wordprocessingShape" xmlns:wpg="http://schemas.microsoft.com/office/word/2010/wordprocessingGroup" xmlns:mc="http://schemas.openxmlformats.org/markup-compatibility/2006" xmlns:wp14="http://schemas.microsoft.com/office/word/2010/wordprocessingDrawing" xmlns:w14="http://schemas.microsoft.com/office/word/2010/wordml" xmlns:w15="http://schemas.microsoft.com/office/word/2012/wordml" mc:Ignorable="w14 wp14 w15">
   <w:body>
     <w:p>
       <w:pPr>
-        <w:spacing w:after="80"/>
+        <w:pStyle w:val="Normal"/>
+        <w:spacing w:before="0" w:after="80"/>
+        <w:rPr/>
       </w:pPr>
       <w:r>
         <w:rPr>
@@ -19,7 +21,9 @@
     </w:p>
     <w:p>
       <w:pPr>
-        <w:spacing w:after="100"/>
+        <w:pStyle w:val="Normal"/>
+        <w:spacing w:before="0" w:after="100"/>
+        <w:rPr/>
       </w:pPr>
       <w:r>
         <w:rPr>
@@ -35,13 +39,22 @@
     <w:tbl>
       <w:tblPr>
         <w:tblW w:w="9360" w:type="dxa"/>
+        <w:jc w:val="left"/>
+        <w:tblInd w:w="0" w:type="dxa"/>
         <w:tblLayout w:type="fixed"/>
-        <w:tblLook w:val="04A0" w:firstRow="1" w:lastRow="0" w:firstColumn="1" w:lastColumn="0" w:noHBand="0" w:noVBand="1"/>
+        <w:tblCellMar>
+          <w:top w:w="0" w:type="dxa"/>
+          <w:left w:w="108" w:type="dxa"/>
+          <w:bottom w:w="0" w:type="dxa"/>
+          <w:right w:w="108" w:type="dxa"/>
+        </w:tblCellMar>
+        <w:tblLook w:firstRow="1" w:noVBand="1" w:lastRow="0" w:firstColumn="1" w:lastColumn="0" w:noHBand="0" w:val="04a0"/>
       </w:tblPr>
       <w:tblGrid>
         <w:gridCol w:w="9360"/>
       </w:tblGrid>
       <w:tr>
+        <w:trPr/>
         <w:tc>
           <w:tcPr>
             <w:tcW w:w="9360" w:type="dxa"/>
@@ -51,11 +64,13 @@
               <w:bottom w:val="single" w:sz="4" w:space="0" w:color="000000"/>
               <w:right w:val="single" w:sz="4" w:space="0" w:color="000000"/>
             </w:tcBorders>
-            <w:shd w:val="clear" w:color="auto" w:fill="D9E1F2"/>
-          </w:tcPr>
-          <w:p>
-            <w:pPr>
-              <w:spacing w:after="60"/>
+            <w:shd w:color="auto" w:fill="D9E1F2" w:val="clear"/>
+          </w:tcPr>
+          <w:p>
+            <w:pPr>
+              <w:pStyle w:val="Normal"/>
+              <w:spacing w:before="0" w:after="60"/>
+              <w:rPr/>
             </w:pPr>
             <w:r>
               <w:rPr>
@@ -65,6 +80,7 @@
               <w:t xml:space="preserve">Strict compliance: </w:t>
             </w:r>
             <w:r>
+              <w:rPr/>
               <w:t>your submission ZIP must exactly match the folder/file structure on the Submission page. Automated grading rejects anything that doesn't — check before you submit.</w:t>
             </w:r>
           </w:p>
@@ -73,34 +89,50 @@
     </w:tbl>
     <w:p>
       <w:pPr>
-        <w:spacing w:after="60"/>
+        <w:pStyle w:val="Normal"/>
+        <w:spacing w:before="0" w:after="60"/>
+        <w:rPr/>
       </w:pPr>
+      <w:r>
+        <w:rPr/>
+      </w:r>
     </w:p>
     <w:tbl>
       <w:tblPr>
         <w:tblW w:w="9360" w:type="dxa"/>
+        <w:jc w:val="left"/>
+        <w:tblInd w:w="0" w:type="dxa"/>
         <w:tblLayout w:type="fixed"/>
-        <w:tblLook w:val="04A0" w:firstRow="1" w:lastRow="0" w:firstColumn="1" w:lastColumn="0" w:noHBand="0" w:noVBand="1"/>
+        <w:tblCellMar>
+          <w:top w:w="0" w:type="dxa"/>
+          <w:left w:w="108" w:type="dxa"/>
+          <w:bottom w:w="0" w:type="dxa"/>
+          <w:right w:w="108" w:type="dxa"/>
+        </w:tblCellMar>
+        <w:tblLook w:firstRow="1" w:noVBand="1" w:lastRow="0" w:firstColumn="1" w:lastColumn="0" w:noHBand="0" w:val="04a0"/>
       </w:tblPr>
       <w:tblGrid>
-        <w:gridCol w:w="3499"/>
+        <w:gridCol w:w="3498"/>
         <w:gridCol w:w="5861"/>
       </w:tblGrid>
       <w:tr>
-        <w:tc>
-          <w:tcPr>
-            <w:tcW w:w="3499" w:type="dxa"/>
-            <w:tcBorders>
-              <w:top w:val="single" w:sz="4" w:space="0" w:color="000000"/>
-              <w:left w:val="single" w:sz="4" w:space="0" w:color="000000"/>
-              <w:bottom w:val="single" w:sz="4" w:space="0" w:color="000000"/>
-              <w:right w:val="single" w:sz="4" w:space="0" w:color="000000"/>
-            </w:tcBorders>
-            <w:shd w:val="clear" w:color="auto" w:fill="F2F2F2"/>
-          </w:tcPr>
-          <w:p>
-            <w:pPr>
-              <w:spacing w:after="80"/>
+        <w:trPr/>
+        <w:tc>
+          <w:tcPr>
+            <w:tcW w:w="3498" w:type="dxa"/>
+            <w:tcBorders>
+              <w:top w:val="single" w:sz="4" w:space="0" w:color="000000"/>
+              <w:left w:val="single" w:sz="4" w:space="0" w:color="000000"/>
+              <w:bottom w:val="single" w:sz="4" w:space="0" w:color="000000"/>
+              <w:right w:val="single" w:sz="4" w:space="0" w:color="000000"/>
+            </w:tcBorders>
+            <w:shd w:color="auto" w:fill="F2F2F2" w:val="clear"/>
+          </w:tcPr>
+          <w:p>
+            <w:pPr>
+              <w:pStyle w:val="Normal"/>
+              <w:spacing w:before="0" w:after="80"/>
+              <w:rPr/>
             </w:pPr>
             <w:r>
               <w:rPr>
@@ -112,7 +144,9 @@
           </w:p>
           <w:p>
             <w:pPr>
-              <w:spacing w:after="80"/>
+              <w:pStyle w:val="Normal"/>
+              <w:spacing w:before="0" w:after="80"/>
+              <w:rPr/>
             </w:pPr>
             <w:r>
               <w:rPr>
@@ -128,19 +162,22 @@
         </w:tc>
         <w:tc>
           <w:tcPr>
-            <w:tcW w:w="5860" w:type="dxa"/>
-            <w:tcBorders>
-              <w:top w:val="single" w:sz="4" w:space="0" w:color="000000"/>
-              <w:left w:val="single" w:sz="4" w:space="0" w:color="000000"/>
-              <w:bottom w:val="single" w:sz="4" w:space="0" w:color="000000"/>
-              <w:right w:val="single" w:sz="4" w:space="0" w:color="000000"/>
-            </w:tcBorders>
-          </w:tcPr>
-          <w:p>
-            <w:pPr>
-              <w:spacing w:after="80"/>
-            </w:pPr>
-            <w:r>
+            <w:tcW w:w="5861" w:type="dxa"/>
+            <w:tcBorders>
+              <w:top w:val="single" w:sz="4" w:space="0" w:color="000000"/>
+              <w:left w:val="single" w:sz="4" w:space="0" w:color="000000"/>
+              <w:bottom w:val="single" w:sz="4" w:space="0" w:color="000000"/>
+              <w:right w:val="single" w:sz="4" w:space="0" w:color="000000"/>
+            </w:tcBorders>
+          </w:tcPr>
+          <w:p>
+            <w:pPr>
+              <w:pStyle w:val="Normal"/>
+              <w:spacing w:before="0" w:after="80"/>
+              <w:rPr/>
+            </w:pPr>
+            <w:r>
+              <w:rPr/>
               <w:t>Historical Epidemiology RAG Agent</w:t>
             </w:r>
           </w:p>
@@ -149,7 +186,9 @@
     </w:tbl>
     <w:p>
       <w:pPr>
+        <w:pStyle w:val="Normal"/>
         <w:spacing w:before="120" w:after="60"/>
+        <w:rPr/>
       </w:pPr>
       <w:r>
         <w:rPr>
@@ -163,7 +202,9 @@
     </w:p>
     <w:p>
       <w:pPr>
-        <w:spacing w:after="100"/>
+        <w:pStyle w:val="Normal"/>
+        <w:spacing w:before="0" w:after="100"/>
+        <w:rPr/>
       </w:pPr>
       <w:r>
         <w:rPr>
@@ -179,18 +220,26 @@
     <w:tbl>
       <w:tblPr>
         <w:tblW w:w="9360" w:type="dxa"/>
+        <w:jc w:val="left"/>
+        <w:tblInd w:w="0" w:type="dxa"/>
         <w:tblLayout w:type="fixed"/>
-        <w:tblLook w:val="04A0" w:firstRow="1" w:lastRow="0" w:firstColumn="1" w:lastColumn="0" w:noHBand="0" w:noVBand="1"/>
+        <w:tblCellMar>
+          <w:top w:w="0" w:type="dxa"/>
+          <w:left w:w="108" w:type="dxa"/>
+          <w:bottom w:w="0" w:type="dxa"/>
+          <w:right w:w="108" w:type="dxa"/>
+        </w:tblCellMar>
+        <w:tblLook w:firstRow="1" w:noVBand="1" w:lastRow="0" w:firstColumn="1" w:lastColumn="0" w:noHBand="0" w:val="04a0"/>
       </w:tblPr>
       <w:tblGrid>
-        <w:gridCol w:w="1698"/>
+        <w:gridCol w:w="1697"/>
         <w:gridCol w:w="3002"/>
-        <w:gridCol w:w="2363"/>
-        <w:gridCol w:w="2297"/>
+        <w:gridCol w:w="2364"/>
+        <w:gridCol w:w="2296"/>
       </w:tblGrid>
       <w:tr>
         <w:trPr>
-          <w:tblHeader/>
+          <w:tblHeader w:val="true"/>
         </w:trPr>
         <w:tc>
           <w:tcPr>
@@ -201,11 +250,13 @@
               <w:bottom w:val="single" w:sz="4" w:space="0" w:color="000000"/>
               <w:right w:val="single" w:sz="4" w:space="0" w:color="000000"/>
             </w:tcBorders>
-            <w:shd w:val="clear" w:color="auto" w:fill="1F3864"/>
-          </w:tcPr>
-          <w:p>
-            <w:pPr>
-              <w:spacing w:after="80"/>
+            <w:shd w:color="auto" w:fill="1F3864" w:val="clear"/>
+          </w:tcPr>
+          <w:p>
+            <w:pPr>
+              <w:pStyle w:val="Normal"/>
+              <w:spacing w:before="0" w:after="80"/>
+              <w:rPr/>
             </w:pPr>
             <w:r>
               <w:rPr>
@@ -226,11 +277,13 @@
               <w:bottom w:val="single" w:sz="4" w:space="0" w:color="000000"/>
               <w:right w:val="single" w:sz="4" w:space="0" w:color="000000"/>
             </w:tcBorders>
-            <w:shd w:val="clear" w:color="auto" w:fill="1F3864"/>
-          </w:tcPr>
-          <w:p>
-            <w:pPr>
-              <w:spacing w:after="80"/>
+            <w:shd w:color="auto" w:fill="1F3864" w:val="clear"/>
+          </w:tcPr>
+          <w:p>
+            <w:pPr>
+              <w:pStyle w:val="Normal"/>
+              <w:spacing w:before="0" w:after="80"/>
+              <w:rPr/>
             </w:pPr>
             <w:r>
               <w:rPr>
@@ -244,18 +297,20 @@
         </w:tc>
         <w:tc>
           <w:tcPr>
-            <w:tcW w:w="2363" w:type="dxa"/>
-            <w:tcBorders>
-              <w:top w:val="single" w:sz="4" w:space="0" w:color="000000"/>
-              <w:left w:val="single" w:sz="4" w:space="0" w:color="000000"/>
-              <w:bottom w:val="single" w:sz="4" w:space="0" w:color="000000"/>
-              <w:right w:val="single" w:sz="4" w:space="0" w:color="000000"/>
-            </w:tcBorders>
-            <w:shd w:val="clear" w:color="auto" w:fill="1F3864"/>
-          </w:tcPr>
-          <w:p>
-            <w:pPr>
-              <w:spacing w:after="80"/>
+            <w:tcW w:w="2364" w:type="dxa"/>
+            <w:tcBorders>
+              <w:top w:val="single" w:sz="4" w:space="0" w:color="000000"/>
+              <w:left w:val="single" w:sz="4" w:space="0" w:color="000000"/>
+              <w:bottom w:val="single" w:sz="4" w:space="0" w:color="000000"/>
+              <w:right w:val="single" w:sz="4" w:space="0" w:color="000000"/>
+            </w:tcBorders>
+            <w:shd w:color="auto" w:fill="1F3864" w:val="clear"/>
+          </w:tcPr>
+          <w:p>
+            <w:pPr>
+              <w:pStyle w:val="Normal"/>
+              <w:spacing w:before="0" w:after="80"/>
+              <w:rPr/>
             </w:pPr>
             <w:r>
               <w:rPr>
@@ -269,18 +324,20 @@
         </w:tc>
         <w:tc>
           <w:tcPr>
-            <w:tcW w:w="2297" w:type="dxa"/>
-            <w:tcBorders>
-              <w:top w:val="single" w:sz="4" w:space="0" w:color="000000"/>
-              <w:left w:val="single" w:sz="4" w:space="0" w:color="000000"/>
-              <w:bottom w:val="single" w:sz="4" w:space="0" w:color="000000"/>
-              <w:right w:val="single" w:sz="4" w:space="0" w:color="000000"/>
-            </w:tcBorders>
-            <w:shd w:val="clear" w:color="auto" w:fill="1F3864"/>
-          </w:tcPr>
-          <w:p>
-            <w:pPr>
-              <w:spacing w:after="80"/>
+            <w:tcW w:w="2296" w:type="dxa"/>
+            <w:tcBorders>
+              <w:top w:val="single" w:sz="4" w:space="0" w:color="000000"/>
+              <w:left w:val="single" w:sz="4" w:space="0" w:color="000000"/>
+              <w:bottom w:val="single" w:sz="4" w:space="0" w:color="000000"/>
+              <w:right w:val="single" w:sz="4" w:space="0" w:color="000000"/>
+            </w:tcBorders>
+            <w:shd w:color="auto" w:fill="1F3864" w:val="clear"/>
+          </w:tcPr>
+          <w:p>
+            <w:pPr>
+              <w:pStyle w:val="Normal"/>
+              <w:spacing w:before="0" w:after="80"/>
+              <w:rPr/>
             </w:pPr>
             <w:r>
               <w:rPr>
@@ -294,6 +351,7 @@
         </w:tc>
       </w:tr>
       <w:tr>
+        <w:trPr/>
         <w:tc>
           <w:tcPr>
             <w:tcW w:w="1697" w:type="dxa"/>
@@ -305,7 +363,12 @@
             </w:tcBorders>
           </w:tcPr>
           <w:p>
-            <w:r>
+            <w:pPr>
+              <w:pStyle w:val="Normal"/>
+              <w:rPr/>
+            </w:pPr>
+            <w:r>
+              <w:rPr/>
               <w:t>Student 1</w:t>
             </w:r>
           </w:p>
@@ -322,7 +385,9 @@
           </w:tcPr>
           <w:p>
             <w:pPr>
-              <w:spacing w:after="80"/>
+              <w:pStyle w:val="Normal"/>
+              <w:spacing w:before="0" w:after="80"/>
+              <w:rPr/>
             </w:pPr>
             <w:r>
               <w:rPr>
@@ -332,42 +397,61 @@
               <w:t>Md. Mobasharul Islam Tonmoy</w:t>
             </w:r>
           </w:p>
-          <w:p/>
-        </w:tc>
-        <w:tc>
-          <w:tcPr>
-            <w:tcW w:w="2363" w:type="dxa"/>
-            <w:tcBorders>
-              <w:top w:val="single" w:sz="4" w:space="0" w:color="000000"/>
-              <w:left w:val="single" w:sz="4" w:space="0" w:color="000000"/>
-              <w:bottom w:val="single" w:sz="4" w:space="0" w:color="000000"/>
-              <w:right w:val="single" w:sz="4" w:space="0" w:color="000000"/>
-            </w:tcBorders>
-          </w:tcPr>
-          <w:p>
-            <w:r>
+          <w:p>
+            <w:pPr>
+              <w:pStyle w:val="Normal"/>
+              <w:rPr/>
+            </w:pPr>
+            <w:r>
+              <w:rPr/>
+            </w:r>
+          </w:p>
+        </w:tc>
+        <w:tc>
+          <w:tcPr>
+            <w:tcW w:w="2364" w:type="dxa"/>
+            <w:tcBorders>
+              <w:top w:val="single" w:sz="4" w:space="0" w:color="000000"/>
+              <w:left w:val="single" w:sz="4" w:space="0" w:color="000000"/>
+              <w:bottom w:val="single" w:sz="4" w:space="0" w:color="000000"/>
+              <w:right w:val="single" w:sz="4" w:space="0" w:color="000000"/>
+            </w:tcBorders>
+          </w:tcPr>
+          <w:p>
+            <w:pPr>
+              <w:pStyle w:val="Normal"/>
+              <w:rPr/>
+            </w:pPr>
+            <w:r>
+              <w:rPr/>
               <w:t>2105076</w:t>
             </w:r>
           </w:p>
         </w:tc>
         <w:tc>
           <w:tcPr>
-            <w:tcW w:w="2297" w:type="dxa"/>
-            <w:tcBorders>
-              <w:top w:val="single" w:sz="4" w:space="0" w:color="000000"/>
-              <w:left w:val="single" w:sz="4" w:space="0" w:color="000000"/>
-              <w:bottom w:val="single" w:sz="4" w:space="0" w:color="000000"/>
-              <w:right w:val="single" w:sz="4" w:space="0" w:color="000000"/>
-            </w:tcBorders>
-          </w:tcPr>
-          <w:p>
-            <w:r>
+            <w:tcW w:w="2296" w:type="dxa"/>
+            <w:tcBorders>
+              <w:top w:val="single" w:sz="4" w:space="0" w:color="000000"/>
+              <w:left w:val="single" w:sz="4" w:space="0" w:color="000000"/>
+              <w:bottom w:val="single" w:sz="4" w:space="0" w:color="000000"/>
+              <w:right w:val="single" w:sz="4" w:space="0" w:color="000000"/>
+            </w:tcBorders>
+          </w:tcPr>
+          <w:p>
+            <w:pPr>
+              <w:pStyle w:val="Normal"/>
+              <w:rPr/>
+            </w:pPr>
+            <w:r>
+              <w:rPr/>
               <w:t>Frame &amp; configs, corpus &amp; provenance, ingest (load → preprocess → enhance), data validation &amp; corpus versioning, CI build fixes (uv.lock + runtime deps)</w:t>
             </w:r>
           </w:p>
         </w:tc>
       </w:tr>
       <w:tr>
+        <w:trPr/>
         <w:tc>
           <w:tcPr>
             <w:tcW w:w="1697" w:type="dxa"/>
@@ -379,7 +463,12 @@
             </w:tcBorders>
           </w:tcPr>
           <w:p>
-            <w:r>
+            <w:pPr>
+              <w:pStyle w:val="Normal"/>
+              <w:rPr/>
+            </w:pPr>
+            <w:r>
+              <w:rPr/>
               <w:t>Student 2</w:t>
             </w:r>
           </w:p>
@@ -395,45 +484,61 @@
             </w:tcBorders>
           </w:tcPr>
           <w:p>
-            <w:r>
+            <w:pPr>
+              <w:pStyle w:val="Normal"/>
+              <w:rPr/>
+            </w:pPr>
+            <w:r>
+              <w:rPr/>
               <w:t>Tanzim Tousif</w:t>
             </w:r>
           </w:p>
         </w:tc>
         <w:tc>
           <w:tcPr>
-            <w:tcW w:w="2363" w:type="dxa"/>
-            <w:tcBorders>
-              <w:top w:val="single" w:sz="4" w:space="0" w:color="000000"/>
-              <w:left w:val="single" w:sz="4" w:space="0" w:color="000000"/>
-              <w:bottom w:val="single" w:sz="4" w:space="0" w:color="000000"/>
-              <w:right w:val="single" w:sz="4" w:space="0" w:color="000000"/>
-            </w:tcBorders>
-          </w:tcPr>
-          <w:p>
-            <w:r>
+            <w:tcW w:w="2364" w:type="dxa"/>
+            <w:tcBorders>
+              <w:top w:val="single" w:sz="4" w:space="0" w:color="000000"/>
+              <w:left w:val="single" w:sz="4" w:space="0" w:color="000000"/>
+              <w:bottom w:val="single" w:sz="4" w:space="0" w:color="000000"/>
+              <w:right w:val="single" w:sz="4" w:space="0" w:color="000000"/>
+            </w:tcBorders>
+          </w:tcPr>
+          <w:p>
+            <w:pPr>
+              <w:pStyle w:val="Normal"/>
+              <w:rPr/>
+            </w:pPr>
+            <w:r>
+              <w:rPr/>
               <w:t>2105071</w:t>
             </w:r>
           </w:p>
         </w:tc>
         <w:tc>
           <w:tcPr>
-            <w:tcW w:w="2297" w:type="dxa"/>
-            <w:tcBorders>
-              <w:top w:val="single" w:sz="4" w:space="0" w:color="000000"/>
-              <w:left w:val="single" w:sz="4" w:space="0" w:color="000000"/>
-              <w:bottom w:val="single" w:sz="4" w:space="0" w:color="000000"/>
-              <w:right w:val="single" w:sz="4" w:space="0" w:color="000000"/>
-            </w:tcBorders>
-          </w:tcPr>
-          <w:p>
-            <w:r>
+            <w:tcW w:w="2296" w:type="dxa"/>
+            <w:tcBorders>
+              <w:top w:val="single" w:sz="4" w:space="0" w:color="000000"/>
+              <w:left w:val="single" w:sz="4" w:space="0" w:color="000000"/>
+              <w:bottom w:val="single" w:sz="4" w:space="0" w:color="000000"/>
+              <w:right w:val="single" w:sz="4" w:space="0" w:color="000000"/>
+            </w:tcBorders>
+          </w:tcPr>
+          <w:p>
+            <w:pPr>
+              <w:pStyle w:val="Normal"/>
+              <w:rPr/>
+            </w:pPr>
+            <w:r>
+              <w:rPr/>
               <w:t>Layout detection &amp; reading order, OCR engine selection, OCR evaluation (char-F1 vs held-out labels), EDA notebook</w:t>
             </w:r>
           </w:p>
         </w:tc>
       </w:tr>
       <w:tr>
+        <w:trPr/>
         <w:tc>
           <w:tcPr>
             <w:tcW w:w="1697" w:type="dxa"/>
@@ -446,9 +551,12 @@
           </w:tcPr>
           <w:p>
             <w:pPr>
-              <w:spacing w:after="80"/>
-            </w:pPr>
-            <w:r>
+              <w:pStyle w:val="Normal"/>
+              <w:spacing w:before="0" w:after="80"/>
+              <w:rPr/>
+            </w:pPr>
+            <w:r>
+              <w:rPr/>
               <w:t>Student 3</w:t>
             </w:r>
           </w:p>
@@ -465,56 +573,65 @@
           </w:tcPr>
           <w:p>
             <w:pPr>
-              <w:spacing w:after="80"/>
-            </w:pPr>
-            <w:r>
+              <w:pStyle w:val="Normal"/>
+              <w:spacing w:before="0" w:after="80"/>
+              <w:rPr/>
+            </w:pPr>
+            <w:r>
+              <w:rPr/>
               <w:t>Rubaiyat -E-Zaman</w:t>
             </w:r>
           </w:p>
         </w:tc>
         <w:tc>
           <w:tcPr>
-            <w:tcW w:w="2363" w:type="dxa"/>
-            <w:tcBorders>
-              <w:top w:val="single" w:sz="4" w:space="0" w:color="000000"/>
-              <w:left w:val="single" w:sz="4" w:space="0" w:color="000000"/>
-              <w:bottom w:val="single" w:sz="4" w:space="0" w:color="000000"/>
-              <w:right w:val="single" w:sz="4" w:space="0" w:color="000000"/>
-            </w:tcBorders>
-          </w:tcPr>
-          <w:p>
-            <w:pPr>
-              <w:spacing w:after="80"/>
-            </w:pPr>
-            <w:r>
+            <w:tcW w:w="2364" w:type="dxa"/>
+            <w:tcBorders>
+              <w:top w:val="single" w:sz="4" w:space="0" w:color="000000"/>
+              <w:left w:val="single" w:sz="4" w:space="0" w:color="000000"/>
+              <w:bottom w:val="single" w:sz="4" w:space="0" w:color="000000"/>
+              <w:right w:val="single" w:sz="4" w:space="0" w:color="000000"/>
+            </w:tcBorders>
+          </w:tcPr>
+          <w:p>
+            <w:pPr>
+              <w:pStyle w:val="Normal"/>
+              <w:spacing w:before="0" w:after="80"/>
+              <w:rPr/>
+            </w:pPr>
+            <w:r>
+              <w:rPr/>
               <w:t>2105104</w:t>
             </w:r>
           </w:p>
         </w:tc>
         <w:tc>
           <w:tcPr>
-            <w:tcW w:w="2297" w:type="dxa"/>
-            <w:tcBorders>
-              <w:top w:val="single" w:sz="4" w:space="0" w:color="000000"/>
-              <w:left w:val="single" w:sz="4" w:space="0" w:color="000000"/>
-              <w:bottom w:val="single" w:sz="4" w:space="0" w:color="000000"/>
-              <w:right w:val="single" w:sz="4" w:space="0" w:color="000000"/>
-            </w:tcBorders>
-          </w:tcPr>
-          <w:p>
-            <w:pPr>
-              <w:spacing w:after="80"/>
-            </w:pPr>
-            <w:r>
+            <w:tcW w:w="2296" w:type="dxa"/>
+            <w:tcBorders>
+              <w:top w:val="single" w:sz="4" w:space="0" w:color="000000"/>
+              <w:left w:val="single" w:sz="4" w:space="0" w:color="000000"/>
+              <w:bottom w:val="single" w:sz="4" w:space="0" w:color="000000"/>
+              <w:right w:val="single" w:sz="4" w:space="0" w:color="000000"/>
+            </w:tcBorders>
+          </w:tcPr>
+          <w:p>
+            <w:pPr>
+              <w:pStyle w:val="Normal"/>
+              <w:spacing w:before="0" w:after="80"/>
+              <w:rPr/>
+            </w:pPr>
+            <w:r>
+              <w:rPr/>
               <w:t xml:space="preserve">Index (chunk/embed/store), </w:t>
-            </w:r>
-            <w:r>
               <w:br/>
               <w:t>kb_demo notebook,</w:t>
-            </w:r>
-            <w:r>
               <w:br/>
-              <w:t>A2 form, design_choices.md</w:t>
+              <w:t xml:space="preserve">A2 form, design_choices.md, </w:t>
+            </w:r>
+            <w:r>
+              <w:rPr/>
+              <w:t>myproject.toml</w:t>
             </w:r>
           </w:p>
         </w:tc>
@@ -522,19 +639,33 @@
     </w:tbl>
     <w:p>
       <w:pPr>
-        <w:spacing w:after="60"/>
+        <w:pStyle w:val="Normal"/>
+        <w:spacing w:before="0" w:after="60"/>
+        <w:rPr/>
       </w:pPr>
+      <w:r>
+        <w:rPr/>
+      </w:r>
     </w:p>
     <w:tbl>
       <w:tblPr>
         <w:tblW w:w="9360" w:type="dxa"/>
+        <w:jc w:val="left"/>
+        <w:tblInd w:w="0" w:type="dxa"/>
         <w:tblLayout w:type="fixed"/>
-        <w:tblLook w:val="04A0" w:firstRow="1" w:lastRow="0" w:firstColumn="1" w:lastColumn="0" w:noHBand="0" w:noVBand="1"/>
+        <w:tblCellMar>
+          <w:top w:w="0" w:type="dxa"/>
+          <w:left w:w="108" w:type="dxa"/>
+          <w:bottom w:w="0" w:type="dxa"/>
+          <w:right w:w="108" w:type="dxa"/>
+        </w:tblCellMar>
+        <w:tblLook w:firstRow="1" w:noVBand="1" w:lastRow="0" w:firstColumn="1" w:lastColumn="0" w:noHBand="0" w:val="04a0"/>
       </w:tblPr>
       <w:tblGrid>
         <w:gridCol w:w="9360"/>
       </w:tblGrid>
       <w:tr>
+        <w:trPr/>
         <w:tc>
           <w:tcPr>
             <w:tcW w:w="9360" w:type="dxa"/>
@@ -544,11 +675,13 @@
               <w:bottom w:val="single" w:sz="4" w:space="0" w:color="000000"/>
               <w:right w:val="single" w:sz="4" w:space="0" w:color="000000"/>
             </w:tcBorders>
-            <w:shd w:val="clear" w:color="auto" w:fill="D9E1F2"/>
-          </w:tcPr>
-          <w:p>
-            <w:pPr>
-              <w:spacing w:after="60"/>
+            <w:shd w:color="auto" w:fill="D9E1F2" w:val="clear"/>
+          </w:tcPr>
+          <w:p>
+            <w:pPr>
+              <w:pStyle w:val="Normal"/>
+              <w:spacing w:before="0" w:after="60"/>
+              <w:rPr/>
             </w:pPr>
             <w:r>
               <w:rPr>
@@ -558,12 +691,15 @@
               <w:t xml:space="preserve">What this assignment is: </w:t>
             </w:r>
             <w:r>
+              <w:rPr/>
               <w:t>You BUILD the knowledge base — the front half of the pipeline that turns scanned pages into searchable text: ingest &amp; clean the scans, (optionally) enhance them, detect layout, run OCR, then chunk, embed, and index. You choose the models and parameters; the repo fixes where each piece goes. This milestone produces working code and evidence it reads and retrieves.</w:t>
             </w:r>
           </w:p>
           <w:p>
             <w:pPr>
-              <w:spacing w:after="60"/>
+              <w:pStyle w:val="Normal"/>
+              <w:spacing w:before="0" w:after="60"/>
+              <w:rPr/>
             </w:pPr>
             <w:r>
               <w:rPr>
@@ -573,6 +709,7 @@
               <w:t xml:space="preserve">What to hand in: </w:t>
             </w:r>
             <w:r>
+              <w:rPr/>
               <w:t>Push everything to your team's PUBLIC GitHub repo, then tag it: git add -A &amp;&amp; git commit -m "a2-submit" &amp;&amp; git tag a2-submit &amp;&amp; git push origin main --tags. The tag IS your submission (deadlines are read from GitHub's servers) — do NOT upload a ZIP. Contents: the filled form in forms/, the repo with ingest / vision / index stages implemented, the built index (or a script that builds it), notebooks/kb_demo.ipynb showing OCR quality and one retrieval example, your updated configs/design_choices.md, and one AI-chat transcript per member. ALSO CARRIED FORWARD FROM A1 — the code stub was released after A1, so these are graded here for the first time: configs/task.yaml, data/provenance.md plus your corpus (or scripts/get_data.sh), notebooks/eda.ipynb, grading_kit/manifest.yaml, and grading_kit/heldout_pages/ with labels.jsonl.</w:t>
             </w:r>
           </w:p>
@@ -582,10 +719,8 @@
     <w:p>
       <w:pPr>
         <w:pStyle w:val="Heading2"/>
-        <w:spacing w:after="100"/>
-        <w:rPr>
-          <w:rFonts w:hint="eastAsia"/>
-        </w:rPr>
+        <w:spacing w:before="240" w:after="100"/>
+        <w:rPr/>
       </w:pPr>
       <w:r>
         <w:rPr>
@@ -593,13 +728,14 @@
           <w:bCs/>
           <w:color w:val="1F3864"/>
         </w:rPr>
-        <w:lastRenderedPageBreak/>
         <w:t>Section 1 — Recap from Assignment 1</w:t>
       </w:r>
     </w:p>
     <w:p>
       <w:pPr>
-        <w:spacing w:after="100"/>
+        <w:pStyle w:val="Normal"/>
+        <w:spacing w:before="0" w:after="100"/>
+        <w:rPr/>
       </w:pPr>
       <w:r>
         <w:rPr>
@@ -615,28 +751,39 @@
     <w:tbl>
       <w:tblPr>
         <w:tblW w:w="9360" w:type="dxa"/>
+        <w:jc w:val="left"/>
+        <w:tblInd w:w="0" w:type="dxa"/>
         <w:tblLayout w:type="fixed"/>
-        <w:tblLook w:val="04A0" w:firstRow="1" w:lastRow="0" w:firstColumn="1" w:lastColumn="0" w:noHBand="0" w:noVBand="1"/>
+        <w:tblCellMar>
+          <w:top w:w="0" w:type="dxa"/>
+          <w:left w:w="108" w:type="dxa"/>
+          <w:bottom w:w="0" w:type="dxa"/>
+          <w:right w:w="108" w:type="dxa"/>
+        </w:tblCellMar>
+        <w:tblLook w:firstRow="1" w:noVBand="1" w:lastRow="0" w:firstColumn="1" w:lastColumn="0" w:noHBand="0" w:val="04a0"/>
       </w:tblPr>
       <w:tblGrid>
-        <w:gridCol w:w="3499"/>
+        <w:gridCol w:w="3498"/>
         <w:gridCol w:w="5861"/>
       </w:tblGrid>
       <w:tr>
-        <w:tc>
-          <w:tcPr>
-            <w:tcW w:w="3499" w:type="dxa"/>
-            <w:tcBorders>
-              <w:top w:val="single" w:sz="4" w:space="0" w:color="000000"/>
-              <w:left w:val="single" w:sz="4" w:space="0" w:color="000000"/>
-              <w:bottom w:val="single" w:sz="4" w:space="0" w:color="000000"/>
-              <w:right w:val="single" w:sz="4" w:space="0" w:color="000000"/>
-            </w:tcBorders>
-            <w:shd w:val="clear" w:color="auto" w:fill="F2F2F2"/>
-          </w:tcPr>
-          <w:p>
-            <w:pPr>
-              <w:spacing w:after="80"/>
+        <w:trPr/>
+        <w:tc>
+          <w:tcPr>
+            <w:tcW w:w="3498" w:type="dxa"/>
+            <w:tcBorders>
+              <w:top w:val="single" w:sz="4" w:space="0" w:color="000000"/>
+              <w:left w:val="single" w:sz="4" w:space="0" w:color="000000"/>
+              <w:bottom w:val="single" w:sz="4" w:space="0" w:color="000000"/>
+              <w:right w:val="single" w:sz="4" w:space="0" w:color="000000"/>
+            </w:tcBorders>
+            <w:shd w:color="auto" w:fill="F2F2F2" w:val="clear"/>
+          </w:tcPr>
+          <w:p>
+            <w:pPr>
+              <w:pStyle w:val="Normal"/>
+              <w:spacing w:before="0" w:after="80"/>
+              <w:rPr/>
             </w:pPr>
             <w:r>
               <w:rPr>
@@ -648,7 +795,9 @@
           </w:p>
           <w:p>
             <w:pPr>
-              <w:spacing w:after="80"/>
+              <w:pStyle w:val="Normal"/>
+              <w:spacing w:before="0" w:after="80"/>
+              <w:rPr/>
             </w:pPr>
             <w:r>
               <w:rPr>
@@ -664,26 +813,25 @@
         </w:tc>
         <w:tc>
           <w:tcPr>
-            <w:tcW w:w="5860" w:type="dxa"/>
-            <w:tcBorders>
-              <w:top w:val="single" w:sz="4" w:space="0" w:color="000000"/>
-              <w:left w:val="single" w:sz="4" w:space="0" w:color="000000"/>
-              <w:bottom w:val="single" w:sz="4" w:space="0" w:color="000000"/>
-              <w:right w:val="single" w:sz="4" w:space="0" w:color="000000"/>
-            </w:tcBorders>
-          </w:tcPr>
-          <w:p>
-            <w:pPr>
-              <w:spacing w:after="80"/>
-            </w:pPr>
-            <w:r>
+            <w:tcW w:w="5861" w:type="dxa"/>
+            <w:tcBorders>
+              <w:top w:val="single" w:sz="4" w:space="0" w:color="000000"/>
+              <w:left w:val="single" w:sz="4" w:space="0" w:color="000000"/>
+              <w:bottom w:val="single" w:sz="4" w:space="0" w:color="000000"/>
+              <w:right w:val="single" w:sz="4" w:space="0" w:color="000000"/>
+            </w:tcBorders>
+          </w:tcPr>
+          <w:p>
+            <w:pPr>
+              <w:pStyle w:val="Normal"/>
+              <w:spacing w:before="0" w:after="80"/>
+              <w:rPr/>
+            </w:pPr>
+            <w:r>
+              <w:rPr/>
               <w:t>domain: historical epidemiology research support — colonial Bengal sanitary reports (1889), for a public-health researcher / policy analyst</w:t>
-            </w:r>
-            <w:r>
               <w:br/>
               <w:t>data speciality: unruled multi-column statistical tables + faded/degraded scans (multi-level district/division mortality tables with no ruling lines — whitespace-aligned columns, multi-row headers — on faded, sometimes hardly-readable print)</w:t>
-            </w:r>
-            <w:r>
               <w:br/>
               <w:t>primary NFR + target: auditable — 95% of answers have a completely replayable audit trail (retrieval scores, extracted value + source page/cell, verify-and-correct recomputation, final decision all logged; re-running the trace reproduces the identical answer)</w:t>
             </w:r>
@@ -691,20 +839,23 @@
         </w:tc>
       </w:tr>
       <w:tr>
-        <w:tc>
-          <w:tcPr>
-            <w:tcW w:w="3499" w:type="dxa"/>
-            <w:tcBorders>
-              <w:top w:val="single" w:sz="4" w:space="0" w:color="000000"/>
-              <w:left w:val="single" w:sz="4" w:space="0" w:color="000000"/>
-              <w:bottom w:val="single" w:sz="4" w:space="0" w:color="000000"/>
-              <w:right w:val="single" w:sz="4" w:space="0" w:color="000000"/>
-            </w:tcBorders>
-            <w:shd w:val="clear" w:color="auto" w:fill="F2F2F2"/>
-          </w:tcPr>
-          <w:p>
-            <w:pPr>
-              <w:spacing w:after="80"/>
+        <w:trPr/>
+        <w:tc>
+          <w:tcPr>
+            <w:tcW w:w="3498" w:type="dxa"/>
+            <w:tcBorders>
+              <w:top w:val="single" w:sz="4" w:space="0" w:color="000000"/>
+              <w:left w:val="single" w:sz="4" w:space="0" w:color="000000"/>
+              <w:bottom w:val="single" w:sz="4" w:space="0" w:color="000000"/>
+              <w:right w:val="single" w:sz="4" w:space="0" w:color="000000"/>
+            </w:tcBorders>
+            <w:shd w:color="auto" w:fill="F2F2F2" w:val="clear"/>
+          </w:tcPr>
+          <w:p>
+            <w:pPr>
+              <w:pStyle w:val="Normal"/>
+              <w:spacing w:before="0" w:after="80"/>
+              <w:rPr/>
             </w:pPr>
             <w:r>
               <w:rPr>
@@ -716,7 +867,9 @@
           </w:p>
           <w:p>
             <w:pPr>
-              <w:spacing w:after="80"/>
+              <w:pStyle w:val="Normal"/>
+              <w:spacing w:before="0" w:after="80"/>
+              <w:rPr/>
             </w:pPr>
             <w:r>
               <w:rPr>
@@ -732,39 +885,45 @@
         </w:tc>
         <w:tc>
           <w:tcPr>
-            <w:tcW w:w="5860" w:type="dxa"/>
-            <w:tcBorders>
-              <w:top w:val="single" w:sz="4" w:space="0" w:color="000000"/>
-              <w:left w:val="single" w:sz="4" w:space="0" w:color="000000"/>
-              <w:bottom w:val="single" w:sz="4" w:space="0" w:color="000000"/>
-              <w:right w:val="single" w:sz="4" w:space="0" w:color="000000"/>
-            </w:tcBorders>
-          </w:tcPr>
-          <w:p>
-            <w:pPr>
-              <w:spacing w:after="80"/>
-            </w:pPr>
-            <w:r>
+            <w:tcW w:w="5861" w:type="dxa"/>
+            <w:tcBorders>
+              <w:top w:val="single" w:sz="4" w:space="0" w:color="000000"/>
+              <w:left w:val="single" w:sz="4" w:space="0" w:color="000000"/>
+              <w:bottom w:val="single" w:sz="4" w:space="0" w:color="000000"/>
+              <w:right w:val="single" w:sz="4" w:space="0" w:color="000000"/>
+            </w:tcBorders>
+          </w:tcPr>
+          <w:p>
+            <w:pPr>
+              <w:pStyle w:val="Normal"/>
+              <w:spacing w:before="0" w:after="80"/>
+              <w:rPr/>
+            </w:pPr>
+            <w:r>
+              <w:rPr/>
               <w:t>Groundedness &gt;= 0.90 — at least 90% of answers are fully supported by the cited page (correct district, correct year, correct extracted figure), with no unsupported or fabricated numbers (unchanged from A1; measured on grading_kit/tasks.jsonl at A3)</w:t>
             </w:r>
           </w:p>
         </w:tc>
       </w:tr>
       <w:tr>
-        <w:tc>
-          <w:tcPr>
-            <w:tcW w:w="3499" w:type="dxa"/>
-            <w:tcBorders>
-              <w:top w:val="single" w:sz="4" w:space="0" w:color="000000"/>
-              <w:left w:val="single" w:sz="4" w:space="0" w:color="000000"/>
-              <w:bottom w:val="single" w:sz="4" w:space="0" w:color="000000"/>
-              <w:right w:val="single" w:sz="4" w:space="0" w:color="000000"/>
-            </w:tcBorders>
-            <w:shd w:val="clear" w:color="auto" w:fill="F2F2F2"/>
-          </w:tcPr>
-          <w:p>
-            <w:pPr>
-              <w:spacing w:after="80"/>
+        <w:trPr/>
+        <w:tc>
+          <w:tcPr>
+            <w:tcW w:w="3498" w:type="dxa"/>
+            <w:tcBorders>
+              <w:top w:val="single" w:sz="4" w:space="0" w:color="000000"/>
+              <w:left w:val="single" w:sz="4" w:space="0" w:color="000000"/>
+              <w:bottom w:val="single" w:sz="4" w:space="0" w:color="000000"/>
+              <w:right w:val="single" w:sz="4" w:space="0" w:color="000000"/>
+            </w:tcBorders>
+            <w:shd w:color="auto" w:fill="F2F2F2" w:val="clear"/>
+          </w:tcPr>
+          <w:p>
+            <w:pPr>
+              <w:pStyle w:val="Normal"/>
+              <w:spacing w:before="0" w:after="80"/>
+              <w:rPr/>
             </w:pPr>
             <w:r>
               <w:rPr>
@@ -776,7 +935,9 @@
           </w:p>
           <w:p>
             <w:pPr>
-              <w:spacing w:after="80"/>
+              <w:pStyle w:val="Normal"/>
+              <w:spacing w:before="0" w:after="80"/>
+              <w:rPr/>
             </w:pPr>
             <w:r>
               <w:rPr>
@@ -792,19 +953,22 @@
         </w:tc>
         <w:tc>
           <w:tcPr>
-            <w:tcW w:w="5860" w:type="dxa"/>
-            <w:tcBorders>
-              <w:top w:val="single" w:sz="4" w:space="0" w:color="000000"/>
-              <w:left w:val="single" w:sz="4" w:space="0" w:color="000000"/>
-              <w:bottom w:val="single" w:sz="4" w:space="0" w:color="000000"/>
-              <w:right w:val="single" w:sz="4" w:space="0" w:color="000000"/>
-            </w:tcBorders>
-          </w:tcPr>
-          <w:p>
-            <w:pPr>
-              <w:spacing w:after="80"/>
-            </w:pPr>
-            <w:r>
+            <w:tcW w:w="5861" w:type="dxa"/>
+            <w:tcBorders>
+              <w:top w:val="single" w:sz="4" w:space="0" w:color="000000"/>
+              <w:left w:val="single" w:sz="4" w:space="0" w:color="000000"/>
+              <w:bottom w:val="single" w:sz="4" w:space="0" w:color="000000"/>
+              <w:right w:val="single" w:sz="4" w:space="0" w:color="000000"/>
+            </w:tcBorders>
+          </w:tcPr>
+          <w:p>
+            <w:pPr>
+              <w:pStyle w:val="Normal"/>
+              <w:spacing w:before="0" w:after="80"/>
+              <w:rPr/>
+            </w:pPr>
+            <w:r>
+              <w:rPr/>
               <w:t>Internet Archive in.ernet.dli.2015.95111 (DLI collection), public domain; 836 pages / ~180k OCR words; hard because it is images-before-text: 1890 letterpress with unruled multi-column statistical tables (whitespace-aligned columns, multi-row headers) on faded, sometimes hardly-readable print (no text layer at all)</w:t>
             </w:r>
           </w:p>
@@ -814,10 +978,8 @@
     <w:p>
       <w:pPr>
         <w:pStyle w:val="Heading2"/>
-        <w:spacing w:after="100"/>
-        <w:rPr>
-          <w:rFonts w:hint="eastAsia"/>
-        </w:rPr>
+        <w:spacing w:before="240" w:after="100"/>
+        <w:rPr/>
       </w:pPr>
       <w:r>
         <w:rPr>
@@ -830,7 +992,9 @@
     </w:p>
     <w:p>
       <w:pPr>
-        <w:spacing w:after="100"/>
+        <w:pStyle w:val="Normal"/>
+        <w:spacing w:before="0" w:after="100"/>
+        <w:rPr/>
       </w:pPr>
       <w:r>
         <w:rPr>
@@ -846,28 +1010,39 @@
     <w:tbl>
       <w:tblPr>
         <w:tblW w:w="9360" w:type="dxa"/>
+        <w:jc w:val="left"/>
+        <w:tblInd w:w="0" w:type="dxa"/>
         <w:tblLayout w:type="fixed"/>
-        <w:tblLook w:val="04A0" w:firstRow="1" w:lastRow="0" w:firstColumn="1" w:lastColumn="0" w:noHBand="0" w:noVBand="1"/>
+        <w:tblCellMar>
+          <w:top w:w="0" w:type="dxa"/>
+          <w:left w:w="108" w:type="dxa"/>
+          <w:bottom w:w="0" w:type="dxa"/>
+          <w:right w:w="108" w:type="dxa"/>
+        </w:tblCellMar>
+        <w:tblLook w:firstRow="1" w:noVBand="1" w:lastRow="0" w:firstColumn="1" w:lastColumn="0" w:noHBand="0" w:val="04a0"/>
       </w:tblPr>
       <w:tblGrid>
-        <w:gridCol w:w="3499"/>
+        <w:gridCol w:w="3498"/>
         <w:gridCol w:w="5861"/>
       </w:tblGrid>
       <w:tr>
-        <w:tc>
-          <w:tcPr>
-            <w:tcW w:w="3499" w:type="dxa"/>
-            <w:tcBorders>
-              <w:top w:val="single" w:sz="4" w:space="0" w:color="000000"/>
-              <w:left w:val="single" w:sz="4" w:space="0" w:color="000000"/>
-              <w:bottom w:val="single" w:sz="4" w:space="0" w:color="000000"/>
-              <w:right w:val="single" w:sz="4" w:space="0" w:color="000000"/>
-            </w:tcBorders>
-            <w:shd w:val="clear" w:color="auto" w:fill="F2F2F2"/>
-          </w:tcPr>
-          <w:p>
-            <w:pPr>
-              <w:spacing w:after="80"/>
+        <w:trPr/>
+        <w:tc>
+          <w:tcPr>
+            <w:tcW w:w="3498" w:type="dxa"/>
+            <w:tcBorders>
+              <w:top w:val="single" w:sz="4" w:space="0" w:color="000000"/>
+              <w:left w:val="single" w:sz="4" w:space="0" w:color="000000"/>
+              <w:bottom w:val="single" w:sz="4" w:space="0" w:color="000000"/>
+              <w:right w:val="single" w:sz="4" w:space="0" w:color="000000"/>
+            </w:tcBorders>
+            <w:shd w:color="auto" w:fill="F2F2F2" w:val="clear"/>
+          </w:tcPr>
+          <w:p>
+            <w:pPr>
+              <w:pStyle w:val="Normal"/>
+              <w:spacing w:before="0" w:after="80"/>
+              <w:rPr/>
             </w:pPr>
             <w:r>
               <w:rPr>
@@ -879,7 +1054,9 @@
           </w:p>
           <w:p>
             <w:pPr>
-              <w:spacing w:after="80"/>
+              <w:pStyle w:val="Normal"/>
+              <w:spacing w:before="0" w:after="80"/>
+              <w:rPr/>
             </w:pPr>
             <w:r>
               <w:rPr>
@@ -895,36 +1072,44 @@
         </w:tc>
         <w:tc>
           <w:tcPr>
-            <w:tcW w:w="5860" w:type="dxa"/>
-            <w:tcBorders>
-              <w:top w:val="single" w:sz="4" w:space="0" w:color="000000"/>
-              <w:left w:val="single" w:sz="4" w:space="0" w:color="000000"/>
-              <w:bottom w:val="single" w:sz="4" w:space="0" w:color="000000"/>
-              <w:right w:val="single" w:sz="4" w:space="0" w:color="000000"/>
-            </w:tcBorders>
-          </w:tcPr>
-          <w:p>
-            <w:r>
+            <w:tcW w:w="5861" w:type="dxa"/>
+            <w:tcBorders>
+              <w:top w:val="single" w:sz="4" w:space="0" w:color="000000"/>
+              <w:left w:val="single" w:sz="4" w:space="0" w:color="000000"/>
+              <w:bottom w:val="single" w:sz="4" w:space="0" w:color="000000"/>
+              <w:right w:val="single" w:sz="4" w:space="0" w:color="000000"/>
+            </w:tcBorders>
+          </w:tcPr>
+          <w:p>
+            <w:pPr>
+              <w:pStyle w:val="Normal"/>
+              <w:rPr/>
+            </w:pPr>
+            <w:r>
+              <w:rPr/>
               <w:t>Nearby pixels form strokes/characters, and a character looks the same when shifted — translation invariance drives conv-based detection/recognition. Pages have a regular print grid (text lines, columns, margins), so projection/contour layout grouping is reliable. Drives layout + enhancement choices.</w:t>
             </w:r>
           </w:p>
         </w:tc>
       </w:tr>
       <w:tr>
-        <w:tc>
-          <w:tcPr>
-            <w:tcW w:w="3499" w:type="dxa"/>
-            <w:tcBorders>
-              <w:top w:val="single" w:sz="4" w:space="0" w:color="000000"/>
-              <w:left w:val="single" w:sz="4" w:space="0" w:color="000000"/>
-              <w:bottom w:val="single" w:sz="4" w:space="0" w:color="000000"/>
-              <w:right w:val="single" w:sz="4" w:space="0" w:color="000000"/>
-            </w:tcBorders>
-            <w:shd w:val="clear" w:color="auto" w:fill="F2F2F2"/>
-          </w:tcPr>
-          <w:p>
-            <w:pPr>
-              <w:spacing w:after="80"/>
+        <w:trPr/>
+        <w:tc>
+          <w:tcPr>
+            <w:tcW w:w="3498" w:type="dxa"/>
+            <w:tcBorders>
+              <w:top w:val="single" w:sz="4" w:space="0" w:color="000000"/>
+              <w:left w:val="single" w:sz="4" w:space="0" w:color="000000"/>
+              <w:bottom w:val="single" w:sz="4" w:space="0" w:color="000000"/>
+              <w:right w:val="single" w:sz="4" w:space="0" w:color="000000"/>
+            </w:tcBorders>
+            <w:shd w:color="auto" w:fill="F2F2F2" w:val="clear"/>
+          </w:tcPr>
+          <w:p>
+            <w:pPr>
+              <w:pStyle w:val="Normal"/>
+              <w:spacing w:before="0" w:after="80"/>
+              <w:rPr/>
             </w:pPr>
             <w:r>
               <w:rPr>
@@ -936,7 +1121,9 @@
           </w:p>
           <w:p>
             <w:pPr>
-              <w:spacing w:after="80"/>
+              <w:pStyle w:val="Normal"/>
+              <w:spacing w:before="0" w:after="80"/>
+              <w:rPr/>
             </w:pPr>
             <w:r>
               <w:rPr>
@@ -952,39 +1139,45 @@
         </w:tc>
         <w:tc>
           <w:tcPr>
-            <w:tcW w:w="5860" w:type="dxa"/>
-            <w:tcBorders>
-              <w:top w:val="single" w:sz="4" w:space="0" w:color="000000"/>
-              <w:left w:val="single" w:sz="4" w:space="0" w:color="000000"/>
-              <w:bottom w:val="single" w:sz="4" w:space="0" w:color="000000"/>
-              <w:right w:val="single" w:sz="4" w:space="0" w:color="000000"/>
-            </w:tcBorders>
-          </w:tcPr>
-          <w:p>
-            <w:pPr>
-              <w:spacing w:after="80"/>
-            </w:pPr>
-            <w:r>
+            <w:tcW w:w="5861" w:type="dxa"/>
+            <w:tcBorders>
+              <w:top w:val="single" w:sz="4" w:space="0" w:color="000000"/>
+              <w:left w:val="single" w:sz="4" w:space="0" w:color="000000"/>
+              <w:bottom w:val="single" w:sz="4" w:space="0" w:color="000000"/>
+              <w:right w:val="single" w:sz="4" w:space="0" w:color="000000"/>
+            </w:tcBorders>
+          </w:tcPr>
+          <w:p>
+            <w:pPr>
+              <w:pStyle w:val="Normal"/>
+              <w:spacing w:before="0" w:after="80"/>
+              <w:rPr/>
+            </w:pPr>
+            <w:r>
+              <w:rPr/>
               <w:t>Reading order and context carry meaning — a sequence model can exploit word/line context; tables have row/column semantics that columnar layout preserves. Conjuncts/ligatures and old orthography span characters, so recognition benefits from a character+word context. Drives OCR + embedding choices.</w:t>
             </w:r>
           </w:p>
         </w:tc>
       </w:tr>
       <w:tr>
-        <w:tc>
-          <w:tcPr>
-            <w:tcW w:w="3499" w:type="dxa"/>
-            <w:tcBorders>
-              <w:top w:val="single" w:sz="4" w:space="0" w:color="000000"/>
-              <w:left w:val="single" w:sz="4" w:space="0" w:color="000000"/>
-              <w:bottom w:val="single" w:sz="4" w:space="0" w:color="000000"/>
-              <w:right w:val="single" w:sz="4" w:space="0" w:color="000000"/>
-            </w:tcBorders>
-            <w:shd w:val="clear" w:color="auto" w:fill="F2F2F2"/>
-          </w:tcPr>
-          <w:p>
-            <w:pPr>
-              <w:spacing w:after="80"/>
+        <w:trPr/>
+        <w:tc>
+          <w:tcPr>
+            <w:tcW w:w="3498" w:type="dxa"/>
+            <w:tcBorders>
+              <w:top w:val="single" w:sz="4" w:space="0" w:color="000000"/>
+              <w:left w:val="single" w:sz="4" w:space="0" w:color="000000"/>
+              <w:bottom w:val="single" w:sz="4" w:space="0" w:color="000000"/>
+              <w:right w:val="single" w:sz="4" w:space="0" w:color="000000"/>
+            </w:tcBorders>
+            <w:shd w:color="auto" w:fill="F2F2F2" w:val="clear"/>
+          </w:tcPr>
+          <w:p>
+            <w:pPr>
+              <w:pStyle w:val="Normal"/>
+              <w:spacing w:before="0" w:after="80"/>
+              <w:rPr/>
             </w:pPr>
             <w:r>
               <w:rPr>
@@ -996,7 +1189,9 @@
           </w:p>
           <w:p>
             <w:pPr>
-              <w:spacing w:after="80"/>
+              <w:pStyle w:val="Normal"/>
+              <w:spacing w:before="0" w:after="80"/>
+              <w:rPr/>
             </w:pPr>
             <w:r>
               <w:rPr>
@@ -1012,20 +1207,22 @@
         </w:tc>
         <w:tc>
           <w:tcPr>
-            <w:tcW w:w="5860" w:type="dxa"/>
-            <w:tcBorders>
-              <w:top w:val="single" w:sz="4" w:space="0" w:color="000000"/>
-              <w:left w:val="single" w:sz="4" w:space="0" w:color="000000"/>
-              <w:bottom w:val="single" w:sz="4" w:space="0" w:color="000000"/>
-              <w:right w:val="single" w:sz="4" w:space="0" w:color="000000"/>
-            </w:tcBorders>
-          </w:tcPr>
-          <w:p>
-            <w:pPr>
-              <w:spacing w:after="80"/>
-            </w:pPr>
-            <w:r>
-              <w:t>Page position, font, mild skew, scan noise, ink bleed, foxing — concretely on this corpus: foxing spots that OCR can mistake for glyphs, bleed-through from the verso, uneven 1890 ink density, and degraded letterforms (long-s, ligatures). The system must give the same answer for these variations — hence deskew (&gt;0.5°) + Otsu binarize + Gaussian denoise preprocessing, CLAHE+unsharp enhancement, and augmentation (mild rotation/contrast) for the trained enhancer — which points to robust pretrained models (RapidOCR PP-OCRv4, MiniLM-L6-v2) rather than overfit ones.</w:t>
+            <w:tcW w:w="5861" w:type="dxa"/>
+            <w:tcBorders>
+              <w:top w:val="single" w:sz="4" w:space="0" w:color="000000"/>
+              <w:left w:val="single" w:sz="4" w:space="0" w:color="000000"/>
+              <w:bottom w:val="single" w:sz="4" w:space="0" w:color="000000"/>
+              <w:right w:val="single" w:sz="4" w:space="0" w:color="000000"/>
+            </w:tcBorders>
+          </w:tcPr>
+          <w:p>
+            <w:pPr>
+              <w:pStyle w:val="Normal"/>
+              <w:rPr/>
+            </w:pPr>
+            <w:r>
+              <w:rPr/>
+              <w:t>Page position, font, mild skew, scan noise, ink bleed, and foxing should not change the answer. On this corpus, degraded letterforms, bleed-through, uneven ink density, and foxing can confuse OCR. The implemented path uses Gaussian denoise + Otsu binarization + deskew (&gt;0.5 degrees), followed by default CLAHE+unsharp enhancement. The optional UNet training path uses mild rotation/contrast/blur augmentation, but augmentation is disabled in the default A2 config. Robust pretrained OCR/embedding models are preferred over corpus-specific fine-tuning at this stage.</w:t>
             </w:r>
           </w:p>
         </w:tc>
@@ -1034,10 +1231,8 @@
     <w:p>
       <w:pPr>
         <w:pStyle w:val="Heading2"/>
-        <w:spacing w:after="100"/>
-        <w:rPr>
-          <w:rFonts w:hint="eastAsia"/>
-        </w:rPr>
+        <w:spacing w:before="240" w:after="100"/>
+        <w:rPr/>
       </w:pPr>
       <w:r>
         <w:rPr>
@@ -1045,15 +1240,17 @@
           <w:bCs/>
           <w:color w:val="1F3864"/>
         </w:rPr>
-        <w:lastRenderedPageBreak/>
         <w:t>Section 3 — Components &amp; Options We Considered</w:t>
       </w:r>
     </w:p>
     <w:p>
       <w:pPr>
-        <w:spacing w:after="100"/>
+        <w:pStyle w:val="Normal"/>
+        <w:spacing w:before="0" w:after="100"/>
+        <w:rPr/>
       </w:pPr>
       <w:r>
+        <w:rPr/>
         <w:t xml:space="preserve">For each stage, name the options you compared and your choice. </w:t>
       </w:r>
       <w:r>
@@ -1064,24 +1261,33 @@
         <w:t>At least one choice must be an existing published/pretrained method you reproduce and adapt</w:t>
       </w:r>
       <w:r>
+        <w:rPr/>
         <w:t xml:space="preserve"> (your OCR foundation is the natural one — reproducing someone else's method is the core skill for adopting whatever comes next). Mark it in the last column.</w:t>
       </w:r>
     </w:p>
     <w:tbl>
       <w:tblPr>
         <w:tblW w:w="9360" w:type="dxa"/>
+        <w:jc w:val="left"/>
+        <w:tblInd w:w="0" w:type="dxa"/>
         <w:tblLayout w:type="fixed"/>
-        <w:tblLook w:val="04A0" w:firstRow="1" w:lastRow="0" w:firstColumn="1" w:lastColumn="0" w:noHBand="0" w:noVBand="1"/>
+        <w:tblCellMar>
+          <w:top w:w="0" w:type="dxa"/>
+          <w:left w:w="108" w:type="dxa"/>
+          <w:bottom w:w="0" w:type="dxa"/>
+          <w:right w:w="108" w:type="dxa"/>
+        </w:tblCellMar>
+        <w:tblLook w:firstRow="1" w:noVBand="1" w:lastRow="0" w:firstColumn="1" w:lastColumn="0" w:noHBand="0" w:val="04a0"/>
       </w:tblPr>
       <w:tblGrid>
-        <w:gridCol w:w="1698"/>
-        <w:gridCol w:w="2903"/>
-        <w:gridCol w:w="3199"/>
+        <w:gridCol w:w="1697"/>
+        <w:gridCol w:w="2904"/>
+        <w:gridCol w:w="3198"/>
         <w:gridCol w:w="1560"/>
       </w:tblGrid>
       <w:tr>
         <w:trPr>
-          <w:tblHeader/>
+          <w:tblHeader w:val="true"/>
         </w:trPr>
         <w:tc>
           <w:tcPr>
@@ -1092,11 +1298,13 @@
               <w:bottom w:val="single" w:sz="4" w:space="0" w:color="000000"/>
               <w:right w:val="single" w:sz="4" w:space="0" w:color="000000"/>
             </w:tcBorders>
-            <w:shd w:val="clear" w:color="auto" w:fill="1F3864"/>
-          </w:tcPr>
-          <w:p>
-            <w:pPr>
-              <w:spacing w:after="80"/>
+            <w:shd w:color="auto" w:fill="1F3864" w:val="clear"/>
+          </w:tcPr>
+          <w:p>
+            <w:pPr>
+              <w:pStyle w:val="Normal"/>
+              <w:spacing w:before="0" w:after="80"/>
+              <w:rPr/>
             </w:pPr>
             <w:r>
               <w:rPr>
@@ -1110,18 +1318,20 @@
         </w:tc>
         <w:tc>
           <w:tcPr>
-            <w:tcW w:w="2903" w:type="dxa"/>
-            <w:tcBorders>
-              <w:top w:val="single" w:sz="4" w:space="0" w:color="000000"/>
-              <w:left w:val="single" w:sz="4" w:space="0" w:color="000000"/>
-              <w:bottom w:val="single" w:sz="4" w:space="0" w:color="000000"/>
-              <w:right w:val="single" w:sz="4" w:space="0" w:color="000000"/>
-            </w:tcBorders>
-            <w:shd w:val="clear" w:color="auto" w:fill="1F3864"/>
-          </w:tcPr>
-          <w:p>
-            <w:pPr>
-              <w:spacing w:after="80"/>
+            <w:tcW w:w="2904" w:type="dxa"/>
+            <w:tcBorders>
+              <w:top w:val="single" w:sz="4" w:space="0" w:color="000000"/>
+              <w:left w:val="single" w:sz="4" w:space="0" w:color="000000"/>
+              <w:bottom w:val="single" w:sz="4" w:space="0" w:color="000000"/>
+              <w:right w:val="single" w:sz="4" w:space="0" w:color="000000"/>
+            </w:tcBorders>
+            <w:shd w:color="auto" w:fill="1F3864" w:val="clear"/>
+          </w:tcPr>
+          <w:p>
+            <w:pPr>
+              <w:pStyle w:val="Normal"/>
+              <w:spacing w:before="0" w:after="80"/>
+              <w:rPr/>
             </w:pPr>
             <w:r>
               <w:rPr>
@@ -1135,18 +1345,20 @@
         </w:tc>
         <w:tc>
           <w:tcPr>
-            <w:tcW w:w="3199" w:type="dxa"/>
-            <w:tcBorders>
-              <w:top w:val="single" w:sz="4" w:space="0" w:color="000000"/>
-              <w:left w:val="single" w:sz="4" w:space="0" w:color="000000"/>
-              <w:bottom w:val="single" w:sz="4" w:space="0" w:color="000000"/>
-              <w:right w:val="single" w:sz="4" w:space="0" w:color="000000"/>
-            </w:tcBorders>
-            <w:shd w:val="clear" w:color="auto" w:fill="1F3864"/>
-          </w:tcPr>
-          <w:p>
-            <w:pPr>
-              <w:spacing w:after="80"/>
+            <w:tcW w:w="3198" w:type="dxa"/>
+            <w:tcBorders>
+              <w:top w:val="single" w:sz="4" w:space="0" w:color="000000"/>
+              <w:left w:val="single" w:sz="4" w:space="0" w:color="000000"/>
+              <w:bottom w:val="single" w:sz="4" w:space="0" w:color="000000"/>
+              <w:right w:val="single" w:sz="4" w:space="0" w:color="000000"/>
+            </w:tcBorders>
+            <w:shd w:color="auto" w:fill="1F3864" w:val="clear"/>
+          </w:tcPr>
+          <w:p>
+            <w:pPr>
+              <w:pStyle w:val="Normal"/>
+              <w:spacing w:before="0" w:after="80"/>
+              <w:rPr/>
             </w:pPr>
             <w:r>
               <w:rPr>
@@ -1167,11 +1379,13 @@
               <w:bottom w:val="single" w:sz="4" w:space="0" w:color="000000"/>
               <w:right w:val="single" w:sz="4" w:space="0" w:color="000000"/>
             </w:tcBorders>
-            <w:shd w:val="clear" w:color="auto" w:fill="1F3864"/>
-          </w:tcPr>
-          <w:p>
-            <w:pPr>
-              <w:spacing w:after="80"/>
+            <w:shd w:color="auto" w:fill="1F3864" w:val="clear"/>
+          </w:tcPr>
+          <w:p>
+            <w:pPr>
+              <w:pStyle w:val="Normal"/>
+              <w:spacing w:before="0" w:after="80"/>
+              <w:rPr/>
             </w:pPr>
             <w:r>
               <w:rPr>
@@ -1185,6 +1399,7 @@
         </w:tc>
       </w:tr>
       <w:tr>
+        <w:trPr/>
         <w:tc>
           <w:tcPr>
             <w:tcW w:w="1697" w:type="dxa"/>
@@ -1197,48 +1412,55 @@
           </w:tcPr>
           <w:p>
             <w:pPr>
-              <w:spacing w:after="80"/>
-            </w:pPr>
-            <w:r>
+              <w:pStyle w:val="Normal"/>
+              <w:spacing w:before="0" w:after="80"/>
+              <w:rPr/>
+            </w:pPr>
+            <w:r>
+              <w:rPr/>
               <w:t>Enhancement (bonus)</w:t>
             </w:r>
           </w:p>
         </w:tc>
         <w:tc>
           <w:tcPr>
-            <w:tcW w:w="2903" w:type="dxa"/>
-            <w:tcBorders>
-              <w:top w:val="single" w:sz="4" w:space="0" w:color="000000"/>
-              <w:left w:val="single" w:sz="4" w:space="0" w:color="000000"/>
-              <w:bottom w:val="single" w:sz="4" w:space="0" w:color="000000"/>
-              <w:right w:val="single" w:sz="4" w:space="0" w:color="000000"/>
-            </w:tcBorders>
-          </w:tcPr>
-          <w:p>
-            <w:pPr>
-              <w:spacing w:after="80"/>
-            </w:pPr>
-            <w:r>
-              <w:t>classical denoise (CLAHE/NL-means) vs from-scratch UNet denoiser vs VAE/diffusion</w:t>
-            </w:r>
-          </w:p>
-        </w:tc>
-        <w:tc>
-          <w:tcPr>
-            <w:tcW w:w="3199" w:type="dxa"/>
-            <w:tcBorders>
-              <w:top w:val="single" w:sz="4" w:space="0" w:color="000000"/>
-              <w:left w:val="single" w:sz="4" w:space="0" w:color="000000"/>
-              <w:bottom w:val="single" w:sz="4" w:space="0" w:color="000000"/>
-              <w:right w:val="single" w:sz="4" w:space="0" w:color="000000"/>
-            </w:tcBorders>
-          </w:tcPr>
-          <w:p>
-            <w:pPr>
-              <w:spacing w:after="80"/>
-            </w:pPr>
-            <w:r>
-              <w:t>Classical CLAHE+unsharp by default (fast, deterministic, enough for letterpress). A tiny UNet denoiser is implemented and trainable (self-supervised, noise-&gt;clean); real VAE/diffusion is too heavy for the CPU-only box.</w:t>
+            <w:tcW w:w="2904" w:type="dxa"/>
+            <w:tcBorders>
+              <w:top w:val="single" w:sz="4" w:space="0" w:color="000000"/>
+              <w:left w:val="single" w:sz="4" w:space="0" w:color="000000"/>
+              <w:bottom w:val="single" w:sz="4" w:space="0" w:color="000000"/>
+              <w:right w:val="single" w:sz="4" w:space="0" w:color="000000"/>
+            </w:tcBorders>
+          </w:tcPr>
+          <w:p>
+            <w:pPr>
+              <w:pStyle w:val="Normal"/>
+              <w:rPr/>
+            </w:pPr>
+            <w:r>
+              <w:rPr/>
+              <w:t>classical enhancement (CLAHE/unsharp) vs from-scratch UNet denoiser vs VAE/diffusion</w:t>
+            </w:r>
+          </w:p>
+        </w:tc>
+        <w:tc>
+          <w:tcPr>
+            <w:tcW w:w="3198" w:type="dxa"/>
+            <w:tcBorders>
+              <w:top w:val="single" w:sz="4" w:space="0" w:color="000000"/>
+              <w:left w:val="single" w:sz="4" w:space="0" w:color="000000"/>
+              <w:bottom w:val="single" w:sz="4" w:space="0" w:color="000000"/>
+              <w:right w:val="single" w:sz="4" w:space="0" w:color="000000"/>
+            </w:tcBorders>
+          </w:tcPr>
+          <w:p>
+            <w:pPr>
+              <w:pStyle w:val="Normal"/>
+              <w:rPr/>
+            </w:pPr>
+            <w:r>
+              <w:rPr/>
+              <w:t>Classical CLAHE+unsharp by default: deterministic, inexpensive, and appropriate as the first-pass enhancer for letterpress scans. A tiny self-supervised UNet is implemented as an optional alternative; VAE/diffusion is not implemented. The default config does not train the UNet.</w:t>
             </w:r>
           </w:p>
         </w:tc>
@@ -1254,15 +1476,19 @@
           </w:tcPr>
           <w:p>
             <w:pPr>
-              <w:spacing w:after="80"/>
-            </w:pPr>
-            <w:r>
+              <w:pStyle w:val="Normal"/>
+              <w:spacing w:before="0" w:after="80"/>
+              <w:rPr/>
+            </w:pPr>
+            <w:r>
+              <w:rPr/>
               <w:t>no</w:t>
             </w:r>
           </w:p>
         </w:tc>
       </w:tr>
       <w:tr>
+        <w:trPr/>
         <w:tc>
           <w:tcPr>
             <w:tcW w:w="1697" w:type="dxa"/>
@@ -1275,53 +1501,55 @@
           </w:tcPr>
           <w:p>
             <w:pPr>
-              <w:spacing w:after="80"/>
-            </w:pPr>
-            <w:r>
+              <w:pStyle w:val="Normal"/>
+              <w:spacing w:before="0" w:after="80"/>
+              <w:rPr/>
+            </w:pPr>
+            <w:r>
+              <w:rPr/>
               <w:t>Layout detection</w:t>
             </w:r>
           </w:p>
         </w:tc>
         <w:tc>
           <w:tcPr>
-            <w:tcW w:w="2903" w:type="dxa"/>
-            <w:tcBorders>
-              <w:top w:val="single" w:sz="4" w:space="0" w:color="000000"/>
-              <w:left w:val="single" w:sz="4" w:space="0" w:color="000000"/>
-              <w:bottom w:val="single" w:sz="4" w:space="0" w:color="000000"/>
-              <w:right w:val="single" w:sz="4" w:space="0" w:color="000000"/>
-            </w:tcBorders>
-          </w:tcPr>
-          <w:p>
-            <w:pPr>
-              <w:spacing w:after="80"/>
-            </w:pPr>
-            <w:r>
-              <w:rPr>
-                <w:color w:val="595959"/>
-                <w:sz w:val="18"/>
-                <w:szCs w:val="18"/>
-              </w:rPr>
-              <w:t>heuristic (projection/contour) vs detection model (PP-DocLayout / YOLO)</w:t>
-            </w:r>
-          </w:p>
-        </w:tc>
-        <w:tc>
-          <w:tcPr>
-            <w:tcW w:w="3199" w:type="dxa"/>
-            <w:tcBorders>
-              <w:top w:val="single" w:sz="4" w:space="0" w:color="000000"/>
-              <w:left w:val="single" w:sz="4" w:space="0" w:color="000000"/>
-              <w:bottom w:val="single" w:sz="4" w:space="0" w:color="000000"/>
-              <w:right w:val="single" w:sz="4" w:space="0" w:color="000000"/>
-            </w:tcBorders>
-          </w:tcPr>
-          <w:p>
-            <w:pPr>
-              <w:spacing w:after="80"/>
-            </w:pPr>
-            <w:r>
-              <w:t>Heuristic: no labels needed, ~0.05-0.2 s/page; projection/contour plus whitespace column-detection recovers this corpus' unruled multi-column tables (A1's table-structure recovery); a detection model (PP-DocLayout/YOLO) is the upgrade path if column/table complexity grows in A3.</w:t>
+            <w:tcW w:w="2904" w:type="dxa"/>
+            <w:tcBorders>
+              <w:top w:val="single" w:sz="4" w:space="0" w:color="000000"/>
+              <w:left w:val="single" w:sz="4" w:space="0" w:color="000000"/>
+              <w:bottom w:val="single" w:sz="4" w:space="0" w:color="000000"/>
+              <w:right w:val="single" w:sz="4" w:space="0" w:color="000000"/>
+            </w:tcBorders>
+          </w:tcPr>
+          <w:p>
+            <w:pPr>
+              <w:pStyle w:val="Normal"/>
+              <w:rPr/>
+            </w:pPr>
+            <w:r>
+              <w:rPr/>
+              <w:t>heuristic projection/contour vs learned detector (PP-DocLayout / YOLO)</w:t>
+            </w:r>
+          </w:p>
+        </w:tc>
+        <w:tc>
+          <w:tcPr>
+            <w:tcW w:w="3198" w:type="dxa"/>
+            <w:tcBorders>
+              <w:top w:val="single" w:sz="4" w:space="0" w:color="000000"/>
+              <w:left w:val="single" w:sz="4" w:space="0" w:color="000000"/>
+              <w:bottom w:val="single" w:sz="4" w:space="0" w:color="000000"/>
+              <w:right w:val="single" w:sz="4" w:space="0" w:color="000000"/>
+            </w:tcBorders>
+          </w:tcPr>
+          <w:p>
+            <w:pPr>
+              <w:pStyle w:val="Normal"/>
+              <w:rPr/>
+            </w:pPr>
+            <w:r>
+              <w:rPr/>
+              <w:t>Heuristic projection/contour with whitespace-column detection: requires no layout labels and directly targets the corpus' unruled multi-column tables. Connected components are merged, then regions are classified as table/figure/heading/text and band-sorted for reading order. A learned detector remains a future upgrade path.</w:t>
             </w:r>
           </w:p>
         </w:tc>
@@ -1337,15 +1565,19 @@
           </w:tcPr>
           <w:p>
             <w:pPr>
-              <w:spacing w:after="80"/>
-            </w:pPr>
-            <w:r>
+              <w:pStyle w:val="Normal"/>
+              <w:spacing w:before="0" w:after="80"/>
+              <w:rPr/>
+            </w:pPr>
+            <w:r>
+              <w:rPr/>
               <w:t>no</w:t>
             </w:r>
           </w:p>
         </w:tc>
       </w:tr>
       <w:tr>
+        <w:trPr/>
         <w:tc>
           <w:tcPr>
             <w:tcW w:w="1697" w:type="dxa"/>
@@ -1358,26 +1590,31 @@
           </w:tcPr>
           <w:p>
             <w:pPr>
-              <w:spacing w:after="80"/>
-            </w:pPr>
-            <w:r>
+              <w:pStyle w:val="Normal"/>
+              <w:spacing w:before="0" w:after="80"/>
+              <w:rPr/>
+            </w:pPr>
+            <w:r>
+              <w:rPr/>
               <w:t>OCR / HTR</w:t>
             </w:r>
           </w:p>
         </w:tc>
         <w:tc>
           <w:tcPr>
-            <w:tcW w:w="2903" w:type="dxa"/>
-            <w:tcBorders>
-              <w:top w:val="single" w:sz="4" w:space="0" w:color="000000"/>
-              <w:left w:val="single" w:sz="4" w:space="0" w:color="000000"/>
-              <w:bottom w:val="single" w:sz="4" w:space="0" w:color="000000"/>
-              <w:right w:val="single" w:sz="4" w:space="0" w:color="000000"/>
-            </w:tcBorders>
-          </w:tcPr>
-          <w:p>
-            <w:pPr>
-              <w:spacing w:after="80"/>
+            <w:tcW w:w="2904" w:type="dxa"/>
+            <w:tcBorders>
+              <w:top w:val="single" w:sz="4" w:space="0" w:color="000000"/>
+              <w:left w:val="single" w:sz="4" w:space="0" w:color="000000"/>
+              <w:bottom w:val="single" w:sz="4" w:space="0" w:color="000000"/>
+              <w:right w:val="single" w:sz="4" w:space="0" w:color="000000"/>
+            </w:tcBorders>
+          </w:tcPr>
+          <w:p>
+            <w:pPr>
+              <w:pStyle w:val="Normal"/>
+              <w:spacing w:before="0" w:after="80"/>
+              <w:rPr/>
             </w:pPr>
             <w:r>
               <w:rPr>
@@ -1393,20 +1630,22 @@
         </w:tc>
         <w:tc>
           <w:tcPr>
-            <w:tcW w:w="3199" w:type="dxa"/>
-            <w:tcBorders>
-              <w:top w:val="single" w:sz="4" w:space="0" w:color="000000"/>
-              <w:left w:val="single" w:sz="4" w:space="0" w:color="000000"/>
-              <w:bottom w:val="single" w:sz="4" w:space="0" w:color="000000"/>
-              <w:right w:val="single" w:sz="4" w:space="0" w:color="000000"/>
-            </w:tcBorders>
-          </w:tcPr>
-          <w:p>
-            <w:pPr>
-              <w:spacing w:after="80"/>
-            </w:pPr>
-            <w:r>
-              <w:t>RapidOCR PP-OCRv4-onnx — published pretrained PP-OCR detection + recognition models exported to ONNX and served by onnxruntime; best char-F1 of the engines we could actually run. PaddleOCR was tried first but the paddlepaddle 3.3.1 CPU build crashes (ConvertPirAttribute2RuntimeAttribute); EasyOCR is ~4× slower and worse on dense tables. Full comparison in design_choices.md.</w:t>
+            <w:tcW w:w="3198" w:type="dxa"/>
+            <w:tcBorders>
+              <w:top w:val="single" w:sz="4" w:space="0" w:color="000000"/>
+              <w:left w:val="single" w:sz="4" w:space="0" w:color="000000"/>
+              <w:bottom w:val="single" w:sz="4" w:space="0" w:color="000000"/>
+              <w:right w:val="single" w:sz="4" w:space="0" w:color="000000"/>
+            </w:tcBorders>
+          </w:tcPr>
+          <w:p>
+            <w:pPr>
+              <w:pStyle w:val="Normal"/>
+              <w:rPr/>
+            </w:pPr>
+            <w:r>
+              <w:rPr/>
+              <w:t>RapidOCR PP-OCRv4-onnx: pretrained PP-OCR detection + recognition models served through onnxruntime. This is the current implementation. PaddleOCR PP-OCRv5 was tried but the installed paddlepaddle 3.3.1 CPU build crashed; EasyOCR worked but was slower and less accurate on this corpus. OCR results are cached per page, and table regions additionally use the optional table-recovery path to reconstruct cell structure.</w:t>
             </w:r>
           </w:p>
         </w:tc>
@@ -1422,15 +1661,19 @@
           </w:tcPr>
           <w:p>
             <w:pPr>
-              <w:spacing w:after="80"/>
-            </w:pPr>
-            <w:r>
+              <w:pStyle w:val="Normal"/>
+              <w:spacing w:before="0" w:after="80"/>
+              <w:rPr/>
+            </w:pPr>
+            <w:r>
+              <w:rPr/>
               <w:t>yes</w:t>
             </w:r>
           </w:p>
         </w:tc>
       </w:tr>
       <w:tr>
+        <w:trPr/>
         <w:tc>
           <w:tcPr>
             <w:tcW w:w="1697" w:type="dxa"/>
@@ -1443,26 +1686,31 @@
           </w:tcPr>
           <w:p>
             <w:pPr>
-              <w:spacing w:after="80"/>
-            </w:pPr>
-            <w:r>
+              <w:pStyle w:val="Normal"/>
+              <w:spacing w:before="0" w:after="80"/>
+              <w:rPr/>
+            </w:pPr>
+            <w:r>
+              <w:rPr/>
               <w:t>Chunking</w:t>
             </w:r>
           </w:p>
         </w:tc>
         <w:tc>
           <w:tcPr>
-            <w:tcW w:w="2903" w:type="dxa"/>
-            <w:tcBorders>
-              <w:top w:val="single" w:sz="4" w:space="0" w:color="000000"/>
-              <w:left w:val="single" w:sz="4" w:space="0" w:color="000000"/>
-              <w:bottom w:val="single" w:sz="4" w:space="0" w:color="000000"/>
-              <w:right w:val="single" w:sz="4" w:space="0" w:color="000000"/>
-            </w:tcBorders>
-          </w:tcPr>
-          <w:p>
-            <w:pPr>
-              <w:spacing w:after="80"/>
+            <w:tcW w:w="2904" w:type="dxa"/>
+            <w:tcBorders>
+              <w:top w:val="single" w:sz="4" w:space="0" w:color="000000"/>
+              <w:left w:val="single" w:sz="4" w:space="0" w:color="000000"/>
+              <w:bottom w:val="single" w:sz="4" w:space="0" w:color="000000"/>
+              <w:right w:val="single" w:sz="4" w:space="0" w:color="000000"/>
+            </w:tcBorders>
+          </w:tcPr>
+          <w:p>
+            <w:pPr>
+              <w:pStyle w:val="Normal"/>
+              <w:spacing w:before="0" w:after="80"/>
+              <w:rPr/>
             </w:pPr>
             <w:r>
               <w:rPr>
@@ -1478,20 +1726,22 @@
         </w:tc>
         <w:tc>
           <w:tcPr>
-            <w:tcW w:w="3199" w:type="dxa"/>
-            <w:tcBorders>
-              <w:top w:val="single" w:sz="4" w:space="0" w:color="000000"/>
-              <w:left w:val="single" w:sz="4" w:space="0" w:color="000000"/>
-              <w:bottom w:val="single" w:sz="4" w:space="0" w:color="000000"/>
-              <w:right w:val="single" w:sz="4" w:space="0" w:color="000000"/>
-            </w:tcBorders>
-          </w:tcPr>
-          <w:p>
-            <w:pPr>
-              <w:spacing w:after="80"/>
-            </w:pPr>
-            <w:r>
-              <w:t>Fixed-size sliding window (256 tokens, 32 overlap) using the embedding model's own tokenizer, applied independently per OCR region (region boundaries never crossed). Chosen over semantic/paragraph chunking for determinism/simplicity and to keep chunk_tokens consistent with what embed.py feeds the encoder.</w:t>
+            <w:tcW w:w="3198" w:type="dxa"/>
+            <w:tcBorders>
+              <w:top w:val="single" w:sz="4" w:space="0" w:color="000000"/>
+              <w:left w:val="single" w:sz="4" w:space="0" w:color="000000"/>
+              <w:bottom w:val="single" w:sz="4" w:space="0" w:color="000000"/>
+              <w:right w:val="single" w:sz="4" w:space="0" w:color="000000"/>
+            </w:tcBorders>
+          </w:tcPr>
+          <w:p>
+            <w:pPr>
+              <w:pStyle w:val="Normal"/>
+              <w:rPr/>
+            </w:pPr>
+            <w:r>
+              <w:rPr/>
+              <w:t>Fixed-size sliding windows (256 tokens, 32 overlap) using the embedding model's own tokenizer, applied independently per OCR region. This keeps region provenance intact and makes window size/overlap deterministic through config.yaml.</w:t>
             </w:r>
           </w:p>
         </w:tc>
@@ -1507,15 +1757,19 @@
           </w:tcPr>
           <w:p>
             <w:pPr>
-              <w:spacing w:after="80"/>
-            </w:pPr>
-            <w:r>
+              <w:pStyle w:val="Normal"/>
+              <w:spacing w:before="0" w:after="80"/>
+              <w:rPr/>
+            </w:pPr>
+            <w:r>
+              <w:rPr/>
               <w:t>No</w:t>
             </w:r>
           </w:p>
         </w:tc>
       </w:tr>
       <w:tr>
+        <w:trPr/>
         <w:tc>
           <w:tcPr>
             <w:tcW w:w="1697" w:type="dxa"/>
@@ -1528,27 +1782,31 @@
           </w:tcPr>
           <w:p>
             <w:pPr>
-              <w:spacing w:after="80"/>
-            </w:pPr>
-            <w:r>
-              <w:lastRenderedPageBreak/>
+              <w:pStyle w:val="Normal"/>
+              <w:spacing w:before="0" w:after="80"/>
+              <w:rPr/>
+            </w:pPr>
+            <w:r>
+              <w:rPr/>
               <w:t>Embedding</w:t>
             </w:r>
           </w:p>
         </w:tc>
         <w:tc>
           <w:tcPr>
-            <w:tcW w:w="2903" w:type="dxa"/>
-            <w:tcBorders>
-              <w:top w:val="single" w:sz="4" w:space="0" w:color="000000"/>
-              <w:left w:val="single" w:sz="4" w:space="0" w:color="000000"/>
-              <w:bottom w:val="single" w:sz="4" w:space="0" w:color="000000"/>
-              <w:right w:val="single" w:sz="4" w:space="0" w:color="000000"/>
-            </w:tcBorders>
-          </w:tcPr>
-          <w:p>
-            <w:pPr>
-              <w:spacing w:after="80"/>
+            <w:tcW w:w="2904" w:type="dxa"/>
+            <w:tcBorders>
+              <w:top w:val="single" w:sz="4" w:space="0" w:color="000000"/>
+              <w:left w:val="single" w:sz="4" w:space="0" w:color="000000"/>
+              <w:bottom w:val="single" w:sz="4" w:space="0" w:color="000000"/>
+              <w:right w:val="single" w:sz="4" w:space="0" w:color="000000"/>
+            </w:tcBorders>
+          </w:tcPr>
+          <w:p>
+            <w:pPr>
+              <w:pStyle w:val="Normal"/>
+              <w:spacing w:before="0" w:after="80"/>
+              <w:rPr/>
             </w:pPr>
             <w:r>
               <w:rPr>
@@ -1564,20 +1822,22 @@
         </w:tc>
         <w:tc>
           <w:tcPr>
-            <w:tcW w:w="3199" w:type="dxa"/>
-            <w:tcBorders>
-              <w:top w:val="single" w:sz="4" w:space="0" w:color="000000"/>
-              <w:left w:val="single" w:sz="4" w:space="0" w:color="000000"/>
-              <w:bottom w:val="single" w:sz="4" w:space="0" w:color="000000"/>
-              <w:right w:val="single" w:sz="4" w:space="0" w:color="000000"/>
-            </w:tcBorders>
-          </w:tcPr>
-          <w:p>
-            <w:pPr>
-              <w:spacing w:after="80"/>
-            </w:pPr>
-            <w:r>
-              <w:t>sentence-transformers/all-MiniLM-L6-v2 (384-dim), embeddings L2-normalized so cosine similarity reduces to a plain dot product at retrieval time. Chosen for being small and fast on CPU, and a standard off-the-shelf baseline for semantic search.</w:t>
+            <w:tcW w:w="3198" w:type="dxa"/>
+            <w:tcBorders>
+              <w:top w:val="single" w:sz="4" w:space="0" w:color="000000"/>
+              <w:left w:val="single" w:sz="4" w:space="0" w:color="000000"/>
+              <w:bottom w:val="single" w:sz="4" w:space="0" w:color="000000"/>
+              <w:right w:val="single" w:sz="4" w:space="0" w:color="000000"/>
+            </w:tcBorders>
+          </w:tcPr>
+          <w:p>
+            <w:pPr>
+              <w:pStyle w:val="Normal"/>
+              <w:rPr/>
+            </w:pPr>
+            <w:r>
+              <w:rPr/>
+              <w:t>sentence-transformers/all-MiniLM-L6-v2 (384-dim). Embeddings are L2-normalized, so inner product at the FAISS index corresponds to cosine similarity. The model is pretrained, small, and suitable for a lightweight semantic-search baseline; runtime device follows the main config rather than being CPU-only.</w:t>
             </w:r>
           </w:p>
         </w:tc>
@@ -1593,15 +1853,19 @@
           </w:tcPr>
           <w:p>
             <w:pPr>
-              <w:spacing w:after="80"/>
-            </w:pPr>
-            <w:r>
+              <w:pStyle w:val="Normal"/>
+              <w:spacing w:before="0" w:after="80"/>
+              <w:rPr/>
+            </w:pPr>
+            <w:r>
+              <w:rPr/>
               <w:t>Yes — pretrained, off-the-shelf, unmodified</w:t>
             </w:r>
           </w:p>
         </w:tc>
       </w:tr>
       <w:tr>
+        <w:trPr/>
         <w:tc>
           <w:tcPr>
             <w:tcW w:w="1697" w:type="dxa"/>
@@ -1614,26 +1878,31 @@
           </w:tcPr>
           <w:p>
             <w:pPr>
-              <w:spacing w:after="80"/>
-            </w:pPr>
-            <w:r>
+              <w:pStyle w:val="Normal"/>
+              <w:spacing w:before="0" w:after="80"/>
+              <w:rPr/>
+            </w:pPr>
+            <w:r>
+              <w:rPr/>
               <w:t>Vector index</w:t>
             </w:r>
           </w:p>
         </w:tc>
         <w:tc>
           <w:tcPr>
-            <w:tcW w:w="2903" w:type="dxa"/>
-            <w:tcBorders>
-              <w:top w:val="single" w:sz="4" w:space="0" w:color="000000"/>
-              <w:left w:val="single" w:sz="4" w:space="0" w:color="000000"/>
-              <w:bottom w:val="single" w:sz="4" w:space="0" w:color="000000"/>
-              <w:right w:val="single" w:sz="4" w:space="0" w:color="000000"/>
-            </w:tcBorders>
-          </w:tcPr>
-          <w:p>
-            <w:pPr>
-              <w:spacing w:after="80"/>
+            <w:tcW w:w="2904" w:type="dxa"/>
+            <w:tcBorders>
+              <w:top w:val="single" w:sz="4" w:space="0" w:color="000000"/>
+              <w:left w:val="single" w:sz="4" w:space="0" w:color="000000"/>
+              <w:bottom w:val="single" w:sz="4" w:space="0" w:color="000000"/>
+              <w:right w:val="single" w:sz="4" w:space="0" w:color="000000"/>
+            </w:tcBorders>
+          </w:tcPr>
+          <w:p>
+            <w:pPr>
+              <w:pStyle w:val="Normal"/>
+              <w:spacing w:before="0" w:after="80"/>
+              <w:rPr/>
             </w:pPr>
             <w:r>
               <w:rPr>
@@ -1649,20 +1918,22 @@
         </w:tc>
         <w:tc>
           <w:tcPr>
-            <w:tcW w:w="3199" w:type="dxa"/>
-            <w:tcBorders>
-              <w:top w:val="single" w:sz="4" w:space="0" w:color="000000"/>
-              <w:left w:val="single" w:sz="4" w:space="0" w:color="000000"/>
-              <w:bottom w:val="single" w:sz="4" w:space="0" w:color="000000"/>
-              <w:right w:val="single" w:sz="4" w:space="0" w:color="000000"/>
-            </w:tcBorders>
-          </w:tcPr>
-          <w:p>
-            <w:pPr>
-              <w:spacing w:after="80"/>
-            </w:pPr>
-            <w:r>
-              <w:t>FAISS IndexHNSWFlat with METRIC_INNER_PRODUCT (cosine, matching normalized embeddings), chunk metadata (id/doc_id/text/page_ids) persisted alongside in a JSONL sidecar keyed by row order. Chosen over a hosted vector DB (Chroma/Qdrant) for a fully local, free, dependency-light setup at our corpus scale.</w:t>
+            <w:tcW w:w="3198" w:type="dxa"/>
+            <w:tcBorders>
+              <w:top w:val="single" w:sz="4" w:space="0" w:color="000000"/>
+              <w:left w:val="single" w:sz="4" w:space="0" w:color="000000"/>
+              <w:bottom w:val="single" w:sz="4" w:space="0" w:color="000000"/>
+              <w:right w:val="single" w:sz="4" w:space="0" w:color="000000"/>
+            </w:tcBorders>
+          </w:tcPr>
+          <w:p>
+            <w:pPr>
+              <w:pStyle w:val="Normal"/>
+              <w:rPr/>
+            </w:pPr>
+            <w:r>
+              <w:rPr/>
+              <w:t>FAISS IndexHNSWFlat with METRIC_INNER_PRODUCT; chunk metadata (id/doc_id/text/page_ids) are persisted in a row-aligned JSONL sidecar. The current config selects faiss:hnsw and the implementation uses M=32. This local design avoids a hosted vector database and fits the class-project corpus.</w:t>
             </w:r>
           </w:p>
         </w:tc>
@@ -1678,9 +1949,12 @@
           </w:tcPr>
           <w:p>
             <w:pPr>
-              <w:spacing w:after="80"/>
-            </w:pPr>
-            <w:r>
+              <w:pStyle w:val="Normal"/>
+              <w:spacing w:before="0" w:after="80"/>
+              <w:rPr/>
+            </w:pPr>
+            <w:r>
+              <w:rPr/>
               <w:t>No</w:t>
             </w:r>
           </w:p>
@@ -1690,10 +1964,8 @@
     <w:p>
       <w:pPr>
         <w:pStyle w:val="Heading2"/>
-        <w:spacing w:after="100"/>
-        <w:rPr>
-          <w:rFonts w:hint="eastAsia"/>
-        </w:rPr>
+        <w:spacing w:before="240" w:after="100"/>
+        <w:rPr/>
       </w:pPr>
       <w:r>
         <w:rPr>
@@ -1706,7 +1978,9 @@
     </w:p>
     <w:p>
       <w:pPr>
-        <w:spacing w:after="100"/>
+        <w:pStyle w:val="Normal"/>
+        <w:spacing w:before="0" w:after="100"/>
+        <w:rPr/>
       </w:pPr>
       <w:r>
         <w:rPr>
@@ -1722,40 +1996,51 @@
     <w:tbl>
       <w:tblPr>
         <w:tblW w:w="9360" w:type="dxa"/>
+        <w:jc w:val="left"/>
+        <w:tblInd w:w="0" w:type="dxa"/>
         <w:tblLayout w:type="fixed"/>
-        <w:tblLook w:val="04A0" w:firstRow="1" w:lastRow="0" w:firstColumn="1" w:lastColumn="0" w:noHBand="0" w:noVBand="1"/>
+        <w:tblCellMar>
+          <w:top w:w="0" w:type="dxa"/>
+          <w:left w:w="108" w:type="dxa"/>
+          <w:bottom w:w="0" w:type="dxa"/>
+          <w:right w:w="108" w:type="dxa"/>
+        </w:tblCellMar>
+        <w:tblLook w:firstRow="1" w:noVBand="1" w:lastRow="0" w:firstColumn="1" w:lastColumn="0" w:noHBand="0" w:val="04a0"/>
       </w:tblPr>
       <w:tblGrid>
         <w:gridCol w:w="1901"/>
-        <w:gridCol w:w="1599"/>
-        <w:gridCol w:w="1101"/>
+        <w:gridCol w:w="1598"/>
+        <w:gridCol w:w="1102"/>
         <w:gridCol w:w="2400"/>
-        <w:gridCol w:w="2359"/>
+        <w:gridCol w:w="2358"/>
       </w:tblGrid>
       <w:tr>
         <w:trPr>
-          <w:tblHeader/>
+          <w:tblHeader w:val="true"/>
         </w:trPr>
         <w:tc>
           <w:tcPr>
-            <w:tcW w:w="1900" w:type="dxa"/>
-            <w:tcBorders>
-              <w:top w:val="single" w:sz="4" w:space="0" w:color="000000"/>
-              <w:left w:val="single" w:sz="4" w:space="0" w:color="000000"/>
-              <w:bottom w:val="single" w:sz="4" w:space="0" w:color="000000"/>
-              <w:right w:val="single" w:sz="4" w:space="0" w:color="000000"/>
-            </w:tcBorders>
-            <w:shd w:val="clear" w:color="auto" w:fill="1F3864"/>
-          </w:tcPr>
-          <w:p>
-            <w:pPr>
-              <w:spacing w:after="80"/>
+            <w:tcW w:w="1901" w:type="dxa"/>
+            <w:tcBorders>
+              <w:top w:val="single" w:sz="4" w:space="0" w:color="000000"/>
+              <w:left w:val="single" w:sz="4" w:space="0" w:color="000000"/>
+              <w:bottom w:val="single" w:sz="4" w:space="0" w:color="000000"/>
+              <w:right w:val="single" w:sz="4" w:space="0" w:color="000000"/>
+            </w:tcBorders>
+            <w:shd w:color="auto" w:fill="1F3864" w:val="clear"/>
+          </w:tcPr>
+          <w:p>
+            <w:pPr>
+              <w:pStyle w:val="Normal"/>
+              <w:spacing w:before="0" w:after="80"/>
+              <w:rPr/>
             </w:pPr>
             <w:r>
               <w:rPr>
                 <w:b/>
                 <w:bCs/>
                 <w:color w:val="FFFFFF"/>
+                <w:sz w:val="18"/>
               </w:rPr>
               <w:t>Stage</w:t>
             </w:r>
@@ -1771,17 +2056,20 @@
               <w:bottom w:val="single" w:sz="4" w:space="0" w:color="000000"/>
               <w:right w:val="single" w:sz="4" w:space="0" w:color="000000"/>
             </w:tcBorders>
-            <w:shd w:val="clear" w:color="auto" w:fill="1F3864"/>
-          </w:tcPr>
-          <w:p>
-            <w:pPr>
-              <w:spacing w:after="80"/>
+            <w:shd w:color="auto" w:fill="1F3864" w:val="clear"/>
+          </w:tcPr>
+          <w:p>
+            <w:pPr>
+              <w:pStyle w:val="Normal"/>
+              <w:spacing w:before="0" w:after="80"/>
+              <w:rPr/>
             </w:pPr>
             <w:r>
               <w:rPr>
                 <w:b/>
                 <w:bCs/>
                 <w:color w:val="FFFFFF"/>
+                <w:sz w:val="18"/>
               </w:rPr>
               <w:t>Model / checkpoint</w:t>
             </w:r>
@@ -1796,17 +2084,20 @@
               <w:bottom w:val="single" w:sz="4" w:space="0" w:color="000000"/>
               <w:right w:val="single" w:sz="4" w:space="0" w:color="000000"/>
             </w:tcBorders>
-            <w:shd w:val="clear" w:color="auto" w:fill="1F3864"/>
-          </w:tcPr>
-          <w:p>
-            <w:pPr>
-              <w:spacing w:after="80"/>
+            <w:shd w:color="auto" w:fill="1F3864" w:val="clear"/>
+          </w:tcPr>
+          <w:p>
+            <w:pPr>
+              <w:pStyle w:val="Normal"/>
+              <w:spacing w:before="0" w:after="80"/>
+              <w:rPr/>
             </w:pPr>
             <w:r>
               <w:rPr>
                 <w:b/>
                 <w:bCs/>
                 <w:color w:val="FFFFFF"/>
+                <w:sz w:val="18"/>
               </w:rPr>
               <w:t>Key parameters</w:t>
             </w:r>
@@ -1814,24 +2105,27 @@
         </w:tc>
         <w:tc>
           <w:tcPr>
-            <w:tcW w:w="2359" w:type="dxa"/>
-            <w:tcBorders>
-              <w:top w:val="single" w:sz="4" w:space="0" w:color="000000"/>
-              <w:left w:val="single" w:sz="4" w:space="0" w:color="000000"/>
-              <w:bottom w:val="single" w:sz="4" w:space="0" w:color="000000"/>
-              <w:right w:val="single" w:sz="4" w:space="0" w:color="000000"/>
-            </w:tcBorders>
-            <w:shd w:val="clear" w:color="auto" w:fill="1F3864"/>
-          </w:tcPr>
-          <w:p>
-            <w:pPr>
-              <w:spacing w:after="80"/>
+            <w:tcW w:w="2358" w:type="dxa"/>
+            <w:tcBorders>
+              <w:top w:val="single" w:sz="4" w:space="0" w:color="000000"/>
+              <w:left w:val="single" w:sz="4" w:space="0" w:color="000000"/>
+              <w:bottom w:val="single" w:sz="4" w:space="0" w:color="000000"/>
+              <w:right w:val="single" w:sz="4" w:space="0" w:color="000000"/>
+            </w:tcBorders>
+            <w:shd w:color="auto" w:fill="1F3864" w:val="clear"/>
+          </w:tcPr>
+          <w:p>
+            <w:pPr>
+              <w:pStyle w:val="Normal"/>
+              <w:spacing w:before="0" w:after="80"/>
+              <w:rPr/>
             </w:pPr>
             <w:r>
               <w:rPr>
                 <w:b/>
                 <w:bCs/>
                 <w:color w:val="FFFFFF"/>
+                <w:sz w:val="18"/>
               </w:rPr>
               <w:t>Pretrained / fine-tuned / scratch</w:t>
             </w:r>
@@ -1839,21 +2133,27 @@
         </w:tc>
       </w:tr>
       <w:tr>
-        <w:tc>
-          <w:tcPr>
-            <w:tcW w:w="1900" w:type="dxa"/>
-            <w:tcBorders>
-              <w:top w:val="single" w:sz="4" w:space="0" w:color="000000"/>
-              <w:left w:val="single" w:sz="4" w:space="0" w:color="000000"/>
-              <w:bottom w:val="single" w:sz="4" w:space="0" w:color="000000"/>
-              <w:right w:val="single" w:sz="4" w:space="0" w:color="000000"/>
-            </w:tcBorders>
-          </w:tcPr>
-          <w:p>
-            <w:pPr>
-              <w:spacing w:after="80"/>
-            </w:pPr>
-            <w:r>
+        <w:trPr/>
+        <w:tc>
+          <w:tcPr>
+            <w:tcW w:w="1901" w:type="dxa"/>
+            <w:tcBorders>
+              <w:top w:val="single" w:sz="4" w:space="0" w:color="000000"/>
+              <w:left w:val="single" w:sz="4" w:space="0" w:color="000000"/>
+              <w:bottom w:val="single" w:sz="4" w:space="0" w:color="000000"/>
+              <w:right w:val="single" w:sz="4" w:space="0" w:color="000000"/>
+            </w:tcBorders>
+          </w:tcPr>
+          <w:p>
+            <w:pPr>
+              <w:pStyle w:val="Normal"/>
+              <w:spacing w:before="0" w:after="80"/>
+              <w:rPr/>
+            </w:pPr>
+            <w:r>
+              <w:rPr>
+                <w:sz w:val="18"/>
+              </w:rPr>
               <w:t>Ingest + enhance</w:t>
             </w:r>
           </w:p>
@@ -1871,10 +2171,14 @@
           </w:tcPr>
           <w:p>
             <w:pPr>
-              <w:spacing w:after="80"/>
-            </w:pPr>
-            <w:r>
-              <w:t>pypdfium2 render (200 dpi) · OpenCV classical pipeline · optional tiny UNet (from scratch)</w:t>
+              <w:pStyle w:val="Normal"/>
+              <w:rPr/>
+            </w:pPr>
+            <w:r>
+              <w:rPr>
+                <w:sz w:val="18"/>
+              </w:rPr>
+              <w:t>pypdfium2 render (200 dpi) · OpenCV preprocessing + classical enhancer · optional tiny UNet (from scratch)</w:t>
             </w:r>
           </w:p>
         </w:tc>
@@ -1890,49 +2194,63 @@
           </w:tcPr>
           <w:p>
             <w:pPr>
-              <w:spacing w:after="80"/>
-            </w:pPr>
-            <w:r>
-              <w:t>dpi=200; Gaussian denoise, Otsu binarize, deskew (&gt;0.5 deg); CLAHE clipLimit 2.5 + unsharp; UNet 16/32/64 ch</w:t>
-            </w:r>
-          </w:p>
-        </w:tc>
-        <w:tc>
-          <w:tcPr>
-            <w:tcW w:w="2359" w:type="dxa"/>
-            <w:tcBorders>
-              <w:top w:val="single" w:sz="4" w:space="0" w:color="000000"/>
-              <w:left w:val="single" w:sz="4" w:space="0" w:color="000000"/>
-              <w:bottom w:val="single" w:sz="4" w:space="0" w:color="000000"/>
-              <w:right w:val="single" w:sz="4" w:space="0" w:color="000000"/>
-            </w:tcBorders>
-          </w:tcPr>
-          <w:p>
-            <w:pPr>
-              <w:spacing w:after="80"/>
-            </w:pPr>
-            <w:r>
-              <w:t>pretrained none / classical hand-tuned; UNet from scratch (trainable)</w:t>
-            </w:r>
-          </w:p>
-        </w:tc>
-      </w:tr>
-      <w:tr>
-        <w:tc>
-          <w:tcPr>
-            <w:tcW w:w="1900" w:type="dxa"/>
-            <w:tcBorders>
-              <w:top w:val="single" w:sz="4" w:space="0" w:color="000000"/>
-              <w:left w:val="single" w:sz="4" w:space="0" w:color="000000"/>
-              <w:bottom w:val="single" w:sz="4" w:space="0" w:color="000000"/>
-              <w:right w:val="single" w:sz="4" w:space="0" w:color="000000"/>
-            </w:tcBorders>
-          </w:tcPr>
-          <w:p>
-            <w:pPr>
-              <w:spacing w:after="80"/>
-            </w:pPr>
-            <w:r>
+              <w:pStyle w:val="Normal"/>
+              <w:rPr/>
+            </w:pPr>
+            <w:r>
+              <w:rPr>
+                <w:sz w:val="18"/>
+              </w:rPr>
+              <w:t>dpi=200; Gaussian blur (3x3, sigma=0.8), Otsu binarize, deskew &gt;0.5°; CLAHE clipLimit=2.5, tile=(8,8), Gaussian blur sigma=1.0, unsharp addWeighted(1.5,-0.5); optional UNet 1/16/32/64 channels</w:t>
+            </w:r>
+          </w:p>
+        </w:tc>
+        <w:tc>
+          <w:tcPr>
+            <w:tcW w:w="2358" w:type="dxa"/>
+            <w:tcBorders>
+              <w:top w:val="single" w:sz="4" w:space="0" w:color="000000"/>
+              <w:left w:val="single" w:sz="4" w:space="0" w:color="000000"/>
+              <w:bottom w:val="single" w:sz="4" w:space="0" w:color="000000"/>
+              <w:right w:val="single" w:sz="4" w:space="0" w:color="000000"/>
+            </w:tcBorders>
+          </w:tcPr>
+          <w:p>
+            <w:pPr>
+              <w:pStyle w:val="Normal"/>
+              <w:rPr/>
+            </w:pPr>
+            <w:r>
+              <w:rPr>
+                <w:sz w:val="18"/>
+              </w:rPr>
+              <w:t>classical path by default; UNet from scratch, self-supervised (trainable)</w:t>
+            </w:r>
+          </w:p>
+        </w:tc>
+      </w:tr>
+      <w:tr>
+        <w:trPr/>
+        <w:tc>
+          <w:tcPr>
+            <w:tcW w:w="1901" w:type="dxa"/>
+            <w:tcBorders>
+              <w:top w:val="single" w:sz="4" w:space="0" w:color="000000"/>
+              <w:left w:val="single" w:sz="4" w:space="0" w:color="000000"/>
+              <w:bottom w:val="single" w:sz="4" w:space="0" w:color="000000"/>
+              <w:right w:val="single" w:sz="4" w:space="0" w:color="000000"/>
+            </w:tcBorders>
+          </w:tcPr>
+          <w:p>
+            <w:pPr>
+              <w:pStyle w:val="Normal"/>
+              <w:spacing w:before="0" w:after="80"/>
+              <w:rPr/>
+            </w:pPr>
+            <w:r>
+              <w:rPr>
+                <w:sz w:val="18"/>
+              </w:rPr>
               <w:t>Layout</w:t>
             </w:r>
           </w:p>
@@ -1950,9 +2268,13 @@
           </w:tcPr>
           <w:p>
             <w:pPr>
-              <w:spacing w:after="80"/>
-            </w:pPr>
-            <w:r>
+              <w:pStyle w:val="Normal"/>
+              <w:rPr/>
+            </w:pPr>
+            <w:r>
+              <w:rPr>
+                <w:sz w:val="18"/>
+              </w:rPr>
               <w:t>heuristic projection/contour (no pretrained model)</w:t>
             </w:r>
           </w:p>
@@ -1969,49 +2291,63 @@
           </w:tcPr>
           <w:p>
             <w:pPr>
-              <w:spacing w:after="80"/>
-            </w:pPr>
-            <w:r>
-              <w:t>min_block_h=20, merge_gap=14; morphological close kernel ~(w/60, h/90); table test = ruling lines OR &gt;=2 whitespace columns (projection profile) — A1's table-structure recovery</w:t>
-            </w:r>
-          </w:p>
-        </w:tc>
-        <w:tc>
-          <w:tcPr>
-            <w:tcW w:w="2359" w:type="dxa"/>
-            <w:tcBorders>
-              <w:top w:val="single" w:sz="4" w:space="0" w:color="000000"/>
-              <w:left w:val="single" w:sz="4" w:space="0" w:color="000000"/>
-              <w:bottom w:val="single" w:sz="4" w:space="0" w:color="000000"/>
-              <w:right w:val="single" w:sz="4" w:space="0" w:color="000000"/>
-            </w:tcBorders>
-          </w:tcPr>
-          <w:p>
-            <w:pPr>
-              <w:spacing w:after="80"/>
-            </w:pPr>
-            <w:r>
+              <w:pStyle w:val="Normal"/>
+              <w:rPr/>
+            </w:pPr>
+            <w:r>
+              <w:rPr>
+                <w:sz w:val="18"/>
+              </w:rPr>
+              <w:t>min_block_h=20, merge_gap=14; morphology close kernel derived from image size (minimum 15x9); table = ruling lines OR &gt;=2 whitespace columns; figure via ink density; heading via edge/height heuristic; banded reading order</w:t>
+            </w:r>
+          </w:p>
+        </w:tc>
+        <w:tc>
+          <w:tcPr>
+            <w:tcW w:w="2358" w:type="dxa"/>
+            <w:tcBorders>
+              <w:top w:val="single" w:sz="4" w:space="0" w:color="000000"/>
+              <w:left w:val="single" w:sz="4" w:space="0" w:color="000000"/>
+              <w:bottom w:val="single" w:sz="4" w:space="0" w:color="000000"/>
+              <w:right w:val="single" w:sz="4" w:space="0" w:color="000000"/>
+            </w:tcBorders>
+          </w:tcPr>
+          <w:p>
+            <w:pPr>
+              <w:pStyle w:val="Normal"/>
+              <w:rPr/>
+            </w:pPr>
+            <w:r>
+              <w:rPr>
+                <w:sz w:val="18"/>
+              </w:rPr>
               <w:t>from scratch (heuristic)</w:t>
             </w:r>
           </w:p>
         </w:tc>
       </w:tr>
       <w:tr>
-        <w:tc>
-          <w:tcPr>
-            <w:tcW w:w="1900" w:type="dxa"/>
-            <w:tcBorders>
-              <w:top w:val="single" w:sz="4" w:space="0" w:color="000000"/>
-              <w:left w:val="single" w:sz="4" w:space="0" w:color="000000"/>
-              <w:bottom w:val="single" w:sz="4" w:space="0" w:color="000000"/>
-              <w:right w:val="single" w:sz="4" w:space="0" w:color="000000"/>
-            </w:tcBorders>
-          </w:tcPr>
-          <w:p>
-            <w:pPr>
-              <w:spacing w:after="80"/>
-            </w:pPr>
-            <w:r>
+        <w:trPr/>
+        <w:tc>
+          <w:tcPr>
+            <w:tcW w:w="1901" w:type="dxa"/>
+            <w:tcBorders>
+              <w:top w:val="single" w:sz="4" w:space="0" w:color="000000"/>
+              <w:left w:val="single" w:sz="4" w:space="0" w:color="000000"/>
+              <w:bottom w:val="single" w:sz="4" w:space="0" w:color="000000"/>
+              <w:right w:val="single" w:sz="4" w:space="0" w:color="000000"/>
+            </w:tcBorders>
+          </w:tcPr>
+          <w:p>
+            <w:pPr>
+              <w:pStyle w:val="Normal"/>
+              <w:spacing w:before="0" w:after="80"/>
+              <w:rPr/>
+            </w:pPr>
+            <w:r>
+              <w:rPr>
+                <w:sz w:val="18"/>
+              </w:rPr>
               <w:t>OCR / HTR</w:t>
             </w:r>
           </w:p>
@@ -2029,9 +2365,13 @@
           </w:tcPr>
           <w:p>
             <w:pPr>
-              <w:spacing w:after="80"/>
-            </w:pPr>
-            <w:r>
+              <w:pStyle w:val="Normal"/>
+              <w:rPr/>
+            </w:pPr>
+            <w:r>
+              <w:rPr>
+                <w:sz w:val="18"/>
+              </w:rPr>
               <w:t>RapidOCR PP-OCRv4-onnx (pretrained PP-OCR detection + recognition, en)</w:t>
             </w:r>
           </w:p>
@@ -2048,49 +2388,63 @@
           </w:tcPr>
           <w:p>
             <w:pPr>
-              <w:spacing w:after="80"/>
-            </w:pPr>
-            <w:r>
-              <w:t>canvas_size=1280, workers=3 process pool, per-page JSON cache under data/interim</w:t>
-            </w:r>
-          </w:p>
-        </w:tc>
-        <w:tc>
-          <w:tcPr>
-            <w:tcW w:w="2359" w:type="dxa"/>
-            <w:tcBorders>
-              <w:top w:val="single" w:sz="4" w:space="0" w:color="000000"/>
-              <w:left w:val="single" w:sz="4" w:space="0" w:color="000000"/>
-              <w:bottom w:val="single" w:sz="4" w:space="0" w:color="000000"/>
-              <w:right w:val="single" w:sz="4" w:space="0" w:color="000000"/>
-            </w:tcBorders>
-          </w:tcPr>
-          <w:p>
-            <w:pPr>
-              <w:spacing w:after="80"/>
-            </w:pPr>
-            <w:r>
+              <w:pStyle w:val="Normal"/>
+              <w:rPr/>
+            </w:pPr>
+            <w:r>
+              <w:rPr>
+                <w:sz w:val="18"/>
+              </w:rPr>
+              <w:t>lang=en, workers=2 process pool; per-page JSON cache under data/interim/ocr_cache; CUDA when available, otherwise CPU; optional table-cell recovery for table regions</w:t>
+            </w:r>
+          </w:p>
+        </w:tc>
+        <w:tc>
+          <w:tcPr>
+            <w:tcW w:w="2358" w:type="dxa"/>
+            <w:tcBorders>
+              <w:top w:val="single" w:sz="4" w:space="0" w:color="000000"/>
+              <w:left w:val="single" w:sz="4" w:space="0" w:color="000000"/>
+              <w:bottom w:val="single" w:sz="4" w:space="0" w:color="000000"/>
+              <w:right w:val="single" w:sz="4" w:space="0" w:color="000000"/>
+            </w:tcBorders>
+          </w:tcPr>
+          <w:p>
+            <w:pPr>
+              <w:pStyle w:val="Normal"/>
+              <w:rPr/>
+            </w:pPr>
+            <w:r>
+              <w:rPr>
+                <w:sz w:val="18"/>
+              </w:rPr>
               <w:t>pretrained (reproduced published method), not fine-tuned</w:t>
             </w:r>
           </w:p>
         </w:tc>
       </w:tr>
       <w:tr>
-        <w:tc>
-          <w:tcPr>
-            <w:tcW w:w="1900" w:type="dxa"/>
-            <w:tcBorders>
-              <w:top w:val="single" w:sz="4" w:space="0" w:color="000000"/>
-              <w:left w:val="single" w:sz="4" w:space="0" w:color="000000"/>
-              <w:bottom w:val="single" w:sz="4" w:space="0" w:color="000000"/>
-              <w:right w:val="single" w:sz="4" w:space="0" w:color="000000"/>
-            </w:tcBorders>
-          </w:tcPr>
-          <w:p>
-            <w:pPr>
-              <w:spacing w:after="80"/>
-            </w:pPr>
-            <w:r>
+        <w:trPr/>
+        <w:tc>
+          <w:tcPr>
+            <w:tcW w:w="1901" w:type="dxa"/>
+            <w:tcBorders>
+              <w:top w:val="single" w:sz="4" w:space="0" w:color="000000"/>
+              <w:left w:val="single" w:sz="4" w:space="0" w:color="000000"/>
+              <w:bottom w:val="single" w:sz="4" w:space="0" w:color="000000"/>
+              <w:right w:val="single" w:sz="4" w:space="0" w:color="000000"/>
+            </w:tcBorders>
+          </w:tcPr>
+          <w:p>
+            <w:pPr>
+              <w:pStyle w:val="Normal"/>
+              <w:spacing w:before="0" w:after="80"/>
+              <w:rPr/>
+            </w:pPr>
+            <w:r>
+              <w:rPr>
+                <w:sz w:val="18"/>
+              </w:rPr>
               <w:t>Chunk</w:t>
             </w:r>
           </w:p>
@@ -2108,14 +2462,14 @@
           </w:tcPr>
           <w:p>
             <w:pPr>
-              <w:spacing w:after="80"/>
-            </w:pPr>
-            <w:r>
-              <w:t xml:space="preserve">N/A — deterministic </w:t>
-            </w:r>
-            <w:r>
-              <w:lastRenderedPageBreak/>
-              <w:t>algorithm; uses all-MiniLM-L6-v2's own tokenizer as the token-counting ruler</w:t>
+              <w:pStyle w:val="Normal"/>
+              <w:rPr/>
+            </w:pPr>
+            <w:r>
+              <w:rPr>
+                <w:sz w:val="18"/>
+              </w:rPr>
+              <w:t>N/A — deterministic algorithm; tokenizer loaded from cfg['embed']['model']</w:t>
             </w:r>
           </w:p>
         </w:tc>
@@ -2131,60 +2485,63 @@
           </w:tcPr>
           <w:p>
             <w:pPr>
-              <w:spacing w:after="80"/>
-            </w:pPr>
-            <w:r>
-              <w:lastRenderedPageBreak/>
-              <w:t xml:space="preserve">chunk_tokens=256, </w:t>
-            </w:r>
-            <w:r>
-              <w:lastRenderedPageBreak/>
-              <w:t>overlap=32; windowed independently per OCR region</w:t>
-            </w:r>
-          </w:p>
-        </w:tc>
-        <w:tc>
-          <w:tcPr>
-            <w:tcW w:w="2359" w:type="dxa"/>
-            <w:tcBorders>
-              <w:top w:val="single" w:sz="4" w:space="0" w:color="000000"/>
-              <w:left w:val="single" w:sz="4" w:space="0" w:color="000000"/>
-              <w:bottom w:val="single" w:sz="4" w:space="0" w:color="000000"/>
-              <w:right w:val="single" w:sz="4" w:space="0" w:color="000000"/>
-            </w:tcBorders>
-          </w:tcPr>
-          <w:p>
-            <w:pPr>
-              <w:spacing w:after="80"/>
-            </w:pPr>
-            <w:r>
-              <w:lastRenderedPageBreak/>
-              <w:t xml:space="preserve">N/A (not a trained </w:t>
-            </w:r>
-            <w:r>
-              <w:lastRenderedPageBreak/>
-              <w:t>model)</w:t>
-            </w:r>
-          </w:p>
-        </w:tc>
-      </w:tr>
-      <w:tr>
-        <w:tc>
-          <w:tcPr>
-            <w:tcW w:w="1900" w:type="dxa"/>
-            <w:tcBorders>
-              <w:top w:val="single" w:sz="4" w:space="0" w:color="000000"/>
-              <w:left w:val="single" w:sz="4" w:space="0" w:color="000000"/>
-              <w:bottom w:val="single" w:sz="4" w:space="0" w:color="000000"/>
-              <w:right w:val="single" w:sz="4" w:space="0" w:color="000000"/>
-            </w:tcBorders>
-          </w:tcPr>
-          <w:p>
-            <w:pPr>
-              <w:spacing w:after="80"/>
-            </w:pPr>
-            <w:r>
-              <w:lastRenderedPageBreak/>
+              <w:pStyle w:val="Normal"/>
+              <w:rPr/>
+            </w:pPr>
+            <w:r>
+              <w:rPr>
+                <w:sz w:val="18"/>
+              </w:rPr>
+              <w:t>chunk_tokens=256, overlap=32; windowed independently per OCR region</w:t>
+            </w:r>
+          </w:p>
+        </w:tc>
+        <w:tc>
+          <w:tcPr>
+            <w:tcW w:w="2358" w:type="dxa"/>
+            <w:tcBorders>
+              <w:top w:val="single" w:sz="4" w:space="0" w:color="000000"/>
+              <w:left w:val="single" w:sz="4" w:space="0" w:color="000000"/>
+              <w:bottom w:val="single" w:sz="4" w:space="0" w:color="000000"/>
+              <w:right w:val="single" w:sz="4" w:space="0" w:color="000000"/>
+            </w:tcBorders>
+          </w:tcPr>
+          <w:p>
+            <w:pPr>
+              <w:pStyle w:val="Normal"/>
+              <w:rPr/>
+            </w:pPr>
+            <w:r>
+              <w:rPr>
+                <w:sz w:val="18"/>
+              </w:rPr>
+              <w:t>N/A (not a trained model)</w:t>
+            </w:r>
+          </w:p>
+        </w:tc>
+      </w:tr>
+      <w:tr>
+        <w:trPr/>
+        <w:tc>
+          <w:tcPr>
+            <w:tcW w:w="1901" w:type="dxa"/>
+            <w:tcBorders>
+              <w:top w:val="single" w:sz="4" w:space="0" w:color="000000"/>
+              <w:left w:val="single" w:sz="4" w:space="0" w:color="000000"/>
+              <w:bottom w:val="single" w:sz="4" w:space="0" w:color="000000"/>
+              <w:right w:val="single" w:sz="4" w:space="0" w:color="000000"/>
+            </w:tcBorders>
+          </w:tcPr>
+          <w:p>
+            <w:pPr>
+              <w:pStyle w:val="Normal"/>
+              <w:spacing w:before="0" w:after="80"/>
+              <w:rPr/>
+            </w:pPr>
+            <w:r>
+              <w:rPr>
+                <w:sz w:val="18"/>
+              </w:rPr>
               <w:t>Embed</w:t>
             </w:r>
           </w:p>
@@ -2202,9 +2559,13 @@
           </w:tcPr>
           <w:p>
             <w:pPr>
-              <w:spacing w:after="80"/>
-            </w:pPr>
-            <w:r>
+              <w:pStyle w:val="Normal"/>
+              <w:rPr/>
+            </w:pPr>
+            <w:r>
+              <w:rPr>
+                <w:sz w:val="18"/>
+              </w:rPr>
               <w:t>sentence-transformers/all-MiniLM-L6-v2</w:t>
             </w:r>
           </w:p>
@@ -2221,49 +2582,63 @@
           </w:tcPr>
           <w:p>
             <w:pPr>
-              <w:spacing w:after="80"/>
-            </w:pPr>
-            <w:r>
-              <w:t>dim=384, normalize_embeddings=True</w:t>
-            </w:r>
-          </w:p>
-        </w:tc>
-        <w:tc>
-          <w:tcPr>
-            <w:tcW w:w="2359" w:type="dxa"/>
-            <w:tcBorders>
-              <w:top w:val="single" w:sz="4" w:space="0" w:color="000000"/>
-              <w:left w:val="single" w:sz="4" w:space="0" w:color="000000"/>
-              <w:bottom w:val="single" w:sz="4" w:space="0" w:color="000000"/>
-              <w:right w:val="single" w:sz="4" w:space="0" w:color="000000"/>
-            </w:tcBorders>
-          </w:tcPr>
-          <w:p>
-            <w:pPr>
-              <w:spacing w:after="80"/>
-            </w:pPr>
-            <w:r>
-              <w:t>Pretrained (off-the-shelf, no fine-tuning)</w:t>
-            </w:r>
-          </w:p>
-        </w:tc>
-      </w:tr>
-      <w:tr>
-        <w:tc>
-          <w:tcPr>
-            <w:tcW w:w="1900" w:type="dxa"/>
-            <w:tcBorders>
-              <w:top w:val="single" w:sz="4" w:space="0" w:color="000000"/>
-              <w:left w:val="single" w:sz="4" w:space="0" w:color="000000"/>
-              <w:bottom w:val="single" w:sz="4" w:space="0" w:color="000000"/>
-              <w:right w:val="single" w:sz="4" w:space="0" w:color="000000"/>
-            </w:tcBorders>
-          </w:tcPr>
-          <w:p>
-            <w:pPr>
-              <w:spacing w:after="80"/>
-            </w:pPr>
-            <w:r>
+              <w:pStyle w:val="Normal"/>
+              <w:rPr/>
+            </w:pPr>
+            <w:r>
+              <w:rPr>
+                <w:sz w:val="18"/>
+              </w:rPr>
+              <w:t>dim=384, normalize_embeddings=True; model name read from config.yaml</w:t>
+            </w:r>
+          </w:p>
+        </w:tc>
+        <w:tc>
+          <w:tcPr>
+            <w:tcW w:w="2358" w:type="dxa"/>
+            <w:tcBorders>
+              <w:top w:val="single" w:sz="4" w:space="0" w:color="000000"/>
+              <w:left w:val="single" w:sz="4" w:space="0" w:color="000000"/>
+              <w:bottom w:val="single" w:sz="4" w:space="0" w:color="000000"/>
+              <w:right w:val="single" w:sz="4" w:space="0" w:color="000000"/>
+            </w:tcBorders>
+          </w:tcPr>
+          <w:p>
+            <w:pPr>
+              <w:pStyle w:val="Normal"/>
+              <w:rPr/>
+            </w:pPr>
+            <w:r>
+              <w:rPr>
+                <w:sz w:val="18"/>
+              </w:rPr>
+              <w:t>pretrained (off-the-shelf, no fine-tuning)</w:t>
+            </w:r>
+          </w:p>
+        </w:tc>
+      </w:tr>
+      <w:tr>
+        <w:trPr/>
+        <w:tc>
+          <w:tcPr>
+            <w:tcW w:w="1901" w:type="dxa"/>
+            <w:tcBorders>
+              <w:top w:val="single" w:sz="4" w:space="0" w:color="000000"/>
+              <w:left w:val="single" w:sz="4" w:space="0" w:color="000000"/>
+              <w:bottom w:val="single" w:sz="4" w:space="0" w:color="000000"/>
+              <w:right w:val="single" w:sz="4" w:space="0" w:color="000000"/>
+            </w:tcBorders>
+          </w:tcPr>
+          <w:p>
+            <w:pPr>
+              <w:pStyle w:val="Normal"/>
+              <w:spacing w:before="0" w:after="80"/>
+              <w:rPr/>
+            </w:pPr>
+            <w:r>
+              <w:rPr>
+                <w:sz w:val="18"/>
+              </w:rPr>
               <w:t>Index</w:t>
             </w:r>
           </w:p>
@@ -2281,9 +2656,13 @@
           </w:tcPr>
           <w:p>
             <w:pPr>
-              <w:spacing w:after="80"/>
-            </w:pPr>
-            <w:r>
+              <w:pStyle w:val="Normal"/>
+              <w:rPr/>
+            </w:pPr>
+            <w:r>
+              <w:rPr>
+                <w:sz w:val="18"/>
+              </w:rPr>
               <w:t>FAISS IndexHNSWFlat (M=32 graph connectivity)</w:t>
             </w:r>
           </w:p>
@@ -2300,34 +2679,43 @@
           </w:tcPr>
           <w:p>
             <w:pPr>
-              <w:spacing w:after="80"/>
-            </w:pPr>
-            <w:r>
-              <w:t>type=faiss:hnsw, metric=inner product (cosine), dir=data/index</w:t>
-            </w:r>
-          </w:p>
-        </w:tc>
-        <w:tc>
-          <w:tcPr>
-            <w:tcW w:w="2359" w:type="dxa"/>
-            <w:tcBorders>
-              <w:top w:val="single" w:sz="4" w:space="0" w:color="000000"/>
-              <w:left w:val="single" w:sz="4" w:space="0" w:color="000000"/>
-              <w:bottom w:val="single" w:sz="4" w:space="0" w:color="000000"/>
-              <w:right w:val="single" w:sz="4" w:space="0" w:color="000000"/>
-            </w:tcBorders>
-          </w:tcPr>
-          <w:p>
-            <w:pPr>
-              <w:spacing w:after="80"/>
-            </w:pPr>
-            <w:r>
-              <w:t>N/A (infra, not a trained model)</w:t>
-            </w:r>
-          </w:p>
-        </w:tc>
-      </w:tr>
-      <w:tr>
+              <w:pStyle w:val="Normal"/>
+              <w:rPr/>
+            </w:pPr>
+            <w:r>
+              <w:rPr>
+                <w:sz w:val="18"/>
+              </w:rPr>
+              <w:t>type=faiss:hnsw; metric=inner product (cosine for normalized vectors); M=32 is hard-coded in current store.py; dir=data/index</w:t>
+            </w:r>
+          </w:p>
+        </w:tc>
+        <w:tc>
+          <w:tcPr>
+            <w:tcW w:w="2358" w:type="dxa"/>
+            <w:tcBorders>
+              <w:top w:val="single" w:sz="4" w:space="0" w:color="000000"/>
+              <w:left w:val="single" w:sz="4" w:space="0" w:color="000000"/>
+              <w:bottom w:val="single" w:sz="4" w:space="0" w:color="000000"/>
+              <w:right w:val="single" w:sz="4" w:space="0" w:color="000000"/>
+            </w:tcBorders>
+          </w:tcPr>
+          <w:p>
+            <w:pPr>
+              <w:pStyle w:val="Normal"/>
+              <w:rPr/>
+            </w:pPr>
+            <w:r>
+              <w:rPr>
+                <w:sz w:val="18"/>
+              </w:rPr>
+              <w:t>N/A (search infrastructure, not a trained model)</w:t>
+            </w:r>
+          </w:p>
+        </w:tc>
+      </w:tr>
+      <w:tr>
+        <w:trPr/>
         <w:tc>
           <w:tcPr>
             <w:tcW w:w="3499" w:type="dxa"/>
@@ -2338,33 +2726,18 @@
               <w:bottom w:val="single" w:sz="4" w:space="0" w:color="000000"/>
               <w:right w:val="single" w:sz="4" w:space="0" w:color="000000"/>
             </w:tcBorders>
-            <w:shd w:val="clear" w:color="auto" w:fill="F2F2F2"/>
-          </w:tcPr>
-          <w:p>
-            <w:pPr>
-              <w:spacing w:after="80"/>
-            </w:pPr>
-            <w:r>
-              <w:rPr>
-                <w:b/>
-                <w:bCs/>
-              </w:rPr>
-              <w:t>The pipeline in one line</w:t>
-            </w:r>
-          </w:p>
-          <w:p>
-            <w:pPr>
-              <w:spacing w:after="80"/>
-            </w:pPr>
-            <w:r>
-              <w:rPr>
-                <w:i/>
-                <w:iCs/>
-                <w:color w:val="595959"/>
-                <w:sz w:val="18"/>
-                <w:szCs w:val="18"/>
-              </w:rPr>
-              <w:t>pages → clean → (enhance) → layout → OCR → chunk → embed → store. Note anything you changed from the default.</w:t>
+            <w:shd w:color="auto" w:fill="F2F2F2" w:val="clear"/>
+          </w:tcPr>
+          <w:p>
+            <w:pPr>
+              <w:pStyle w:val="Normal"/>
+              <w:rPr/>
+            </w:pPr>
+            <w:r>
+              <w:rPr>
+                <w:sz w:val="18"/>
+              </w:rPr>
+              <w:t>pages -&gt; preprocess (Gaussian denoise / Otsu / deskew) -&gt; enhance (CLAHE+unsharp) -&gt; layout (projection/contour + unruled-column detection) -&gt; OCR (RapidOCR PP-OCRv4-onnx, page-level, cached) -&gt; chunk (256/32) -&gt; embed (MiniLM-L6-v2, 384-d, normalized) -&gt; store (FAISS HNSW). Current config defaults: classical enhancement, RapidOCR ONNX, FAISS HNSW, device=cuda with per-stage CPU fallback when CUDA is unavailable.</w:t>
             </w:r>
           </w:p>
         </w:tc>
@@ -2381,9 +2754,14 @@
           </w:tcPr>
           <w:p>
             <w:pPr>
-              <w:spacing w:after="80"/>
-            </w:pPr>
-            <w:r>
+              <w:pStyle w:val="Normal"/>
+              <w:spacing w:before="0" w:after="80"/>
+              <w:rPr/>
+            </w:pPr>
+            <w:r>
+              <w:rPr>
+                <w:sz w:val="18"/>
+              </w:rPr>
               <w:t>pages -&gt; clean (denoise/binarize/deskew) -&gt; enhance (CLAHE+unsharp) -&gt; layout (projection/contour + unruled-column detection) -&gt; OCR (RapidOCR PP-OCRv4-onnx, page-level, cached) -&gt; chunk (256/32) -&gt; embed (MiniLM-L6-v2 384-d) -&gt; store (faiss:hnsw). Changed from default: OCR backend (RapidOCR PP-OCRv4-onnx — paddleocr blocked by the paddlepaddle CPU bug), , enhancement default (classical).</w:t>
             </w:r>
           </w:p>
@@ -2393,10 +2771,8 @@
     <w:p>
       <w:pPr>
         <w:pStyle w:val="Heading2"/>
-        <w:spacing w:after="100"/>
-        <w:rPr>
-          <w:rFonts w:hint="eastAsia"/>
-        </w:rPr>
+        <w:spacing w:before="240" w:after="100"/>
+        <w:rPr/>
       </w:pPr>
       <w:r>
         <w:rPr>
@@ -2409,7 +2785,9 @@
     </w:p>
     <w:p>
       <w:pPr>
-        <w:spacing w:after="100"/>
+        <w:pStyle w:val="Normal"/>
+        <w:spacing w:before="0" w:after="100"/>
+        <w:rPr/>
       </w:pPr>
       <w:r>
         <w:rPr>
@@ -2425,40 +2803,54 @@
     <w:tbl>
       <w:tblPr>
         <w:tblW w:w="9360" w:type="dxa"/>
+        <w:jc w:val="left"/>
+        <w:tblInd w:w="0" w:type="dxa"/>
         <w:tblLayout w:type="fixed"/>
-        <w:tblLook w:val="04A0" w:firstRow="1" w:lastRow="0" w:firstColumn="1" w:lastColumn="0" w:noHBand="0" w:noVBand="1"/>
+        <w:tblCellMar>
+          <w:top w:w="0" w:type="dxa"/>
+          <w:left w:w="108" w:type="dxa"/>
+          <w:bottom w:w="0" w:type="dxa"/>
+          <w:right w:w="108" w:type="dxa"/>
+        </w:tblCellMar>
+        <w:tblLook w:firstRow="1" w:noVBand="1" w:lastRow="0" w:firstColumn="1" w:lastColumn="0" w:noHBand="0" w:val="04a0"/>
       </w:tblPr>
       <w:tblGrid>
-        <w:gridCol w:w="3499"/>
+        <w:gridCol w:w="3498"/>
         <w:gridCol w:w="5861"/>
       </w:tblGrid>
       <w:tr>
-        <w:tc>
-          <w:tcPr>
-            <w:tcW w:w="3499" w:type="dxa"/>
-            <w:tcBorders>
-              <w:top w:val="single" w:sz="4" w:space="0" w:color="000000"/>
-              <w:left w:val="single" w:sz="4" w:space="0" w:color="000000"/>
-              <w:bottom w:val="single" w:sz="4" w:space="0" w:color="000000"/>
-              <w:right w:val="single" w:sz="4" w:space="0" w:color="000000"/>
-            </w:tcBorders>
-            <w:shd w:val="clear" w:color="auto" w:fill="F2F2F2"/>
-          </w:tcPr>
-          <w:p>
-            <w:pPr>
-              <w:spacing w:after="80"/>
+        <w:trPr/>
+        <w:tc>
+          <w:tcPr>
+            <w:tcW w:w="3498" w:type="dxa"/>
+            <w:tcBorders>
+              <w:top w:val="single" w:sz="4" w:space="0" w:color="000000"/>
+              <w:left w:val="single" w:sz="4" w:space="0" w:color="000000"/>
+              <w:bottom w:val="single" w:sz="4" w:space="0" w:color="000000"/>
+              <w:right w:val="single" w:sz="4" w:space="0" w:color="000000"/>
+            </w:tcBorders>
+            <w:shd w:color="auto" w:fill="F2F2F2" w:val="clear"/>
+          </w:tcPr>
+          <w:p>
+            <w:pPr>
+              <w:pStyle w:val="Normal"/>
+              <w:spacing w:before="0" w:after="80"/>
+              <w:rPr/>
             </w:pPr>
             <w:r>
               <w:rPr>
                 <w:b/>
                 <w:bCs/>
+                <w:sz w:val="18"/>
               </w:rPr>
               <w:t>OCR quality on a sample</w:t>
             </w:r>
           </w:p>
           <w:p>
             <w:pPr>
-              <w:spacing w:after="80"/>
+              <w:pStyle w:val="Normal"/>
+              <w:spacing w:before="0" w:after="80"/>
+              <w:rPr/>
             </w:pPr>
             <w:r>
               <w:rPr>
@@ -2474,48 +2866,61 @@
         </w:tc>
         <w:tc>
           <w:tcPr>
-            <w:tcW w:w="5860" w:type="dxa"/>
-            <w:tcBorders>
-              <w:top w:val="single" w:sz="4" w:space="0" w:color="000000"/>
-              <w:left w:val="single" w:sz="4" w:space="0" w:color="000000"/>
-              <w:bottom w:val="single" w:sz="4" w:space="0" w:color="000000"/>
-              <w:right w:val="single" w:sz="4" w:space="0" w:color="000000"/>
-            </w:tcBorders>
-          </w:tcPr>
-          <w:p>
-            <w:r>
-              <w:t>notebooks/kb_demo.ipynb: char-F1 on the 4 held-out labelled pages (12/16/18/19, 1,199 gold words) = 0.971 / 0.673 / 0.524 / 0.544, mean 0.678 — worst on the dense vital-statistics table and fold-out-map pages (the honest degraded-scans range).</w:t>
-            </w:r>
-          </w:p>
-        </w:tc>
-      </w:tr>
-      <w:tr>
-        <w:tc>
-          <w:tcPr>
-            <w:tcW w:w="3499" w:type="dxa"/>
-            <w:tcBorders>
-              <w:top w:val="single" w:sz="4" w:space="0" w:color="000000"/>
-              <w:left w:val="single" w:sz="4" w:space="0" w:color="000000"/>
-              <w:bottom w:val="single" w:sz="4" w:space="0" w:color="000000"/>
-              <w:right w:val="single" w:sz="4" w:space="0" w:color="000000"/>
-            </w:tcBorders>
-            <w:shd w:val="clear" w:color="auto" w:fill="F2F2F2"/>
-          </w:tcPr>
-          <w:p>
-            <w:pPr>
-              <w:spacing w:after="80"/>
+            <w:tcW w:w="5861" w:type="dxa"/>
+            <w:tcBorders>
+              <w:top w:val="single" w:sz="4" w:space="0" w:color="000000"/>
+              <w:left w:val="single" w:sz="4" w:space="0" w:color="000000"/>
+              <w:bottom w:val="single" w:sz="4" w:space="0" w:color="000000"/>
+              <w:right w:val="single" w:sz="4" w:space="0" w:color="000000"/>
+            </w:tcBorders>
+          </w:tcPr>
+          <w:p>
+            <w:pPr>
+              <w:pStyle w:val="Normal"/>
+              <w:rPr/>
+            </w:pPr>
+            <w:r>
+              <w:rPr>
+                <w:sz w:val="18"/>
+              </w:rPr>
+              <w:t>Current checked-in notebooks/kb_demo.ipynb demonstrates the held-out page bengal1889_p0018: 3 layout regions -&gt; 3 OCR region-chunks -&gt; 8 token-windowed chunks -&gt; 384-d embeddings -&gt; FAISS store build/load round-trip with 8 vectors. The previously reported 4-page char-F1 values and 6,088-chunk NumPy exact-index statistics are not present in the current checked-in notebook, so they have been removed rather than repeated as unsupported evidence.</w:t>
+            </w:r>
+          </w:p>
+        </w:tc>
+      </w:tr>
+      <w:tr>
+        <w:trPr/>
+        <w:tc>
+          <w:tcPr>
+            <w:tcW w:w="3498" w:type="dxa"/>
+            <w:tcBorders>
+              <w:top w:val="single" w:sz="4" w:space="0" w:color="000000"/>
+              <w:left w:val="single" w:sz="4" w:space="0" w:color="000000"/>
+              <w:bottom w:val="single" w:sz="4" w:space="0" w:color="000000"/>
+              <w:right w:val="single" w:sz="4" w:space="0" w:color="000000"/>
+            </w:tcBorders>
+            <w:shd w:color="auto" w:fill="F2F2F2" w:val="clear"/>
+          </w:tcPr>
+          <w:p>
+            <w:pPr>
+              <w:pStyle w:val="Normal"/>
+              <w:spacing w:before="0" w:after="80"/>
+              <w:rPr/>
             </w:pPr>
             <w:r>
               <w:rPr>
                 <w:b/>
                 <w:bCs/>
+                <w:sz w:val="18"/>
               </w:rPr>
               <w:t>Index statistics</w:t>
             </w:r>
           </w:p>
           <w:p>
             <w:pPr>
-              <w:spacing w:after="80"/>
+              <w:pStyle w:val="Normal"/>
+              <w:spacing w:before="0" w:after="80"/>
+              <w:rPr/>
             </w:pPr>
             <w:r>
               <w:rPr>
@@ -2531,48 +2936,61 @@
         </w:tc>
         <w:tc>
           <w:tcPr>
-            <w:tcW w:w="5860" w:type="dxa"/>
-            <w:tcBorders>
-              <w:top w:val="single" w:sz="4" w:space="0" w:color="000000"/>
-              <w:left w:val="single" w:sz="4" w:space="0" w:color="000000"/>
-              <w:bottom w:val="single" w:sz="4" w:space="0" w:color="000000"/>
-              <w:right w:val="single" w:sz="4" w:space="0" w:color="000000"/>
-            </w:tcBorders>
-          </w:tcPr>
-          <w:p>
-            <w:r>
-              <w:t>6,088 chunks, 384-d all-MiniLM-L6-v2, numpy:flat exact cosine index; coverage 761 / 836 pages (~381.9k words counted across chunks incl. 32-token overlap; corpus-level ~180k); 75 pages verified blank (0% ink) and excluded.</w:t>
-            </w:r>
-          </w:p>
-        </w:tc>
-      </w:tr>
-      <w:tr>
-        <w:tc>
-          <w:tcPr>
-            <w:tcW w:w="3499" w:type="dxa"/>
-            <w:tcBorders>
-              <w:top w:val="single" w:sz="4" w:space="0" w:color="000000"/>
-              <w:left w:val="single" w:sz="4" w:space="0" w:color="000000"/>
-              <w:bottom w:val="single" w:sz="4" w:space="0" w:color="000000"/>
-              <w:right w:val="single" w:sz="4" w:space="0" w:color="000000"/>
-            </w:tcBorders>
-            <w:shd w:val="clear" w:color="auto" w:fill="F2F2F2"/>
-          </w:tcPr>
-          <w:p>
-            <w:pPr>
-              <w:spacing w:after="80"/>
+            <w:tcW w:w="5861" w:type="dxa"/>
+            <w:tcBorders>
+              <w:top w:val="single" w:sz="4" w:space="0" w:color="000000"/>
+              <w:left w:val="single" w:sz="4" w:space="0" w:color="000000"/>
+              <w:bottom w:val="single" w:sz="4" w:space="0" w:color="000000"/>
+              <w:right w:val="single" w:sz="4" w:space="0" w:color="000000"/>
+            </w:tcBorders>
+          </w:tcPr>
+          <w:p>
+            <w:pPr>
+              <w:pStyle w:val="Normal"/>
+              <w:rPr/>
+            </w:pPr>
+            <w:r>
+              <w:rPr>
+                <w:sz w:val="18"/>
+              </w:rPr>
+              <w:t>Current checked-in evidence does not report corpus-wide chunk/page coverage or a retrieval benchmark. The store round-trip is demonstrated, but the current notebook's Stage 4 demo does not perform a top-k retrieval query. A3 should add the required retrieval example and corpus-level measurements before submission.</w:t>
+            </w:r>
+          </w:p>
+        </w:tc>
+      </w:tr>
+      <w:tr>
+        <w:trPr/>
+        <w:tc>
+          <w:tcPr>
+            <w:tcW w:w="3498" w:type="dxa"/>
+            <w:tcBorders>
+              <w:top w:val="single" w:sz="4" w:space="0" w:color="000000"/>
+              <w:left w:val="single" w:sz="4" w:space="0" w:color="000000"/>
+              <w:bottom w:val="single" w:sz="4" w:space="0" w:color="000000"/>
+              <w:right w:val="single" w:sz="4" w:space="0" w:color="000000"/>
+            </w:tcBorders>
+            <w:shd w:color="auto" w:fill="F2F2F2" w:val="clear"/>
+          </w:tcPr>
+          <w:p>
+            <w:pPr>
+              <w:pStyle w:val="Normal"/>
+              <w:spacing w:before="0" w:after="80"/>
+              <w:rPr/>
             </w:pPr>
             <w:r>
               <w:rPr>
                 <w:b/>
                 <w:bCs/>
+                <w:sz w:val="18"/>
               </w:rPr>
               <w:t>One retrieval example</w:t>
             </w:r>
           </w:p>
           <w:p>
             <w:pPr>
-              <w:spacing w:after="80"/>
+              <w:pStyle w:val="Normal"/>
+              <w:spacing w:before="0" w:after="80"/>
+              <w:rPr/>
             </w:pPr>
             <w:r>
               <w:rPr>
@@ -2588,48 +3006,61 @@
         </w:tc>
         <w:tc>
           <w:tcPr>
-            <w:tcW w:w="5860" w:type="dxa"/>
-            <w:tcBorders>
-              <w:top w:val="single" w:sz="4" w:space="0" w:color="000000"/>
-              <w:left w:val="single" w:sz="4" w:space="0" w:color="000000"/>
-              <w:bottom w:val="single" w:sz="4" w:space="0" w:color="000000"/>
-              <w:right w:val="single" w:sz="4" w:space="0" w:color="000000"/>
-            </w:tcBorders>
-          </w:tcPr>
-          <w:p>
-            <w:r>
-              <w:t>Query: "what was the mortality from cholera in Calcutta during 1889?" -&gt; top chunk bengal1889_p0019:r5, score 0.811 — "It is satisfactory to notice that there was a decrease of deaths from cholera during 1889 in all nine..." — right page, correct region. Retrieval exposes the per-chunk score (the weak-evidence signal the A3 evidence-gated re-search reads); warm p95 = 11 ms and cold start 23 s are reported as engineering detail in kb_demo.ipynb — the committed NFR is auditable, not latency.</w:t>
-            </w:r>
-          </w:p>
-        </w:tc>
-      </w:tr>
-      <w:tr>
-        <w:tc>
-          <w:tcPr>
-            <w:tcW w:w="3499" w:type="dxa"/>
-            <w:tcBorders>
-              <w:top w:val="single" w:sz="4" w:space="0" w:color="000000"/>
-              <w:left w:val="single" w:sz="4" w:space="0" w:color="000000"/>
-              <w:bottom w:val="single" w:sz="4" w:space="0" w:color="000000"/>
-              <w:right w:val="single" w:sz="4" w:space="0" w:color="000000"/>
-            </w:tcBorders>
-            <w:shd w:val="clear" w:color="auto" w:fill="F2F2F2"/>
-          </w:tcPr>
-          <w:p>
-            <w:pPr>
-              <w:spacing w:after="80"/>
+            <w:tcW w:w="5861" w:type="dxa"/>
+            <w:tcBorders>
+              <w:top w:val="single" w:sz="4" w:space="0" w:color="000000"/>
+              <w:left w:val="single" w:sz="4" w:space="0" w:color="000000"/>
+              <w:bottom w:val="single" w:sz="4" w:space="0" w:color="000000"/>
+              <w:right w:val="single" w:sz="4" w:space="0" w:color="000000"/>
+            </w:tcBorders>
+          </w:tcPr>
+          <w:p>
+            <w:pPr>
+              <w:pStyle w:val="Normal"/>
+              <w:rPr/>
+            </w:pPr>
+            <w:r>
+              <w:rPr>
+                <w:sz w:val="18"/>
+              </w:rPr>
+              <w:t>There is no current top-k retrieval result in the checked-in kb_demo.ipynb. The notebook demonstrates the FAISS store build/load round-trip, but it does not currently contain the required query → top chunk → correctness example. The earlier query/score claim has therefore been removed rather than presented as current evidence.</w:t>
+            </w:r>
+          </w:p>
+        </w:tc>
+      </w:tr>
+      <w:tr>
+        <w:trPr/>
+        <w:tc>
+          <w:tcPr>
+            <w:tcW w:w="3498" w:type="dxa"/>
+            <w:tcBorders>
+              <w:top w:val="single" w:sz="4" w:space="0" w:color="000000"/>
+              <w:left w:val="single" w:sz="4" w:space="0" w:color="000000"/>
+              <w:bottom w:val="single" w:sz="4" w:space="0" w:color="000000"/>
+              <w:right w:val="single" w:sz="4" w:space="0" w:color="000000"/>
+            </w:tcBorders>
+            <w:shd w:color="auto" w:fill="F2F2F2" w:val="clear"/>
+          </w:tcPr>
+          <w:p>
+            <w:pPr>
+              <w:pStyle w:val="Normal"/>
+              <w:spacing w:before="0" w:after="80"/>
+              <w:rPr/>
             </w:pPr>
             <w:r>
               <w:rPr>
                 <w:b/>
                 <w:bCs/>
+                <w:sz w:val="18"/>
               </w:rPr>
               <w:t>The worst failure we saw</w:t>
             </w:r>
           </w:p>
           <w:p>
             <w:pPr>
-              <w:spacing w:after="80"/>
+              <w:pStyle w:val="Normal"/>
+              <w:spacing w:before="0" w:after="80"/>
+              <w:rPr/>
             </w:pPr>
             <w:r>
               <w:rPr>
@@ -2645,17 +3076,24 @@
         </w:tc>
         <w:tc>
           <w:tcPr>
-            <w:tcW w:w="5860" w:type="dxa"/>
-            <w:tcBorders>
-              <w:top w:val="single" w:sz="4" w:space="0" w:color="000000"/>
-              <w:left w:val="single" w:sz="4" w:space="0" w:color="000000"/>
-              <w:bottom w:val="single" w:sz="4" w:space="0" w:color="000000"/>
-              <w:right w:val="single" w:sz="4" w:space="0" w:color="000000"/>
-            </w:tcBorders>
-          </w:tcPr>
-          <w:p>
-            <w:r>
-              <w:t>Dense vital-statistics tables and fold-out maps transcribe worst (fragmented digits, misread headers); 1890 typography (long-s, ligatures) is misread by the generic recognizer. This is the honest degraded-scans failure case and shapes A3 (per-region re-OCR, table-aware handling).</w:t>
+            <w:tcW w:w="5861" w:type="dxa"/>
+            <w:tcBorders>
+              <w:top w:val="single" w:sz="4" w:space="0" w:color="000000"/>
+              <w:left w:val="single" w:sz="4" w:space="0" w:color="000000"/>
+              <w:bottom w:val="single" w:sz="4" w:space="0" w:color="000000"/>
+              <w:right w:val="single" w:sz="4" w:space="0" w:color="000000"/>
+            </w:tcBorders>
+          </w:tcPr>
+          <w:p>
+            <w:pPr>
+              <w:pStyle w:val="Normal"/>
+              <w:rPr/>
+            </w:pPr>
+            <w:r>
+              <w:rPr>
+                <w:sz w:val="18"/>
+              </w:rPr>
+              <w:t>The current notebook's hardest observed page is a dense statistical-table region: the OCR output contains visibly fragmented/misread digits and headings. This remains the main risk for retrieval and answer quality, and the current code already includes table-region cell recovery as a first mitigation.</w:t>
             </w:r>
           </w:p>
         </w:tc>
@@ -2664,10 +3102,8 @@
     <w:p>
       <w:pPr>
         <w:pStyle w:val="Heading2"/>
-        <w:spacing w:after="100"/>
-        <w:rPr>
-          <w:rFonts w:hint="eastAsia"/>
-        </w:rPr>
+        <w:spacing w:before="240" w:after="100"/>
+        <w:rPr/>
       </w:pPr>
       <w:r>
         <w:rPr>
@@ -2680,7 +3116,9 @@
     </w:p>
     <w:p>
       <w:pPr>
-        <w:spacing w:after="100"/>
+        <w:pStyle w:val="Normal"/>
+        <w:spacing w:before="0" w:after="100"/>
+        <w:rPr/>
       </w:pPr>
       <w:r>
         <w:rPr>
@@ -2696,40 +3134,54 @@
     <w:tbl>
       <w:tblPr>
         <w:tblW w:w="9360" w:type="dxa"/>
+        <w:jc w:val="left"/>
+        <w:tblInd w:w="0" w:type="dxa"/>
         <w:tblLayout w:type="fixed"/>
-        <w:tblLook w:val="04A0" w:firstRow="1" w:lastRow="0" w:firstColumn="1" w:lastColumn="0" w:noHBand="0" w:noVBand="1"/>
+        <w:tblCellMar>
+          <w:top w:w="0" w:type="dxa"/>
+          <w:left w:w="108" w:type="dxa"/>
+          <w:bottom w:w="0" w:type="dxa"/>
+          <w:right w:w="108" w:type="dxa"/>
+        </w:tblCellMar>
+        <w:tblLook w:firstRow="1" w:noVBand="1" w:lastRow="0" w:firstColumn="1" w:lastColumn="0" w:noHBand="0" w:val="04a0"/>
       </w:tblPr>
       <w:tblGrid>
-        <w:gridCol w:w="3499"/>
+        <w:gridCol w:w="3498"/>
         <w:gridCol w:w="5861"/>
       </w:tblGrid>
       <w:tr>
-        <w:tc>
-          <w:tcPr>
-            <w:tcW w:w="3499" w:type="dxa"/>
-            <w:tcBorders>
-              <w:top w:val="single" w:sz="4" w:space="0" w:color="000000"/>
-              <w:left w:val="single" w:sz="4" w:space="0" w:color="000000"/>
-              <w:bottom w:val="single" w:sz="4" w:space="0" w:color="000000"/>
-              <w:right w:val="single" w:sz="4" w:space="0" w:color="000000"/>
-            </w:tcBorders>
-            <w:shd w:val="clear" w:color="auto" w:fill="F2F2F2"/>
-          </w:tcPr>
-          <w:p>
-            <w:pPr>
-              <w:spacing w:after="80"/>
+        <w:trPr/>
+        <w:tc>
+          <w:tcPr>
+            <w:tcW w:w="3498" w:type="dxa"/>
+            <w:tcBorders>
+              <w:top w:val="single" w:sz="4" w:space="0" w:color="000000"/>
+              <w:left w:val="single" w:sz="4" w:space="0" w:color="000000"/>
+              <w:bottom w:val="single" w:sz="4" w:space="0" w:color="000000"/>
+              <w:right w:val="single" w:sz="4" w:space="0" w:color="000000"/>
+            </w:tcBorders>
+            <w:shd w:color="auto" w:fill="F2F2F2" w:val="clear"/>
+          </w:tcPr>
+          <w:p>
+            <w:pPr>
+              <w:pStyle w:val="Normal"/>
+              <w:spacing w:before="0" w:after="80"/>
+              <w:rPr/>
             </w:pPr>
             <w:r>
               <w:rPr>
                 <w:b/>
                 <w:bCs/>
+                <w:sz w:val="18"/>
               </w:rPr>
               <w:t>What we'll build next</w:t>
             </w:r>
           </w:p>
           <w:p>
             <w:pPr>
-              <w:spacing w:after="80"/>
+              <w:pStyle w:val="Normal"/>
+              <w:spacing w:before="0" w:after="80"/>
+              <w:rPr/>
             </w:pPr>
             <w:r>
               <w:rPr>
@@ -2739,69 +3191,79 @@
                 <w:sz w:val="18"/>
                 <w:szCs w:val="18"/>
               </w:rPr>
-              <w:lastRenderedPageBreak/>
               <w:t>retrieval + rerank, the agent loop + tools, guardrails/HITL, grounding, evaluation — and RL/RLVR if you attempt the bonus.</w:t>
             </w:r>
           </w:p>
           <w:p>
-            <w:r>
+            <w:pPr>
+              <w:pStyle w:val="Normal"/>
+              <w:rPr/>
+            </w:pPr>
+            <w:r>
+              <w:rPr>
+                <w:sz w:val="18"/>
+              </w:rPr>
               <w:t>Carry the agent forward: in A3 it must do evidence-gated re-search (widen k on weak evidence, abstain at k_max) — the mandatory agentic behaviour, graded fail-closed in A3.</w:t>
             </w:r>
           </w:p>
         </w:tc>
         <w:tc>
           <w:tcPr>
-            <w:tcW w:w="5860" w:type="dxa"/>
-            <w:tcBorders>
-              <w:top w:val="single" w:sz="4" w:space="0" w:color="000000"/>
-              <w:left w:val="single" w:sz="4" w:space="0" w:color="000000"/>
-              <w:bottom w:val="single" w:sz="4" w:space="0" w:color="000000"/>
-              <w:right w:val="single" w:sz="4" w:space="0" w:color="000000"/>
-            </w:tcBorders>
-          </w:tcPr>
-          <w:p>
-            <w:pPr>
-              <w:spacing w:after="80"/>
-            </w:pPr>
-            <w:r>
-              <w:lastRenderedPageBreak/>
-              <w:t xml:space="preserve">retrieval+rerank (cross-encoder optional), the agent loop with the </w:t>
-            </w:r>
-            <w:r>
-              <w:lastRenderedPageBreak/>
-              <w:t>MANDATORY evidence-gated re-search (widen k on weak top_score, abstain at k_max — traces/run.jsonl emits the path), guardrails/HITL, grounding + citations, evaluation on tasks.jsonl (recall@k, grounded accuracy); RL/RLVR only if time allows (bonus). Also index map/figure descriptions (A1's Impact-3 plan) so the agent can answer questions about them.</w:t>
-            </w:r>
-          </w:p>
-        </w:tc>
-      </w:tr>
-      <w:tr>
-        <w:tc>
-          <w:tcPr>
-            <w:tcW w:w="3499" w:type="dxa"/>
-            <w:tcBorders>
-              <w:top w:val="single" w:sz="4" w:space="0" w:color="000000"/>
-              <w:left w:val="single" w:sz="4" w:space="0" w:color="000000"/>
-              <w:bottom w:val="single" w:sz="4" w:space="0" w:color="000000"/>
-              <w:right w:val="single" w:sz="4" w:space="0" w:color="000000"/>
-            </w:tcBorders>
-            <w:shd w:val="clear" w:color="auto" w:fill="F2F2F2"/>
-          </w:tcPr>
-          <w:p>
-            <w:pPr>
-              <w:spacing w:after="80"/>
+            <w:tcW w:w="5861" w:type="dxa"/>
+            <w:tcBorders>
+              <w:top w:val="single" w:sz="4" w:space="0" w:color="000000"/>
+              <w:left w:val="single" w:sz="4" w:space="0" w:color="000000"/>
+              <w:bottom w:val="single" w:sz="4" w:space="0" w:color="000000"/>
+              <w:right w:val="single" w:sz="4" w:space="0" w:color="000000"/>
+            </w:tcBorders>
+          </w:tcPr>
+          <w:p>
+            <w:pPr>
+              <w:pStyle w:val="Normal"/>
+              <w:rPr/>
+            </w:pPr>
+            <w:r>
+              <w:rPr>
+                <w:sz w:val="18"/>
+              </w:rPr>
+              <w:t>Next: implement/verify retrieval + reranking, the agent loop and tools, guardrails/HITL, grounding/citations, and evaluation. The current config already contains evidence-gated retrieval parameters (k=10, step=10, k_max=40, weak_threshold=0.35) and a reranker checkpoint (cross-encoder/ms-marco-MiniLM-L6-v2), but these are A3 configuration/planning rather than demonstrated A2 results. RL/RLVR remains optional bonus work.</w:t>
+            </w:r>
+          </w:p>
+        </w:tc>
+      </w:tr>
+      <w:tr>
+        <w:trPr/>
+        <w:tc>
+          <w:tcPr>
+            <w:tcW w:w="3498" w:type="dxa"/>
+            <w:tcBorders>
+              <w:top w:val="single" w:sz="4" w:space="0" w:color="000000"/>
+              <w:left w:val="single" w:sz="4" w:space="0" w:color="000000"/>
+              <w:bottom w:val="single" w:sz="4" w:space="0" w:color="000000"/>
+              <w:right w:val="single" w:sz="4" w:space="0" w:color="000000"/>
+            </w:tcBorders>
+            <w:shd w:color="auto" w:fill="F2F2F2" w:val="clear"/>
+          </w:tcPr>
+          <w:p>
+            <w:pPr>
+              <w:pStyle w:val="Normal"/>
+              <w:spacing w:before="0" w:after="80"/>
+              <w:rPr/>
             </w:pPr>
             <w:r>
               <w:rPr>
                 <w:b/>
                 <w:bCs/>
-              </w:rPr>
-              <w:lastRenderedPageBreak/>
+                <w:sz w:val="18"/>
+              </w:rPr>
               <w:t>Our evaluation set</w:t>
             </w:r>
           </w:p>
           <w:p>
             <w:pPr>
-              <w:spacing w:after="80"/>
+              <w:pStyle w:val="Normal"/>
+              <w:spacing w:before="0" w:after="80"/>
+              <w:rPr/>
             </w:pPr>
             <w:r>
               <w:rPr>
@@ -2817,51 +3279,62 @@
         </w:tc>
         <w:tc>
           <w:tcPr>
-            <w:tcW w:w="5860" w:type="dxa"/>
-            <w:tcBorders>
-              <w:top w:val="single" w:sz="4" w:space="0" w:color="000000"/>
-              <w:left w:val="single" w:sz="4" w:space="0" w:color="000000"/>
-              <w:bottom w:val="single" w:sz="4" w:space="0" w:color="000000"/>
-              <w:right w:val="single" w:sz="4" w:space="0" w:color="000000"/>
-            </w:tcBorders>
-          </w:tcPr>
-          <w:p>
-            <w:pPr>
-              <w:spacing w:after="80"/>
-            </w:pPr>
-            <w:r>
+            <w:tcW w:w="5861" w:type="dxa"/>
+            <w:tcBorders>
+              <w:top w:val="single" w:sz="4" w:space="0" w:color="000000"/>
+              <w:left w:val="single" w:sz="4" w:space="0" w:color="000000"/>
+              <w:bottom w:val="single" w:sz="4" w:space="0" w:color="000000"/>
+              <w:right w:val="single" w:sz="4" w:space="0" w:color="000000"/>
+            </w:tcBorders>
+          </w:tcPr>
+          <w:p>
+            <w:pPr>
+              <w:pStyle w:val="Normal"/>
+              <w:spacing w:before="0" w:after="80"/>
+              <w:rPr/>
+            </w:pPr>
+            <w:r>
+              <w:rPr>
+                <w:sz w:val="18"/>
+              </w:rPr>
               <w:t>Author grading_kit/tasks.jsonl for OUR domain: questions a historian of public health would ask (e.g. 'what was the cholera death rate in Calcutta in 1889?') — enough checkable/verifiable items anchored to labels.jsonl, plus abstention (out-of-corpus) cases and one {needs_research true/false} pair; scored by groundedness &gt;= 0.90 + exact-match against labels.jsonl (A1's success metric).</w:t>
             </w:r>
           </w:p>
         </w:tc>
       </w:tr>
       <w:tr>
-        <w:tc>
-          <w:tcPr>
-            <w:tcW w:w="3499" w:type="dxa"/>
-            <w:tcBorders>
-              <w:top w:val="single" w:sz="4" w:space="0" w:color="000000"/>
-              <w:left w:val="single" w:sz="4" w:space="0" w:color="000000"/>
-              <w:bottom w:val="single" w:sz="4" w:space="0" w:color="000000"/>
-              <w:right w:val="single" w:sz="4" w:space="0" w:color="000000"/>
-            </w:tcBorders>
-            <w:shd w:val="clear" w:color="auto" w:fill="F2F2F2"/>
-          </w:tcPr>
-          <w:p>
-            <w:pPr>
-              <w:spacing w:after="80"/>
+        <w:trPr/>
+        <w:tc>
+          <w:tcPr>
+            <w:tcW w:w="3498" w:type="dxa"/>
+            <w:tcBorders>
+              <w:top w:val="single" w:sz="4" w:space="0" w:color="000000"/>
+              <w:left w:val="single" w:sz="4" w:space="0" w:color="000000"/>
+              <w:bottom w:val="single" w:sz="4" w:space="0" w:color="000000"/>
+              <w:right w:val="single" w:sz="4" w:space="0" w:color="000000"/>
+            </w:tcBorders>
+            <w:shd w:color="auto" w:fill="F2F2F2" w:val="clear"/>
+          </w:tcPr>
+          <w:p>
+            <w:pPr>
+              <w:pStyle w:val="Normal"/>
+              <w:spacing w:before="0" w:after="80"/>
+              <w:rPr/>
             </w:pPr>
             <w:r>
               <w:rPr>
                 <w:b/>
                 <w:bCs/>
+                <w:sz w:val="18"/>
               </w:rPr>
               <w:t>Biggest risk / unknown</w:t>
             </w:r>
           </w:p>
           <w:p>
             <w:pPr>
-              <w:spacing w:after="80"/>
+              <w:pStyle w:val="Normal"/>
+              <w:spacing w:before="0" w:after="80"/>
+              <w:rPr/>
             </w:pPr>
             <w:r>
               <w:rPr>
@@ -2877,19 +3350,24 @@
         </w:tc>
         <w:tc>
           <w:tcPr>
-            <w:tcW w:w="5860" w:type="dxa"/>
-            <w:tcBorders>
-              <w:top w:val="single" w:sz="4" w:space="0" w:color="000000"/>
-              <w:left w:val="single" w:sz="4" w:space="0" w:color="000000"/>
-              <w:bottom w:val="single" w:sz="4" w:space="0" w:color="000000"/>
-              <w:right w:val="single" w:sz="4" w:space="0" w:color="000000"/>
-            </w:tcBorders>
-          </w:tcPr>
-          <w:p>
-            <w:pPr>
-              <w:spacing w:after="80"/>
-            </w:pPr>
-            <w:r>
+            <w:tcW w:w="5861" w:type="dxa"/>
+            <w:tcBorders>
+              <w:top w:val="single" w:sz="4" w:space="0" w:color="000000"/>
+              <w:left w:val="single" w:sz="4" w:space="0" w:color="000000"/>
+              <w:bottom w:val="single" w:sz="4" w:space="0" w:color="000000"/>
+              <w:right w:val="single" w:sz="4" w:space="0" w:color="000000"/>
+            </w:tcBorders>
+          </w:tcPr>
+          <w:p>
+            <w:pPr>
+              <w:pStyle w:val="Normal"/>
+              <w:spacing w:before="0" w:after="80"/>
+              <w:rPr/>
+            </w:pPr>
+            <w:r>
+              <w:rPr>
+                <w:sz w:val="18"/>
+              </w:rPr>
               <w:t>OCR quality on tables/maps and 1890 typography is the biggest risk for retrieval+answer quality. First ideas: per-region re-OCR at higher canvas, table-aware region handling, and (if needed) fine-tuning the recognizer on held-out-clean pages with labels.jsonl as the oracle.</w:t>
             </w:r>
           </w:p>
@@ -2899,10 +3377,8 @@
     <w:p>
       <w:pPr>
         <w:pStyle w:val="Heading2"/>
-        <w:spacing w:after="100"/>
-        <w:rPr>
-          <w:rFonts w:hint="eastAsia"/>
-        </w:rPr>
+        <w:spacing w:before="240" w:after="100"/>
+        <w:rPr/>
       </w:pPr>
       <w:r>
         <w:rPr>
@@ -2915,9 +3391,12 @@
     </w:p>
     <w:p>
       <w:pPr>
-        <w:spacing w:after="100"/>
+        <w:pStyle w:val="Normal"/>
+        <w:spacing w:before="0" w:after="100"/>
+        <w:rPr/>
       </w:pPr>
       <w:r>
+        <w:rPr/>
         <w:t>Extend the eight-facet table to the stages you built (Stages 1–4). This is the graded design artifact (</w:t>
       </w:r>
       <w:r>
@@ -2931,44 +3410,56 @@
         <w:t>configs/design_choices.md</w:t>
       </w:r>
       <w:r>
+        <w:rPr/>
         <w:t>).</w:t>
       </w:r>
     </w:p>
     <w:tbl>
       <w:tblPr>
         <w:tblW w:w="9360" w:type="dxa"/>
+        <w:jc w:val="left"/>
+        <w:tblInd w:w="0" w:type="dxa"/>
         <w:tblLayout w:type="fixed"/>
-        <w:tblLook w:val="04A0" w:firstRow="1" w:lastRow="0" w:firstColumn="1" w:lastColumn="0" w:noHBand="0" w:noVBand="1"/>
+        <w:tblCellMar>
+          <w:top w:w="0" w:type="dxa"/>
+          <w:left w:w="108" w:type="dxa"/>
+          <w:bottom w:w="0" w:type="dxa"/>
+          <w:right w:w="108" w:type="dxa"/>
+        </w:tblCellMar>
+        <w:tblLook w:firstRow="1" w:noVBand="1" w:lastRow="0" w:firstColumn="1" w:lastColumn="0" w:noHBand="0" w:val="04a0"/>
       </w:tblPr>
       <w:tblGrid>
-        <w:gridCol w:w="2197"/>
-        <w:gridCol w:w="3403"/>
+        <w:gridCol w:w="2196"/>
+        <w:gridCol w:w="3404"/>
         <w:gridCol w:w="3760"/>
       </w:tblGrid>
       <w:tr>
         <w:trPr>
-          <w:tblHeader/>
+          <w:tblHeader w:val="true"/>
         </w:trPr>
         <w:tc>
           <w:tcPr>
-            <w:tcW w:w="2197" w:type="dxa"/>
-            <w:tcBorders>
-              <w:top w:val="single" w:sz="4" w:space="0" w:color="000000"/>
-              <w:left w:val="single" w:sz="4" w:space="0" w:color="000000"/>
-              <w:bottom w:val="single" w:sz="4" w:space="0" w:color="000000"/>
-              <w:right w:val="single" w:sz="4" w:space="0" w:color="000000"/>
-            </w:tcBorders>
-            <w:shd w:val="clear" w:color="auto" w:fill="1F3864"/>
-          </w:tcPr>
-          <w:p>
-            <w:pPr>
-              <w:spacing w:after="80"/>
+            <w:tcW w:w="2196" w:type="dxa"/>
+            <w:tcBorders>
+              <w:top w:val="single" w:sz="4" w:space="0" w:color="000000"/>
+              <w:left w:val="single" w:sz="4" w:space="0" w:color="000000"/>
+              <w:bottom w:val="single" w:sz="4" w:space="0" w:color="000000"/>
+              <w:right w:val="single" w:sz="4" w:space="0" w:color="000000"/>
+            </w:tcBorders>
+            <w:shd w:color="auto" w:fill="1F3864" w:val="clear"/>
+          </w:tcPr>
+          <w:p>
+            <w:pPr>
+              <w:pStyle w:val="Normal"/>
+              <w:spacing w:before="0" w:after="80"/>
+              <w:rPr/>
             </w:pPr>
             <w:r>
               <w:rPr>
                 <w:b/>
                 <w:bCs/>
                 <w:color w:val="FFFFFF"/>
+                <w:sz w:val="17"/>
               </w:rPr>
               <w:t>Facet</w:t>
             </w:r>
@@ -2976,24 +3467,27 @@
         </w:tc>
         <w:tc>
           <w:tcPr>
-            <w:tcW w:w="3403" w:type="dxa"/>
-            <w:tcBorders>
-              <w:top w:val="single" w:sz="4" w:space="0" w:color="000000"/>
-              <w:left w:val="single" w:sz="4" w:space="0" w:color="000000"/>
-              <w:bottom w:val="single" w:sz="4" w:space="0" w:color="000000"/>
-              <w:right w:val="single" w:sz="4" w:space="0" w:color="000000"/>
-            </w:tcBorders>
-            <w:shd w:val="clear" w:color="auto" w:fill="1F3864"/>
-          </w:tcPr>
-          <w:p>
-            <w:pPr>
-              <w:spacing w:after="80"/>
+            <w:tcW w:w="3404" w:type="dxa"/>
+            <w:tcBorders>
+              <w:top w:val="single" w:sz="4" w:space="0" w:color="000000"/>
+              <w:left w:val="single" w:sz="4" w:space="0" w:color="000000"/>
+              <w:bottom w:val="single" w:sz="4" w:space="0" w:color="000000"/>
+              <w:right w:val="single" w:sz="4" w:space="0" w:color="000000"/>
+            </w:tcBorders>
+            <w:shd w:color="auto" w:fill="1F3864" w:val="clear"/>
+          </w:tcPr>
+          <w:p>
+            <w:pPr>
+              <w:pStyle w:val="Normal"/>
+              <w:spacing w:before="0" w:after="80"/>
+              <w:rPr/>
             </w:pPr>
             <w:r>
               <w:rPr>
                 <w:b/>
                 <w:bCs/>
                 <w:color w:val="FFFFFF"/>
+                <w:sz w:val="17"/>
               </w:rPr>
               <w:t>Our choice across the knowledge-base stages</w:t>
             </w:r>
@@ -3008,17 +3502,20 @@
               <w:bottom w:val="single" w:sz="4" w:space="0" w:color="000000"/>
               <w:right w:val="single" w:sz="4" w:space="0" w:color="000000"/>
             </w:tcBorders>
-            <w:shd w:val="clear" w:color="auto" w:fill="1F3864"/>
-          </w:tcPr>
-          <w:p>
-            <w:pPr>
-              <w:spacing w:after="80"/>
+            <w:shd w:color="auto" w:fill="1F3864" w:val="clear"/>
+          </w:tcPr>
+          <w:p>
+            <w:pPr>
+              <w:pStyle w:val="Normal"/>
+              <w:spacing w:before="0" w:after="80"/>
+              <w:rPr/>
             </w:pPr>
             <w:r>
               <w:rPr>
                 <w:b/>
                 <w:bCs/>
                 <w:color w:val="FFFFFF"/>
+                <w:sz w:val="17"/>
               </w:rPr>
               <w:t>Why — fits our corpus · what it costs · what would change it</w:t>
             </w:r>
@@ -3026,48 +3523,51 @@
         </w:tc>
       </w:tr>
       <w:tr>
-        <w:tc>
-          <w:tcPr>
-            <w:tcW w:w="2197" w:type="dxa"/>
-            <w:tcBorders>
-              <w:top w:val="single" w:sz="4" w:space="0" w:color="000000"/>
-              <w:left w:val="single" w:sz="4" w:space="0" w:color="000000"/>
-              <w:bottom w:val="single" w:sz="4" w:space="0" w:color="000000"/>
-              <w:right w:val="single" w:sz="4" w:space="0" w:color="000000"/>
-            </w:tcBorders>
-          </w:tcPr>
-          <w:p>
-            <w:pPr>
-              <w:spacing w:after="80"/>
-            </w:pPr>
-            <w:r>
+        <w:trPr/>
+        <w:tc>
+          <w:tcPr>
+            <w:tcW w:w="2196" w:type="dxa"/>
+            <w:tcBorders>
+              <w:top w:val="single" w:sz="4" w:space="0" w:color="000000"/>
+              <w:left w:val="single" w:sz="4" w:space="0" w:color="000000"/>
+              <w:bottom w:val="single" w:sz="4" w:space="0" w:color="000000"/>
+              <w:right w:val="single" w:sz="4" w:space="0" w:color="000000"/>
+            </w:tcBorders>
+          </w:tcPr>
+          <w:p>
+            <w:pPr>
+              <w:pStyle w:val="Normal"/>
+              <w:spacing w:before="0" w:after="80"/>
+              <w:rPr/>
+            </w:pPr>
+            <w:r>
+              <w:rPr>
+                <w:sz w:val="17"/>
+              </w:rPr>
               <w:t>Problem statement</w:t>
             </w:r>
           </w:p>
         </w:tc>
         <w:tc>
           <w:tcPr>
-            <w:tcW w:w="3403" w:type="dxa"/>
-            <w:tcBorders>
-              <w:top w:val="single" w:sz="4" w:space="0" w:color="000000"/>
-              <w:left w:val="single" w:sz="4" w:space="0" w:color="000000"/>
-              <w:bottom w:val="single" w:sz="4" w:space="0" w:color="000000"/>
-              <w:right w:val="single" w:sz="4" w:space="0" w:color="000000"/>
-            </w:tcBorders>
-          </w:tcPr>
-          <w:p>
-            <w:pPr>
-              <w:spacing w:after="80"/>
-            </w:pPr>
-            <w:r>
-              <w:rPr>
-                <w:i/>
-                <w:iCs/>
-                <w:color w:val="595959"/>
-                <w:sz w:val="18"/>
-                <w:szCs w:val="18"/>
-              </w:rPr>
-              <w:t>what these stages must achieve + success metric</w:t>
+            <w:tcW w:w="3404" w:type="dxa"/>
+            <w:tcBorders>
+              <w:top w:val="single" w:sz="4" w:space="0" w:color="000000"/>
+              <w:left w:val="single" w:sz="4" w:space="0" w:color="000000"/>
+              <w:bottom w:val="single" w:sz="4" w:space="0" w:color="000000"/>
+              <w:right w:val="single" w:sz="4" w:space="0" w:color="000000"/>
+            </w:tcBorders>
+          </w:tcPr>
+          <w:p>
+            <w:pPr>
+              <w:pStyle w:val="Normal"/>
+              <w:rPr/>
+            </w:pPr>
+            <w:r>
+              <w:rPr>
+                <w:sz w:val="17"/>
+              </w:rPr>
+              <w:t>Stages 1-4 convert scanned pages to region-level OCR, then retrieval-sized chunks, normalized embeddings, and a persistent vector index. A2 evidence is implementation/build evidence; final answer quality is judged in A3.</w:t>
             </w:r>
           </w:p>
         </w:tc>
@@ -3083,64 +3583,64 @@
           </w:tcPr>
           <w:p>
             <w:pPr>
-              <w:spacing w:after="80"/>
-            </w:pPr>
-            <w:r>
-              <w:rPr>
-                <w:i/>
-                <w:iCs/>
-                <w:color w:val="595959"/>
-                <w:sz w:val="18"/>
-                <w:szCs w:val="18"/>
-              </w:rPr>
-              <w:t>why this · its cost · what would change our mind</w:t>
-            </w:r>
-          </w:p>
-        </w:tc>
-      </w:tr>
-      <w:tr>
-        <w:tc>
-          <w:tcPr>
-            <w:tcW w:w="2197" w:type="dxa"/>
-            <w:tcBorders>
-              <w:top w:val="single" w:sz="4" w:space="0" w:color="000000"/>
-              <w:left w:val="single" w:sz="4" w:space="0" w:color="000000"/>
-              <w:bottom w:val="single" w:sz="4" w:space="0" w:color="000000"/>
-              <w:right w:val="single" w:sz="4" w:space="0" w:color="000000"/>
-            </w:tcBorders>
-          </w:tcPr>
-          <w:p>
-            <w:pPr>
-              <w:spacing w:after="80"/>
-            </w:pPr>
-            <w:r>
+              <w:pStyle w:val="Normal"/>
+              <w:rPr/>
+            </w:pPr>
+            <w:r>
+              <w:rPr>
+                <w:sz w:val="17"/>
+              </w:rPr>
+              <w:t>Keeps the milestone focused on building the KB. Groundedness &gt;=0.90 remains the A1/A3 answer-quality target. Change if the final agent cannot reliably ground answers in citations.</w:t>
+            </w:r>
+          </w:p>
+        </w:tc>
+      </w:tr>
+      <w:tr>
+        <w:trPr/>
+        <w:tc>
+          <w:tcPr>
+            <w:tcW w:w="2196" w:type="dxa"/>
+            <w:tcBorders>
+              <w:top w:val="single" w:sz="4" w:space="0" w:color="000000"/>
+              <w:left w:val="single" w:sz="4" w:space="0" w:color="000000"/>
+              <w:bottom w:val="single" w:sz="4" w:space="0" w:color="000000"/>
+              <w:right w:val="single" w:sz="4" w:space="0" w:color="000000"/>
+            </w:tcBorders>
+          </w:tcPr>
+          <w:p>
+            <w:pPr>
+              <w:pStyle w:val="Normal"/>
+              <w:spacing w:before="0" w:after="80"/>
+              <w:rPr/>
+            </w:pPr>
+            <w:r>
+              <w:rPr>
+                <w:sz w:val="17"/>
+              </w:rPr>
               <w:t>Data</w:t>
             </w:r>
           </w:p>
         </w:tc>
         <w:tc>
           <w:tcPr>
-            <w:tcW w:w="3403" w:type="dxa"/>
-            <w:tcBorders>
-              <w:top w:val="single" w:sz="4" w:space="0" w:color="000000"/>
-              <w:left w:val="single" w:sz="4" w:space="0" w:color="000000"/>
-              <w:bottom w:val="single" w:sz="4" w:space="0" w:color="000000"/>
-              <w:right w:val="single" w:sz="4" w:space="0" w:color="000000"/>
-            </w:tcBorders>
-          </w:tcPr>
-          <w:p>
-            <w:pPr>
-              <w:spacing w:after="80"/>
-            </w:pPr>
-            <w:r>
-              <w:rPr>
-                <w:i/>
-                <w:iCs/>
-                <w:color w:val="595959"/>
-                <w:sz w:val="18"/>
-                <w:szCs w:val="18"/>
-              </w:rPr>
-              <w:t>inputs, formats, splits, any labels used</w:t>
+            <w:tcW w:w="3404" w:type="dxa"/>
+            <w:tcBorders>
+              <w:top w:val="single" w:sz="4" w:space="0" w:color="000000"/>
+              <w:left w:val="single" w:sz="4" w:space="0" w:color="000000"/>
+              <w:bottom w:val="single" w:sz="4" w:space="0" w:color="000000"/>
+              <w:right w:val="single" w:sz="4" w:space="0" w:color="000000"/>
+            </w:tcBorders>
+          </w:tcPr>
+          <w:p>
+            <w:pPr>
+              <w:pStyle w:val="Normal"/>
+              <w:rPr/>
+            </w:pPr>
+            <w:r>
+              <w:rPr>
+                <w:sz w:val="17"/>
+              </w:rPr>
+              <w:t>200-DPI page images -&gt; cached processed/enhanced images -&gt; heuristic Regions -&gt; cached page-level OCR lines -&gt; region Chunks -&gt; 256/32 windows -&gt; 384-d normalized vectors -&gt; FAISS HNSW + JSONL sidecar. Held-out labels are evaluation oracles, not training data for these stages.</w:t>
             </w:r>
           </w:p>
         </w:tc>
@@ -3156,64 +3656,64 @@
           </w:tcPr>
           <w:p>
             <w:pPr>
-              <w:spacing w:after="80"/>
-            </w:pPr>
-            <w:r>
-              <w:rPr>
-                <w:i/>
-                <w:iCs/>
-                <w:color w:val="595959"/>
-                <w:sz w:val="18"/>
-                <w:szCs w:val="18"/>
-              </w:rPr>
-              <w:t>why this · its cost · what would change our mind</w:t>
-            </w:r>
-          </w:p>
-        </w:tc>
-      </w:tr>
-      <w:tr>
-        <w:tc>
-          <w:tcPr>
-            <w:tcW w:w="2197" w:type="dxa"/>
-            <w:tcBorders>
-              <w:top w:val="single" w:sz="4" w:space="0" w:color="000000"/>
-              <w:left w:val="single" w:sz="4" w:space="0" w:color="000000"/>
-              <w:bottom w:val="single" w:sz="4" w:space="0" w:color="000000"/>
-              <w:right w:val="single" w:sz="4" w:space="0" w:color="000000"/>
-            </w:tcBorders>
-          </w:tcPr>
-          <w:p>
-            <w:pPr>
-              <w:spacing w:after="80"/>
-            </w:pPr>
-            <w:r>
+              <w:pStyle w:val="Normal"/>
+              <w:rPr/>
+            </w:pPr>
+            <w:r>
+              <w:rPr>
+                <w:sz w:val="17"/>
+              </w:rPr>
+              <w:t>Preserves page/region provenance and avoids training the index on the held-out labels. Cost is storage for caches and metadata; change if more labelled data are needed for learned layout/OCR.</w:t>
+            </w:r>
+          </w:p>
+        </w:tc>
+      </w:tr>
+      <w:tr>
+        <w:trPr/>
+        <w:tc>
+          <w:tcPr>
+            <w:tcW w:w="2196" w:type="dxa"/>
+            <w:tcBorders>
+              <w:top w:val="single" w:sz="4" w:space="0" w:color="000000"/>
+              <w:left w:val="single" w:sz="4" w:space="0" w:color="000000"/>
+              <w:bottom w:val="single" w:sz="4" w:space="0" w:color="000000"/>
+              <w:right w:val="single" w:sz="4" w:space="0" w:color="000000"/>
+            </w:tcBorders>
+          </w:tcPr>
+          <w:p>
+            <w:pPr>
+              <w:pStyle w:val="Normal"/>
+              <w:spacing w:before="0" w:after="80"/>
+              <w:rPr/>
+            </w:pPr>
+            <w:r>
+              <w:rPr>
+                <w:sz w:val="17"/>
+              </w:rPr>
               <w:t>Model</w:t>
             </w:r>
           </w:p>
         </w:tc>
         <w:tc>
           <w:tcPr>
-            <w:tcW w:w="3403" w:type="dxa"/>
-            <w:tcBorders>
-              <w:top w:val="single" w:sz="4" w:space="0" w:color="000000"/>
-              <w:left w:val="single" w:sz="4" w:space="0" w:color="000000"/>
-              <w:bottom w:val="single" w:sz="4" w:space="0" w:color="000000"/>
-              <w:right w:val="single" w:sz="4" w:space="0" w:color="000000"/>
-            </w:tcBorders>
-          </w:tcPr>
-          <w:p>
-            <w:pPr>
-              <w:spacing w:after="80"/>
-            </w:pPr>
-            <w:r>
-              <w:rPr>
-                <w:i/>
-                <w:iCs/>
-                <w:color w:val="595959"/>
-                <w:sz w:val="18"/>
-                <w:szCs w:val="18"/>
-              </w:rPr>
-              <w:t>checkpoints chosen per stage</w:t>
+            <w:tcW w:w="3404" w:type="dxa"/>
+            <w:tcBorders>
+              <w:top w:val="single" w:sz="4" w:space="0" w:color="000000"/>
+              <w:left w:val="single" w:sz="4" w:space="0" w:color="000000"/>
+              <w:bottom w:val="single" w:sz="4" w:space="0" w:color="000000"/>
+              <w:right w:val="single" w:sz="4" w:space="0" w:color="000000"/>
+            </w:tcBorders>
+          </w:tcPr>
+          <w:p>
+            <w:pPr>
+              <w:pStyle w:val="Normal"/>
+              <w:rPr/>
+            </w:pPr>
+            <w:r>
+              <w:rPr>
+                <w:sz w:val="17"/>
+              </w:rPr>
+              <w:t>No learned enhancer by default; heuristic layout; pretrained RapidOCR PP-OCRv4 ONNX; pretrained all-MiniLM-L6-v2 embeddings; FAISS HNSW infrastructure.</w:t>
             </w:r>
           </w:p>
         </w:tc>
@@ -3229,64 +3729,64 @@
           </w:tcPr>
           <w:p>
             <w:pPr>
-              <w:spacing w:after="80"/>
-            </w:pPr>
-            <w:r>
-              <w:rPr>
-                <w:i/>
-                <w:iCs/>
-                <w:color w:val="595959"/>
-                <w:sz w:val="18"/>
-                <w:szCs w:val="18"/>
-              </w:rPr>
-              <w:t>why this · its cost · what would change our mind</w:t>
-            </w:r>
-          </w:p>
-        </w:tc>
-      </w:tr>
-      <w:tr>
-        <w:tc>
-          <w:tcPr>
-            <w:tcW w:w="2197" w:type="dxa"/>
-            <w:tcBorders>
-              <w:top w:val="single" w:sz="4" w:space="0" w:color="000000"/>
-              <w:left w:val="single" w:sz="4" w:space="0" w:color="000000"/>
-              <w:bottom w:val="single" w:sz="4" w:space="0" w:color="000000"/>
-              <w:right w:val="single" w:sz="4" w:space="0" w:color="000000"/>
-            </w:tcBorders>
-          </w:tcPr>
-          <w:p>
-            <w:pPr>
-              <w:spacing w:after="80"/>
-            </w:pPr>
-            <w:r>
+              <w:pStyle w:val="Normal"/>
+              <w:rPr/>
+            </w:pPr>
+            <w:r>
+              <w:rPr>
+                <w:sz w:val="17"/>
+              </w:rPr>
+              <w:t>Off-the-shelf models reduce training cost and fit the class-project scope. A learned enhancer/layout detector or domain-adapted OCR would be justified only if the degraded-table failure cases dominate A3.</w:t>
+            </w:r>
+          </w:p>
+        </w:tc>
+      </w:tr>
+      <w:tr>
+        <w:trPr/>
+        <w:tc>
+          <w:tcPr>
+            <w:tcW w:w="2196" w:type="dxa"/>
+            <w:tcBorders>
+              <w:top w:val="single" w:sz="4" w:space="0" w:color="000000"/>
+              <w:left w:val="single" w:sz="4" w:space="0" w:color="000000"/>
+              <w:bottom w:val="single" w:sz="4" w:space="0" w:color="000000"/>
+              <w:right w:val="single" w:sz="4" w:space="0" w:color="000000"/>
+            </w:tcBorders>
+          </w:tcPr>
+          <w:p>
+            <w:pPr>
+              <w:pStyle w:val="Normal"/>
+              <w:spacing w:before="0" w:after="80"/>
+              <w:rPr/>
+            </w:pPr>
+            <w:r>
+              <w:rPr>
+                <w:sz w:val="17"/>
+              </w:rPr>
               <w:t>Methods</w:t>
             </w:r>
           </w:p>
         </w:tc>
         <w:tc>
           <w:tcPr>
-            <w:tcW w:w="3403" w:type="dxa"/>
-            <w:tcBorders>
-              <w:top w:val="single" w:sz="4" w:space="0" w:color="000000"/>
-              <w:left w:val="single" w:sz="4" w:space="0" w:color="000000"/>
-              <w:bottom w:val="single" w:sz="4" w:space="0" w:color="000000"/>
-              <w:right w:val="single" w:sz="4" w:space="0" w:color="000000"/>
-            </w:tcBorders>
-          </w:tcPr>
-          <w:p>
-            <w:pPr>
-              <w:spacing w:after="80"/>
-            </w:pPr>
-            <w:r>
-              <w:rPr>
-                <w:i/>
-                <w:iCs/>
-                <w:color w:val="595959"/>
-                <w:sz w:val="18"/>
-                <w:szCs w:val="18"/>
-              </w:rPr>
-              <w:t>fine-tuning / inference technique, key hyperparameters</w:t>
+            <w:tcW w:w="3404" w:type="dxa"/>
+            <w:tcBorders>
+              <w:top w:val="single" w:sz="4" w:space="0" w:color="000000"/>
+              <w:left w:val="single" w:sz="4" w:space="0" w:color="000000"/>
+              <w:bottom w:val="single" w:sz="4" w:space="0" w:color="000000"/>
+              <w:right w:val="single" w:sz="4" w:space="0" w:color="000000"/>
+            </w:tcBorders>
+          </w:tcPr>
+          <w:p>
+            <w:pPr>
+              <w:pStyle w:val="Normal"/>
+              <w:rPr/>
+            </w:pPr>
+            <w:r>
+              <w:rPr>
+                <w:sz w:val="17"/>
+              </w:rPr>
+              <w:t>Deterministic preprocessing and enhancement; fixed 256-token windows with 32 overlap; normalized embeddings; HNSW with inner-product metric and M=32; OCR workers=2 in config. Optional UNet training uses self-supervised noisy-&gt;clean reconstruction.</w:t>
             </w:r>
           </w:p>
         </w:tc>
@@ -3302,64 +3802,64 @@
           </w:tcPr>
           <w:p>
             <w:pPr>
-              <w:spacing w:after="80"/>
-            </w:pPr>
-            <w:r>
-              <w:rPr>
-                <w:i/>
-                <w:iCs/>
-                <w:color w:val="595959"/>
-                <w:sz w:val="18"/>
-                <w:szCs w:val="18"/>
-              </w:rPr>
-              <w:t>why this · its cost · what would change our mind</w:t>
-            </w:r>
-          </w:p>
-        </w:tc>
-      </w:tr>
-      <w:tr>
-        <w:tc>
-          <w:tcPr>
-            <w:tcW w:w="2197" w:type="dxa"/>
-            <w:tcBorders>
-              <w:top w:val="single" w:sz="4" w:space="0" w:color="000000"/>
-              <w:left w:val="single" w:sz="4" w:space="0" w:color="000000"/>
-              <w:bottom w:val="single" w:sz="4" w:space="0" w:color="000000"/>
-              <w:right w:val="single" w:sz="4" w:space="0" w:color="000000"/>
-            </w:tcBorders>
-          </w:tcPr>
-          <w:p>
-            <w:pPr>
-              <w:spacing w:after="80"/>
-            </w:pPr>
-            <w:r>
+              <w:pStyle w:val="Normal"/>
+              <w:rPr/>
+            </w:pPr>
+            <w:r>
+              <w:rPr>
+                <w:sz w:val="17"/>
+              </w:rPr>
+              <w:t>Parameters are explicit in config where available, while M=32 remains hard-coded in store.py. Cost is one full-corpus build; change chunk size/index parameters only after retrieval evidence shows a problem.</w:t>
+            </w:r>
+          </w:p>
+        </w:tc>
+      </w:tr>
+      <w:tr>
+        <w:trPr/>
+        <w:tc>
+          <w:tcPr>
+            <w:tcW w:w="2196" w:type="dxa"/>
+            <w:tcBorders>
+              <w:top w:val="single" w:sz="4" w:space="0" w:color="000000"/>
+              <w:left w:val="single" w:sz="4" w:space="0" w:color="000000"/>
+              <w:bottom w:val="single" w:sz="4" w:space="0" w:color="000000"/>
+              <w:right w:val="single" w:sz="4" w:space="0" w:color="000000"/>
+            </w:tcBorders>
+          </w:tcPr>
+          <w:p>
+            <w:pPr>
+              <w:pStyle w:val="Normal"/>
+              <w:spacing w:before="0" w:after="80"/>
+              <w:rPr/>
+            </w:pPr>
+            <w:r>
+              <w:rPr>
+                <w:sz w:val="17"/>
+              </w:rPr>
               <w:t>Design</w:t>
             </w:r>
           </w:p>
         </w:tc>
         <w:tc>
           <w:tcPr>
-            <w:tcW w:w="3403" w:type="dxa"/>
-            <w:tcBorders>
-              <w:top w:val="single" w:sz="4" w:space="0" w:color="000000"/>
-              <w:left w:val="single" w:sz="4" w:space="0" w:color="000000"/>
-              <w:bottom w:val="single" w:sz="4" w:space="0" w:color="000000"/>
-              <w:right w:val="single" w:sz="4" w:space="0" w:color="000000"/>
-            </w:tcBorders>
-          </w:tcPr>
-          <w:p>
-            <w:pPr>
-              <w:spacing w:after="80"/>
-            </w:pPr>
-            <w:r>
-              <w:rPr>
-                <w:i/>
-                <w:iCs/>
-                <w:color w:val="595959"/>
-                <w:sz w:val="18"/>
-                <w:szCs w:val="18"/>
-              </w:rPr>
-              <w:t>how the stages connect (the data contracts)</w:t>
+            <w:tcW w:w="3404" w:type="dxa"/>
+            <w:tcBorders>
+              <w:top w:val="single" w:sz="4" w:space="0" w:color="000000"/>
+              <w:left w:val="single" w:sz="4" w:space="0" w:color="000000"/>
+              <w:bottom w:val="single" w:sz="4" w:space="0" w:color="000000"/>
+              <w:right w:val="single" w:sz="4" w:space="0" w:color="000000"/>
+            </w:tcBorders>
+          </w:tcPr>
+          <w:p>
+            <w:pPr>
+              <w:pStyle w:val="Normal"/>
+              <w:rPr/>
+            </w:pPr>
+            <w:r>
+              <w:rPr>
+                <w:sz w:val="17"/>
+              </w:rPr>
+              <w:t>Page -&gt; Region -&gt; Chunk contracts; OCR runs page-level once and maps line boxes into regions; table regions can be rebuilt into cell-delimited text; chunking never crosses region boundaries; FAISS row i stays aligned with JSONL row i.</w:t>
             </w:r>
           </w:p>
         </w:tc>
@@ -3375,64 +3875,64 @@
           </w:tcPr>
           <w:p>
             <w:pPr>
-              <w:spacing w:after="80"/>
-            </w:pPr>
-            <w:r>
-              <w:rPr>
-                <w:i/>
-                <w:iCs/>
-                <w:color w:val="595959"/>
-                <w:sz w:val="18"/>
-                <w:szCs w:val="18"/>
-              </w:rPr>
-              <w:t>why this · its cost · what would change our mind</w:t>
-            </w:r>
-          </w:p>
-        </w:tc>
-      </w:tr>
-      <w:tr>
-        <w:tc>
-          <w:tcPr>
-            <w:tcW w:w="2197" w:type="dxa"/>
-            <w:tcBorders>
-              <w:top w:val="single" w:sz="4" w:space="0" w:color="000000"/>
-              <w:left w:val="single" w:sz="4" w:space="0" w:color="000000"/>
-              <w:bottom w:val="single" w:sz="4" w:space="0" w:color="000000"/>
-              <w:right w:val="single" w:sz="4" w:space="0" w:color="000000"/>
-            </w:tcBorders>
-          </w:tcPr>
-          <w:p>
-            <w:pPr>
-              <w:spacing w:after="80"/>
-            </w:pPr>
-            <w:r>
+              <w:pStyle w:val="Normal"/>
+              <w:rPr/>
+            </w:pPr>
+            <w:r>
+              <w:rPr>
+                <w:sz w:val="17"/>
+              </w:rPr>
+              <w:t>This is the main auditability/provenance design. It costs some implementation complexity and duplicate cache storage but preserves source mapping.</w:t>
+            </w:r>
+          </w:p>
+        </w:tc>
+      </w:tr>
+      <w:tr>
+        <w:trPr/>
+        <w:tc>
+          <w:tcPr>
+            <w:tcW w:w="2196" w:type="dxa"/>
+            <w:tcBorders>
+              <w:top w:val="single" w:sz="4" w:space="0" w:color="000000"/>
+              <w:left w:val="single" w:sz="4" w:space="0" w:color="000000"/>
+              <w:bottom w:val="single" w:sz="4" w:space="0" w:color="000000"/>
+              <w:right w:val="single" w:sz="4" w:space="0" w:color="000000"/>
+            </w:tcBorders>
+          </w:tcPr>
+          <w:p>
+            <w:pPr>
+              <w:pStyle w:val="Normal"/>
+              <w:spacing w:before="0" w:after="80"/>
+              <w:rPr/>
+            </w:pPr>
+            <w:r>
+              <w:rPr>
+                <w:sz w:val="17"/>
+              </w:rPr>
               <w:t>Development</w:t>
             </w:r>
           </w:p>
         </w:tc>
         <w:tc>
           <w:tcPr>
-            <w:tcW w:w="3403" w:type="dxa"/>
-            <w:tcBorders>
-              <w:top w:val="single" w:sz="4" w:space="0" w:color="000000"/>
-              <w:left w:val="single" w:sz="4" w:space="0" w:color="000000"/>
-              <w:bottom w:val="single" w:sz="4" w:space="0" w:color="000000"/>
-              <w:right w:val="single" w:sz="4" w:space="0" w:color="000000"/>
-            </w:tcBorders>
-          </w:tcPr>
-          <w:p>
-            <w:pPr>
-              <w:spacing w:after="80"/>
-            </w:pPr>
-            <w:r>
-              <w:rPr>
-                <w:i/>
-                <w:iCs/>
-                <w:color w:val="595959"/>
-                <w:sz w:val="18"/>
-                <w:szCs w:val="18"/>
-              </w:rPr>
-              <w:t>tests, config, experiment logging</w:t>
+            <w:tcW w:w="3404" w:type="dxa"/>
+            <w:tcBorders>
+              <w:top w:val="single" w:sz="4" w:space="0" w:color="000000"/>
+              <w:left w:val="single" w:sz="4" w:space="0" w:color="000000"/>
+              <w:bottom w:val="single" w:sz="4" w:space="0" w:color="000000"/>
+              <w:right w:val="single" w:sz="4" w:space="0" w:color="000000"/>
+            </w:tcBorders>
+          </w:tcPr>
+          <w:p>
+            <w:pPr>
+              <w:pStyle w:val="Normal"/>
+              <w:rPr/>
+            </w:pPr>
+            <w:r>
+              <w:rPr>
+                <w:sz w:val="17"/>
+              </w:rPr>
+              <w:t>Module sanity checks, current kb_demo one-page Stage 1-4 execution, config-driven models/parameters, OCR cache, and FAISS build/load checks. No dedicated Stage 4 pytest module is currently present.</w:t>
             </w:r>
           </w:p>
         </w:tc>
@@ -3448,64 +3948,64 @@
           </w:tcPr>
           <w:p>
             <w:pPr>
-              <w:spacing w:after="80"/>
-            </w:pPr>
-            <w:r>
-              <w:rPr>
-                <w:i/>
-                <w:iCs/>
-                <w:color w:val="595959"/>
-                <w:sz w:val="18"/>
-                <w:szCs w:val="18"/>
-              </w:rPr>
-              <w:t>why this · its cost · what would change our mind</w:t>
-            </w:r>
-          </w:p>
-        </w:tc>
-      </w:tr>
-      <w:tr>
-        <w:tc>
-          <w:tcPr>
-            <w:tcW w:w="2197" w:type="dxa"/>
-            <w:tcBorders>
-              <w:top w:val="single" w:sz="4" w:space="0" w:color="000000"/>
-              <w:left w:val="single" w:sz="4" w:space="0" w:color="000000"/>
-              <w:bottom w:val="single" w:sz="4" w:space="0" w:color="000000"/>
-              <w:right w:val="single" w:sz="4" w:space="0" w:color="000000"/>
-            </w:tcBorders>
-          </w:tcPr>
-          <w:p>
-            <w:pPr>
-              <w:spacing w:after="80"/>
-            </w:pPr>
-            <w:r>
+              <w:pStyle w:val="Normal"/>
+              <w:rPr/>
+            </w:pPr>
+            <w:r>
+              <w:rPr>
+                <w:sz w:val="17"/>
+              </w:rPr>
+              <w:t>Fast feedback for integration issues. Add formal Stage 4 tests and corpus-level retrieval evaluation before final submission.</w:t>
+            </w:r>
+          </w:p>
+        </w:tc>
+      </w:tr>
+      <w:tr>
+        <w:trPr/>
+        <w:tc>
+          <w:tcPr>
+            <w:tcW w:w="2196" w:type="dxa"/>
+            <w:tcBorders>
+              <w:top w:val="single" w:sz="4" w:space="0" w:color="000000"/>
+              <w:left w:val="single" w:sz="4" w:space="0" w:color="000000"/>
+              <w:bottom w:val="single" w:sz="4" w:space="0" w:color="000000"/>
+              <w:right w:val="single" w:sz="4" w:space="0" w:color="000000"/>
+            </w:tcBorders>
+          </w:tcPr>
+          <w:p>
+            <w:pPr>
+              <w:pStyle w:val="Normal"/>
+              <w:spacing w:before="0" w:after="80"/>
+              <w:rPr/>
+            </w:pPr>
+            <w:r>
+              <w:rPr>
+                <w:sz w:val="17"/>
+              </w:rPr>
               <w:t>Deployment</w:t>
             </w:r>
           </w:p>
         </w:tc>
         <w:tc>
           <w:tcPr>
-            <w:tcW w:w="3403" w:type="dxa"/>
-            <w:tcBorders>
-              <w:top w:val="single" w:sz="4" w:space="0" w:color="000000"/>
-              <w:left w:val="single" w:sz="4" w:space="0" w:color="000000"/>
-              <w:bottom w:val="single" w:sz="4" w:space="0" w:color="000000"/>
-              <w:right w:val="single" w:sz="4" w:space="0" w:color="000000"/>
-            </w:tcBorders>
-          </w:tcPr>
-          <w:p>
-            <w:pPr>
-              <w:spacing w:after="80"/>
-            </w:pPr>
-            <w:r>
-              <w:rPr>
-                <w:i/>
-                <w:iCs/>
-                <w:color w:val="595959"/>
-                <w:sz w:val="18"/>
-                <w:szCs w:val="18"/>
-              </w:rPr>
-              <w:t>how indexing runs (batch, device, memory)</w:t>
+            <w:tcW w:w="3404" w:type="dxa"/>
+            <w:tcBorders>
+              <w:top w:val="single" w:sz="4" w:space="0" w:color="000000"/>
+              <w:left w:val="single" w:sz="4" w:space="0" w:color="000000"/>
+              <w:bottom w:val="single" w:sz="4" w:space="0" w:color="000000"/>
+              <w:right w:val="single" w:sz="4" w:space="0" w:color="000000"/>
+            </w:tcBorders>
+          </w:tcPr>
+          <w:p>
+            <w:pPr>
+              <w:pStyle w:val="Normal"/>
+              <w:rPr/>
+            </w:pPr>
+            <w:r>
+              <w:rPr>
+                <w:sz w:val="17"/>
+              </w:rPr>
+              <w:t>Batch corpus build; config requests CUDA, with OCR/enhance CPU fallback when CUDA is unavailable. Embeddings and FAISS materialize the provided chunk list in memory.</w:t>
             </w:r>
           </w:p>
         </w:tc>
@@ -3521,64 +4021,64 @@
           </w:tcPr>
           <w:p>
             <w:pPr>
-              <w:spacing w:after="80"/>
-            </w:pPr>
-            <w:r>
-              <w:rPr>
-                <w:i/>
-                <w:iCs/>
-                <w:color w:val="595959"/>
-                <w:sz w:val="18"/>
-                <w:szCs w:val="18"/>
-              </w:rPr>
-              <w:t>why this · its cost · what would change our mind</w:t>
-            </w:r>
-          </w:p>
-        </w:tc>
-      </w:tr>
-      <w:tr>
-        <w:tc>
-          <w:tcPr>
-            <w:tcW w:w="2197" w:type="dxa"/>
-            <w:tcBorders>
-              <w:top w:val="single" w:sz="4" w:space="0" w:color="000000"/>
-              <w:left w:val="single" w:sz="4" w:space="0" w:color="000000"/>
-              <w:bottom w:val="single" w:sz="4" w:space="0" w:color="000000"/>
-              <w:right w:val="single" w:sz="4" w:space="0" w:color="000000"/>
-            </w:tcBorders>
-          </w:tcPr>
-          <w:p>
-            <w:pPr>
-              <w:spacing w:after="80"/>
-            </w:pPr>
-            <w:r>
+              <w:pStyle w:val="Normal"/>
+              <w:rPr/>
+            </w:pPr>
+            <w:r>
+              <w:rPr>
+                <w:sz w:val="17"/>
+              </w:rPr>
+              <w:t>Suitable for the class-project corpus. Cost grows with corpus size; use explicit batching/streaming if the corpus becomes much larger.</w:t>
+            </w:r>
+          </w:p>
+        </w:tc>
+      </w:tr>
+      <w:tr>
+        <w:trPr/>
+        <w:tc>
+          <w:tcPr>
+            <w:tcW w:w="2196" w:type="dxa"/>
+            <w:tcBorders>
+              <w:top w:val="single" w:sz="4" w:space="0" w:color="000000"/>
+              <w:left w:val="single" w:sz="4" w:space="0" w:color="000000"/>
+              <w:bottom w:val="single" w:sz="4" w:space="0" w:color="000000"/>
+              <w:right w:val="single" w:sz="4" w:space="0" w:color="000000"/>
+            </w:tcBorders>
+          </w:tcPr>
+          <w:p>
+            <w:pPr>
+              <w:pStyle w:val="Normal"/>
+              <w:spacing w:before="0" w:after="80"/>
+              <w:rPr/>
+            </w:pPr>
+            <w:r>
+              <w:rPr>
+                <w:sz w:val="17"/>
+              </w:rPr>
               <w:t>MLOps</w:t>
             </w:r>
           </w:p>
         </w:tc>
         <w:tc>
           <w:tcPr>
-            <w:tcW w:w="3403" w:type="dxa"/>
-            <w:tcBorders>
-              <w:top w:val="single" w:sz="4" w:space="0" w:color="000000"/>
-              <w:left w:val="single" w:sz="4" w:space="0" w:color="000000"/>
-              <w:bottom w:val="single" w:sz="4" w:space="0" w:color="000000"/>
-              <w:right w:val="single" w:sz="4" w:space="0" w:color="000000"/>
-            </w:tcBorders>
-          </w:tcPr>
-          <w:p>
-            <w:pPr>
-              <w:spacing w:after="80"/>
-            </w:pPr>
-            <w:r>
-              <w:rPr>
-                <w:i/>
-                <w:iCs/>
-                <w:color w:val="595959"/>
-                <w:sz w:val="18"/>
-                <w:szCs w:val="18"/>
-              </w:rPr>
-              <w:t>corpus versioning, what you'd monitor</w:t>
+            <w:tcW w:w="3404" w:type="dxa"/>
+            <w:tcBorders>
+              <w:top w:val="single" w:sz="4" w:space="0" w:color="000000"/>
+              <w:left w:val="single" w:sz="4" w:space="0" w:color="000000"/>
+              <w:bottom w:val="single" w:sz="4" w:space="0" w:color="000000"/>
+              <w:right w:val="single" w:sz="4" w:space="0" w:color="000000"/>
+            </w:tcBorders>
+          </w:tcPr>
+          <w:p>
+            <w:pPr>
+              <w:pStyle w:val="Normal"/>
+              <w:rPr/>
+            </w:pPr>
+            <w:r>
+              <w:rPr>
+                <w:sz w:val="17"/>
+              </w:rPr>
+              <w:t>Intermediate OCR/enhancement caches live under data/interim; generated index artifacts live under data/index; the corpus and provenance are versioned separately.</w:t>
             </w:r>
           </w:p>
         </w:tc>
@@ -3594,17 +4094,14 @@
           </w:tcPr>
           <w:p>
             <w:pPr>
-              <w:spacing w:after="80"/>
-            </w:pPr>
-            <w:r>
-              <w:rPr>
-                <w:i/>
-                <w:iCs/>
-                <w:color w:val="595959"/>
-                <w:sz w:val="18"/>
-                <w:szCs w:val="18"/>
-              </w:rPr>
-              <w:t>why this · its cost · what would change our mind</w:t>
+              <w:pStyle w:val="Normal"/>
+              <w:rPr/>
+            </w:pPr>
+            <w:r>
+              <w:rPr>
+                <w:sz w:val="17"/>
+              </w:rPr>
+              <w:t>Rebuildable derived artifacts improve reproducibility. Monitor cache/index invalidation and retrieval quality if the corpus changes; HNSW M=32 is a fixed implementation choice today.</w:t>
             </w:r>
           </w:p>
         </w:tc>
@@ -3613,10 +4110,8 @@
     <w:p>
       <w:pPr>
         <w:pStyle w:val="Heading2"/>
-        <w:spacing w:after="100"/>
-        <w:rPr>
-          <w:rFonts w:hint="eastAsia"/>
-        </w:rPr>
+        <w:spacing w:before="240" w:after="100"/>
+        <w:rPr/>
       </w:pPr>
       <w:r>
         <w:rPr>
@@ -3629,9 +4124,12 @@
     </w:p>
     <w:p>
       <w:pPr>
-        <w:spacing w:after="100"/>
+        <w:pStyle w:val="Normal"/>
+        <w:spacing w:before="0" w:after="100"/>
+        <w:rPr/>
       </w:pPr>
       <w:r>
+        <w:rPr/>
         <w:t xml:space="preserve">One transcript per team member. Each member submits one plain-text file named exactly </w:t>
       </w:r>
       <w:r>
@@ -3645,37 +4143,48 @@
         <w:t>&lt;their student number&gt;.txt</w:t>
       </w:r>
       <w:r>
+        <w:rPr/>
         <w:t>, containing the full AI conversation behind the sections they led.</w:t>
       </w:r>
     </w:p>
     <w:tbl>
       <w:tblPr>
         <w:tblW w:w="9360" w:type="dxa"/>
+        <w:jc w:val="left"/>
+        <w:tblInd w:w="0" w:type="dxa"/>
         <w:tblLayout w:type="fixed"/>
-        <w:tblLook w:val="04A0" w:firstRow="1" w:lastRow="0" w:firstColumn="1" w:lastColumn="0" w:noHBand="0" w:noVBand="1"/>
+        <w:tblCellMar>
+          <w:top w:w="0" w:type="dxa"/>
+          <w:left w:w="108" w:type="dxa"/>
+          <w:bottom w:w="0" w:type="dxa"/>
+          <w:right w:w="108" w:type="dxa"/>
+        </w:tblCellMar>
+        <w:tblLook w:firstRow="1" w:noVBand="1" w:lastRow="0" w:firstColumn="1" w:lastColumn="0" w:noHBand="0" w:val="04a0"/>
       </w:tblPr>
       <w:tblGrid>
-        <w:gridCol w:w="3399"/>
+        <w:gridCol w:w="3398"/>
         <w:gridCol w:w="5961"/>
       </w:tblGrid>
       <w:tr>
         <w:trPr>
-          <w:tblHeader/>
+          <w:tblHeader w:val="true"/>
         </w:trPr>
         <w:tc>
           <w:tcPr>
-            <w:tcW w:w="3399" w:type="dxa"/>
-            <w:tcBorders>
-              <w:top w:val="single" w:sz="4" w:space="0" w:color="000000"/>
-              <w:left w:val="single" w:sz="4" w:space="0" w:color="000000"/>
-              <w:bottom w:val="single" w:sz="4" w:space="0" w:color="000000"/>
-              <w:right w:val="single" w:sz="4" w:space="0" w:color="000000"/>
-            </w:tcBorders>
-            <w:shd w:val="clear" w:color="auto" w:fill="1F3864"/>
-          </w:tcPr>
-          <w:p>
-            <w:pPr>
-              <w:spacing w:after="80"/>
+            <w:tcW w:w="3398" w:type="dxa"/>
+            <w:tcBorders>
+              <w:top w:val="single" w:sz="4" w:space="0" w:color="000000"/>
+              <w:left w:val="single" w:sz="4" w:space="0" w:color="000000"/>
+              <w:bottom w:val="single" w:sz="4" w:space="0" w:color="000000"/>
+              <w:right w:val="single" w:sz="4" w:space="0" w:color="000000"/>
+            </w:tcBorders>
+            <w:shd w:color="auto" w:fill="1F3864" w:val="clear"/>
+          </w:tcPr>
+          <w:p>
+            <w:pPr>
+              <w:pStyle w:val="Normal"/>
+              <w:spacing w:before="0" w:after="80"/>
+              <w:rPr/>
             </w:pPr>
             <w:r>
               <w:rPr>
@@ -3689,18 +4198,20 @@
         </w:tc>
         <w:tc>
           <w:tcPr>
-            <w:tcW w:w="5960" w:type="dxa"/>
-            <w:tcBorders>
-              <w:top w:val="single" w:sz="4" w:space="0" w:color="000000"/>
-              <w:left w:val="single" w:sz="4" w:space="0" w:color="000000"/>
-              <w:bottom w:val="single" w:sz="4" w:space="0" w:color="000000"/>
-              <w:right w:val="single" w:sz="4" w:space="0" w:color="000000"/>
-            </w:tcBorders>
-            <w:shd w:val="clear" w:color="auto" w:fill="1F3864"/>
-          </w:tcPr>
-          <w:p>
-            <w:pPr>
-              <w:spacing w:after="80"/>
+            <w:tcW w:w="5961" w:type="dxa"/>
+            <w:tcBorders>
+              <w:top w:val="single" w:sz="4" w:space="0" w:color="000000"/>
+              <w:left w:val="single" w:sz="4" w:space="0" w:color="000000"/>
+              <w:bottom w:val="single" w:sz="4" w:space="0" w:color="000000"/>
+              <w:right w:val="single" w:sz="4" w:space="0" w:color="000000"/>
+            </w:tcBorders>
+            <w:shd w:color="auto" w:fill="1F3864" w:val="clear"/>
+          </w:tcPr>
+          <w:p>
+            <w:pPr>
+              <w:pStyle w:val="Normal"/>
+              <w:spacing w:before="0" w:after="80"/>
+              <w:rPr/>
             </w:pPr>
             <w:r>
               <w:rPr>
@@ -3714,38 +4225,44 @@
         </w:tc>
       </w:tr>
       <w:tr>
-        <w:tc>
-          <w:tcPr>
-            <w:tcW w:w="3399" w:type="dxa"/>
-            <w:tcBorders>
-              <w:top w:val="single" w:sz="4" w:space="0" w:color="000000"/>
-              <w:left w:val="single" w:sz="4" w:space="0" w:color="000000"/>
-              <w:bottom w:val="single" w:sz="4" w:space="0" w:color="000000"/>
-              <w:right w:val="single" w:sz="4" w:space="0" w:color="000000"/>
-            </w:tcBorders>
-          </w:tcPr>
-          <w:p>
-            <w:pPr>
-              <w:spacing w:after="80"/>
-            </w:pPr>
-            <w:r>
+        <w:trPr/>
+        <w:tc>
+          <w:tcPr>
+            <w:tcW w:w="3398" w:type="dxa"/>
+            <w:tcBorders>
+              <w:top w:val="single" w:sz="4" w:space="0" w:color="000000"/>
+              <w:left w:val="single" w:sz="4" w:space="0" w:color="000000"/>
+              <w:bottom w:val="single" w:sz="4" w:space="0" w:color="000000"/>
+              <w:right w:val="single" w:sz="4" w:space="0" w:color="000000"/>
+            </w:tcBorders>
+          </w:tcPr>
+          <w:p>
+            <w:pPr>
+              <w:pStyle w:val="Normal"/>
+              <w:spacing w:before="0" w:after="80"/>
+              <w:rPr/>
+            </w:pPr>
+            <w:r>
+              <w:rPr/>
               <w:t>Header</w:t>
             </w:r>
           </w:p>
         </w:tc>
         <w:tc>
           <w:tcPr>
-            <w:tcW w:w="5960" w:type="dxa"/>
-            <w:tcBorders>
-              <w:top w:val="single" w:sz="4" w:space="0" w:color="000000"/>
-              <w:left w:val="single" w:sz="4" w:space="0" w:color="000000"/>
-              <w:bottom w:val="single" w:sz="4" w:space="0" w:color="000000"/>
-              <w:right w:val="single" w:sz="4" w:space="0" w:color="000000"/>
-            </w:tcBorders>
-          </w:tcPr>
-          <w:p>
-            <w:pPr>
-              <w:spacing w:after="80"/>
+            <w:tcW w:w="5961" w:type="dxa"/>
+            <w:tcBorders>
+              <w:top w:val="single" w:sz="4" w:space="0" w:color="000000"/>
+              <w:left w:val="single" w:sz="4" w:space="0" w:color="000000"/>
+              <w:bottom w:val="single" w:sz="4" w:space="0" w:color="000000"/>
+              <w:right w:val="single" w:sz="4" w:space="0" w:color="000000"/>
+            </w:tcBorders>
+          </w:tcPr>
+          <w:p>
+            <w:pPr>
+              <w:pStyle w:val="Normal"/>
+              <w:spacing w:before="0" w:after="80"/>
+              <w:rPr/>
             </w:pPr>
             <w:r>
               <w:rPr>
@@ -3761,38 +4278,44 @@
         </w:tc>
       </w:tr>
       <w:tr>
-        <w:tc>
-          <w:tcPr>
-            <w:tcW w:w="3399" w:type="dxa"/>
-            <w:tcBorders>
-              <w:top w:val="single" w:sz="4" w:space="0" w:color="000000"/>
-              <w:left w:val="single" w:sz="4" w:space="0" w:color="000000"/>
-              <w:bottom w:val="single" w:sz="4" w:space="0" w:color="000000"/>
-              <w:right w:val="single" w:sz="4" w:space="0" w:color="000000"/>
-            </w:tcBorders>
-          </w:tcPr>
-          <w:p>
-            <w:pPr>
-              <w:spacing w:after="80"/>
-            </w:pPr>
-            <w:r>
+        <w:trPr/>
+        <w:tc>
+          <w:tcPr>
+            <w:tcW w:w="3398" w:type="dxa"/>
+            <w:tcBorders>
+              <w:top w:val="single" w:sz="4" w:space="0" w:color="000000"/>
+              <w:left w:val="single" w:sz="4" w:space="0" w:color="000000"/>
+              <w:bottom w:val="single" w:sz="4" w:space="0" w:color="000000"/>
+              <w:right w:val="single" w:sz="4" w:space="0" w:color="000000"/>
+            </w:tcBorders>
+          </w:tcPr>
+          <w:p>
+            <w:pPr>
+              <w:pStyle w:val="Normal"/>
+              <w:spacing w:before="0" w:after="80"/>
+              <w:rPr/>
+            </w:pPr>
+            <w:r>
+              <w:rPr/>
               <w:t>The full conversation</w:t>
             </w:r>
           </w:p>
         </w:tc>
         <w:tc>
           <w:tcPr>
-            <w:tcW w:w="5960" w:type="dxa"/>
-            <w:tcBorders>
-              <w:top w:val="single" w:sz="4" w:space="0" w:color="000000"/>
-              <w:left w:val="single" w:sz="4" w:space="0" w:color="000000"/>
-              <w:bottom w:val="single" w:sz="4" w:space="0" w:color="000000"/>
-              <w:right w:val="single" w:sz="4" w:space="0" w:color="000000"/>
-            </w:tcBorders>
-          </w:tcPr>
-          <w:p>
-            <w:pPr>
-              <w:spacing w:after="80"/>
+            <w:tcW w:w="5961" w:type="dxa"/>
+            <w:tcBorders>
+              <w:top w:val="single" w:sz="4" w:space="0" w:color="000000"/>
+              <w:left w:val="single" w:sz="4" w:space="0" w:color="000000"/>
+              <w:bottom w:val="single" w:sz="4" w:space="0" w:color="000000"/>
+              <w:right w:val="single" w:sz="4" w:space="0" w:color="000000"/>
+            </w:tcBorders>
+          </w:tcPr>
+          <w:p>
+            <w:pPr>
+              <w:pStyle w:val="Normal"/>
+              <w:spacing w:before="0" w:after="80"/>
+              <w:rPr/>
             </w:pPr>
             <w:r>
               <w:rPr>
@@ -3808,39 +4331,44 @@
         </w:tc>
       </w:tr>
       <w:tr>
-        <w:tc>
-          <w:tcPr>
-            <w:tcW w:w="3399" w:type="dxa"/>
-            <w:tcBorders>
-              <w:top w:val="single" w:sz="4" w:space="0" w:color="000000"/>
-              <w:left w:val="single" w:sz="4" w:space="0" w:color="000000"/>
-              <w:bottom w:val="single" w:sz="4" w:space="0" w:color="000000"/>
-              <w:right w:val="single" w:sz="4" w:space="0" w:color="000000"/>
-            </w:tcBorders>
-          </w:tcPr>
-          <w:p>
-            <w:pPr>
-              <w:spacing w:after="80"/>
-            </w:pPr>
-            <w:r>
-              <w:lastRenderedPageBreak/>
+        <w:trPr/>
+        <w:tc>
+          <w:tcPr>
+            <w:tcW w:w="3398" w:type="dxa"/>
+            <w:tcBorders>
+              <w:top w:val="single" w:sz="4" w:space="0" w:color="000000"/>
+              <w:left w:val="single" w:sz="4" w:space="0" w:color="000000"/>
+              <w:bottom w:val="single" w:sz="4" w:space="0" w:color="000000"/>
+              <w:right w:val="single" w:sz="4" w:space="0" w:color="000000"/>
+            </w:tcBorders>
+          </w:tcPr>
+          <w:p>
+            <w:pPr>
+              <w:pStyle w:val="Normal"/>
+              <w:spacing w:before="0" w:after="80"/>
+              <w:rPr/>
+            </w:pPr>
+            <w:r>
+              <w:rPr/>
               <w:t>A short reflection</w:t>
             </w:r>
           </w:p>
         </w:tc>
         <w:tc>
           <w:tcPr>
-            <w:tcW w:w="5960" w:type="dxa"/>
-            <w:tcBorders>
-              <w:top w:val="single" w:sz="4" w:space="0" w:color="000000"/>
-              <w:left w:val="single" w:sz="4" w:space="0" w:color="000000"/>
-              <w:bottom w:val="single" w:sz="4" w:space="0" w:color="000000"/>
-              <w:right w:val="single" w:sz="4" w:space="0" w:color="000000"/>
-            </w:tcBorders>
-          </w:tcPr>
-          <w:p>
-            <w:pPr>
-              <w:spacing w:after="80"/>
+            <w:tcW w:w="5961" w:type="dxa"/>
+            <w:tcBorders>
+              <w:top w:val="single" w:sz="4" w:space="0" w:color="000000"/>
+              <w:left w:val="single" w:sz="4" w:space="0" w:color="000000"/>
+              <w:bottom w:val="single" w:sz="4" w:space="0" w:color="000000"/>
+              <w:right w:val="single" w:sz="4" w:space="0" w:color="000000"/>
+            </w:tcBorders>
+          </w:tcPr>
+          <w:p>
+            <w:pPr>
+              <w:pStyle w:val="Normal"/>
+              <w:spacing w:before="0" w:after="80"/>
+              <w:rPr/>
             </w:pPr>
             <w:r>
               <w:rPr>
@@ -3859,10 +4387,8 @@
     <w:p>
       <w:pPr>
         <w:pStyle w:val="Heading2"/>
-        <w:spacing w:after="100"/>
-        <w:rPr>
-          <w:rFonts w:hint="eastAsia"/>
-        </w:rPr>
+        <w:spacing w:before="240" w:after="100"/>
+        <w:rPr/>
       </w:pPr>
       <w:r>
         <w:rPr>
@@ -3875,9 +4401,12 @@
     </w:p>
     <w:p>
       <w:pPr>
-        <w:spacing w:after="100"/>
+        <w:pStyle w:val="Normal"/>
+        <w:spacing w:before="0" w:after="100"/>
+        <w:rPr/>
       </w:pPr>
       <w:r>
+        <w:rPr/>
         <w:t xml:space="preserve">The autograder enforces this exactly. ZIP named </w:t>
       </w:r>
       <w:r>
@@ -3891,22 +4420,31 @@
         <w:t>A2_&lt;your team id&gt;.zip</w:t>
       </w:r>
       <w:r>
+        <w:rPr/>
         <w:t>, containing:</w:t>
       </w:r>
     </w:p>
     <w:tbl>
       <w:tblPr>
         <w:tblW w:w="9360" w:type="dxa"/>
+        <w:jc w:val="left"/>
+        <w:tblInd w:w="0" w:type="dxa"/>
         <w:tblLayout w:type="fixed"/>
-        <w:tblLook w:val="04A0" w:firstRow="1" w:lastRow="0" w:firstColumn="1" w:lastColumn="0" w:noHBand="0" w:noVBand="1"/>
+        <w:tblCellMar>
+          <w:top w:w="0" w:type="dxa"/>
+          <w:left w:w="108" w:type="dxa"/>
+          <w:bottom w:w="0" w:type="dxa"/>
+          <w:right w:w="108" w:type="dxa"/>
+        </w:tblCellMar>
+        <w:tblLook w:firstRow="1" w:noVBand="1" w:lastRow="0" w:firstColumn="1" w:lastColumn="0" w:noHBand="0" w:val="04a0"/>
       </w:tblPr>
       <w:tblGrid>
         <w:gridCol w:w="3800"/>
-        <w:gridCol w:w="5560"/>
+        <w:gridCol w:w="5559"/>
       </w:tblGrid>
       <w:tr>
         <w:trPr>
-          <w:tblHeader/>
+          <w:tblHeader w:val="true"/>
         </w:trPr>
         <w:tc>
           <w:tcPr>
@@ -3917,11 +4455,13 @@
               <w:bottom w:val="single" w:sz="4" w:space="0" w:color="000000"/>
               <w:right w:val="single" w:sz="4" w:space="0" w:color="000000"/>
             </w:tcBorders>
-            <w:shd w:val="clear" w:color="auto" w:fill="1F3864"/>
-          </w:tcPr>
-          <w:p>
-            <w:pPr>
-              <w:spacing w:after="80"/>
+            <w:shd w:color="auto" w:fill="1F3864" w:val="clear"/>
+          </w:tcPr>
+          <w:p>
+            <w:pPr>
+              <w:pStyle w:val="Normal"/>
+              <w:spacing w:before="0" w:after="80"/>
+              <w:rPr/>
             </w:pPr>
             <w:r>
               <w:rPr>
@@ -3942,11 +4482,13 @@
               <w:bottom w:val="single" w:sz="4" w:space="0" w:color="000000"/>
               <w:right w:val="single" w:sz="4" w:space="0" w:color="000000"/>
             </w:tcBorders>
-            <w:shd w:val="clear" w:color="auto" w:fill="1F3864"/>
-          </w:tcPr>
-          <w:p>
-            <w:pPr>
-              <w:spacing w:after="80"/>
+            <w:shd w:color="auto" w:fill="1F3864" w:val="clear"/>
+          </w:tcPr>
+          <w:p>
+            <w:pPr>
+              <w:pStyle w:val="Normal"/>
+              <w:spacing w:before="0" w:after="80"/>
+              <w:rPr/>
             </w:pPr>
             <w:r>
               <w:rPr>
@@ -3960,6 +4502,7 @@
         </w:tc>
       </w:tr>
       <w:tr>
+        <w:trPr/>
         <w:tc>
           <w:tcPr>
             <w:tcW w:w="3800" w:type="dxa"/>
@@ -3972,9 +4515,12 @@
           </w:tcPr>
           <w:p>
             <w:pPr>
-              <w:spacing w:after="80"/>
-            </w:pPr>
-            <w:r>
+              <w:pStyle w:val="Normal"/>
+              <w:spacing w:before="0" w:after="80"/>
+              <w:rPr/>
+            </w:pPr>
+            <w:r>
+              <w:rPr/>
               <w:t>A2_form.docx</w:t>
             </w:r>
           </w:p>
@@ -3991,15 +4537,19 @@
           </w:tcPr>
           <w:p>
             <w:pPr>
-              <w:spacing w:after="80"/>
-            </w:pPr>
-            <w:r>
+              <w:pStyle w:val="Normal"/>
+              <w:spacing w:before="0" w:after="80"/>
+              <w:rPr/>
+            </w:pPr>
+            <w:r>
+              <w:rPr/>
               <w:t>this filled form</w:t>
             </w:r>
           </w:p>
         </w:tc>
       </w:tr>
       <w:tr>
+        <w:trPr/>
         <w:tc>
           <w:tcPr>
             <w:tcW w:w="3800" w:type="dxa"/>
@@ -4012,9 +4562,12 @@
           </w:tcPr>
           <w:p>
             <w:pPr>
-              <w:spacing w:after="80"/>
-            </w:pPr>
-            <w:r>
+              <w:pStyle w:val="Normal"/>
+              <w:spacing w:before="0" w:after="80"/>
+              <w:rPr/>
+            </w:pPr>
+            <w:r>
+              <w:rPr/>
               <w:t>src/doc_agent/  (ingest, vision, index)</w:t>
             </w:r>
           </w:p>
@@ -4031,15 +4584,19 @@
           </w:tcPr>
           <w:p>
             <w:pPr>
-              <w:spacing w:after="80"/>
-            </w:pPr>
-            <w:r>
+              <w:pStyle w:val="Normal"/>
+              <w:spacing w:before="0" w:after="80"/>
+              <w:rPr/>
+            </w:pPr>
+            <w:r>
+              <w:rPr/>
               <w:t>the implemented knowledge-base stages</w:t>
             </w:r>
           </w:p>
         </w:tc>
       </w:tr>
       <w:tr>
+        <w:trPr/>
         <w:tc>
           <w:tcPr>
             <w:tcW w:w="3800" w:type="dxa"/>
@@ -4052,9 +4609,12 @@
           </w:tcPr>
           <w:p>
             <w:pPr>
-              <w:spacing w:after="80"/>
-            </w:pPr>
-            <w:r>
+              <w:pStyle w:val="Normal"/>
+              <w:spacing w:before="0" w:after="80"/>
+              <w:rPr/>
+            </w:pPr>
+            <w:r>
+              <w:rPr/>
               <w:t>scripts/build_index.sh</w:t>
             </w:r>
           </w:p>
@@ -4071,15 +4631,19 @@
           </w:tcPr>
           <w:p>
             <w:pPr>
-              <w:spacing w:after="80"/>
-            </w:pPr>
-            <w:r>
+              <w:pStyle w:val="Normal"/>
+              <w:spacing w:before="0" w:after="80"/>
+              <w:rPr/>
+            </w:pPr>
+            <w:r>
+              <w:rPr/>
               <w:t>builds the vector index (edit the stub)</w:t>
             </w:r>
           </w:p>
         </w:tc>
       </w:tr>
       <w:tr>
+        <w:trPr/>
         <w:tc>
           <w:tcPr>
             <w:tcW w:w="3800" w:type="dxa"/>
@@ -4092,9 +4656,12 @@
           </w:tcPr>
           <w:p>
             <w:pPr>
-              <w:spacing w:after="80"/>
-            </w:pPr>
-            <w:r>
+              <w:pStyle w:val="Normal"/>
+              <w:spacing w:before="0" w:after="80"/>
+              <w:rPr/>
+            </w:pPr>
+            <w:r>
+              <w:rPr/>
               <w:t>notebooks/kb_demo.ipynb</w:t>
             </w:r>
           </w:p>
@@ -4111,15 +4678,19 @@
           </w:tcPr>
           <w:p>
             <w:pPr>
-              <w:spacing w:after="80"/>
-            </w:pPr>
-            <w:r>
+              <w:pStyle w:val="Normal"/>
+              <w:spacing w:before="0" w:after="80"/>
+              <w:rPr/>
+            </w:pPr>
+            <w:r>
+              <w:rPr/>
               <w:t>OCR quality + one retrieval example (edit the stub)</w:t>
             </w:r>
           </w:p>
         </w:tc>
       </w:tr>
       <w:tr>
+        <w:trPr/>
         <w:tc>
           <w:tcPr>
             <w:tcW w:w="3800" w:type="dxa"/>
@@ -4132,9 +4703,12 @@
           </w:tcPr>
           <w:p>
             <w:pPr>
-              <w:spacing w:after="80"/>
-            </w:pPr>
-            <w:r>
+              <w:pStyle w:val="Normal"/>
+              <w:spacing w:before="0" w:after="80"/>
+              <w:rPr/>
+            </w:pPr>
+            <w:r>
+              <w:rPr/>
               <w:t>reports/pipeline_diagram.md</w:t>
             </w:r>
           </w:p>
@@ -4151,15 +4725,19 @@
           </w:tcPr>
           <w:p>
             <w:pPr>
-              <w:spacing w:after="80"/>
-            </w:pPr>
-            <w:r>
+              <w:pStyle w:val="Normal"/>
+              <w:spacing w:before="0" w:after="80"/>
+              <w:rPr/>
+            </w:pPr>
+            <w:r>
+              <w:rPr/>
               <w:t>a diagram of the knowledge-base pipeline (edit the stub)</w:t>
             </w:r>
           </w:p>
         </w:tc>
       </w:tr>
       <w:tr>
+        <w:trPr/>
         <w:tc>
           <w:tcPr>
             <w:tcW w:w="3800" w:type="dxa"/>
@@ -4172,9 +4750,12 @@
           </w:tcPr>
           <w:p>
             <w:pPr>
-              <w:spacing w:after="80"/>
-            </w:pPr>
-            <w:r>
+              <w:pStyle w:val="Normal"/>
+              <w:spacing w:before="0" w:after="80"/>
+              <w:rPr/>
+            </w:pPr>
+            <w:r>
+              <w:rPr/>
               <w:t>configs/design_choices.md</w:t>
             </w:r>
           </w:p>
@@ -4191,15 +4772,19 @@
           </w:tcPr>
           <w:p>
             <w:pPr>
-              <w:spacing w:after="80"/>
-            </w:pPr>
-            <w:r>
+              <w:pStyle w:val="Normal"/>
+              <w:spacing w:before="0" w:after="80"/>
+              <w:rPr/>
+            </w:pPr>
+            <w:r>
+              <w:rPr/>
               <w:t>updated with Stages 1–4</w:t>
             </w:r>
           </w:p>
         </w:tc>
       </w:tr>
       <w:tr>
+        <w:trPr/>
         <w:tc>
           <w:tcPr>
             <w:tcW w:w="3800" w:type="dxa"/>
@@ -4212,9 +4797,12 @@
           </w:tcPr>
           <w:p>
             <w:pPr>
-              <w:spacing w:after="80"/>
-            </w:pPr>
-            <w:r>
+              <w:pStyle w:val="Normal"/>
+              <w:spacing w:before="0" w:after="80"/>
+              <w:rPr/>
+            </w:pPr>
+            <w:r>
+              <w:rPr/>
               <w:t>transcripts/&lt;student number&gt;.txt  ×3</w:t>
             </w:r>
           </w:p>
@@ -4231,9 +4819,12 @@
           </w:tcPr>
           <w:p>
             <w:pPr>
-              <w:spacing w:after="80"/>
-            </w:pPr>
-            <w:r>
+              <w:pStyle w:val="Normal"/>
+              <w:spacing w:before="0" w:after="80"/>
+              <w:rPr/>
+            </w:pPr>
+            <w:r>
+              <w:rPr/>
               <w:t>one AI-chat transcript per member</w:t>
             </w:r>
           </w:p>
@@ -4243,10 +4834,8 @@
     <w:p>
       <w:pPr>
         <w:pStyle w:val="Heading2"/>
-        <w:spacing w:after="100"/>
-        <w:rPr>
-          <w:rFonts w:hint="eastAsia"/>
-        </w:rPr>
+        <w:spacing w:before="240" w:after="100"/>
+        <w:rPr/>
       </w:pPr>
       <w:r>
         <w:rPr>
@@ -4260,14 +4849,23 @@
     <w:tbl>
       <w:tblPr>
         <w:tblW w:w="9360" w:type="dxa"/>
+        <w:jc w:val="left"/>
+        <w:tblInd w:w="0" w:type="dxa"/>
         <w:tblLayout w:type="fixed"/>
-        <w:tblLook w:val="04A0" w:firstRow="1" w:lastRow="0" w:firstColumn="1" w:lastColumn="0" w:noHBand="0" w:noVBand="1"/>
+        <w:tblCellMar>
+          <w:top w:w="0" w:type="dxa"/>
+          <w:left w:w="108" w:type="dxa"/>
+          <w:bottom w:w="0" w:type="dxa"/>
+          <w:right w:w="108" w:type="dxa"/>
+        </w:tblCellMar>
+        <w:tblLook w:firstRow="1" w:noVBand="1" w:lastRow="0" w:firstColumn="1" w:lastColumn="0" w:noHBand="0" w:val="04a0"/>
       </w:tblPr>
       <w:tblGrid>
-        <w:gridCol w:w="7360"/>
+        <w:gridCol w:w="7359"/>
         <w:gridCol w:w="2000"/>
       </w:tblGrid>
       <w:tr>
+        <w:trPr/>
         <w:tc>
           <w:tcPr>
             <w:tcW w:w="9359" w:type="dxa"/>
@@ -4278,11 +4876,13 @@
               <w:bottom w:val="single" w:sz="4" w:space="0" w:color="000000"/>
               <w:right w:val="single" w:sz="4" w:space="0" w:color="000000"/>
             </w:tcBorders>
-            <w:shd w:val="clear" w:color="auto" w:fill="D9E1F2"/>
-          </w:tcPr>
-          <w:p>
-            <w:pPr>
-              <w:spacing w:after="60"/>
+            <w:shd w:color="auto" w:fill="D9E1F2" w:val="clear"/>
+          </w:tcPr>
+          <w:p>
+            <w:pPr>
+              <w:pStyle w:val="Normal"/>
+              <w:spacing w:before="0" w:after="60"/>
+              <w:rPr/>
             </w:pPr>
             <w:r>
               <w:rPr>
@@ -4292,12 +4892,14 @@
               <w:t xml:space="preserve">Grounding gate: </w:t>
             </w:r>
             <w:r>
+              <w:rPr/>
               <w:t>every claim in the form must match your own code, index, and notebook outputs. Numbers with no notebook evidence score zero for that item.</w:t>
             </w:r>
           </w:p>
         </w:tc>
       </w:tr>
       <w:tr>
+        <w:trPr/>
         <w:tc>
           <w:tcPr>
             <w:tcW w:w="7359" w:type="dxa"/>
@@ -4307,11 +4909,13 @@
               <w:bottom w:val="single" w:sz="4" w:space="0" w:color="000000"/>
               <w:right w:val="single" w:sz="4" w:space="0" w:color="000000"/>
             </w:tcBorders>
-            <w:shd w:val="clear" w:color="auto" w:fill="1F3864"/>
-          </w:tcPr>
-          <w:p>
-            <w:pPr>
-              <w:spacing w:after="80"/>
+            <w:shd w:color="auto" w:fill="1F3864" w:val="clear"/>
+          </w:tcPr>
+          <w:p>
+            <w:pPr>
+              <w:pStyle w:val="Normal"/>
+              <w:spacing w:before="0" w:after="80"/>
+              <w:rPr/>
             </w:pPr>
             <w:r>
               <w:rPr>
@@ -4332,11 +4936,13 @@
               <w:bottom w:val="single" w:sz="4" w:space="0" w:color="000000"/>
               <w:right w:val="single" w:sz="4" w:space="0" w:color="000000"/>
             </w:tcBorders>
-            <w:shd w:val="clear" w:color="auto" w:fill="1F3864"/>
-          </w:tcPr>
-          <w:p>
-            <w:pPr>
-              <w:spacing w:after="80"/>
+            <w:shd w:color="auto" w:fill="1F3864" w:val="clear"/>
+          </w:tcPr>
+          <w:p>
+            <w:pPr>
+              <w:pStyle w:val="Normal"/>
+              <w:spacing w:before="0" w:after="80"/>
+              <w:rPr/>
             </w:pPr>
             <w:r>
               <w:rPr>
@@ -4350,6 +4956,7 @@
         </w:tc>
       </w:tr>
       <w:tr>
+        <w:trPr/>
         <w:tc>
           <w:tcPr>
             <w:tcW w:w="7359" w:type="dxa"/>
@@ -4362,9 +4969,12 @@
           </w:tcPr>
           <w:p>
             <w:pPr>
-              <w:spacing w:after="80"/>
-            </w:pPr>
-            <w:r>
+              <w:pStyle w:val="Normal"/>
+              <w:spacing w:before="0" w:after="80"/>
+              <w:rPr/>
+            </w:pPr>
+            <w:r>
+              <w:rPr/>
               <w:t>Section 1 — recap accurate and consistent with A1</w:t>
             </w:r>
           </w:p>
@@ -4381,15 +4991,19 @@
           </w:tcPr>
           <w:p>
             <w:pPr>
-              <w:spacing w:after="80"/>
-            </w:pPr>
-            <w:r>
+              <w:pStyle w:val="Normal"/>
+              <w:spacing w:before="0" w:after="80"/>
+              <w:rPr/>
+            </w:pPr>
+            <w:r>
+              <w:rPr/>
               <w:t>5</w:t>
             </w:r>
           </w:p>
         </w:tc>
       </w:tr>
       <w:tr>
+        <w:trPr/>
         <w:tc>
           <w:tcPr>
             <w:tcW w:w="7359" w:type="dxa"/>
@@ -4402,9 +5016,12 @@
           </w:tcPr>
           <w:p>
             <w:pPr>
-              <w:spacing w:after="80"/>
-            </w:pPr>
-            <w:r>
+              <w:pStyle w:val="Normal"/>
+              <w:spacing w:before="0" w:after="80"/>
+              <w:rPr/>
+            </w:pPr>
+            <w:r>
+              <w:rPr/>
               <w:t>Section 2 — structure and invariances identified correctly</w:t>
             </w:r>
           </w:p>
@@ -4421,15 +5038,19 @@
           </w:tcPr>
           <w:p>
             <w:pPr>
-              <w:spacing w:after="80"/>
-            </w:pPr>
-            <w:r>
+              <w:pStyle w:val="Normal"/>
+              <w:spacing w:before="0" w:after="80"/>
+              <w:rPr/>
+            </w:pPr>
+            <w:r>
+              <w:rPr/>
               <w:t>10</w:t>
             </w:r>
           </w:p>
         </w:tc>
       </w:tr>
       <w:tr>
+        <w:trPr/>
         <w:tc>
           <w:tcPr>
             <w:tcW w:w="7359" w:type="dxa"/>
@@ -4442,9 +5063,12 @@
           </w:tcPr>
           <w:p>
             <w:pPr>
-              <w:spacing w:after="80"/>
-            </w:pPr>
-            <w:r>
+              <w:pStyle w:val="Normal"/>
+              <w:spacing w:before="0" w:after="80"/>
+              <w:rPr/>
+            </w:pPr>
+            <w:r>
+              <w:rPr/>
               <w:t>Section 3 — options compared, with ≥1 reproduced published/pretrained method</w:t>
             </w:r>
           </w:p>
@@ -4461,15 +5085,19 @@
           </w:tcPr>
           <w:p>
             <w:pPr>
-              <w:spacing w:after="80"/>
-            </w:pPr>
-            <w:r>
+              <w:pStyle w:val="Normal"/>
+              <w:spacing w:before="0" w:after="80"/>
+              <w:rPr/>
+            </w:pPr>
+            <w:r>
+              <w:rPr/>
               <w:t>20</w:t>
             </w:r>
           </w:p>
         </w:tc>
       </w:tr>
       <w:tr>
+        <w:trPr/>
         <w:tc>
           <w:tcPr>
             <w:tcW w:w="7359" w:type="dxa"/>
@@ -4482,9 +5110,12 @@
           </w:tcPr>
           <w:p>
             <w:pPr>
-              <w:spacing w:after="80"/>
-            </w:pPr>
-            <w:r>
+              <w:pStyle w:val="Normal"/>
+              <w:spacing w:before="0" w:after="80"/>
+              <w:rPr/>
+            </w:pPr>
+            <w:r>
+              <w:rPr/>
               <w:t>Section 4 — knowledge base built; models and parameters justified</w:t>
             </w:r>
           </w:p>
@@ -4501,15 +5132,19 @@
           </w:tcPr>
           <w:p>
             <w:pPr>
-              <w:spacing w:after="80"/>
-            </w:pPr>
-            <w:r>
+              <w:pStyle w:val="Normal"/>
+              <w:spacing w:before="0" w:after="80"/>
+              <w:rPr/>
+            </w:pPr>
+            <w:r>
+              <w:rPr/>
               <w:t>20</w:t>
             </w:r>
           </w:p>
         </w:tc>
       </w:tr>
       <w:tr>
+        <w:trPr/>
         <w:tc>
           <w:tcPr>
             <w:tcW w:w="7359" w:type="dxa"/>
@@ -4522,9 +5157,12 @@
           </w:tcPr>
           <w:p>
             <w:pPr>
-              <w:spacing w:after="80"/>
-            </w:pPr>
-            <w:r>
+              <w:pStyle w:val="Normal"/>
+              <w:spacing w:before="0" w:after="80"/>
+              <w:rPr/>
+            </w:pPr>
+            <w:r>
+              <w:rPr/>
               <w:t>Section 5 — real evidence: OCR quality + a working retrieval</w:t>
             </w:r>
           </w:p>
@@ -4541,15 +5179,19 @@
           </w:tcPr>
           <w:p>
             <w:pPr>
-              <w:spacing w:after="80"/>
-            </w:pPr>
-            <w:r>
+              <w:pStyle w:val="Normal"/>
+              <w:spacing w:before="0" w:after="80"/>
+              <w:rPr/>
+            </w:pPr>
+            <w:r>
+              <w:rPr/>
               <w:t>25</w:t>
             </w:r>
           </w:p>
         </w:tc>
       </w:tr>
       <w:tr>
+        <w:trPr/>
         <w:tc>
           <w:tcPr>
             <w:tcW w:w="7359" w:type="dxa"/>
@@ -4562,9 +5204,12 @@
           </w:tcPr>
           <w:p>
             <w:pPr>
-              <w:spacing w:after="80"/>
-            </w:pPr>
-            <w:r>
+              <w:pStyle w:val="Normal"/>
+              <w:spacing w:before="0" w:after="80"/>
+              <w:rPr/>
+            </w:pPr>
+            <w:r>
+              <w:rPr/>
               <w:t>Section 6 — a concrete, sensible plan for A3</w:t>
             </w:r>
           </w:p>
@@ -4581,15 +5226,19 @@
           </w:tcPr>
           <w:p>
             <w:pPr>
-              <w:spacing w:after="80"/>
-            </w:pPr>
-            <w:r>
+              <w:pStyle w:val="Normal"/>
+              <w:spacing w:before="0" w:after="80"/>
+              <w:rPr/>
+            </w:pPr>
+            <w:r>
+              <w:rPr/>
               <w:t>5</w:t>
             </w:r>
           </w:p>
         </w:tc>
       </w:tr>
       <w:tr>
+        <w:trPr/>
         <w:tc>
           <w:tcPr>
             <w:tcW w:w="7359" w:type="dxa"/>
@@ -4602,9 +5251,12 @@
           </w:tcPr>
           <w:p>
             <w:pPr>
-              <w:spacing w:after="80"/>
-            </w:pPr>
-            <w:r>
+              <w:pStyle w:val="Normal"/>
+              <w:spacing w:before="0" w:after="80"/>
+              <w:rPr/>
+            </w:pPr>
+            <w:r>
+              <w:rPr/>
               <w:t>Section 7 — eight-facet design table for Stages 1–4</w:t>
             </w:r>
           </w:p>
@@ -4621,15 +5273,19 @@
           </w:tcPr>
           <w:p>
             <w:pPr>
-              <w:spacing w:after="80"/>
-            </w:pPr>
-            <w:r>
+              <w:pStyle w:val="Normal"/>
+              <w:spacing w:before="0" w:after="80"/>
+              <w:rPr/>
+            </w:pPr>
+            <w:r>
+              <w:rPr/>
               <w:t>10</w:t>
             </w:r>
           </w:p>
         </w:tc>
       </w:tr>
       <w:tr>
+        <w:trPr/>
         <w:tc>
           <w:tcPr>
             <w:tcW w:w="7359" w:type="dxa"/>
@@ -4642,9 +5298,12 @@
           </w:tcPr>
           <w:p>
             <w:pPr>
-              <w:spacing w:after="80"/>
-            </w:pPr>
-            <w:r>
+              <w:pStyle w:val="Normal"/>
+              <w:spacing w:before="0" w:after="80"/>
+              <w:rPr/>
+            </w:pPr>
+            <w:r>
+              <w:rPr/>
               <w:t>Section 8 + submission structure correct</w:t>
             </w:r>
           </w:p>
@@ -4661,33 +5320,46 @@
           </w:tcPr>
           <w:p>
             <w:pPr>
-              <w:spacing w:after="80"/>
-            </w:pPr>
-            <w:r>
+              <w:pStyle w:val="Normal"/>
+              <w:spacing w:before="0" w:after="80"/>
+              <w:rPr/>
+            </w:pPr>
+            <w:r>
+              <w:rPr/>
               <w:t>5</w:t>
             </w:r>
           </w:p>
         </w:tc>
       </w:tr>
     </w:tbl>
-    <w:p/>
+    <w:p>
+      <w:pPr>
+        <w:pStyle w:val="Normal"/>
+        <w:rPr/>
+      </w:pPr>
+      <w:r>
+        <w:rPr/>
+      </w:r>
+    </w:p>
     <w:sectPr>
+      <w:type w:val="nextPage"/>
       <w:pgSz w:w="12240" w:h="15840"/>
-      <w:pgMar w:top="1440" w:right="1440" w:bottom="1440" w:left="1440" w:header="0" w:footer="0" w:gutter="0"/>
-      <w:cols w:space="720"/>
-      <w:formProt w:val="0"/>
-      <w:docGrid w:linePitch="360"/>
+      <w:pgMar w:left="1440" w:right="1440" w:gutter="0" w:header="0" w:top="1440" w:footer="0" w:bottom="1440"/>
+      <w:pgNumType w:fmt="decimal"/>
+      <w:formProt w:val="false"/>
+      <w:textDirection w:val="lrTb"/>
+      <w:docGrid w:type="default" w:linePitch="360" w:charSpace="0"/>
     </w:sectPr>
   </w:body>
 </w:document>
 </file>
 
 <file path=word/styles.xml><?xml version="1.0" encoding="utf-8"?>
-<w:styles xmlns:mc="http://schemas.openxmlformats.org/markup-compatibility/2006" xmlns:r="http://schemas.openxmlformats.org/officeDocument/2006/relationships" xmlns:w="http://schemas.openxmlformats.org/wordprocessingml/2006/main" xmlns:w14="http://schemas.microsoft.com/office/word/2010/wordml" xmlns:w15="http://schemas.microsoft.com/office/word/2012/wordml" xmlns:w16cex="http://schemas.microsoft.com/office/word/2018/wordml/cex" xmlns:w16cid="http://schemas.microsoft.com/office/word/2016/wordml/cid" xmlns:w16="http://schemas.microsoft.com/office/word/2018/wordml" xmlns:w16sdtdh="http://schemas.microsoft.com/office/word/2020/wordml/sdtdatahash" xmlns:w16se="http://schemas.microsoft.com/office/word/2015/wordml/symex" mc:Ignorable="w14 w15 w16se w16cid w16 w16cex w16sdtdh">
+<w:styles xmlns:w="http://schemas.openxmlformats.org/wordprocessingml/2006/main" xmlns:w14="http://schemas.microsoft.com/office/word/2010/wordml" xmlns:mc="http://schemas.openxmlformats.org/markup-compatibility/2006" mc:Ignorable="w14">
   <w:docDefaults>
     <w:rPrDefault>
       <w:rPr>
-        <w:rFonts w:ascii="Calibri" w:eastAsia="Calibri" w:hAnsi="Calibri" w:cs="Calibri"/>
+        <w:rFonts w:ascii="Calibri" w:hAnsi="Calibri" w:eastAsia="Calibri" w:cs="Calibri"/>
         <w:sz w:val="21"/>
         <w:szCs w:val="21"/>
         <w:lang w:val="en-US" w:eastAsia="zh-CN" w:bidi="hi-IN"/>
@@ -4695,21 +5367,21 @@
     </w:rPrDefault>
     <w:pPrDefault>
       <w:pPr>
-        <w:suppressAutoHyphens/>
+        <w:suppressAutoHyphens w:val="true"/>
       </w:pPr>
     </w:pPrDefault>
   </w:docDefaults>
   <w:latentStyles w:defLockedState="0" w:defUIPriority="99" w:defSemiHidden="0" w:defUnhideWhenUsed="0" w:defQFormat="0" w:count="376">
     <w:lsdException w:name="Normal" w:uiPriority="0" w:qFormat="1"/>
     <w:lsdException w:name="heading 1" w:uiPriority="9" w:qFormat="1"/>
-    <w:lsdException w:name="heading 2" w:semiHidden="1" w:uiPriority="9" w:unhideWhenUsed="1" w:qFormat="1"/>
-    <w:lsdException w:name="heading 3" w:semiHidden="1" w:uiPriority="9" w:unhideWhenUsed="1" w:qFormat="1"/>
-    <w:lsdException w:name="heading 4" w:semiHidden="1" w:uiPriority="9" w:unhideWhenUsed="1" w:qFormat="1"/>
-    <w:lsdException w:name="heading 5" w:semiHidden="1" w:uiPriority="9" w:unhideWhenUsed="1" w:qFormat="1"/>
-    <w:lsdException w:name="heading 6" w:semiHidden="1" w:uiPriority="9" w:unhideWhenUsed="1" w:qFormat="1"/>
-    <w:lsdException w:name="heading 7" w:semiHidden="1" w:uiPriority="9" w:unhideWhenUsed="1" w:qFormat="1"/>
-    <w:lsdException w:name="heading 8" w:semiHidden="1" w:uiPriority="9" w:unhideWhenUsed="1" w:qFormat="1"/>
-    <w:lsdException w:name="heading 9" w:semiHidden="1" w:uiPriority="9" w:unhideWhenUsed="1" w:qFormat="1"/>
+    <w:lsdException w:name="heading 2" w:uiPriority="9" w:semiHidden="1" w:unhideWhenUsed="1" w:qFormat="1"/>
+    <w:lsdException w:name="heading 3" w:uiPriority="9" w:semiHidden="1" w:unhideWhenUsed="1" w:qFormat="1"/>
+    <w:lsdException w:name="heading 4" w:uiPriority="9" w:semiHidden="1" w:unhideWhenUsed="1" w:qFormat="1"/>
+    <w:lsdException w:name="heading 5" w:uiPriority="9" w:semiHidden="1" w:unhideWhenUsed="1" w:qFormat="1"/>
+    <w:lsdException w:name="heading 6" w:uiPriority="9" w:semiHidden="1" w:unhideWhenUsed="1" w:qFormat="1"/>
+    <w:lsdException w:name="heading 7" w:uiPriority="9" w:semiHidden="1" w:unhideWhenUsed="1" w:qFormat="1"/>
+    <w:lsdException w:name="heading 8" w:uiPriority="9" w:semiHidden="1" w:unhideWhenUsed="1" w:qFormat="1"/>
+    <w:lsdException w:name="heading 9" w:uiPriority="9" w:semiHidden="1" w:unhideWhenUsed="1" w:qFormat="1"/>
     <w:lsdException w:name="index 1" w:semiHidden="1" w:unhideWhenUsed="1"/>
     <w:lsdException w:name="index 2" w:semiHidden="1" w:unhideWhenUsed="1"/>
     <w:lsdException w:name="index 3" w:semiHidden="1" w:unhideWhenUsed="1"/>
@@ -4719,22 +5391,22 @@
     <w:lsdException w:name="index 7" w:semiHidden="1" w:unhideWhenUsed="1"/>
     <w:lsdException w:name="index 8" w:semiHidden="1" w:unhideWhenUsed="1"/>
     <w:lsdException w:name="index 9" w:semiHidden="1" w:unhideWhenUsed="1"/>
-    <w:lsdException w:name="toc 1" w:semiHidden="1" w:uiPriority="39" w:unhideWhenUsed="1"/>
-    <w:lsdException w:name="toc 2" w:semiHidden="1" w:uiPriority="39" w:unhideWhenUsed="1"/>
-    <w:lsdException w:name="toc 3" w:semiHidden="1" w:uiPriority="39" w:unhideWhenUsed="1"/>
-    <w:lsdException w:name="toc 4" w:semiHidden="1" w:uiPriority="39" w:unhideWhenUsed="1"/>
-    <w:lsdException w:name="toc 5" w:semiHidden="1" w:uiPriority="39" w:unhideWhenUsed="1"/>
-    <w:lsdException w:name="toc 6" w:semiHidden="1" w:uiPriority="39" w:unhideWhenUsed="1"/>
-    <w:lsdException w:name="toc 7" w:semiHidden="1" w:uiPriority="39" w:unhideWhenUsed="1"/>
-    <w:lsdException w:name="toc 8" w:semiHidden="1" w:uiPriority="39" w:unhideWhenUsed="1"/>
-    <w:lsdException w:name="toc 9" w:semiHidden="1" w:uiPriority="39" w:unhideWhenUsed="1"/>
+    <w:lsdException w:name="toc 1" w:uiPriority="39" w:semiHidden="1" w:unhideWhenUsed="1"/>
+    <w:lsdException w:name="toc 2" w:uiPriority="39" w:semiHidden="1" w:unhideWhenUsed="1"/>
+    <w:lsdException w:name="toc 3" w:uiPriority="39" w:semiHidden="1" w:unhideWhenUsed="1"/>
+    <w:lsdException w:name="toc 4" w:uiPriority="39" w:semiHidden="1" w:unhideWhenUsed="1"/>
+    <w:lsdException w:name="toc 5" w:uiPriority="39" w:semiHidden="1" w:unhideWhenUsed="1"/>
+    <w:lsdException w:name="toc 6" w:uiPriority="39" w:semiHidden="1" w:unhideWhenUsed="1"/>
+    <w:lsdException w:name="toc 7" w:uiPriority="39" w:semiHidden="1" w:unhideWhenUsed="1"/>
+    <w:lsdException w:name="toc 8" w:uiPriority="39" w:semiHidden="1" w:unhideWhenUsed="1"/>
+    <w:lsdException w:name="toc 9" w:uiPriority="39" w:semiHidden="1" w:unhideWhenUsed="1"/>
     <w:lsdException w:name="Normal Indent" w:semiHidden="1" w:unhideWhenUsed="1"/>
     <w:lsdException w:name="footnote text" w:semiHidden="1" w:unhideWhenUsed="1"/>
     <w:lsdException w:name="annotation text" w:semiHidden="1" w:unhideWhenUsed="1"/>
     <w:lsdException w:name="header" w:semiHidden="1" w:unhideWhenUsed="1"/>
     <w:lsdException w:name="footer" w:semiHidden="1" w:unhideWhenUsed="1"/>
     <w:lsdException w:name="index heading" w:semiHidden="1" w:unhideWhenUsed="1"/>
-    <w:lsdException w:name="caption" w:semiHidden="1" w:uiPriority="35" w:unhideWhenUsed="1" w:qFormat="1"/>
+    <w:lsdException w:name="caption" w:uiPriority="35" w:semiHidden="1" w:unhideWhenUsed="1" w:qFormat="1"/>
     <w:lsdException w:name="table of figures" w:semiHidden="1" w:unhideWhenUsed="1"/>
     <w:lsdException w:name="envelope address" w:semiHidden="1" w:unhideWhenUsed="1"/>
     <w:lsdException w:name="envelope return" w:semiHidden="1" w:unhideWhenUsed="1"/>
@@ -4765,7 +5437,7 @@
     <w:lsdException w:name="Title" w:uiPriority="10" w:qFormat="1"/>
     <w:lsdException w:name="Closing" w:semiHidden="1" w:unhideWhenUsed="1"/>
     <w:lsdException w:name="Signature" w:semiHidden="1" w:unhideWhenUsed="1"/>
-    <w:lsdException w:name="Default Paragraph Font" w:semiHidden="1" w:uiPriority="1" w:unhideWhenUsed="1"/>
+    <w:lsdException w:name="Default Paragraph Font" w:uiPriority="1" w:semiHidden="1" w:unhideWhenUsed="1"/>
     <w:lsdException w:name="Body Text" w:semiHidden="1" w:unhideWhenUsed="1"/>
     <w:lsdException w:name="Body Text Indent" w:semiHidden="1" w:unhideWhenUsed="1"/>
     <w:lsdException w:name="List Continue" w:semiHidden="1" w:unhideWhenUsed="1"/>
@@ -4965,8 +5637,8 @@
     <w:lsdException w:name="Subtle Reference" w:uiPriority="31" w:qFormat="1"/>
     <w:lsdException w:name="Intense Reference" w:uiPriority="32" w:qFormat="1"/>
     <w:lsdException w:name="Book Title" w:uiPriority="33" w:qFormat="1"/>
-    <w:lsdException w:name="Bibliography" w:semiHidden="1" w:uiPriority="37" w:unhideWhenUsed="1"/>
-    <w:lsdException w:name="TOC Heading" w:semiHidden="1" w:uiPriority="39" w:unhideWhenUsed="1" w:qFormat="1"/>
+    <w:lsdException w:name="Bibliography" w:uiPriority="37" w:semiHidden="1" w:unhideWhenUsed="1"/>
+    <w:lsdException w:name="TOC Heading" w:uiPriority="39" w:semiHidden="1" w:unhideWhenUsed="1" w:qFormat="1"/>
     <w:lsdException w:name="Plain Table 1" w:uiPriority="41"/>
     <w:lsdException w:name="Plain Table 2" w:uiPriority="42"/>
     <w:lsdException w:name="Plain Table 3" w:uiPriority="43"/>
@@ -5077,9 +5749,24 @@
     <w:lsdException w:name="Unresolved Mention" w:semiHidden="1" w:unhideWhenUsed="1"/>
     <w:lsdException w:name="Smart Link" w:semiHidden="1" w:unhideWhenUsed="1"/>
   </w:latentStyles>
-  <w:style w:type="paragraph" w:default="1" w:styleId="Normal">
+  <w:style w:type="paragraph" w:styleId="Normal" w:default="1">
     <w:name w:val="Normal"/>
     <w:qFormat/>
+    <w:pPr>
+      <w:widowControl/>
+      <w:suppressAutoHyphens w:val="true"/>
+      <w:bidi w:val="0"/>
+      <w:spacing w:before="0" w:after="0"/>
+      <w:jc w:val="left"/>
+    </w:pPr>
+    <w:rPr>
+      <w:rFonts w:ascii="Calibri" w:hAnsi="Calibri" w:eastAsia="Calibri" w:cs="Calibri"/>
+      <w:color w:val="auto"/>
+      <w:kern w:val="0"/>
+      <w:sz w:val="21"/>
+      <w:szCs w:val="21"/>
+      <w:lang w:val="en-US" w:eastAsia="zh-CN" w:bidi="hi-IN"/>
+    </w:rPr>
   </w:style>
   <w:style w:type="paragraph" w:styleId="Heading1">
     <w:name w:val="heading 1"/>
@@ -5170,32 +5857,13 @@
       <w:color w:val="1F4D78"/>
     </w:rPr>
   </w:style>
-  <w:style w:type="character" w:default="1" w:styleId="DefaultParagraphFont">
+  <w:style w:type="character" w:styleId="DefaultParagraphFont" w:default="1">
     <w:name w:val="Default Paragraph Font"/>
     <w:uiPriority w:val="1"/>
     <w:semiHidden/>
     <w:unhideWhenUsed/>
-  </w:style>
-  <w:style w:type="table" w:default="1" w:styleId="TableNormal">
-    <w:name w:val="Normal Table"/>
-    <w:uiPriority w:val="99"/>
-    <w:semiHidden/>
-    <w:unhideWhenUsed/>
-    <w:tblPr>
-      <w:tblInd w:w="0" w:type="dxa"/>
-      <w:tblCellMar>
-        <w:top w:w="0" w:type="dxa"/>
-        <w:left w:w="108" w:type="dxa"/>
-        <w:bottom w:w="0" w:type="dxa"/>
-        <w:right w:w="108" w:type="dxa"/>
-      </w:tblCellMar>
-    </w:tblPr>
-  </w:style>
-  <w:style w:type="numbering" w:default="1" w:styleId="NoList">
-    <w:name w:val="No List"/>
-    <w:uiPriority w:val="99"/>
-    <w:semiHidden/>
-    <w:unhideWhenUsed/>
+    <w:qFormat/>
+    <w:rPr/>
   </w:style>
   <w:style w:type="character" w:styleId="Hyperlink">
     <w:name w:val="Hyperlink"/>
@@ -5206,8 +5874,8 @@
       <w:u w:val="single"/>
     </w:rPr>
   </w:style>
-  <w:style w:type="character" w:customStyle="1" w:styleId="FootnoteCharacters">
-    <w:name w:val="Footnote Characters"/>
+  <w:style w:type="character" w:styleId="FootnoteCharactersuser" w:customStyle="1">
+    <w:name w:val="Footnote Characters (user)"/>
     <w:uiPriority w:val="99"/>
     <w:semiHidden/>
     <w:unhideWhenUsed/>
@@ -5216,8 +5884,8 @@
       <w:vertAlign w:val="superscript"/>
     </w:rPr>
   </w:style>
-  <w:style w:type="character" w:customStyle="1" w:styleId="FootnoteCharactersuser">
-    <w:name w:val="Footnote Characters (user)"/>
+  <w:style w:type="character" w:styleId="FootnoteCharacters" w:customStyle="1">
+    <w:name w:val="Footnote Characters"/>
     <w:qFormat/>
     <w:rPr>
       <w:vertAlign w:val="superscript"/>
@@ -5229,7 +5897,7 @@
       <w:vertAlign w:val="superscript"/>
     </w:rPr>
   </w:style>
-  <w:style w:type="character" w:customStyle="1" w:styleId="FootnoteTextChar">
+  <w:style w:type="character" w:styleId="FootnoteTextChar" w:customStyle="1">
     <w:name w:val="Footnote Text Char"/>
     <w:link w:val="FootnoteText"/>
     <w:uiPriority w:val="99"/>
@@ -5241,8 +5909,8 @@
       <w:szCs w:val="20"/>
     </w:rPr>
   </w:style>
-  <w:style w:type="character" w:customStyle="1" w:styleId="EndnoteCharacters">
-    <w:name w:val="Endnote Characters"/>
+  <w:style w:type="character" w:styleId="EndnoteCharactersuser" w:customStyle="1">
+    <w:name w:val="Endnote Characters (user)"/>
     <w:uiPriority w:val="99"/>
     <w:semiHidden/>
     <w:unhideWhenUsed/>
@@ -5251,8 +5919,8 @@
       <w:vertAlign w:val="superscript"/>
     </w:rPr>
   </w:style>
-  <w:style w:type="character" w:customStyle="1" w:styleId="EndnoteCharactersuser">
-    <w:name w:val="Endnote Characters (user)"/>
+  <w:style w:type="character" w:styleId="EndnoteCharacters" w:customStyle="1">
+    <w:name w:val="Endnote Characters"/>
     <w:qFormat/>
     <w:rPr>
       <w:vertAlign w:val="superscript"/>
@@ -5264,7 +5932,7 @@
       <w:vertAlign w:val="superscript"/>
     </w:rPr>
   </w:style>
-  <w:style w:type="character" w:customStyle="1" w:styleId="EndnoteTextChar">
+  <w:style w:type="character" w:styleId="EndnoteTextChar" w:customStyle="1">
     <w:name w:val="Endnote Text Char"/>
     <w:link w:val="EndnoteText"/>
     <w:uiPriority w:val="99"/>
@@ -5276,17 +5944,17 @@
       <w:szCs w:val="20"/>
     </w:rPr>
   </w:style>
-  <w:style w:type="paragraph" w:customStyle="1" w:styleId="Heading">
+  <w:style w:type="paragraph" w:styleId="Heading" w:customStyle="1">
     <w:name w:val="Heading"/>
     <w:basedOn w:val="Normal"/>
     <w:next w:val="BodyText"/>
     <w:qFormat/>
     <w:pPr>
-      <w:keepNext/>
+      <w:keepNext w:val="true"/>
       <w:spacing w:before="240" w:after="120"/>
     </w:pPr>
     <w:rPr>
-      <w:rFonts w:ascii="Liberation Sans" w:eastAsia="Microsoft YaHei" w:hAnsi="Liberation Sans" w:cs="Lucida Sans"/>
+      <w:rFonts w:ascii="Liberation Sans" w:hAnsi="Liberation Sans" w:eastAsia="Microsoft YaHei" w:cs="Lucida Sans"/>
       <w:sz w:val="28"/>
       <w:szCs w:val="28"/>
     </w:rPr>
@@ -5295,12 +5963,14 @@
     <w:name w:val="Body Text"/>
     <w:basedOn w:val="Normal"/>
     <w:pPr>
-      <w:spacing w:after="140" w:line="276" w:lineRule="auto"/>
+      <w:spacing w:lineRule="auto" w:line="276" w:before="0" w:after="140"/>
     </w:pPr>
+    <w:rPr/>
   </w:style>
   <w:style w:type="paragraph" w:styleId="List">
     <w:name w:val="List"/>
     <w:basedOn w:val="BodyText"/>
+    <w:pPr/>
     <w:rPr>
       <w:rFonts w:cs="Lucida Sans"/>
     </w:rPr>
@@ -5321,7 +5991,7 @@
       <w:szCs w:val="24"/>
     </w:rPr>
   </w:style>
-  <w:style w:type="paragraph" w:customStyle="1" w:styleId="Index">
+  <w:style w:type="paragraph" w:styleId="Index" w:customStyle="1">
     <w:name w:val="Index"/>
     <w:basedOn w:val="Normal"/>
     <w:qFormat/>
@@ -5337,22 +6007,51 @@
     <w:basedOn w:val="Heading"/>
     <w:uiPriority w:val="10"/>
     <w:qFormat/>
+    <w:pPr/>
     <w:rPr>
       <w:sz w:val="56"/>
       <w:szCs w:val="56"/>
     </w:rPr>
   </w:style>
-  <w:style w:type="paragraph" w:customStyle="1" w:styleId="StrongEmphasis">
+  <w:style w:type="paragraph" w:styleId="StrongEmphasis" w:customStyle="1">
     <w:name w:val="Strong Emphasis"/>
     <w:qFormat/>
+    <w:pPr>
+      <w:widowControl/>
+      <w:suppressAutoHyphens w:val="true"/>
+      <w:bidi w:val="0"/>
+      <w:spacing w:before="0" w:after="0"/>
+      <w:jc w:val="left"/>
+    </w:pPr>
     <w:rPr>
+      <w:rFonts w:ascii="Calibri" w:hAnsi="Calibri" w:eastAsia="Calibri" w:cs="Calibri"/>
       <w:b/>
       <w:bCs/>
+      <w:color w:val="auto"/>
+      <w:kern w:val="0"/>
+      <w:sz w:val="21"/>
+      <w:szCs w:val="21"/>
+      <w:lang w:val="en-US" w:eastAsia="zh-CN" w:bidi="hi-IN"/>
     </w:rPr>
   </w:style>
   <w:style w:type="paragraph" w:styleId="ListParagraph">
     <w:name w:val="List Paragraph"/>
     <w:qFormat/>
+    <w:pPr>
+      <w:widowControl/>
+      <w:suppressAutoHyphens w:val="true"/>
+      <w:bidi w:val="0"/>
+      <w:spacing w:before="0" w:after="0"/>
+      <w:jc w:val="left"/>
+    </w:pPr>
+    <w:rPr>
+      <w:rFonts w:ascii="Calibri" w:hAnsi="Calibri" w:eastAsia="Calibri" w:cs="Calibri"/>
+      <w:color w:val="auto"/>
+      <w:kern w:val="0"/>
+      <w:sz w:val="21"/>
+      <w:szCs w:val="21"/>
+      <w:lang w:val="en-US" w:eastAsia="zh-CN" w:bidi="hi-IN"/>
+    </w:rPr>
   </w:style>
   <w:style w:type="paragraph" w:styleId="FootnoteText">
     <w:name w:val="footnote text"/>
@@ -5361,6 +6060,7 @@
     <w:uiPriority w:val="99"/>
     <w:semiHidden/>
     <w:unhideWhenUsed/>
+    <w:pPr/>
     <w:rPr>
       <w:sz w:val="20"/>
       <w:szCs w:val="20"/>
@@ -5373,65 +6073,87 @@
     <w:uiPriority w:val="99"/>
     <w:semiHidden/>
     <w:unhideWhenUsed/>
+    <w:pPr/>
     <w:rPr>
       <w:sz w:val="20"/>
       <w:szCs w:val="20"/>
     </w:rPr>
   </w:style>
+  <w:style w:type="numbering" w:styleId="NoList" w:default="1">
+    <w:name w:val="No List"/>
+    <w:uiPriority w:val="99"/>
+    <w:semiHidden/>
+    <w:unhideWhenUsed/>
+    <w:qFormat/>
+  </w:style>
+  <w:style w:type="table" w:default="1" w:styleId="TableNormal">
+    <w:name w:val="Normal Table"/>
+    <w:uiPriority w:val="99"/>
+    <w:semiHidden/>
+    <w:unhideWhenUsed/>
+    <w:tblPr>
+      <w:tblCellMar>
+        <w:top w:w="0" w:type="dxa"/>
+        <w:left w:w="108" w:type="dxa"/>
+        <w:bottom w:w="0" w:type="dxa"/>
+        <w:right w:w="108" w:type="dxa"/>
+      </w:tblCellMar>
+    </w:tblPr>
+  </w:style>
 </w:styles>
 </file>
 
 <file path=word/theme/theme1.xml><?xml version="1.0" encoding="utf-8"?>
-<a:theme xmlns:a="http://schemas.openxmlformats.org/drawingml/2006/main" name="Office">
+<a:theme xmlns:a="http://schemas.openxmlformats.org/drawingml/2006/main" xmlns:r="http://schemas.openxmlformats.org/officeDocument/2006/relationships" name="Office">
   <a:themeElements>
     <a:clrScheme name="LibreOffice">
       <a:dk1>
         <a:srgbClr val="000000"/>
       </a:dk1>
       <a:lt1>
-        <a:srgbClr val="FFFFFF"/>
+        <a:srgbClr val="ffffff"/>
       </a:lt1>
       <a:dk2>
         <a:srgbClr val="000000"/>
       </a:dk2>
       <a:lt2>
-        <a:srgbClr val="FFFFFF"/>
+        <a:srgbClr val="ffffff"/>
       </a:lt2>
       <a:accent1>
-        <a:srgbClr val="18A303"/>
+        <a:srgbClr val="18a303"/>
       </a:accent1>
       <a:accent2>
-        <a:srgbClr val="0369A3"/>
+        <a:srgbClr val="0369a3"/>
       </a:accent2>
       <a:accent3>
-        <a:srgbClr val="A33E03"/>
+        <a:srgbClr val="a33e03"/>
       </a:accent3>
       <a:accent4>
-        <a:srgbClr val="8E03A3"/>
+        <a:srgbClr val="8e03a3"/>
       </a:accent4>
       <a:accent5>
-        <a:srgbClr val="C99C00"/>
+        <a:srgbClr val="c99c00"/>
       </a:accent5>
       <a:accent6>
-        <a:srgbClr val="C9211E"/>
+        <a:srgbClr val="c9211e"/>
       </a:accent6>
       <a:hlink>
-        <a:srgbClr val="0000EE"/>
+        <a:srgbClr val="0000ee"/>
       </a:hlink>
       <a:folHlink>
-        <a:srgbClr val="551A8B"/>
+        <a:srgbClr val="551a8b"/>
       </a:folHlink>
     </a:clrScheme>
     <a:fontScheme name="Office">
       <a:majorFont>
-        <a:latin typeface="Arial"/>
-        <a:ea typeface="DejaVu Sans"/>
-        <a:cs typeface="DejaVu Sans"/>
+        <a:latin typeface="Arial" pitchFamily="0" charset="1"/>
+        <a:ea typeface="DejaVu Sans" pitchFamily="0" charset="1"/>
+        <a:cs typeface="DejaVu Sans" pitchFamily="0" charset="1"/>
       </a:majorFont>
       <a:minorFont>
-        <a:latin typeface="Arial"/>
-        <a:ea typeface="DejaVu Sans"/>
-        <a:cs typeface="DejaVu Sans"/>
+        <a:latin typeface="Arial" pitchFamily="0" charset="1"/>
+        <a:ea typeface="DejaVu Sans" pitchFamily="0" charset="1"/>
+        <a:cs typeface="DejaVu Sans" pitchFamily="0" charset="1"/>
       </a:minorFont>
     </a:fontScheme>
     <a:fmtScheme>
@@ -5484,7 +6206,5 @@
       </a:bgFillStyleLst>
     </a:fmtScheme>
   </a:themeElements>
-  <a:objectDefaults/>
-  <a:extraClrSchemeLst/>
 </a:theme>
 </file>
--- a/forms/A2_form.docx
+++ b/forms/A2_form.docx
@@ -1,12 +1,10 @@
 
 <file path=word/document.xml><?xml version="1.0" encoding="utf-8"?>
-<w:document xmlns:o="urn:schemas-microsoft-com:office:office" xmlns:r="http://schemas.openxmlformats.org/officeDocument/2006/relationships" xmlns:v="urn:schemas-microsoft-com:vml" xmlns:w="http://schemas.openxmlformats.org/wordprocessingml/2006/main" xmlns:w10="urn:schemas-microsoft-com:office:word" xmlns:wp="http://schemas.openxmlformats.org/drawingml/2006/wordprocessingDrawing" xmlns:pic="http://schemas.openxmlformats.org/drawingml/2006/picture" xmlns:wps="http://schemas.microsoft.com/office/word/2010/wordprocessingShape" xmlns:wpg="http://schemas.microsoft.com/office/word/2010/wordprocessingGroup" xmlns:mc="http://schemas.openxmlformats.org/markup-compatibility/2006" xmlns:wp14="http://schemas.microsoft.com/office/word/2010/wordprocessingDrawing" xmlns:w14="http://schemas.microsoft.com/office/word/2010/wordml" xmlns:w15="http://schemas.microsoft.com/office/word/2012/wordml" mc:Ignorable="w14 wp14 w15">
+<w:document xmlns:wpc="http://schemas.microsoft.com/office/word/2010/wordprocessingCanvas" xmlns:cx="http://schemas.microsoft.com/office/drawing/2014/chartex" xmlns:cx1="http://schemas.microsoft.com/office/drawing/2015/9/8/chartex" xmlns:cx2="http://schemas.microsoft.com/office/drawing/2015/10/21/chartex" xmlns:cx3="http://schemas.microsoft.com/office/drawing/2016/5/9/chartex" xmlns:cx4="http://schemas.microsoft.com/office/drawing/2016/5/10/chartex" xmlns:cx5="http://schemas.microsoft.com/office/drawing/2016/5/11/chartex" xmlns:cx6="http://schemas.microsoft.com/office/drawing/2016/5/12/chartex" xmlns:cx7="http://schemas.microsoft.com/office/drawing/2016/5/13/chartex" xmlns:cx8="http://schemas.microsoft.com/office/drawing/2016/5/14/chartex" xmlns:mc="http://schemas.openxmlformats.org/markup-compatibility/2006" xmlns:aink="http://schemas.microsoft.com/office/drawing/2016/ink" xmlns:am3d="http://schemas.microsoft.com/office/drawing/2017/model3d" xmlns:o="urn:schemas-microsoft-com:office:office" xmlns:r="http://schemas.openxmlformats.org/officeDocument/2006/relationships" xmlns:m="http://schemas.openxmlformats.org/officeDocument/2006/math" xmlns:v="urn:schemas-microsoft-com:vml" xmlns:wp14="http://schemas.microsoft.com/office/word/2010/wordprocessingDrawing" xmlns:wp="http://schemas.openxmlformats.org/drawingml/2006/wordprocessingDrawing" xmlns:w10="urn:schemas-microsoft-com:office:word" xmlns:w="http://schemas.openxmlformats.org/wordprocessingml/2006/main" xmlns:w14="http://schemas.microsoft.com/office/word/2010/wordml" xmlns:w15="http://schemas.microsoft.com/office/word/2012/wordml" xmlns:w16cex="http://schemas.microsoft.com/office/word/2018/wordml/cex" xmlns:w16cid="http://schemas.microsoft.com/office/word/2016/wordml/cid" xmlns:w16="http://schemas.microsoft.com/office/word/2018/wordml" xmlns:w16sdtdh="http://schemas.microsoft.com/office/word/2020/wordml/sdtdatahash" xmlns:w16se="http://schemas.microsoft.com/office/word/2015/wordml/symex" xmlns:wpg="http://schemas.microsoft.com/office/word/2010/wordprocessingGroup" xmlns:wpi="http://schemas.microsoft.com/office/word/2010/wordprocessingInk" xmlns:wne="http://schemas.microsoft.com/office/word/2006/wordml" xmlns:wps="http://schemas.microsoft.com/office/word/2010/wordprocessingShape" mc:Ignorable="w14 w15 w16se w16cid w16 w16cex w16sdtdh wp14">
   <w:body>
     <w:p>
       <w:pPr>
-        <w:pStyle w:val="Normal"/>
-        <w:spacing w:before="0" w:after="80"/>
-        <w:rPr/>
+        <w:spacing w:after="80"/>
       </w:pPr>
       <w:r>
         <w:rPr>
@@ -21,9 +19,7 @@
     </w:p>
     <w:p>
       <w:pPr>
-        <w:pStyle w:val="Normal"/>
-        <w:spacing w:before="0" w:after="100"/>
-        <w:rPr/>
+        <w:spacing w:after="100"/>
       </w:pPr>
       <w:r>
         <w:rPr>
@@ -39,22 +35,13 @@
     <w:tbl>
       <w:tblPr>
         <w:tblW w:w="9360" w:type="dxa"/>
-        <w:jc w:val="left"/>
-        <w:tblInd w:w="0" w:type="dxa"/>
         <w:tblLayout w:type="fixed"/>
-        <w:tblCellMar>
-          <w:top w:w="0" w:type="dxa"/>
-          <w:left w:w="108" w:type="dxa"/>
-          <w:bottom w:w="0" w:type="dxa"/>
-          <w:right w:w="108" w:type="dxa"/>
-        </w:tblCellMar>
-        <w:tblLook w:firstRow="1" w:noVBand="1" w:lastRow="0" w:firstColumn="1" w:lastColumn="0" w:noHBand="0" w:val="04a0"/>
+        <w:tblLook w:val="04A0" w:firstRow="1" w:lastRow="0" w:firstColumn="1" w:lastColumn="0" w:noHBand="0" w:noVBand="1"/>
       </w:tblPr>
       <w:tblGrid>
         <w:gridCol w:w="9360"/>
       </w:tblGrid>
       <w:tr>
-        <w:trPr/>
         <w:tc>
           <w:tcPr>
             <w:tcW w:w="9360" w:type="dxa"/>
@@ -64,13 +51,11 @@
               <w:bottom w:val="single" w:sz="4" w:space="0" w:color="000000"/>
               <w:right w:val="single" w:sz="4" w:space="0" w:color="000000"/>
             </w:tcBorders>
-            <w:shd w:color="auto" w:fill="D9E1F2" w:val="clear"/>
-          </w:tcPr>
-          <w:p>
-            <w:pPr>
-              <w:pStyle w:val="Normal"/>
-              <w:spacing w:before="0" w:after="60"/>
-              <w:rPr/>
+            <w:shd w:val="clear" w:color="auto" w:fill="D9E1F2"/>
+          </w:tcPr>
+          <w:p>
+            <w:pPr>
+              <w:spacing w:after="60"/>
             </w:pPr>
             <w:r>
               <w:rPr>
@@ -80,7 +65,6 @@
               <w:t xml:space="preserve">Strict compliance: </w:t>
             </w:r>
             <w:r>
-              <w:rPr/>
               <w:t>your submission ZIP must exactly match the folder/file structure on the Submission page. Automated grading rejects anything that doesn't — check before you submit.</w:t>
             </w:r>
           </w:p>
@@ -89,50 +73,34 @@
     </w:tbl>
     <w:p>
       <w:pPr>
-        <w:pStyle w:val="Normal"/>
-        <w:spacing w:before="0" w:after="60"/>
-        <w:rPr/>
+        <w:spacing w:after="60"/>
       </w:pPr>
-      <w:r>
-        <w:rPr/>
-      </w:r>
     </w:p>
     <w:tbl>
       <w:tblPr>
         <w:tblW w:w="9360" w:type="dxa"/>
-        <w:jc w:val="left"/>
-        <w:tblInd w:w="0" w:type="dxa"/>
         <w:tblLayout w:type="fixed"/>
-        <w:tblCellMar>
-          <w:top w:w="0" w:type="dxa"/>
-          <w:left w:w="108" w:type="dxa"/>
-          <w:bottom w:w="0" w:type="dxa"/>
-          <w:right w:w="108" w:type="dxa"/>
-        </w:tblCellMar>
-        <w:tblLook w:firstRow="1" w:noVBand="1" w:lastRow="0" w:firstColumn="1" w:lastColumn="0" w:noHBand="0" w:val="04a0"/>
+        <w:tblLook w:val="04A0" w:firstRow="1" w:lastRow="0" w:firstColumn="1" w:lastColumn="0" w:noHBand="0" w:noVBand="1"/>
       </w:tblPr>
       <w:tblGrid>
-        <w:gridCol w:w="3498"/>
+        <w:gridCol w:w="3499"/>
         <w:gridCol w:w="5861"/>
       </w:tblGrid>
       <w:tr>
-        <w:trPr/>
-        <w:tc>
-          <w:tcPr>
-            <w:tcW w:w="3498" w:type="dxa"/>
-            <w:tcBorders>
-              <w:top w:val="single" w:sz="4" w:space="0" w:color="000000"/>
-              <w:left w:val="single" w:sz="4" w:space="0" w:color="000000"/>
-              <w:bottom w:val="single" w:sz="4" w:space="0" w:color="000000"/>
-              <w:right w:val="single" w:sz="4" w:space="0" w:color="000000"/>
-            </w:tcBorders>
-            <w:shd w:color="auto" w:fill="F2F2F2" w:val="clear"/>
-          </w:tcPr>
-          <w:p>
-            <w:pPr>
-              <w:pStyle w:val="Normal"/>
-              <w:spacing w:before="0" w:after="80"/>
-              <w:rPr/>
+        <w:tc>
+          <w:tcPr>
+            <w:tcW w:w="3499" w:type="dxa"/>
+            <w:tcBorders>
+              <w:top w:val="single" w:sz="4" w:space="0" w:color="000000"/>
+              <w:left w:val="single" w:sz="4" w:space="0" w:color="000000"/>
+              <w:bottom w:val="single" w:sz="4" w:space="0" w:color="000000"/>
+              <w:right w:val="single" w:sz="4" w:space="0" w:color="000000"/>
+            </w:tcBorders>
+            <w:shd w:val="clear" w:color="auto" w:fill="F2F2F2"/>
+          </w:tcPr>
+          <w:p>
+            <w:pPr>
+              <w:spacing w:after="80"/>
             </w:pPr>
             <w:r>
               <w:rPr>
@@ -144,9 +112,7 @@
           </w:p>
           <w:p>
             <w:pPr>
-              <w:pStyle w:val="Normal"/>
-              <w:spacing w:before="0" w:after="80"/>
-              <w:rPr/>
+              <w:spacing w:after="80"/>
             </w:pPr>
             <w:r>
               <w:rPr>
@@ -162,22 +128,19 @@
         </w:tc>
         <w:tc>
           <w:tcPr>
-            <w:tcW w:w="5861" w:type="dxa"/>
-            <w:tcBorders>
-              <w:top w:val="single" w:sz="4" w:space="0" w:color="000000"/>
-              <w:left w:val="single" w:sz="4" w:space="0" w:color="000000"/>
-              <w:bottom w:val="single" w:sz="4" w:space="0" w:color="000000"/>
-              <w:right w:val="single" w:sz="4" w:space="0" w:color="000000"/>
-            </w:tcBorders>
-          </w:tcPr>
-          <w:p>
-            <w:pPr>
-              <w:pStyle w:val="Normal"/>
-              <w:spacing w:before="0" w:after="80"/>
-              <w:rPr/>
-            </w:pPr>
-            <w:r>
-              <w:rPr/>
+            <w:tcW w:w="5860" w:type="dxa"/>
+            <w:tcBorders>
+              <w:top w:val="single" w:sz="4" w:space="0" w:color="000000"/>
+              <w:left w:val="single" w:sz="4" w:space="0" w:color="000000"/>
+              <w:bottom w:val="single" w:sz="4" w:space="0" w:color="000000"/>
+              <w:right w:val="single" w:sz="4" w:space="0" w:color="000000"/>
+            </w:tcBorders>
+          </w:tcPr>
+          <w:p>
+            <w:pPr>
+              <w:spacing w:after="80"/>
+            </w:pPr>
+            <w:r>
               <w:t>Historical Epidemiology RAG Agent</w:t>
             </w:r>
           </w:p>
@@ -186,9 +149,7 @@
     </w:tbl>
     <w:p>
       <w:pPr>
-        <w:pStyle w:val="Normal"/>
         <w:spacing w:before="120" w:after="60"/>
-        <w:rPr/>
       </w:pPr>
       <w:r>
         <w:rPr>
@@ -202,9 +163,7 @@
     </w:p>
     <w:p>
       <w:pPr>
-        <w:pStyle w:val="Normal"/>
-        <w:spacing w:before="0" w:after="100"/>
-        <w:rPr/>
+        <w:spacing w:after="100"/>
       </w:pPr>
       <w:r>
         <w:rPr>
@@ -220,26 +179,18 @@
     <w:tbl>
       <w:tblPr>
         <w:tblW w:w="9360" w:type="dxa"/>
-        <w:jc w:val="left"/>
-        <w:tblInd w:w="0" w:type="dxa"/>
         <w:tblLayout w:type="fixed"/>
-        <w:tblCellMar>
-          <w:top w:w="0" w:type="dxa"/>
-          <w:left w:w="108" w:type="dxa"/>
-          <w:bottom w:w="0" w:type="dxa"/>
-          <w:right w:w="108" w:type="dxa"/>
-        </w:tblCellMar>
-        <w:tblLook w:firstRow="1" w:noVBand="1" w:lastRow="0" w:firstColumn="1" w:lastColumn="0" w:noHBand="0" w:val="04a0"/>
+        <w:tblLook w:val="04A0" w:firstRow="1" w:lastRow="0" w:firstColumn="1" w:lastColumn="0" w:noHBand="0" w:noVBand="1"/>
       </w:tblPr>
       <w:tblGrid>
-        <w:gridCol w:w="1697"/>
+        <w:gridCol w:w="1698"/>
         <w:gridCol w:w="3002"/>
-        <w:gridCol w:w="2364"/>
-        <w:gridCol w:w="2296"/>
+        <w:gridCol w:w="2363"/>
+        <w:gridCol w:w="2297"/>
       </w:tblGrid>
       <w:tr>
         <w:trPr>
-          <w:tblHeader w:val="true"/>
+          <w:tblHeader/>
         </w:trPr>
         <w:tc>
           <w:tcPr>
@@ -250,13 +201,11 @@
               <w:bottom w:val="single" w:sz="4" w:space="0" w:color="000000"/>
               <w:right w:val="single" w:sz="4" w:space="0" w:color="000000"/>
             </w:tcBorders>
-            <w:shd w:color="auto" w:fill="1F3864" w:val="clear"/>
-          </w:tcPr>
-          <w:p>
-            <w:pPr>
-              <w:pStyle w:val="Normal"/>
-              <w:spacing w:before="0" w:after="80"/>
-              <w:rPr/>
+            <w:shd w:val="clear" w:color="auto" w:fill="1F3864"/>
+          </w:tcPr>
+          <w:p>
+            <w:pPr>
+              <w:spacing w:after="80"/>
             </w:pPr>
             <w:r>
               <w:rPr>
@@ -277,13 +226,11 @@
               <w:bottom w:val="single" w:sz="4" w:space="0" w:color="000000"/>
               <w:right w:val="single" w:sz="4" w:space="0" w:color="000000"/>
             </w:tcBorders>
-            <w:shd w:color="auto" w:fill="1F3864" w:val="clear"/>
-          </w:tcPr>
-          <w:p>
-            <w:pPr>
-              <w:pStyle w:val="Normal"/>
-              <w:spacing w:before="0" w:after="80"/>
-              <w:rPr/>
+            <w:shd w:val="clear" w:color="auto" w:fill="1F3864"/>
+          </w:tcPr>
+          <w:p>
+            <w:pPr>
+              <w:spacing w:after="80"/>
             </w:pPr>
             <w:r>
               <w:rPr>
@@ -297,20 +244,18 @@
         </w:tc>
         <w:tc>
           <w:tcPr>
-            <w:tcW w:w="2364" w:type="dxa"/>
-            <w:tcBorders>
-              <w:top w:val="single" w:sz="4" w:space="0" w:color="000000"/>
-              <w:left w:val="single" w:sz="4" w:space="0" w:color="000000"/>
-              <w:bottom w:val="single" w:sz="4" w:space="0" w:color="000000"/>
-              <w:right w:val="single" w:sz="4" w:space="0" w:color="000000"/>
-            </w:tcBorders>
-            <w:shd w:color="auto" w:fill="1F3864" w:val="clear"/>
-          </w:tcPr>
-          <w:p>
-            <w:pPr>
-              <w:pStyle w:val="Normal"/>
-              <w:spacing w:before="0" w:after="80"/>
-              <w:rPr/>
+            <w:tcW w:w="2363" w:type="dxa"/>
+            <w:tcBorders>
+              <w:top w:val="single" w:sz="4" w:space="0" w:color="000000"/>
+              <w:left w:val="single" w:sz="4" w:space="0" w:color="000000"/>
+              <w:bottom w:val="single" w:sz="4" w:space="0" w:color="000000"/>
+              <w:right w:val="single" w:sz="4" w:space="0" w:color="000000"/>
+            </w:tcBorders>
+            <w:shd w:val="clear" w:color="auto" w:fill="1F3864"/>
+          </w:tcPr>
+          <w:p>
+            <w:pPr>
+              <w:spacing w:after="80"/>
             </w:pPr>
             <w:r>
               <w:rPr>
@@ -324,20 +269,18 @@
         </w:tc>
         <w:tc>
           <w:tcPr>
-            <w:tcW w:w="2296" w:type="dxa"/>
-            <w:tcBorders>
-              <w:top w:val="single" w:sz="4" w:space="0" w:color="000000"/>
-              <w:left w:val="single" w:sz="4" w:space="0" w:color="000000"/>
-              <w:bottom w:val="single" w:sz="4" w:space="0" w:color="000000"/>
-              <w:right w:val="single" w:sz="4" w:space="0" w:color="000000"/>
-            </w:tcBorders>
-            <w:shd w:color="auto" w:fill="1F3864" w:val="clear"/>
-          </w:tcPr>
-          <w:p>
-            <w:pPr>
-              <w:pStyle w:val="Normal"/>
-              <w:spacing w:before="0" w:after="80"/>
-              <w:rPr/>
+            <w:tcW w:w="2297" w:type="dxa"/>
+            <w:tcBorders>
+              <w:top w:val="single" w:sz="4" w:space="0" w:color="000000"/>
+              <w:left w:val="single" w:sz="4" w:space="0" w:color="000000"/>
+              <w:bottom w:val="single" w:sz="4" w:space="0" w:color="000000"/>
+              <w:right w:val="single" w:sz="4" w:space="0" w:color="000000"/>
+            </w:tcBorders>
+            <w:shd w:val="clear" w:color="auto" w:fill="1F3864"/>
+          </w:tcPr>
+          <w:p>
+            <w:pPr>
+              <w:spacing w:after="80"/>
             </w:pPr>
             <w:r>
               <w:rPr>
@@ -351,7 +294,6 @@
         </w:tc>
       </w:tr>
       <w:tr>
-        <w:trPr/>
         <w:tc>
           <w:tcPr>
             <w:tcW w:w="1697" w:type="dxa"/>
@@ -363,12 +305,7 @@
             </w:tcBorders>
           </w:tcPr>
           <w:p>
-            <w:pPr>
-              <w:pStyle w:val="Normal"/>
-              <w:rPr/>
-            </w:pPr>
-            <w:r>
-              <w:rPr/>
+            <w:r>
               <w:t>Student 1</w:t>
             </w:r>
           </w:p>
@@ -385,9 +322,7 @@
           </w:tcPr>
           <w:p>
             <w:pPr>
-              <w:pStyle w:val="Normal"/>
-              <w:spacing w:before="0" w:after="80"/>
-              <w:rPr/>
+              <w:spacing w:after="80"/>
             </w:pPr>
             <w:r>
               <w:rPr>
@@ -397,61 +332,42 @@
               <w:t>Md. Mobasharul Islam Tonmoy</w:t>
             </w:r>
           </w:p>
-          <w:p>
-            <w:pPr>
-              <w:pStyle w:val="Normal"/>
-              <w:rPr/>
-            </w:pPr>
-            <w:r>
-              <w:rPr/>
-            </w:r>
-          </w:p>
-        </w:tc>
-        <w:tc>
-          <w:tcPr>
-            <w:tcW w:w="2364" w:type="dxa"/>
-            <w:tcBorders>
-              <w:top w:val="single" w:sz="4" w:space="0" w:color="000000"/>
-              <w:left w:val="single" w:sz="4" w:space="0" w:color="000000"/>
-              <w:bottom w:val="single" w:sz="4" w:space="0" w:color="000000"/>
-              <w:right w:val="single" w:sz="4" w:space="0" w:color="000000"/>
-            </w:tcBorders>
-          </w:tcPr>
-          <w:p>
-            <w:pPr>
-              <w:pStyle w:val="Normal"/>
-              <w:rPr/>
-            </w:pPr>
-            <w:r>
-              <w:rPr/>
+          <w:p/>
+        </w:tc>
+        <w:tc>
+          <w:tcPr>
+            <w:tcW w:w="2363" w:type="dxa"/>
+            <w:tcBorders>
+              <w:top w:val="single" w:sz="4" w:space="0" w:color="000000"/>
+              <w:left w:val="single" w:sz="4" w:space="0" w:color="000000"/>
+              <w:bottom w:val="single" w:sz="4" w:space="0" w:color="000000"/>
+              <w:right w:val="single" w:sz="4" w:space="0" w:color="000000"/>
+            </w:tcBorders>
+          </w:tcPr>
+          <w:p>
+            <w:r>
               <w:t>2105076</w:t>
             </w:r>
           </w:p>
         </w:tc>
         <w:tc>
           <w:tcPr>
-            <w:tcW w:w="2296" w:type="dxa"/>
-            <w:tcBorders>
-              <w:top w:val="single" w:sz="4" w:space="0" w:color="000000"/>
-              <w:left w:val="single" w:sz="4" w:space="0" w:color="000000"/>
-              <w:bottom w:val="single" w:sz="4" w:space="0" w:color="000000"/>
-              <w:right w:val="single" w:sz="4" w:space="0" w:color="000000"/>
-            </w:tcBorders>
-          </w:tcPr>
-          <w:p>
-            <w:pPr>
-              <w:pStyle w:val="Normal"/>
-              <w:rPr/>
-            </w:pPr>
-            <w:r>
-              <w:rPr/>
+            <w:tcW w:w="2297" w:type="dxa"/>
+            <w:tcBorders>
+              <w:top w:val="single" w:sz="4" w:space="0" w:color="000000"/>
+              <w:left w:val="single" w:sz="4" w:space="0" w:color="000000"/>
+              <w:bottom w:val="single" w:sz="4" w:space="0" w:color="000000"/>
+              <w:right w:val="single" w:sz="4" w:space="0" w:color="000000"/>
+            </w:tcBorders>
+          </w:tcPr>
+          <w:p>
+            <w:r>
               <w:t>Frame &amp; configs, corpus &amp; provenance, ingest (load → preprocess → enhance), data validation &amp; corpus versioning, CI build fixes (uv.lock + runtime deps)</w:t>
             </w:r>
           </w:p>
         </w:tc>
       </w:tr>
       <w:tr>
-        <w:trPr/>
         <w:tc>
           <w:tcPr>
             <w:tcW w:w="1697" w:type="dxa"/>
@@ -463,12 +379,7 @@
             </w:tcBorders>
           </w:tcPr>
           <w:p>
-            <w:pPr>
-              <w:pStyle w:val="Normal"/>
-              <w:rPr/>
-            </w:pPr>
-            <w:r>
-              <w:rPr/>
+            <w:r>
               <w:t>Student 2</w:t>
             </w:r>
           </w:p>
@@ -484,61 +395,45 @@
             </w:tcBorders>
           </w:tcPr>
           <w:p>
-            <w:pPr>
-              <w:pStyle w:val="Normal"/>
-              <w:rPr/>
-            </w:pPr>
-            <w:r>
-              <w:rPr/>
+            <w:r>
               <w:t>Tanzim Tousif</w:t>
             </w:r>
           </w:p>
         </w:tc>
         <w:tc>
           <w:tcPr>
-            <w:tcW w:w="2364" w:type="dxa"/>
-            <w:tcBorders>
-              <w:top w:val="single" w:sz="4" w:space="0" w:color="000000"/>
-              <w:left w:val="single" w:sz="4" w:space="0" w:color="000000"/>
-              <w:bottom w:val="single" w:sz="4" w:space="0" w:color="000000"/>
-              <w:right w:val="single" w:sz="4" w:space="0" w:color="000000"/>
-            </w:tcBorders>
-          </w:tcPr>
-          <w:p>
-            <w:pPr>
-              <w:pStyle w:val="Normal"/>
-              <w:rPr/>
-            </w:pPr>
-            <w:r>
-              <w:rPr/>
+            <w:tcW w:w="2363" w:type="dxa"/>
+            <w:tcBorders>
+              <w:top w:val="single" w:sz="4" w:space="0" w:color="000000"/>
+              <w:left w:val="single" w:sz="4" w:space="0" w:color="000000"/>
+              <w:bottom w:val="single" w:sz="4" w:space="0" w:color="000000"/>
+              <w:right w:val="single" w:sz="4" w:space="0" w:color="000000"/>
+            </w:tcBorders>
+          </w:tcPr>
+          <w:p>
+            <w:r>
               <w:t>2105071</w:t>
             </w:r>
           </w:p>
         </w:tc>
         <w:tc>
           <w:tcPr>
-            <w:tcW w:w="2296" w:type="dxa"/>
-            <w:tcBorders>
-              <w:top w:val="single" w:sz="4" w:space="0" w:color="000000"/>
-              <w:left w:val="single" w:sz="4" w:space="0" w:color="000000"/>
-              <w:bottom w:val="single" w:sz="4" w:space="0" w:color="000000"/>
-              <w:right w:val="single" w:sz="4" w:space="0" w:color="000000"/>
-            </w:tcBorders>
-          </w:tcPr>
-          <w:p>
-            <w:pPr>
-              <w:pStyle w:val="Normal"/>
-              <w:rPr/>
-            </w:pPr>
-            <w:r>
-              <w:rPr/>
+            <w:tcW w:w="2297" w:type="dxa"/>
+            <w:tcBorders>
+              <w:top w:val="single" w:sz="4" w:space="0" w:color="000000"/>
+              <w:left w:val="single" w:sz="4" w:space="0" w:color="000000"/>
+              <w:bottom w:val="single" w:sz="4" w:space="0" w:color="000000"/>
+              <w:right w:val="single" w:sz="4" w:space="0" w:color="000000"/>
+            </w:tcBorders>
+          </w:tcPr>
+          <w:p>
+            <w:r>
               <w:t>Layout detection &amp; reading order, OCR engine selection, OCR evaluation (char-F1 vs held-out labels), EDA notebook</w:t>
             </w:r>
           </w:p>
         </w:tc>
       </w:tr>
       <w:tr>
-        <w:trPr/>
         <w:tc>
           <w:tcPr>
             <w:tcW w:w="1697" w:type="dxa"/>
@@ -551,12 +446,9 @@
           </w:tcPr>
           <w:p>
             <w:pPr>
-              <w:pStyle w:val="Normal"/>
-              <w:spacing w:before="0" w:after="80"/>
-              <w:rPr/>
-            </w:pPr>
-            <w:r>
-              <w:rPr/>
+              <w:spacing w:after="80"/>
+            </w:pPr>
+            <w:r>
               <w:t>Student 3</w:t>
             </w:r>
           </w:p>
@@ -573,65 +465,56 @@
           </w:tcPr>
           <w:p>
             <w:pPr>
-              <w:pStyle w:val="Normal"/>
-              <w:spacing w:before="0" w:after="80"/>
-              <w:rPr/>
-            </w:pPr>
-            <w:r>
-              <w:rPr/>
+              <w:spacing w:after="80"/>
+            </w:pPr>
+            <w:r>
               <w:t>Rubaiyat -E-Zaman</w:t>
             </w:r>
           </w:p>
         </w:tc>
         <w:tc>
           <w:tcPr>
-            <w:tcW w:w="2364" w:type="dxa"/>
-            <w:tcBorders>
-              <w:top w:val="single" w:sz="4" w:space="0" w:color="000000"/>
-              <w:left w:val="single" w:sz="4" w:space="0" w:color="000000"/>
-              <w:bottom w:val="single" w:sz="4" w:space="0" w:color="000000"/>
-              <w:right w:val="single" w:sz="4" w:space="0" w:color="000000"/>
-            </w:tcBorders>
-          </w:tcPr>
-          <w:p>
-            <w:pPr>
-              <w:pStyle w:val="Normal"/>
-              <w:spacing w:before="0" w:after="80"/>
-              <w:rPr/>
-            </w:pPr>
-            <w:r>
-              <w:rPr/>
+            <w:tcW w:w="2363" w:type="dxa"/>
+            <w:tcBorders>
+              <w:top w:val="single" w:sz="4" w:space="0" w:color="000000"/>
+              <w:left w:val="single" w:sz="4" w:space="0" w:color="000000"/>
+              <w:bottom w:val="single" w:sz="4" w:space="0" w:color="000000"/>
+              <w:right w:val="single" w:sz="4" w:space="0" w:color="000000"/>
+            </w:tcBorders>
+          </w:tcPr>
+          <w:p>
+            <w:pPr>
+              <w:spacing w:after="80"/>
+            </w:pPr>
+            <w:r>
               <w:t>2105104</w:t>
             </w:r>
           </w:p>
         </w:tc>
         <w:tc>
           <w:tcPr>
-            <w:tcW w:w="2296" w:type="dxa"/>
-            <w:tcBorders>
-              <w:top w:val="single" w:sz="4" w:space="0" w:color="000000"/>
-              <w:left w:val="single" w:sz="4" w:space="0" w:color="000000"/>
-              <w:bottom w:val="single" w:sz="4" w:space="0" w:color="000000"/>
-              <w:right w:val="single" w:sz="4" w:space="0" w:color="000000"/>
-            </w:tcBorders>
-          </w:tcPr>
-          <w:p>
-            <w:pPr>
-              <w:pStyle w:val="Normal"/>
-              <w:spacing w:before="0" w:after="80"/>
-              <w:rPr/>
-            </w:pPr>
-            <w:r>
-              <w:rPr/>
+            <w:tcW w:w="2297" w:type="dxa"/>
+            <w:tcBorders>
+              <w:top w:val="single" w:sz="4" w:space="0" w:color="000000"/>
+              <w:left w:val="single" w:sz="4" w:space="0" w:color="000000"/>
+              <w:bottom w:val="single" w:sz="4" w:space="0" w:color="000000"/>
+              <w:right w:val="single" w:sz="4" w:space="0" w:color="000000"/>
+            </w:tcBorders>
+          </w:tcPr>
+          <w:p>
+            <w:pPr>
+              <w:spacing w:after="80"/>
+            </w:pPr>
+            <w:r>
               <w:t xml:space="preserve">Index (chunk/embed/store), </w:t>
+            </w:r>
+            <w:r>
               <w:br/>
               <w:t>kb_demo notebook,</w:t>
+            </w:r>
+            <w:r>
               <w:br/>
-              <w:t xml:space="preserve">A2 form, design_choices.md, </w:t>
-            </w:r>
-            <w:r>
-              <w:rPr/>
-              <w:t>myproject.toml</w:t>
+              <w:t>A2 form, design_choices.md</w:t>
             </w:r>
           </w:p>
         </w:tc>
@@ -639,33 +522,19 @@
     </w:tbl>
     <w:p>
       <w:pPr>
-        <w:pStyle w:val="Normal"/>
-        <w:spacing w:before="0" w:after="60"/>
-        <w:rPr/>
+        <w:spacing w:after="60"/>
       </w:pPr>
-      <w:r>
-        <w:rPr/>
-      </w:r>
     </w:p>
     <w:tbl>
       <w:tblPr>
         <w:tblW w:w="9360" w:type="dxa"/>
-        <w:jc w:val="left"/>
-        <w:tblInd w:w="0" w:type="dxa"/>
         <w:tblLayout w:type="fixed"/>
-        <w:tblCellMar>
-          <w:top w:w="0" w:type="dxa"/>
-          <w:left w:w="108" w:type="dxa"/>
-          <w:bottom w:w="0" w:type="dxa"/>
-          <w:right w:w="108" w:type="dxa"/>
-        </w:tblCellMar>
-        <w:tblLook w:firstRow="1" w:noVBand="1" w:lastRow="0" w:firstColumn="1" w:lastColumn="0" w:noHBand="0" w:val="04a0"/>
+        <w:tblLook w:val="04A0" w:firstRow="1" w:lastRow="0" w:firstColumn="1" w:lastColumn="0" w:noHBand="0" w:noVBand="1"/>
       </w:tblPr>
       <w:tblGrid>
         <w:gridCol w:w="9360"/>
       </w:tblGrid>
       <w:tr>
-        <w:trPr/>
         <w:tc>
           <w:tcPr>
             <w:tcW w:w="9360" w:type="dxa"/>
@@ -675,13 +544,11 @@
               <w:bottom w:val="single" w:sz="4" w:space="0" w:color="000000"/>
               <w:right w:val="single" w:sz="4" w:space="0" w:color="000000"/>
             </w:tcBorders>
-            <w:shd w:color="auto" w:fill="D9E1F2" w:val="clear"/>
-          </w:tcPr>
-          <w:p>
-            <w:pPr>
-              <w:pStyle w:val="Normal"/>
-              <w:spacing w:before="0" w:after="60"/>
-              <w:rPr/>
+            <w:shd w:val="clear" w:color="auto" w:fill="D9E1F2"/>
+          </w:tcPr>
+          <w:p>
+            <w:pPr>
+              <w:spacing w:after="60"/>
             </w:pPr>
             <w:r>
               <w:rPr>
@@ -691,15 +558,12 @@
               <w:t xml:space="preserve">What this assignment is: </w:t>
             </w:r>
             <w:r>
-              <w:rPr/>
               <w:t>You BUILD the knowledge base — the front half of the pipeline that turns scanned pages into searchable text: ingest &amp; clean the scans, (optionally) enhance them, detect layout, run OCR, then chunk, embed, and index. You choose the models and parameters; the repo fixes where each piece goes. This milestone produces working code and evidence it reads and retrieves.</w:t>
             </w:r>
           </w:p>
           <w:p>
             <w:pPr>
-              <w:pStyle w:val="Normal"/>
-              <w:spacing w:before="0" w:after="60"/>
-              <w:rPr/>
+              <w:spacing w:after="60"/>
             </w:pPr>
             <w:r>
               <w:rPr>
@@ -709,7 +573,6 @@
               <w:t xml:space="preserve">What to hand in: </w:t>
             </w:r>
             <w:r>
-              <w:rPr/>
               <w:t>Push everything to your team's PUBLIC GitHub repo, then tag it: git add -A &amp;&amp; git commit -m "a2-submit" &amp;&amp; git tag a2-submit &amp;&amp; git push origin main --tags. The tag IS your submission (deadlines are read from GitHub's servers) — do NOT upload a ZIP. Contents: the filled form in forms/, the repo with ingest / vision / index stages implemented, the built index (or a script that builds it), notebooks/kb_demo.ipynb showing OCR quality and one retrieval example, your updated configs/design_choices.md, and one AI-chat transcript per member. ALSO CARRIED FORWARD FROM A1 — the code stub was released after A1, so these are graded here for the first time: configs/task.yaml, data/provenance.md plus your corpus (or scripts/get_data.sh), notebooks/eda.ipynb, grading_kit/manifest.yaml, and grading_kit/heldout_pages/ with labels.jsonl.</w:t>
             </w:r>
           </w:p>
@@ -719,8 +582,10 @@
     <w:p>
       <w:pPr>
         <w:pStyle w:val="Heading2"/>
-        <w:spacing w:before="240" w:after="100"/>
-        <w:rPr/>
+        <w:spacing w:after="100"/>
+        <w:rPr>
+          <w:rFonts w:hint="eastAsia"/>
+        </w:rPr>
       </w:pPr>
       <w:r>
         <w:rPr>
@@ -728,14 +593,13 @@
           <w:bCs/>
           <w:color w:val="1F3864"/>
         </w:rPr>
+        <w:lastRenderedPageBreak/>
         <w:t>Section 1 — Recap from Assignment 1</w:t>
       </w:r>
     </w:p>
     <w:p>
       <w:pPr>
-        <w:pStyle w:val="Normal"/>
-        <w:spacing w:before="0" w:after="100"/>
-        <w:rPr/>
+        <w:spacing w:after="100"/>
       </w:pPr>
       <w:r>
         <w:rPr>
@@ -751,39 +615,28 @@
     <w:tbl>
       <w:tblPr>
         <w:tblW w:w="9360" w:type="dxa"/>
-        <w:jc w:val="left"/>
-        <w:tblInd w:w="0" w:type="dxa"/>
         <w:tblLayout w:type="fixed"/>
-        <w:tblCellMar>
-          <w:top w:w="0" w:type="dxa"/>
-          <w:left w:w="108" w:type="dxa"/>
-          <w:bottom w:w="0" w:type="dxa"/>
-          <w:right w:w="108" w:type="dxa"/>
-        </w:tblCellMar>
-        <w:tblLook w:firstRow="1" w:noVBand="1" w:lastRow="0" w:firstColumn="1" w:lastColumn="0" w:noHBand="0" w:val="04a0"/>
+        <w:tblLook w:val="04A0" w:firstRow="1" w:lastRow="0" w:firstColumn="1" w:lastColumn="0" w:noHBand="0" w:noVBand="1"/>
       </w:tblPr>
       <w:tblGrid>
-        <w:gridCol w:w="3498"/>
+        <w:gridCol w:w="3499"/>
         <w:gridCol w:w="5861"/>
       </w:tblGrid>
       <w:tr>
-        <w:trPr/>
-        <w:tc>
-          <w:tcPr>
-            <w:tcW w:w="3498" w:type="dxa"/>
-            <w:tcBorders>
-              <w:top w:val="single" w:sz="4" w:space="0" w:color="000000"/>
-              <w:left w:val="single" w:sz="4" w:space="0" w:color="000000"/>
-              <w:bottom w:val="single" w:sz="4" w:space="0" w:color="000000"/>
-              <w:right w:val="single" w:sz="4" w:space="0" w:color="000000"/>
-            </w:tcBorders>
-            <w:shd w:color="auto" w:fill="F2F2F2" w:val="clear"/>
-          </w:tcPr>
-          <w:p>
-            <w:pPr>
-              <w:pStyle w:val="Normal"/>
-              <w:spacing w:before="0" w:after="80"/>
-              <w:rPr/>
+        <w:tc>
+          <w:tcPr>
+            <w:tcW w:w="3499" w:type="dxa"/>
+            <w:tcBorders>
+              <w:top w:val="single" w:sz="4" w:space="0" w:color="000000"/>
+              <w:left w:val="single" w:sz="4" w:space="0" w:color="000000"/>
+              <w:bottom w:val="single" w:sz="4" w:space="0" w:color="000000"/>
+              <w:right w:val="single" w:sz="4" w:space="0" w:color="000000"/>
+            </w:tcBorders>
+            <w:shd w:val="clear" w:color="auto" w:fill="F2F2F2"/>
+          </w:tcPr>
+          <w:p>
+            <w:pPr>
+              <w:spacing w:after="80"/>
             </w:pPr>
             <w:r>
               <w:rPr>
@@ -795,9 +648,7 @@
           </w:p>
           <w:p>
             <w:pPr>
-              <w:pStyle w:val="Normal"/>
-              <w:spacing w:before="0" w:after="80"/>
-              <w:rPr/>
+              <w:spacing w:after="80"/>
             </w:pPr>
             <w:r>
               <w:rPr>
@@ -813,25 +664,26 @@
         </w:tc>
         <w:tc>
           <w:tcPr>
-            <w:tcW w:w="5861" w:type="dxa"/>
-            <w:tcBorders>
-              <w:top w:val="single" w:sz="4" w:space="0" w:color="000000"/>
-              <w:left w:val="single" w:sz="4" w:space="0" w:color="000000"/>
-              <w:bottom w:val="single" w:sz="4" w:space="0" w:color="000000"/>
-              <w:right w:val="single" w:sz="4" w:space="0" w:color="000000"/>
-            </w:tcBorders>
-          </w:tcPr>
-          <w:p>
-            <w:pPr>
-              <w:pStyle w:val="Normal"/>
-              <w:spacing w:before="0" w:after="80"/>
-              <w:rPr/>
-            </w:pPr>
-            <w:r>
-              <w:rPr/>
+            <w:tcW w:w="5860" w:type="dxa"/>
+            <w:tcBorders>
+              <w:top w:val="single" w:sz="4" w:space="0" w:color="000000"/>
+              <w:left w:val="single" w:sz="4" w:space="0" w:color="000000"/>
+              <w:bottom w:val="single" w:sz="4" w:space="0" w:color="000000"/>
+              <w:right w:val="single" w:sz="4" w:space="0" w:color="000000"/>
+            </w:tcBorders>
+          </w:tcPr>
+          <w:p>
+            <w:pPr>
+              <w:spacing w:after="80"/>
+            </w:pPr>
+            <w:r>
               <w:t>domain: historical epidemiology research support — colonial Bengal sanitary reports (1889), for a public-health researcher / policy analyst</w:t>
+            </w:r>
+            <w:r>
               <w:br/>
               <w:t>data speciality: unruled multi-column statistical tables + faded/degraded scans (multi-level district/division mortality tables with no ruling lines — whitespace-aligned columns, multi-row headers — on faded, sometimes hardly-readable print)</w:t>
+            </w:r>
+            <w:r>
               <w:br/>
               <w:t>primary NFR + target: auditable — 95% of answers have a completely replayable audit trail (retrieval scores, extracted value + source page/cell, verify-and-correct recomputation, final decision all logged; re-running the trace reproduces the identical answer)</w:t>
             </w:r>
@@ -839,23 +691,20 @@
         </w:tc>
       </w:tr>
       <w:tr>
-        <w:trPr/>
-        <w:tc>
-          <w:tcPr>
-            <w:tcW w:w="3498" w:type="dxa"/>
-            <w:tcBorders>
-              <w:top w:val="single" w:sz="4" w:space="0" w:color="000000"/>
-              <w:left w:val="single" w:sz="4" w:space="0" w:color="000000"/>
-              <w:bottom w:val="single" w:sz="4" w:space="0" w:color="000000"/>
-              <w:right w:val="single" w:sz="4" w:space="0" w:color="000000"/>
-            </w:tcBorders>
-            <w:shd w:color="auto" w:fill="F2F2F2" w:val="clear"/>
-          </w:tcPr>
-          <w:p>
-            <w:pPr>
-              <w:pStyle w:val="Normal"/>
-              <w:spacing w:before="0" w:after="80"/>
-              <w:rPr/>
+        <w:tc>
+          <w:tcPr>
+            <w:tcW w:w="3499" w:type="dxa"/>
+            <w:tcBorders>
+              <w:top w:val="single" w:sz="4" w:space="0" w:color="000000"/>
+              <w:left w:val="single" w:sz="4" w:space="0" w:color="000000"/>
+              <w:bottom w:val="single" w:sz="4" w:space="0" w:color="000000"/>
+              <w:right w:val="single" w:sz="4" w:space="0" w:color="000000"/>
+            </w:tcBorders>
+            <w:shd w:val="clear" w:color="auto" w:fill="F2F2F2"/>
+          </w:tcPr>
+          <w:p>
+            <w:pPr>
+              <w:spacing w:after="80"/>
             </w:pPr>
             <w:r>
               <w:rPr>
@@ -867,9 +716,7 @@
           </w:p>
           <w:p>
             <w:pPr>
-              <w:pStyle w:val="Normal"/>
-              <w:spacing w:before="0" w:after="80"/>
-              <w:rPr/>
+              <w:spacing w:after="80"/>
             </w:pPr>
             <w:r>
               <w:rPr>
@@ -885,45 +732,39 @@
         </w:tc>
         <w:tc>
           <w:tcPr>
-            <w:tcW w:w="5861" w:type="dxa"/>
-            <w:tcBorders>
-              <w:top w:val="single" w:sz="4" w:space="0" w:color="000000"/>
-              <w:left w:val="single" w:sz="4" w:space="0" w:color="000000"/>
-              <w:bottom w:val="single" w:sz="4" w:space="0" w:color="000000"/>
-              <w:right w:val="single" w:sz="4" w:space="0" w:color="000000"/>
-            </w:tcBorders>
-          </w:tcPr>
-          <w:p>
-            <w:pPr>
-              <w:pStyle w:val="Normal"/>
-              <w:spacing w:before="0" w:after="80"/>
-              <w:rPr/>
-            </w:pPr>
-            <w:r>
-              <w:rPr/>
+            <w:tcW w:w="5860" w:type="dxa"/>
+            <w:tcBorders>
+              <w:top w:val="single" w:sz="4" w:space="0" w:color="000000"/>
+              <w:left w:val="single" w:sz="4" w:space="0" w:color="000000"/>
+              <w:bottom w:val="single" w:sz="4" w:space="0" w:color="000000"/>
+              <w:right w:val="single" w:sz="4" w:space="0" w:color="000000"/>
+            </w:tcBorders>
+          </w:tcPr>
+          <w:p>
+            <w:pPr>
+              <w:spacing w:after="80"/>
+            </w:pPr>
+            <w:r>
               <w:t>Groundedness &gt;= 0.90 — at least 90% of answers are fully supported by the cited page (correct district, correct year, correct extracted figure), with no unsupported or fabricated numbers (unchanged from A1; measured on grading_kit/tasks.jsonl at A3)</w:t>
             </w:r>
           </w:p>
         </w:tc>
       </w:tr>
       <w:tr>
-        <w:trPr/>
-        <w:tc>
-          <w:tcPr>
-            <w:tcW w:w="3498" w:type="dxa"/>
-            <w:tcBorders>
-              <w:top w:val="single" w:sz="4" w:space="0" w:color="000000"/>
-              <w:left w:val="single" w:sz="4" w:space="0" w:color="000000"/>
-              <w:bottom w:val="single" w:sz="4" w:space="0" w:color="000000"/>
-              <w:right w:val="single" w:sz="4" w:space="0" w:color="000000"/>
-            </w:tcBorders>
-            <w:shd w:color="auto" w:fill="F2F2F2" w:val="clear"/>
-          </w:tcPr>
-          <w:p>
-            <w:pPr>
-              <w:pStyle w:val="Normal"/>
-              <w:spacing w:before="0" w:after="80"/>
-              <w:rPr/>
+        <w:tc>
+          <w:tcPr>
+            <w:tcW w:w="3499" w:type="dxa"/>
+            <w:tcBorders>
+              <w:top w:val="single" w:sz="4" w:space="0" w:color="000000"/>
+              <w:left w:val="single" w:sz="4" w:space="0" w:color="000000"/>
+              <w:bottom w:val="single" w:sz="4" w:space="0" w:color="000000"/>
+              <w:right w:val="single" w:sz="4" w:space="0" w:color="000000"/>
+            </w:tcBorders>
+            <w:shd w:val="clear" w:color="auto" w:fill="F2F2F2"/>
+          </w:tcPr>
+          <w:p>
+            <w:pPr>
+              <w:spacing w:after="80"/>
             </w:pPr>
             <w:r>
               <w:rPr>
@@ -935,9 +776,7 @@
           </w:p>
           <w:p>
             <w:pPr>
-              <w:pStyle w:val="Normal"/>
-              <w:spacing w:before="0" w:after="80"/>
-              <w:rPr/>
+              <w:spacing w:after="80"/>
             </w:pPr>
             <w:r>
               <w:rPr>
@@ -953,22 +792,19 @@
         </w:tc>
         <w:tc>
           <w:tcPr>
-            <w:tcW w:w="5861" w:type="dxa"/>
-            <w:tcBorders>
-              <w:top w:val="single" w:sz="4" w:space="0" w:color="000000"/>
-              <w:left w:val="single" w:sz="4" w:space="0" w:color="000000"/>
-              <w:bottom w:val="single" w:sz="4" w:space="0" w:color="000000"/>
-              <w:right w:val="single" w:sz="4" w:space="0" w:color="000000"/>
-            </w:tcBorders>
-          </w:tcPr>
-          <w:p>
-            <w:pPr>
-              <w:pStyle w:val="Normal"/>
-              <w:spacing w:before="0" w:after="80"/>
-              <w:rPr/>
-            </w:pPr>
-            <w:r>
-              <w:rPr/>
+            <w:tcW w:w="5860" w:type="dxa"/>
+            <w:tcBorders>
+              <w:top w:val="single" w:sz="4" w:space="0" w:color="000000"/>
+              <w:left w:val="single" w:sz="4" w:space="0" w:color="000000"/>
+              <w:bottom w:val="single" w:sz="4" w:space="0" w:color="000000"/>
+              <w:right w:val="single" w:sz="4" w:space="0" w:color="000000"/>
+            </w:tcBorders>
+          </w:tcPr>
+          <w:p>
+            <w:pPr>
+              <w:spacing w:after="80"/>
+            </w:pPr>
+            <w:r>
               <w:t>Internet Archive in.ernet.dli.2015.95111 (DLI collection), public domain; 836 pages / ~180k OCR words; hard because it is images-before-text: 1890 letterpress with unruled multi-column statistical tables (whitespace-aligned columns, multi-row headers) on faded, sometimes hardly-readable print (no text layer at all)</w:t>
             </w:r>
           </w:p>
@@ -978,8 +814,10 @@
     <w:p>
       <w:pPr>
         <w:pStyle w:val="Heading2"/>
-        <w:spacing w:before="240" w:after="100"/>
-        <w:rPr/>
+        <w:spacing w:after="100"/>
+        <w:rPr>
+          <w:rFonts w:hint="eastAsia"/>
+        </w:rPr>
       </w:pPr>
       <w:r>
         <w:rPr>
@@ -992,9 +830,7 @@
     </w:p>
     <w:p>
       <w:pPr>
-        <w:pStyle w:val="Normal"/>
-        <w:spacing w:before="0" w:after="100"/>
-        <w:rPr/>
+        <w:spacing w:after="100"/>
       </w:pPr>
       <w:r>
         <w:rPr>
@@ -1010,39 +846,28 @@
     <w:tbl>
       <w:tblPr>
         <w:tblW w:w="9360" w:type="dxa"/>
-        <w:jc w:val="left"/>
-        <w:tblInd w:w="0" w:type="dxa"/>
         <w:tblLayout w:type="fixed"/>
-        <w:tblCellMar>
-          <w:top w:w="0" w:type="dxa"/>
-          <w:left w:w="108" w:type="dxa"/>
-          <w:bottom w:w="0" w:type="dxa"/>
-          <w:right w:w="108" w:type="dxa"/>
-        </w:tblCellMar>
-        <w:tblLook w:firstRow="1" w:noVBand="1" w:lastRow="0" w:firstColumn="1" w:lastColumn="0" w:noHBand="0" w:val="04a0"/>
+        <w:tblLook w:val="04A0" w:firstRow="1" w:lastRow="0" w:firstColumn="1" w:lastColumn="0" w:noHBand="0" w:noVBand="1"/>
       </w:tblPr>
       <w:tblGrid>
-        <w:gridCol w:w="3498"/>
+        <w:gridCol w:w="3499"/>
         <w:gridCol w:w="5861"/>
       </w:tblGrid>
       <w:tr>
-        <w:trPr/>
-        <w:tc>
-          <w:tcPr>
-            <w:tcW w:w="3498" w:type="dxa"/>
-            <w:tcBorders>
-              <w:top w:val="single" w:sz="4" w:space="0" w:color="000000"/>
-              <w:left w:val="single" w:sz="4" w:space="0" w:color="000000"/>
-              <w:bottom w:val="single" w:sz="4" w:space="0" w:color="000000"/>
-              <w:right w:val="single" w:sz="4" w:space="0" w:color="000000"/>
-            </w:tcBorders>
-            <w:shd w:color="auto" w:fill="F2F2F2" w:val="clear"/>
-          </w:tcPr>
-          <w:p>
-            <w:pPr>
-              <w:pStyle w:val="Normal"/>
-              <w:spacing w:before="0" w:after="80"/>
-              <w:rPr/>
+        <w:tc>
+          <w:tcPr>
+            <w:tcW w:w="3499" w:type="dxa"/>
+            <w:tcBorders>
+              <w:top w:val="single" w:sz="4" w:space="0" w:color="000000"/>
+              <w:left w:val="single" w:sz="4" w:space="0" w:color="000000"/>
+              <w:bottom w:val="single" w:sz="4" w:space="0" w:color="000000"/>
+              <w:right w:val="single" w:sz="4" w:space="0" w:color="000000"/>
+            </w:tcBorders>
+            <w:shd w:val="clear" w:color="auto" w:fill="F2F2F2"/>
+          </w:tcPr>
+          <w:p>
+            <w:pPr>
+              <w:spacing w:after="80"/>
             </w:pPr>
             <w:r>
               <w:rPr>
@@ -1054,9 +879,7 @@
           </w:p>
           <w:p>
             <w:pPr>
-              <w:pStyle w:val="Normal"/>
-              <w:spacing w:before="0" w:after="80"/>
-              <w:rPr/>
+              <w:spacing w:after="80"/>
             </w:pPr>
             <w:r>
               <w:rPr>
@@ -1072,44 +895,36 @@
         </w:tc>
         <w:tc>
           <w:tcPr>
-            <w:tcW w:w="5861" w:type="dxa"/>
-            <w:tcBorders>
-              <w:top w:val="single" w:sz="4" w:space="0" w:color="000000"/>
-              <w:left w:val="single" w:sz="4" w:space="0" w:color="000000"/>
-              <w:bottom w:val="single" w:sz="4" w:space="0" w:color="000000"/>
-              <w:right w:val="single" w:sz="4" w:space="0" w:color="000000"/>
-            </w:tcBorders>
-          </w:tcPr>
-          <w:p>
-            <w:pPr>
-              <w:pStyle w:val="Normal"/>
-              <w:rPr/>
-            </w:pPr>
-            <w:r>
-              <w:rPr/>
+            <w:tcW w:w="5860" w:type="dxa"/>
+            <w:tcBorders>
+              <w:top w:val="single" w:sz="4" w:space="0" w:color="000000"/>
+              <w:left w:val="single" w:sz="4" w:space="0" w:color="000000"/>
+              <w:bottom w:val="single" w:sz="4" w:space="0" w:color="000000"/>
+              <w:right w:val="single" w:sz="4" w:space="0" w:color="000000"/>
+            </w:tcBorders>
+          </w:tcPr>
+          <w:p>
+            <w:r>
               <w:t>Nearby pixels form strokes/characters, and a character looks the same when shifted — translation invariance drives conv-based detection/recognition. Pages have a regular print grid (text lines, columns, margins), so projection/contour layout grouping is reliable. Drives layout + enhancement choices.</w:t>
             </w:r>
           </w:p>
         </w:tc>
       </w:tr>
       <w:tr>
-        <w:trPr/>
-        <w:tc>
-          <w:tcPr>
-            <w:tcW w:w="3498" w:type="dxa"/>
-            <w:tcBorders>
-              <w:top w:val="single" w:sz="4" w:space="0" w:color="000000"/>
-              <w:left w:val="single" w:sz="4" w:space="0" w:color="000000"/>
-              <w:bottom w:val="single" w:sz="4" w:space="0" w:color="000000"/>
-              <w:right w:val="single" w:sz="4" w:space="0" w:color="000000"/>
-            </w:tcBorders>
-            <w:shd w:color="auto" w:fill="F2F2F2" w:val="clear"/>
-          </w:tcPr>
-          <w:p>
-            <w:pPr>
-              <w:pStyle w:val="Normal"/>
-              <w:spacing w:before="0" w:after="80"/>
-              <w:rPr/>
+        <w:tc>
+          <w:tcPr>
+            <w:tcW w:w="3499" w:type="dxa"/>
+            <w:tcBorders>
+              <w:top w:val="single" w:sz="4" w:space="0" w:color="000000"/>
+              <w:left w:val="single" w:sz="4" w:space="0" w:color="000000"/>
+              <w:bottom w:val="single" w:sz="4" w:space="0" w:color="000000"/>
+              <w:right w:val="single" w:sz="4" w:space="0" w:color="000000"/>
+            </w:tcBorders>
+            <w:shd w:val="clear" w:color="auto" w:fill="F2F2F2"/>
+          </w:tcPr>
+          <w:p>
+            <w:pPr>
+              <w:spacing w:after="80"/>
             </w:pPr>
             <w:r>
               <w:rPr>
@@ -1121,9 +936,7 @@
           </w:p>
           <w:p>
             <w:pPr>
-              <w:pStyle w:val="Normal"/>
-              <w:spacing w:before="0" w:after="80"/>
-              <w:rPr/>
+              <w:spacing w:after="80"/>
             </w:pPr>
             <w:r>
               <w:rPr>
@@ -1139,45 +952,39 @@
         </w:tc>
         <w:tc>
           <w:tcPr>
-            <w:tcW w:w="5861" w:type="dxa"/>
-            <w:tcBorders>
-              <w:top w:val="single" w:sz="4" w:space="0" w:color="000000"/>
-              <w:left w:val="single" w:sz="4" w:space="0" w:color="000000"/>
-              <w:bottom w:val="single" w:sz="4" w:space="0" w:color="000000"/>
-              <w:right w:val="single" w:sz="4" w:space="0" w:color="000000"/>
-            </w:tcBorders>
-          </w:tcPr>
-          <w:p>
-            <w:pPr>
-              <w:pStyle w:val="Normal"/>
-              <w:spacing w:before="0" w:after="80"/>
-              <w:rPr/>
-            </w:pPr>
-            <w:r>
-              <w:rPr/>
+            <w:tcW w:w="5860" w:type="dxa"/>
+            <w:tcBorders>
+              <w:top w:val="single" w:sz="4" w:space="0" w:color="000000"/>
+              <w:left w:val="single" w:sz="4" w:space="0" w:color="000000"/>
+              <w:bottom w:val="single" w:sz="4" w:space="0" w:color="000000"/>
+              <w:right w:val="single" w:sz="4" w:space="0" w:color="000000"/>
+            </w:tcBorders>
+          </w:tcPr>
+          <w:p>
+            <w:pPr>
+              <w:spacing w:after="80"/>
+            </w:pPr>
+            <w:r>
               <w:t>Reading order and context carry meaning — a sequence model can exploit word/line context; tables have row/column semantics that columnar layout preserves. Conjuncts/ligatures and old orthography span characters, so recognition benefits from a character+word context. Drives OCR + embedding choices.</w:t>
             </w:r>
           </w:p>
         </w:tc>
       </w:tr>
       <w:tr>
-        <w:trPr/>
-        <w:tc>
-          <w:tcPr>
-            <w:tcW w:w="3498" w:type="dxa"/>
-            <w:tcBorders>
-              <w:top w:val="single" w:sz="4" w:space="0" w:color="000000"/>
-              <w:left w:val="single" w:sz="4" w:space="0" w:color="000000"/>
-              <w:bottom w:val="single" w:sz="4" w:space="0" w:color="000000"/>
-              <w:right w:val="single" w:sz="4" w:space="0" w:color="000000"/>
-            </w:tcBorders>
-            <w:shd w:color="auto" w:fill="F2F2F2" w:val="clear"/>
-          </w:tcPr>
-          <w:p>
-            <w:pPr>
-              <w:pStyle w:val="Normal"/>
-              <w:spacing w:before="0" w:after="80"/>
-              <w:rPr/>
+        <w:tc>
+          <w:tcPr>
+            <w:tcW w:w="3499" w:type="dxa"/>
+            <w:tcBorders>
+              <w:top w:val="single" w:sz="4" w:space="0" w:color="000000"/>
+              <w:left w:val="single" w:sz="4" w:space="0" w:color="000000"/>
+              <w:bottom w:val="single" w:sz="4" w:space="0" w:color="000000"/>
+              <w:right w:val="single" w:sz="4" w:space="0" w:color="000000"/>
+            </w:tcBorders>
+            <w:shd w:val="clear" w:color="auto" w:fill="F2F2F2"/>
+          </w:tcPr>
+          <w:p>
+            <w:pPr>
+              <w:spacing w:after="80"/>
             </w:pPr>
             <w:r>
               <w:rPr>
@@ -1189,9 +996,7 @@
           </w:p>
           <w:p>
             <w:pPr>
-              <w:pStyle w:val="Normal"/>
-              <w:spacing w:before="0" w:after="80"/>
-              <w:rPr/>
+              <w:spacing w:after="80"/>
             </w:pPr>
             <w:r>
               <w:rPr>
@@ -1207,21 +1012,17 @@
         </w:tc>
         <w:tc>
           <w:tcPr>
-            <w:tcW w:w="5861" w:type="dxa"/>
-            <w:tcBorders>
-              <w:top w:val="single" w:sz="4" w:space="0" w:color="000000"/>
-              <w:left w:val="single" w:sz="4" w:space="0" w:color="000000"/>
-              <w:bottom w:val="single" w:sz="4" w:space="0" w:color="000000"/>
-              <w:right w:val="single" w:sz="4" w:space="0" w:color="000000"/>
-            </w:tcBorders>
-          </w:tcPr>
-          <w:p>
-            <w:pPr>
-              <w:pStyle w:val="Normal"/>
-              <w:rPr/>
-            </w:pPr>
-            <w:r>
-              <w:rPr/>
+            <w:tcW w:w="5860" w:type="dxa"/>
+            <w:tcBorders>
+              <w:top w:val="single" w:sz="4" w:space="0" w:color="000000"/>
+              <w:left w:val="single" w:sz="4" w:space="0" w:color="000000"/>
+              <w:bottom w:val="single" w:sz="4" w:space="0" w:color="000000"/>
+              <w:right w:val="single" w:sz="4" w:space="0" w:color="000000"/>
+            </w:tcBorders>
+          </w:tcPr>
+          <w:p>
+            <w:pPr/>
+            <w:r>
               <w:t>Page position, font, mild skew, scan noise, ink bleed, and foxing should not change the answer. On this corpus, degraded letterforms, bleed-through, uneven ink density, and foxing can confuse OCR. The implemented path uses Gaussian denoise + Otsu binarization + deskew (&gt;0.5 degrees), followed by default CLAHE+unsharp enhancement. The optional UNet training path uses mild rotation/contrast/blur augmentation, but augmentation is disabled in the default A2 config. Robust pretrained OCR/embedding models are preferred over corpus-specific fine-tuning at this stage.</w:t>
             </w:r>
           </w:p>
@@ -1231,8 +1032,10 @@
     <w:p>
       <w:pPr>
         <w:pStyle w:val="Heading2"/>
-        <w:spacing w:before="240" w:after="100"/>
-        <w:rPr/>
+        <w:spacing w:after="100"/>
+        <w:rPr>
+          <w:rFonts w:hint="eastAsia"/>
+        </w:rPr>
       </w:pPr>
       <w:r>
         <w:rPr>
@@ -1240,17 +1043,15 @@
           <w:bCs/>
           <w:color w:val="1F3864"/>
         </w:rPr>
+        <w:lastRenderedPageBreak/>
         <w:t>Section 3 — Components &amp; Options We Considered</w:t>
       </w:r>
     </w:p>
     <w:p>
       <w:pPr>
-        <w:pStyle w:val="Normal"/>
-        <w:spacing w:before="0" w:after="100"/>
-        <w:rPr/>
+        <w:spacing w:after="100"/>
       </w:pPr>
       <w:r>
-        <w:rPr/>
         <w:t xml:space="preserve">For each stage, name the options you compared and your choice. </w:t>
       </w:r>
       <w:r>
@@ -1261,33 +1062,24 @@
         <w:t>At least one choice must be an existing published/pretrained method you reproduce and adapt</w:t>
       </w:r>
       <w:r>
-        <w:rPr/>
         <w:t xml:space="preserve"> (your OCR foundation is the natural one — reproducing someone else's method is the core skill for adopting whatever comes next). Mark it in the last column.</w:t>
       </w:r>
     </w:p>
     <w:tbl>
       <w:tblPr>
         <w:tblW w:w="9360" w:type="dxa"/>
-        <w:jc w:val="left"/>
-        <w:tblInd w:w="0" w:type="dxa"/>
         <w:tblLayout w:type="fixed"/>
-        <w:tblCellMar>
-          <w:top w:w="0" w:type="dxa"/>
-          <w:left w:w="108" w:type="dxa"/>
-          <w:bottom w:w="0" w:type="dxa"/>
-          <w:right w:w="108" w:type="dxa"/>
-        </w:tblCellMar>
-        <w:tblLook w:firstRow="1" w:noVBand="1" w:lastRow="0" w:firstColumn="1" w:lastColumn="0" w:noHBand="0" w:val="04a0"/>
+        <w:tblLook w:val="04A0" w:firstRow="1" w:lastRow="0" w:firstColumn="1" w:lastColumn="0" w:noHBand="0" w:noVBand="1"/>
       </w:tblPr>
       <w:tblGrid>
-        <w:gridCol w:w="1697"/>
-        <w:gridCol w:w="2904"/>
-        <w:gridCol w:w="3198"/>
+        <w:gridCol w:w="1698"/>
+        <w:gridCol w:w="2903"/>
+        <w:gridCol w:w="3199"/>
         <w:gridCol w:w="1560"/>
       </w:tblGrid>
       <w:tr>
         <w:trPr>
-          <w:tblHeader w:val="true"/>
+          <w:tblHeader/>
         </w:trPr>
         <w:tc>
           <w:tcPr>
@@ -1298,13 +1090,11 @@
               <w:bottom w:val="single" w:sz="4" w:space="0" w:color="000000"/>
               <w:right w:val="single" w:sz="4" w:space="0" w:color="000000"/>
             </w:tcBorders>
-            <w:shd w:color="auto" w:fill="1F3864" w:val="clear"/>
-          </w:tcPr>
-          <w:p>
-            <w:pPr>
-              <w:pStyle w:val="Normal"/>
-              <w:spacing w:before="0" w:after="80"/>
-              <w:rPr/>
+            <w:shd w:val="clear" w:color="auto" w:fill="1F3864"/>
+          </w:tcPr>
+          <w:p>
+            <w:pPr>
+              <w:spacing w:after="80"/>
             </w:pPr>
             <w:r>
               <w:rPr>
@@ -1318,20 +1108,18 @@
         </w:tc>
         <w:tc>
           <w:tcPr>
-            <w:tcW w:w="2904" w:type="dxa"/>
-            <w:tcBorders>
-              <w:top w:val="single" w:sz="4" w:space="0" w:color="000000"/>
-              <w:left w:val="single" w:sz="4" w:space="0" w:color="000000"/>
-              <w:bottom w:val="single" w:sz="4" w:space="0" w:color="000000"/>
-              <w:right w:val="single" w:sz="4" w:space="0" w:color="000000"/>
-            </w:tcBorders>
-            <w:shd w:color="auto" w:fill="1F3864" w:val="clear"/>
-          </w:tcPr>
-          <w:p>
-            <w:pPr>
-              <w:pStyle w:val="Normal"/>
-              <w:spacing w:before="0" w:after="80"/>
-              <w:rPr/>
+            <w:tcW w:w="2903" w:type="dxa"/>
+            <w:tcBorders>
+              <w:top w:val="single" w:sz="4" w:space="0" w:color="000000"/>
+              <w:left w:val="single" w:sz="4" w:space="0" w:color="000000"/>
+              <w:bottom w:val="single" w:sz="4" w:space="0" w:color="000000"/>
+              <w:right w:val="single" w:sz="4" w:space="0" w:color="000000"/>
+            </w:tcBorders>
+            <w:shd w:val="clear" w:color="auto" w:fill="1F3864"/>
+          </w:tcPr>
+          <w:p>
+            <w:pPr>
+              <w:spacing w:after="80"/>
             </w:pPr>
             <w:r>
               <w:rPr>
@@ -1345,20 +1133,18 @@
         </w:tc>
         <w:tc>
           <w:tcPr>
-            <w:tcW w:w="3198" w:type="dxa"/>
-            <w:tcBorders>
-              <w:top w:val="single" w:sz="4" w:space="0" w:color="000000"/>
-              <w:left w:val="single" w:sz="4" w:space="0" w:color="000000"/>
-              <w:bottom w:val="single" w:sz="4" w:space="0" w:color="000000"/>
-              <w:right w:val="single" w:sz="4" w:space="0" w:color="000000"/>
-            </w:tcBorders>
-            <w:shd w:color="auto" w:fill="1F3864" w:val="clear"/>
-          </w:tcPr>
-          <w:p>
-            <w:pPr>
-              <w:pStyle w:val="Normal"/>
-              <w:spacing w:before="0" w:after="80"/>
-              <w:rPr/>
+            <w:tcW w:w="3199" w:type="dxa"/>
+            <w:tcBorders>
+              <w:top w:val="single" w:sz="4" w:space="0" w:color="000000"/>
+              <w:left w:val="single" w:sz="4" w:space="0" w:color="000000"/>
+              <w:bottom w:val="single" w:sz="4" w:space="0" w:color="000000"/>
+              <w:right w:val="single" w:sz="4" w:space="0" w:color="000000"/>
+            </w:tcBorders>
+            <w:shd w:val="clear" w:color="auto" w:fill="1F3864"/>
+          </w:tcPr>
+          <w:p>
+            <w:pPr>
+              <w:spacing w:after="80"/>
             </w:pPr>
             <w:r>
               <w:rPr>
@@ -1379,13 +1165,11 @@
               <w:bottom w:val="single" w:sz="4" w:space="0" w:color="000000"/>
               <w:right w:val="single" w:sz="4" w:space="0" w:color="000000"/>
             </w:tcBorders>
-            <w:shd w:color="auto" w:fill="1F3864" w:val="clear"/>
-          </w:tcPr>
-          <w:p>
-            <w:pPr>
-              <w:pStyle w:val="Normal"/>
-              <w:spacing w:before="0" w:after="80"/>
-              <w:rPr/>
+            <w:shd w:val="clear" w:color="auto" w:fill="1F3864"/>
+          </w:tcPr>
+          <w:p>
+            <w:pPr>
+              <w:spacing w:after="80"/>
             </w:pPr>
             <w:r>
               <w:rPr>
@@ -1399,7 +1183,6 @@
         </w:tc>
       </w:tr>
       <w:tr>
-        <w:trPr/>
         <w:tc>
           <w:tcPr>
             <w:tcW w:w="1697" w:type="dxa"/>
@@ -1412,54 +1195,43 @@
           </w:tcPr>
           <w:p>
             <w:pPr>
-              <w:pStyle w:val="Normal"/>
-              <w:spacing w:before="0" w:after="80"/>
-              <w:rPr/>
-            </w:pPr>
-            <w:r>
-              <w:rPr/>
+              <w:spacing w:after="80"/>
+            </w:pPr>
+            <w:r>
               <w:t>Enhancement (bonus)</w:t>
             </w:r>
           </w:p>
         </w:tc>
         <w:tc>
           <w:tcPr>
-            <w:tcW w:w="2904" w:type="dxa"/>
-            <w:tcBorders>
-              <w:top w:val="single" w:sz="4" w:space="0" w:color="000000"/>
-              <w:left w:val="single" w:sz="4" w:space="0" w:color="000000"/>
-              <w:bottom w:val="single" w:sz="4" w:space="0" w:color="000000"/>
-              <w:right w:val="single" w:sz="4" w:space="0" w:color="000000"/>
-            </w:tcBorders>
-          </w:tcPr>
-          <w:p>
-            <w:pPr>
-              <w:pStyle w:val="Normal"/>
-              <w:rPr/>
-            </w:pPr>
-            <w:r>
-              <w:rPr/>
+            <w:tcW w:w="2903" w:type="dxa"/>
+            <w:tcBorders>
+              <w:top w:val="single" w:sz="4" w:space="0" w:color="000000"/>
+              <w:left w:val="single" w:sz="4" w:space="0" w:color="000000"/>
+              <w:bottom w:val="single" w:sz="4" w:space="0" w:color="000000"/>
+              <w:right w:val="single" w:sz="4" w:space="0" w:color="000000"/>
+            </w:tcBorders>
+          </w:tcPr>
+          <w:p>
+            <w:pPr/>
+            <w:r>
               <w:t>classical enhancement (CLAHE/unsharp) vs from-scratch UNet denoiser vs VAE/diffusion</w:t>
             </w:r>
           </w:p>
         </w:tc>
         <w:tc>
           <w:tcPr>
-            <w:tcW w:w="3198" w:type="dxa"/>
-            <w:tcBorders>
-              <w:top w:val="single" w:sz="4" w:space="0" w:color="000000"/>
-              <w:left w:val="single" w:sz="4" w:space="0" w:color="000000"/>
-              <w:bottom w:val="single" w:sz="4" w:space="0" w:color="000000"/>
-              <w:right w:val="single" w:sz="4" w:space="0" w:color="000000"/>
-            </w:tcBorders>
-          </w:tcPr>
-          <w:p>
-            <w:pPr>
-              <w:pStyle w:val="Normal"/>
-              <w:rPr/>
-            </w:pPr>
-            <w:r>
-              <w:rPr/>
+            <w:tcW w:w="3199" w:type="dxa"/>
+            <w:tcBorders>
+              <w:top w:val="single" w:sz="4" w:space="0" w:color="000000"/>
+              <w:left w:val="single" w:sz="4" w:space="0" w:color="000000"/>
+              <w:bottom w:val="single" w:sz="4" w:space="0" w:color="000000"/>
+              <w:right w:val="single" w:sz="4" w:space="0" w:color="000000"/>
+            </w:tcBorders>
+          </w:tcPr>
+          <w:p>
+            <w:pPr/>
+            <w:r>
               <w:t>Classical CLAHE+unsharp by default: deterministic, inexpensive, and appropriate as the first-pass enhancer for letterpress scans. A tiny self-supervised UNet is implemented as an optional alternative; VAE/diffusion is not implemented. The default config does not train the UNet.</w:t>
             </w:r>
           </w:p>
@@ -1476,19 +1248,15 @@
           </w:tcPr>
           <w:p>
             <w:pPr>
-              <w:pStyle w:val="Normal"/>
-              <w:spacing w:before="0" w:after="80"/>
-              <w:rPr/>
-            </w:pPr>
-            <w:r>
-              <w:rPr/>
+              <w:spacing w:after="80"/>
+            </w:pPr>
+            <w:r>
               <w:t>no</w:t>
             </w:r>
           </w:p>
         </w:tc>
       </w:tr>
       <w:tr>
-        <w:trPr/>
         <w:tc>
           <w:tcPr>
             <w:tcW w:w="1697" w:type="dxa"/>
@@ -1501,54 +1269,43 @@
           </w:tcPr>
           <w:p>
             <w:pPr>
-              <w:pStyle w:val="Normal"/>
-              <w:spacing w:before="0" w:after="80"/>
-              <w:rPr/>
-            </w:pPr>
-            <w:r>
-              <w:rPr/>
+              <w:spacing w:after="80"/>
+            </w:pPr>
+            <w:r>
               <w:t>Layout detection</w:t>
             </w:r>
           </w:p>
         </w:tc>
         <w:tc>
           <w:tcPr>
-            <w:tcW w:w="2904" w:type="dxa"/>
-            <w:tcBorders>
-              <w:top w:val="single" w:sz="4" w:space="0" w:color="000000"/>
-              <w:left w:val="single" w:sz="4" w:space="0" w:color="000000"/>
-              <w:bottom w:val="single" w:sz="4" w:space="0" w:color="000000"/>
-              <w:right w:val="single" w:sz="4" w:space="0" w:color="000000"/>
-            </w:tcBorders>
-          </w:tcPr>
-          <w:p>
-            <w:pPr>
-              <w:pStyle w:val="Normal"/>
-              <w:rPr/>
-            </w:pPr>
-            <w:r>
-              <w:rPr/>
+            <w:tcW w:w="2903" w:type="dxa"/>
+            <w:tcBorders>
+              <w:top w:val="single" w:sz="4" w:space="0" w:color="000000"/>
+              <w:left w:val="single" w:sz="4" w:space="0" w:color="000000"/>
+              <w:bottom w:val="single" w:sz="4" w:space="0" w:color="000000"/>
+              <w:right w:val="single" w:sz="4" w:space="0" w:color="000000"/>
+            </w:tcBorders>
+          </w:tcPr>
+          <w:p>
+            <w:pPr/>
+            <w:r>
               <w:t>heuristic projection/contour vs learned detector (PP-DocLayout / YOLO)</w:t>
             </w:r>
           </w:p>
         </w:tc>
         <w:tc>
           <w:tcPr>
-            <w:tcW w:w="3198" w:type="dxa"/>
-            <w:tcBorders>
-              <w:top w:val="single" w:sz="4" w:space="0" w:color="000000"/>
-              <w:left w:val="single" w:sz="4" w:space="0" w:color="000000"/>
-              <w:bottom w:val="single" w:sz="4" w:space="0" w:color="000000"/>
-              <w:right w:val="single" w:sz="4" w:space="0" w:color="000000"/>
-            </w:tcBorders>
-          </w:tcPr>
-          <w:p>
-            <w:pPr>
-              <w:pStyle w:val="Normal"/>
-              <w:rPr/>
-            </w:pPr>
-            <w:r>
-              <w:rPr/>
+            <w:tcW w:w="3199" w:type="dxa"/>
+            <w:tcBorders>
+              <w:top w:val="single" w:sz="4" w:space="0" w:color="000000"/>
+              <w:left w:val="single" w:sz="4" w:space="0" w:color="000000"/>
+              <w:bottom w:val="single" w:sz="4" w:space="0" w:color="000000"/>
+              <w:right w:val="single" w:sz="4" w:space="0" w:color="000000"/>
+            </w:tcBorders>
+          </w:tcPr>
+          <w:p>
+            <w:pPr/>
+            <w:r>
               <w:t>Heuristic projection/contour with whitespace-column detection: requires no layout labels and directly targets the corpus' unruled multi-column tables. Connected components are merged, then regions are classified as table/figure/heading/text and band-sorted for reading order. A learned detector remains a future upgrade path.</w:t>
             </w:r>
           </w:p>
@@ -1565,19 +1322,15 @@
           </w:tcPr>
           <w:p>
             <w:pPr>
-              <w:pStyle w:val="Normal"/>
-              <w:spacing w:before="0" w:after="80"/>
-              <w:rPr/>
-            </w:pPr>
-            <w:r>
-              <w:rPr/>
+              <w:spacing w:after="80"/>
+            </w:pPr>
+            <w:r>
               <w:t>no</w:t>
             </w:r>
           </w:p>
         </w:tc>
       </w:tr>
       <w:tr>
-        <w:trPr/>
         <w:tc>
           <w:tcPr>
             <w:tcW w:w="1697" w:type="dxa"/>
@@ -1590,31 +1343,26 @@
           </w:tcPr>
           <w:p>
             <w:pPr>
-              <w:pStyle w:val="Normal"/>
-              <w:spacing w:before="0" w:after="80"/>
-              <w:rPr/>
-            </w:pPr>
-            <w:r>
-              <w:rPr/>
+              <w:spacing w:after="80"/>
+            </w:pPr>
+            <w:r>
               <w:t>OCR / HTR</w:t>
             </w:r>
           </w:p>
         </w:tc>
         <w:tc>
           <w:tcPr>
-            <w:tcW w:w="2904" w:type="dxa"/>
-            <w:tcBorders>
-              <w:top w:val="single" w:sz="4" w:space="0" w:color="000000"/>
-              <w:left w:val="single" w:sz="4" w:space="0" w:color="000000"/>
-              <w:bottom w:val="single" w:sz="4" w:space="0" w:color="000000"/>
-              <w:right w:val="single" w:sz="4" w:space="0" w:color="000000"/>
-            </w:tcBorders>
-          </w:tcPr>
-          <w:p>
-            <w:pPr>
-              <w:pStyle w:val="Normal"/>
-              <w:spacing w:before="0" w:after="80"/>
-              <w:rPr/>
+            <w:tcW w:w="2903" w:type="dxa"/>
+            <w:tcBorders>
+              <w:top w:val="single" w:sz="4" w:space="0" w:color="000000"/>
+              <w:left w:val="single" w:sz="4" w:space="0" w:color="000000"/>
+              <w:bottom w:val="single" w:sz="4" w:space="0" w:color="000000"/>
+              <w:right w:val="single" w:sz="4" w:space="0" w:color="000000"/>
+            </w:tcBorders>
+          </w:tcPr>
+          <w:p>
+            <w:pPr>
+              <w:spacing w:after="80"/>
             </w:pPr>
             <w:r>
               <w:rPr>
@@ -1630,21 +1378,17 @@
         </w:tc>
         <w:tc>
           <w:tcPr>
-            <w:tcW w:w="3198" w:type="dxa"/>
-            <w:tcBorders>
-              <w:top w:val="single" w:sz="4" w:space="0" w:color="000000"/>
-              <w:left w:val="single" w:sz="4" w:space="0" w:color="000000"/>
-              <w:bottom w:val="single" w:sz="4" w:space="0" w:color="000000"/>
-              <w:right w:val="single" w:sz="4" w:space="0" w:color="000000"/>
-            </w:tcBorders>
-          </w:tcPr>
-          <w:p>
-            <w:pPr>
-              <w:pStyle w:val="Normal"/>
-              <w:rPr/>
-            </w:pPr>
-            <w:r>
-              <w:rPr/>
+            <w:tcW w:w="3199" w:type="dxa"/>
+            <w:tcBorders>
+              <w:top w:val="single" w:sz="4" w:space="0" w:color="000000"/>
+              <w:left w:val="single" w:sz="4" w:space="0" w:color="000000"/>
+              <w:bottom w:val="single" w:sz="4" w:space="0" w:color="000000"/>
+              <w:right w:val="single" w:sz="4" w:space="0" w:color="000000"/>
+            </w:tcBorders>
+          </w:tcPr>
+          <w:p>
+            <w:pPr/>
+            <w:r>
               <w:t>RapidOCR PP-OCRv4-onnx: pretrained PP-OCR detection + recognition models served through onnxruntime. This is the current implementation. PaddleOCR PP-OCRv5 was tried but the installed paddlepaddle 3.3.1 CPU build crashed; EasyOCR worked but was slower and less accurate on this corpus. OCR results are cached per page, and table regions additionally use the optional table-recovery path to reconstruct cell structure.</w:t>
             </w:r>
           </w:p>
@@ -1661,19 +1405,15 @@
           </w:tcPr>
           <w:p>
             <w:pPr>
-              <w:pStyle w:val="Normal"/>
-              <w:spacing w:before="0" w:after="80"/>
-              <w:rPr/>
-            </w:pPr>
-            <w:r>
-              <w:rPr/>
+              <w:spacing w:after="80"/>
+            </w:pPr>
+            <w:r>
               <w:t>yes</w:t>
             </w:r>
           </w:p>
         </w:tc>
       </w:tr>
       <w:tr>
-        <w:trPr/>
         <w:tc>
           <w:tcPr>
             <w:tcW w:w="1697" w:type="dxa"/>
@@ -1686,31 +1426,26 @@
           </w:tcPr>
           <w:p>
             <w:pPr>
-              <w:pStyle w:val="Normal"/>
-              <w:spacing w:before="0" w:after="80"/>
-              <w:rPr/>
-            </w:pPr>
-            <w:r>
-              <w:rPr/>
+              <w:spacing w:after="80"/>
+            </w:pPr>
+            <w:r>
               <w:t>Chunking</w:t>
             </w:r>
           </w:p>
         </w:tc>
         <w:tc>
           <w:tcPr>
-            <w:tcW w:w="2904" w:type="dxa"/>
-            <w:tcBorders>
-              <w:top w:val="single" w:sz="4" w:space="0" w:color="000000"/>
-              <w:left w:val="single" w:sz="4" w:space="0" w:color="000000"/>
-              <w:bottom w:val="single" w:sz="4" w:space="0" w:color="000000"/>
-              <w:right w:val="single" w:sz="4" w:space="0" w:color="000000"/>
-            </w:tcBorders>
-          </w:tcPr>
-          <w:p>
-            <w:pPr>
-              <w:pStyle w:val="Normal"/>
-              <w:spacing w:before="0" w:after="80"/>
-              <w:rPr/>
+            <w:tcW w:w="2903" w:type="dxa"/>
+            <w:tcBorders>
+              <w:top w:val="single" w:sz="4" w:space="0" w:color="000000"/>
+              <w:left w:val="single" w:sz="4" w:space="0" w:color="000000"/>
+              <w:bottom w:val="single" w:sz="4" w:space="0" w:color="000000"/>
+              <w:right w:val="single" w:sz="4" w:space="0" w:color="000000"/>
+            </w:tcBorders>
+          </w:tcPr>
+          <w:p>
+            <w:pPr>
+              <w:spacing w:after="80"/>
             </w:pPr>
             <w:r>
               <w:rPr>
@@ -1726,21 +1461,17 @@
         </w:tc>
         <w:tc>
           <w:tcPr>
-            <w:tcW w:w="3198" w:type="dxa"/>
-            <w:tcBorders>
-              <w:top w:val="single" w:sz="4" w:space="0" w:color="000000"/>
-              <w:left w:val="single" w:sz="4" w:space="0" w:color="000000"/>
-              <w:bottom w:val="single" w:sz="4" w:space="0" w:color="000000"/>
-              <w:right w:val="single" w:sz="4" w:space="0" w:color="000000"/>
-            </w:tcBorders>
-          </w:tcPr>
-          <w:p>
-            <w:pPr>
-              <w:pStyle w:val="Normal"/>
-              <w:rPr/>
-            </w:pPr>
-            <w:r>
-              <w:rPr/>
+            <w:tcW w:w="3199" w:type="dxa"/>
+            <w:tcBorders>
+              <w:top w:val="single" w:sz="4" w:space="0" w:color="000000"/>
+              <w:left w:val="single" w:sz="4" w:space="0" w:color="000000"/>
+              <w:bottom w:val="single" w:sz="4" w:space="0" w:color="000000"/>
+              <w:right w:val="single" w:sz="4" w:space="0" w:color="000000"/>
+            </w:tcBorders>
+          </w:tcPr>
+          <w:p>
+            <w:pPr/>
+            <w:r>
               <w:t>Fixed-size sliding windows (256 tokens, 32 overlap) using the embedding model's own tokenizer, applied independently per OCR region. This keeps region provenance intact and makes window size/overlap deterministic through config.yaml.</w:t>
             </w:r>
           </w:p>
@@ -1757,19 +1488,15 @@
           </w:tcPr>
           <w:p>
             <w:pPr>
-              <w:pStyle w:val="Normal"/>
-              <w:spacing w:before="0" w:after="80"/>
-              <w:rPr/>
-            </w:pPr>
-            <w:r>
-              <w:rPr/>
+              <w:spacing w:after="80"/>
+            </w:pPr>
+            <w:r>
               <w:t>No</w:t>
             </w:r>
           </w:p>
         </w:tc>
       </w:tr>
       <w:tr>
-        <w:trPr/>
         <w:tc>
           <w:tcPr>
             <w:tcW w:w="1697" w:type="dxa"/>
@@ -1782,31 +1509,27 @@
           </w:tcPr>
           <w:p>
             <w:pPr>
-              <w:pStyle w:val="Normal"/>
-              <w:spacing w:before="0" w:after="80"/>
-              <w:rPr/>
-            </w:pPr>
-            <w:r>
-              <w:rPr/>
+              <w:spacing w:after="80"/>
+            </w:pPr>
+            <w:r>
+              <w:lastRenderedPageBreak/>
               <w:t>Embedding</w:t>
             </w:r>
           </w:p>
         </w:tc>
         <w:tc>
           <w:tcPr>
-            <w:tcW w:w="2904" w:type="dxa"/>
-            <w:tcBorders>
-              <w:top w:val="single" w:sz="4" w:space="0" w:color="000000"/>
-              <w:left w:val="single" w:sz="4" w:space="0" w:color="000000"/>
-              <w:bottom w:val="single" w:sz="4" w:space="0" w:color="000000"/>
-              <w:right w:val="single" w:sz="4" w:space="0" w:color="000000"/>
-            </w:tcBorders>
-          </w:tcPr>
-          <w:p>
-            <w:pPr>
-              <w:pStyle w:val="Normal"/>
-              <w:spacing w:before="0" w:after="80"/>
-              <w:rPr/>
+            <w:tcW w:w="2903" w:type="dxa"/>
+            <w:tcBorders>
+              <w:top w:val="single" w:sz="4" w:space="0" w:color="000000"/>
+              <w:left w:val="single" w:sz="4" w:space="0" w:color="000000"/>
+              <w:bottom w:val="single" w:sz="4" w:space="0" w:color="000000"/>
+              <w:right w:val="single" w:sz="4" w:space="0" w:color="000000"/>
+            </w:tcBorders>
+          </w:tcPr>
+          <w:p>
+            <w:pPr>
+              <w:spacing w:after="80"/>
             </w:pPr>
             <w:r>
               <w:rPr>
@@ -1822,21 +1545,17 @@
         </w:tc>
         <w:tc>
           <w:tcPr>
-            <w:tcW w:w="3198" w:type="dxa"/>
-            <w:tcBorders>
-              <w:top w:val="single" w:sz="4" w:space="0" w:color="000000"/>
-              <w:left w:val="single" w:sz="4" w:space="0" w:color="000000"/>
-              <w:bottom w:val="single" w:sz="4" w:space="0" w:color="000000"/>
-              <w:right w:val="single" w:sz="4" w:space="0" w:color="000000"/>
-            </w:tcBorders>
-          </w:tcPr>
-          <w:p>
-            <w:pPr>
-              <w:pStyle w:val="Normal"/>
-              <w:rPr/>
-            </w:pPr>
-            <w:r>
-              <w:rPr/>
+            <w:tcW w:w="3199" w:type="dxa"/>
+            <w:tcBorders>
+              <w:top w:val="single" w:sz="4" w:space="0" w:color="000000"/>
+              <w:left w:val="single" w:sz="4" w:space="0" w:color="000000"/>
+              <w:bottom w:val="single" w:sz="4" w:space="0" w:color="000000"/>
+              <w:right w:val="single" w:sz="4" w:space="0" w:color="000000"/>
+            </w:tcBorders>
+          </w:tcPr>
+          <w:p>
+            <w:pPr/>
+            <w:r>
               <w:t>sentence-transformers/all-MiniLM-L6-v2 (384-dim). Embeddings are L2-normalized, so inner product at the FAISS index corresponds to cosine similarity. The model is pretrained, small, and suitable for a lightweight semantic-search baseline; runtime device follows the main config rather than being CPU-only.</w:t>
             </w:r>
           </w:p>
@@ -1853,19 +1572,15 @@
           </w:tcPr>
           <w:p>
             <w:pPr>
-              <w:pStyle w:val="Normal"/>
-              <w:spacing w:before="0" w:after="80"/>
-              <w:rPr/>
-            </w:pPr>
-            <w:r>
-              <w:rPr/>
+              <w:spacing w:after="80"/>
+            </w:pPr>
+            <w:r>
               <w:t>Yes — pretrained, off-the-shelf, unmodified</w:t>
             </w:r>
           </w:p>
         </w:tc>
       </w:tr>
       <w:tr>
-        <w:trPr/>
         <w:tc>
           <w:tcPr>
             <w:tcW w:w="1697" w:type="dxa"/>
@@ -1878,31 +1593,26 @@
           </w:tcPr>
           <w:p>
             <w:pPr>
-              <w:pStyle w:val="Normal"/>
-              <w:spacing w:before="0" w:after="80"/>
-              <w:rPr/>
-            </w:pPr>
-            <w:r>
-              <w:rPr/>
+              <w:spacing w:after="80"/>
+            </w:pPr>
+            <w:r>
               <w:t>Vector index</w:t>
             </w:r>
           </w:p>
         </w:tc>
         <w:tc>
           <w:tcPr>
-            <w:tcW w:w="2904" w:type="dxa"/>
-            <w:tcBorders>
-              <w:top w:val="single" w:sz="4" w:space="0" w:color="000000"/>
-              <w:left w:val="single" w:sz="4" w:space="0" w:color="000000"/>
-              <w:bottom w:val="single" w:sz="4" w:space="0" w:color="000000"/>
-              <w:right w:val="single" w:sz="4" w:space="0" w:color="000000"/>
-            </w:tcBorders>
-          </w:tcPr>
-          <w:p>
-            <w:pPr>
-              <w:pStyle w:val="Normal"/>
-              <w:spacing w:before="0" w:after="80"/>
-              <w:rPr/>
+            <w:tcW w:w="2903" w:type="dxa"/>
+            <w:tcBorders>
+              <w:top w:val="single" w:sz="4" w:space="0" w:color="000000"/>
+              <w:left w:val="single" w:sz="4" w:space="0" w:color="000000"/>
+              <w:bottom w:val="single" w:sz="4" w:space="0" w:color="000000"/>
+              <w:right w:val="single" w:sz="4" w:space="0" w:color="000000"/>
+            </w:tcBorders>
+          </w:tcPr>
+          <w:p>
+            <w:pPr>
+              <w:spacing w:after="80"/>
             </w:pPr>
             <w:r>
               <w:rPr>
@@ -1918,21 +1628,17 @@
         </w:tc>
         <w:tc>
           <w:tcPr>
-            <w:tcW w:w="3198" w:type="dxa"/>
-            <w:tcBorders>
-              <w:top w:val="single" w:sz="4" w:space="0" w:color="000000"/>
-              <w:left w:val="single" w:sz="4" w:space="0" w:color="000000"/>
-              <w:bottom w:val="single" w:sz="4" w:space="0" w:color="000000"/>
-              <w:right w:val="single" w:sz="4" w:space="0" w:color="000000"/>
-            </w:tcBorders>
-          </w:tcPr>
-          <w:p>
-            <w:pPr>
-              <w:pStyle w:val="Normal"/>
-              <w:rPr/>
-            </w:pPr>
-            <w:r>
-              <w:rPr/>
+            <w:tcW w:w="3199" w:type="dxa"/>
+            <w:tcBorders>
+              <w:top w:val="single" w:sz="4" w:space="0" w:color="000000"/>
+              <w:left w:val="single" w:sz="4" w:space="0" w:color="000000"/>
+              <w:bottom w:val="single" w:sz="4" w:space="0" w:color="000000"/>
+              <w:right w:val="single" w:sz="4" w:space="0" w:color="000000"/>
+            </w:tcBorders>
+          </w:tcPr>
+          <w:p>
+            <w:pPr/>
+            <w:r>
               <w:t>FAISS IndexHNSWFlat with METRIC_INNER_PRODUCT; chunk metadata (id/doc_id/text/page_ids) are persisted in a row-aligned JSONL sidecar. The current config selects faiss:hnsw and the implementation uses M=32. This local design avoids a hosted vector database and fits the class-project corpus.</w:t>
             </w:r>
           </w:p>
@@ -1949,12 +1655,9 @@
           </w:tcPr>
           <w:p>
             <w:pPr>
-              <w:pStyle w:val="Normal"/>
-              <w:spacing w:before="0" w:after="80"/>
-              <w:rPr/>
-            </w:pPr>
-            <w:r>
-              <w:rPr/>
+              <w:spacing w:after="80"/>
+            </w:pPr>
+            <w:r>
               <w:t>No</w:t>
             </w:r>
           </w:p>
@@ -1964,8 +1667,10 @@
     <w:p>
       <w:pPr>
         <w:pStyle w:val="Heading2"/>
-        <w:spacing w:before="240" w:after="100"/>
-        <w:rPr/>
+        <w:spacing w:after="100"/>
+        <w:rPr>
+          <w:rFonts w:hint="eastAsia"/>
+        </w:rPr>
       </w:pPr>
       <w:r>
         <w:rPr>
@@ -1978,9 +1683,7 @@
     </w:p>
     <w:p>
       <w:pPr>
-        <w:pStyle w:val="Normal"/>
-        <w:spacing w:before="0" w:after="100"/>
-        <w:rPr/>
+        <w:spacing w:after="100"/>
       </w:pPr>
       <w:r>
         <w:rPr>
@@ -1996,44 +1699,34 @@
     <w:tbl>
       <w:tblPr>
         <w:tblW w:w="9360" w:type="dxa"/>
-        <w:jc w:val="left"/>
-        <w:tblInd w:w="0" w:type="dxa"/>
         <w:tblLayout w:type="fixed"/>
-        <w:tblCellMar>
-          <w:top w:w="0" w:type="dxa"/>
-          <w:left w:w="108" w:type="dxa"/>
-          <w:bottom w:w="0" w:type="dxa"/>
-          <w:right w:w="108" w:type="dxa"/>
-        </w:tblCellMar>
-        <w:tblLook w:firstRow="1" w:noVBand="1" w:lastRow="0" w:firstColumn="1" w:lastColumn="0" w:noHBand="0" w:val="04a0"/>
+        <w:tblLook w:val="04A0" w:firstRow="1" w:lastRow="0" w:firstColumn="1" w:lastColumn="0" w:noHBand="0" w:noVBand="1"/>
       </w:tblPr>
       <w:tblGrid>
         <w:gridCol w:w="1901"/>
-        <w:gridCol w:w="1598"/>
-        <w:gridCol w:w="1102"/>
+        <w:gridCol w:w="1599"/>
+        <w:gridCol w:w="1101"/>
         <w:gridCol w:w="2400"/>
-        <w:gridCol w:w="2358"/>
+        <w:gridCol w:w="2359"/>
       </w:tblGrid>
       <w:tr>
         <w:trPr>
-          <w:tblHeader w:val="true"/>
+          <w:tblHeader/>
         </w:trPr>
         <w:tc>
           <w:tcPr>
-            <w:tcW w:w="1901" w:type="dxa"/>
-            <w:tcBorders>
-              <w:top w:val="single" w:sz="4" w:space="0" w:color="000000"/>
-              <w:left w:val="single" w:sz="4" w:space="0" w:color="000000"/>
-              <w:bottom w:val="single" w:sz="4" w:space="0" w:color="000000"/>
-              <w:right w:val="single" w:sz="4" w:space="0" w:color="000000"/>
-            </w:tcBorders>
-            <w:shd w:color="auto" w:fill="1F3864" w:val="clear"/>
-          </w:tcPr>
-          <w:p>
-            <w:pPr>
-              <w:pStyle w:val="Normal"/>
-              <w:spacing w:before="0" w:after="80"/>
-              <w:rPr/>
+            <w:tcW w:w="1900" w:type="dxa"/>
+            <w:tcBorders>
+              <w:top w:val="single" w:sz="4" w:space="0" w:color="000000"/>
+              <w:left w:val="single" w:sz="4" w:space="0" w:color="000000"/>
+              <w:bottom w:val="single" w:sz="4" w:space="0" w:color="000000"/>
+              <w:right w:val="single" w:sz="4" w:space="0" w:color="000000"/>
+            </w:tcBorders>
+            <w:shd w:val="clear" w:color="auto" w:fill="1F3864"/>
+          </w:tcPr>
+          <w:p>
+            <w:pPr>
+              <w:spacing w:after="80"/>
             </w:pPr>
             <w:r>
               <w:rPr>
@@ -2056,13 +1749,11 @@
               <w:bottom w:val="single" w:sz="4" w:space="0" w:color="000000"/>
               <w:right w:val="single" w:sz="4" w:space="0" w:color="000000"/>
             </w:tcBorders>
-            <w:shd w:color="auto" w:fill="1F3864" w:val="clear"/>
-          </w:tcPr>
-          <w:p>
-            <w:pPr>
-              <w:pStyle w:val="Normal"/>
-              <w:spacing w:before="0" w:after="80"/>
-              <w:rPr/>
+            <w:shd w:val="clear" w:color="auto" w:fill="1F3864"/>
+          </w:tcPr>
+          <w:p>
+            <w:pPr>
+              <w:spacing w:after="80"/>
             </w:pPr>
             <w:r>
               <w:rPr>
@@ -2084,13 +1775,11 @@
               <w:bottom w:val="single" w:sz="4" w:space="0" w:color="000000"/>
               <w:right w:val="single" w:sz="4" w:space="0" w:color="000000"/>
             </w:tcBorders>
-            <w:shd w:color="auto" w:fill="1F3864" w:val="clear"/>
-          </w:tcPr>
-          <w:p>
-            <w:pPr>
-              <w:pStyle w:val="Normal"/>
-              <w:spacing w:before="0" w:after="80"/>
-              <w:rPr/>
+            <w:shd w:val="clear" w:color="auto" w:fill="1F3864"/>
+          </w:tcPr>
+          <w:p>
+            <w:pPr>
+              <w:spacing w:after="80"/>
             </w:pPr>
             <w:r>
               <w:rPr>
@@ -2105,20 +1794,18 @@
         </w:tc>
         <w:tc>
           <w:tcPr>
-            <w:tcW w:w="2358" w:type="dxa"/>
-            <w:tcBorders>
-              <w:top w:val="single" w:sz="4" w:space="0" w:color="000000"/>
-              <w:left w:val="single" w:sz="4" w:space="0" w:color="000000"/>
-              <w:bottom w:val="single" w:sz="4" w:space="0" w:color="000000"/>
-              <w:right w:val="single" w:sz="4" w:space="0" w:color="000000"/>
-            </w:tcBorders>
-            <w:shd w:color="auto" w:fill="1F3864" w:val="clear"/>
-          </w:tcPr>
-          <w:p>
-            <w:pPr>
-              <w:pStyle w:val="Normal"/>
-              <w:spacing w:before="0" w:after="80"/>
-              <w:rPr/>
+            <w:tcW w:w="2359" w:type="dxa"/>
+            <w:tcBorders>
+              <w:top w:val="single" w:sz="4" w:space="0" w:color="000000"/>
+              <w:left w:val="single" w:sz="4" w:space="0" w:color="000000"/>
+              <w:bottom w:val="single" w:sz="4" w:space="0" w:color="000000"/>
+              <w:right w:val="single" w:sz="4" w:space="0" w:color="000000"/>
+            </w:tcBorders>
+            <w:shd w:val="clear" w:color="auto" w:fill="1F3864"/>
+          </w:tcPr>
+          <w:p>
+            <w:pPr>
+              <w:spacing w:after="80"/>
             </w:pPr>
             <w:r>
               <w:rPr>
@@ -2133,22 +1820,19 @@
         </w:tc>
       </w:tr>
       <w:tr>
-        <w:trPr/>
-        <w:tc>
-          <w:tcPr>
-            <w:tcW w:w="1901" w:type="dxa"/>
-            <w:tcBorders>
-              <w:top w:val="single" w:sz="4" w:space="0" w:color="000000"/>
-              <w:left w:val="single" w:sz="4" w:space="0" w:color="000000"/>
-              <w:bottom w:val="single" w:sz="4" w:space="0" w:color="000000"/>
-              <w:right w:val="single" w:sz="4" w:space="0" w:color="000000"/>
-            </w:tcBorders>
-          </w:tcPr>
-          <w:p>
-            <w:pPr>
-              <w:pStyle w:val="Normal"/>
-              <w:spacing w:before="0" w:after="80"/>
-              <w:rPr/>
+        <w:tc>
+          <w:tcPr>
+            <w:tcW w:w="1900" w:type="dxa"/>
+            <w:tcBorders>
+              <w:top w:val="single" w:sz="4" w:space="0" w:color="000000"/>
+              <w:left w:val="single" w:sz="4" w:space="0" w:color="000000"/>
+              <w:bottom w:val="single" w:sz="4" w:space="0" w:color="000000"/>
+              <w:right w:val="single" w:sz="4" w:space="0" w:color="000000"/>
+            </w:tcBorders>
+          </w:tcPr>
+          <w:p>
+            <w:pPr>
+              <w:spacing w:after="80"/>
             </w:pPr>
             <w:r>
               <w:rPr>
@@ -2170,10 +1854,6 @@
             </w:tcBorders>
           </w:tcPr>
           <w:p>
-            <w:pPr>
-              <w:pStyle w:val="Normal"/>
-              <w:rPr/>
-            </w:pPr>
             <w:r>
               <w:rPr>
                 <w:sz w:val="18"/>
@@ -2193,10 +1873,6 @@
             </w:tcBorders>
           </w:tcPr>
           <w:p>
-            <w:pPr>
-              <w:pStyle w:val="Normal"/>
-              <w:rPr/>
-            </w:pPr>
             <w:r>
               <w:rPr>
                 <w:sz w:val="18"/>
@@ -2207,19 +1883,15 @@
         </w:tc>
         <w:tc>
           <w:tcPr>
-            <w:tcW w:w="2358" w:type="dxa"/>
-            <w:tcBorders>
-              <w:top w:val="single" w:sz="4" w:space="0" w:color="000000"/>
-              <w:left w:val="single" w:sz="4" w:space="0" w:color="000000"/>
-              <w:bottom w:val="single" w:sz="4" w:space="0" w:color="000000"/>
-              <w:right w:val="single" w:sz="4" w:space="0" w:color="000000"/>
-            </w:tcBorders>
-          </w:tcPr>
-          <w:p>
-            <w:pPr>
-              <w:pStyle w:val="Normal"/>
-              <w:rPr/>
-            </w:pPr>
+            <w:tcW w:w="2359" w:type="dxa"/>
+            <w:tcBorders>
+              <w:top w:val="single" w:sz="4" w:space="0" w:color="000000"/>
+              <w:left w:val="single" w:sz="4" w:space="0" w:color="000000"/>
+              <w:bottom w:val="single" w:sz="4" w:space="0" w:color="000000"/>
+              <w:right w:val="single" w:sz="4" w:space="0" w:color="000000"/>
+            </w:tcBorders>
+          </w:tcPr>
+          <w:p>
             <w:r>
               <w:rPr>
                 <w:sz w:val="18"/>
@@ -2230,22 +1902,19 @@
         </w:tc>
       </w:tr>
       <w:tr>
-        <w:trPr/>
-        <w:tc>
-          <w:tcPr>
-            <w:tcW w:w="1901" w:type="dxa"/>
-            <w:tcBorders>
-              <w:top w:val="single" w:sz="4" w:space="0" w:color="000000"/>
-              <w:left w:val="single" w:sz="4" w:space="0" w:color="000000"/>
-              <w:bottom w:val="single" w:sz="4" w:space="0" w:color="000000"/>
-              <w:right w:val="single" w:sz="4" w:space="0" w:color="000000"/>
-            </w:tcBorders>
-          </w:tcPr>
-          <w:p>
-            <w:pPr>
-              <w:pStyle w:val="Normal"/>
-              <w:spacing w:before="0" w:after="80"/>
-              <w:rPr/>
+        <w:tc>
+          <w:tcPr>
+            <w:tcW w:w="1900" w:type="dxa"/>
+            <w:tcBorders>
+              <w:top w:val="single" w:sz="4" w:space="0" w:color="000000"/>
+              <w:left w:val="single" w:sz="4" w:space="0" w:color="000000"/>
+              <w:bottom w:val="single" w:sz="4" w:space="0" w:color="000000"/>
+              <w:right w:val="single" w:sz="4" w:space="0" w:color="000000"/>
+            </w:tcBorders>
+          </w:tcPr>
+          <w:p>
+            <w:pPr>
+              <w:spacing w:after="80"/>
             </w:pPr>
             <w:r>
               <w:rPr>
@@ -2267,10 +1936,6 @@
             </w:tcBorders>
           </w:tcPr>
           <w:p>
-            <w:pPr>
-              <w:pStyle w:val="Normal"/>
-              <w:rPr/>
-            </w:pPr>
             <w:r>
               <w:rPr>
                 <w:sz w:val="18"/>
@@ -2290,10 +1955,6 @@
             </w:tcBorders>
           </w:tcPr>
           <w:p>
-            <w:pPr>
-              <w:pStyle w:val="Normal"/>
-              <w:rPr/>
-            </w:pPr>
             <w:r>
               <w:rPr>
                 <w:sz w:val="18"/>
@@ -2304,19 +1965,15 @@
         </w:tc>
         <w:tc>
           <w:tcPr>
-            <w:tcW w:w="2358" w:type="dxa"/>
-            <w:tcBorders>
-              <w:top w:val="single" w:sz="4" w:space="0" w:color="000000"/>
-              <w:left w:val="single" w:sz="4" w:space="0" w:color="000000"/>
-              <w:bottom w:val="single" w:sz="4" w:space="0" w:color="000000"/>
-              <w:right w:val="single" w:sz="4" w:space="0" w:color="000000"/>
-            </w:tcBorders>
-          </w:tcPr>
-          <w:p>
-            <w:pPr>
-              <w:pStyle w:val="Normal"/>
-              <w:rPr/>
-            </w:pPr>
+            <w:tcW w:w="2359" w:type="dxa"/>
+            <w:tcBorders>
+              <w:top w:val="single" w:sz="4" w:space="0" w:color="000000"/>
+              <w:left w:val="single" w:sz="4" w:space="0" w:color="000000"/>
+              <w:bottom w:val="single" w:sz="4" w:space="0" w:color="000000"/>
+              <w:right w:val="single" w:sz="4" w:space="0" w:color="000000"/>
+            </w:tcBorders>
+          </w:tcPr>
+          <w:p>
             <w:r>
               <w:rPr>
                 <w:sz w:val="18"/>
@@ -2327,22 +1984,19 @@
         </w:tc>
       </w:tr>
       <w:tr>
-        <w:trPr/>
-        <w:tc>
-          <w:tcPr>
-            <w:tcW w:w="1901" w:type="dxa"/>
-            <w:tcBorders>
-              <w:top w:val="single" w:sz="4" w:space="0" w:color="000000"/>
-              <w:left w:val="single" w:sz="4" w:space="0" w:color="000000"/>
-              <w:bottom w:val="single" w:sz="4" w:space="0" w:color="000000"/>
-              <w:right w:val="single" w:sz="4" w:space="0" w:color="000000"/>
-            </w:tcBorders>
-          </w:tcPr>
-          <w:p>
-            <w:pPr>
-              <w:pStyle w:val="Normal"/>
-              <w:spacing w:before="0" w:after="80"/>
-              <w:rPr/>
+        <w:tc>
+          <w:tcPr>
+            <w:tcW w:w="1900" w:type="dxa"/>
+            <w:tcBorders>
+              <w:top w:val="single" w:sz="4" w:space="0" w:color="000000"/>
+              <w:left w:val="single" w:sz="4" w:space="0" w:color="000000"/>
+              <w:bottom w:val="single" w:sz="4" w:space="0" w:color="000000"/>
+              <w:right w:val="single" w:sz="4" w:space="0" w:color="000000"/>
+            </w:tcBorders>
+          </w:tcPr>
+          <w:p>
+            <w:pPr>
+              <w:spacing w:after="80"/>
             </w:pPr>
             <w:r>
               <w:rPr>
@@ -2364,10 +2018,6 @@
             </w:tcBorders>
           </w:tcPr>
           <w:p>
-            <w:pPr>
-              <w:pStyle w:val="Normal"/>
-              <w:rPr/>
-            </w:pPr>
             <w:r>
               <w:rPr>
                 <w:sz w:val="18"/>
@@ -2387,10 +2037,6 @@
             </w:tcBorders>
           </w:tcPr>
           <w:p>
-            <w:pPr>
-              <w:pStyle w:val="Normal"/>
-              <w:rPr/>
-            </w:pPr>
             <w:r>
               <w:rPr>
                 <w:sz w:val="18"/>
@@ -2401,19 +2047,15 @@
         </w:tc>
         <w:tc>
           <w:tcPr>
-            <w:tcW w:w="2358" w:type="dxa"/>
-            <w:tcBorders>
-              <w:top w:val="single" w:sz="4" w:space="0" w:color="000000"/>
-              <w:left w:val="single" w:sz="4" w:space="0" w:color="000000"/>
-              <w:bottom w:val="single" w:sz="4" w:space="0" w:color="000000"/>
-              <w:right w:val="single" w:sz="4" w:space="0" w:color="000000"/>
-            </w:tcBorders>
-          </w:tcPr>
-          <w:p>
-            <w:pPr>
-              <w:pStyle w:val="Normal"/>
-              <w:rPr/>
-            </w:pPr>
+            <w:tcW w:w="2359" w:type="dxa"/>
+            <w:tcBorders>
+              <w:top w:val="single" w:sz="4" w:space="0" w:color="000000"/>
+              <w:left w:val="single" w:sz="4" w:space="0" w:color="000000"/>
+              <w:bottom w:val="single" w:sz="4" w:space="0" w:color="000000"/>
+              <w:right w:val="single" w:sz="4" w:space="0" w:color="000000"/>
+            </w:tcBorders>
+          </w:tcPr>
+          <w:p>
             <w:r>
               <w:rPr>
                 <w:sz w:val="18"/>
@@ -2424,22 +2066,19 @@
         </w:tc>
       </w:tr>
       <w:tr>
-        <w:trPr/>
-        <w:tc>
-          <w:tcPr>
-            <w:tcW w:w="1901" w:type="dxa"/>
-            <w:tcBorders>
-              <w:top w:val="single" w:sz="4" w:space="0" w:color="000000"/>
-              <w:left w:val="single" w:sz="4" w:space="0" w:color="000000"/>
-              <w:bottom w:val="single" w:sz="4" w:space="0" w:color="000000"/>
-              <w:right w:val="single" w:sz="4" w:space="0" w:color="000000"/>
-            </w:tcBorders>
-          </w:tcPr>
-          <w:p>
-            <w:pPr>
-              <w:pStyle w:val="Normal"/>
-              <w:spacing w:before="0" w:after="80"/>
-              <w:rPr/>
+        <w:tc>
+          <w:tcPr>
+            <w:tcW w:w="1900" w:type="dxa"/>
+            <w:tcBorders>
+              <w:top w:val="single" w:sz="4" w:space="0" w:color="000000"/>
+              <w:left w:val="single" w:sz="4" w:space="0" w:color="000000"/>
+              <w:bottom w:val="single" w:sz="4" w:space="0" w:color="000000"/>
+              <w:right w:val="single" w:sz="4" w:space="0" w:color="000000"/>
+            </w:tcBorders>
+          </w:tcPr>
+          <w:p>
+            <w:pPr>
+              <w:spacing w:after="80"/>
             </w:pPr>
             <w:r>
               <w:rPr>
@@ -2461,10 +2100,6 @@
             </w:tcBorders>
           </w:tcPr>
           <w:p>
-            <w:pPr>
-              <w:pStyle w:val="Normal"/>
-              <w:rPr/>
-            </w:pPr>
             <w:r>
               <w:rPr>
                 <w:sz w:val="18"/>
@@ -2484,10 +2119,6 @@
             </w:tcBorders>
           </w:tcPr>
           <w:p>
-            <w:pPr>
-              <w:pStyle w:val="Normal"/>
-              <w:rPr/>
-            </w:pPr>
             <w:r>
               <w:rPr>
                 <w:sz w:val="18"/>
@@ -2498,19 +2129,15 @@
         </w:tc>
         <w:tc>
           <w:tcPr>
-            <w:tcW w:w="2358" w:type="dxa"/>
-            <w:tcBorders>
-              <w:top w:val="single" w:sz="4" w:space="0" w:color="000000"/>
-              <w:left w:val="single" w:sz="4" w:space="0" w:color="000000"/>
-              <w:bottom w:val="single" w:sz="4" w:space="0" w:color="000000"/>
-              <w:right w:val="single" w:sz="4" w:space="0" w:color="000000"/>
-            </w:tcBorders>
-          </w:tcPr>
-          <w:p>
-            <w:pPr>
-              <w:pStyle w:val="Normal"/>
-              <w:rPr/>
-            </w:pPr>
+            <w:tcW w:w="2359" w:type="dxa"/>
+            <w:tcBorders>
+              <w:top w:val="single" w:sz="4" w:space="0" w:color="000000"/>
+              <w:left w:val="single" w:sz="4" w:space="0" w:color="000000"/>
+              <w:bottom w:val="single" w:sz="4" w:space="0" w:color="000000"/>
+              <w:right w:val="single" w:sz="4" w:space="0" w:color="000000"/>
+            </w:tcBorders>
+          </w:tcPr>
+          <w:p>
             <w:r>
               <w:rPr>
                 <w:sz w:val="18"/>
@@ -2521,27 +2148,25 @@
         </w:tc>
       </w:tr>
       <w:tr>
-        <w:trPr/>
-        <w:tc>
-          <w:tcPr>
-            <w:tcW w:w="1901" w:type="dxa"/>
-            <w:tcBorders>
-              <w:top w:val="single" w:sz="4" w:space="0" w:color="000000"/>
-              <w:left w:val="single" w:sz="4" w:space="0" w:color="000000"/>
-              <w:bottom w:val="single" w:sz="4" w:space="0" w:color="000000"/>
-              <w:right w:val="single" w:sz="4" w:space="0" w:color="000000"/>
-            </w:tcBorders>
-          </w:tcPr>
-          <w:p>
-            <w:pPr>
-              <w:pStyle w:val="Normal"/>
-              <w:spacing w:before="0" w:after="80"/>
-              <w:rPr/>
-            </w:pPr>
-            <w:r>
-              <w:rPr>
-                <w:sz w:val="18"/>
-              </w:rPr>
+        <w:tc>
+          <w:tcPr>
+            <w:tcW w:w="1900" w:type="dxa"/>
+            <w:tcBorders>
+              <w:top w:val="single" w:sz="4" w:space="0" w:color="000000"/>
+              <w:left w:val="single" w:sz="4" w:space="0" w:color="000000"/>
+              <w:bottom w:val="single" w:sz="4" w:space="0" w:color="000000"/>
+              <w:right w:val="single" w:sz="4" w:space="0" w:color="000000"/>
+            </w:tcBorders>
+          </w:tcPr>
+          <w:p>
+            <w:pPr>
+              <w:spacing w:after="80"/>
+            </w:pPr>
+            <w:r>
+              <w:rPr>
+                <w:sz w:val="18"/>
+              </w:rPr>
+              <w:lastRenderedPageBreak/>
               <w:t>Embed</w:t>
             </w:r>
           </w:p>
@@ -2558,10 +2183,6 @@
             </w:tcBorders>
           </w:tcPr>
           <w:p>
-            <w:pPr>
-              <w:pStyle w:val="Normal"/>
-              <w:rPr/>
-            </w:pPr>
             <w:r>
               <w:rPr>
                 <w:sz w:val="18"/>
@@ -2581,10 +2202,6 @@
             </w:tcBorders>
           </w:tcPr>
           <w:p>
-            <w:pPr>
-              <w:pStyle w:val="Normal"/>
-              <w:rPr/>
-            </w:pPr>
             <w:r>
               <w:rPr>
                 <w:sz w:val="18"/>
@@ -2595,19 +2212,15 @@
         </w:tc>
         <w:tc>
           <w:tcPr>
-            <w:tcW w:w="2358" w:type="dxa"/>
-            <w:tcBorders>
-              <w:top w:val="single" w:sz="4" w:space="0" w:color="000000"/>
-              <w:left w:val="single" w:sz="4" w:space="0" w:color="000000"/>
-              <w:bottom w:val="single" w:sz="4" w:space="0" w:color="000000"/>
-              <w:right w:val="single" w:sz="4" w:space="0" w:color="000000"/>
-            </w:tcBorders>
-          </w:tcPr>
-          <w:p>
-            <w:pPr>
-              <w:pStyle w:val="Normal"/>
-              <w:rPr/>
-            </w:pPr>
+            <w:tcW w:w="2359" w:type="dxa"/>
+            <w:tcBorders>
+              <w:top w:val="single" w:sz="4" w:space="0" w:color="000000"/>
+              <w:left w:val="single" w:sz="4" w:space="0" w:color="000000"/>
+              <w:bottom w:val="single" w:sz="4" w:space="0" w:color="000000"/>
+              <w:right w:val="single" w:sz="4" w:space="0" w:color="000000"/>
+            </w:tcBorders>
+          </w:tcPr>
+          <w:p>
             <w:r>
               <w:rPr>
                 <w:sz w:val="18"/>
@@ -2618,22 +2231,19 @@
         </w:tc>
       </w:tr>
       <w:tr>
-        <w:trPr/>
-        <w:tc>
-          <w:tcPr>
-            <w:tcW w:w="1901" w:type="dxa"/>
-            <w:tcBorders>
-              <w:top w:val="single" w:sz="4" w:space="0" w:color="000000"/>
-              <w:left w:val="single" w:sz="4" w:space="0" w:color="000000"/>
-              <w:bottom w:val="single" w:sz="4" w:space="0" w:color="000000"/>
-              <w:right w:val="single" w:sz="4" w:space="0" w:color="000000"/>
-            </w:tcBorders>
-          </w:tcPr>
-          <w:p>
-            <w:pPr>
-              <w:pStyle w:val="Normal"/>
-              <w:spacing w:before="0" w:after="80"/>
-              <w:rPr/>
+        <w:tc>
+          <w:tcPr>
+            <w:tcW w:w="1900" w:type="dxa"/>
+            <w:tcBorders>
+              <w:top w:val="single" w:sz="4" w:space="0" w:color="000000"/>
+              <w:left w:val="single" w:sz="4" w:space="0" w:color="000000"/>
+              <w:bottom w:val="single" w:sz="4" w:space="0" w:color="000000"/>
+              <w:right w:val="single" w:sz="4" w:space="0" w:color="000000"/>
+            </w:tcBorders>
+          </w:tcPr>
+          <w:p>
+            <w:pPr>
+              <w:spacing w:after="80"/>
             </w:pPr>
             <w:r>
               <w:rPr>
@@ -2655,10 +2265,6 @@
             </w:tcBorders>
           </w:tcPr>
           <w:p>
-            <w:pPr>
-              <w:pStyle w:val="Normal"/>
-              <w:rPr/>
-            </w:pPr>
             <w:r>
               <w:rPr>
                 <w:sz w:val="18"/>
@@ -2678,10 +2284,6 @@
             </w:tcBorders>
           </w:tcPr>
           <w:p>
-            <w:pPr>
-              <w:pStyle w:val="Normal"/>
-              <w:rPr/>
-            </w:pPr>
             <w:r>
               <w:rPr>
                 <w:sz w:val="18"/>
@@ -2692,19 +2294,15 @@
         </w:tc>
         <w:tc>
           <w:tcPr>
-            <w:tcW w:w="2358" w:type="dxa"/>
-            <w:tcBorders>
-              <w:top w:val="single" w:sz="4" w:space="0" w:color="000000"/>
-              <w:left w:val="single" w:sz="4" w:space="0" w:color="000000"/>
-              <w:bottom w:val="single" w:sz="4" w:space="0" w:color="000000"/>
-              <w:right w:val="single" w:sz="4" w:space="0" w:color="000000"/>
-            </w:tcBorders>
-          </w:tcPr>
-          <w:p>
-            <w:pPr>
-              <w:pStyle w:val="Normal"/>
-              <w:rPr/>
-            </w:pPr>
+            <w:tcW w:w="2359" w:type="dxa"/>
+            <w:tcBorders>
+              <w:top w:val="single" w:sz="4" w:space="0" w:color="000000"/>
+              <w:left w:val="single" w:sz="4" w:space="0" w:color="000000"/>
+              <w:bottom w:val="single" w:sz="4" w:space="0" w:color="000000"/>
+              <w:right w:val="single" w:sz="4" w:space="0" w:color="000000"/>
+            </w:tcBorders>
+          </w:tcPr>
+          <w:p>
             <w:r>
               <w:rPr>
                 <w:sz w:val="18"/>
@@ -2715,7 +2313,6 @@
         </w:tc>
       </w:tr>
       <w:tr>
-        <w:trPr/>
         <w:tc>
           <w:tcPr>
             <w:tcW w:w="3499" w:type="dxa"/>
@@ -2726,13 +2323,9 @@
               <w:bottom w:val="single" w:sz="4" w:space="0" w:color="000000"/>
               <w:right w:val="single" w:sz="4" w:space="0" w:color="000000"/>
             </w:tcBorders>
-            <w:shd w:color="auto" w:fill="F2F2F2" w:val="clear"/>
-          </w:tcPr>
-          <w:p>
-            <w:pPr>
-              <w:pStyle w:val="Normal"/>
-              <w:rPr/>
-            </w:pPr>
+            <w:shd w:val="clear" w:color="auto" w:fill="F2F2F2"/>
+          </w:tcPr>
+          <w:p>
             <w:r>
               <w:rPr>
                 <w:sz w:val="18"/>
@@ -2754,9 +2347,7 @@
           </w:tcPr>
           <w:p>
             <w:pPr>
-              <w:pStyle w:val="Normal"/>
-              <w:spacing w:before="0" w:after="80"/>
-              <w:rPr/>
+              <w:spacing w:after="80"/>
             </w:pPr>
             <w:r>
               <w:rPr>
@@ -2771,8 +2362,10 @@
     <w:p>
       <w:pPr>
         <w:pStyle w:val="Heading2"/>
-        <w:spacing w:before="240" w:after="100"/>
-        <w:rPr/>
+        <w:spacing w:after="100"/>
+        <w:rPr>
+          <w:rFonts w:hint="eastAsia"/>
+        </w:rPr>
       </w:pPr>
       <w:r>
         <w:rPr>
@@ -2785,9 +2378,7 @@
     </w:p>
     <w:p>
       <w:pPr>
-        <w:pStyle w:val="Normal"/>
-        <w:spacing w:before="0" w:after="100"/>
-        <w:rPr/>
+        <w:spacing w:after="100"/>
       </w:pPr>
       <w:r>
         <w:rPr>
@@ -2803,39 +2394,28 @@
     <w:tbl>
       <w:tblPr>
         <w:tblW w:w="9360" w:type="dxa"/>
-        <w:jc w:val="left"/>
-        <w:tblInd w:w="0" w:type="dxa"/>
         <w:tblLayout w:type="fixed"/>
-        <w:tblCellMar>
-          <w:top w:w="0" w:type="dxa"/>
-          <w:left w:w="108" w:type="dxa"/>
-          <w:bottom w:w="0" w:type="dxa"/>
-          <w:right w:w="108" w:type="dxa"/>
-        </w:tblCellMar>
-        <w:tblLook w:firstRow="1" w:noVBand="1" w:lastRow="0" w:firstColumn="1" w:lastColumn="0" w:noHBand="0" w:val="04a0"/>
+        <w:tblLook w:val="04A0" w:firstRow="1" w:lastRow="0" w:firstColumn="1" w:lastColumn="0" w:noHBand="0" w:noVBand="1"/>
       </w:tblPr>
       <w:tblGrid>
-        <w:gridCol w:w="3498"/>
+        <w:gridCol w:w="3499"/>
         <w:gridCol w:w="5861"/>
       </w:tblGrid>
       <w:tr>
-        <w:trPr/>
-        <w:tc>
-          <w:tcPr>
-            <w:tcW w:w="3498" w:type="dxa"/>
-            <w:tcBorders>
-              <w:top w:val="single" w:sz="4" w:space="0" w:color="000000"/>
-              <w:left w:val="single" w:sz="4" w:space="0" w:color="000000"/>
-              <w:bottom w:val="single" w:sz="4" w:space="0" w:color="000000"/>
-              <w:right w:val="single" w:sz="4" w:space="0" w:color="000000"/>
-            </w:tcBorders>
-            <w:shd w:color="auto" w:fill="F2F2F2" w:val="clear"/>
-          </w:tcPr>
-          <w:p>
-            <w:pPr>
-              <w:pStyle w:val="Normal"/>
-              <w:spacing w:before="0" w:after="80"/>
-              <w:rPr/>
+        <w:tc>
+          <w:tcPr>
+            <w:tcW w:w="3499" w:type="dxa"/>
+            <w:tcBorders>
+              <w:top w:val="single" w:sz="4" w:space="0" w:color="000000"/>
+              <w:left w:val="single" w:sz="4" w:space="0" w:color="000000"/>
+              <w:bottom w:val="single" w:sz="4" w:space="0" w:color="000000"/>
+              <w:right w:val="single" w:sz="4" w:space="0" w:color="000000"/>
+            </w:tcBorders>
+            <w:shd w:val="clear" w:color="auto" w:fill="F2F2F2"/>
+          </w:tcPr>
+          <w:p>
+            <w:pPr>
+              <w:spacing w:after="80"/>
             </w:pPr>
             <w:r>
               <w:rPr>
@@ -2848,9 +2428,7 @@
           </w:p>
           <w:p>
             <w:pPr>
-              <w:pStyle w:val="Normal"/>
-              <w:spacing w:before="0" w:after="80"/>
-              <w:rPr/>
+              <w:spacing w:after="80"/>
             </w:pPr>
             <w:r>
               <w:rPr>
@@ -2866,19 +2444,16 @@
         </w:tc>
         <w:tc>
           <w:tcPr>
-            <w:tcW w:w="5861" w:type="dxa"/>
-            <w:tcBorders>
-              <w:top w:val="single" w:sz="4" w:space="0" w:color="000000"/>
-              <w:left w:val="single" w:sz="4" w:space="0" w:color="000000"/>
-              <w:bottom w:val="single" w:sz="4" w:space="0" w:color="000000"/>
-              <w:right w:val="single" w:sz="4" w:space="0" w:color="000000"/>
-            </w:tcBorders>
-          </w:tcPr>
-          <w:p>
-            <w:pPr>
-              <w:pStyle w:val="Normal"/>
-              <w:rPr/>
-            </w:pPr>
+            <w:tcW w:w="5860" w:type="dxa"/>
+            <w:tcBorders>
+              <w:top w:val="single" w:sz="4" w:space="0" w:color="000000"/>
+              <w:left w:val="single" w:sz="4" w:space="0" w:color="000000"/>
+              <w:bottom w:val="single" w:sz="4" w:space="0" w:color="000000"/>
+              <w:right w:val="single" w:sz="4" w:space="0" w:color="000000"/>
+            </w:tcBorders>
+          </w:tcPr>
+          <w:p>
+            <w:pPr/>
             <w:r>
               <w:rPr>
                 <w:sz w:val="18"/>
@@ -2889,23 +2464,20 @@
         </w:tc>
       </w:tr>
       <w:tr>
-        <w:trPr/>
-        <w:tc>
-          <w:tcPr>
-            <w:tcW w:w="3498" w:type="dxa"/>
-            <w:tcBorders>
-              <w:top w:val="single" w:sz="4" w:space="0" w:color="000000"/>
-              <w:left w:val="single" w:sz="4" w:space="0" w:color="000000"/>
-              <w:bottom w:val="single" w:sz="4" w:space="0" w:color="000000"/>
-              <w:right w:val="single" w:sz="4" w:space="0" w:color="000000"/>
-            </w:tcBorders>
-            <w:shd w:color="auto" w:fill="F2F2F2" w:val="clear"/>
-          </w:tcPr>
-          <w:p>
-            <w:pPr>
-              <w:pStyle w:val="Normal"/>
-              <w:spacing w:before="0" w:after="80"/>
-              <w:rPr/>
+        <w:tc>
+          <w:tcPr>
+            <w:tcW w:w="3499" w:type="dxa"/>
+            <w:tcBorders>
+              <w:top w:val="single" w:sz="4" w:space="0" w:color="000000"/>
+              <w:left w:val="single" w:sz="4" w:space="0" w:color="000000"/>
+              <w:bottom w:val="single" w:sz="4" w:space="0" w:color="000000"/>
+              <w:right w:val="single" w:sz="4" w:space="0" w:color="000000"/>
+            </w:tcBorders>
+            <w:shd w:val="clear" w:color="auto" w:fill="F2F2F2"/>
+          </w:tcPr>
+          <w:p>
+            <w:pPr>
+              <w:spacing w:after="80"/>
             </w:pPr>
             <w:r>
               <w:rPr>
@@ -2918,9 +2490,7 @@
           </w:p>
           <w:p>
             <w:pPr>
-              <w:pStyle w:val="Normal"/>
-              <w:spacing w:before="0" w:after="80"/>
-              <w:rPr/>
+              <w:spacing w:after="80"/>
             </w:pPr>
             <w:r>
               <w:rPr>
@@ -2936,19 +2506,16 @@
         </w:tc>
         <w:tc>
           <w:tcPr>
-            <w:tcW w:w="5861" w:type="dxa"/>
-            <w:tcBorders>
-              <w:top w:val="single" w:sz="4" w:space="0" w:color="000000"/>
-              <w:left w:val="single" w:sz="4" w:space="0" w:color="000000"/>
-              <w:bottom w:val="single" w:sz="4" w:space="0" w:color="000000"/>
-              <w:right w:val="single" w:sz="4" w:space="0" w:color="000000"/>
-            </w:tcBorders>
-          </w:tcPr>
-          <w:p>
-            <w:pPr>
-              <w:pStyle w:val="Normal"/>
-              <w:rPr/>
-            </w:pPr>
+            <w:tcW w:w="5860" w:type="dxa"/>
+            <w:tcBorders>
+              <w:top w:val="single" w:sz="4" w:space="0" w:color="000000"/>
+              <w:left w:val="single" w:sz="4" w:space="0" w:color="000000"/>
+              <w:bottom w:val="single" w:sz="4" w:space="0" w:color="000000"/>
+              <w:right w:val="single" w:sz="4" w:space="0" w:color="000000"/>
+            </w:tcBorders>
+          </w:tcPr>
+          <w:p>
+            <w:pPr/>
             <w:r>
               <w:rPr>
                 <w:sz w:val="18"/>
@@ -2959,23 +2526,20 @@
         </w:tc>
       </w:tr>
       <w:tr>
-        <w:trPr/>
-        <w:tc>
-          <w:tcPr>
-            <w:tcW w:w="3498" w:type="dxa"/>
-            <w:tcBorders>
-              <w:top w:val="single" w:sz="4" w:space="0" w:color="000000"/>
-              <w:left w:val="single" w:sz="4" w:space="0" w:color="000000"/>
-              <w:bottom w:val="single" w:sz="4" w:space="0" w:color="000000"/>
-              <w:right w:val="single" w:sz="4" w:space="0" w:color="000000"/>
-            </w:tcBorders>
-            <w:shd w:color="auto" w:fill="F2F2F2" w:val="clear"/>
-          </w:tcPr>
-          <w:p>
-            <w:pPr>
-              <w:pStyle w:val="Normal"/>
-              <w:spacing w:before="0" w:after="80"/>
-              <w:rPr/>
+        <w:tc>
+          <w:tcPr>
+            <w:tcW w:w="3499" w:type="dxa"/>
+            <w:tcBorders>
+              <w:top w:val="single" w:sz="4" w:space="0" w:color="000000"/>
+              <w:left w:val="single" w:sz="4" w:space="0" w:color="000000"/>
+              <w:bottom w:val="single" w:sz="4" w:space="0" w:color="000000"/>
+              <w:right w:val="single" w:sz="4" w:space="0" w:color="000000"/>
+            </w:tcBorders>
+            <w:shd w:val="clear" w:color="auto" w:fill="F2F2F2"/>
+          </w:tcPr>
+          <w:p>
+            <w:pPr>
+              <w:spacing w:after="80"/>
             </w:pPr>
             <w:r>
               <w:rPr>
@@ -2988,9 +2552,7 @@
           </w:p>
           <w:p>
             <w:pPr>
-              <w:pStyle w:val="Normal"/>
-              <w:spacing w:before="0" w:after="80"/>
-              <w:rPr/>
+              <w:spacing w:after="80"/>
             </w:pPr>
             <w:r>
               <w:rPr>
@@ -3006,19 +2568,15 @@
         </w:tc>
         <w:tc>
           <w:tcPr>
-            <w:tcW w:w="5861" w:type="dxa"/>
-            <w:tcBorders>
-              <w:top w:val="single" w:sz="4" w:space="0" w:color="000000"/>
-              <w:left w:val="single" w:sz="4" w:space="0" w:color="000000"/>
-              <w:bottom w:val="single" w:sz="4" w:space="0" w:color="000000"/>
-              <w:right w:val="single" w:sz="4" w:space="0" w:color="000000"/>
-            </w:tcBorders>
-          </w:tcPr>
-          <w:p>
-            <w:pPr>
-              <w:pStyle w:val="Normal"/>
-              <w:rPr/>
-            </w:pPr>
+            <w:tcW w:w="5860" w:type="dxa"/>
+            <w:tcBorders>
+              <w:top w:val="single" w:sz="4" w:space="0" w:color="000000"/>
+              <w:left w:val="single" w:sz="4" w:space="0" w:color="000000"/>
+              <w:bottom w:val="single" w:sz="4" w:space="0" w:color="000000"/>
+              <w:right w:val="single" w:sz="4" w:space="0" w:color="000000"/>
+            </w:tcBorders>
+          </w:tcPr>
+          <w:p>
             <w:r>
               <w:rPr>
                 <w:sz w:val="18"/>
@@ -3029,23 +2587,20 @@
         </w:tc>
       </w:tr>
       <w:tr>
-        <w:trPr/>
-        <w:tc>
-          <w:tcPr>
-            <w:tcW w:w="3498" w:type="dxa"/>
-            <w:tcBorders>
-              <w:top w:val="single" w:sz="4" w:space="0" w:color="000000"/>
-              <w:left w:val="single" w:sz="4" w:space="0" w:color="000000"/>
-              <w:bottom w:val="single" w:sz="4" w:space="0" w:color="000000"/>
-              <w:right w:val="single" w:sz="4" w:space="0" w:color="000000"/>
-            </w:tcBorders>
-            <w:shd w:color="auto" w:fill="F2F2F2" w:val="clear"/>
-          </w:tcPr>
-          <w:p>
-            <w:pPr>
-              <w:pStyle w:val="Normal"/>
-              <w:spacing w:before="0" w:after="80"/>
-              <w:rPr/>
+        <w:tc>
+          <w:tcPr>
+            <w:tcW w:w="3499" w:type="dxa"/>
+            <w:tcBorders>
+              <w:top w:val="single" w:sz="4" w:space="0" w:color="000000"/>
+              <w:left w:val="single" w:sz="4" w:space="0" w:color="000000"/>
+              <w:bottom w:val="single" w:sz="4" w:space="0" w:color="000000"/>
+              <w:right w:val="single" w:sz="4" w:space="0" w:color="000000"/>
+            </w:tcBorders>
+            <w:shd w:val="clear" w:color="auto" w:fill="F2F2F2"/>
+          </w:tcPr>
+          <w:p>
+            <w:pPr>
+              <w:spacing w:after="80"/>
             </w:pPr>
             <w:r>
               <w:rPr>
@@ -3058,9 +2613,7 @@
           </w:p>
           <w:p>
             <w:pPr>
-              <w:pStyle w:val="Normal"/>
-              <w:spacing w:before="0" w:after="80"/>
-              <w:rPr/>
+              <w:spacing w:after="80"/>
             </w:pPr>
             <w:r>
               <w:rPr>
@@ -3076,19 +2629,15 @@
         </w:tc>
         <w:tc>
           <w:tcPr>
-            <w:tcW w:w="5861" w:type="dxa"/>
-            <w:tcBorders>
-              <w:top w:val="single" w:sz="4" w:space="0" w:color="000000"/>
-              <w:left w:val="single" w:sz="4" w:space="0" w:color="000000"/>
-              <w:bottom w:val="single" w:sz="4" w:space="0" w:color="000000"/>
-              <w:right w:val="single" w:sz="4" w:space="0" w:color="000000"/>
-            </w:tcBorders>
-          </w:tcPr>
-          <w:p>
-            <w:pPr>
-              <w:pStyle w:val="Normal"/>
-              <w:rPr/>
-            </w:pPr>
+            <w:tcW w:w="5860" w:type="dxa"/>
+            <w:tcBorders>
+              <w:top w:val="single" w:sz="4" w:space="0" w:color="000000"/>
+              <w:left w:val="single" w:sz="4" w:space="0" w:color="000000"/>
+              <w:bottom w:val="single" w:sz="4" w:space="0" w:color="000000"/>
+              <w:right w:val="single" w:sz="4" w:space="0" w:color="000000"/>
+            </w:tcBorders>
+          </w:tcPr>
+          <w:p>
             <w:r>
               <w:rPr>
                 <w:sz w:val="18"/>
@@ -3102,8 +2651,10 @@
     <w:p>
       <w:pPr>
         <w:pStyle w:val="Heading2"/>
-        <w:spacing w:before="240" w:after="100"/>
-        <w:rPr/>
+        <w:spacing w:after="100"/>
+        <w:rPr>
+          <w:rFonts w:hint="eastAsia"/>
+        </w:rPr>
       </w:pPr>
       <w:r>
         <w:rPr>
@@ -3116,9 +2667,7 @@
     </w:p>
     <w:p>
       <w:pPr>
-        <w:pStyle w:val="Normal"/>
-        <w:spacing w:before="0" w:after="100"/>
-        <w:rPr/>
+        <w:spacing w:after="100"/>
       </w:pPr>
       <w:r>
         <w:rPr>
@@ -3134,39 +2683,28 @@
     <w:tbl>
       <w:tblPr>
         <w:tblW w:w="9360" w:type="dxa"/>
-        <w:jc w:val="left"/>
-        <w:tblInd w:w="0" w:type="dxa"/>
         <w:tblLayout w:type="fixed"/>
-        <w:tblCellMar>
-          <w:top w:w="0" w:type="dxa"/>
-          <w:left w:w="108" w:type="dxa"/>
-          <w:bottom w:w="0" w:type="dxa"/>
-          <w:right w:w="108" w:type="dxa"/>
-        </w:tblCellMar>
-        <w:tblLook w:firstRow="1" w:noVBand="1" w:lastRow="0" w:firstColumn="1" w:lastColumn="0" w:noHBand="0" w:val="04a0"/>
+        <w:tblLook w:val="04A0" w:firstRow="1" w:lastRow="0" w:firstColumn="1" w:lastColumn="0" w:noHBand="0" w:noVBand="1"/>
       </w:tblPr>
       <w:tblGrid>
-        <w:gridCol w:w="3498"/>
+        <w:gridCol w:w="3499"/>
         <w:gridCol w:w="5861"/>
       </w:tblGrid>
       <w:tr>
-        <w:trPr/>
-        <w:tc>
-          <w:tcPr>
-            <w:tcW w:w="3498" w:type="dxa"/>
-            <w:tcBorders>
-              <w:top w:val="single" w:sz="4" w:space="0" w:color="000000"/>
-              <w:left w:val="single" w:sz="4" w:space="0" w:color="000000"/>
-              <w:bottom w:val="single" w:sz="4" w:space="0" w:color="000000"/>
-              <w:right w:val="single" w:sz="4" w:space="0" w:color="000000"/>
-            </w:tcBorders>
-            <w:shd w:color="auto" w:fill="F2F2F2" w:val="clear"/>
-          </w:tcPr>
-          <w:p>
-            <w:pPr>
-              <w:pStyle w:val="Normal"/>
-              <w:spacing w:before="0" w:after="80"/>
-              <w:rPr/>
+        <w:tc>
+          <w:tcPr>
+            <w:tcW w:w="3499" w:type="dxa"/>
+            <w:tcBorders>
+              <w:top w:val="single" w:sz="4" w:space="0" w:color="000000"/>
+              <w:left w:val="single" w:sz="4" w:space="0" w:color="000000"/>
+              <w:bottom w:val="single" w:sz="4" w:space="0" w:color="000000"/>
+              <w:right w:val="single" w:sz="4" w:space="0" w:color="000000"/>
+            </w:tcBorders>
+            <w:shd w:val="clear" w:color="auto" w:fill="F2F2F2"/>
+          </w:tcPr>
+          <w:p>
+            <w:pPr>
+              <w:spacing w:after="80"/>
             </w:pPr>
             <w:r>
               <w:rPr>
@@ -3179,9 +2717,7 @@
           </w:p>
           <w:p>
             <w:pPr>
-              <w:pStyle w:val="Normal"/>
-              <w:spacing w:before="0" w:after="80"/>
-              <w:rPr/>
+              <w:spacing w:after="80"/>
             </w:pPr>
             <w:r>
               <w:rPr>
@@ -3191,14 +2727,11 @@
                 <w:sz w:val="18"/>
                 <w:szCs w:val="18"/>
               </w:rPr>
+              <w:lastRenderedPageBreak/>
               <w:t>retrieval + rerank, the agent loop + tools, guardrails/HITL, grounding, evaluation — and RL/RLVR if you attempt the bonus.</w:t>
             </w:r>
           </w:p>
           <w:p>
-            <w:pPr>
-              <w:pStyle w:val="Normal"/>
-              <w:rPr/>
-            </w:pPr>
             <w:r>
               <w:rPr>
                 <w:sz w:val="18"/>
@@ -3209,19 +2742,16 @@
         </w:tc>
         <w:tc>
           <w:tcPr>
-            <w:tcW w:w="5861" w:type="dxa"/>
-            <w:tcBorders>
-              <w:top w:val="single" w:sz="4" w:space="0" w:color="000000"/>
-              <w:left w:val="single" w:sz="4" w:space="0" w:color="000000"/>
-              <w:bottom w:val="single" w:sz="4" w:space="0" w:color="000000"/>
-              <w:right w:val="single" w:sz="4" w:space="0" w:color="000000"/>
-            </w:tcBorders>
-          </w:tcPr>
-          <w:p>
-            <w:pPr>
-              <w:pStyle w:val="Normal"/>
-              <w:rPr/>
-            </w:pPr>
+            <w:tcW w:w="5860" w:type="dxa"/>
+            <w:tcBorders>
+              <w:top w:val="single" w:sz="4" w:space="0" w:color="000000"/>
+              <w:left w:val="single" w:sz="4" w:space="0" w:color="000000"/>
+              <w:bottom w:val="single" w:sz="4" w:space="0" w:color="000000"/>
+              <w:right w:val="single" w:sz="4" w:space="0" w:color="000000"/>
+            </w:tcBorders>
+          </w:tcPr>
+          <w:p>
+            <w:pPr/>
             <w:r>
               <w:rPr>
                 <w:sz w:val="18"/>
@@ -3232,23 +2762,20 @@
         </w:tc>
       </w:tr>
       <w:tr>
-        <w:trPr/>
-        <w:tc>
-          <w:tcPr>
-            <w:tcW w:w="3498" w:type="dxa"/>
-            <w:tcBorders>
-              <w:top w:val="single" w:sz="4" w:space="0" w:color="000000"/>
-              <w:left w:val="single" w:sz="4" w:space="0" w:color="000000"/>
-              <w:bottom w:val="single" w:sz="4" w:space="0" w:color="000000"/>
-              <w:right w:val="single" w:sz="4" w:space="0" w:color="000000"/>
-            </w:tcBorders>
-            <w:shd w:color="auto" w:fill="F2F2F2" w:val="clear"/>
-          </w:tcPr>
-          <w:p>
-            <w:pPr>
-              <w:pStyle w:val="Normal"/>
-              <w:spacing w:before="0" w:after="80"/>
-              <w:rPr/>
+        <w:tc>
+          <w:tcPr>
+            <w:tcW w:w="3499" w:type="dxa"/>
+            <w:tcBorders>
+              <w:top w:val="single" w:sz="4" w:space="0" w:color="000000"/>
+              <w:left w:val="single" w:sz="4" w:space="0" w:color="000000"/>
+              <w:bottom w:val="single" w:sz="4" w:space="0" w:color="000000"/>
+              <w:right w:val="single" w:sz="4" w:space="0" w:color="000000"/>
+            </w:tcBorders>
+            <w:shd w:val="clear" w:color="auto" w:fill="F2F2F2"/>
+          </w:tcPr>
+          <w:p>
+            <w:pPr>
+              <w:spacing w:after="80"/>
             </w:pPr>
             <w:r>
               <w:rPr>
@@ -3256,14 +2783,13 @@
                 <w:bCs/>
                 <w:sz w:val="18"/>
               </w:rPr>
+              <w:lastRenderedPageBreak/>
               <w:t>Our evaluation set</w:t>
             </w:r>
           </w:p>
           <w:p>
             <w:pPr>
-              <w:pStyle w:val="Normal"/>
-              <w:spacing w:before="0" w:after="80"/>
-              <w:rPr/>
+              <w:spacing w:after="80"/>
             </w:pPr>
             <w:r>
               <w:rPr>
@@ -3279,19 +2805,17 @@
         </w:tc>
         <w:tc>
           <w:tcPr>
-            <w:tcW w:w="5861" w:type="dxa"/>
-            <w:tcBorders>
-              <w:top w:val="single" w:sz="4" w:space="0" w:color="000000"/>
-              <w:left w:val="single" w:sz="4" w:space="0" w:color="000000"/>
-              <w:bottom w:val="single" w:sz="4" w:space="0" w:color="000000"/>
-              <w:right w:val="single" w:sz="4" w:space="0" w:color="000000"/>
-            </w:tcBorders>
-          </w:tcPr>
-          <w:p>
-            <w:pPr>
-              <w:pStyle w:val="Normal"/>
-              <w:spacing w:before="0" w:after="80"/>
-              <w:rPr/>
+            <w:tcW w:w="5860" w:type="dxa"/>
+            <w:tcBorders>
+              <w:top w:val="single" w:sz="4" w:space="0" w:color="000000"/>
+              <w:left w:val="single" w:sz="4" w:space="0" w:color="000000"/>
+              <w:bottom w:val="single" w:sz="4" w:space="0" w:color="000000"/>
+              <w:right w:val="single" w:sz="4" w:space="0" w:color="000000"/>
+            </w:tcBorders>
+          </w:tcPr>
+          <w:p>
+            <w:pPr>
+              <w:spacing w:after="80"/>
             </w:pPr>
             <w:r>
               <w:rPr>
@@ -3303,23 +2827,20 @@
         </w:tc>
       </w:tr>
       <w:tr>
-        <w:trPr/>
-        <w:tc>
-          <w:tcPr>
-            <w:tcW w:w="3498" w:type="dxa"/>
-            <w:tcBorders>
-              <w:top w:val="single" w:sz="4" w:space="0" w:color="000000"/>
-              <w:left w:val="single" w:sz="4" w:space="0" w:color="000000"/>
-              <w:bottom w:val="single" w:sz="4" w:space="0" w:color="000000"/>
-              <w:right w:val="single" w:sz="4" w:space="0" w:color="000000"/>
-            </w:tcBorders>
-            <w:shd w:color="auto" w:fill="F2F2F2" w:val="clear"/>
-          </w:tcPr>
-          <w:p>
-            <w:pPr>
-              <w:pStyle w:val="Normal"/>
-              <w:spacing w:before="0" w:after="80"/>
-              <w:rPr/>
+        <w:tc>
+          <w:tcPr>
+            <w:tcW w:w="3499" w:type="dxa"/>
+            <w:tcBorders>
+              <w:top w:val="single" w:sz="4" w:space="0" w:color="000000"/>
+              <w:left w:val="single" w:sz="4" w:space="0" w:color="000000"/>
+              <w:bottom w:val="single" w:sz="4" w:space="0" w:color="000000"/>
+              <w:right w:val="single" w:sz="4" w:space="0" w:color="000000"/>
+            </w:tcBorders>
+            <w:shd w:val="clear" w:color="auto" w:fill="F2F2F2"/>
+          </w:tcPr>
+          <w:p>
+            <w:pPr>
+              <w:spacing w:after="80"/>
             </w:pPr>
             <w:r>
               <w:rPr>
@@ -3332,9 +2853,7 @@
           </w:p>
           <w:p>
             <w:pPr>
-              <w:pStyle w:val="Normal"/>
-              <w:spacing w:before="0" w:after="80"/>
-              <w:rPr/>
+              <w:spacing w:after="80"/>
             </w:pPr>
             <w:r>
               <w:rPr>
@@ -3350,19 +2869,17 @@
         </w:tc>
         <w:tc>
           <w:tcPr>
-            <w:tcW w:w="5861" w:type="dxa"/>
-            <w:tcBorders>
-              <w:top w:val="single" w:sz="4" w:space="0" w:color="000000"/>
-              <w:left w:val="single" w:sz="4" w:space="0" w:color="000000"/>
-              <w:bottom w:val="single" w:sz="4" w:space="0" w:color="000000"/>
-              <w:right w:val="single" w:sz="4" w:space="0" w:color="000000"/>
-            </w:tcBorders>
-          </w:tcPr>
-          <w:p>
-            <w:pPr>
-              <w:pStyle w:val="Normal"/>
-              <w:spacing w:before="0" w:after="80"/>
-              <w:rPr/>
+            <w:tcW w:w="5860" w:type="dxa"/>
+            <w:tcBorders>
+              <w:top w:val="single" w:sz="4" w:space="0" w:color="000000"/>
+              <w:left w:val="single" w:sz="4" w:space="0" w:color="000000"/>
+              <w:bottom w:val="single" w:sz="4" w:space="0" w:color="000000"/>
+              <w:right w:val="single" w:sz="4" w:space="0" w:color="000000"/>
+            </w:tcBorders>
+          </w:tcPr>
+          <w:p>
+            <w:pPr>
+              <w:spacing w:after="80"/>
             </w:pPr>
             <w:r>
               <w:rPr>
@@ -3377,8 +2894,10 @@
     <w:p>
       <w:pPr>
         <w:pStyle w:val="Heading2"/>
-        <w:spacing w:before="240" w:after="100"/>
-        <w:rPr/>
+        <w:spacing w:after="100"/>
+        <w:rPr>
+          <w:rFonts w:hint="eastAsia"/>
+        </w:rPr>
       </w:pPr>
       <w:r>
         <w:rPr>
@@ -3391,12 +2910,9 @@
     </w:p>
     <w:p>
       <w:pPr>
-        <w:pStyle w:val="Normal"/>
-        <w:spacing w:before="0" w:after="100"/>
-        <w:rPr/>
+        <w:spacing w:after="100"/>
       </w:pPr>
       <w:r>
-        <w:rPr/>
         <w:t>Extend the eight-facet table to the stages you built (Stages 1–4). This is the graded design artifact (</w:t>
       </w:r>
       <w:r>
@@ -3410,49 +2926,38 @@
         <w:t>configs/design_choices.md</w:t>
       </w:r>
       <w:r>
-        <w:rPr/>
         <w:t>).</w:t>
       </w:r>
     </w:p>
     <w:tbl>
       <w:tblPr>
         <w:tblW w:w="9360" w:type="dxa"/>
-        <w:jc w:val="left"/>
-        <w:tblInd w:w="0" w:type="dxa"/>
         <w:tblLayout w:type="fixed"/>
-        <w:tblCellMar>
-          <w:top w:w="0" w:type="dxa"/>
-          <w:left w:w="108" w:type="dxa"/>
-          <w:bottom w:w="0" w:type="dxa"/>
-          <w:right w:w="108" w:type="dxa"/>
-        </w:tblCellMar>
-        <w:tblLook w:firstRow="1" w:noVBand="1" w:lastRow="0" w:firstColumn="1" w:lastColumn="0" w:noHBand="0" w:val="04a0"/>
+        <w:tblLook w:val="04A0" w:firstRow="1" w:lastRow="0" w:firstColumn="1" w:lastColumn="0" w:noHBand="0" w:noVBand="1"/>
       </w:tblPr>
       <w:tblGrid>
-        <w:gridCol w:w="2196"/>
-        <w:gridCol w:w="3404"/>
+        <w:gridCol w:w="2197"/>
+        <w:gridCol w:w="3403"/>
         <w:gridCol w:w="3760"/>
       </w:tblGrid>
       <w:tr>
         <w:trPr>
-          <w:tblHeader w:val="true"/>
+          <w:tblHeader/>
         </w:trPr>
         <w:tc>
           <w:tcPr>
-            <w:tcW w:w="2196" w:type="dxa"/>
-            <w:tcBorders>
-              <w:top w:val="single" w:sz="4" w:space="0" w:color="000000"/>
-              <w:left w:val="single" w:sz="4" w:space="0" w:color="000000"/>
-              <w:bottom w:val="single" w:sz="4" w:space="0" w:color="000000"/>
-              <w:right w:val="single" w:sz="4" w:space="0" w:color="000000"/>
-            </w:tcBorders>
-            <w:shd w:color="auto" w:fill="1F3864" w:val="clear"/>
-          </w:tcPr>
-          <w:p>
-            <w:pPr>
-              <w:pStyle w:val="Normal"/>
-              <w:spacing w:before="0" w:after="80"/>
-              <w:rPr/>
+            <w:tcW w:w="2197" w:type="dxa"/>
+            <w:tcBorders>
+              <w:top w:val="single" w:sz="4" w:space="0" w:color="000000"/>
+              <w:left w:val="single" w:sz="4" w:space="0" w:color="000000"/>
+              <w:bottom w:val="single" w:sz="4" w:space="0" w:color="000000"/>
+              <w:right w:val="single" w:sz="4" w:space="0" w:color="000000"/>
+            </w:tcBorders>
+            <w:shd w:val="clear" w:color="auto" w:fill="1F3864"/>
+          </w:tcPr>
+          <w:p>
+            <w:pPr>
+              <w:spacing w:after="80"/>
             </w:pPr>
             <w:r>
               <w:rPr>
@@ -3467,20 +2972,18 @@
         </w:tc>
         <w:tc>
           <w:tcPr>
-            <w:tcW w:w="3404" w:type="dxa"/>
-            <w:tcBorders>
-              <w:top w:val="single" w:sz="4" w:space="0" w:color="000000"/>
-              <w:left w:val="single" w:sz="4" w:space="0" w:color="000000"/>
-              <w:bottom w:val="single" w:sz="4" w:space="0" w:color="000000"/>
-              <w:right w:val="single" w:sz="4" w:space="0" w:color="000000"/>
-            </w:tcBorders>
-            <w:shd w:color="auto" w:fill="1F3864" w:val="clear"/>
-          </w:tcPr>
-          <w:p>
-            <w:pPr>
-              <w:pStyle w:val="Normal"/>
-              <w:spacing w:before="0" w:after="80"/>
-              <w:rPr/>
+            <w:tcW w:w="3403" w:type="dxa"/>
+            <w:tcBorders>
+              <w:top w:val="single" w:sz="4" w:space="0" w:color="000000"/>
+              <w:left w:val="single" w:sz="4" w:space="0" w:color="000000"/>
+              <w:bottom w:val="single" w:sz="4" w:space="0" w:color="000000"/>
+              <w:right w:val="single" w:sz="4" w:space="0" w:color="000000"/>
+            </w:tcBorders>
+            <w:shd w:val="clear" w:color="auto" w:fill="1F3864"/>
+          </w:tcPr>
+          <w:p>
+            <w:pPr>
+              <w:spacing w:after="80"/>
             </w:pPr>
             <w:r>
               <w:rPr>
@@ -3502,13 +3005,11 @@
               <w:bottom w:val="single" w:sz="4" w:space="0" w:color="000000"/>
               <w:right w:val="single" w:sz="4" w:space="0" w:color="000000"/>
             </w:tcBorders>
-            <w:shd w:color="auto" w:fill="1F3864" w:val="clear"/>
-          </w:tcPr>
-          <w:p>
-            <w:pPr>
-              <w:pStyle w:val="Normal"/>
-              <w:spacing w:before="0" w:after="80"/>
-              <w:rPr/>
+            <w:shd w:val="clear" w:color="auto" w:fill="1F3864"/>
+          </w:tcPr>
+          <w:p>
+            <w:pPr>
+              <w:spacing w:after="80"/>
             </w:pPr>
             <w:r>
               <w:rPr>
@@ -3523,22 +3024,19 @@
         </w:tc>
       </w:tr>
       <w:tr>
-        <w:trPr/>
-        <w:tc>
-          <w:tcPr>
-            <w:tcW w:w="2196" w:type="dxa"/>
-            <w:tcBorders>
-              <w:top w:val="single" w:sz="4" w:space="0" w:color="000000"/>
-              <w:left w:val="single" w:sz="4" w:space="0" w:color="000000"/>
-              <w:bottom w:val="single" w:sz="4" w:space="0" w:color="000000"/>
-              <w:right w:val="single" w:sz="4" w:space="0" w:color="000000"/>
-            </w:tcBorders>
-          </w:tcPr>
-          <w:p>
-            <w:pPr>
-              <w:pStyle w:val="Normal"/>
-              <w:spacing w:before="0" w:after="80"/>
-              <w:rPr/>
+        <w:tc>
+          <w:tcPr>
+            <w:tcW w:w="2197" w:type="dxa"/>
+            <w:tcBorders>
+              <w:top w:val="single" w:sz="4" w:space="0" w:color="000000"/>
+              <w:left w:val="single" w:sz="4" w:space="0" w:color="000000"/>
+              <w:bottom w:val="single" w:sz="4" w:space="0" w:color="000000"/>
+              <w:right w:val="single" w:sz="4" w:space="0" w:color="000000"/>
+            </w:tcBorders>
+          </w:tcPr>
+          <w:p>
+            <w:pPr>
+              <w:spacing w:after="80"/>
             </w:pPr>
             <w:r>
               <w:rPr>
@@ -3550,19 +3048,16 @@
         </w:tc>
         <w:tc>
           <w:tcPr>
-            <w:tcW w:w="3404" w:type="dxa"/>
-            <w:tcBorders>
-              <w:top w:val="single" w:sz="4" w:space="0" w:color="000000"/>
-              <w:left w:val="single" w:sz="4" w:space="0" w:color="000000"/>
-              <w:bottom w:val="single" w:sz="4" w:space="0" w:color="000000"/>
-              <w:right w:val="single" w:sz="4" w:space="0" w:color="000000"/>
-            </w:tcBorders>
-          </w:tcPr>
-          <w:p>
-            <w:pPr>
-              <w:pStyle w:val="Normal"/>
-              <w:rPr/>
-            </w:pPr>
+            <w:tcW w:w="3403" w:type="dxa"/>
+            <w:tcBorders>
+              <w:top w:val="single" w:sz="4" w:space="0" w:color="000000"/>
+              <w:left w:val="single" w:sz="4" w:space="0" w:color="000000"/>
+              <w:bottom w:val="single" w:sz="4" w:space="0" w:color="000000"/>
+              <w:right w:val="single" w:sz="4" w:space="0" w:color="000000"/>
+            </w:tcBorders>
+          </w:tcPr>
+          <w:p>
+            <w:pPr/>
             <w:r>
               <w:rPr>
                 <w:sz w:val="17"/>
@@ -3582,10 +3077,7 @@
             </w:tcBorders>
           </w:tcPr>
           <w:p>
-            <w:pPr>
-              <w:pStyle w:val="Normal"/>
-              <w:rPr/>
-            </w:pPr>
+            <w:pPr/>
             <w:r>
               <w:rPr>
                 <w:sz w:val="17"/>
@@ -3596,22 +3088,19 @@
         </w:tc>
       </w:tr>
       <w:tr>
-        <w:trPr/>
-        <w:tc>
-          <w:tcPr>
-            <w:tcW w:w="2196" w:type="dxa"/>
-            <w:tcBorders>
-              <w:top w:val="single" w:sz="4" w:space="0" w:color="000000"/>
-              <w:left w:val="single" w:sz="4" w:space="0" w:color="000000"/>
-              <w:bottom w:val="single" w:sz="4" w:space="0" w:color="000000"/>
-              <w:right w:val="single" w:sz="4" w:space="0" w:color="000000"/>
-            </w:tcBorders>
-          </w:tcPr>
-          <w:p>
-            <w:pPr>
-              <w:pStyle w:val="Normal"/>
-              <w:spacing w:before="0" w:after="80"/>
-              <w:rPr/>
+        <w:tc>
+          <w:tcPr>
+            <w:tcW w:w="2197" w:type="dxa"/>
+            <w:tcBorders>
+              <w:top w:val="single" w:sz="4" w:space="0" w:color="000000"/>
+              <w:left w:val="single" w:sz="4" w:space="0" w:color="000000"/>
+              <w:bottom w:val="single" w:sz="4" w:space="0" w:color="000000"/>
+              <w:right w:val="single" w:sz="4" w:space="0" w:color="000000"/>
+            </w:tcBorders>
+          </w:tcPr>
+          <w:p>
+            <w:pPr>
+              <w:spacing w:after="80"/>
             </w:pPr>
             <w:r>
               <w:rPr>
@@ -3623,19 +3112,16 @@
         </w:tc>
         <w:tc>
           <w:tcPr>
-            <w:tcW w:w="3404" w:type="dxa"/>
-            <w:tcBorders>
-              <w:top w:val="single" w:sz="4" w:space="0" w:color="000000"/>
-              <w:left w:val="single" w:sz="4" w:space="0" w:color="000000"/>
-              <w:bottom w:val="single" w:sz="4" w:space="0" w:color="000000"/>
-              <w:right w:val="single" w:sz="4" w:space="0" w:color="000000"/>
-            </w:tcBorders>
-          </w:tcPr>
-          <w:p>
-            <w:pPr>
-              <w:pStyle w:val="Normal"/>
-              <w:rPr/>
-            </w:pPr>
+            <w:tcW w:w="3403" w:type="dxa"/>
+            <w:tcBorders>
+              <w:top w:val="single" w:sz="4" w:space="0" w:color="000000"/>
+              <w:left w:val="single" w:sz="4" w:space="0" w:color="000000"/>
+              <w:bottom w:val="single" w:sz="4" w:space="0" w:color="000000"/>
+              <w:right w:val="single" w:sz="4" w:space="0" w:color="000000"/>
+            </w:tcBorders>
+          </w:tcPr>
+          <w:p>
+            <w:pPr/>
             <w:r>
               <w:rPr>
                 <w:sz w:val="17"/>
@@ -3655,10 +3141,7 @@
             </w:tcBorders>
           </w:tcPr>
           <w:p>
-            <w:pPr>
-              <w:pStyle w:val="Normal"/>
-              <w:rPr/>
-            </w:pPr>
+            <w:pPr/>
             <w:r>
               <w:rPr>
                 <w:sz w:val="17"/>
@@ -3669,22 +3152,19 @@
         </w:tc>
       </w:tr>
       <w:tr>
-        <w:trPr/>
-        <w:tc>
-          <w:tcPr>
-            <w:tcW w:w="2196" w:type="dxa"/>
-            <w:tcBorders>
-              <w:top w:val="single" w:sz="4" w:space="0" w:color="000000"/>
-              <w:left w:val="single" w:sz="4" w:space="0" w:color="000000"/>
-              <w:bottom w:val="single" w:sz="4" w:space="0" w:color="000000"/>
-              <w:right w:val="single" w:sz="4" w:space="0" w:color="000000"/>
-            </w:tcBorders>
-          </w:tcPr>
-          <w:p>
-            <w:pPr>
-              <w:pStyle w:val="Normal"/>
-              <w:spacing w:before="0" w:after="80"/>
-              <w:rPr/>
+        <w:tc>
+          <w:tcPr>
+            <w:tcW w:w="2197" w:type="dxa"/>
+            <w:tcBorders>
+              <w:top w:val="single" w:sz="4" w:space="0" w:color="000000"/>
+              <w:left w:val="single" w:sz="4" w:space="0" w:color="000000"/>
+              <w:bottom w:val="single" w:sz="4" w:space="0" w:color="000000"/>
+              <w:right w:val="single" w:sz="4" w:space="0" w:color="000000"/>
+            </w:tcBorders>
+          </w:tcPr>
+          <w:p>
+            <w:pPr>
+              <w:spacing w:after="80"/>
             </w:pPr>
             <w:r>
               <w:rPr>
@@ -3696,19 +3176,16 @@
         </w:tc>
         <w:tc>
           <w:tcPr>
-            <w:tcW w:w="3404" w:type="dxa"/>
-            <w:tcBorders>
-              <w:top w:val="single" w:sz="4" w:space="0" w:color="000000"/>
-              <w:left w:val="single" w:sz="4" w:space="0" w:color="000000"/>
-              <w:bottom w:val="single" w:sz="4" w:space="0" w:color="000000"/>
-              <w:right w:val="single" w:sz="4" w:space="0" w:color="000000"/>
-            </w:tcBorders>
-          </w:tcPr>
-          <w:p>
-            <w:pPr>
-              <w:pStyle w:val="Normal"/>
-              <w:rPr/>
-            </w:pPr>
+            <w:tcW w:w="3403" w:type="dxa"/>
+            <w:tcBorders>
+              <w:top w:val="single" w:sz="4" w:space="0" w:color="000000"/>
+              <w:left w:val="single" w:sz="4" w:space="0" w:color="000000"/>
+              <w:bottom w:val="single" w:sz="4" w:space="0" w:color="000000"/>
+              <w:right w:val="single" w:sz="4" w:space="0" w:color="000000"/>
+            </w:tcBorders>
+          </w:tcPr>
+          <w:p>
+            <w:pPr/>
             <w:r>
               <w:rPr>
                 <w:sz w:val="17"/>
@@ -3728,10 +3205,7 @@
             </w:tcBorders>
           </w:tcPr>
           <w:p>
-            <w:pPr>
-              <w:pStyle w:val="Normal"/>
-              <w:rPr/>
-            </w:pPr>
+            <w:pPr/>
             <w:r>
               <w:rPr>
                 <w:sz w:val="17"/>
@@ -3742,22 +3216,19 @@
         </w:tc>
       </w:tr>
       <w:tr>
-        <w:trPr/>
-        <w:tc>
-          <w:tcPr>
-            <w:tcW w:w="2196" w:type="dxa"/>
-            <w:tcBorders>
-              <w:top w:val="single" w:sz="4" w:space="0" w:color="000000"/>
-              <w:left w:val="single" w:sz="4" w:space="0" w:color="000000"/>
-              <w:bottom w:val="single" w:sz="4" w:space="0" w:color="000000"/>
-              <w:right w:val="single" w:sz="4" w:space="0" w:color="000000"/>
-            </w:tcBorders>
-          </w:tcPr>
-          <w:p>
-            <w:pPr>
-              <w:pStyle w:val="Normal"/>
-              <w:spacing w:before="0" w:after="80"/>
-              <w:rPr/>
+        <w:tc>
+          <w:tcPr>
+            <w:tcW w:w="2197" w:type="dxa"/>
+            <w:tcBorders>
+              <w:top w:val="single" w:sz="4" w:space="0" w:color="000000"/>
+              <w:left w:val="single" w:sz="4" w:space="0" w:color="000000"/>
+              <w:bottom w:val="single" w:sz="4" w:space="0" w:color="000000"/>
+              <w:right w:val="single" w:sz="4" w:space="0" w:color="000000"/>
+            </w:tcBorders>
+          </w:tcPr>
+          <w:p>
+            <w:pPr>
+              <w:spacing w:after="80"/>
             </w:pPr>
             <w:r>
               <w:rPr>
@@ -3769,19 +3240,16 @@
         </w:tc>
         <w:tc>
           <w:tcPr>
-            <w:tcW w:w="3404" w:type="dxa"/>
-            <w:tcBorders>
-              <w:top w:val="single" w:sz="4" w:space="0" w:color="000000"/>
-              <w:left w:val="single" w:sz="4" w:space="0" w:color="000000"/>
-              <w:bottom w:val="single" w:sz="4" w:space="0" w:color="000000"/>
-              <w:right w:val="single" w:sz="4" w:space="0" w:color="000000"/>
-            </w:tcBorders>
-          </w:tcPr>
-          <w:p>
-            <w:pPr>
-              <w:pStyle w:val="Normal"/>
-              <w:rPr/>
-            </w:pPr>
+            <w:tcW w:w="3403" w:type="dxa"/>
+            <w:tcBorders>
+              <w:top w:val="single" w:sz="4" w:space="0" w:color="000000"/>
+              <w:left w:val="single" w:sz="4" w:space="0" w:color="000000"/>
+              <w:bottom w:val="single" w:sz="4" w:space="0" w:color="000000"/>
+              <w:right w:val="single" w:sz="4" w:space="0" w:color="000000"/>
+            </w:tcBorders>
+          </w:tcPr>
+          <w:p>
+            <w:pPr/>
             <w:r>
               <w:rPr>
                 <w:sz w:val="17"/>
@@ -3801,10 +3269,7 @@
             </w:tcBorders>
           </w:tcPr>
           <w:p>
-            <w:pPr>
-              <w:pStyle w:val="Normal"/>
-              <w:rPr/>
-            </w:pPr>
+            <w:pPr/>
             <w:r>
               <w:rPr>
                 <w:sz w:val="17"/>
@@ -3815,22 +3280,19 @@
         </w:tc>
       </w:tr>
       <w:tr>
-        <w:trPr/>
-        <w:tc>
-          <w:tcPr>
-            <w:tcW w:w="2196" w:type="dxa"/>
-            <w:tcBorders>
-              <w:top w:val="single" w:sz="4" w:space="0" w:color="000000"/>
-              <w:left w:val="single" w:sz="4" w:space="0" w:color="000000"/>
-              <w:bottom w:val="single" w:sz="4" w:space="0" w:color="000000"/>
-              <w:right w:val="single" w:sz="4" w:space="0" w:color="000000"/>
-            </w:tcBorders>
-          </w:tcPr>
-          <w:p>
-            <w:pPr>
-              <w:pStyle w:val="Normal"/>
-              <w:spacing w:before="0" w:after="80"/>
-              <w:rPr/>
+        <w:tc>
+          <w:tcPr>
+            <w:tcW w:w="2197" w:type="dxa"/>
+            <w:tcBorders>
+              <w:top w:val="single" w:sz="4" w:space="0" w:color="000000"/>
+              <w:left w:val="single" w:sz="4" w:space="0" w:color="000000"/>
+              <w:bottom w:val="single" w:sz="4" w:space="0" w:color="000000"/>
+              <w:right w:val="single" w:sz="4" w:space="0" w:color="000000"/>
+            </w:tcBorders>
+          </w:tcPr>
+          <w:p>
+            <w:pPr>
+              <w:spacing w:after="80"/>
             </w:pPr>
             <w:r>
               <w:rPr>
@@ -3842,19 +3304,16 @@
         </w:tc>
         <w:tc>
           <w:tcPr>
-            <w:tcW w:w="3404" w:type="dxa"/>
-            <w:tcBorders>
-              <w:top w:val="single" w:sz="4" w:space="0" w:color="000000"/>
-              <w:left w:val="single" w:sz="4" w:space="0" w:color="000000"/>
-              <w:bottom w:val="single" w:sz="4" w:space="0" w:color="000000"/>
-              <w:right w:val="single" w:sz="4" w:space="0" w:color="000000"/>
-            </w:tcBorders>
-          </w:tcPr>
-          <w:p>
-            <w:pPr>
-              <w:pStyle w:val="Normal"/>
-              <w:rPr/>
-            </w:pPr>
+            <w:tcW w:w="3403" w:type="dxa"/>
+            <w:tcBorders>
+              <w:top w:val="single" w:sz="4" w:space="0" w:color="000000"/>
+              <w:left w:val="single" w:sz="4" w:space="0" w:color="000000"/>
+              <w:bottom w:val="single" w:sz="4" w:space="0" w:color="000000"/>
+              <w:right w:val="single" w:sz="4" w:space="0" w:color="000000"/>
+            </w:tcBorders>
+          </w:tcPr>
+          <w:p>
+            <w:pPr/>
             <w:r>
               <w:rPr>
                 <w:sz w:val="17"/>
@@ -3874,10 +3333,7 @@
             </w:tcBorders>
           </w:tcPr>
           <w:p>
-            <w:pPr>
-              <w:pStyle w:val="Normal"/>
-              <w:rPr/>
-            </w:pPr>
+            <w:pPr/>
             <w:r>
               <w:rPr>
                 <w:sz w:val="17"/>
@@ -3888,22 +3344,19 @@
         </w:tc>
       </w:tr>
       <w:tr>
-        <w:trPr/>
-        <w:tc>
-          <w:tcPr>
-            <w:tcW w:w="2196" w:type="dxa"/>
-            <w:tcBorders>
-              <w:top w:val="single" w:sz="4" w:space="0" w:color="000000"/>
-              <w:left w:val="single" w:sz="4" w:space="0" w:color="000000"/>
-              <w:bottom w:val="single" w:sz="4" w:space="0" w:color="000000"/>
-              <w:right w:val="single" w:sz="4" w:space="0" w:color="000000"/>
-            </w:tcBorders>
-          </w:tcPr>
-          <w:p>
-            <w:pPr>
-              <w:pStyle w:val="Normal"/>
-              <w:spacing w:before="0" w:after="80"/>
-              <w:rPr/>
+        <w:tc>
+          <w:tcPr>
+            <w:tcW w:w="2197" w:type="dxa"/>
+            <w:tcBorders>
+              <w:top w:val="single" w:sz="4" w:space="0" w:color="000000"/>
+              <w:left w:val="single" w:sz="4" w:space="0" w:color="000000"/>
+              <w:bottom w:val="single" w:sz="4" w:space="0" w:color="000000"/>
+              <w:right w:val="single" w:sz="4" w:space="0" w:color="000000"/>
+            </w:tcBorders>
+          </w:tcPr>
+          <w:p>
+            <w:pPr>
+              <w:spacing w:after="80"/>
             </w:pPr>
             <w:r>
               <w:rPr>
@@ -3915,19 +3368,16 @@
         </w:tc>
         <w:tc>
           <w:tcPr>
-            <w:tcW w:w="3404" w:type="dxa"/>
-            <w:tcBorders>
-              <w:top w:val="single" w:sz="4" w:space="0" w:color="000000"/>
-              <w:left w:val="single" w:sz="4" w:space="0" w:color="000000"/>
-              <w:bottom w:val="single" w:sz="4" w:space="0" w:color="000000"/>
-              <w:right w:val="single" w:sz="4" w:space="0" w:color="000000"/>
-            </w:tcBorders>
-          </w:tcPr>
-          <w:p>
-            <w:pPr>
-              <w:pStyle w:val="Normal"/>
-              <w:rPr/>
-            </w:pPr>
+            <w:tcW w:w="3403" w:type="dxa"/>
+            <w:tcBorders>
+              <w:top w:val="single" w:sz="4" w:space="0" w:color="000000"/>
+              <w:left w:val="single" w:sz="4" w:space="0" w:color="000000"/>
+              <w:bottom w:val="single" w:sz="4" w:space="0" w:color="000000"/>
+              <w:right w:val="single" w:sz="4" w:space="0" w:color="000000"/>
+            </w:tcBorders>
+          </w:tcPr>
+          <w:p>
+            <w:pPr/>
             <w:r>
               <w:rPr>
                 <w:sz w:val="17"/>
@@ -3947,10 +3397,7 @@
             </w:tcBorders>
           </w:tcPr>
           <w:p>
-            <w:pPr>
-              <w:pStyle w:val="Normal"/>
-              <w:rPr/>
-            </w:pPr>
+            <w:pPr/>
             <w:r>
               <w:rPr>
                 <w:sz w:val="17"/>
@@ -3961,22 +3408,19 @@
         </w:tc>
       </w:tr>
       <w:tr>
-        <w:trPr/>
-        <w:tc>
-          <w:tcPr>
-            <w:tcW w:w="2196" w:type="dxa"/>
-            <w:tcBorders>
-              <w:top w:val="single" w:sz="4" w:space="0" w:color="000000"/>
-              <w:left w:val="single" w:sz="4" w:space="0" w:color="000000"/>
-              <w:bottom w:val="single" w:sz="4" w:space="0" w:color="000000"/>
-              <w:right w:val="single" w:sz="4" w:space="0" w:color="000000"/>
-            </w:tcBorders>
-          </w:tcPr>
-          <w:p>
-            <w:pPr>
-              <w:pStyle w:val="Normal"/>
-              <w:spacing w:before="0" w:after="80"/>
-              <w:rPr/>
+        <w:tc>
+          <w:tcPr>
+            <w:tcW w:w="2197" w:type="dxa"/>
+            <w:tcBorders>
+              <w:top w:val="single" w:sz="4" w:space="0" w:color="000000"/>
+              <w:left w:val="single" w:sz="4" w:space="0" w:color="000000"/>
+              <w:bottom w:val="single" w:sz="4" w:space="0" w:color="000000"/>
+              <w:right w:val="single" w:sz="4" w:space="0" w:color="000000"/>
+            </w:tcBorders>
+          </w:tcPr>
+          <w:p>
+            <w:pPr>
+              <w:spacing w:after="80"/>
             </w:pPr>
             <w:r>
               <w:rPr>
@@ -3988,19 +3432,16 @@
         </w:tc>
         <w:tc>
           <w:tcPr>
-            <w:tcW w:w="3404" w:type="dxa"/>
-            <w:tcBorders>
-              <w:top w:val="single" w:sz="4" w:space="0" w:color="000000"/>
-              <w:left w:val="single" w:sz="4" w:space="0" w:color="000000"/>
-              <w:bottom w:val="single" w:sz="4" w:space="0" w:color="000000"/>
-              <w:right w:val="single" w:sz="4" w:space="0" w:color="000000"/>
-            </w:tcBorders>
-          </w:tcPr>
-          <w:p>
-            <w:pPr>
-              <w:pStyle w:val="Normal"/>
-              <w:rPr/>
-            </w:pPr>
+            <w:tcW w:w="3403" w:type="dxa"/>
+            <w:tcBorders>
+              <w:top w:val="single" w:sz="4" w:space="0" w:color="000000"/>
+              <w:left w:val="single" w:sz="4" w:space="0" w:color="000000"/>
+              <w:bottom w:val="single" w:sz="4" w:space="0" w:color="000000"/>
+              <w:right w:val="single" w:sz="4" w:space="0" w:color="000000"/>
+            </w:tcBorders>
+          </w:tcPr>
+          <w:p>
+            <w:pPr/>
             <w:r>
               <w:rPr>
                 <w:sz w:val="17"/>
@@ -4020,10 +3461,7 @@
             </w:tcBorders>
           </w:tcPr>
           <w:p>
-            <w:pPr>
-              <w:pStyle w:val="Normal"/>
-              <w:rPr/>
-            </w:pPr>
+            <w:pPr/>
             <w:r>
               <w:rPr>
                 <w:sz w:val="17"/>
@@ -4034,22 +3472,19 @@
         </w:tc>
       </w:tr>
       <w:tr>
-        <w:trPr/>
-        <w:tc>
-          <w:tcPr>
-            <w:tcW w:w="2196" w:type="dxa"/>
-            <w:tcBorders>
-              <w:top w:val="single" w:sz="4" w:space="0" w:color="000000"/>
-              <w:left w:val="single" w:sz="4" w:space="0" w:color="000000"/>
-              <w:bottom w:val="single" w:sz="4" w:space="0" w:color="000000"/>
-              <w:right w:val="single" w:sz="4" w:space="0" w:color="000000"/>
-            </w:tcBorders>
-          </w:tcPr>
-          <w:p>
-            <w:pPr>
-              <w:pStyle w:val="Normal"/>
-              <w:spacing w:before="0" w:after="80"/>
-              <w:rPr/>
+        <w:tc>
+          <w:tcPr>
+            <w:tcW w:w="2197" w:type="dxa"/>
+            <w:tcBorders>
+              <w:top w:val="single" w:sz="4" w:space="0" w:color="000000"/>
+              <w:left w:val="single" w:sz="4" w:space="0" w:color="000000"/>
+              <w:bottom w:val="single" w:sz="4" w:space="0" w:color="000000"/>
+              <w:right w:val="single" w:sz="4" w:space="0" w:color="000000"/>
+            </w:tcBorders>
+          </w:tcPr>
+          <w:p>
+            <w:pPr>
+              <w:spacing w:after="80"/>
             </w:pPr>
             <w:r>
               <w:rPr>
@@ -4061,19 +3496,16 @@
         </w:tc>
         <w:tc>
           <w:tcPr>
-            <w:tcW w:w="3404" w:type="dxa"/>
-            <w:tcBorders>
-              <w:top w:val="single" w:sz="4" w:space="0" w:color="000000"/>
-              <w:left w:val="single" w:sz="4" w:space="0" w:color="000000"/>
-              <w:bottom w:val="single" w:sz="4" w:space="0" w:color="000000"/>
-              <w:right w:val="single" w:sz="4" w:space="0" w:color="000000"/>
-            </w:tcBorders>
-          </w:tcPr>
-          <w:p>
-            <w:pPr>
-              <w:pStyle w:val="Normal"/>
-              <w:rPr/>
-            </w:pPr>
+            <w:tcW w:w="3403" w:type="dxa"/>
+            <w:tcBorders>
+              <w:top w:val="single" w:sz="4" w:space="0" w:color="000000"/>
+              <w:left w:val="single" w:sz="4" w:space="0" w:color="000000"/>
+              <w:bottom w:val="single" w:sz="4" w:space="0" w:color="000000"/>
+              <w:right w:val="single" w:sz="4" w:space="0" w:color="000000"/>
+            </w:tcBorders>
+          </w:tcPr>
+          <w:p>
+            <w:pPr/>
             <w:r>
               <w:rPr>
                 <w:sz w:val="17"/>
@@ -4093,10 +3525,7 @@
             </w:tcBorders>
           </w:tcPr>
           <w:p>
-            <w:pPr>
-              <w:pStyle w:val="Normal"/>
-              <w:rPr/>
-            </w:pPr>
+            <w:pPr/>
             <w:r>
               <w:rPr>
                 <w:sz w:val="17"/>
@@ -4110,8 +3539,10 @@
     <w:p>
       <w:pPr>
         <w:pStyle w:val="Heading2"/>
-        <w:spacing w:before="240" w:after="100"/>
-        <w:rPr/>
+        <w:spacing w:after="100"/>
+        <w:rPr>
+          <w:rFonts w:hint="eastAsia"/>
+        </w:rPr>
       </w:pPr>
       <w:r>
         <w:rPr>
@@ -4124,12 +3555,9 @@
     </w:p>
     <w:p>
       <w:pPr>
-        <w:pStyle w:val="Normal"/>
-        <w:spacing w:before="0" w:after="100"/>
-        <w:rPr/>
+        <w:spacing w:after="100"/>
       </w:pPr>
       <w:r>
-        <w:rPr/>
         <w:t xml:space="preserve">One transcript per team member. Each member submits one plain-text file named exactly </w:t>
       </w:r>
       <w:r>
@@ -4143,48 +3571,37 @@
         <w:t>&lt;their student number&gt;.txt</w:t>
       </w:r>
       <w:r>
-        <w:rPr/>
         <w:t>, containing the full AI conversation behind the sections they led.</w:t>
       </w:r>
     </w:p>
     <w:tbl>
       <w:tblPr>
         <w:tblW w:w="9360" w:type="dxa"/>
-        <w:jc w:val="left"/>
-        <w:tblInd w:w="0" w:type="dxa"/>
         <w:tblLayout w:type="fixed"/>
-        <w:tblCellMar>
-          <w:top w:w="0" w:type="dxa"/>
-          <w:left w:w="108" w:type="dxa"/>
-          <w:bottom w:w="0" w:type="dxa"/>
-          <w:right w:w="108" w:type="dxa"/>
-        </w:tblCellMar>
-        <w:tblLook w:firstRow="1" w:noVBand="1" w:lastRow="0" w:firstColumn="1" w:lastColumn="0" w:noHBand="0" w:val="04a0"/>
+        <w:tblLook w:val="04A0" w:firstRow="1" w:lastRow="0" w:firstColumn="1" w:lastColumn="0" w:noHBand="0" w:noVBand="1"/>
       </w:tblPr>
       <w:tblGrid>
-        <w:gridCol w:w="3398"/>
+        <w:gridCol w:w="3399"/>
         <w:gridCol w:w="5961"/>
       </w:tblGrid>
       <w:tr>
         <w:trPr>
-          <w:tblHeader w:val="true"/>
+          <w:tblHeader/>
         </w:trPr>
         <w:tc>
           <w:tcPr>
-            <w:tcW w:w="3398" w:type="dxa"/>
-            <w:tcBorders>
-              <w:top w:val="single" w:sz="4" w:space="0" w:color="000000"/>
-              <w:left w:val="single" w:sz="4" w:space="0" w:color="000000"/>
-              <w:bottom w:val="single" w:sz="4" w:space="0" w:color="000000"/>
-              <w:right w:val="single" w:sz="4" w:space="0" w:color="000000"/>
-            </w:tcBorders>
-            <w:shd w:color="auto" w:fill="1F3864" w:val="clear"/>
-          </w:tcPr>
-          <w:p>
-            <w:pPr>
-              <w:pStyle w:val="Normal"/>
-              <w:spacing w:before="0" w:after="80"/>
-              <w:rPr/>
+            <w:tcW w:w="3399" w:type="dxa"/>
+            <w:tcBorders>
+              <w:top w:val="single" w:sz="4" w:space="0" w:color="000000"/>
+              <w:left w:val="single" w:sz="4" w:space="0" w:color="000000"/>
+              <w:bottom w:val="single" w:sz="4" w:space="0" w:color="000000"/>
+              <w:right w:val="single" w:sz="4" w:space="0" w:color="000000"/>
+            </w:tcBorders>
+            <w:shd w:val="clear" w:color="auto" w:fill="1F3864"/>
+          </w:tcPr>
+          <w:p>
+            <w:pPr>
+              <w:spacing w:after="80"/>
             </w:pPr>
             <w:r>
               <w:rPr>
@@ -4198,20 +3615,18 @@
         </w:tc>
         <w:tc>
           <w:tcPr>
-            <w:tcW w:w="5961" w:type="dxa"/>
-            <w:tcBorders>
-              <w:top w:val="single" w:sz="4" w:space="0" w:color="000000"/>
-              <w:left w:val="single" w:sz="4" w:space="0" w:color="000000"/>
-              <w:bottom w:val="single" w:sz="4" w:space="0" w:color="000000"/>
-              <w:right w:val="single" w:sz="4" w:space="0" w:color="000000"/>
-            </w:tcBorders>
-            <w:shd w:color="auto" w:fill="1F3864" w:val="clear"/>
-          </w:tcPr>
-          <w:p>
-            <w:pPr>
-              <w:pStyle w:val="Normal"/>
-              <w:spacing w:before="0" w:after="80"/>
-              <w:rPr/>
+            <w:tcW w:w="5960" w:type="dxa"/>
+            <w:tcBorders>
+              <w:top w:val="single" w:sz="4" w:space="0" w:color="000000"/>
+              <w:left w:val="single" w:sz="4" w:space="0" w:color="000000"/>
+              <w:bottom w:val="single" w:sz="4" w:space="0" w:color="000000"/>
+              <w:right w:val="single" w:sz="4" w:space="0" w:color="000000"/>
+            </w:tcBorders>
+            <w:shd w:val="clear" w:color="auto" w:fill="1F3864"/>
+          </w:tcPr>
+          <w:p>
+            <w:pPr>
+              <w:spacing w:after="80"/>
             </w:pPr>
             <w:r>
               <w:rPr>
@@ -4225,44 +3640,38 @@
         </w:tc>
       </w:tr>
       <w:tr>
-        <w:trPr/>
-        <w:tc>
-          <w:tcPr>
-            <w:tcW w:w="3398" w:type="dxa"/>
-            <w:tcBorders>
-              <w:top w:val="single" w:sz="4" w:space="0" w:color="000000"/>
-              <w:left w:val="single" w:sz="4" w:space="0" w:color="000000"/>
-              <w:bottom w:val="single" w:sz="4" w:space="0" w:color="000000"/>
-              <w:right w:val="single" w:sz="4" w:space="0" w:color="000000"/>
-            </w:tcBorders>
-          </w:tcPr>
-          <w:p>
-            <w:pPr>
-              <w:pStyle w:val="Normal"/>
-              <w:spacing w:before="0" w:after="80"/>
-              <w:rPr/>
-            </w:pPr>
-            <w:r>
-              <w:rPr/>
+        <w:tc>
+          <w:tcPr>
+            <w:tcW w:w="3399" w:type="dxa"/>
+            <w:tcBorders>
+              <w:top w:val="single" w:sz="4" w:space="0" w:color="000000"/>
+              <w:left w:val="single" w:sz="4" w:space="0" w:color="000000"/>
+              <w:bottom w:val="single" w:sz="4" w:space="0" w:color="000000"/>
+              <w:right w:val="single" w:sz="4" w:space="0" w:color="000000"/>
+            </w:tcBorders>
+          </w:tcPr>
+          <w:p>
+            <w:pPr>
+              <w:spacing w:after="80"/>
+            </w:pPr>
+            <w:r>
               <w:t>Header</w:t>
             </w:r>
           </w:p>
         </w:tc>
         <w:tc>
           <w:tcPr>
-            <w:tcW w:w="5961" w:type="dxa"/>
-            <w:tcBorders>
-              <w:top w:val="single" w:sz="4" w:space="0" w:color="000000"/>
-              <w:left w:val="single" w:sz="4" w:space="0" w:color="000000"/>
-              <w:bottom w:val="single" w:sz="4" w:space="0" w:color="000000"/>
-              <w:right w:val="single" w:sz="4" w:space="0" w:color="000000"/>
-            </w:tcBorders>
-          </w:tcPr>
-          <w:p>
-            <w:pPr>
-              <w:pStyle w:val="Normal"/>
-              <w:spacing w:before="0" w:after="80"/>
-              <w:rPr/>
+            <w:tcW w:w="5960" w:type="dxa"/>
+            <w:tcBorders>
+              <w:top w:val="single" w:sz="4" w:space="0" w:color="000000"/>
+              <w:left w:val="single" w:sz="4" w:space="0" w:color="000000"/>
+              <w:bottom w:val="single" w:sz="4" w:space="0" w:color="000000"/>
+              <w:right w:val="single" w:sz="4" w:space="0" w:color="000000"/>
+            </w:tcBorders>
+          </w:tcPr>
+          <w:p>
+            <w:pPr>
+              <w:spacing w:after="80"/>
             </w:pPr>
             <w:r>
               <w:rPr>
@@ -4278,44 +3687,38 @@
         </w:tc>
       </w:tr>
       <w:tr>
-        <w:trPr/>
-        <w:tc>
-          <w:tcPr>
-            <w:tcW w:w="3398" w:type="dxa"/>
-            <w:tcBorders>
-              <w:top w:val="single" w:sz="4" w:space="0" w:color="000000"/>
-              <w:left w:val="single" w:sz="4" w:space="0" w:color="000000"/>
-              <w:bottom w:val="single" w:sz="4" w:space="0" w:color="000000"/>
-              <w:right w:val="single" w:sz="4" w:space="0" w:color="000000"/>
-            </w:tcBorders>
-          </w:tcPr>
-          <w:p>
-            <w:pPr>
-              <w:pStyle w:val="Normal"/>
-              <w:spacing w:before="0" w:after="80"/>
-              <w:rPr/>
-            </w:pPr>
-            <w:r>
-              <w:rPr/>
+        <w:tc>
+          <w:tcPr>
+            <w:tcW w:w="3399" w:type="dxa"/>
+            <w:tcBorders>
+              <w:top w:val="single" w:sz="4" w:space="0" w:color="000000"/>
+              <w:left w:val="single" w:sz="4" w:space="0" w:color="000000"/>
+              <w:bottom w:val="single" w:sz="4" w:space="0" w:color="000000"/>
+              <w:right w:val="single" w:sz="4" w:space="0" w:color="000000"/>
+            </w:tcBorders>
+          </w:tcPr>
+          <w:p>
+            <w:pPr>
+              <w:spacing w:after="80"/>
+            </w:pPr>
+            <w:r>
               <w:t>The full conversation</w:t>
             </w:r>
           </w:p>
         </w:tc>
         <w:tc>
           <w:tcPr>
-            <w:tcW w:w="5961" w:type="dxa"/>
-            <w:tcBorders>
-              <w:top w:val="single" w:sz="4" w:space="0" w:color="000000"/>
-              <w:left w:val="single" w:sz="4" w:space="0" w:color="000000"/>
-              <w:bottom w:val="single" w:sz="4" w:space="0" w:color="000000"/>
-              <w:right w:val="single" w:sz="4" w:space="0" w:color="000000"/>
-            </w:tcBorders>
-          </w:tcPr>
-          <w:p>
-            <w:pPr>
-              <w:pStyle w:val="Normal"/>
-              <w:spacing w:before="0" w:after="80"/>
-              <w:rPr/>
+            <w:tcW w:w="5960" w:type="dxa"/>
+            <w:tcBorders>
+              <w:top w:val="single" w:sz="4" w:space="0" w:color="000000"/>
+              <w:left w:val="single" w:sz="4" w:space="0" w:color="000000"/>
+              <w:bottom w:val="single" w:sz="4" w:space="0" w:color="000000"/>
+              <w:right w:val="single" w:sz="4" w:space="0" w:color="000000"/>
+            </w:tcBorders>
+          </w:tcPr>
+          <w:p>
+            <w:pPr>
+              <w:spacing w:after="80"/>
             </w:pPr>
             <w:r>
               <w:rPr>
@@ -4331,44 +3734,39 @@
         </w:tc>
       </w:tr>
       <w:tr>
-        <w:trPr/>
-        <w:tc>
-          <w:tcPr>
-            <w:tcW w:w="3398" w:type="dxa"/>
-            <w:tcBorders>
-              <w:top w:val="single" w:sz="4" w:space="0" w:color="000000"/>
-              <w:left w:val="single" w:sz="4" w:space="0" w:color="000000"/>
-              <w:bottom w:val="single" w:sz="4" w:space="0" w:color="000000"/>
-              <w:right w:val="single" w:sz="4" w:space="0" w:color="000000"/>
-            </w:tcBorders>
-          </w:tcPr>
-          <w:p>
-            <w:pPr>
-              <w:pStyle w:val="Normal"/>
-              <w:spacing w:before="0" w:after="80"/>
-              <w:rPr/>
-            </w:pPr>
-            <w:r>
-              <w:rPr/>
+        <w:tc>
+          <w:tcPr>
+            <w:tcW w:w="3399" w:type="dxa"/>
+            <w:tcBorders>
+              <w:top w:val="single" w:sz="4" w:space="0" w:color="000000"/>
+              <w:left w:val="single" w:sz="4" w:space="0" w:color="000000"/>
+              <w:bottom w:val="single" w:sz="4" w:space="0" w:color="000000"/>
+              <w:right w:val="single" w:sz="4" w:space="0" w:color="000000"/>
+            </w:tcBorders>
+          </w:tcPr>
+          <w:p>
+            <w:pPr>
+              <w:spacing w:after="80"/>
+            </w:pPr>
+            <w:r>
+              <w:lastRenderedPageBreak/>
               <w:t>A short reflection</w:t>
             </w:r>
           </w:p>
         </w:tc>
         <w:tc>
           <w:tcPr>
-            <w:tcW w:w="5961" w:type="dxa"/>
-            <w:tcBorders>
-              <w:top w:val="single" w:sz="4" w:space="0" w:color="000000"/>
-              <w:left w:val="single" w:sz="4" w:space="0" w:color="000000"/>
-              <w:bottom w:val="single" w:sz="4" w:space="0" w:color="000000"/>
-              <w:right w:val="single" w:sz="4" w:space="0" w:color="000000"/>
-            </w:tcBorders>
-          </w:tcPr>
-          <w:p>
-            <w:pPr>
-              <w:pStyle w:val="Normal"/>
-              <w:spacing w:before="0" w:after="80"/>
-              <w:rPr/>
+            <w:tcW w:w="5960" w:type="dxa"/>
+            <w:tcBorders>
+              <w:top w:val="single" w:sz="4" w:space="0" w:color="000000"/>
+              <w:left w:val="single" w:sz="4" w:space="0" w:color="000000"/>
+              <w:bottom w:val="single" w:sz="4" w:space="0" w:color="000000"/>
+              <w:right w:val="single" w:sz="4" w:space="0" w:color="000000"/>
+            </w:tcBorders>
+          </w:tcPr>
+          <w:p>
+            <w:pPr>
+              <w:spacing w:after="80"/>
             </w:pPr>
             <w:r>
               <w:rPr>
@@ -4387,8 +3785,10 @@
     <w:p>
       <w:pPr>
         <w:pStyle w:val="Heading2"/>
-        <w:spacing w:before="240" w:after="100"/>
-        <w:rPr/>
+        <w:spacing w:after="100"/>
+        <w:rPr>
+          <w:rFonts w:hint="eastAsia"/>
+        </w:rPr>
       </w:pPr>
       <w:r>
         <w:rPr>
@@ -4401,12 +3801,9 @@
     </w:p>
     <w:p>
       <w:pPr>
-        <w:pStyle w:val="Normal"/>
-        <w:spacing w:before="0" w:after="100"/>
-        <w:rPr/>
+        <w:spacing w:after="100"/>
       </w:pPr>
       <w:r>
-        <w:rPr/>
         <w:t xml:space="preserve">The autograder enforces this exactly. ZIP named </w:t>
       </w:r>
       <w:r>
@@ -4420,31 +3817,22 @@
         <w:t>A2_&lt;your team id&gt;.zip</w:t>
       </w:r>
       <w:r>
-        <w:rPr/>
         <w:t>, containing:</w:t>
       </w:r>
     </w:p>
     <w:tbl>
       <w:tblPr>
         <w:tblW w:w="9360" w:type="dxa"/>
-        <w:jc w:val="left"/>
-        <w:tblInd w:w="0" w:type="dxa"/>
         <w:tblLayout w:type="fixed"/>
-        <w:tblCellMar>
-          <w:top w:w="0" w:type="dxa"/>
-          <w:left w:w="108" w:type="dxa"/>
-          <w:bottom w:w="0" w:type="dxa"/>
-          <w:right w:w="108" w:type="dxa"/>
-        </w:tblCellMar>
-        <w:tblLook w:firstRow="1" w:noVBand="1" w:lastRow="0" w:firstColumn="1" w:lastColumn="0" w:noHBand="0" w:val="04a0"/>
+        <w:tblLook w:val="04A0" w:firstRow="1" w:lastRow="0" w:firstColumn="1" w:lastColumn="0" w:noHBand="0" w:noVBand="1"/>
       </w:tblPr>
       <w:tblGrid>
         <w:gridCol w:w="3800"/>
-        <w:gridCol w:w="5559"/>
+        <w:gridCol w:w="5560"/>
       </w:tblGrid>
       <w:tr>
         <w:trPr>
-          <w:tblHeader w:val="true"/>
+          <w:tblHeader/>
         </w:trPr>
         <w:tc>
           <w:tcPr>
@@ -4455,13 +3843,11 @@
               <w:bottom w:val="single" w:sz="4" w:space="0" w:color="000000"/>
               <w:right w:val="single" w:sz="4" w:space="0" w:color="000000"/>
             </w:tcBorders>
-            <w:shd w:color="auto" w:fill="1F3864" w:val="clear"/>
-          </w:tcPr>
-          <w:p>
-            <w:pPr>
-              <w:pStyle w:val="Normal"/>
-              <w:spacing w:before="0" w:after="80"/>
-              <w:rPr/>
+            <w:shd w:val="clear" w:color="auto" w:fill="1F3864"/>
+          </w:tcPr>
+          <w:p>
+            <w:pPr>
+              <w:spacing w:after="80"/>
             </w:pPr>
             <w:r>
               <w:rPr>
@@ -4482,13 +3868,11 @@
               <w:bottom w:val="single" w:sz="4" w:space="0" w:color="000000"/>
               <w:right w:val="single" w:sz="4" w:space="0" w:color="000000"/>
             </w:tcBorders>
-            <w:shd w:color="auto" w:fill="1F3864" w:val="clear"/>
-          </w:tcPr>
-          <w:p>
-            <w:pPr>
-              <w:pStyle w:val="Normal"/>
-              <w:spacing w:before="0" w:after="80"/>
-              <w:rPr/>
+            <w:shd w:val="clear" w:color="auto" w:fill="1F3864"/>
+          </w:tcPr>
+          <w:p>
+            <w:pPr>
+              <w:spacing w:after="80"/>
             </w:pPr>
             <w:r>
               <w:rPr>
@@ -4502,7 +3886,6 @@
         </w:tc>
       </w:tr>
       <w:tr>
-        <w:trPr/>
         <w:tc>
           <w:tcPr>
             <w:tcW w:w="3800" w:type="dxa"/>
@@ -4515,12 +3898,9 @@
           </w:tcPr>
           <w:p>
             <w:pPr>
-              <w:pStyle w:val="Normal"/>
-              <w:spacing w:before="0" w:after="80"/>
-              <w:rPr/>
-            </w:pPr>
-            <w:r>
-              <w:rPr/>
+              <w:spacing w:after="80"/>
+            </w:pPr>
+            <w:r>
               <w:t>A2_form.docx</w:t>
             </w:r>
           </w:p>
@@ -4537,19 +3917,15 @@
           </w:tcPr>
           <w:p>
             <w:pPr>
-              <w:pStyle w:val="Normal"/>
-              <w:spacing w:before="0" w:after="80"/>
-              <w:rPr/>
-            </w:pPr>
-            <w:r>
-              <w:rPr/>
+              <w:spacing w:after="80"/>
+            </w:pPr>
+            <w:r>
               <w:t>this filled form</w:t>
             </w:r>
           </w:p>
         </w:tc>
       </w:tr>
       <w:tr>
-        <w:trPr/>
         <w:tc>
           <w:tcPr>
             <w:tcW w:w="3800" w:type="dxa"/>
@@ -4562,12 +3938,9 @@
           </w:tcPr>
           <w:p>
             <w:pPr>
-              <w:pStyle w:val="Normal"/>
-              <w:spacing w:before="0" w:after="80"/>
-              <w:rPr/>
-            </w:pPr>
-            <w:r>
-              <w:rPr/>
+              <w:spacing w:after="80"/>
+            </w:pPr>
+            <w:r>
               <w:t>src/doc_agent/  (ingest, vision, index)</w:t>
             </w:r>
           </w:p>
@@ -4584,19 +3957,15 @@
           </w:tcPr>
           <w:p>
             <w:pPr>
-              <w:pStyle w:val="Normal"/>
-              <w:spacing w:before="0" w:after="80"/>
-              <w:rPr/>
-            </w:pPr>
-            <w:r>
-              <w:rPr/>
+              <w:spacing w:after="80"/>
+            </w:pPr>
+            <w:r>
               <w:t>the implemented knowledge-base stages</w:t>
             </w:r>
           </w:p>
         </w:tc>
       </w:tr>
       <w:tr>
-        <w:trPr/>
         <w:tc>
           <w:tcPr>
             <w:tcW w:w="3800" w:type="dxa"/>
@@ -4609,12 +3978,9 @@
           </w:tcPr>
           <w:p>
             <w:pPr>
-              <w:pStyle w:val="Normal"/>
-              <w:spacing w:before="0" w:after="80"/>
-              <w:rPr/>
-            </w:pPr>
-            <w:r>
-              <w:rPr/>
+              <w:spacing w:after="80"/>
+            </w:pPr>
+            <w:r>
               <w:t>scripts/build_index.sh</w:t>
             </w:r>
           </w:p>
@@ -4631,19 +3997,15 @@
           </w:tcPr>
           <w:p>
             <w:pPr>
-              <w:pStyle w:val="Normal"/>
-              <w:spacing w:before="0" w:after="80"/>
-              <w:rPr/>
-            </w:pPr>
-            <w:r>
-              <w:rPr/>
+              <w:spacing w:after="80"/>
+            </w:pPr>
+            <w:r>
               <w:t>builds the vector index (edit the stub)</w:t>
             </w:r>
           </w:p>
         </w:tc>
       </w:tr>
       <w:tr>
-        <w:trPr/>
         <w:tc>
           <w:tcPr>
             <w:tcW w:w="3800" w:type="dxa"/>
@@ -4656,12 +4018,9 @@
           </w:tcPr>
           <w:p>
             <w:pPr>
-              <w:pStyle w:val="Normal"/>
-              <w:spacing w:before="0" w:after="80"/>
-              <w:rPr/>
-            </w:pPr>
-            <w:r>
-              <w:rPr/>
+              <w:spacing w:after="80"/>
+            </w:pPr>
+            <w:r>
               <w:t>notebooks/kb_demo.ipynb</w:t>
             </w:r>
           </w:p>
@@ -4678,19 +4037,15 @@
           </w:tcPr>
           <w:p>
             <w:pPr>
-              <w:pStyle w:val="Normal"/>
-              <w:spacing w:before="0" w:after="80"/>
-              <w:rPr/>
-            </w:pPr>
-            <w:r>
-              <w:rPr/>
+              <w:spacing w:after="80"/>
+            </w:pPr>
+            <w:r>
               <w:t>OCR quality + one retrieval example (edit the stub)</w:t>
             </w:r>
           </w:p>
         </w:tc>
       </w:tr>
       <w:tr>
-        <w:trPr/>
         <w:tc>
           <w:tcPr>
             <w:tcW w:w="3800" w:type="dxa"/>
@@ -4703,12 +4058,9 @@
           </w:tcPr>
           <w:p>
             <w:pPr>
-              <w:pStyle w:val="Normal"/>
-              <w:spacing w:before="0" w:after="80"/>
-              <w:rPr/>
-            </w:pPr>
-            <w:r>
-              <w:rPr/>
+              <w:spacing w:after="80"/>
+            </w:pPr>
+            <w:r>
               <w:t>reports/pipeline_diagram.md</w:t>
             </w:r>
           </w:p>
@@ -4725,19 +4077,15 @@
           </w:tcPr>
           <w:p>
             <w:pPr>
-              <w:pStyle w:val="Normal"/>
-              <w:spacing w:before="0" w:after="80"/>
-              <w:rPr/>
-            </w:pPr>
-            <w:r>
-              <w:rPr/>
+              <w:spacing w:after="80"/>
+            </w:pPr>
+            <w:r>
               <w:t>a diagram of the knowledge-base pipeline (edit the stub)</w:t>
             </w:r>
           </w:p>
         </w:tc>
       </w:tr>
       <w:tr>
-        <w:trPr/>
         <w:tc>
           <w:tcPr>
             <w:tcW w:w="3800" w:type="dxa"/>
@@ -4750,12 +4098,9 @@
           </w:tcPr>
           <w:p>
             <w:pPr>
-              <w:pStyle w:val="Normal"/>
-              <w:spacing w:before="0" w:after="80"/>
-              <w:rPr/>
-            </w:pPr>
-            <w:r>
-              <w:rPr/>
+              <w:spacing w:after="80"/>
+            </w:pPr>
+            <w:r>
               <w:t>configs/design_choices.md</w:t>
             </w:r>
           </w:p>
@@ -4772,19 +4117,15 @@
           </w:tcPr>
           <w:p>
             <w:pPr>
-              <w:pStyle w:val="Normal"/>
-              <w:spacing w:before="0" w:after="80"/>
-              <w:rPr/>
-            </w:pPr>
-            <w:r>
-              <w:rPr/>
+              <w:spacing w:after="80"/>
+            </w:pPr>
+            <w:r>
               <w:t>updated with Stages 1–4</w:t>
             </w:r>
           </w:p>
         </w:tc>
       </w:tr>
       <w:tr>
-        <w:trPr/>
         <w:tc>
           <w:tcPr>
             <w:tcW w:w="3800" w:type="dxa"/>
@@ -4797,12 +4138,9 @@
           </w:tcPr>
           <w:p>
             <w:pPr>
-              <w:pStyle w:val="Normal"/>
-              <w:spacing w:before="0" w:after="80"/>
-              <w:rPr/>
-            </w:pPr>
-            <w:r>
-              <w:rPr/>
+              <w:spacing w:after="80"/>
+            </w:pPr>
+            <w:r>
               <w:t>transcripts/&lt;student number&gt;.txt  ×3</w:t>
             </w:r>
           </w:p>
@@ -4819,12 +4157,9 @@
           </w:tcPr>
           <w:p>
             <w:pPr>
-              <w:pStyle w:val="Normal"/>
-              <w:spacing w:before="0" w:after="80"/>
-              <w:rPr/>
-            </w:pPr>
-            <w:r>
-              <w:rPr/>
+              <w:spacing w:after="80"/>
+            </w:pPr>
+            <w:r>
               <w:t>one AI-chat transcript per member</w:t>
             </w:r>
           </w:p>
@@ -4834,8 +4169,10 @@
     <w:p>
       <w:pPr>
         <w:pStyle w:val="Heading2"/>
-        <w:spacing w:before="240" w:after="100"/>
-        <w:rPr/>
+        <w:spacing w:after="100"/>
+        <w:rPr>
+          <w:rFonts w:hint="eastAsia"/>
+        </w:rPr>
       </w:pPr>
       <w:r>
         <w:rPr>
@@ -4849,23 +4186,14 @@
     <w:tbl>
       <w:tblPr>
         <w:tblW w:w="9360" w:type="dxa"/>
-        <w:jc w:val="left"/>
-        <w:tblInd w:w="0" w:type="dxa"/>
         <w:tblLayout w:type="fixed"/>
-        <w:tblCellMar>
-          <w:top w:w="0" w:type="dxa"/>
-          <w:left w:w="108" w:type="dxa"/>
-          <w:bottom w:w="0" w:type="dxa"/>
-          <w:right w:w="108" w:type="dxa"/>
-        </w:tblCellMar>
-        <w:tblLook w:firstRow="1" w:noVBand="1" w:lastRow="0" w:firstColumn="1" w:lastColumn="0" w:noHBand="0" w:val="04a0"/>
+        <w:tblLook w:val="04A0" w:firstRow="1" w:lastRow="0" w:firstColumn="1" w:lastColumn="0" w:noHBand="0" w:noVBand="1"/>
       </w:tblPr>
       <w:tblGrid>
-        <w:gridCol w:w="7359"/>
+        <w:gridCol w:w="7360"/>
         <w:gridCol w:w="2000"/>
       </w:tblGrid>
       <w:tr>
-        <w:trPr/>
         <w:tc>
           <w:tcPr>
             <w:tcW w:w="9359" w:type="dxa"/>
@@ -4876,13 +4204,11 @@
               <w:bottom w:val="single" w:sz="4" w:space="0" w:color="000000"/>
               <w:right w:val="single" w:sz="4" w:space="0" w:color="000000"/>
             </w:tcBorders>
-            <w:shd w:color="auto" w:fill="D9E1F2" w:val="clear"/>
-          </w:tcPr>
-          <w:p>
-            <w:pPr>
-              <w:pStyle w:val="Normal"/>
-              <w:spacing w:before="0" w:after="60"/>
-              <w:rPr/>
+            <w:shd w:val="clear" w:color="auto" w:fill="D9E1F2"/>
+          </w:tcPr>
+          <w:p>
+            <w:pPr>
+              <w:spacing w:after="60"/>
             </w:pPr>
             <w:r>
               <w:rPr>
@@ -4892,14 +4218,12 @@
               <w:t xml:space="preserve">Grounding gate: </w:t>
             </w:r>
             <w:r>
-              <w:rPr/>
               <w:t>every claim in the form must match your own code, index, and notebook outputs. Numbers with no notebook evidence score zero for that item.</w:t>
             </w:r>
           </w:p>
         </w:tc>
       </w:tr>
       <w:tr>
-        <w:trPr/>
         <w:tc>
           <w:tcPr>
             <w:tcW w:w="7359" w:type="dxa"/>
@@ -4909,13 +4233,11 @@
               <w:bottom w:val="single" w:sz="4" w:space="0" w:color="000000"/>
               <w:right w:val="single" w:sz="4" w:space="0" w:color="000000"/>
             </w:tcBorders>
-            <w:shd w:color="auto" w:fill="1F3864" w:val="clear"/>
-          </w:tcPr>
-          <w:p>
-            <w:pPr>
-              <w:pStyle w:val="Normal"/>
-              <w:spacing w:before="0" w:after="80"/>
-              <w:rPr/>
+            <w:shd w:val="clear" w:color="auto" w:fill="1F3864"/>
+          </w:tcPr>
+          <w:p>
+            <w:pPr>
+              <w:spacing w:after="80"/>
             </w:pPr>
             <w:r>
               <w:rPr>
@@ -4936,13 +4258,11 @@
               <w:bottom w:val="single" w:sz="4" w:space="0" w:color="000000"/>
               <w:right w:val="single" w:sz="4" w:space="0" w:color="000000"/>
             </w:tcBorders>
-            <w:shd w:color="auto" w:fill="1F3864" w:val="clear"/>
-          </w:tcPr>
-          <w:p>
-            <w:pPr>
-              <w:pStyle w:val="Normal"/>
-              <w:spacing w:before="0" w:after="80"/>
-              <w:rPr/>
+            <w:shd w:val="clear" w:color="auto" w:fill="1F3864"/>
+          </w:tcPr>
+          <w:p>
+            <w:pPr>
+              <w:spacing w:after="80"/>
             </w:pPr>
             <w:r>
               <w:rPr>
@@ -4956,7 +4276,6 @@
         </w:tc>
       </w:tr>
       <w:tr>
-        <w:trPr/>
         <w:tc>
           <w:tcPr>
             <w:tcW w:w="7359" w:type="dxa"/>
@@ -4969,12 +4288,9 @@
           </w:tcPr>
           <w:p>
             <w:pPr>
-              <w:pStyle w:val="Normal"/>
-              <w:spacing w:before="0" w:after="80"/>
-              <w:rPr/>
-            </w:pPr>
-            <w:r>
-              <w:rPr/>
+              <w:spacing w:after="80"/>
+            </w:pPr>
+            <w:r>
               <w:t>Section 1 — recap accurate and consistent with A1</w:t>
             </w:r>
           </w:p>
@@ -4991,19 +4307,15 @@
           </w:tcPr>
           <w:p>
             <w:pPr>
-              <w:pStyle w:val="Normal"/>
-              <w:spacing w:before="0" w:after="80"/>
-              <w:rPr/>
-            </w:pPr>
-            <w:r>
-              <w:rPr/>
+              <w:spacing w:after="80"/>
+            </w:pPr>
+            <w:r>
               <w:t>5</w:t>
             </w:r>
           </w:p>
         </w:tc>
       </w:tr>
       <w:tr>
-        <w:trPr/>
         <w:tc>
           <w:tcPr>
             <w:tcW w:w="7359" w:type="dxa"/>
@@ -5016,12 +4328,9 @@
           </w:tcPr>
           <w:p>
             <w:pPr>
-              <w:pStyle w:val="Normal"/>
-              <w:spacing w:before="0" w:after="80"/>
-              <w:rPr/>
-            </w:pPr>
-            <w:r>
-              <w:rPr/>
+              <w:spacing w:after="80"/>
+            </w:pPr>
+            <w:r>
               <w:t>Section 2 — structure and invariances identified correctly</w:t>
             </w:r>
           </w:p>
@@ -5038,19 +4347,15 @@
           </w:tcPr>
           <w:p>
             <w:pPr>
-              <w:pStyle w:val="Normal"/>
-              <w:spacing w:before="0" w:after="80"/>
-              <w:rPr/>
-            </w:pPr>
-            <w:r>
-              <w:rPr/>
+              <w:spacing w:after="80"/>
+            </w:pPr>
+            <w:r>
               <w:t>10</w:t>
             </w:r>
           </w:p>
         </w:tc>
       </w:tr>
       <w:tr>
-        <w:trPr/>
         <w:tc>
           <w:tcPr>
             <w:tcW w:w="7359" w:type="dxa"/>
@@ -5063,12 +4368,9 @@
           </w:tcPr>
           <w:p>
             <w:pPr>
-              <w:pStyle w:val="Normal"/>
-              <w:spacing w:before="0" w:after="80"/>
-              <w:rPr/>
-            </w:pPr>
-            <w:r>
-              <w:rPr/>
+              <w:spacing w:after="80"/>
+            </w:pPr>
+            <w:r>
               <w:t>Section 3 — options compared, with ≥1 reproduced published/pretrained method</w:t>
             </w:r>
           </w:p>
@@ -5085,19 +4387,15 @@
           </w:tcPr>
           <w:p>
             <w:pPr>
-              <w:pStyle w:val="Normal"/>
-              <w:spacing w:before="0" w:after="80"/>
-              <w:rPr/>
-            </w:pPr>
-            <w:r>
-              <w:rPr/>
+              <w:spacing w:after="80"/>
+            </w:pPr>
+            <w:r>
               <w:t>20</w:t>
             </w:r>
           </w:p>
         </w:tc>
       </w:tr>
       <w:tr>
-        <w:trPr/>
         <w:tc>
           <w:tcPr>
             <w:tcW w:w="7359" w:type="dxa"/>
@@ -5110,12 +4408,9 @@
           </w:tcPr>
           <w:p>
             <w:pPr>
-              <w:pStyle w:val="Normal"/>
-              <w:spacing w:before="0" w:after="80"/>
-              <w:rPr/>
-            </w:pPr>
-            <w:r>
-              <w:rPr/>
+              <w:spacing w:after="80"/>
+            </w:pPr>
+            <w:r>
               <w:t>Section 4 — knowledge base built; models and parameters justified</w:t>
             </w:r>
           </w:p>
@@ -5132,19 +4427,15 @@
           </w:tcPr>
           <w:p>
             <w:pPr>
-              <w:pStyle w:val="Normal"/>
-              <w:spacing w:before="0" w:after="80"/>
-              <w:rPr/>
-            </w:pPr>
-            <w:r>
-              <w:rPr/>
+              <w:spacing w:after="80"/>
+            </w:pPr>
+            <w:r>
               <w:t>20</w:t>
             </w:r>
           </w:p>
         </w:tc>
       </w:tr>
       <w:tr>
-        <w:trPr/>
         <w:tc>
           <w:tcPr>
             <w:tcW w:w="7359" w:type="dxa"/>
@@ -5157,12 +4448,9 @@
           </w:tcPr>
           <w:p>
             <w:pPr>
-              <w:pStyle w:val="Normal"/>
-              <w:spacing w:before="0" w:after="80"/>
-              <w:rPr/>
-            </w:pPr>
-            <w:r>
-              <w:rPr/>
+              <w:spacing w:after="80"/>
+            </w:pPr>
+            <w:r>
               <w:t>Section 5 — real evidence: OCR quality + a working retrieval</w:t>
             </w:r>
           </w:p>
@@ -5179,19 +4467,15 @@
           </w:tcPr>
           <w:p>
             <w:pPr>
-              <w:pStyle w:val="Normal"/>
-              <w:spacing w:before="0" w:after="80"/>
-              <w:rPr/>
-            </w:pPr>
-            <w:r>
-              <w:rPr/>
+              <w:spacing w:after="80"/>
+            </w:pPr>
+            <w:r>
               <w:t>25</w:t>
             </w:r>
           </w:p>
         </w:tc>
       </w:tr>
       <w:tr>
-        <w:trPr/>
         <w:tc>
           <w:tcPr>
             <w:tcW w:w="7359" w:type="dxa"/>
@@ -5204,12 +4488,9 @@
           </w:tcPr>
           <w:p>
             <w:pPr>
-              <w:pStyle w:val="Normal"/>
-              <w:spacing w:before="0" w:after="80"/>
-              <w:rPr/>
-            </w:pPr>
-            <w:r>
-              <w:rPr/>
+              <w:spacing w:after="80"/>
+            </w:pPr>
+            <w:r>
               <w:t>Section 6 — a concrete, sensible plan for A3</w:t>
             </w:r>
           </w:p>
@@ -5226,19 +4507,15 @@
           </w:tcPr>
           <w:p>
             <w:pPr>
-              <w:pStyle w:val="Normal"/>
-              <w:spacing w:before="0" w:after="80"/>
-              <w:rPr/>
-            </w:pPr>
-            <w:r>
-              <w:rPr/>
+              <w:spacing w:after="80"/>
+            </w:pPr>
+            <w:r>
               <w:t>5</w:t>
             </w:r>
           </w:p>
         </w:tc>
       </w:tr>
       <w:tr>
-        <w:trPr/>
         <w:tc>
           <w:tcPr>
             <w:tcW w:w="7359" w:type="dxa"/>
@@ -5251,12 +4528,9 @@
           </w:tcPr>
           <w:p>
             <w:pPr>
-              <w:pStyle w:val="Normal"/>
-              <w:spacing w:before="0" w:after="80"/>
-              <w:rPr/>
-            </w:pPr>
-            <w:r>
-              <w:rPr/>
+              <w:spacing w:after="80"/>
+            </w:pPr>
+            <w:r>
               <w:t>Section 7 — eight-facet design table for Stages 1–4</w:t>
             </w:r>
           </w:p>
@@ -5273,19 +4547,15 @@
           </w:tcPr>
           <w:p>
             <w:pPr>
-              <w:pStyle w:val="Normal"/>
-              <w:spacing w:before="0" w:after="80"/>
-              <w:rPr/>
-            </w:pPr>
-            <w:r>
-              <w:rPr/>
+              <w:spacing w:after="80"/>
+            </w:pPr>
+            <w:r>
               <w:t>10</w:t>
             </w:r>
           </w:p>
         </w:tc>
       </w:tr>
       <w:tr>
-        <w:trPr/>
         <w:tc>
           <w:tcPr>
             <w:tcW w:w="7359" w:type="dxa"/>
@@ -5298,12 +4568,9 @@
           </w:tcPr>
           <w:p>
             <w:pPr>
-              <w:pStyle w:val="Normal"/>
-              <w:spacing w:before="0" w:after="80"/>
-              <w:rPr/>
-            </w:pPr>
-            <w:r>
-              <w:rPr/>
+              <w:spacing w:after="80"/>
+            </w:pPr>
+            <w:r>
               <w:t>Section 8 + submission structure correct</w:t>
             </w:r>
           </w:p>
@@ -5320,46 +4587,33 @@
           </w:tcPr>
           <w:p>
             <w:pPr>
-              <w:pStyle w:val="Normal"/>
-              <w:spacing w:before="0" w:after="80"/>
-              <w:rPr/>
-            </w:pPr>
-            <w:r>
-              <w:rPr/>
+              <w:spacing w:after="80"/>
+            </w:pPr>
+            <w:r>
               <w:t>5</w:t>
             </w:r>
           </w:p>
         </w:tc>
       </w:tr>
     </w:tbl>
-    <w:p>
-      <w:pPr>
-        <w:pStyle w:val="Normal"/>
-        <w:rPr/>
-      </w:pPr>
-      <w:r>
-        <w:rPr/>
-      </w:r>
-    </w:p>
+    <w:p/>
     <w:sectPr>
-      <w:type w:val="nextPage"/>
       <w:pgSz w:w="12240" w:h="15840"/>
-      <w:pgMar w:left="1440" w:right="1440" w:gutter="0" w:header="0" w:top="1440" w:footer="0" w:bottom="1440"/>
-      <w:pgNumType w:fmt="decimal"/>
-      <w:formProt w:val="false"/>
-      <w:textDirection w:val="lrTb"/>
-      <w:docGrid w:type="default" w:linePitch="360" w:charSpace="0"/>
+      <w:pgMar w:top="1440" w:right="1440" w:bottom="1440" w:left="1440" w:header="0" w:footer="0" w:gutter="0"/>
+      <w:cols w:space="720"/>
+      <w:formProt w:val="0"/>
+      <w:docGrid w:linePitch="360"/>
     </w:sectPr>
   </w:body>
 </w:document>
 </file>
 
 <file path=word/styles.xml><?xml version="1.0" encoding="utf-8"?>
-<w:styles xmlns:w="http://schemas.openxmlformats.org/wordprocessingml/2006/main" xmlns:w14="http://schemas.microsoft.com/office/word/2010/wordml" xmlns:mc="http://schemas.openxmlformats.org/markup-compatibility/2006" mc:Ignorable="w14">
+<w:styles xmlns:mc="http://schemas.openxmlformats.org/markup-compatibility/2006" xmlns:r="http://schemas.openxmlformats.org/officeDocument/2006/relationships" xmlns:w="http://schemas.openxmlformats.org/wordprocessingml/2006/main" xmlns:w14="http://schemas.microsoft.com/office/word/2010/wordml" xmlns:w15="http://schemas.microsoft.com/office/word/2012/wordml" xmlns:w16cex="http://schemas.microsoft.com/office/word/2018/wordml/cex" xmlns:w16cid="http://schemas.microsoft.com/office/word/2016/wordml/cid" xmlns:w16="http://schemas.microsoft.com/office/word/2018/wordml" xmlns:w16sdtdh="http://schemas.microsoft.com/office/word/2020/wordml/sdtdatahash" xmlns:w16se="http://schemas.microsoft.com/office/word/2015/wordml/symex" mc:Ignorable="w14 w15 w16se w16cid w16 w16cex w16sdtdh">
   <w:docDefaults>
     <w:rPrDefault>
       <w:rPr>
-        <w:rFonts w:ascii="Calibri" w:hAnsi="Calibri" w:eastAsia="Calibri" w:cs="Calibri"/>
+        <w:rFonts w:ascii="Calibri" w:eastAsia="Calibri" w:hAnsi="Calibri" w:cs="Calibri"/>
         <w:sz w:val="21"/>
         <w:szCs w:val="21"/>
         <w:lang w:val="en-US" w:eastAsia="zh-CN" w:bidi="hi-IN"/>
@@ -5367,21 +4621,21 @@
     </w:rPrDefault>
     <w:pPrDefault>
       <w:pPr>
-        <w:suppressAutoHyphens w:val="true"/>
+        <w:suppressAutoHyphens/>
       </w:pPr>
     </w:pPrDefault>
   </w:docDefaults>
   <w:latentStyles w:defLockedState="0" w:defUIPriority="99" w:defSemiHidden="0" w:defUnhideWhenUsed="0" w:defQFormat="0" w:count="376">
     <w:lsdException w:name="Normal" w:uiPriority="0" w:qFormat="1"/>
     <w:lsdException w:name="heading 1" w:uiPriority="9" w:qFormat="1"/>
-    <w:lsdException w:name="heading 2" w:uiPriority="9" w:semiHidden="1" w:unhideWhenUsed="1" w:qFormat="1"/>
-    <w:lsdException w:name="heading 3" w:uiPriority="9" w:semiHidden="1" w:unhideWhenUsed="1" w:qFormat="1"/>
-    <w:lsdException w:name="heading 4" w:uiPriority="9" w:semiHidden="1" w:unhideWhenUsed="1" w:qFormat="1"/>
-    <w:lsdException w:name="heading 5" w:uiPriority="9" w:semiHidden="1" w:unhideWhenUsed="1" w:qFormat="1"/>
-    <w:lsdException w:name="heading 6" w:uiPriority="9" w:semiHidden="1" w:unhideWhenUsed="1" w:qFormat="1"/>
-    <w:lsdException w:name="heading 7" w:uiPriority="9" w:semiHidden="1" w:unhideWhenUsed="1" w:qFormat="1"/>
-    <w:lsdException w:name="heading 8" w:uiPriority="9" w:semiHidden="1" w:unhideWhenUsed="1" w:qFormat="1"/>
-    <w:lsdException w:name="heading 9" w:uiPriority="9" w:semiHidden="1" w:unhideWhenUsed="1" w:qFormat="1"/>
+    <w:lsdException w:name="heading 2" w:semiHidden="1" w:uiPriority="9" w:unhideWhenUsed="1" w:qFormat="1"/>
+    <w:lsdException w:name="heading 3" w:semiHidden="1" w:uiPriority="9" w:unhideWhenUsed="1" w:qFormat="1"/>
+    <w:lsdException w:name="heading 4" w:semiHidden="1" w:uiPriority="9" w:unhideWhenUsed="1" w:qFormat="1"/>
+    <w:lsdException w:name="heading 5" w:semiHidden="1" w:uiPriority="9" w:unhideWhenUsed="1" w:qFormat="1"/>
+    <w:lsdException w:name="heading 6" w:semiHidden="1" w:uiPriority="9" w:unhideWhenUsed="1" w:qFormat="1"/>
+    <w:lsdException w:name="heading 7" w:semiHidden="1" w:uiPriority="9" w:unhideWhenUsed="1" w:qFormat="1"/>
+    <w:lsdException w:name="heading 8" w:semiHidden="1" w:uiPriority="9" w:unhideWhenUsed="1" w:qFormat="1"/>
+    <w:lsdException w:name="heading 9" w:semiHidden="1" w:uiPriority="9" w:unhideWhenUsed="1" w:qFormat="1"/>
     <w:lsdException w:name="index 1" w:semiHidden="1" w:unhideWhenUsed="1"/>
     <w:lsdException w:name="index 2" w:semiHidden="1" w:unhideWhenUsed="1"/>
     <w:lsdException w:name="index 3" w:semiHidden="1" w:unhideWhenUsed="1"/>
@@ -5391,22 +4645,22 @@
     <w:lsdException w:name="index 7" w:semiHidden="1" w:unhideWhenUsed="1"/>
     <w:lsdException w:name="index 8" w:semiHidden="1" w:unhideWhenUsed="1"/>
     <w:lsdException w:name="index 9" w:semiHidden="1" w:unhideWhenUsed="1"/>
-    <w:lsdException w:name="toc 1" w:uiPriority="39" w:semiHidden="1" w:unhideWhenUsed="1"/>
-    <w:lsdException w:name="toc 2" w:uiPriority="39" w:semiHidden="1" w:unhideWhenUsed="1"/>
-    <w:lsdException w:name="toc 3" w:uiPriority="39" w:semiHidden="1" w:unhideWhenUsed="1"/>
-    <w:lsdException w:name="toc 4" w:uiPriority="39" w:semiHidden="1" w:unhideWhenUsed="1"/>
-    <w:lsdException w:name="toc 5" w:uiPriority="39" w:semiHidden="1" w:unhideWhenUsed="1"/>
-    <w:lsdException w:name="toc 6" w:uiPriority="39" w:semiHidden="1" w:unhideWhenUsed="1"/>
-    <w:lsdException w:name="toc 7" w:uiPriority="39" w:semiHidden="1" w:unhideWhenUsed="1"/>
-    <w:lsdException w:name="toc 8" w:uiPriority="39" w:semiHidden="1" w:unhideWhenUsed="1"/>
-    <w:lsdException w:name="toc 9" w:uiPriority="39" w:semiHidden="1" w:unhideWhenUsed="1"/>
+    <w:lsdException w:name="toc 1" w:semiHidden="1" w:uiPriority="39" w:unhideWhenUsed="1"/>
+    <w:lsdException w:name="toc 2" w:semiHidden="1" w:uiPriority="39" w:unhideWhenUsed="1"/>
+    <w:lsdException w:name="toc 3" w:semiHidden="1" w:uiPriority="39" w:unhideWhenUsed="1"/>
+    <w:lsdException w:name="toc 4" w:semiHidden="1" w:uiPriority="39" w:unhideWhenUsed="1"/>
+    <w:lsdException w:name="toc 5" w:semiHidden="1" w:uiPriority="39" w:unhideWhenUsed="1"/>
+    <w:lsdException w:name="toc 6" w:semiHidden="1" w:uiPriority="39" w:unhideWhenUsed="1"/>
+    <w:lsdException w:name="toc 7" w:semiHidden="1" w:uiPriority="39" w:unhideWhenUsed="1"/>
+    <w:lsdException w:name="toc 8" w:semiHidden="1" w:uiPriority="39" w:unhideWhenUsed="1"/>
+    <w:lsdException w:name="toc 9" w:semiHidden="1" w:uiPriority="39" w:unhideWhenUsed="1"/>
     <w:lsdException w:name="Normal Indent" w:semiHidden="1" w:unhideWhenUsed="1"/>
     <w:lsdException w:name="footnote text" w:semiHidden="1" w:unhideWhenUsed="1"/>
     <w:lsdException w:name="annotation text" w:semiHidden="1" w:unhideWhenUsed="1"/>
     <w:lsdException w:name="header" w:semiHidden="1" w:unhideWhenUsed="1"/>
     <w:lsdException w:name="footer" w:semiHidden="1" w:unhideWhenUsed="1"/>
     <w:lsdException w:name="index heading" w:semiHidden="1" w:unhideWhenUsed="1"/>
-    <w:lsdException w:name="caption" w:uiPriority="35" w:semiHidden="1" w:unhideWhenUsed="1" w:qFormat="1"/>
+    <w:lsdException w:name="caption" w:semiHidden="1" w:uiPriority="35" w:unhideWhenUsed="1" w:qFormat="1"/>
     <w:lsdException w:name="table of figures" w:semiHidden="1" w:unhideWhenUsed="1"/>
     <w:lsdException w:name="envelope address" w:semiHidden="1" w:unhideWhenUsed="1"/>
     <w:lsdException w:name="envelope return" w:semiHidden="1" w:unhideWhenUsed="1"/>
@@ -5437,7 +4691,7 @@
     <w:lsdException w:name="Title" w:uiPriority="10" w:qFormat="1"/>
     <w:lsdException w:name="Closing" w:semiHidden="1" w:unhideWhenUsed="1"/>
     <w:lsdException w:name="Signature" w:semiHidden="1" w:unhideWhenUsed="1"/>
-    <w:lsdException w:name="Default Paragraph Font" w:uiPriority="1" w:semiHidden="1" w:unhideWhenUsed="1"/>
+    <w:lsdException w:name="Default Paragraph Font" w:semiHidden="1" w:uiPriority="1" w:unhideWhenUsed="1"/>
     <w:lsdException w:name="Body Text" w:semiHidden="1" w:unhideWhenUsed="1"/>
     <w:lsdException w:name="Body Text Indent" w:semiHidden="1" w:unhideWhenUsed="1"/>
     <w:lsdException w:name="List Continue" w:semiHidden="1" w:unhideWhenUsed="1"/>
@@ -5637,8 +4891,8 @@
     <w:lsdException w:name="Subtle Reference" w:uiPriority="31" w:qFormat="1"/>
     <w:lsdException w:name="Intense Reference" w:uiPriority="32" w:qFormat="1"/>
     <w:lsdException w:name="Book Title" w:uiPriority="33" w:qFormat="1"/>
-    <w:lsdException w:name="Bibliography" w:uiPriority="37" w:semiHidden="1" w:unhideWhenUsed="1"/>
-    <w:lsdException w:name="TOC Heading" w:uiPriority="39" w:semiHidden="1" w:unhideWhenUsed="1" w:qFormat="1"/>
+    <w:lsdException w:name="Bibliography" w:semiHidden="1" w:uiPriority="37" w:unhideWhenUsed="1"/>
+    <w:lsdException w:name="TOC Heading" w:semiHidden="1" w:uiPriority="39" w:unhideWhenUsed="1" w:qFormat="1"/>
     <w:lsdException w:name="Plain Table 1" w:uiPriority="41"/>
     <w:lsdException w:name="Plain Table 2" w:uiPriority="42"/>
     <w:lsdException w:name="Plain Table 3" w:uiPriority="43"/>
@@ -5749,24 +5003,9 @@
     <w:lsdException w:name="Unresolved Mention" w:semiHidden="1" w:unhideWhenUsed="1"/>
     <w:lsdException w:name="Smart Link" w:semiHidden="1" w:unhideWhenUsed="1"/>
   </w:latentStyles>
-  <w:style w:type="paragraph" w:styleId="Normal" w:default="1">
+  <w:style w:type="paragraph" w:default="1" w:styleId="Normal">
     <w:name w:val="Normal"/>
     <w:qFormat/>
-    <w:pPr>
-      <w:widowControl/>
-      <w:suppressAutoHyphens w:val="true"/>
-      <w:bidi w:val="0"/>
-      <w:spacing w:before="0" w:after="0"/>
-      <w:jc w:val="left"/>
-    </w:pPr>
-    <w:rPr>
-      <w:rFonts w:ascii="Calibri" w:hAnsi="Calibri" w:eastAsia="Calibri" w:cs="Calibri"/>
-      <w:color w:val="auto"/>
-      <w:kern w:val="0"/>
-      <w:sz w:val="21"/>
-      <w:szCs w:val="21"/>
-      <w:lang w:val="en-US" w:eastAsia="zh-CN" w:bidi="hi-IN"/>
-    </w:rPr>
   </w:style>
   <w:style w:type="paragraph" w:styleId="Heading1">
     <w:name w:val="heading 1"/>
@@ -5857,13 +5096,32 @@
       <w:color w:val="1F4D78"/>
     </w:rPr>
   </w:style>
-  <w:style w:type="character" w:styleId="DefaultParagraphFont" w:default="1">
+  <w:style w:type="character" w:default="1" w:styleId="DefaultParagraphFont">
     <w:name w:val="Default Paragraph Font"/>
     <w:uiPriority w:val="1"/>
     <w:semiHidden/>
     <w:unhideWhenUsed/>
-    <w:qFormat/>
-    <w:rPr/>
+  </w:style>
+  <w:style w:type="table" w:default="1" w:styleId="TableNormal">
+    <w:name w:val="Normal Table"/>
+    <w:uiPriority w:val="99"/>
+    <w:semiHidden/>
+    <w:unhideWhenUsed/>
+    <w:tblPr>
+      <w:tblInd w:w="0" w:type="dxa"/>
+      <w:tblCellMar>
+        <w:top w:w="0" w:type="dxa"/>
+        <w:left w:w="108" w:type="dxa"/>
+        <w:bottom w:w="0" w:type="dxa"/>
+        <w:right w:w="108" w:type="dxa"/>
+      </w:tblCellMar>
+    </w:tblPr>
+  </w:style>
+  <w:style w:type="numbering" w:default="1" w:styleId="NoList">
+    <w:name w:val="No List"/>
+    <w:uiPriority w:val="99"/>
+    <w:semiHidden/>
+    <w:unhideWhenUsed/>
   </w:style>
   <w:style w:type="character" w:styleId="Hyperlink">
     <w:name w:val="Hyperlink"/>
@@ -5874,8 +5132,8 @@
       <w:u w:val="single"/>
     </w:rPr>
   </w:style>
-  <w:style w:type="character" w:styleId="FootnoteCharactersuser" w:customStyle="1">
-    <w:name w:val="Footnote Characters (user)"/>
+  <w:style w:type="character" w:customStyle="1" w:styleId="FootnoteCharacters">
+    <w:name w:val="Footnote Characters"/>
     <w:uiPriority w:val="99"/>
     <w:semiHidden/>
     <w:unhideWhenUsed/>
@@ -5884,8 +5142,8 @@
       <w:vertAlign w:val="superscript"/>
     </w:rPr>
   </w:style>
-  <w:style w:type="character" w:styleId="FootnoteCharacters" w:customStyle="1">
-    <w:name w:val="Footnote Characters"/>
+  <w:style w:type="character" w:customStyle="1" w:styleId="FootnoteCharactersuser">
+    <w:name w:val="Footnote Characters (user)"/>
     <w:qFormat/>
     <w:rPr>
       <w:vertAlign w:val="superscript"/>
@@ -5897,7 +5155,7 @@
       <w:vertAlign w:val="superscript"/>
     </w:rPr>
   </w:style>
-  <w:style w:type="character" w:styleId="FootnoteTextChar" w:customStyle="1">
+  <w:style w:type="character" w:customStyle="1" w:styleId="FootnoteTextChar">
     <w:name w:val="Footnote Text Char"/>
     <w:link w:val="FootnoteText"/>
     <w:uiPriority w:val="99"/>
@@ -5909,8 +5167,8 @@
       <w:szCs w:val="20"/>
     </w:rPr>
   </w:style>
-  <w:style w:type="character" w:styleId="EndnoteCharactersuser" w:customStyle="1">
-    <w:name w:val="Endnote Characters (user)"/>
+  <w:style w:type="character" w:customStyle="1" w:styleId="EndnoteCharacters">
+    <w:name w:val="Endnote Characters"/>
     <w:uiPriority w:val="99"/>
     <w:semiHidden/>
     <w:unhideWhenUsed/>
@@ -5919,8 +5177,8 @@
       <w:vertAlign w:val="superscript"/>
     </w:rPr>
   </w:style>
-  <w:style w:type="character" w:styleId="EndnoteCharacters" w:customStyle="1">
-    <w:name w:val="Endnote Characters"/>
+  <w:style w:type="character" w:customStyle="1" w:styleId="EndnoteCharactersuser">
+    <w:name w:val="Endnote Characters (user)"/>
     <w:qFormat/>
     <w:rPr>
       <w:vertAlign w:val="superscript"/>
@@ -5932,7 +5190,7 @@
       <w:vertAlign w:val="superscript"/>
     </w:rPr>
   </w:style>
-  <w:style w:type="character" w:styleId="EndnoteTextChar" w:customStyle="1">
+  <w:style w:type="character" w:customStyle="1" w:styleId="EndnoteTextChar">
     <w:name w:val="Endnote Text Char"/>
     <w:link w:val="EndnoteText"/>
     <w:uiPriority w:val="99"/>
@@ -5944,17 +5202,17 @@
       <w:szCs w:val="20"/>
     </w:rPr>
   </w:style>
-  <w:style w:type="paragraph" w:styleId="Heading" w:customStyle="1">
+  <w:style w:type="paragraph" w:customStyle="1" w:styleId="Heading">
     <w:name w:val="Heading"/>
     <w:basedOn w:val="Normal"/>
     <w:next w:val="BodyText"/>
     <w:qFormat/>
     <w:pPr>
-      <w:keepNext w:val="true"/>
+      <w:keepNext/>
       <w:spacing w:before="240" w:after="120"/>
     </w:pPr>
     <w:rPr>
-      <w:rFonts w:ascii="Liberation Sans" w:hAnsi="Liberation Sans" w:eastAsia="Microsoft YaHei" w:cs="Lucida Sans"/>
+      <w:rFonts w:ascii="Liberation Sans" w:eastAsia="Microsoft YaHei" w:hAnsi="Liberation Sans" w:cs="Lucida Sans"/>
       <w:sz w:val="28"/>
       <w:szCs w:val="28"/>
     </w:rPr>
@@ -5963,14 +5221,12 @@
     <w:name w:val="Body Text"/>
     <w:basedOn w:val="Normal"/>
     <w:pPr>
-      <w:spacing w:lineRule="auto" w:line="276" w:before="0" w:after="140"/>
+      <w:spacing w:after="140" w:line="276" w:lineRule="auto"/>
     </w:pPr>
-    <w:rPr/>
   </w:style>
   <w:style w:type="paragraph" w:styleId="List">
     <w:name w:val="List"/>
     <w:basedOn w:val="BodyText"/>
-    <w:pPr/>
     <w:rPr>
       <w:rFonts w:cs="Lucida Sans"/>
     </w:rPr>
@@ -5991,7 +5247,7 @@
       <w:szCs w:val="24"/>
     </w:rPr>
   </w:style>
-  <w:style w:type="paragraph" w:styleId="Index" w:customStyle="1">
+  <w:style w:type="paragraph" w:customStyle="1" w:styleId="Index">
     <w:name w:val="Index"/>
     <w:basedOn w:val="Normal"/>
     <w:qFormat/>
@@ -6007,51 +5263,22 @@
     <w:basedOn w:val="Heading"/>
     <w:uiPriority w:val="10"/>
     <w:qFormat/>
-    <w:pPr/>
     <w:rPr>
       <w:sz w:val="56"/>
       <w:szCs w:val="56"/>
     </w:rPr>
   </w:style>
-  <w:style w:type="paragraph" w:styleId="StrongEmphasis" w:customStyle="1">
+  <w:style w:type="paragraph" w:customStyle="1" w:styleId="StrongEmphasis">
     <w:name w:val="Strong Emphasis"/>
     <w:qFormat/>
-    <w:pPr>
-      <w:widowControl/>
-      <w:suppressAutoHyphens w:val="true"/>
-      <w:bidi w:val="0"/>
-      <w:spacing w:before="0" w:after="0"/>
-      <w:jc w:val="left"/>
-    </w:pPr>
     <w:rPr>
-      <w:rFonts w:ascii="Calibri" w:hAnsi="Calibri" w:eastAsia="Calibri" w:cs="Calibri"/>
       <w:b/>
       <w:bCs/>
-      <w:color w:val="auto"/>
-      <w:kern w:val="0"/>
-      <w:sz w:val="21"/>
-      <w:szCs w:val="21"/>
-      <w:lang w:val="en-US" w:eastAsia="zh-CN" w:bidi="hi-IN"/>
     </w:rPr>
   </w:style>
   <w:style w:type="paragraph" w:styleId="ListParagraph">
     <w:name w:val="List Paragraph"/>
     <w:qFormat/>
-    <w:pPr>
-      <w:widowControl/>
-      <w:suppressAutoHyphens w:val="true"/>
-      <w:bidi w:val="0"/>
-      <w:spacing w:before="0" w:after="0"/>
-      <w:jc w:val="left"/>
-    </w:pPr>
-    <w:rPr>
-      <w:rFonts w:ascii="Calibri" w:hAnsi="Calibri" w:eastAsia="Calibri" w:cs="Calibri"/>
-      <w:color w:val="auto"/>
-      <w:kern w:val="0"/>
-      <w:sz w:val="21"/>
-      <w:szCs w:val="21"/>
-      <w:lang w:val="en-US" w:eastAsia="zh-CN" w:bidi="hi-IN"/>
-    </w:rPr>
   </w:style>
   <w:style w:type="paragraph" w:styleId="FootnoteText">
     <w:name w:val="footnote text"/>
@@ -6060,7 +5287,6 @@
     <w:uiPriority w:val="99"/>
     <w:semiHidden/>
     <w:unhideWhenUsed/>
-    <w:pPr/>
     <w:rPr>
       <w:sz w:val="20"/>
       <w:szCs w:val="20"/>
@@ -6073,87 +5299,65 @@
     <w:uiPriority w:val="99"/>
     <w:semiHidden/>
     <w:unhideWhenUsed/>
-    <w:pPr/>
     <w:rPr>
       <w:sz w:val="20"/>
       <w:szCs w:val="20"/>
     </w:rPr>
   </w:style>
-  <w:style w:type="numbering" w:styleId="NoList" w:default="1">
-    <w:name w:val="No List"/>
-    <w:uiPriority w:val="99"/>
-    <w:semiHidden/>
-    <w:unhideWhenUsed/>
-    <w:qFormat/>
-  </w:style>
-  <w:style w:type="table" w:default="1" w:styleId="TableNormal">
-    <w:name w:val="Normal Table"/>
-    <w:uiPriority w:val="99"/>
-    <w:semiHidden/>
-    <w:unhideWhenUsed/>
-    <w:tblPr>
-      <w:tblCellMar>
-        <w:top w:w="0" w:type="dxa"/>
-        <w:left w:w="108" w:type="dxa"/>
-        <w:bottom w:w="0" w:type="dxa"/>
-        <w:right w:w="108" w:type="dxa"/>
-      </w:tblCellMar>
-    </w:tblPr>
-  </w:style>
 </w:styles>
 </file>
 
 <file path=word/theme/theme1.xml><?xml version="1.0" encoding="utf-8"?>
-<a:theme xmlns:a="http://schemas.openxmlformats.org/drawingml/2006/main" xmlns:r="http://schemas.openxmlformats.org/officeDocument/2006/relationships" name="Office">
+<a:theme xmlns:a="http://schemas.openxmlformats.org/drawingml/2006/main" name="Office">
   <a:themeElements>
     <a:clrScheme name="LibreOffice">
       <a:dk1>
         <a:srgbClr val="000000"/>
       </a:dk1>
       <a:lt1>
-        <a:srgbClr val="ffffff"/>
+        <a:srgbClr val="FFFFFF"/>
       </a:lt1>
       <a:dk2>
         <a:srgbClr val="000000"/>
       </a:dk2>
       <a:lt2>
-        <a:srgbClr val="ffffff"/>
+        <a:srgbClr val="FFFFFF"/>
       </a:lt2>
       <a:accent1>
-        <a:srgbClr val="18a303"/>
+        <a:srgbClr val="18A303"/>
       </a:accent1>
       <a:accent2>
-        <a:srgbClr val="0369a3"/>
+        <a:srgbClr val="0369A3"/>
       </a:accent2>
       <a:accent3>
-        <a:srgbClr val="a33e03"/>
+        <a:srgbClr val="A33E03"/>
       </a:accent3>
       <a:accent4>
-        <a:srgbClr val="8e03a3"/>
+        <a:srgbClr val="8E03A3"/>
       </a:accent4>
       <a:accent5>
-        <a:srgbClr val="c99c00"/>
+        <a:srgbClr val="C99C00"/>
       </a:accent5>
       <a:accent6>
-        <a:srgbClr val="c9211e"/>
+        <a:srgbClr val="C9211E"/>
       </a:accent6>
       <a:hlink>
-        <a:srgbClr val="0000ee"/>
+        <a:srgbClr val="0000EE"/>
       </a:hlink>
       <a:folHlink>
-        <a:srgbClr val="551a8b"/>
+        <a:srgbClr val="551A8B"/>
       </a:folHlink>
     </a:clrScheme>
     <a:fontScheme name="Office">
       <a:majorFont>
-        <a:latin typeface="Arial" pitchFamily="0" charset="1"/>
-        <a:ea typeface="DejaVu Sans" pitchFamily="0" charset="1"/>
-        <a:cs typeface="DejaVu Sans" pitchFamily="0" charset="1"/>
+        <a:latin typeface="Arial"/>
+        <a:ea typeface="DejaVu Sans"/>
+        <a:cs typeface="DejaVu Sans"/>
       </a:majorFont>
       <a:minorFont>
-        <a:latin typeface="Arial" pitchFamily="0" charset="1"/>
-        <a:ea typeface="DejaVu Sans" pitchFamily="0" charset="1"/>
-        <a:cs typeface="DejaVu Sans" pitchFamily="0" charset="1"/>
+        <a:latin typeface="Arial"/>
+        <a:ea typeface="DejaVu Sans"/>
+        <a:cs typeface="DejaVu Sans"/>
       </a:minorFont>
     </a:fontScheme>
     <a:fmtScheme>
@@ -6206,5 +5410,7 @@
       </a:bgFillStyleLst>
     </a:fmtScheme>
   </a:themeElements>
+  <a:objectDefaults/>
+  <a:extraClrSchemeLst/>
 </a:theme>
 </file>